--- a/Docs/Marginal Planet’s Mini World 游戏项目设计方案.docx
+++ b/Docs/Marginal Planet’s Mini World 游戏项目设计方案.docx
@@ -61,7 +61,15 @@
           <w:i/>
           <w:iCs/>
         </w:rPr>
-        <w:t>V0.1</w:t>
+        <w:t>V0.</w:t>
+      </w:r>
+      <w:r>
+        <w:rPr>
+          <w:rFonts w:hint="eastAsia"/>
+          <w:i/>
+          <w:iCs/>
+        </w:rPr>
+        <w:t>2</w:t>
       </w:r>
     </w:p>
     <w:p>
@@ -285,7 +293,16 @@
           <w:p>
             <w:pPr>
               <w:jc w:val="center"/>
+              <w:rPr>
+                <w:rFonts w:hint="eastAsia"/>
+              </w:rPr>
             </w:pPr>
+            <w:r>
+              <w:rPr>
+                <w:rFonts w:hint="eastAsia"/>
+              </w:rPr>
+              <w:t>0.2</w:t>
+            </w:r>
           </w:p>
         </w:tc>
         <w:tc>
@@ -296,6 +313,12 @@
             <w:pPr>
               <w:jc w:val="center"/>
             </w:pPr>
+            <w:r>
+              <w:rPr>
+                <w:rFonts w:hint="eastAsia"/>
+              </w:rPr>
+              <w:t>N</w:t>
+            </w:r>
           </w:p>
         </w:tc>
         <w:tc>
@@ -306,6 +329,12 @@
             <w:pPr>
               <w:jc w:val="center"/>
             </w:pPr>
+            <w:r>
+              <w:rPr>
+                <w:rFonts w:hint="eastAsia"/>
+              </w:rPr>
+              <w:t>正文</w:t>
+            </w:r>
           </w:p>
         </w:tc>
         <w:tc>
@@ -315,7 +344,16 @@
           <w:p>
             <w:pPr>
               <w:jc w:val="center"/>
+              <w:rPr>
+                <w:rFonts w:hint="eastAsia"/>
+              </w:rPr>
             </w:pPr>
+            <w:r>
+              <w:rPr>
+                <w:rFonts w:hint="eastAsia"/>
+              </w:rPr>
+              <w:t>2026.4.22</w:t>
+            </w:r>
           </w:p>
         </w:tc>
         <w:tc>
@@ -326,6 +364,12 @@
             <w:pPr>
               <w:jc w:val="center"/>
             </w:pPr>
+            <w:r>
+              <w:rPr>
+                <w:rFonts w:hint="eastAsia"/>
+              </w:rPr>
+              <w:t>马修远</w:t>
+            </w:r>
           </w:p>
         </w:tc>
       </w:tr>
@@ -604,74 +648,6 @@
     </w:p>
     <w:p>
       <w:pPr>
-        <w:ind w:leftChars="600" w:left="1320"/>
-        <w:rPr>
-          <w:sz w:val="28"/>
-          <w:szCs w:val="28"/>
-        </w:rPr>
-      </w:pPr>
-      <w:r>
-        <w:rPr>
-          <w:rFonts w:hint="eastAsia"/>
-          <w:sz w:val="28"/>
-          <w:szCs w:val="28"/>
-        </w:rPr>
-        <w:t>伤害地块</w:t>
-      </w:r>
-    </w:p>
-    <w:p>
-      <w:pPr>
-        <w:ind w:leftChars="600" w:left="1320"/>
-        <w:rPr>
-          <w:sz w:val="28"/>
-          <w:szCs w:val="28"/>
-        </w:rPr>
-      </w:pPr>
-      <w:r>
-        <w:rPr>
-          <w:rFonts w:hint="eastAsia"/>
-          <w:sz w:val="28"/>
-          <w:szCs w:val="28"/>
-        </w:rPr>
-        <w:t>隐藏地块</w:t>
-      </w:r>
-    </w:p>
-    <w:p>
-      <w:pPr>
-        <w:ind w:leftChars="600" w:left="1320"/>
-        <w:rPr>
-          <w:sz w:val="28"/>
-          <w:szCs w:val="28"/>
-        </w:rPr>
-      </w:pPr>
-      <w:r>
-        <w:rPr>
-          <w:rFonts w:hint="eastAsia"/>
-          <w:sz w:val="28"/>
-          <w:szCs w:val="28"/>
-        </w:rPr>
-        <w:t>特殊效果地块</w:t>
-      </w:r>
-    </w:p>
-    <w:p>
-      <w:pPr>
-        <w:ind w:leftChars="600" w:left="1320"/>
-        <w:rPr>
-          <w:sz w:val="36"/>
-          <w:szCs w:val="36"/>
-        </w:rPr>
-      </w:pPr>
-      <w:r>
-        <w:rPr>
-          <w:rFonts w:hint="eastAsia"/>
-          <w:sz w:val="28"/>
-          <w:szCs w:val="28"/>
-        </w:rPr>
-        <w:t>可破坏地形</w:t>
-      </w:r>
-    </w:p>
-    <w:p>
-      <w:pPr>
         <w:ind w:leftChars="187" w:left="411"/>
         <w:rPr>
           <w:sz w:val="44"/>
@@ -722,40 +698,6 @@
     </w:p>
     <w:p>
       <w:pPr>
-        <w:ind w:leftChars="780" w:left="1716"/>
-        <w:rPr>
-          <w:sz w:val="28"/>
-          <w:szCs w:val="28"/>
-        </w:rPr>
-      </w:pPr>
-      <w:r>
-        <w:rPr>
-          <w:rFonts w:hint="eastAsia"/>
-          <w:sz w:val="28"/>
-          <w:szCs w:val="28"/>
-        </w:rPr>
-        <w:t xml:space="preserve">三围 · 生命/法术/体力 </w:t>
-      </w:r>
-    </w:p>
-    <w:p>
-      <w:pPr>
-        <w:ind w:leftChars="780" w:left="1716"/>
-        <w:rPr>
-          <w:sz w:val="28"/>
-          <w:szCs w:val="28"/>
-        </w:rPr>
-      </w:pPr>
-      <w:r>
-        <w:rPr>
-          <w:rFonts w:hint="eastAsia"/>
-          <w:sz w:val="28"/>
-          <w:szCs w:val="28"/>
-        </w:rPr>
-        <w:t>五项基础数值 · 力/敏/体/智/信</w:t>
-      </w:r>
-    </w:p>
-    <w:p>
-      <w:pPr>
         <w:ind w:left="1276"/>
         <w:rPr>
           <w:sz w:val="36"/>
@@ -781,65 +723,6 @@
     </w:p>
     <w:p>
       <w:pPr>
-        <w:ind w:leftChars="780" w:left="1716"/>
-        <w:rPr>
-          <w:sz w:val="28"/>
-          <w:szCs w:val="28"/>
-        </w:rPr>
-      </w:pPr>
-      <w:r>
-        <w:rPr>
-          <w:rFonts w:hint="eastAsia"/>
-          <w:sz w:val="28"/>
-          <w:szCs w:val="28"/>
-        </w:rPr>
-        <w:t>装备适配性</w:t>
-      </w:r>
-    </w:p>
-    <w:p>
-      <w:pPr>
-        <w:ind w:leftChars="780" w:left="1716"/>
-        <w:rPr>
-          <w:sz w:val="28"/>
-          <w:szCs w:val="28"/>
-        </w:rPr>
-      </w:pPr>
-      <w:r>
-        <w:rPr>
-          <w:rFonts w:hint="eastAsia"/>
-          <w:sz w:val="28"/>
-          <w:szCs w:val="28"/>
-        </w:rPr>
-        <w:lastRenderedPageBreak/>
-        <w:t>骨架</w:t>
-      </w:r>
-    </w:p>
-    <w:p>
-      <w:pPr>
-        <w:ind w:leftChars="780" w:left="1716"/>
-        <w:rPr>
-          <w:sz w:val="28"/>
-          <w:szCs w:val="28"/>
-        </w:rPr>
-      </w:pPr>
-      <w:r>
-        <w:rPr>
-          <w:sz w:val="28"/>
-          <w:szCs w:val="28"/>
-        </w:rPr>
-        <w:t>H</w:t>
-      </w:r>
-      <w:r>
-        <w:rPr>
-          <w:rFonts w:hint="eastAsia"/>
-          <w:sz w:val="28"/>
-          <w:szCs w:val="28"/>
-        </w:rPr>
-        <w:t>itbox</w:t>
-      </w:r>
-    </w:p>
-    <w:p>
-      <w:pPr>
         <w:ind w:left="1276"/>
         <w:rPr>
           <w:sz w:val="36"/>
@@ -865,58 +748,141 @@
     </w:p>
     <w:p>
       <w:pPr>
-        <w:ind w:leftChars="780" w:left="1716"/>
-        <w:rPr>
-          <w:sz w:val="28"/>
-          <w:szCs w:val="28"/>
-        </w:rPr>
-      </w:pPr>
-      <w:r>
-        <w:rPr>
-          <w:rFonts w:hint="eastAsia"/>
-          <w:sz w:val="28"/>
-          <w:szCs w:val="28"/>
-        </w:rPr>
-        <w:t>装备适配性</w:t>
-      </w:r>
-    </w:p>
-    <w:p>
-      <w:pPr>
-        <w:ind w:leftChars="780" w:left="1716"/>
-        <w:rPr>
-          <w:sz w:val="28"/>
-          <w:szCs w:val="28"/>
-        </w:rPr>
-      </w:pPr>
-      <w:r>
-        <w:rPr>
-          <w:rFonts w:hint="eastAsia"/>
-          <w:sz w:val="28"/>
-          <w:szCs w:val="28"/>
-        </w:rPr>
-        <w:t>待机动画</w:t>
-      </w:r>
-    </w:p>
-    <w:p>
-      <w:pPr>
-        <w:ind w:leftChars="780" w:left="1716"/>
-        <w:rPr>
-          <w:sz w:val="28"/>
-          <w:szCs w:val="28"/>
-        </w:rPr>
-      </w:pPr>
-      <w:r>
-        <w:rPr>
-          <w:rFonts w:hint="eastAsia"/>
-          <w:sz w:val="28"/>
-          <w:szCs w:val="28"/>
-        </w:rPr>
-        <w:t>移动动画</w:t>
-      </w:r>
-    </w:p>
-    <w:p>
-      <w:pPr>
-        <w:ind w:leftChars="880" w:left="1936"/>
+        <w:ind w:leftChars="187" w:left="411"/>
+        <w:rPr>
+          <w:sz w:val="44"/>
+          <w:szCs w:val="44"/>
+        </w:rPr>
+      </w:pPr>
+      <w:r>
+        <w:rPr>
+          <w:rFonts w:hint="eastAsia"/>
+          <w:sz w:val="44"/>
+          <w:szCs w:val="44"/>
+        </w:rPr>
+        <w:t>1.3</w:t>
+      </w:r>
+      <w:r>
+        <w:rPr>
+          <w:rFonts w:hint="eastAsia"/>
+          <w:sz w:val="44"/>
+          <w:szCs w:val="44"/>
+        </w:rPr>
+        <w:t>装备</w:t>
+      </w:r>
+    </w:p>
+    <w:p>
+      <w:pPr>
+        <w:ind w:leftChars="587" w:left="1291"/>
+        <w:rPr>
+          <w:sz w:val="36"/>
+          <w:szCs w:val="36"/>
+        </w:rPr>
+      </w:pPr>
+      <w:r>
+        <w:rPr>
+          <w:rFonts w:hint="eastAsia"/>
+          <w:sz w:val="36"/>
+          <w:szCs w:val="36"/>
+        </w:rPr>
+        <w:t>1.3.1</w:t>
+      </w:r>
+      <w:r>
+        <w:rPr>
+          <w:rFonts w:hint="eastAsia"/>
+          <w:sz w:val="36"/>
+          <w:szCs w:val="36"/>
+        </w:rPr>
+        <w:t>稀有度</w:t>
+      </w:r>
+    </w:p>
+    <w:p>
+      <w:pPr>
+        <w:ind w:leftChars="587" w:left="1291"/>
+        <w:rPr>
+          <w:sz w:val="36"/>
+          <w:szCs w:val="36"/>
+        </w:rPr>
+      </w:pPr>
+      <w:r>
+        <w:rPr>
+          <w:rFonts w:hint="eastAsia"/>
+          <w:sz w:val="36"/>
+          <w:szCs w:val="36"/>
+        </w:rPr>
+        <w:t>1.3.2</w:t>
+      </w:r>
+      <w:r>
+        <w:rPr>
+          <w:rFonts w:hint="eastAsia"/>
+          <w:sz w:val="36"/>
+          <w:szCs w:val="36"/>
+        </w:rPr>
+        <w:t>护甲</w:t>
+      </w:r>
+    </w:p>
+    <w:p>
+      <w:pPr>
+        <w:ind w:leftChars="587" w:left="1291"/>
+        <w:rPr>
+          <w:sz w:val="36"/>
+          <w:szCs w:val="36"/>
+        </w:rPr>
+      </w:pPr>
+      <w:r>
+        <w:rPr>
+          <w:rFonts w:hint="eastAsia"/>
+          <w:sz w:val="36"/>
+          <w:szCs w:val="36"/>
+        </w:rPr>
+        <w:t>1.3.3</w:t>
+      </w:r>
+      <w:r>
+        <w:rPr>
+          <w:rFonts w:hint="eastAsia"/>
+          <w:sz w:val="36"/>
+          <w:szCs w:val="36"/>
+        </w:rPr>
+        <w:t>武器</w:t>
+      </w:r>
+    </w:p>
+    <w:p>
+      <w:pPr>
+        <w:ind w:leftChars="787" w:left="1731"/>
+        <w:rPr>
+          <w:sz w:val="28"/>
+          <w:szCs w:val="28"/>
+        </w:rPr>
+      </w:pPr>
+      <w:r>
+        <w:rPr>
+          <w:rFonts w:hint="eastAsia"/>
+          <w:sz w:val="28"/>
+          <w:szCs w:val="28"/>
+        </w:rPr>
+        <w:t>类型</w:t>
+      </w:r>
+    </w:p>
+    <w:p>
+      <w:pPr>
+        <w:ind w:leftChars="787" w:left="1731"/>
+        <w:rPr>
+          <w:sz w:val="28"/>
+          <w:szCs w:val="28"/>
+        </w:rPr>
+      </w:pPr>
+      <w:r>
+        <w:rPr>
+          <w:rFonts w:hint="eastAsia"/>
+          <w:sz w:val="28"/>
+          <w:szCs w:val="28"/>
+        </w:rPr>
+        <w:t>持有方式</w:t>
+      </w:r>
+    </w:p>
+    <w:p>
+      <w:pPr>
+        <w:ind w:leftChars="987" w:left="2171"/>
         <w:rPr>
           <w:sz w:val="20"/>
           <w:szCs w:val="20"/>
@@ -928,63 +894,135 @@
           <w:sz w:val="20"/>
           <w:szCs w:val="20"/>
         </w:rPr>
-        <w:t>走/跑/冲刺/跳跃/蹲</w:t>
-      </w:r>
-      <w:r>
-        <w:rPr>
-          <w:sz w:val="20"/>
-          <w:szCs w:val="20"/>
-        </w:rPr>
-        <w:t>(</w:t>
-      </w:r>
-      <w:r>
-        <w:rPr>
-          <w:rFonts w:hint="eastAsia"/>
-          <w:sz w:val="20"/>
-          <w:szCs w:val="20"/>
-        </w:rPr>
-        <w:t>潜行</w:t>
-      </w:r>
-      <w:r>
-        <w:rPr>
-          <w:sz w:val="20"/>
-          <w:szCs w:val="20"/>
-        </w:rPr>
-        <w:t>)</w:t>
-      </w:r>
-    </w:p>
-    <w:p>
-      <w:pPr>
-        <w:ind w:leftChars="780" w:left="1716"/>
-        <w:rPr>
-          <w:sz w:val="28"/>
-          <w:szCs w:val="28"/>
-        </w:rPr>
-      </w:pPr>
-      <w:r>
-        <w:rPr>
-          <w:rFonts w:hint="eastAsia"/>
-          <w:sz w:val="28"/>
-          <w:szCs w:val="28"/>
-        </w:rPr>
-        <w:t>战斗动画</w:t>
-      </w:r>
-    </w:p>
-    <w:p>
-      <w:pPr>
-        <w:ind w:leftChars="880" w:left="1936"/>
-        <w:rPr>
-          <w:sz w:val="20"/>
-          <w:szCs w:val="20"/>
-        </w:rPr>
-      </w:pPr>
-      <w:r>
-        <w:rPr>
-          <w:rFonts w:hint="eastAsia"/>
-          <w:sz w:val="20"/>
-          <w:szCs w:val="20"/>
-        </w:rPr>
-        <w:t>攻击/防御/受击/受控（多种）</w:t>
+        <w:lastRenderedPageBreak/>
+        <w:t>单手/双手/两用/双持/脱手</w:t>
+      </w:r>
+    </w:p>
+    <w:p>
+      <w:pPr>
+        <w:ind w:leftChars="787" w:left="1731"/>
+        <w:rPr>
+          <w:sz w:val="28"/>
+          <w:szCs w:val="28"/>
+        </w:rPr>
+      </w:pPr>
+      <w:r>
+        <w:rPr>
+          <w:rFonts w:hint="eastAsia"/>
+          <w:sz w:val="28"/>
+          <w:szCs w:val="28"/>
+        </w:rPr>
+        <w:t>战技</w:t>
+      </w:r>
+    </w:p>
+    <w:p>
+      <w:pPr>
+        <w:ind w:leftChars="787" w:left="1731"/>
+        <w:rPr>
+          <w:sz w:val="28"/>
+          <w:szCs w:val="28"/>
+        </w:rPr>
+      </w:pPr>
+      <w:r>
+        <w:rPr>
+          <w:rFonts w:hint="eastAsia"/>
+          <w:sz w:val="28"/>
+          <w:szCs w:val="28"/>
+        </w:rPr>
+        <w:t>动作模组</w:t>
+      </w:r>
+    </w:p>
+    <w:p>
+      <w:pPr>
+        <w:ind w:leftChars="587" w:left="1291"/>
+        <w:rPr>
+          <w:sz w:val="36"/>
+          <w:szCs w:val="36"/>
+        </w:rPr>
+      </w:pPr>
+      <w:r>
+        <w:rPr>
+          <w:rFonts w:hint="eastAsia"/>
+          <w:sz w:val="36"/>
+          <w:szCs w:val="36"/>
+        </w:rPr>
+        <w:t>1.3.4</w:t>
+      </w:r>
+      <w:r>
+        <w:rPr>
+          <w:rFonts w:hint="eastAsia"/>
+          <w:sz w:val="36"/>
+          <w:szCs w:val="36"/>
+        </w:rPr>
+        <w:t>道具</w:t>
+      </w:r>
+    </w:p>
+    <w:p>
+      <w:pPr>
+        <w:ind w:leftChars="787" w:left="1731"/>
+        <w:rPr>
+          <w:sz w:val="28"/>
+          <w:szCs w:val="28"/>
+        </w:rPr>
+      </w:pPr>
+      <w:r>
+        <w:rPr>
+          <w:rFonts w:hint="eastAsia"/>
+          <w:sz w:val="28"/>
+          <w:szCs w:val="28"/>
+        </w:rPr>
+        <w:t>背包</w:t>
+      </w:r>
+    </w:p>
+    <w:p>
+      <w:pPr>
+        <w:ind w:leftChars="787" w:left="1731"/>
+        <w:rPr>
+          <w:sz w:val="28"/>
+          <w:szCs w:val="28"/>
+        </w:rPr>
+      </w:pPr>
+      <w:r>
+        <w:rPr>
+          <w:rFonts w:hint="eastAsia"/>
+          <w:sz w:val="28"/>
+          <w:szCs w:val="28"/>
+        </w:rPr>
+        <w:t>药水</w:t>
+      </w:r>
+    </w:p>
+    <w:p>
+      <w:pPr>
+        <w:ind w:leftChars="787" w:left="1731"/>
+        <w:rPr>
+          <w:sz w:val="28"/>
+          <w:szCs w:val="28"/>
+        </w:rPr>
+      </w:pPr>
+      <w:r>
+        <w:rPr>
+          <w:rFonts w:hint="eastAsia"/>
+          <w:sz w:val="28"/>
+          <w:szCs w:val="28"/>
+        </w:rPr>
+        <w:t>投掷物</w:t>
+      </w:r>
+    </w:p>
+    <w:p>
+      <w:pPr>
+        <w:ind w:leftChars="787" w:left="1731"/>
+        <w:rPr>
+          <w:sz w:val="28"/>
+          <w:szCs w:val="28"/>
+        </w:rPr>
+      </w:pPr>
+      <w:r>
+        <w:rPr>
+          <w:rFonts w:hint="eastAsia"/>
+          <w:sz w:val="28"/>
+          <w:szCs w:val="28"/>
+        </w:rPr>
+        <w:t>重要物品</w:t>
       </w:r>
     </w:p>
     <w:p>
@@ -1001,7 +1039,7 @@
           <w:sz w:val="44"/>
           <w:szCs w:val="44"/>
         </w:rPr>
-        <w:t>1.3</w:t>
+        <w:t>1.4</w:t>
       </w:r>
       <w:r>
         <w:rPr>
@@ -1009,329 +1047,7 @@
           <w:sz w:val="44"/>
           <w:szCs w:val="44"/>
         </w:rPr>
-        <w:t>装备</w:t>
-      </w:r>
-    </w:p>
-    <w:p>
-      <w:pPr>
-        <w:ind w:leftChars="587" w:left="1291"/>
-        <w:rPr>
-          <w:sz w:val="36"/>
-          <w:szCs w:val="36"/>
-        </w:rPr>
-      </w:pPr>
-      <w:r>
-        <w:rPr>
-          <w:rFonts w:hint="eastAsia"/>
-          <w:sz w:val="36"/>
-          <w:szCs w:val="36"/>
-        </w:rPr>
-        <w:t>1.3.1</w:t>
-      </w:r>
-      <w:r>
-        <w:rPr>
-          <w:rFonts w:hint="eastAsia"/>
-          <w:sz w:val="36"/>
-          <w:szCs w:val="36"/>
-        </w:rPr>
-        <w:t>稀有度</w:t>
-      </w:r>
-    </w:p>
-    <w:p>
-      <w:pPr>
-        <w:ind w:leftChars="587" w:left="1291"/>
-        <w:rPr>
-          <w:sz w:val="36"/>
-          <w:szCs w:val="36"/>
-        </w:rPr>
-      </w:pPr>
-      <w:r>
-        <w:rPr>
-          <w:rFonts w:hint="eastAsia"/>
-          <w:sz w:val="36"/>
-          <w:szCs w:val="36"/>
-        </w:rPr>
-        <w:t>1.3.2</w:t>
-      </w:r>
-      <w:r>
-        <w:rPr>
-          <w:rFonts w:hint="eastAsia"/>
-          <w:sz w:val="36"/>
-          <w:szCs w:val="36"/>
-        </w:rPr>
-        <w:t>护甲</w:t>
-      </w:r>
-    </w:p>
-    <w:p>
-      <w:pPr>
-        <w:ind w:leftChars="787" w:left="1731"/>
-        <w:rPr>
-          <w:sz w:val="28"/>
-          <w:szCs w:val="28"/>
-        </w:rPr>
-      </w:pPr>
-      <w:r>
-        <w:rPr>
-          <w:rFonts w:hint="eastAsia"/>
-          <w:sz w:val="28"/>
-          <w:szCs w:val="28"/>
-        </w:rPr>
-        <w:t>类型</w:t>
-      </w:r>
-    </w:p>
-    <w:p>
-      <w:pPr>
-        <w:ind w:leftChars="787" w:left="1731"/>
-        <w:rPr>
-          <w:sz w:val="28"/>
-          <w:szCs w:val="28"/>
-        </w:rPr>
-      </w:pPr>
-      <w:r>
-        <w:rPr>
-          <w:rFonts w:hint="eastAsia"/>
-          <w:sz w:val="28"/>
-          <w:szCs w:val="28"/>
-        </w:rPr>
-        <w:t>插槽</w:t>
-      </w:r>
-    </w:p>
-    <w:p>
-      <w:pPr>
-        <w:ind w:leftChars="787" w:left="1731"/>
-        <w:rPr>
-          <w:sz w:val="28"/>
-          <w:szCs w:val="28"/>
-        </w:rPr>
-      </w:pPr>
-      <w:r>
-        <w:rPr>
-          <w:rFonts w:hint="eastAsia"/>
-          <w:sz w:val="28"/>
-          <w:szCs w:val="28"/>
-        </w:rPr>
-        <w:t>基础数值与补正方式</w:t>
-      </w:r>
-    </w:p>
-    <w:p>
-      <w:pPr>
-        <w:ind w:leftChars="787" w:left="1731"/>
-        <w:rPr>
-          <w:sz w:val="28"/>
-          <w:szCs w:val="28"/>
-        </w:rPr>
-      </w:pPr>
-      <w:r>
-        <w:rPr>
-          <w:rFonts w:hint="eastAsia"/>
-          <w:sz w:val="28"/>
-          <w:szCs w:val="28"/>
-        </w:rPr>
-        <w:t>套装效果</w:t>
-      </w:r>
-    </w:p>
-    <w:p>
-      <w:pPr>
-        <w:ind w:leftChars="587" w:left="1291"/>
-        <w:rPr>
-          <w:sz w:val="36"/>
-          <w:szCs w:val="36"/>
-        </w:rPr>
-      </w:pPr>
-      <w:r>
-        <w:rPr>
-          <w:rFonts w:hint="eastAsia"/>
-          <w:sz w:val="36"/>
-          <w:szCs w:val="36"/>
-        </w:rPr>
-        <w:t>1.3.3</w:t>
-      </w:r>
-      <w:r>
-        <w:rPr>
-          <w:rFonts w:hint="eastAsia"/>
-          <w:sz w:val="36"/>
-          <w:szCs w:val="36"/>
-        </w:rPr>
-        <w:t>武器</w:t>
-      </w:r>
-    </w:p>
-    <w:p>
-      <w:pPr>
-        <w:ind w:leftChars="787" w:left="1731"/>
-        <w:rPr>
-          <w:sz w:val="28"/>
-          <w:szCs w:val="28"/>
-        </w:rPr>
-      </w:pPr>
-      <w:r>
-        <w:rPr>
-          <w:rFonts w:hint="eastAsia"/>
-          <w:sz w:val="28"/>
-          <w:szCs w:val="28"/>
-        </w:rPr>
-        <w:t>类型</w:t>
-      </w:r>
-    </w:p>
-    <w:p>
-      <w:pPr>
-        <w:ind w:leftChars="787" w:left="1731"/>
-        <w:rPr>
-          <w:sz w:val="28"/>
-          <w:szCs w:val="28"/>
-        </w:rPr>
-      </w:pPr>
-      <w:r>
-        <w:rPr>
-          <w:rFonts w:hint="eastAsia"/>
-          <w:sz w:val="28"/>
-          <w:szCs w:val="28"/>
-        </w:rPr>
-        <w:lastRenderedPageBreak/>
-        <w:t>持有方式</w:t>
-      </w:r>
-    </w:p>
-    <w:p>
-      <w:pPr>
-        <w:ind w:leftChars="987" w:left="2171"/>
-        <w:rPr>
-          <w:sz w:val="20"/>
-          <w:szCs w:val="20"/>
-        </w:rPr>
-      </w:pPr>
-      <w:r>
-        <w:rPr>
-          <w:rFonts w:hint="eastAsia"/>
-          <w:sz w:val="20"/>
-          <w:szCs w:val="20"/>
-        </w:rPr>
-        <w:t>单手/双手/两用/双持/脱手</w:t>
-      </w:r>
-    </w:p>
-    <w:p>
-      <w:pPr>
-        <w:ind w:leftChars="787" w:left="1731"/>
-        <w:rPr>
-          <w:sz w:val="28"/>
-          <w:szCs w:val="28"/>
-        </w:rPr>
-      </w:pPr>
-      <w:r>
-        <w:rPr>
-          <w:rFonts w:hint="eastAsia"/>
-          <w:sz w:val="28"/>
-          <w:szCs w:val="28"/>
-        </w:rPr>
-        <w:t>战技</w:t>
-      </w:r>
-    </w:p>
-    <w:p>
-      <w:pPr>
-        <w:ind w:leftChars="787" w:left="1731"/>
-        <w:rPr>
-          <w:sz w:val="28"/>
-          <w:szCs w:val="28"/>
-        </w:rPr>
-      </w:pPr>
-      <w:r>
-        <w:rPr>
-          <w:rFonts w:hint="eastAsia"/>
-          <w:sz w:val="28"/>
-          <w:szCs w:val="28"/>
-        </w:rPr>
-        <w:t>动作模组</w:t>
-      </w:r>
-    </w:p>
-    <w:p>
-      <w:pPr>
-        <w:ind w:leftChars="587" w:left="1291"/>
-        <w:rPr>
-          <w:sz w:val="36"/>
-          <w:szCs w:val="36"/>
-        </w:rPr>
-      </w:pPr>
-      <w:r>
-        <w:rPr>
-          <w:rFonts w:hint="eastAsia"/>
-          <w:sz w:val="36"/>
-          <w:szCs w:val="36"/>
-        </w:rPr>
-        <w:t>1.3.4</w:t>
-      </w:r>
-      <w:r>
-        <w:rPr>
-          <w:rFonts w:hint="eastAsia"/>
-          <w:sz w:val="36"/>
-          <w:szCs w:val="36"/>
-        </w:rPr>
-        <w:t>道具</w:t>
-      </w:r>
-    </w:p>
-    <w:p>
-      <w:pPr>
-        <w:ind w:leftChars="787" w:left="1731"/>
-        <w:rPr>
-          <w:sz w:val="28"/>
-          <w:szCs w:val="28"/>
-        </w:rPr>
-      </w:pPr>
-      <w:r>
-        <w:rPr>
-          <w:rFonts w:hint="eastAsia"/>
-          <w:sz w:val="28"/>
-          <w:szCs w:val="28"/>
-        </w:rPr>
-        <w:t>背包</w:t>
-      </w:r>
-    </w:p>
-    <w:p>
-      <w:pPr>
-        <w:ind w:leftChars="787" w:left="1731"/>
-        <w:rPr>
-          <w:sz w:val="28"/>
-          <w:szCs w:val="28"/>
-        </w:rPr>
-      </w:pPr>
-      <w:r>
-        <w:rPr>
-          <w:rFonts w:hint="eastAsia"/>
-          <w:sz w:val="28"/>
-          <w:szCs w:val="28"/>
-        </w:rPr>
-        <w:t>药水</w:t>
-      </w:r>
-    </w:p>
-    <w:p>
-      <w:pPr>
-        <w:ind w:leftChars="787" w:left="1731"/>
-        <w:rPr>
-          <w:sz w:val="28"/>
-          <w:szCs w:val="28"/>
-        </w:rPr>
-      </w:pPr>
-      <w:r>
-        <w:rPr>
-          <w:rFonts w:hint="eastAsia"/>
-          <w:sz w:val="28"/>
-          <w:szCs w:val="28"/>
-        </w:rPr>
-        <w:t>投掷物</w:t>
-      </w:r>
-    </w:p>
-    <w:p>
-      <w:pPr>
-        <w:ind w:leftChars="787" w:left="1731"/>
-        <w:rPr>
-          <w:sz w:val="28"/>
-          <w:szCs w:val="28"/>
-        </w:rPr>
-      </w:pPr>
-      <w:r>
-        <w:rPr>
-          <w:rFonts w:hint="eastAsia"/>
-          <w:sz w:val="28"/>
-          <w:szCs w:val="28"/>
-        </w:rPr>
-        <w:t>重要物品</w:t>
+        <w:t>数值设计</w:t>
       </w:r>
     </w:p>
     <w:p>
@@ -1348,7 +1064,7 @@
           <w:sz w:val="44"/>
           <w:szCs w:val="44"/>
         </w:rPr>
-        <w:t>1.4</w:t>
+        <w:t>1.5</w:t>
       </w:r>
       <w:r>
         <w:rPr>
@@ -1356,7 +1072,7 @@
           <w:sz w:val="44"/>
           <w:szCs w:val="44"/>
         </w:rPr>
-        <w:t>数值设计</w:t>
+        <w:t>难度曲线</w:t>
       </w:r>
     </w:p>
     <w:p>
@@ -1373,7 +1089,7 @@
           <w:sz w:val="44"/>
           <w:szCs w:val="44"/>
         </w:rPr>
-        <w:t>1.5</w:t>
+        <w:t>1.6</w:t>
       </w:r>
       <w:r>
         <w:rPr>
@@ -1381,7 +1097,268 @@
           <w:sz w:val="44"/>
           <w:szCs w:val="44"/>
         </w:rPr>
-        <w:t>难度曲线</w:t>
+        <w:t>攻击</w:t>
+      </w:r>
+    </w:p>
+    <w:p>
+      <w:pPr>
+        <w:ind w:leftChars="587" w:left="1291"/>
+        <w:rPr>
+          <w:sz w:val="36"/>
+          <w:szCs w:val="36"/>
+        </w:rPr>
+      </w:pPr>
+      <w:r>
+        <w:rPr>
+          <w:rFonts w:hint="eastAsia"/>
+          <w:sz w:val="36"/>
+          <w:szCs w:val="36"/>
+        </w:rPr>
+        <w:t>1.6.1伤害数字计算优先级</w:t>
+      </w:r>
+    </w:p>
+    <w:p>
+      <w:pPr>
+        <w:ind w:leftChars="587" w:left="1291"/>
+        <w:rPr>
+          <w:sz w:val="36"/>
+          <w:szCs w:val="36"/>
+        </w:rPr>
+      </w:pPr>
+      <w:r>
+        <w:rPr>
+          <w:rFonts w:hint="eastAsia"/>
+          <w:sz w:val="36"/>
+          <w:szCs w:val="36"/>
+        </w:rPr>
+        <w:t>1.6.2</w:t>
+      </w:r>
+      <w:r>
+        <w:rPr>
+          <w:rFonts w:hint="eastAsia"/>
+          <w:sz w:val="36"/>
+          <w:szCs w:val="36"/>
+        </w:rPr>
+        <w:t>增伤</w:t>
+      </w:r>
+      <w:r>
+        <w:rPr>
+          <w:rFonts w:hint="eastAsia"/>
+          <w:sz w:val="36"/>
+          <w:szCs w:val="36"/>
+        </w:rPr>
+        <w:t>乘区</w:t>
+      </w:r>
+    </w:p>
+    <w:p>
+      <w:pPr>
+        <w:ind w:leftChars="587" w:left="1291"/>
+        <w:rPr>
+          <w:sz w:val="36"/>
+          <w:szCs w:val="36"/>
+        </w:rPr>
+      </w:pPr>
+      <w:r>
+        <w:rPr>
+          <w:rFonts w:hint="eastAsia"/>
+          <w:sz w:val="36"/>
+          <w:szCs w:val="36"/>
+        </w:rPr>
+        <w:t>1.6.</w:t>
+      </w:r>
+      <w:r>
+        <w:rPr>
+          <w:rFonts w:hint="eastAsia"/>
+          <w:sz w:val="36"/>
+          <w:szCs w:val="36"/>
+        </w:rPr>
+        <w:t>3</w:t>
+      </w:r>
+      <w:r>
+        <w:rPr>
+          <w:rFonts w:hint="eastAsia"/>
+          <w:sz w:val="36"/>
+          <w:szCs w:val="36"/>
+        </w:rPr>
+        <w:t>物理与法术攻击</w:t>
+      </w:r>
+    </w:p>
+    <w:p>
+      <w:pPr>
+        <w:ind w:leftChars="787" w:left="1731"/>
+        <w:rPr>
+          <w:sz w:val="28"/>
+          <w:szCs w:val="28"/>
+        </w:rPr>
+      </w:pPr>
+      <w:r>
+        <w:rPr>
+          <w:rFonts w:hint="eastAsia"/>
+          <w:sz w:val="28"/>
+          <w:szCs w:val="28"/>
+        </w:rPr>
+        <w:t>物理攻击的穿深和伤害</w:t>
+      </w:r>
+    </w:p>
+    <w:p>
+      <w:pPr>
+        <w:ind w:leftChars="787" w:left="1731"/>
+        <w:rPr>
+          <w:sz w:val="28"/>
+          <w:szCs w:val="28"/>
+        </w:rPr>
+      </w:pPr>
+      <w:r>
+        <w:rPr>
+          <w:rFonts w:hint="eastAsia"/>
+          <w:sz w:val="28"/>
+          <w:szCs w:val="28"/>
+        </w:rPr>
+        <w:t>破甲线</w:t>
+      </w:r>
+    </w:p>
+    <w:p>
+      <w:pPr>
+        <w:ind w:leftChars="587" w:left="1291"/>
+        <w:rPr>
+          <w:sz w:val="36"/>
+          <w:szCs w:val="36"/>
+        </w:rPr>
+      </w:pPr>
+      <w:r>
+        <w:rPr>
+          <w:rFonts w:hint="eastAsia"/>
+          <w:sz w:val="36"/>
+          <w:szCs w:val="36"/>
+        </w:rPr>
+        <w:t>1.6.</w:t>
+      </w:r>
+      <w:r>
+        <w:rPr>
+          <w:rFonts w:hint="eastAsia"/>
+          <w:sz w:val="36"/>
+          <w:szCs w:val="36"/>
+        </w:rPr>
+        <w:t>4</w:t>
+      </w:r>
+      <w:r>
+        <w:rPr>
+          <w:rFonts w:hint="eastAsia"/>
+          <w:sz w:val="36"/>
+          <w:szCs w:val="36"/>
+        </w:rPr>
+        <w:t>元素与特殊攻击</w:t>
+      </w:r>
+    </w:p>
+    <w:p>
+      <w:pPr>
+        <w:ind w:leftChars="787" w:left="1731"/>
+        <w:rPr>
+          <w:sz w:val="28"/>
+          <w:szCs w:val="28"/>
+        </w:rPr>
+      </w:pPr>
+      <w:r>
+        <w:rPr>
+          <w:rFonts w:hint="eastAsia"/>
+          <w:sz w:val="28"/>
+          <w:szCs w:val="28"/>
+        </w:rPr>
+        <w:t>元素攻击种类</w:t>
+      </w:r>
+    </w:p>
+    <w:p>
+      <w:pPr>
+        <w:ind w:leftChars="787" w:left="1731"/>
+        <w:rPr>
+          <w:sz w:val="28"/>
+          <w:szCs w:val="28"/>
+        </w:rPr>
+      </w:pPr>
+      <w:r>
+        <w:rPr>
+          <w:rFonts w:hint="eastAsia"/>
+          <w:sz w:val="28"/>
+          <w:szCs w:val="28"/>
+        </w:rPr>
+        <w:lastRenderedPageBreak/>
+        <w:t>元素效果累加效果</w:t>
+      </w:r>
+    </w:p>
+    <w:p>
+      <w:pPr>
+        <w:ind w:leftChars="787" w:left="1731"/>
+        <w:rPr>
+          <w:sz w:val="28"/>
+          <w:szCs w:val="28"/>
+        </w:rPr>
+      </w:pPr>
+      <w:r>
+        <w:rPr>
+          <w:rFonts w:hint="eastAsia"/>
+          <w:sz w:val="28"/>
+          <w:szCs w:val="28"/>
+        </w:rPr>
+        <w:t>特殊攻击种类</w:t>
+      </w:r>
+    </w:p>
+    <w:p>
+      <w:pPr>
+        <w:ind w:leftChars="787" w:left="1731"/>
+        <w:rPr>
+          <w:sz w:val="28"/>
+          <w:szCs w:val="28"/>
+        </w:rPr>
+      </w:pPr>
+      <w:r>
+        <w:rPr>
+          <w:rFonts w:hint="eastAsia"/>
+          <w:sz w:val="28"/>
+          <w:szCs w:val="28"/>
+        </w:rPr>
+        <w:t>特殊攻击累加效果</w:t>
+      </w:r>
+    </w:p>
+    <w:p>
+      <w:pPr>
+        <w:ind w:leftChars="787" w:left="1731"/>
+        <w:rPr>
+          <w:sz w:val="28"/>
+          <w:szCs w:val="28"/>
+        </w:rPr>
+      </w:pPr>
+      <w:r>
+        <w:rPr>
+          <w:rFonts w:hint="eastAsia"/>
+          <w:sz w:val="28"/>
+          <w:szCs w:val="28"/>
+        </w:rPr>
+        <w:t>元素反应</w:t>
+      </w:r>
+    </w:p>
+    <w:p>
+      <w:pPr>
+        <w:ind w:leftChars="587" w:left="1291"/>
+        <w:rPr>
+          <w:sz w:val="36"/>
+          <w:szCs w:val="36"/>
+        </w:rPr>
+      </w:pPr>
+      <w:r>
+        <w:rPr>
+          <w:rFonts w:hint="eastAsia"/>
+          <w:sz w:val="36"/>
+          <w:szCs w:val="36"/>
+        </w:rPr>
+        <w:t>1.6.5</w:t>
+      </w:r>
+      <w:r>
+        <w:rPr>
+          <w:rFonts w:hint="eastAsia"/>
+          <w:sz w:val="36"/>
+          <w:szCs w:val="36"/>
+        </w:rPr>
+        <w:t>伤害判定（Hitbox）</w:t>
       </w:r>
     </w:p>
     <w:p>
@@ -1398,7 +1375,7 @@
           <w:sz w:val="44"/>
           <w:szCs w:val="44"/>
         </w:rPr>
-        <w:t>1.6</w:t>
+        <w:t>1.7</w:t>
       </w:r>
       <w:r>
         <w:rPr>
@@ -1406,7 +1383,7 @@
           <w:sz w:val="44"/>
           <w:szCs w:val="44"/>
         </w:rPr>
-        <w:t>攻击</w:t>
+        <w:t>防守</w:t>
       </w:r>
     </w:p>
     <w:p>
@@ -1423,7 +1400,41 @@
           <w:sz w:val="36"/>
           <w:szCs w:val="36"/>
         </w:rPr>
-        <w:t>1.6.1伤害数字计算优先级</w:t>
+        <w:t>1.7.1护甲等级与减伤机制</w:t>
+      </w:r>
+    </w:p>
+    <w:p>
+      <w:pPr>
+        <w:ind w:leftChars="787" w:left="1731"/>
+        <w:rPr>
+          <w:sz w:val="28"/>
+          <w:szCs w:val="28"/>
+        </w:rPr>
+      </w:pPr>
+      <w:r>
+        <w:rPr>
+          <w:rFonts w:hint="eastAsia"/>
+          <w:sz w:val="28"/>
+          <w:szCs w:val="28"/>
+        </w:rPr>
+        <w:t>护甲等级与完全防御</w:t>
+      </w:r>
+    </w:p>
+    <w:p>
+      <w:pPr>
+        <w:ind w:leftChars="787" w:left="1731"/>
+        <w:rPr>
+          <w:sz w:val="28"/>
+          <w:szCs w:val="28"/>
+        </w:rPr>
+      </w:pPr>
+      <w:r>
+        <w:rPr>
+          <w:rFonts w:hint="eastAsia"/>
+          <w:sz w:val="28"/>
+          <w:szCs w:val="28"/>
+        </w:rPr>
+        <w:t>物理护甲减伤结算方式</w:t>
       </w:r>
     </w:p>
     <w:p>
@@ -1440,23 +1451,66 @@
           <w:sz w:val="36"/>
           <w:szCs w:val="36"/>
         </w:rPr>
-        <w:t>1.6.2</w:t>
-      </w:r>
-      <w:r>
-        <w:rPr>
-          <w:rFonts w:hint="eastAsia"/>
-          <w:sz w:val="36"/>
-          <w:szCs w:val="36"/>
-        </w:rPr>
-        <w:t>增伤</w:t>
-      </w:r>
-      <w:r>
-        <w:rPr>
-          <w:rFonts w:hint="eastAsia"/>
-          <w:sz w:val="36"/>
-          <w:szCs w:val="36"/>
-        </w:rPr>
-        <w:t>乘区</w:t>
+        <w:t>1.7.2法术防御</w:t>
+      </w:r>
+    </w:p>
+    <w:p>
+      <w:pPr>
+        <w:ind w:leftChars="787" w:left="1731"/>
+        <w:rPr>
+          <w:sz w:val="28"/>
+          <w:szCs w:val="28"/>
+        </w:rPr>
+      </w:pPr>
+      <w:r>
+        <w:rPr>
+          <w:rFonts w:hint="eastAsia"/>
+          <w:sz w:val="28"/>
+          <w:szCs w:val="28"/>
+        </w:rPr>
+        <w:t>法术抗性减伤</w:t>
+      </w:r>
+      <w:r>
+        <w:rPr>
+          <w:rFonts w:hint="eastAsia"/>
+          <w:sz w:val="28"/>
+          <w:szCs w:val="28"/>
+        </w:rPr>
+        <w:t>计算方式</w:t>
+      </w:r>
+    </w:p>
+    <w:p>
+      <w:pPr>
+        <w:ind w:leftChars="787" w:left="1731"/>
+        <w:rPr>
+          <w:sz w:val="28"/>
+          <w:szCs w:val="28"/>
+        </w:rPr>
+      </w:pPr>
+      <w:r>
+        <w:rPr>
+          <w:rFonts w:hint="eastAsia"/>
+          <w:sz w:val="28"/>
+          <w:szCs w:val="28"/>
+        </w:rPr>
+        <w:t>法术抗性的其他来源</w:t>
+      </w:r>
+    </w:p>
+    <w:p>
+      <w:pPr>
+        <w:ind w:leftChars="787" w:left="1731"/>
+        <w:rPr>
+          <w:sz w:val="28"/>
+          <w:szCs w:val="28"/>
+        </w:rPr>
+      </w:pPr>
+      <w:r>
+        <w:rPr>
+          <w:rFonts w:hint="eastAsia"/>
+          <w:sz w:val="28"/>
+          <w:szCs w:val="28"/>
+        </w:rPr>
+        <w:t>法抗护甲的法术伤害吸收转化机制</w:t>
       </w:r>
     </w:p>
     <w:p>
@@ -1473,23 +1527,41 @@
           <w:sz w:val="36"/>
           <w:szCs w:val="36"/>
         </w:rPr>
-        <w:t>1.6.</w:t>
-      </w:r>
-      <w:r>
-        <w:rPr>
-          <w:rFonts w:hint="eastAsia"/>
-          <w:sz w:val="36"/>
-          <w:szCs w:val="36"/>
-        </w:rPr>
-        <w:t>3</w:t>
-      </w:r>
-      <w:r>
-        <w:rPr>
-          <w:rFonts w:hint="eastAsia"/>
-          <w:sz w:val="36"/>
-          <w:szCs w:val="36"/>
-        </w:rPr>
-        <w:t>物理与法术攻击</w:t>
+        <w:t>1.7.3元素抗性</w:t>
+      </w:r>
+    </w:p>
+    <w:p>
+      <w:pPr>
+        <w:ind w:leftChars="587" w:left="1291"/>
+        <w:rPr>
+          <w:sz w:val="36"/>
+          <w:szCs w:val="36"/>
+        </w:rPr>
+      </w:pPr>
+      <w:r>
+        <w:rPr>
+          <w:rFonts w:hint="eastAsia"/>
+          <w:sz w:val="36"/>
+          <w:szCs w:val="36"/>
+        </w:rPr>
+        <w:t>1.7.4效果抗性</w:t>
+      </w:r>
+    </w:p>
+    <w:p>
+      <w:pPr>
+        <w:ind w:leftChars="587" w:left="1291"/>
+        <w:rPr>
+          <w:sz w:val="36"/>
+          <w:szCs w:val="36"/>
+        </w:rPr>
+      </w:pPr>
+      <w:r>
+        <w:rPr>
+          <w:rFonts w:hint="eastAsia"/>
+          <w:sz w:val="36"/>
+          <w:szCs w:val="36"/>
+        </w:rPr>
+        <w:t>1.7.5格挡</w:t>
       </w:r>
     </w:p>
     <w:p>
@@ -1506,7 +1578,7 @@
           <w:sz w:val="28"/>
           <w:szCs w:val="28"/>
         </w:rPr>
-        <w:t>物理攻击的穿深和伤害</w:t>
+        <w:t>持续格挡</w:t>
       </w:r>
     </w:p>
     <w:p>
@@ -1523,40 +1595,7 @@
           <w:sz w:val="28"/>
           <w:szCs w:val="28"/>
         </w:rPr>
-        <w:t>破甲线</w:t>
-      </w:r>
-    </w:p>
-    <w:p>
-      <w:pPr>
-        <w:ind w:leftChars="587" w:left="1291"/>
-        <w:rPr>
-          <w:sz w:val="36"/>
-          <w:szCs w:val="36"/>
-        </w:rPr>
-      </w:pPr>
-      <w:r>
-        <w:rPr>
-          <w:rFonts w:hint="eastAsia"/>
-          <w:sz w:val="36"/>
-          <w:szCs w:val="36"/>
-        </w:rPr>
-        <w:t>1.6.</w:t>
-      </w:r>
-      <w:r>
-        <w:rPr>
-          <w:rFonts w:hint="eastAsia"/>
-          <w:sz w:val="36"/>
-          <w:szCs w:val="36"/>
-        </w:rPr>
-        <w:t>4</w:t>
-      </w:r>
-      <w:r>
-        <w:rPr>
-          <w:rFonts w:hint="eastAsia"/>
-          <w:sz w:val="36"/>
-          <w:szCs w:val="36"/>
-        </w:rPr>
-        <w:t>元素与特殊攻击</w:t>
+        <w:t>精准格挡</w:t>
       </w:r>
     </w:p>
     <w:p>
@@ -1567,6 +1606,7 @@
           <w:szCs w:val="28"/>
         </w:rPr>
       </w:pPr>
+      <w:proofErr w:type="spellStart"/>
       <w:r>
         <w:rPr>
           <w:rFonts w:hint="eastAsia"/>
@@ -1574,355 +1614,6 @@
           <w:szCs w:val="28"/>
         </w:rPr>
         <w:lastRenderedPageBreak/>
-        <w:t>元素攻击种类</w:t>
-      </w:r>
-    </w:p>
-    <w:p>
-      <w:pPr>
-        <w:ind w:leftChars="787" w:left="1731"/>
-        <w:rPr>
-          <w:sz w:val="28"/>
-          <w:szCs w:val="28"/>
-        </w:rPr>
-      </w:pPr>
-      <w:r>
-        <w:rPr>
-          <w:rFonts w:hint="eastAsia"/>
-          <w:sz w:val="28"/>
-          <w:szCs w:val="28"/>
-        </w:rPr>
-        <w:t>元素效果累加效果</w:t>
-      </w:r>
-    </w:p>
-    <w:p>
-      <w:pPr>
-        <w:ind w:leftChars="787" w:left="1731"/>
-        <w:rPr>
-          <w:sz w:val="28"/>
-          <w:szCs w:val="28"/>
-        </w:rPr>
-      </w:pPr>
-      <w:r>
-        <w:rPr>
-          <w:rFonts w:hint="eastAsia"/>
-          <w:sz w:val="28"/>
-          <w:szCs w:val="28"/>
-        </w:rPr>
-        <w:t>特殊攻击种类</w:t>
-      </w:r>
-    </w:p>
-    <w:p>
-      <w:pPr>
-        <w:ind w:leftChars="787" w:left="1731"/>
-        <w:rPr>
-          <w:sz w:val="28"/>
-          <w:szCs w:val="28"/>
-        </w:rPr>
-      </w:pPr>
-      <w:r>
-        <w:rPr>
-          <w:rFonts w:hint="eastAsia"/>
-          <w:sz w:val="28"/>
-          <w:szCs w:val="28"/>
-        </w:rPr>
-        <w:t>特殊攻击累加效果</w:t>
-      </w:r>
-    </w:p>
-    <w:p>
-      <w:pPr>
-        <w:ind w:leftChars="787" w:left="1731"/>
-        <w:rPr>
-          <w:sz w:val="28"/>
-          <w:szCs w:val="28"/>
-        </w:rPr>
-      </w:pPr>
-      <w:r>
-        <w:rPr>
-          <w:rFonts w:hint="eastAsia"/>
-          <w:sz w:val="28"/>
-          <w:szCs w:val="28"/>
-        </w:rPr>
-        <w:t>元素反应</w:t>
-      </w:r>
-    </w:p>
-    <w:p>
-      <w:pPr>
-        <w:ind w:leftChars="587" w:left="1291"/>
-        <w:rPr>
-          <w:sz w:val="36"/>
-          <w:szCs w:val="36"/>
-        </w:rPr>
-      </w:pPr>
-      <w:r>
-        <w:rPr>
-          <w:rFonts w:hint="eastAsia"/>
-          <w:sz w:val="36"/>
-          <w:szCs w:val="36"/>
-        </w:rPr>
-        <w:t>1.6.5</w:t>
-      </w:r>
-      <w:r>
-        <w:rPr>
-          <w:rFonts w:hint="eastAsia"/>
-          <w:sz w:val="36"/>
-          <w:szCs w:val="36"/>
-        </w:rPr>
-        <w:t>伤害判定（Hitbox）</w:t>
-      </w:r>
-    </w:p>
-    <w:p>
-      <w:pPr>
-        <w:ind w:leftChars="187" w:left="411"/>
-        <w:rPr>
-          <w:sz w:val="44"/>
-          <w:szCs w:val="44"/>
-        </w:rPr>
-      </w:pPr>
-      <w:r>
-        <w:rPr>
-          <w:rFonts w:hint="eastAsia"/>
-          <w:sz w:val="44"/>
-          <w:szCs w:val="44"/>
-        </w:rPr>
-        <w:t>1.7</w:t>
-      </w:r>
-      <w:r>
-        <w:rPr>
-          <w:rFonts w:hint="eastAsia"/>
-          <w:sz w:val="44"/>
-          <w:szCs w:val="44"/>
-        </w:rPr>
-        <w:t>防守</w:t>
-      </w:r>
-    </w:p>
-    <w:p>
-      <w:pPr>
-        <w:ind w:leftChars="587" w:left="1291"/>
-        <w:rPr>
-          <w:sz w:val="36"/>
-          <w:szCs w:val="36"/>
-        </w:rPr>
-      </w:pPr>
-      <w:r>
-        <w:rPr>
-          <w:rFonts w:hint="eastAsia"/>
-          <w:sz w:val="36"/>
-          <w:szCs w:val="36"/>
-        </w:rPr>
-        <w:t>1.7.1护甲等级与减伤机制</w:t>
-      </w:r>
-    </w:p>
-    <w:p>
-      <w:pPr>
-        <w:ind w:leftChars="787" w:left="1731"/>
-        <w:rPr>
-          <w:sz w:val="28"/>
-          <w:szCs w:val="28"/>
-        </w:rPr>
-      </w:pPr>
-      <w:r>
-        <w:rPr>
-          <w:rFonts w:hint="eastAsia"/>
-          <w:sz w:val="28"/>
-          <w:szCs w:val="28"/>
-        </w:rPr>
-        <w:t>护甲等级与完全防御</w:t>
-      </w:r>
-    </w:p>
-    <w:p>
-      <w:pPr>
-        <w:ind w:leftChars="787" w:left="1731"/>
-        <w:rPr>
-          <w:sz w:val="28"/>
-          <w:szCs w:val="28"/>
-        </w:rPr>
-      </w:pPr>
-      <w:r>
-        <w:rPr>
-          <w:rFonts w:hint="eastAsia"/>
-          <w:sz w:val="28"/>
-          <w:szCs w:val="28"/>
-        </w:rPr>
-        <w:t>物理护甲减伤结算方式</w:t>
-      </w:r>
-    </w:p>
-    <w:p>
-      <w:pPr>
-        <w:ind w:leftChars="587" w:left="1291"/>
-        <w:rPr>
-          <w:sz w:val="36"/>
-          <w:szCs w:val="36"/>
-        </w:rPr>
-      </w:pPr>
-      <w:r>
-        <w:rPr>
-          <w:rFonts w:hint="eastAsia"/>
-          <w:sz w:val="36"/>
-          <w:szCs w:val="36"/>
-        </w:rPr>
-        <w:t>1.7.2法术防御</w:t>
-      </w:r>
-    </w:p>
-    <w:p>
-      <w:pPr>
-        <w:ind w:leftChars="787" w:left="1731"/>
-        <w:rPr>
-          <w:sz w:val="28"/>
-          <w:szCs w:val="28"/>
-        </w:rPr>
-      </w:pPr>
-      <w:r>
-        <w:rPr>
-          <w:rFonts w:hint="eastAsia"/>
-          <w:sz w:val="28"/>
-          <w:szCs w:val="28"/>
-        </w:rPr>
-        <w:t>法术抗性减伤</w:t>
-      </w:r>
-      <w:r>
-        <w:rPr>
-          <w:rFonts w:hint="eastAsia"/>
-          <w:sz w:val="28"/>
-          <w:szCs w:val="28"/>
-        </w:rPr>
-        <w:t>计算方式</w:t>
-      </w:r>
-    </w:p>
-    <w:p>
-      <w:pPr>
-        <w:ind w:leftChars="787" w:left="1731"/>
-        <w:rPr>
-          <w:sz w:val="28"/>
-          <w:szCs w:val="28"/>
-        </w:rPr>
-      </w:pPr>
-      <w:r>
-        <w:rPr>
-          <w:rFonts w:hint="eastAsia"/>
-          <w:sz w:val="28"/>
-          <w:szCs w:val="28"/>
-        </w:rPr>
-        <w:t>法术抗性的其他来源</w:t>
-      </w:r>
-    </w:p>
-    <w:p>
-      <w:pPr>
-        <w:ind w:leftChars="787" w:left="1731"/>
-        <w:rPr>
-          <w:sz w:val="28"/>
-          <w:szCs w:val="28"/>
-        </w:rPr>
-      </w:pPr>
-      <w:r>
-        <w:rPr>
-          <w:rFonts w:hint="eastAsia"/>
-          <w:sz w:val="28"/>
-          <w:szCs w:val="28"/>
-        </w:rPr>
-        <w:t>法抗护甲的法术伤害吸收转化机制</w:t>
-      </w:r>
-    </w:p>
-    <w:p>
-      <w:pPr>
-        <w:ind w:leftChars="587" w:left="1291"/>
-        <w:rPr>
-          <w:sz w:val="36"/>
-          <w:szCs w:val="36"/>
-        </w:rPr>
-      </w:pPr>
-      <w:r>
-        <w:rPr>
-          <w:rFonts w:hint="eastAsia"/>
-          <w:sz w:val="36"/>
-          <w:szCs w:val="36"/>
-        </w:rPr>
-        <w:t>1.7.3元素抗性</w:t>
-      </w:r>
-    </w:p>
-    <w:p>
-      <w:pPr>
-        <w:ind w:leftChars="587" w:left="1291"/>
-        <w:rPr>
-          <w:sz w:val="36"/>
-          <w:szCs w:val="36"/>
-        </w:rPr>
-      </w:pPr>
-      <w:r>
-        <w:rPr>
-          <w:rFonts w:hint="eastAsia"/>
-          <w:sz w:val="36"/>
-          <w:szCs w:val="36"/>
-        </w:rPr>
-        <w:t>1.7.4效果抗性</w:t>
-      </w:r>
-    </w:p>
-    <w:p>
-      <w:pPr>
-        <w:ind w:leftChars="587" w:left="1291"/>
-        <w:rPr>
-          <w:sz w:val="36"/>
-          <w:szCs w:val="36"/>
-        </w:rPr>
-      </w:pPr>
-      <w:r>
-        <w:rPr>
-          <w:rFonts w:hint="eastAsia"/>
-          <w:sz w:val="36"/>
-          <w:szCs w:val="36"/>
-        </w:rPr>
-        <w:t>1.7.5格挡</w:t>
-      </w:r>
-    </w:p>
-    <w:p>
-      <w:pPr>
-        <w:ind w:leftChars="787" w:left="1731"/>
-        <w:rPr>
-          <w:sz w:val="28"/>
-          <w:szCs w:val="28"/>
-        </w:rPr>
-      </w:pPr>
-      <w:r>
-        <w:rPr>
-          <w:rFonts w:hint="eastAsia"/>
-          <w:sz w:val="28"/>
-          <w:szCs w:val="28"/>
-        </w:rPr>
-        <w:t>持续格挡</w:t>
-      </w:r>
-    </w:p>
-    <w:p>
-      <w:pPr>
-        <w:ind w:leftChars="787" w:left="1731"/>
-        <w:rPr>
-          <w:sz w:val="28"/>
-          <w:szCs w:val="28"/>
-        </w:rPr>
-      </w:pPr>
-      <w:r>
-        <w:rPr>
-          <w:rFonts w:hint="eastAsia"/>
-          <w:sz w:val="28"/>
-          <w:szCs w:val="28"/>
-        </w:rPr>
-        <w:lastRenderedPageBreak/>
-        <w:t>精准格挡</w:t>
-      </w:r>
-    </w:p>
-    <w:p>
-      <w:pPr>
-        <w:ind w:leftChars="787" w:left="1731"/>
-        <w:rPr>
-          <w:sz w:val="28"/>
-          <w:szCs w:val="28"/>
-        </w:rPr>
-      </w:pPr>
-      <w:proofErr w:type="spellStart"/>
-      <w:r>
-        <w:rPr>
-          <w:rFonts w:hint="eastAsia"/>
-          <w:sz w:val="28"/>
-          <w:szCs w:val="28"/>
-        </w:rPr>
         <w:t>GuardPoint</w:t>
       </w:r>
       <w:proofErr w:type="spellEnd"/>
@@ -2499,6 +2190,7 @@
       <w:pPr>
         <w:ind w:leftChars="200" w:left="440"/>
         <w:rPr>
+          <w:rFonts w:hint="eastAsia"/>
           <w:sz w:val="28"/>
           <w:szCs w:val="28"/>
         </w:rPr>
@@ -2591,7 +2283,8 @@
       <w:pPr>
         <w:ind w:leftChars="200" w:left="440"/>
         <w:rPr>
-          <w:rFonts w:hint="eastAsia"/>
+          <w:b/>
+          <w:bCs/>
           <w:sz w:val="32"/>
           <w:szCs w:val="32"/>
         </w:rPr>
@@ -2599,11 +2292,672 @@
       <w:r>
         <w:rPr>
           <w:rFonts w:hint="eastAsia"/>
+          <w:b/>
+          <w:bCs/>
           <w:sz w:val="32"/>
           <w:szCs w:val="32"/>
         </w:rPr>
         <w:t>1.2.1人物基础数值</w:t>
       </w:r>
+    </w:p>
+    <w:p>
+      <w:pPr>
+        <w:ind w:leftChars="200" w:left="440"/>
+        <w:rPr>
+          <w:szCs w:val="22"/>
+        </w:rPr>
+      </w:pPr>
+      <w:r>
+        <w:rPr>
+          <w:rFonts w:hint="eastAsia"/>
+          <w:szCs w:val="22"/>
+        </w:rPr>
+        <w:t>三维·生命/法术/体力</w:t>
+      </w:r>
+    </w:p>
+    <w:p>
+      <w:pPr>
+        <w:ind w:leftChars="200" w:left="440"/>
+        <w:rPr>
+          <w:rFonts w:hint="eastAsia"/>
+          <w:szCs w:val="22"/>
+        </w:rPr>
+      </w:pPr>
+      <w:r>
+        <w:rPr>
+          <w:rFonts w:hint="eastAsia"/>
+          <w:szCs w:val="22"/>
+        </w:rPr>
+        <w:t>生命：在战局内受到伤害时减少，归零时死亡游戏结束。战局外不会减少。</w:t>
+      </w:r>
+    </w:p>
+    <w:p>
+      <w:pPr>
+        <w:ind w:leftChars="200" w:left="440"/>
+        <w:rPr>
+          <w:szCs w:val="22"/>
+        </w:rPr>
+      </w:pPr>
+      <w:r>
+        <w:rPr>
+          <w:rFonts w:hint="eastAsia"/>
+          <w:szCs w:val="22"/>
+        </w:rPr>
+        <w:t>法术：用于释放法术、技能或某些武器的战技的资源。</w:t>
+      </w:r>
+    </w:p>
+    <w:p>
+      <w:pPr>
+        <w:ind w:leftChars="200" w:left="440"/>
+        <w:rPr>
+          <w:szCs w:val="22"/>
+        </w:rPr>
+      </w:pPr>
+      <w:r>
+        <w:rPr>
+          <w:rFonts w:hint="eastAsia"/>
+          <w:szCs w:val="22"/>
+        </w:rPr>
+        <w:t>体力：某些招式攻击、抵挡攻击、闪避等动作会用到的资源。耗尽后仍可移动，但无法攻击/格挡/闪避。会随时间自动回复。</w:t>
+      </w:r>
+    </w:p>
+    <w:p>
+      <w:pPr>
+        <w:ind w:leftChars="200" w:left="440"/>
+        <w:rPr>
+          <w:rFonts w:hint="eastAsia"/>
+          <w:szCs w:val="22"/>
+        </w:rPr>
+      </w:pPr>
+    </w:p>
+    <w:p>
+      <w:pPr>
+        <w:ind w:leftChars="200" w:left="440"/>
+        <w:rPr>
+          <w:szCs w:val="22"/>
+        </w:rPr>
+      </w:pPr>
+      <w:r>
+        <w:rPr>
+          <w:rFonts w:hint="eastAsia"/>
+          <w:szCs w:val="22"/>
+        </w:rPr>
+        <w:t>五项基础属性·力量/敏捷/体质/智力/信仰（魅力）</w:t>
+      </w:r>
+    </w:p>
+    <w:p>
+      <w:pPr>
+        <w:ind w:leftChars="200" w:left="440"/>
+        <w:rPr>
+          <w:szCs w:val="22"/>
+        </w:rPr>
+      </w:pPr>
+      <w:r>
+        <w:rPr>
+          <w:rFonts w:hint="eastAsia"/>
+          <w:szCs w:val="22"/>
+        </w:rPr>
+        <w:t>不同的武器攻击力会在面板基础上加上相应属性的补正倍率×玩家基础属性</w:t>
+      </w:r>
+    </w:p>
+    <w:p>
+      <w:pPr>
+        <w:ind w:leftChars="200" w:left="440"/>
+        <w:rPr>
+          <w:szCs w:val="22"/>
+        </w:rPr>
+      </w:pPr>
+      <w:r>
+        <w:rPr>
+          <w:rFonts w:hint="eastAsia"/>
+          <w:szCs w:val="22"/>
+        </w:rPr>
+        <w:t>例如一把大剑有45面板攻击，力量补正40%，敏捷补正10%。玩家力量10敏捷10</w:t>
+      </w:r>
+    </w:p>
+    <w:p>
+      <w:pPr>
+        <w:ind w:leftChars="200" w:left="440"/>
+        <w:rPr>
+          <w:szCs w:val="22"/>
+        </w:rPr>
+      </w:pPr>
+      <w:r>
+        <w:rPr>
+          <w:rFonts w:hint="eastAsia"/>
+          <w:szCs w:val="22"/>
+        </w:rPr>
+        <w:t>最终面板45</w:t>
+      </w:r>
+      <w:r>
+        <w:rPr>
+          <w:rFonts w:hint="eastAsia"/>
+          <w:szCs w:val="22"/>
+        </w:rPr>
+        <w:t>+</w:t>
+      </w:r>
+      <w:r>
+        <w:rPr>
+          <w:szCs w:val="22"/>
+        </w:rPr>
+        <w:t>10</w:t>
+      </w:r>
+      <w:r>
+        <w:rPr>
+          <w:rFonts w:hint="eastAsia"/>
+          <w:szCs w:val="22"/>
+        </w:rPr>
+        <w:t>×</w:t>
+      </w:r>
+      <w:r>
+        <w:rPr>
+          <w:szCs w:val="22"/>
+        </w:rPr>
+        <w:t>0.4+</w:t>
+      </w:r>
+      <w:r>
+        <w:rPr>
+          <w:rFonts w:hint="eastAsia"/>
+          <w:szCs w:val="22"/>
+        </w:rPr>
+        <w:t>10×0.1=50</w:t>
+      </w:r>
+    </w:p>
+    <w:p>
+      <w:pPr>
+        <w:ind w:leftChars="200" w:left="440"/>
+        <w:rPr>
+          <w:rFonts w:hint="eastAsia"/>
+          <w:szCs w:val="22"/>
+        </w:rPr>
+      </w:pPr>
+      <w:r>
+        <w:rPr>
+          <w:rFonts w:hint="eastAsia"/>
+          <w:szCs w:val="22"/>
+        </w:rPr>
+        <w:t>多数武器存在一个可以可以使用此武器最小能力限制，例如一把大剑的最小能力限制是10力10敏。若玩家任意一个属性小于这个值使用此武器，则武器性能会大减</w:t>
+      </w:r>
+      <w:r>
+        <w:rPr>
+          <w:rFonts w:hint="eastAsia"/>
+          <w:szCs w:val="22"/>
+        </w:rPr>
+        <w:t>，同时出现挥不动剑的动画。</w:t>
+      </w:r>
+    </w:p>
+    <w:p>
+      <w:pPr>
+        <w:ind w:leftChars="200" w:left="440"/>
+        <w:rPr>
+          <w:b/>
+          <w:bCs/>
+          <w:sz w:val="32"/>
+          <w:szCs w:val="32"/>
+        </w:rPr>
+      </w:pPr>
+      <w:r>
+        <w:rPr>
+          <w:rFonts w:hint="eastAsia"/>
+          <w:b/>
+          <w:bCs/>
+          <w:sz w:val="32"/>
+          <w:szCs w:val="32"/>
+        </w:rPr>
+        <w:t>1.2.2人物外观</w:t>
+      </w:r>
+    </w:p>
+    <w:p>
+      <w:pPr>
+        <w:ind w:leftChars="200" w:left="440"/>
+        <w:rPr>
+          <w:szCs w:val="22"/>
+        </w:rPr>
+      </w:pPr>
+      <w:r>
+        <w:rPr>
+          <w:rFonts w:hint="eastAsia"/>
+          <w:szCs w:val="22"/>
+        </w:rPr>
+        <w:t>人物外观统一为像素画风格，使用</w:t>
+      </w:r>
+      <w:proofErr w:type="spellStart"/>
+      <w:r>
+        <w:rPr>
+          <w:rFonts w:hint="eastAsia"/>
+          <w:szCs w:val="22"/>
+        </w:rPr>
+        <w:t>Resprite</w:t>
+      </w:r>
+      <w:proofErr w:type="spellEnd"/>
+      <w:r>
+        <w:rPr>
+          <w:rFonts w:hint="eastAsia"/>
+          <w:szCs w:val="22"/>
+        </w:rPr>
+        <w:t>绘制或者开源资产。</w:t>
+      </w:r>
+    </w:p>
+    <w:p>
+      <w:pPr>
+        <w:ind w:leftChars="200" w:left="440"/>
+        <w:rPr>
+          <w:sz w:val="28"/>
+          <w:szCs w:val="28"/>
+        </w:rPr>
+      </w:pPr>
+      <w:r>
+        <w:rPr>
+          <w:rFonts w:hint="eastAsia"/>
+          <w:sz w:val="28"/>
+          <w:szCs w:val="28"/>
+        </w:rPr>
+        <w:t>装备适配性</w:t>
+      </w:r>
+    </w:p>
+    <w:p>
+      <w:pPr>
+        <w:ind w:leftChars="200" w:left="440"/>
+        <w:rPr>
+          <w:szCs w:val="22"/>
+        </w:rPr>
+      </w:pPr>
+      <w:r>
+        <w:rPr>
+          <w:rFonts w:hint="eastAsia"/>
+          <w:szCs w:val="22"/>
+        </w:rPr>
+        <w:t>每款装备都会设计两种风格以适配男性体型角色和女性体型角色。统一装备穿在不同体型角色身上可呈现不同外观。</w:t>
+      </w:r>
+    </w:p>
+    <w:p>
+      <w:pPr>
+        <w:ind w:leftChars="200" w:left="440"/>
+        <w:rPr>
+          <w:sz w:val="28"/>
+          <w:szCs w:val="28"/>
+        </w:rPr>
+      </w:pPr>
+      <w:r>
+        <w:rPr>
+          <w:rFonts w:hint="eastAsia"/>
+          <w:sz w:val="28"/>
+          <w:szCs w:val="28"/>
+        </w:rPr>
+        <w:lastRenderedPageBreak/>
+        <w:t>Hitbox</w:t>
+      </w:r>
+    </w:p>
+    <w:p>
+      <w:pPr>
+        <w:ind w:leftChars="200" w:left="440"/>
+        <w:rPr>
+          <w:szCs w:val="22"/>
+        </w:rPr>
+      </w:pPr>
+      <w:r>
+        <w:rPr>
+          <w:rFonts w:hint="eastAsia"/>
+          <w:szCs w:val="22"/>
+        </w:rPr>
+        <w:t>在最初版游戏中所有类人形态单位为单一球体Hitbox，不分部位。后续可能会更新不同部位效果。</w:t>
+      </w:r>
+    </w:p>
+    <w:p>
+      <w:pPr>
+        <w:ind w:leftChars="200" w:left="440"/>
+        <w:rPr>
+          <w:b/>
+          <w:bCs/>
+          <w:sz w:val="32"/>
+          <w:szCs w:val="32"/>
+        </w:rPr>
+      </w:pPr>
+      <w:r>
+        <w:rPr>
+          <w:rFonts w:hint="eastAsia"/>
+          <w:b/>
+          <w:bCs/>
+          <w:sz w:val="32"/>
+          <w:szCs w:val="32"/>
+        </w:rPr>
+        <w:t>1.2.3人物动画</w:t>
+      </w:r>
+    </w:p>
+    <w:p>
+      <w:pPr>
+        <w:widowControl/>
+        <w:rPr>
+          <w:rFonts w:hint="eastAsia"/>
+          <w:b/>
+          <w:bCs/>
+          <w:sz w:val="32"/>
+          <w:szCs w:val="32"/>
+        </w:rPr>
+      </w:pPr>
+      <w:r>
+        <w:rPr>
+          <w:b/>
+          <w:bCs/>
+          <w:sz w:val="32"/>
+          <w:szCs w:val="32"/>
+        </w:rPr>
+        <w:br w:type="page"/>
+      </w:r>
+    </w:p>
+    <w:p>
+      <w:pPr>
+        <w:rPr>
+          <w:sz w:val="40"/>
+          <w:szCs w:val="40"/>
+        </w:rPr>
+      </w:pPr>
+      <w:r>
+        <w:rPr>
+          <w:rFonts w:hint="eastAsia"/>
+          <w:sz w:val="40"/>
+          <w:szCs w:val="40"/>
+        </w:rPr>
+        <w:lastRenderedPageBreak/>
+        <w:t>1.3装备</w:t>
+      </w:r>
+    </w:p>
+    <w:p>
+      <w:pPr>
+        <w:ind w:leftChars="200" w:left="440"/>
+        <w:rPr>
+          <w:b/>
+          <w:bCs/>
+          <w:sz w:val="32"/>
+          <w:szCs w:val="32"/>
+        </w:rPr>
+      </w:pPr>
+      <w:r>
+        <w:rPr>
+          <w:rFonts w:hint="eastAsia"/>
+          <w:b/>
+          <w:bCs/>
+          <w:sz w:val="32"/>
+          <w:szCs w:val="32"/>
+        </w:rPr>
+        <w:t>1.3.1稀有度</w:t>
+      </w:r>
+    </w:p>
+    <w:p>
+      <w:pPr>
+        <w:ind w:leftChars="200" w:left="440"/>
+        <w:rPr>
+          <w:rFonts w:hint="eastAsia"/>
+          <w:color w:val="000000" w:themeColor="text1"/>
+          <w:szCs w:val="22"/>
+        </w:rPr>
+      </w:pPr>
+      <w:r>
+        <w:rPr>
+          <w:rFonts w:hint="eastAsia"/>
+          <w:szCs w:val="22"/>
+        </w:rPr>
+        <w:t xml:space="preserve">所有装备分 </w:t>
+      </w:r>
+      <w:r>
+        <w:rPr>
+          <w:rFonts w:hint="eastAsia"/>
+          <w:color w:val="747474" w:themeColor="background2" w:themeShade="80"/>
+          <w:szCs w:val="22"/>
+        </w:rPr>
+        <w:t>白</w:t>
+      </w:r>
+      <w:r>
+        <w:rPr>
+          <w:rFonts w:hint="eastAsia"/>
+          <w:szCs w:val="22"/>
+        </w:rPr>
+        <w:t>/</w:t>
+      </w:r>
+      <w:r>
+        <w:rPr>
+          <w:rFonts w:hint="eastAsia"/>
+          <w:color w:val="00B050"/>
+          <w:szCs w:val="22"/>
+        </w:rPr>
+        <w:t>绿</w:t>
+      </w:r>
+      <w:r>
+        <w:rPr>
+          <w:rFonts w:hint="eastAsia"/>
+          <w:szCs w:val="22"/>
+        </w:rPr>
+        <w:t>/</w:t>
+      </w:r>
+      <w:r>
+        <w:rPr>
+          <w:rFonts w:hint="eastAsia"/>
+          <w:color w:val="00B0F0"/>
+          <w:szCs w:val="22"/>
+        </w:rPr>
+        <w:t>蓝</w:t>
+      </w:r>
+      <w:r>
+        <w:rPr>
+          <w:rFonts w:hint="eastAsia"/>
+          <w:szCs w:val="22"/>
+        </w:rPr>
+        <w:t>/</w:t>
+      </w:r>
+      <w:r>
+        <w:rPr>
+          <w:rFonts w:hint="eastAsia"/>
+          <w:color w:val="7030A0"/>
+          <w:szCs w:val="22"/>
+        </w:rPr>
+        <w:t>紫</w:t>
+      </w:r>
+      <w:r>
+        <w:rPr>
+          <w:rFonts w:hint="eastAsia"/>
+          <w:szCs w:val="22"/>
+        </w:rPr>
+        <w:t>/</w:t>
+      </w:r>
+      <w:r>
+        <w:rPr>
+          <w:rFonts w:hint="eastAsia"/>
+          <w:color w:val="FFC000"/>
+          <w:szCs w:val="22"/>
+        </w:rPr>
+        <w:t>黄</w:t>
+      </w:r>
+      <w:r>
+        <w:rPr>
+          <w:rFonts w:hint="eastAsia"/>
+          <w:szCs w:val="22"/>
+        </w:rPr>
+        <w:t>/</w:t>
+      </w:r>
+      <w:r>
+        <w:rPr>
+          <w:rFonts w:hint="eastAsia"/>
+          <w:color w:val="EE0000"/>
+          <w:szCs w:val="22"/>
+        </w:rPr>
+        <w:t>红</w:t>
+      </w:r>
+      <w:r>
+        <w:rPr>
+          <w:rFonts w:hint="eastAsia"/>
+          <w:color w:val="EE0000"/>
+          <w:szCs w:val="22"/>
+        </w:rPr>
+        <w:t xml:space="preserve"> </w:t>
+      </w:r>
+      <w:r>
+        <w:rPr>
+          <w:rFonts w:hint="eastAsia"/>
+          <w:color w:val="000000" w:themeColor="text1"/>
+          <w:szCs w:val="22"/>
+        </w:rPr>
+        <w:t>稀有度从低到高。</w:t>
+      </w:r>
+    </w:p>
+    <w:p>
+      <w:pPr>
+        <w:ind w:leftChars="200" w:left="440"/>
+        <w:rPr>
+          <w:color w:val="000000" w:themeColor="text1"/>
+          <w:szCs w:val="22"/>
+        </w:rPr>
+      </w:pPr>
+      <w:r>
+        <w:rPr>
+          <w:rFonts w:hint="eastAsia"/>
+          <w:color w:val="000000" w:themeColor="text1"/>
+          <w:szCs w:val="22"/>
+        </w:rPr>
+        <w:t>稀有度和获取难度强相关，和强度有关但关系不大。</w:t>
+      </w:r>
+    </w:p>
+    <w:p>
+      <w:pPr>
+        <w:ind w:leftChars="200" w:left="440"/>
+        <w:rPr>
+          <w:b/>
+          <w:bCs/>
+          <w:sz w:val="32"/>
+          <w:szCs w:val="32"/>
+        </w:rPr>
+      </w:pPr>
+      <w:r>
+        <w:rPr>
+          <w:rFonts w:hint="eastAsia"/>
+          <w:b/>
+          <w:bCs/>
+          <w:sz w:val="32"/>
+          <w:szCs w:val="32"/>
+        </w:rPr>
+        <w:t>1.3.2护甲</w:t>
+      </w:r>
+    </w:p>
+    <w:p>
+      <w:pPr>
+        <w:ind w:leftChars="200" w:left="440"/>
+        <w:rPr>
+          <w:sz w:val="28"/>
+          <w:szCs w:val="28"/>
+        </w:rPr>
+      </w:pPr>
+      <w:r>
+        <w:rPr>
+          <w:rFonts w:hint="eastAsia"/>
+          <w:sz w:val="28"/>
+          <w:szCs w:val="28"/>
+        </w:rPr>
+        <w:t>类型</w:t>
+      </w:r>
+    </w:p>
+    <w:p>
+      <w:pPr>
+        <w:ind w:leftChars="200" w:left="440"/>
+        <w:rPr>
+          <w:szCs w:val="22"/>
+        </w:rPr>
+      </w:pPr>
+      <w:r>
+        <w:rPr>
+          <w:rFonts w:hint="eastAsia"/>
+          <w:szCs w:val="22"/>
+        </w:rPr>
+        <w:t>护甲</w:t>
+      </w:r>
+      <w:r>
+        <w:rPr>
+          <w:rFonts w:hint="eastAsia"/>
+          <w:szCs w:val="22"/>
+        </w:rPr>
+        <w:t>按重量</w:t>
+      </w:r>
+      <w:r>
+        <w:rPr>
+          <w:rFonts w:hint="eastAsia"/>
+          <w:szCs w:val="22"/>
+        </w:rPr>
+        <w:t>分</w:t>
+      </w:r>
+      <w:r>
+        <w:rPr>
+          <w:rFonts w:hint="eastAsia"/>
+          <w:szCs w:val="22"/>
+        </w:rPr>
+        <w:t>服装/轻甲/中甲/重甲</w:t>
+      </w:r>
+    </w:p>
+    <w:p>
+      <w:pPr>
+        <w:ind w:leftChars="200" w:left="440"/>
+        <w:rPr>
+          <w:rFonts w:hint="eastAsia"/>
+          <w:szCs w:val="22"/>
+        </w:rPr>
+      </w:pPr>
+    </w:p>
+    <w:p>
+      <w:pPr>
+        <w:ind w:leftChars="200" w:left="440"/>
+        <w:rPr>
+          <w:sz w:val="28"/>
+          <w:szCs w:val="28"/>
+        </w:rPr>
+      </w:pPr>
+      <w:r>
+        <w:rPr>
+          <w:rFonts w:hint="eastAsia"/>
+          <w:sz w:val="28"/>
+          <w:szCs w:val="28"/>
+        </w:rPr>
+        <w:t>插槽</w:t>
+      </w:r>
+    </w:p>
+    <w:p>
+      <w:pPr>
+        <w:ind w:leftChars="200" w:left="440"/>
+        <w:rPr>
+          <w:sz w:val="28"/>
+          <w:szCs w:val="28"/>
+        </w:rPr>
+      </w:pPr>
+      <w:r>
+        <w:rPr>
+          <w:rFonts w:hint="eastAsia"/>
+          <w:sz w:val="28"/>
+          <w:szCs w:val="28"/>
+        </w:rPr>
+        <w:t>基础数值与补正方式</w:t>
+      </w:r>
+    </w:p>
+    <w:p>
+      <w:pPr>
+        <w:ind w:leftChars="200" w:left="440"/>
+        <w:rPr>
+          <w:sz w:val="28"/>
+          <w:szCs w:val="28"/>
+        </w:rPr>
+      </w:pPr>
+      <w:r>
+        <w:rPr>
+          <w:rFonts w:hint="eastAsia"/>
+          <w:sz w:val="28"/>
+          <w:szCs w:val="28"/>
+        </w:rPr>
+        <w:t>套装效果</w:t>
+      </w:r>
+    </w:p>
+    <w:p>
+      <w:pPr>
+        <w:ind w:leftChars="200" w:left="440"/>
+        <w:rPr>
+          <w:rFonts w:hint="eastAsia"/>
+          <w:szCs w:val="22"/>
+        </w:rPr>
+      </w:pPr>
     </w:p>
     <w:sectPr>
       <w:pgSz w:w="11906" w:h="16838"/>

--- a/Docs/Marginal Planet’s Mini World 游戏项目设计方案.docx
+++ b/Docs/Marginal Planet’s Mini World 游戏项目设计方案.docx
@@ -6,35 +6,35 @@
       <w:pPr>
         <w:pStyle w:val="a3"/>
         <w:rPr>
+          <w:rFonts w:asciiTheme="majorEastAsia" w:hAnsiTheme="majorEastAsia" w:hint="eastAsia"/>
+          <w:b/>
+          <w:bCs/>
+        </w:rPr>
+      </w:pPr>
+      <w:r>
+        <w:rPr>
           <w:rFonts w:asciiTheme="majorEastAsia" w:hAnsiTheme="majorEastAsia"/>
           <w:b/>
           <w:bCs/>
         </w:rPr>
-      </w:pPr>
-      <w:r>
-        <w:rPr>
-          <w:rFonts w:asciiTheme="majorEastAsia" w:hAnsiTheme="majorEastAsia"/>
-          <w:b/>
-          <w:bCs/>
-        </w:rPr>
         <w:t>Marginal Planet’s Mini World</w:t>
       </w:r>
     </w:p>
     <w:p>
       <w:pPr>
         <w:pStyle w:val="a3"/>
-        <w:rPr>
-          <w:rFonts w:asciiTheme="majorEastAsia" w:hAnsiTheme="majorEastAsia"/>
-          <w:b/>
-          <w:bCs/>
-        </w:rPr>
-      </w:pPr>
-      <w:r>
         <w:rPr>
           <w:rFonts w:asciiTheme="majorEastAsia" w:hAnsiTheme="majorEastAsia" w:hint="eastAsia"/>
           <w:b/>
           <w:bCs/>
         </w:rPr>
+      </w:pPr>
+      <w:r>
+        <w:rPr>
+          <w:rFonts w:asciiTheme="majorEastAsia" w:hAnsiTheme="majorEastAsia" w:hint="eastAsia"/>
+          <w:b/>
+          <w:bCs/>
+        </w:rPr>
         <w:t>游戏项目设计方案</w:t>
       </w:r>
     </w:p>
@@ -42,6 +42,7 @@
       <w:pPr>
         <w:jc w:val="center"/>
         <w:rPr>
+          <w:rFonts w:hint="eastAsia"/>
           <w:i/>
           <w:iCs/>
         </w:rPr>
@@ -51,6 +52,7 @@
       <w:pPr>
         <w:jc w:val="center"/>
         <w:rPr>
+          <w:rFonts w:hint="eastAsia"/>
           <w:i/>
           <w:iCs/>
         </w:rPr>
@@ -75,12 +77,20 @@
     <w:p>
       <w:pPr>
         <w:widowControl/>
+        <w:rPr>
+          <w:rFonts w:hint="eastAsia"/>
+        </w:rPr>
       </w:pPr>
       <w:r>
         <w:br w:type="page"/>
       </w:r>
     </w:p>
     <w:p>
+      <w:pPr>
+        <w:rPr>
+          <w:rFonts w:hint="eastAsia"/>
+        </w:rPr>
+      </w:pPr>
       <w:r>
         <w:rPr>
           <w:rFonts w:hint="eastAsia"/>
@@ -116,6 +126,7 @@
             <w:pPr>
               <w:jc w:val="center"/>
               <w:rPr>
+                <w:rFonts w:hint="eastAsia"/>
                 <w:b/>
                 <w:bCs/>
               </w:rPr>
@@ -139,6 +150,9 @@
           <w:p>
             <w:pPr>
               <w:jc w:val="center"/>
+              <w:rPr>
+                <w:rFonts w:hint="eastAsia"/>
+              </w:rPr>
             </w:pPr>
             <w:r>
               <w:rPr>
@@ -157,6 +171,9 @@
           <w:p>
             <w:pPr>
               <w:jc w:val="center"/>
+              <w:rPr>
+                <w:rFonts w:hint="eastAsia"/>
+              </w:rPr>
             </w:pPr>
             <w:r>
               <w:rPr>
@@ -175,6 +192,9 @@
           <w:p>
             <w:pPr>
               <w:jc w:val="center"/>
+              <w:rPr>
+                <w:rFonts w:hint="eastAsia"/>
+              </w:rPr>
             </w:pPr>
             <w:r>
               <w:rPr>
@@ -193,6 +213,9 @@
           <w:p>
             <w:pPr>
               <w:jc w:val="center"/>
+              <w:rPr>
+                <w:rFonts w:hint="eastAsia"/>
+              </w:rPr>
             </w:pPr>
             <w:r>
               <w:rPr>
@@ -211,6 +234,9 @@
           <w:p>
             <w:pPr>
               <w:jc w:val="center"/>
+              <w:rPr>
+                <w:rFonts w:hint="eastAsia"/>
+              </w:rPr>
             </w:pPr>
             <w:r>
               <w:rPr>
@@ -227,6 +253,9 @@
           <w:p>
             <w:pPr>
               <w:jc w:val="center"/>
+              <w:rPr>
+                <w:rFonts w:hint="eastAsia"/>
+              </w:rPr>
             </w:pPr>
             <w:r>
               <w:rPr>
@@ -243,6 +272,9 @@
           <w:p>
             <w:pPr>
               <w:jc w:val="center"/>
+              <w:rPr>
+                <w:rFonts w:hint="eastAsia"/>
+              </w:rPr>
             </w:pPr>
             <w:r>
               <w:rPr>
@@ -259,6 +291,9 @@
           <w:p>
             <w:pPr>
               <w:jc w:val="center"/>
+              <w:rPr>
+                <w:rFonts w:hint="eastAsia"/>
+              </w:rPr>
             </w:pPr>
             <w:r>
               <w:rPr>
@@ -275,6 +310,9 @@
           <w:p>
             <w:pPr>
               <w:jc w:val="center"/>
+              <w:rPr>
+                <w:rFonts w:hint="eastAsia"/>
+              </w:rPr>
             </w:pPr>
             <w:r>
               <w:rPr>
@@ -312,6 +350,9 @@
           <w:p>
             <w:pPr>
               <w:jc w:val="center"/>
+              <w:rPr>
+                <w:rFonts w:hint="eastAsia"/>
+              </w:rPr>
             </w:pPr>
             <w:r>
               <w:rPr>
@@ -328,6 +369,9 @@
           <w:p>
             <w:pPr>
               <w:jc w:val="center"/>
+              <w:rPr>
+                <w:rFonts w:hint="eastAsia"/>
+              </w:rPr>
             </w:pPr>
             <w:r>
               <w:rPr>
@@ -363,6 +407,9 @@
           <w:p>
             <w:pPr>
               <w:jc w:val="center"/>
+              <w:rPr>
+                <w:rFonts w:hint="eastAsia"/>
+              </w:rPr>
             </w:pPr>
             <w:r>
               <w:rPr>
@@ -373,11 +420,243 @@
           </w:p>
         </w:tc>
       </w:tr>
+      <w:tr>
+        <w:tc>
+          <w:tcPr>
+            <w:tcW w:w="988" w:type="dxa"/>
+          </w:tcPr>
+          <w:p>
+            <w:pPr>
+              <w:jc w:val="center"/>
+              <w:rPr>
+                <w:rFonts w:hint="eastAsia"/>
+              </w:rPr>
+            </w:pPr>
+            <w:r>
+              <w:rPr>
+                <w:rFonts w:hint="eastAsia"/>
+              </w:rPr>
+              <w:t>0.3</w:t>
+            </w:r>
+          </w:p>
+        </w:tc>
+        <w:tc>
+          <w:tcPr>
+            <w:tcW w:w="708" w:type="dxa"/>
+          </w:tcPr>
+          <w:p>
+            <w:pPr>
+              <w:jc w:val="center"/>
+              <w:rPr>
+                <w:rFonts w:hint="eastAsia"/>
+              </w:rPr>
+            </w:pPr>
+            <w:r>
+              <w:rPr>
+                <w:rFonts w:hint="eastAsia"/>
+              </w:rPr>
+              <w:t>N</w:t>
+            </w:r>
+          </w:p>
+        </w:tc>
+        <w:tc>
+          <w:tcPr>
+            <w:tcW w:w="4536" w:type="dxa"/>
+          </w:tcPr>
+          <w:p>
+            <w:pPr>
+              <w:jc w:val="center"/>
+              <w:rPr>
+                <w:rFonts w:hint="eastAsia"/>
+              </w:rPr>
+            </w:pPr>
+            <w:r>
+              <w:rPr>
+                <w:rFonts w:hint="eastAsia"/>
+              </w:rPr>
+              <w:t>添加了正文内容、技术实现，并添加了图片</w:t>
+            </w:r>
+          </w:p>
+        </w:tc>
+        <w:tc>
+          <w:tcPr>
+            <w:tcW w:w="1134" w:type="dxa"/>
+          </w:tcPr>
+          <w:p>
+            <w:pPr>
+              <w:jc w:val="center"/>
+              <w:rPr>
+                <w:rFonts w:hint="eastAsia"/>
+              </w:rPr>
+            </w:pPr>
+            <w:r>
+              <w:rPr>
+                <w:rFonts w:hint="eastAsia"/>
+              </w:rPr>
+              <w:t>2026.4.24</w:t>
+            </w:r>
+          </w:p>
+        </w:tc>
+        <w:tc>
+          <w:tcPr>
+            <w:tcW w:w="930" w:type="dxa"/>
+          </w:tcPr>
+          <w:p>
+            <w:pPr>
+              <w:jc w:val="center"/>
+              <w:rPr>
+                <w:rFonts w:hint="eastAsia"/>
+              </w:rPr>
+            </w:pPr>
+            <w:r>
+              <w:rPr>
+                <w:rFonts w:hint="eastAsia"/>
+              </w:rPr>
+              <w:t>马修远</w:t>
+            </w:r>
+          </w:p>
+        </w:tc>
+      </w:tr>
+      <w:tr>
+        <w:tc>
+          <w:tcPr>
+            <w:tcW w:w="988" w:type="dxa"/>
+          </w:tcPr>
+          <w:p>
+            <w:pPr>
+              <w:jc w:val="center"/>
+              <w:rPr>
+                <w:rFonts w:hint="eastAsia"/>
+              </w:rPr>
+            </w:pPr>
+          </w:p>
+        </w:tc>
+        <w:tc>
+          <w:tcPr>
+            <w:tcW w:w="708" w:type="dxa"/>
+          </w:tcPr>
+          <w:p>
+            <w:pPr>
+              <w:jc w:val="center"/>
+              <w:rPr>
+                <w:rFonts w:hint="eastAsia"/>
+              </w:rPr>
+            </w:pPr>
+          </w:p>
+        </w:tc>
+        <w:tc>
+          <w:tcPr>
+            <w:tcW w:w="4536" w:type="dxa"/>
+          </w:tcPr>
+          <w:p>
+            <w:pPr>
+              <w:jc w:val="center"/>
+              <w:rPr>
+                <w:rFonts w:hint="eastAsia"/>
+              </w:rPr>
+            </w:pPr>
+          </w:p>
+        </w:tc>
+        <w:tc>
+          <w:tcPr>
+            <w:tcW w:w="1134" w:type="dxa"/>
+          </w:tcPr>
+          <w:p>
+            <w:pPr>
+              <w:jc w:val="center"/>
+              <w:rPr>
+                <w:rFonts w:hint="eastAsia"/>
+              </w:rPr>
+            </w:pPr>
+          </w:p>
+        </w:tc>
+        <w:tc>
+          <w:tcPr>
+            <w:tcW w:w="930" w:type="dxa"/>
+          </w:tcPr>
+          <w:p>
+            <w:pPr>
+              <w:jc w:val="center"/>
+              <w:rPr>
+                <w:rFonts w:hint="eastAsia"/>
+              </w:rPr>
+            </w:pPr>
+          </w:p>
+        </w:tc>
+      </w:tr>
+      <w:tr>
+        <w:tc>
+          <w:tcPr>
+            <w:tcW w:w="988" w:type="dxa"/>
+          </w:tcPr>
+          <w:p>
+            <w:pPr>
+              <w:jc w:val="center"/>
+              <w:rPr>
+                <w:rFonts w:hint="eastAsia"/>
+              </w:rPr>
+            </w:pPr>
+          </w:p>
+        </w:tc>
+        <w:tc>
+          <w:tcPr>
+            <w:tcW w:w="708" w:type="dxa"/>
+          </w:tcPr>
+          <w:p>
+            <w:pPr>
+              <w:jc w:val="center"/>
+              <w:rPr>
+                <w:rFonts w:hint="eastAsia"/>
+              </w:rPr>
+            </w:pPr>
+          </w:p>
+        </w:tc>
+        <w:tc>
+          <w:tcPr>
+            <w:tcW w:w="4536" w:type="dxa"/>
+          </w:tcPr>
+          <w:p>
+            <w:pPr>
+              <w:jc w:val="center"/>
+              <w:rPr>
+                <w:rFonts w:hint="eastAsia"/>
+              </w:rPr>
+            </w:pPr>
+          </w:p>
+        </w:tc>
+        <w:tc>
+          <w:tcPr>
+            <w:tcW w:w="1134" w:type="dxa"/>
+          </w:tcPr>
+          <w:p>
+            <w:pPr>
+              <w:jc w:val="center"/>
+              <w:rPr>
+                <w:rFonts w:hint="eastAsia"/>
+              </w:rPr>
+            </w:pPr>
+          </w:p>
+        </w:tc>
+        <w:tc>
+          <w:tcPr>
+            <w:tcW w:w="930" w:type="dxa"/>
+          </w:tcPr>
+          <w:p>
+            <w:pPr>
+              <w:jc w:val="center"/>
+              <w:rPr>
+                <w:rFonts w:hint="eastAsia"/>
+              </w:rPr>
+            </w:pPr>
+          </w:p>
+        </w:tc>
+      </w:tr>
     </w:tbl>
     <w:p>
       <w:pPr>
         <w:spacing w:line="360" w:lineRule="auto"/>
         <w:rPr>
+          <w:rFonts w:hint="eastAsia"/>
           <w:bCs/>
         </w:rPr>
       </w:pPr>
@@ -462,11 +741,18 @@
         <w:t>删除</w:t>
       </w:r>
     </w:p>
-    <w:p/>
+    <w:p>
+      <w:pPr>
+        <w:rPr>
+          <w:rFonts w:hint="eastAsia"/>
+        </w:rPr>
+      </w:pPr>
+    </w:p>
     <w:p>
       <w:pPr>
         <w:pStyle w:val="a5"/>
         <w:rPr>
+          <w:rFonts w:hint="eastAsia"/>
           <w:b/>
           <w:bCs/>
           <w:sz w:val="56"/>
@@ -492,6 +778,7 @@
     <w:p>
       <w:pPr>
         <w:rPr>
+          <w:rFonts w:hint="eastAsia"/>
           <w:sz w:val="52"/>
           <w:szCs w:val="52"/>
         </w:rPr>
@@ -517,6 +804,7 @@
       <w:pPr>
         <w:ind w:left="425"/>
         <w:rPr>
+          <w:rFonts w:hint="eastAsia"/>
           <w:sz w:val="44"/>
           <w:szCs w:val="44"/>
         </w:rPr>
@@ -542,6 +830,7 @@
       <w:pPr>
         <w:ind w:leftChars="400" w:left="880"/>
         <w:rPr>
+          <w:rFonts w:hint="eastAsia"/>
           <w:sz w:val="36"/>
           <w:szCs w:val="36"/>
         </w:rPr>
@@ -567,6 +856,7 @@
       <w:pPr>
         <w:ind w:leftChars="400" w:left="880"/>
         <w:rPr>
+          <w:rFonts w:hint="eastAsia"/>
           <w:sz w:val="36"/>
           <w:szCs w:val="36"/>
         </w:rPr>
@@ -584,6 +874,7 @@
       <w:pPr>
         <w:ind w:leftChars="400" w:left="880"/>
         <w:rPr>
+          <w:rFonts w:hint="eastAsia"/>
           <w:sz w:val="36"/>
           <w:szCs w:val="36"/>
         </w:rPr>
@@ -617,6 +908,7 @@
       <w:pPr>
         <w:ind w:leftChars="400" w:left="880"/>
         <w:rPr>
+          <w:rFonts w:hint="eastAsia"/>
           <w:sz w:val="36"/>
           <w:szCs w:val="36"/>
         </w:rPr>
@@ -650,6 +942,7 @@
       <w:pPr>
         <w:ind w:leftChars="187" w:left="411"/>
         <w:rPr>
+          <w:rFonts w:hint="eastAsia"/>
           <w:sz w:val="44"/>
           <w:szCs w:val="44"/>
         </w:rPr>
@@ -675,6 +968,7 @@
       <w:pPr>
         <w:ind w:left="1276"/>
         <w:rPr>
+          <w:rFonts w:hint="eastAsia"/>
           <w:sz w:val="36"/>
           <w:szCs w:val="36"/>
         </w:rPr>
@@ -700,6 +994,7 @@
       <w:pPr>
         <w:ind w:left="1276"/>
         <w:rPr>
+          <w:rFonts w:hint="eastAsia"/>
           <w:sz w:val="36"/>
           <w:szCs w:val="36"/>
         </w:rPr>
@@ -725,6 +1020,7 @@
       <w:pPr>
         <w:ind w:left="1276"/>
         <w:rPr>
+          <w:rFonts w:hint="eastAsia"/>
           <w:sz w:val="36"/>
           <w:szCs w:val="36"/>
         </w:rPr>
@@ -745,11 +1041,20 @@
         </w:rPr>
         <w:t>人物动画</w:t>
       </w:r>
+      <w:r>
+        <w:rPr>
+          <w:rFonts w:hint="eastAsia"/>
+          <w:sz w:val="36"/>
+          <w:szCs w:val="36"/>
+        </w:rPr>
+        <w:t xml:space="preserve"> </w:t>
+      </w:r>
     </w:p>
     <w:p>
       <w:pPr>
         <w:ind w:leftChars="187" w:left="411"/>
         <w:rPr>
+          <w:rFonts w:hint="eastAsia"/>
           <w:sz w:val="44"/>
           <w:szCs w:val="44"/>
         </w:rPr>
@@ -775,6 +1080,7 @@
       <w:pPr>
         <w:ind w:leftChars="587" w:left="1291"/>
         <w:rPr>
+          <w:rFonts w:hint="eastAsia"/>
           <w:sz w:val="36"/>
           <w:szCs w:val="36"/>
         </w:rPr>
@@ -800,6 +1106,7 @@
       <w:pPr>
         <w:ind w:leftChars="587" w:left="1291"/>
         <w:rPr>
+          <w:rFonts w:hint="eastAsia"/>
           <w:sz w:val="36"/>
           <w:szCs w:val="36"/>
         </w:rPr>
@@ -825,6 +1132,7 @@
       <w:pPr>
         <w:ind w:leftChars="587" w:left="1291"/>
         <w:rPr>
+          <w:rFonts w:hint="eastAsia"/>
           <w:sz w:val="36"/>
           <w:szCs w:val="36"/>
         </w:rPr>
@@ -848,94 +1156,9 @@
     </w:p>
     <w:p>
       <w:pPr>
-        <w:ind w:leftChars="787" w:left="1731"/>
-        <w:rPr>
-          <w:sz w:val="28"/>
-          <w:szCs w:val="28"/>
-        </w:rPr>
-      </w:pPr>
-      <w:r>
-        <w:rPr>
-          <w:rFonts w:hint="eastAsia"/>
-          <w:sz w:val="28"/>
-          <w:szCs w:val="28"/>
-        </w:rPr>
-        <w:t>类型</w:t>
-      </w:r>
-    </w:p>
-    <w:p>
-      <w:pPr>
-        <w:ind w:leftChars="787" w:left="1731"/>
-        <w:rPr>
-          <w:sz w:val="28"/>
-          <w:szCs w:val="28"/>
-        </w:rPr>
-      </w:pPr>
-      <w:r>
-        <w:rPr>
-          <w:rFonts w:hint="eastAsia"/>
-          <w:sz w:val="28"/>
-          <w:szCs w:val="28"/>
-        </w:rPr>
-        <w:t>持有方式</w:t>
-      </w:r>
-    </w:p>
-    <w:p>
-      <w:pPr>
-        <w:ind w:leftChars="987" w:left="2171"/>
-        <w:rPr>
-          <w:sz w:val="20"/>
-          <w:szCs w:val="20"/>
-        </w:rPr>
-      </w:pPr>
-      <w:r>
-        <w:rPr>
-          <w:rFonts w:hint="eastAsia"/>
-          <w:sz w:val="20"/>
-          <w:szCs w:val="20"/>
-        </w:rPr>
-        <w:lastRenderedPageBreak/>
-        <w:t>单手/双手/两用/双持/脱手</w:t>
-      </w:r>
-    </w:p>
-    <w:p>
-      <w:pPr>
-        <w:ind w:leftChars="787" w:left="1731"/>
-        <w:rPr>
-          <w:sz w:val="28"/>
-          <w:szCs w:val="28"/>
-        </w:rPr>
-      </w:pPr>
-      <w:r>
-        <w:rPr>
-          <w:rFonts w:hint="eastAsia"/>
-          <w:sz w:val="28"/>
-          <w:szCs w:val="28"/>
-        </w:rPr>
-        <w:t>战技</w:t>
-      </w:r>
-    </w:p>
-    <w:p>
-      <w:pPr>
-        <w:ind w:leftChars="787" w:left="1731"/>
-        <w:rPr>
-          <w:sz w:val="28"/>
-          <w:szCs w:val="28"/>
-        </w:rPr>
-      </w:pPr>
-      <w:r>
-        <w:rPr>
-          <w:rFonts w:hint="eastAsia"/>
-          <w:sz w:val="28"/>
-          <w:szCs w:val="28"/>
-        </w:rPr>
-        <w:t>动作模组</w:t>
-      </w:r>
-    </w:p>
-    <w:p>
-      <w:pPr>
         <w:ind w:leftChars="587" w:left="1291"/>
         <w:rPr>
+          <w:rFonts w:hint="eastAsia"/>
           <w:sz w:val="36"/>
           <w:szCs w:val="36"/>
         </w:rPr>
@@ -959,76 +1182,9 @@
     </w:p>
     <w:p>
       <w:pPr>
-        <w:ind w:leftChars="787" w:left="1731"/>
-        <w:rPr>
-          <w:sz w:val="28"/>
-          <w:szCs w:val="28"/>
-        </w:rPr>
-      </w:pPr>
-      <w:r>
-        <w:rPr>
-          <w:rFonts w:hint="eastAsia"/>
-          <w:sz w:val="28"/>
-          <w:szCs w:val="28"/>
-        </w:rPr>
-        <w:t>背包</w:t>
-      </w:r>
-    </w:p>
-    <w:p>
-      <w:pPr>
-        <w:ind w:leftChars="787" w:left="1731"/>
-        <w:rPr>
-          <w:sz w:val="28"/>
-          <w:szCs w:val="28"/>
-        </w:rPr>
-      </w:pPr>
-      <w:r>
-        <w:rPr>
-          <w:rFonts w:hint="eastAsia"/>
-          <w:sz w:val="28"/>
-          <w:szCs w:val="28"/>
-        </w:rPr>
-        <w:t>药水</w:t>
-      </w:r>
-    </w:p>
-    <w:p>
-      <w:pPr>
-        <w:ind w:leftChars="787" w:left="1731"/>
-        <w:rPr>
-          <w:sz w:val="28"/>
-          <w:szCs w:val="28"/>
-        </w:rPr>
-      </w:pPr>
-      <w:r>
-        <w:rPr>
-          <w:rFonts w:hint="eastAsia"/>
-          <w:sz w:val="28"/>
-          <w:szCs w:val="28"/>
-        </w:rPr>
-        <w:t>投掷物</w:t>
-      </w:r>
-    </w:p>
-    <w:p>
-      <w:pPr>
-        <w:ind w:leftChars="787" w:left="1731"/>
-        <w:rPr>
-          <w:sz w:val="28"/>
-          <w:szCs w:val="28"/>
-        </w:rPr>
-      </w:pPr>
-      <w:r>
-        <w:rPr>
-          <w:rFonts w:hint="eastAsia"/>
-          <w:sz w:val="28"/>
-          <w:szCs w:val="28"/>
-        </w:rPr>
-        <w:t>重要物品</w:t>
-      </w:r>
-    </w:p>
-    <w:p>
-      <w:pPr>
         <w:ind w:leftChars="187" w:left="411"/>
         <w:rPr>
+          <w:rFonts w:hint="eastAsia"/>
           <w:sz w:val="44"/>
           <w:szCs w:val="44"/>
         </w:rPr>
@@ -1039,7 +1195,7 @@
           <w:sz w:val="44"/>
           <w:szCs w:val="44"/>
         </w:rPr>
-        <w:t>1.4</w:t>
+        <w:t>1.</w:t>
       </w:r>
       <w:r>
         <w:rPr>
@@ -1047,699 +1203,255 @@
           <w:sz w:val="44"/>
           <w:szCs w:val="44"/>
         </w:rPr>
-        <w:t>数值设计</w:t>
-      </w:r>
-    </w:p>
-    <w:p>
-      <w:pPr>
-        <w:ind w:leftChars="187" w:left="411"/>
-        <w:rPr>
+        <w:t>4</w:t>
+      </w:r>
+      <w:r>
+        <w:rPr>
+          <w:rFonts w:hint="eastAsia"/>
           <w:sz w:val="44"/>
           <w:szCs w:val="44"/>
         </w:rPr>
-      </w:pPr>
-      <w:r>
+        <w:t>攻击</w:t>
+      </w:r>
+    </w:p>
+    <w:p>
+      <w:pPr>
+        <w:ind w:leftChars="187" w:left="411"/>
         <w:rPr>
           <w:rFonts w:hint="eastAsia"/>
           <w:sz w:val="44"/>
           <w:szCs w:val="44"/>
         </w:rPr>
-        <w:t>1.5</w:t>
-      </w:r>
+      </w:pPr>
       <w:r>
         <w:rPr>
           <w:rFonts w:hint="eastAsia"/>
           <w:sz w:val="44"/>
           <w:szCs w:val="44"/>
         </w:rPr>
-        <w:t>难度曲线</w:t>
-      </w:r>
-    </w:p>
-    <w:p>
-      <w:pPr>
-        <w:ind w:leftChars="187" w:left="411"/>
-        <w:rPr>
+        <w:lastRenderedPageBreak/>
+        <w:t>1.</w:t>
+      </w:r>
+      <w:r>
+        <w:rPr>
+          <w:rFonts w:hint="eastAsia"/>
           <w:sz w:val="44"/>
           <w:szCs w:val="44"/>
         </w:rPr>
-      </w:pPr>
+        <w:t>5</w:t>
+      </w:r>
       <w:r>
         <w:rPr>
           <w:rFonts w:hint="eastAsia"/>
           <w:sz w:val="44"/>
           <w:szCs w:val="44"/>
         </w:rPr>
-        <w:t>1.6</w:t>
-      </w:r>
-      <w:r>
+        <w:t>防守</w:t>
+      </w:r>
+    </w:p>
+    <w:p>
+      <w:pPr>
+        <w:ind w:leftChars="587" w:left="1291"/>
+        <w:rPr>
+          <w:rFonts w:hint="eastAsia"/>
+          <w:sz w:val="36"/>
+          <w:szCs w:val="36"/>
+        </w:rPr>
+      </w:pPr>
+      <w:r>
+        <w:rPr>
+          <w:rFonts w:hint="eastAsia"/>
+          <w:sz w:val="36"/>
+          <w:szCs w:val="36"/>
+        </w:rPr>
+        <w:t>1.</w:t>
+      </w:r>
+      <w:r>
+        <w:rPr>
+          <w:rFonts w:hint="eastAsia"/>
+          <w:sz w:val="36"/>
+          <w:szCs w:val="36"/>
+        </w:rPr>
+        <w:t>5</w:t>
+      </w:r>
+      <w:r>
+        <w:rPr>
+          <w:rFonts w:hint="eastAsia"/>
+          <w:sz w:val="36"/>
+          <w:szCs w:val="36"/>
+        </w:rPr>
+        <w:t>.5格挡</w:t>
+      </w:r>
+    </w:p>
+    <w:p>
+      <w:pPr>
+        <w:ind w:leftChars="587" w:left="1291"/>
+        <w:rPr>
+          <w:rFonts w:hint="eastAsia"/>
+          <w:sz w:val="36"/>
+          <w:szCs w:val="36"/>
+        </w:rPr>
+      </w:pPr>
+      <w:r>
+        <w:rPr>
+          <w:rFonts w:hint="eastAsia"/>
+          <w:sz w:val="36"/>
+          <w:szCs w:val="36"/>
+        </w:rPr>
+        <w:t>1.</w:t>
+      </w:r>
+      <w:r>
+        <w:rPr>
+          <w:rFonts w:hint="eastAsia"/>
+          <w:sz w:val="36"/>
+          <w:szCs w:val="36"/>
+        </w:rPr>
+        <w:t>5</w:t>
+      </w:r>
+      <w:r>
+        <w:rPr>
+          <w:rFonts w:hint="eastAsia"/>
+          <w:sz w:val="36"/>
+          <w:szCs w:val="36"/>
+        </w:rPr>
+        <w:t>.6闪避</w:t>
+      </w:r>
+    </w:p>
+    <w:p>
+      <w:pPr>
+        <w:ind w:leftChars="600" w:left="1320"/>
+        <w:rPr>
+          <w:rFonts w:hint="eastAsia"/>
+          <w:sz w:val="36"/>
+          <w:szCs w:val="36"/>
+        </w:rPr>
+      </w:pPr>
+      <w:r>
+        <w:rPr>
+          <w:rFonts w:hint="eastAsia"/>
+          <w:sz w:val="36"/>
+          <w:szCs w:val="36"/>
+        </w:rPr>
+        <w:t>1.</w:t>
+      </w:r>
+      <w:r>
+        <w:rPr>
+          <w:rFonts w:hint="eastAsia"/>
+          <w:sz w:val="36"/>
+          <w:szCs w:val="36"/>
+        </w:rPr>
+        <w:t>5</w:t>
+      </w:r>
+      <w:r>
+        <w:rPr>
+          <w:rFonts w:hint="eastAsia"/>
+          <w:sz w:val="36"/>
+          <w:szCs w:val="36"/>
+        </w:rPr>
+        <w:t>.7抵消和角力</w:t>
+      </w:r>
+    </w:p>
+    <w:p>
+      <w:pPr>
+        <w:rPr>
+          <w:rFonts w:hint="eastAsia"/>
+          <w:sz w:val="56"/>
+          <w:szCs w:val="56"/>
+        </w:rPr>
+      </w:pPr>
+      <w:r>
+        <w:rPr>
+          <w:rFonts w:hint="eastAsia"/>
+          <w:sz w:val="56"/>
+          <w:szCs w:val="56"/>
+        </w:rPr>
+        <w:t>二、界面UI</w:t>
+      </w:r>
+    </w:p>
+    <w:p>
+      <w:pPr>
+        <w:ind w:leftChars="187" w:left="411"/>
         <w:rPr>
           <w:rFonts w:hint="eastAsia"/>
           <w:sz w:val="44"/>
           <w:szCs w:val="44"/>
         </w:rPr>
-        <w:t>攻击</w:t>
-      </w:r>
-    </w:p>
-    <w:p>
-      <w:pPr>
-        <w:ind w:leftChars="587" w:left="1291"/>
-        <w:rPr>
-          <w:sz w:val="36"/>
-          <w:szCs w:val="36"/>
-        </w:rPr>
-      </w:pPr>
-      <w:r>
-        <w:rPr>
-          <w:rFonts w:hint="eastAsia"/>
-          <w:sz w:val="36"/>
-          <w:szCs w:val="36"/>
-        </w:rPr>
-        <w:t>1.6.1伤害数字计算优先级</w:t>
-      </w:r>
-    </w:p>
-    <w:p>
-      <w:pPr>
-        <w:ind w:leftChars="587" w:left="1291"/>
-        <w:rPr>
-          <w:sz w:val="36"/>
-          <w:szCs w:val="36"/>
-        </w:rPr>
-      </w:pPr>
-      <w:r>
-        <w:rPr>
-          <w:rFonts w:hint="eastAsia"/>
-          <w:sz w:val="36"/>
-          <w:szCs w:val="36"/>
-        </w:rPr>
-        <w:t>1.6.2</w:t>
-      </w:r>
-      <w:r>
-        <w:rPr>
-          <w:rFonts w:hint="eastAsia"/>
-          <w:sz w:val="36"/>
-          <w:szCs w:val="36"/>
-        </w:rPr>
-        <w:t>增伤</w:t>
-      </w:r>
-      <w:r>
-        <w:rPr>
-          <w:rFonts w:hint="eastAsia"/>
-          <w:sz w:val="36"/>
-          <w:szCs w:val="36"/>
-        </w:rPr>
-        <w:t>乘区</w:t>
-      </w:r>
-    </w:p>
-    <w:p>
-      <w:pPr>
-        <w:ind w:leftChars="587" w:left="1291"/>
-        <w:rPr>
-          <w:sz w:val="36"/>
-          <w:szCs w:val="36"/>
-        </w:rPr>
-      </w:pPr>
-      <w:r>
-        <w:rPr>
-          <w:rFonts w:hint="eastAsia"/>
-          <w:sz w:val="36"/>
-          <w:szCs w:val="36"/>
-        </w:rPr>
-        <w:t>1.6.</w:t>
-      </w:r>
-      <w:r>
-        <w:rPr>
-          <w:rFonts w:hint="eastAsia"/>
-          <w:sz w:val="36"/>
-          <w:szCs w:val="36"/>
-        </w:rPr>
-        <w:t>3</w:t>
-      </w:r>
-      <w:r>
-        <w:rPr>
-          <w:rFonts w:hint="eastAsia"/>
-          <w:sz w:val="36"/>
-          <w:szCs w:val="36"/>
-        </w:rPr>
-        <w:t>物理与法术攻击</w:t>
-      </w:r>
-    </w:p>
-    <w:p>
-      <w:pPr>
-        <w:ind w:leftChars="787" w:left="1731"/>
-        <w:rPr>
-          <w:sz w:val="28"/>
-          <w:szCs w:val="28"/>
-        </w:rPr>
-      </w:pPr>
-      <w:r>
-        <w:rPr>
-          <w:rFonts w:hint="eastAsia"/>
-          <w:sz w:val="28"/>
-          <w:szCs w:val="28"/>
-        </w:rPr>
-        <w:t>物理攻击的穿深和伤害</w:t>
-      </w:r>
-    </w:p>
-    <w:p>
-      <w:pPr>
-        <w:ind w:leftChars="787" w:left="1731"/>
-        <w:rPr>
-          <w:sz w:val="28"/>
-          <w:szCs w:val="28"/>
-        </w:rPr>
-      </w:pPr>
-      <w:r>
-        <w:rPr>
-          <w:rFonts w:hint="eastAsia"/>
-          <w:sz w:val="28"/>
-          <w:szCs w:val="28"/>
-        </w:rPr>
-        <w:t>破甲线</w:t>
-      </w:r>
-    </w:p>
-    <w:p>
-      <w:pPr>
-        <w:ind w:leftChars="587" w:left="1291"/>
-        <w:rPr>
-          <w:sz w:val="36"/>
-          <w:szCs w:val="36"/>
-        </w:rPr>
-      </w:pPr>
-      <w:r>
-        <w:rPr>
-          <w:rFonts w:hint="eastAsia"/>
-          <w:sz w:val="36"/>
-          <w:szCs w:val="36"/>
-        </w:rPr>
-        <w:t>1.6.</w:t>
-      </w:r>
-      <w:r>
-        <w:rPr>
-          <w:rFonts w:hint="eastAsia"/>
-          <w:sz w:val="36"/>
-          <w:szCs w:val="36"/>
-        </w:rPr>
-        <w:t>4</w:t>
-      </w:r>
-      <w:r>
-        <w:rPr>
-          <w:rFonts w:hint="eastAsia"/>
-          <w:sz w:val="36"/>
-          <w:szCs w:val="36"/>
-        </w:rPr>
-        <w:t>元素与特殊攻击</w:t>
-      </w:r>
-    </w:p>
-    <w:p>
-      <w:pPr>
-        <w:ind w:leftChars="787" w:left="1731"/>
-        <w:rPr>
-          <w:sz w:val="28"/>
-          <w:szCs w:val="28"/>
-        </w:rPr>
-      </w:pPr>
-      <w:r>
-        <w:rPr>
-          <w:rFonts w:hint="eastAsia"/>
-          <w:sz w:val="28"/>
-          <w:szCs w:val="28"/>
-        </w:rPr>
-        <w:t>元素攻击种类</w:t>
-      </w:r>
-    </w:p>
-    <w:p>
-      <w:pPr>
-        <w:ind w:leftChars="787" w:left="1731"/>
-        <w:rPr>
-          <w:sz w:val="28"/>
-          <w:szCs w:val="28"/>
-        </w:rPr>
-      </w:pPr>
-      <w:r>
-        <w:rPr>
-          <w:rFonts w:hint="eastAsia"/>
-          <w:sz w:val="28"/>
-          <w:szCs w:val="28"/>
-        </w:rPr>
-        <w:lastRenderedPageBreak/>
-        <w:t>元素效果累加效果</w:t>
-      </w:r>
-    </w:p>
-    <w:p>
-      <w:pPr>
-        <w:ind w:leftChars="787" w:left="1731"/>
-        <w:rPr>
-          <w:sz w:val="28"/>
-          <w:szCs w:val="28"/>
-        </w:rPr>
-      </w:pPr>
-      <w:r>
-        <w:rPr>
-          <w:rFonts w:hint="eastAsia"/>
-          <w:sz w:val="28"/>
-          <w:szCs w:val="28"/>
-        </w:rPr>
-        <w:t>特殊攻击种类</w:t>
-      </w:r>
-    </w:p>
-    <w:p>
-      <w:pPr>
-        <w:ind w:leftChars="787" w:left="1731"/>
-        <w:rPr>
-          <w:sz w:val="28"/>
-          <w:szCs w:val="28"/>
-        </w:rPr>
-      </w:pPr>
-      <w:r>
-        <w:rPr>
-          <w:rFonts w:hint="eastAsia"/>
-          <w:sz w:val="28"/>
-          <w:szCs w:val="28"/>
-        </w:rPr>
-        <w:t>特殊攻击累加效果</w:t>
-      </w:r>
-    </w:p>
-    <w:p>
-      <w:pPr>
-        <w:ind w:leftChars="787" w:left="1731"/>
-        <w:rPr>
-          <w:sz w:val="28"/>
-          <w:szCs w:val="28"/>
-        </w:rPr>
-      </w:pPr>
-      <w:r>
-        <w:rPr>
-          <w:rFonts w:hint="eastAsia"/>
-          <w:sz w:val="28"/>
-          <w:szCs w:val="28"/>
-        </w:rPr>
-        <w:t>元素反应</w:t>
-      </w:r>
-    </w:p>
-    <w:p>
-      <w:pPr>
-        <w:ind w:leftChars="587" w:left="1291"/>
-        <w:rPr>
-          <w:sz w:val="36"/>
-          <w:szCs w:val="36"/>
-        </w:rPr>
-      </w:pPr>
-      <w:r>
-        <w:rPr>
-          <w:rFonts w:hint="eastAsia"/>
-          <w:sz w:val="36"/>
-          <w:szCs w:val="36"/>
-        </w:rPr>
-        <w:t>1.6.5</w:t>
-      </w:r>
-      <w:r>
-        <w:rPr>
-          <w:rFonts w:hint="eastAsia"/>
-          <w:sz w:val="36"/>
-          <w:szCs w:val="36"/>
-        </w:rPr>
-        <w:t>伤害判定（Hitbox）</w:t>
-      </w:r>
-    </w:p>
-    <w:p>
-      <w:pPr>
-        <w:ind w:leftChars="187" w:left="411"/>
-        <w:rPr>
+      </w:pPr>
+      <w:r>
+        <w:rPr>
+          <w:rFonts w:hint="eastAsia"/>
           <w:sz w:val="44"/>
           <w:szCs w:val="44"/>
         </w:rPr>
-      </w:pPr>
-      <w:r>
+        <w:t>2.1开始界面</w:t>
+      </w:r>
+    </w:p>
+    <w:p>
+      <w:pPr>
+        <w:ind w:leftChars="187" w:left="411"/>
         <w:rPr>
           <w:rFonts w:hint="eastAsia"/>
           <w:sz w:val="44"/>
           <w:szCs w:val="44"/>
         </w:rPr>
-        <w:t>1.7</w:t>
-      </w:r>
+      </w:pPr>
       <w:r>
         <w:rPr>
           <w:rFonts w:hint="eastAsia"/>
           <w:sz w:val="44"/>
           <w:szCs w:val="44"/>
         </w:rPr>
-        <w:t>防守</w:t>
-      </w:r>
-    </w:p>
-    <w:p>
-      <w:pPr>
-        <w:ind w:leftChars="587" w:left="1291"/>
-        <w:rPr>
-          <w:sz w:val="36"/>
-          <w:szCs w:val="36"/>
-        </w:rPr>
-      </w:pPr>
-      <w:r>
-        <w:rPr>
-          <w:rFonts w:hint="eastAsia"/>
-          <w:sz w:val="36"/>
-          <w:szCs w:val="36"/>
-        </w:rPr>
-        <w:t>1.7.1护甲等级与减伤机制</w:t>
-      </w:r>
-    </w:p>
-    <w:p>
-      <w:pPr>
-        <w:ind w:leftChars="787" w:left="1731"/>
-        <w:rPr>
-          <w:sz w:val="28"/>
-          <w:szCs w:val="28"/>
-        </w:rPr>
-      </w:pPr>
-      <w:r>
-        <w:rPr>
-          <w:rFonts w:hint="eastAsia"/>
-          <w:sz w:val="28"/>
-          <w:szCs w:val="28"/>
-        </w:rPr>
-        <w:t>护甲等级与完全防御</w:t>
-      </w:r>
-    </w:p>
-    <w:p>
-      <w:pPr>
-        <w:ind w:leftChars="787" w:left="1731"/>
-        <w:rPr>
-          <w:sz w:val="28"/>
-          <w:szCs w:val="28"/>
-        </w:rPr>
-      </w:pPr>
-      <w:r>
-        <w:rPr>
-          <w:rFonts w:hint="eastAsia"/>
-          <w:sz w:val="28"/>
-          <w:szCs w:val="28"/>
-        </w:rPr>
-        <w:t>物理护甲减伤结算方式</w:t>
-      </w:r>
-    </w:p>
-    <w:p>
-      <w:pPr>
-        <w:ind w:leftChars="587" w:left="1291"/>
-        <w:rPr>
-          <w:sz w:val="36"/>
-          <w:szCs w:val="36"/>
-        </w:rPr>
-      </w:pPr>
-      <w:r>
-        <w:rPr>
-          <w:rFonts w:hint="eastAsia"/>
-          <w:sz w:val="36"/>
-          <w:szCs w:val="36"/>
-        </w:rPr>
-        <w:t>1.7.2法术防御</w:t>
-      </w:r>
-    </w:p>
-    <w:p>
-      <w:pPr>
-        <w:ind w:leftChars="787" w:left="1731"/>
-        <w:rPr>
-          <w:sz w:val="28"/>
-          <w:szCs w:val="28"/>
-        </w:rPr>
-      </w:pPr>
-      <w:r>
-        <w:rPr>
-          <w:rFonts w:hint="eastAsia"/>
-          <w:sz w:val="28"/>
-          <w:szCs w:val="28"/>
-        </w:rPr>
-        <w:t>法术抗性减伤</w:t>
-      </w:r>
-      <w:r>
-        <w:rPr>
-          <w:rFonts w:hint="eastAsia"/>
-          <w:sz w:val="28"/>
-          <w:szCs w:val="28"/>
-        </w:rPr>
-        <w:t>计算方式</w:t>
-      </w:r>
-    </w:p>
-    <w:p>
-      <w:pPr>
-        <w:ind w:leftChars="787" w:left="1731"/>
-        <w:rPr>
-          <w:sz w:val="28"/>
-          <w:szCs w:val="28"/>
-        </w:rPr>
-      </w:pPr>
-      <w:r>
-        <w:rPr>
-          <w:rFonts w:hint="eastAsia"/>
-          <w:sz w:val="28"/>
-          <w:szCs w:val="28"/>
-        </w:rPr>
-        <w:t>法术抗性的其他来源</w:t>
-      </w:r>
-    </w:p>
-    <w:p>
-      <w:pPr>
-        <w:ind w:leftChars="787" w:left="1731"/>
-        <w:rPr>
-          <w:sz w:val="28"/>
-          <w:szCs w:val="28"/>
-        </w:rPr>
-      </w:pPr>
-      <w:r>
-        <w:rPr>
-          <w:rFonts w:hint="eastAsia"/>
-          <w:sz w:val="28"/>
-          <w:szCs w:val="28"/>
-        </w:rPr>
-        <w:t>法抗护甲的法术伤害吸收转化机制</w:t>
-      </w:r>
-    </w:p>
-    <w:p>
-      <w:pPr>
-        <w:ind w:leftChars="587" w:left="1291"/>
-        <w:rPr>
-          <w:sz w:val="36"/>
-          <w:szCs w:val="36"/>
-        </w:rPr>
-      </w:pPr>
-      <w:r>
-        <w:rPr>
-          <w:rFonts w:hint="eastAsia"/>
-          <w:sz w:val="36"/>
-          <w:szCs w:val="36"/>
-        </w:rPr>
-        <w:t>1.7.3元素抗性</w:t>
-      </w:r>
-    </w:p>
-    <w:p>
-      <w:pPr>
-        <w:ind w:leftChars="587" w:left="1291"/>
-        <w:rPr>
-          <w:sz w:val="36"/>
-          <w:szCs w:val="36"/>
-        </w:rPr>
-      </w:pPr>
-      <w:r>
-        <w:rPr>
-          <w:rFonts w:hint="eastAsia"/>
-          <w:sz w:val="36"/>
-          <w:szCs w:val="36"/>
-        </w:rPr>
-        <w:t>1.7.4效果抗性</w:t>
-      </w:r>
-    </w:p>
-    <w:p>
-      <w:pPr>
-        <w:ind w:leftChars="587" w:left="1291"/>
-        <w:rPr>
-          <w:sz w:val="36"/>
-          <w:szCs w:val="36"/>
-        </w:rPr>
-      </w:pPr>
-      <w:r>
-        <w:rPr>
-          <w:rFonts w:hint="eastAsia"/>
-          <w:sz w:val="36"/>
-          <w:szCs w:val="36"/>
-        </w:rPr>
-        <w:t>1.7.5格挡</w:t>
-      </w:r>
-    </w:p>
-    <w:p>
-      <w:pPr>
-        <w:ind w:leftChars="787" w:left="1731"/>
-        <w:rPr>
-          <w:sz w:val="28"/>
-          <w:szCs w:val="28"/>
-        </w:rPr>
-      </w:pPr>
-      <w:r>
-        <w:rPr>
-          <w:rFonts w:hint="eastAsia"/>
-          <w:sz w:val="28"/>
-          <w:szCs w:val="28"/>
-        </w:rPr>
-        <w:t>持续格挡</w:t>
-      </w:r>
-    </w:p>
-    <w:p>
-      <w:pPr>
-        <w:ind w:leftChars="787" w:left="1731"/>
-        <w:rPr>
-          <w:sz w:val="28"/>
-          <w:szCs w:val="28"/>
-        </w:rPr>
-      </w:pPr>
-      <w:r>
-        <w:rPr>
-          <w:rFonts w:hint="eastAsia"/>
-          <w:sz w:val="28"/>
-          <w:szCs w:val="28"/>
-        </w:rPr>
-        <w:t>精准格挡</w:t>
-      </w:r>
-    </w:p>
-    <w:p>
-      <w:pPr>
-        <w:ind w:leftChars="787" w:left="1731"/>
-        <w:rPr>
-          <w:sz w:val="28"/>
-          <w:szCs w:val="28"/>
-        </w:rPr>
-      </w:pPr>
-      <w:proofErr w:type="spellStart"/>
-      <w:r>
-        <w:rPr>
-          <w:rFonts w:hint="eastAsia"/>
-          <w:sz w:val="28"/>
-          <w:szCs w:val="28"/>
-        </w:rPr>
-        <w:lastRenderedPageBreak/>
-        <w:t>GuardPoint</w:t>
-      </w:r>
-      <w:proofErr w:type="spellEnd"/>
-    </w:p>
-    <w:p>
-      <w:pPr>
-        <w:ind w:leftChars="587" w:left="1291"/>
-        <w:rPr>
-          <w:sz w:val="36"/>
-          <w:szCs w:val="36"/>
-        </w:rPr>
-      </w:pPr>
-      <w:r>
-        <w:rPr>
-          <w:rFonts w:hint="eastAsia"/>
-          <w:sz w:val="36"/>
-          <w:szCs w:val="36"/>
-        </w:rPr>
-        <w:t>1.7.6闪避</w:t>
-      </w:r>
-    </w:p>
-    <w:p>
-      <w:pPr>
-        <w:ind w:leftChars="787" w:left="1731"/>
-        <w:rPr>
-          <w:sz w:val="28"/>
-          <w:szCs w:val="28"/>
-        </w:rPr>
-      </w:pPr>
-      <w:r>
-        <w:rPr>
-          <w:rFonts w:hint="eastAsia"/>
-          <w:sz w:val="28"/>
-          <w:szCs w:val="28"/>
-        </w:rPr>
-        <w:t>无敌帧</w:t>
-      </w:r>
-    </w:p>
-    <w:p>
-      <w:pPr>
-        <w:ind w:leftChars="787" w:left="1731"/>
-        <w:rPr>
-          <w:sz w:val="28"/>
-          <w:szCs w:val="28"/>
-        </w:rPr>
-      </w:pPr>
-      <w:r>
-        <w:rPr>
-          <w:rFonts w:hint="eastAsia"/>
-          <w:sz w:val="28"/>
-          <w:szCs w:val="28"/>
-        </w:rPr>
-        <w:t>完美闪避</w:t>
-      </w:r>
-    </w:p>
-    <w:p>
-      <w:pPr>
-        <w:ind w:leftChars="787" w:left="1731"/>
-        <w:rPr>
-          <w:sz w:val="28"/>
-          <w:szCs w:val="28"/>
-        </w:rPr>
-      </w:pPr>
-      <w:r>
-        <w:rPr>
-          <w:rFonts w:hint="eastAsia"/>
-          <w:sz w:val="28"/>
-          <w:szCs w:val="28"/>
-        </w:rPr>
-        <w:t>闪避攻击</w:t>
-      </w:r>
-    </w:p>
-    <w:p>
-      <w:pPr>
-        <w:ind w:leftChars="600" w:left="1320"/>
-        <w:rPr>
-          <w:sz w:val="36"/>
-          <w:szCs w:val="36"/>
-        </w:rPr>
-      </w:pPr>
-      <w:r>
-        <w:rPr>
-          <w:rFonts w:hint="eastAsia"/>
-          <w:sz w:val="36"/>
-          <w:szCs w:val="36"/>
-        </w:rPr>
-        <w:t>1.7.7抵消和角力</w:t>
-      </w:r>
-    </w:p>
-    <w:p>
-      <w:pPr>
-        <w:ind w:leftChars="800" w:left="1760"/>
-        <w:rPr>
-          <w:sz w:val="28"/>
-          <w:szCs w:val="28"/>
-        </w:rPr>
-      </w:pPr>
-      <w:r>
-        <w:rPr>
-          <w:rFonts w:hint="eastAsia"/>
-          <w:sz w:val="28"/>
-          <w:szCs w:val="28"/>
-        </w:rPr>
-        <w:t>抵消的触发方式</w:t>
-      </w:r>
-    </w:p>
-    <w:p>
-      <w:pPr>
-        <w:ind w:leftChars="800" w:left="1760"/>
-        <w:rPr>
-          <w:sz w:val="28"/>
-          <w:szCs w:val="28"/>
-        </w:rPr>
-      </w:pPr>
-      <w:r>
-        <w:rPr>
-          <w:rFonts w:hint="eastAsia"/>
-          <w:sz w:val="28"/>
-          <w:szCs w:val="28"/>
-        </w:rPr>
-        <w:t>角力的触发方式</w:t>
-      </w:r>
-    </w:p>
-    <w:p>
-      <w:pPr>
-        <w:rPr>
+        <w:t>2.2暂停界面</w:t>
+      </w:r>
+    </w:p>
+    <w:p>
+      <w:pPr>
+        <w:ind w:leftChars="187" w:left="411"/>
+        <w:rPr>
+          <w:rFonts w:hint="eastAsia"/>
+          <w:sz w:val="44"/>
+          <w:szCs w:val="44"/>
+        </w:rPr>
+      </w:pPr>
+      <w:r>
+        <w:rPr>
+          <w:rFonts w:hint="eastAsia"/>
+          <w:sz w:val="44"/>
+          <w:szCs w:val="44"/>
+        </w:rPr>
+        <w:t>2.3人物与装备界面</w:t>
+      </w:r>
+    </w:p>
+    <w:p>
+      <w:pPr>
+        <w:ind w:leftChars="187" w:left="411"/>
+        <w:rPr>
+          <w:rFonts w:hint="eastAsia"/>
+          <w:sz w:val="44"/>
+          <w:szCs w:val="44"/>
+        </w:rPr>
+      </w:pPr>
+      <w:r>
+        <w:rPr>
+          <w:rFonts w:hint="eastAsia"/>
+          <w:sz w:val="44"/>
+          <w:szCs w:val="44"/>
+        </w:rPr>
+        <w:t>2.4</w:t>
+      </w:r>
+      <w:r>
+        <w:rPr>
+          <w:rFonts w:hint="eastAsia"/>
+          <w:sz w:val="44"/>
+          <w:szCs w:val="44"/>
+        </w:rPr>
+        <w:t>局内UI</w:t>
+      </w:r>
+    </w:p>
+    <w:p>
+      <w:pPr>
+        <w:rPr>
+          <w:rFonts w:hint="eastAsia"/>
           <w:sz w:val="56"/>
           <w:szCs w:val="56"/>
         </w:rPr>
@@ -1750,7 +1462,7 @@
           <w:sz w:val="56"/>
           <w:szCs w:val="56"/>
         </w:rPr>
-        <w:t>二、</w:t>
+        <w:t>三、</w:t>
       </w:r>
       <w:r>
         <w:rPr>
@@ -1758,12 +1470,13 @@
           <w:sz w:val="56"/>
           <w:szCs w:val="56"/>
         </w:rPr>
-        <w:t>家园建设</w:t>
-      </w:r>
-    </w:p>
-    <w:p>
-      <w:pPr>
-        <w:rPr>
+        <w:t>美术</w:t>
+      </w:r>
+    </w:p>
+    <w:p>
+      <w:pPr>
+        <w:rPr>
+          <w:rFonts w:hint="eastAsia"/>
           <w:sz w:val="56"/>
           <w:szCs w:val="56"/>
         </w:rPr>
@@ -1774,7 +1487,7 @@
           <w:sz w:val="56"/>
           <w:szCs w:val="56"/>
         </w:rPr>
-        <w:t>三、</w:t>
+        <w:t>四</w:t>
       </w:r>
       <w:r>
         <w:rPr>
@@ -1782,52 +1495,54 @@
           <w:sz w:val="56"/>
           <w:szCs w:val="56"/>
         </w:rPr>
-        <w:t>殖民地建设</w:t>
-      </w:r>
-    </w:p>
-    <w:p>
-      <w:pPr>
-        <w:rPr>
+        <w:t>、</w:t>
+      </w:r>
+      <w:r>
+        <w:rPr>
+          <w:rFonts w:hint="eastAsia"/>
           <w:sz w:val="56"/>
           <w:szCs w:val="56"/>
         </w:rPr>
-      </w:pPr>
-      <w:r>
+        <w:t>家园建设</w:t>
+      </w:r>
+    </w:p>
+    <w:p>
+      <w:pPr>
         <w:rPr>
           <w:rFonts w:hint="eastAsia"/>
           <w:sz w:val="56"/>
           <w:szCs w:val="56"/>
         </w:rPr>
-        <w:t>四、</w:t>
-      </w:r>
+      </w:pPr>
       <w:r>
         <w:rPr>
           <w:rFonts w:hint="eastAsia"/>
           <w:sz w:val="56"/>
           <w:szCs w:val="56"/>
         </w:rPr>
-        <w:t>美术</w:t>
-      </w:r>
-    </w:p>
-    <w:p>
-      <w:pPr>
-        <w:rPr>
+        <w:t>五</w:t>
+      </w:r>
+      <w:r>
+        <w:rPr>
+          <w:rFonts w:hint="eastAsia"/>
           <w:sz w:val="56"/>
           <w:szCs w:val="56"/>
         </w:rPr>
-      </w:pPr>
+        <w:t>、</w:t>
+      </w:r>
       <w:r>
         <w:rPr>
           <w:rFonts w:hint="eastAsia"/>
           <w:sz w:val="56"/>
           <w:szCs w:val="56"/>
         </w:rPr>
-        <w:t>五、开发平台</w:t>
-      </w:r>
-    </w:p>
-    <w:p>
-      <w:pPr>
-        <w:rPr>
+        <w:t>殖民地建设</w:t>
+      </w:r>
+    </w:p>
+    <w:p>
+      <w:pPr>
+        <w:rPr>
+          <w:rFonts w:hint="eastAsia"/>
           <w:sz w:val="56"/>
           <w:szCs w:val="56"/>
         </w:rPr>
@@ -1838,28 +1553,63 @@
           <w:sz w:val="56"/>
           <w:szCs w:val="56"/>
         </w:rPr>
-        <w:t>六、设备适配</w:t>
-      </w:r>
-    </w:p>
-    <w:p>
-      <w:pPr>
-        <w:widowControl/>
-        <w:rPr>
+        <w:t>六</w:t>
+      </w:r>
+      <w:r>
+        <w:rPr>
+          <w:rFonts w:hint="eastAsia"/>
           <w:sz w:val="56"/>
           <w:szCs w:val="56"/>
         </w:rPr>
-      </w:pPr>
-      <w:r>
-        <w:rPr>
+        <w:t>、开发平台</w:t>
+      </w:r>
+    </w:p>
+    <w:p>
+      <w:pPr>
+        <w:rPr>
+          <w:rFonts w:hint="eastAsia"/>
           <w:sz w:val="56"/>
           <w:szCs w:val="56"/>
         </w:rPr>
+      </w:pPr>
+      <w:r>
+        <w:rPr>
+          <w:rFonts w:hint="eastAsia"/>
+          <w:sz w:val="56"/>
+          <w:szCs w:val="56"/>
+        </w:rPr>
+        <w:t>七</w:t>
+      </w:r>
+      <w:r>
+        <w:rPr>
+          <w:rFonts w:hint="eastAsia"/>
+          <w:sz w:val="56"/>
+          <w:szCs w:val="56"/>
+        </w:rPr>
+        <w:t>、设备适配</w:t>
+      </w:r>
+    </w:p>
+    <w:p>
+      <w:pPr>
+        <w:widowControl/>
+        <w:rPr>
+          <w:rFonts w:hint="eastAsia"/>
+          <w:sz w:val="56"/>
+          <w:szCs w:val="56"/>
+        </w:rPr>
+      </w:pPr>
+      <w:r>
+        <w:rPr>
+          <w:sz w:val="56"/>
+          <w:szCs w:val="56"/>
+        </w:rPr>
         <w:br w:type="page"/>
       </w:r>
     </w:p>
     <w:p>
       <w:pPr>
         <w:rPr>
+          <w:rFonts w:hint="eastAsia"/>
           <w:color w:val="0F4761" w:themeColor="accent1" w:themeShade="BF"/>
           <w:sz w:val="56"/>
           <w:szCs w:val="56"/>
@@ -1879,6 +1629,7 @@
     <w:p>
       <w:pPr>
         <w:rPr>
+          <w:rFonts w:hint="eastAsia"/>
           <w:sz w:val="40"/>
           <w:szCs w:val="40"/>
         </w:rPr>
@@ -1896,6 +1647,7 @@
       <w:pPr>
         <w:ind w:leftChars="200" w:left="440"/>
         <w:rPr>
+          <w:rFonts w:hint="eastAsia"/>
           <w:b/>
           <w:bCs/>
           <w:sz w:val="32"/>
@@ -1917,15 +1669,46 @@
       <w:pPr>
         <w:ind w:leftChars="200" w:left="440"/>
         <w:rPr>
-          <w:szCs w:val="22"/>
-        </w:rPr>
-      </w:pPr>
-      <w:r>
-        <w:rPr>
-          <w:rFonts w:hint="eastAsia"/>
-          <w:szCs w:val="22"/>
-        </w:rPr>
-        <w:t>每个房间大小固定由Godot的</w:t>
+          <w:rFonts w:hint="eastAsia"/>
+          <w:szCs w:val="22"/>
+        </w:rPr>
+      </w:pPr>
+      <w:r>
+        <w:rPr>
+          <w:rFonts w:hint="eastAsia"/>
+          <w:szCs w:val="22"/>
+        </w:rPr>
+        <w:t>每个房间大小固定</w:t>
+      </w:r>
+      <w:r>
+        <w:rPr>
+          <w:rFonts w:hint="eastAsia"/>
+          <w:szCs w:val="22"/>
+        </w:rPr>
+        <w:t>，涉及主线剧情房间用手绘。</w:t>
+      </w:r>
+    </w:p>
+    <w:p>
+      <w:pPr>
+        <w:ind w:leftChars="200" w:left="440"/>
+        <w:rPr>
+          <w:rFonts w:hint="eastAsia"/>
+          <w:szCs w:val="22"/>
+        </w:rPr>
+      </w:pPr>
+      <w:r>
+        <w:rPr>
+          <w:rFonts w:hint="eastAsia"/>
+          <w:szCs w:val="22"/>
+        </w:rPr>
+        <w:t>肉鸽房间</w:t>
+      </w:r>
+      <w:r>
+        <w:rPr>
+          <w:rFonts w:hint="eastAsia"/>
+          <w:szCs w:val="22"/>
+        </w:rPr>
+        <w:t>由Godot的</w:t>
       </w:r>
       <w:r>
         <w:rPr>
@@ -1950,11 +1733,67 @@
           <w:szCs w:val="22"/>
         </w:rPr>
       </w:pPr>
-    </w:p>
-    <w:p>
-      <w:pPr>
-        <w:ind w:leftChars="200" w:left="440"/>
-        <w:rPr>
+      <w:r>
+        <w:rPr>
+          <w:rFonts w:hint="eastAsia"/>
+          <w:noProof/>
+          <w:szCs w:val="22"/>
+        </w:rPr>
+        <w:drawing>
+          <wp:inline distT="0" distB="0" distL="0" distR="0" wp14:anchorId="2FDA0E57" wp14:editId="08AE4805">
+            <wp:extent cx="5263515" cy="4392930"/>
+            <wp:effectExtent l="0" t="0" r="0" b="7620"/>
+            <wp:docPr id="1740820256" name="图片 17"/>
+            <wp:cNvGraphicFramePr>
+              <a:graphicFrameLocks xmlns:a="http://schemas.openxmlformats.org/drawingml/2006/main" noChangeAspect="1"/>
+            </wp:cNvGraphicFramePr>
+            <a:graphic xmlns:a="http://schemas.openxmlformats.org/drawingml/2006/main">
+              <a:graphicData uri="http://schemas.openxmlformats.org/drawingml/2006/picture">
+                <pic:pic xmlns:pic="http://schemas.openxmlformats.org/drawingml/2006/picture">
+                  <pic:nvPicPr>
+                    <pic:cNvPr id="0" name="Picture 17"/>
+                    <pic:cNvPicPr>
+                      <a:picLocks noChangeAspect="1" noChangeArrowheads="1"/>
+                    </pic:cNvPicPr>
+                  </pic:nvPicPr>
+                  <pic:blipFill>
+                    <a:blip r:embed="rId6">
+                      <a:extLst>
+                        <a:ext uri="{28A0092B-C50C-407E-A947-70E740481C1C}">
+                          <a14:useLocalDpi xmlns:a14="http://schemas.microsoft.com/office/drawing/2010/main" val="0"/>
+                        </a:ext>
+                      </a:extLst>
+                    </a:blip>
+                    <a:srcRect/>
+                    <a:stretch>
+                      <a:fillRect/>
+                    </a:stretch>
+                  </pic:blipFill>
+                  <pic:spPr bwMode="auto">
+                    <a:xfrm>
+                      <a:off x="0" y="0"/>
+                      <a:ext cx="5263515" cy="4392930"/>
+                    </a:xfrm>
+                    <a:prstGeom prst="rect">
+                      <a:avLst/>
+                    </a:prstGeom>
+                    <a:noFill/>
+                    <a:ln>
+                      <a:noFill/>
+                    </a:ln>
+                  </pic:spPr>
+                </pic:pic>
+              </a:graphicData>
+            </a:graphic>
+          </wp:inline>
+        </w:drawing>
+      </w:r>
+    </w:p>
+    <w:p>
+      <w:pPr>
+        <w:ind w:leftChars="200" w:left="440"/>
+        <w:rPr>
+          <w:rFonts w:hint="eastAsia"/>
           <w:b/>
           <w:bCs/>
           <w:sz w:val="32"/>
@@ -1976,6 +1815,7 @@
       <w:pPr>
         <w:ind w:leftChars="200" w:left="440"/>
         <w:rPr>
+          <w:rFonts w:hint="eastAsia"/>
           <w:szCs w:val="22"/>
         </w:rPr>
       </w:pPr>
@@ -1991,6 +1831,7 @@
       <w:pPr>
         <w:ind w:leftChars="200" w:left="440"/>
         <w:rPr>
+          <w:rFonts w:hint="eastAsia"/>
           <w:szCs w:val="22"/>
         </w:rPr>
       </w:pPr>
@@ -2006,14 +1847,192 @@
       <w:pPr>
         <w:ind w:leftChars="200" w:left="440"/>
         <w:rPr>
-          <w:szCs w:val="22"/>
-        </w:rPr>
-      </w:pPr>
-    </w:p>
-    <w:p>
-      <w:pPr>
-        <w:ind w:leftChars="200" w:left="440"/>
-        <w:rPr>
+          <w:rFonts w:hint="eastAsia"/>
+          <w:color w:val="000000" w:themeColor="text1"/>
+          <w:sz w:val="20"/>
+          <w:szCs w:val="20"/>
+        </w:rPr>
+      </w:pPr>
+      <w:r>
+        <w:rPr>
+          <w:rFonts w:hint="eastAsia"/>
+          <w:color w:val="000000" w:themeColor="text1"/>
+          <w:sz w:val="20"/>
+          <w:szCs w:val="20"/>
+        </w:rPr>
+        <w:t>实现方法：Godot引擎中的Action System。使用图形化界面创建</w:t>
+      </w:r>
+      <w:r>
+        <w:rPr>
+          <w:rFonts w:hint="eastAsia"/>
+          <w:color w:val="000000" w:themeColor="text1"/>
+          <w:sz w:val="20"/>
+          <w:szCs w:val="20"/>
+        </w:rPr>
+        <w:t>操作对应的函数，之后可以在代码中调用。</w:t>
+      </w:r>
+    </w:p>
+    <w:p>
+      <w:pPr>
+        <w:ind w:leftChars="200" w:left="440"/>
+        <w:rPr>
+          <w:rFonts w:hint="eastAsia"/>
+          <w:color w:val="00B0F0"/>
+          <w:sz w:val="16"/>
+          <w:szCs w:val="16"/>
+        </w:rPr>
+      </w:pPr>
+      <w:r>
+        <w:rPr>
+          <w:rFonts w:hint="eastAsia"/>
+          <w:noProof/>
+          <w:color w:val="000000" w:themeColor="text1"/>
+          <w:sz w:val="20"/>
+          <w:szCs w:val="20"/>
+        </w:rPr>
+        <w:lastRenderedPageBreak/>
+        <w:drawing>
+          <wp:inline distT="0" distB="0" distL="0" distR="0" wp14:anchorId="35BBD89D" wp14:editId="1B35F265">
+            <wp:extent cx="5236456" cy="2301903"/>
+            <wp:effectExtent l="0" t="0" r="2540" b="3175"/>
+            <wp:docPr id="1651229578" name="图片 1"/>
+            <wp:cNvGraphicFramePr>
+              <a:graphicFrameLocks xmlns:a="http://schemas.openxmlformats.org/drawingml/2006/main" noChangeAspect="1"/>
+            </wp:cNvGraphicFramePr>
+            <a:graphic xmlns:a="http://schemas.openxmlformats.org/drawingml/2006/main">
+              <a:graphicData uri="http://schemas.openxmlformats.org/drawingml/2006/picture">
+                <pic:pic xmlns:pic="http://schemas.openxmlformats.org/drawingml/2006/picture">
+                  <pic:nvPicPr>
+                    <pic:cNvPr id="0" name="Picture 1"/>
+                    <pic:cNvPicPr>
+                      <a:picLocks noChangeAspect="1" noChangeArrowheads="1"/>
+                    </pic:cNvPicPr>
+                  </pic:nvPicPr>
+                  <pic:blipFill>
+                    <a:blip r:embed="rId7">
+                      <a:extLst>
+                        <a:ext uri="{28A0092B-C50C-407E-A947-70E740481C1C}">
+                          <a14:useLocalDpi xmlns:a14="http://schemas.microsoft.com/office/drawing/2010/main" val="0"/>
+                        </a:ext>
+                      </a:extLst>
+                    </a:blip>
+                    <a:srcRect/>
+                    <a:stretch>
+                      <a:fillRect/>
+                    </a:stretch>
+                  </pic:blipFill>
+                  <pic:spPr bwMode="auto">
+                    <a:xfrm>
+                      <a:off x="0" y="0"/>
+                      <a:ext cx="5445551" cy="2393819"/>
+                    </a:xfrm>
+                    <a:prstGeom prst="rect">
+                      <a:avLst/>
+                    </a:prstGeom>
+                    <a:noFill/>
+                    <a:ln>
+                      <a:noFill/>
+                    </a:ln>
+                  </pic:spPr>
+                </pic:pic>
+              </a:graphicData>
+            </a:graphic>
+          </wp:inline>
+        </w:drawing>
+      </w:r>
+    </w:p>
+    <w:p>
+      <w:pPr>
+        <w:ind w:leftChars="200" w:left="440"/>
+        <w:rPr>
+          <w:rFonts w:hint="eastAsia"/>
+          <w:color w:val="00B0F0"/>
+          <w:sz w:val="16"/>
+          <w:szCs w:val="16"/>
+        </w:rPr>
+      </w:pPr>
+      <w:r>
+        <w:rPr>
+          <w:rFonts w:hint="eastAsia"/>
+          <w:color w:val="00B0F0"/>
+          <w:sz w:val="16"/>
+          <w:szCs w:val="16"/>
+        </w:rPr>
+        <w:t>图形界面</w:t>
+      </w:r>
+    </w:p>
+    <w:p>
+      <w:pPr>
+        <w:ind w:leftChars="200" w:left="440"/>
+        <w:rPr>
+          <w:rFonts w:hint="eastAsia"/>
+          <w:color w:val="000000" w:themeColor="text1"/>
+          <w:sz w:val="20"/>
+          <w:szCs w:val="20"/>
+        </w:rPr>
+      </w:pPr>
+      <w:r>
+        <w:rPr>
+          <w:noProof/>
+          <w:color w:val="00B0F0"/>
+          <w:sz w:val="16"/>
+          <w:szCs w:val="16"/>
+        </w:rPr>
+        <w:drawing>
+          <wp:inline distT="0" distB="0" distL="0" distR="0" wp14:anchorId="1112A8B2" wp14:editId="6B97E95B">
+            <wp:extent cx="5263515" cy="1347470"/>
+            <wp:effectExtent l="0" t="0" r="0" b="5080"/>
+            <wp:docPr id="619230378" name="图片 2"/>
+            <wp:cNvGraphicFramePr>
+              <a:graphicFrameLocks xmlns:a="http://schemas.openxmlformats.org/drawingml/2006/main" noChangeAspect="1"/>
+            </wp:cNvGraphicFramePr>
+            <a:graphic xmlns:a="http://schemas.openxmlformats.org/drawingml/2006/main">
+              <a:graphicData uri="http://schemas.openxmlformats.org/drawingml/2006/picture">
+                <pic:pic xmlns:pic="http://schemas.openxmlformats.org/drawingml/2006/picture">
+                  <pic:nvPicPr>
+                    <pic:cNvPr id="0" name="Picture 2"/>
+                    <pic:cNvPicPr>
+                      <a:picLocks noChangeAspect="1" noChangeArrowheads="1"/>
+                    </pic:cNvPicPr>
+                  </pic:nvPicPr>
+                  <pic:blipFill>
+                    <a:blip r:embed="rId8" cstate="print">
+                      <a:extLst>
+                        <a:ext uri="{28A0092B-C50C-407E-A947-70E740481C1C}">
+                          <a14:useLocalDpi xmlns:a14="http://schemas.microsoft.com/office/drawing/2010/main" val="0"/>
+                        </a:ext>
+                      </a:extLst>
+                    </a:blip>
+                    <a:srcRect/>
+                    <a:stretch>
+                      <a:fillRect/>
+                    </a:stretch>
+                  </pic:blipFill>
+                  <pic:spPr bwMode="auto">
+                    <a:xfrm>
+                      <a:off x="0" y="0"/>
+                      <a:ext cx="5263515" cy="1347470"/>
+                    </a:xfrm>
+                    <a:prstGeom prst="rect">
+                      <a:avLst/>
+                    </a:prstGeom>
+                    <a:noFill/>
+                    <a:ln>
+                      <a:noFill/>
+                    </a:ln>
+                  </pic:spPr>
+                </pic:pic>
+              </a:graphicData>
+            </a:graphic>
+          </wp:inline>
+        </w:drawing>
+      </w:r>
+    </w:p>
+    <w:p>
+      <w:pPr>
+        <w:ind w:leftChars="200" w:left="440"/>
+        <w:rPr>
+          <w:rFonts w:hint="eastAsia"/>
           <w:b/>
           <w:bCs/>
           <w:sz w:val="32"/>
@@ -2035,6 +2054,7 @@
       <w:pPr>
         <w:ind w:leftChars="200" w:left="440"/>
         <w:rPr>
+          <w:rFonts w:hint="eastAsia"/>
           <w:szCs w:val="22"/>
         </w:rPr>
       </w:pPr>
@@ -2050,6 +2070,7 @@
       <w:pPr>
         <w:ind w:leftChars="200" w:left="440"/>
         <w:rPr>
+          <w:rFonts w:hint="eastAsia"/>
           <w:szCs w:val="22"/>
         </w:rPr>
       </w:pPr>
@@ -2065,14 +2086,25 @@
       <w:pPr>
         <w:ind w:leftChars="200" w:left="440"/>
         <w:rPr>
-          <w:szCs w:val="22"/>
-        </w:rPr>
-      </w:pPr>
-    </w:p>
-    <w:p>
-      <w:pPr>
-        <w:ind w:leftChars="200" w:left="440"/>
-        <w:rPr>
+          <w:rFonts w:hint="eastAsia"/>
+          <w:sz w:val="20"/>
+          <w:szCs w:val="20"/>
+        </w:rPr>
+      </w:pPr>
+      <w:r>
+        <w:rPr>
+          <w:rFonts w:hint="eastAsia"/>
+          <w:sz w:val="20"/>
+          <w:szCs w:val="20"/>
+        </w:rPr>
+        <w:t>实现方法：在每个关卡设计完成之后，通过一遍</w:t>
+      </w:r>
+    </w:p>
+    <w:p>
+      <w:pPr>
+        <w:ind w:leftChars="200" w:left="440"/>
+        <w:rPr>
+          <w:rFonts w:hint="eastAsia"/>
           <w:b/>
           <w:bCs/>
           <w:sz w:val="32"/>
@@ -2094,6 +2126,7 @@
       <w:pPr>
         <w:ind w:leftChars="200" w:left="440"/>
         <w:rPr>
+          <w:rFonts w:hint="eastAsia"/>
           <w:sz w:val="28"/>
           <w:szCs w:val="28"/>
         </w:rPr>
@@ -2111,6 +2144,7 @@
       <w:pPr>
         <w:ind w:leftChars="200" w:left="440"/>
         <w:rPr>
+          <w:rFonts w:hint="eastAsia"/>
           <w:szCs w:val="22"/>
         </w:rPr>
       </w:pPr>
@@ -2142,6 +2176,7 @@
       <w:pPr>
         <w:ind w:leftChars="200" w:left="440"/>
         <w:rPr>
+          <w:rFonts w:hint="eastAsia"/>
           <w:sz w:val="28"/>
           <w:szCs w:val="28"/>
         </w:rPr>
@@ -2159,6 +2194,7 @@
       <w:pPr>
         <w:ind w:leftChars="200" w:left="440"/>
         <w:rPr>
+          <w:rFonts w:hint="eastAsia"/>
           <w:szCs w:val="22"/>
         </w:rPr>
       </w:pPr>
@@ -2201,6 +2237,7 @@
           <w:sz w:val="28"/>
           <w:szCs w:val="28"/>
         </w:rPr>
+        <w:lastRenderedPageBreak/>
         <w:t>特殊效果地块</w:t>
       </w:r>
     </w:p>
@@ -2217,7 +2254,6 @@
           <w:rFonts w:hint="eastAsia"/>
           <w:szCs w:val="22"/>
         </w:rPr>
-        <w:lastRenderedPageBreak/>
         <w:t>场景中会存在一些</w:t>
       </w:r>
     </w:p>
@@ -2225,6 +2261,7 @@
       <w:pPr>
         <w:ind w:leftChars="200" w:left="440"/>
         <w:rPr>
+          <w:rFonts w:hint="eastAsia"/>
           <w:sz w:val="28"/>
           <w:szCs w:val="28"/>
         </w:rPr>
@@ -2266,6 +2303,7 @@
     <w:p>
       <w:pPr>
         <w:rPr>
+          <w:rFonts w:hint="eastAsia"/>
           <w:sz w:val="40"/>
           <w:szCs w:val="40"/>
         </w:rPr>
@@ -2283,6 +2321,7 @@
       <w:pPr>
         <w:ind w:leftChars="200" w:left="440"/>
         <w:rPr>
+          <w:rFonts w:hint="eastAsia"/>
           <w:b/>
           <w:bCs/>
           <w:sz w:val="32"/>
@@ -2304,6 +2343,7 @@
       <w:pPr>
         <w:ind w:leftChars="200" w:left="440"/>
         <w:rPr>
+          <w:rFonts w:hint="eastAsia"/>
           <w:szCs w:val="22"/>
         </w:rPr>
       </w:pPr>
@@ -2335,6 +2375,7 @@
       <w:pPr>
         <w:ind w:leftChars="200" w:left="440"/>
         <w:rPr>
+          <w:rFonts w:hint="eastAsia"/>
           <w:szCs w:val="22"/>
         </w:rPr>
       </w:pPr>
@@ -2350,6 +2391,7 @@
       <w:pPr>
         <w:ind w:leftChars="200" w:left="440"/>
         <w:rPr>
+          <w:rFonts w:hint="eastAsia"/>
           <w:szCs w:val="22"/>
         </w:rPr>
       </w:pPr>
@@ -2369,11 +2411,74 @@
           <w:szCs w:val="22"/>
         </w:rPr>
       </w:pPr>
-    </w:p>
-    <w:p>
-      <w:pPr>
-        <w:ind w:leftChars="200" w:left="440"/>
-        <w:rPr>
+      <w:r>
+        <w:rPr>
+          <w:noProof/>
+        </w:rPr>
+        <w:drawing>
+          <wp:inline distT="0" distB="0" distL="0" distR="0" wp14:anchorId="2DECBDD4" wp14:editId="7A16A155">
+            <wp:extent cx="5274310" cy="2964180"/>
+            <wp:effectExtent l="0" t="0" r="2540" b="7620"/>
+            <wp:docPr id="523993442" name="图片 19"/>
+            <wp:cNvGraphicFramePr>
+              <a:graphicFrameLocks xmlns:a="http://schemas.openxmlformats.org/drawingml/2006/main" noChangeAspect="1"/>
+            </wp:cNvGraphicFramePr>
+            <a:graphic xmlns:a="http://schemas.openxmlformats.org/drawingml/2006/main">
+              <a:graphicData uri="http://schemas.openxmlformats.org/drawingml/2006/picture">
+                <pic:pic xmlns:pic="http://schemas.openxmlformats.org/drawingml/2006/picture">
+                  <pic:nvPicPr>
+                    <pic:cNvPr id="0" name="Picture 19"/>
+                    <pic:cNvPicPr>
+                      <a:picLocks noChangeAspect="1" noChangeArrowheads="1"/>
+                    </pic:cNvPicPr>
+                  </pic:nvPicPr>
+                  <pic:blipFill>
+                    <a:blip r:embed="rId9" cstate="print">
+                      <a:extLst>
+                        <a:ext uri="{28A0092B-C50C-407E-A947-70E740481C1C}">
+                          <a14:useLocalDpi xmlns:a14="http://schemas.microsoft.com/office/drawing/2010/main" val="0"/>
+                        </a:ext>
+                      </a:extLst>
+                    </a:blip>
+                    <a:srcRect/>
+                    <a:stretch>
+                      <a:fillRect/>
+                    </a:stretch>
+                  </pic:blipFill>
+                  <pic:spPr bwMode="auto">
+                    <a:xfrm>
+                      <a:off x="0" y="0"/>
+                      <a:ext cx="5274310" cy="2964180"/>
+                    </a:xfrm>
+                    <a:prstGeom prst="rect">
+                      <a:avLst/>
+                    </a:prstGeom>
+                    <a:noFill/>
+                    <a:ln>
+                      <a:noFill/>
+                    </a:ln>
+                  </pic:spPr>
+                </pic:pic>
+              </a:graphicData>
+            </a:graphic>
+          </wp:inline>
+        </w:drawing>
+      </w:r>
+    </w:p>
+    <w:p>
+      <w:pPr>
+        <w:ind w:leftChars="200" w:left="440"/>
+        <w:rPr>
+          <w:rFonts w:hint="eastAsia"/>
+          <w:szCs w:val="22"/>
+        </w:rPr>
+      </w:pPr>
+    </w:p>
+    <w:p>
+      <w:pPr>
+        <w:ind w:leftChars="200" w:left="440"/>
+        <w:rPr>
+          <w:rFonts w:hint="eastAsia"/>
           <w:szCs w:val="22"/>
         </w:rPr>
       </w:pPr>
@@ -2389,6 +2494,7 @@
       <w:pPr>
         <w:ind w:leftChars="200" w:left="440"/>
         <w:rPr>
+          <w:rFonts w:hint="eastAsia"/>
           <w:szCs w:val="22"/>
         </w:rPr>
       </w:pPr>
@@ -2404,14 +2510,16 @@
       <w:pPr>
         <w:ind w:leftChars="200" w:left="440"/>
         <w:rPr>
-          <w:szCs w:val="22"/>
-        </w:rPr>
-      </w:pPr>
-      <w:r>
-        <w:rPr>
-          <w:rFonts w:hint="eastAsia"/>
-          <w:szCs w:val="22"/>
-        </w:rPr>
+          <w:rFonts w:hint="eastAsia"/>
+          <w:szCs w:val="22"/>
+        </w:rPr>
+      </w:pPr>
+      <w:r>
+        <w:rPr>
+          <w:rFonts w:hint="eastAsia"/>
+          <w:szCs w:val="22"/>
+        </w:rPr>
+        <w:lastRenderedPageBreak/>
         <w:t>例如一把大剑有45面板攻击，力量补正40%，敏捷补正10%。玩家力量10敏捷10</w:t>
       </w:r>
     </w:p>
@@ -2419,6 +2527,7 @@
       <w:pPr>
         <w:ind w:leftChars="200" w:left="440"/>
         <w:rPr>
+          <w:rFonts w:hint="eastAsia"/>
           <w:szCs w:val="22"/>
         </w:rPr>
       </w:pPr>
@@ -2490,6 +2599,7 @@
       <w:pPr>
         <w:ind w:leftChars="200" w:left="440"/>
         <w:rPr>
+          <w:rFonts w:hint="eastAsia"/>
           <w:b/>
           <w:bCs/>
           <w:sz w:val="32"/>
@@ -2511,25 +2621,24 @@
       <w:pPr>
         <w:ind w:leftChars="200" w:left="440"/>
         <w:rPr>
-          <w:szCs w:val="22"/>
-        </w:rPr>
-      </w:pPr>
-      <w:r>
-        <w:rPr>
-          <w:rFonts w:hint="eastAsia"/>
-          <w:szCs w:val="22"/>
-        </w:rPr>
-        <w:t>人物外观统一为像素画风格，使用</w:t>
-      </w:r>
-      <w:proofErr w:type="spellStart"/>
-      <w:r>
-        <w:rPr>
-          <w:rFonts w:hint="eastAsia"/>
-          <w:szCs w:val="22"/>
-        </w:rPr>
-        <w:t>Resprite</w:t>
-      </w:r>
-      <w:proofErr w:type="spellEnd"/>
+          <w:rFonts w:hint="eastAsia"/>
+          <w:szCs w:val="22"/>
+        </w:rPr>
+      </w:pPr>
+      <w:r>
+        <w:rPr>
+          <w:rFonts w:hint="eastAsia"/>
+          <w:szCs w:val="22"/>
+        </w:rPr>
+        <w:t>人物外观统一为像素画风格，使用Resprite</w:t>
+      </w:r>
+      <w:r>
+        <w:rPr>
+          <w:rFonts w:hint="eastAsia"/>
+          <w:szCs w:val="22"/>
+        </w:rPr>
+        <w:t>*</w:t>
+      </w:r>
       <w:r>
         <w:rPr>
           <w:rFonts w:hint="eastAsia"/>
@@ -2542,6 +2651,162 @@
       <w:pPr>
         <w:ind w:leftChars="200" w:left="440"/>
         <w:rPr>
+          <w:rFonts w:hint="eastAsia"/>
+          <w:sz w:val="16"/>
+          <w:szCs w:val="16"/>
+        </w:rPr>
+      </w:pPr>
+      <w:r>
+        <w:rPr>
+          <w:rFonts w:hint="eastAsia"/>
+          <w:sz w:val="16"/>
+          <w:szCs w:val="16"/>
+        </w:rPr>
+        <w:t>*Resprite绘制和美术风格设计会在美术章节详细讲解</w:t>
+      </w:r>
+    </w:p>
+    <w:p>
+      <w:pPr>
+        <w:ind w:leftChars="200" w:left="440"/>
+        <w:rPr>
+          <w:rFonts w:hint="eastAsia"/>
+          <w:szCs w:val="22"/>
+        </w:rPr>
+      </w:pPr>
+      <w:r>
+        <w:rPr>
+          <w:noProof/>
+          <w:szCs w:val="22"/>
+        </w:rPr>
+        <w:drawing>
+          <wp:inline distT="0" distB="0" distL="0" distR="0" wp14:anchorId="539AD34D" wp14:editId="21715970">
+            <wp:extent cx="2142877" cy="2142877"/>
+            <wp:effectExtent l="0" t="0" r="0" b="0"/>
+            <wp:docPr id="1992303197" name="图片 10"/>
+            <wp:cNvGraphicFramePr>
+              <a:graphicFrameLocks xmlns:a="http://schemas.openxmlformats.org/drawingml/2006/main" noChangeAspect="1"/>
+            </wp:cNvGraphicFramePr>
+            <a:graphic xmlns:a="http://schemas.openxmlformats.org/drawingml/2006/main">
+              <a:graphicData uri="http://schemas.openxmlformats.org/drawingml/2006/picture">
+                <pic:pic xmlns:pic="http://schemas.openxmlformats.org/drawingml/2006/picture">
+                  <pic:nvPicPr>
+                    <pic:cNvPr id="0" name="Picture 10"/>
+                    <pic:cNvPicPr>
+                      <a:picLocks noChangeAspect="1" noChangeArrowheads="1"/>
+                    </pic:cNvPicPr>
+                  </pic:nvPicPr>
+                  <pic:blipFill>
+                    <a:blip r:embed="rId10" cstate="print">
+                      <a:extLst>
+                        <a:ext uri="{28A0092B-C50C-407E-A947-70E740481C1C}">
+                          <a14:useLocalDpi xmlns:a14="http://schemas.microsoft.com/office/drawing/2010/main" val="0"/>
+                        </a:ext>
+                      </a:extLst>
+                    </a:blip>
+                    <a:srcRect/>
+                    <a:stretch>
+                      <a:fillRect/>
+                    </a:stretch>
+                  </pic:blipFill>
+                  <pic:spPr bwMode="auto">
+                    <a:xfrm>
+                      <a:off x="0" y="0"/>
+                      <a:ext cx="2226355" cy="2226355"/>
+                    </a:xfrm>
+                    <a:prstGeom prst="rect">
+                      <a:avLst/>
+                    </a:prstGeom>
+                    <a:noFill/>
+                    <a:ln>
+                      <a:noFill/>
+                    </a:ln>
+                  </pic:spPr>
+                </pic:pic>
+              </a:graphicData>
+            </a:graphic>
+          </wp:inline>
+        </w:drawing>
+      </w:r>
+      <w:r>
+        <w:rPr>
+          <w:noProof/>
+          <w:szCs w:val="22"/>
+        </w:rPr>
+        <w:drawing>
+          <wp:inline distT="0" distB="0" distL="0" distR="0" wp14:anchorId="046522B0" wp14:editId="29CA404F">
+            <wp:extent cx="2711394" cy="2031429"/>
+            <wp:effectExtent l="0" t="0" r="0" b="6985"/>
+            <wp:docPr id="1524235834" name="图片 11"/>
+            <wp:cNvGraphicFramePr>
+              <a:graphicFrameLocks xmlns:a="http://schemas.openxmlformats.org/drawingml/2006/main" noChangeAspect="1"/>
+            </wp:cNvGraphicFramePr>
+            <a:graphic xmlns:a="http://schemas.openxmlformats.org/drawingml/2006/main">
+              <a:graphicData uri="http://schemas.openxmlformats.org/drawingml/2006/picture">
+                <pic:pic xmlns:pic="http://schemas.openxmlformats.org/drawingml/2006/picture">
+                  <pic:nvPicPr>
+                    <pic:cNvPr id="0" name="Picture 11"/>
+                    <pic:cNvPicPr>
+                      <a:picLocks noChangeAspect="1" noChangeArrowheads="1"/>
+                    </pic:cNvPicPr>
+                  </pic:nvPicPr>
+                  <pic:blipFill>
+                    <a:blip r:embed="rId11">
+                      <a:extLst>
+                        <a:ext uri="{28A0092B-C50C-407E-A947-70E740481C1C}">
+                          <a14:useLocalDpi xmlns:a14="http://schemas.microsoft.com/office/drawing/2010/main" val="0"/>
+                        </a:ext>
+                      </a:extLst>
+                    </a:blip>
+                    <a:srcRect/>
+                    <a:stretch>
+                      <a:fillRect/>
+                    </a:stretch>
+                  </pic:blipFill>
+                  <pic:spPr bwMode="auto">
+                    <a:xfrm>
+                      <a:off x="0" y="0"/>
+                      <a:ext cx="2797176" cy="2095699"/>
+                    </a:xfrm>
+                    <a:prstGeom prst="rect">
+                      <a:avLst/>
+                    </a:prstGeom>
+                    <a:noFill/>
+                    <a:ln>
+                      <a:noFill/>
+                    </a:ln>
+                  </pic:spPr>
+                </pic:pic>
+              </a:graphicData>
+            </a:graphic>
+          </wp:inline>
+        </w:drawing>
+      </w:r>
+    </w:p>
+    <w:p>
+      <w:pPr>
+        <w:ind w:leftChars="200" w:left="440"/>
+        <w:rPr>
+          <w:rFonts w:hint="eastAsia"/>
+          <w:color w:val="002060"/>
+          <w:sz w:val="10"/>
+          <w:szCs w:val="10"/>
+        </w:rPr>
+      </w:pPr>
+      <w:r>
+        <w:rPr>
+          <w:rFonts w:hint="eastAsia"/>
+          <w:color w:val="002060"/>
+          <w:sz w:val="10"/>
+          <w:szCs w:val="10"/>
+        </w:rPr>
+        <w:t>开源资产</w:t>
+      </w:r>
+    </w:p>
+    <w:p>
+      <w:pPr>
+        <w:ind w:leftChars="200" w:left="440"/>
+        <w:rPr>
+          <w:rFonts w:hint="eastAsia"/>
           <w:sz w:val="28"/>
           <w:szCs w:val="28"/>
         </w:rPr>
@@ -2559,6 +2824,7 @@
       <w:pPr>
         <w:ind w:leftChars="200" w:left="440"/>
         <w:rPr>
+          <w:rFonts w:hint="eastAsia"/>
           <w:szCs w:val="22"/>
         </w:rPr>
       </w:pPr>
@@ -2574,6 +2840,7 @@
       <w:pPr>
         <w:ind w:leftChars="200" w:left="440"/>
         <w:rPr>
+          <w:rFonts w:hint="eastAsia"/>
           <w:sz w:val="28"/>
           <w:szCs w:val="28"/>
         </w:rPr>
@@ -2584,7 +2851,6 @@
           <w:sz w:val="28"/>
           <w:szCs w:val="28"/>
         </w:rPr>
-        <w:lastRenderedPageBreak/>
         <w:t>Hitbox</w:t>
       </w:r>
     </w:p>
@@ -2592,6 +2858,7 @@
       <w:pPr>
         <w:ind w:leftChars="200" w:left="440"/>
         <w:rPr>
+          <w:rFonts w:hint="eastAsia"/>
           <w:szCs w:val="22"/>
         </w:rPr>
       </w:pPr>
@@ -2607,6 +2874,70 @@
       <w:pPr>
         <w:ind w:leftChars="200" w:left="440"/>
         <w:rPr>
+          <w:rFonts w:hint="eastAsia"/>
+          <w:szCs w:val="22"/>
+        </w:rPr>
+      </w:pPr>
+      <w:r>
+        <w:rPr>
+          <w:noProof/>
+          <w:szCs w:val="22"/>
+        </w:rPr>
+        <w:drawing>
+          <wp:inline distT="0" distB="0" distL="0" distR="0" wp14:anchorId="07488766" wp14:editId="002DE8A3">
+            <wp:extent cx="1089256" cy="1097280"/>
+            <wp:effectExtent l="0" t="0" r="0" b="7620"/>
+            <wp:docPr id="352532697" name="图片 8"/>
+            <wp:cNvGraphicFramePr>
+              <a:graphicFrameLocks xmlns:a="http://schemas.openxmlformats.org/drawingml/2006/main" noChangeAspect="1"/>
+            </wp:cNvGraphicFramePr>
+            <a:graphic xmlns:a="http://schemas.openxmlformats.org/drawingml/2006/main">
+              <a:graphicData uri="http://schemas.openxmlformats.org/drawingml/2006/picture">
+                <pic:pic xmlns:pic="http://schemas.openxmlformats.org/drawingml/2006/picture">
+                  <pic:nvPicPr>
+                    <pic:cNvPr id="0" name="Picture 8"/>
+                    <pic:cNvPicPr>
+                      <a:picLocks noChangeAspect="1" noChangeArrowheads="1"/>
+                    </pic:cNvPicPr>
+                  </pic:nvPicPr>
+                  <pic:blipFill>
+                    <a:blip r:embed="rId12" cstate="print">
+                      <a:extLst>
+                        <a:ext uri="{28A0092B-C50C-407E-A947-70E740481C1C}">
+                          <a14:useLocalDpi xmlns:a14="http://schemas.microsoft.com/office/drawing/2010/main" val="0"/>
+                        </a:ext>
+                      </a:extLst>
+                    </a:blip>
+                    <a:srcRect/>
+                    <a:stretch>
+                      <a:fillRect/>
+                    </a:stretch>
+                  </pic:blipFill>
+                  <pic:spPr bwMode="auto">
+                    <a:xfrm>
+                      <a:off x="0" y="0"/>
+                      <a:ext cx="1105895" cy="1114041"/>
+                    </a:xfrm>
+                    <a:prstGeom prst="rect">
+                      <a:avLst/>
+                    </a:prstGeom>
+                    <a:noFill/>
+                    <a:ln>
+                      <a:noFill/>
+                    </a:ln>
+                  </pic:spPr>
+                </pic:pic>
+              </a:graphicData>
+            </a:graphic>
+          </wp:inline>
+        </w:drawing>
+      </w:r>
+    </w:p>
+    <w:p>
+      <w:pPr>
+        <w:ind w:leftChars="200" w:left="440"/>
+        <w:rPr>
+          <w:rFonts w:hint="eastAsia"/>
           <w:b/>
           <w:bCs/>
           <w:sz w:val="32"/>
@@ -2621,12 +2952,208 @@
           <w:sz w:val="32"/>
           <w:szCs w:val="32"/>
         </w:rPr>
+        <w:lastRenderedPageBreak/>
         <w:t>1.2.3人物动画</w:t>
       </w:r>
     </w:p>
     <w:p>
       <w:pPr>
+        <w:ind w:leftChars="200" w:left="440"/>
+        <w:rPr>
+          <w:rFonts w:hint="eastAsia"/>
+          <w:szCs w:val="22"/>
+        </w:rPr>
+      </w:pPr>
+      <w:r>
+        <w:rPr>
+          <w:rFonts w:hint="eastAsia"/>
+          <w:szCs w:val="22"/>
+        </w:rPr>
+        <w:t>实现方法：立绘表。这是一种把人物各种动画打包进一张图的高效动画创作方法。相比于虚幻和Unity引擎的一帧一张立绘有效率优势。</w:t>
+      </w:r>
+    </w:p>
+    <w:p>
+      <w:pPr>
+        <w:ind w:leftChars="200" w:left="440"/>
+        <w:rPr>
+          <w:rFonts w:hint="eastAsia"/>
+          <w:szCs w:val="22"/>
+        </w:rPr>
+      </w:pPr>
+      <w:r>
+        <w:rPr>
+          <w:rFonts w:hint="eastAsia"/>
+          <w:szCs w:val="22"/>
+        </w:rPr>
+        <w:t>通过绘制网格的方式将立绘表中的图像拆分成帧。再通过鼠标选择导入要使用的帧</w:t>
+      </w:r>
+      <w:r>
+        <w:rPr>
+          <w:rFonts w:hint="eastAsia"/>
+          <w:noProof/>
+          <w:szCs w:val="22"/>
+        </w:rPr>
+        <w:drawing>
+          <wp:inline distT="0" distB="0" distL="0" distR="0" wp14:anchorId="29E819F9" wp14:editId="7B43214C">
+            <wp:extent cx="5275580" cy="2973705"/>
+            <wp:effectExtent l="0" t="0" r="1270" b="0"/>
+            <wp:docPr id="1810477779" name="图片 4"/>
+            <wp:cNvGraphicFramePr>
+              <a:graphicFrameLocks xmlns:a="http://schemas.openxmlformats.org/drawingml/2006/main" noChangeAspect="1"/>
+            </wp:cNvGraphicFramePr>
+            <a:graphic xmlns:a="http://schemas.openxmlformats.org/drawingml/2006/main">
+              <a:graphicData uri="http://schemas.openxmlformats.org/drawingml/2006/picture">
+                <pic:pic xmlns:pic="http://schemas.openxmlformats.org/drawingml/2006/picture">
+                  <pic:nvPicPr>
+                    <pic:cNvPr id="0" name="Picture 4"/>
+                    <pic:cNvPicPr>
+                      <a:picLocks noChangeAspect="1" noChangeArrowheads="1"/>
+                    </pic:cNvPicPr>
+                  </pic:nvPicPr>
+                  <pic:blipFill>
+                    <a:blip r:embed="rId13" cstate="print">
+                      <a:extLst>
+                        <a:ext uri="{28A0092B-C50C-407E-A947-70E740481C1C}">
+                          <a14:useLocalDpi xmlns:a14="http://schemas.microsoft.com/office/drawing/2010/main" val="0"/>
+                        </a:ext>
+                      </a:extLst>
+                    </a:blip>
+                    <a:srcRect/>
+                    <a:stretch>
+                      <a:fillRect/>
+                    </a:stretch>
+                  </pic:blipFill>
+                  <pic:spPr bwMode="auto">
+                    <a:xfrm>
+                      <a:off x="0" y="0"/>
+                      <a:ext cx="5275580" cy="2973705"/>
+                    </a:xfrm>
+                    <a:prstGeom prst="rect">
+                      <a:avLst/>
+                    </a:prstGeom>
+                    <a:noFill/>
+                    <a:ln>
+                      <a:noFill/>
+                    </a:ln>
+                  </pic:spPr>
+                </pic:pic>
+              </a:graphicData>
+            </a:graphic>
+          </wp:inline>
+        </w:drawing>
+      </w:r>
+    </w:p>
+    <w:p>
+      <w:pPr>
+        <w:ind w:leftChars="200" w:left="440"/>
+        <w:rPr>
+          <w:rFonts w:hint="eastAsia"/>
+          <w:color w:val="00B0F0"/>
+          <w:sz w:val="16"/>
+          <w:szCs w:val="16"/>
+        </w:rPr>
+      </w:pPr>
+      <w:r>
+        <w:rPr>
+          <w:rFonts w:hint="eastAsia"/>
+          <w:color w:val="00B0F0"/>
+          <w:sz w:val="16"/>
+          <w:szCs w:val="16"/>
+        </w:rPr>
+        <w:t>立绘表</w:t>
+      </w:r>
+    </w:p>
+    <w:p>
+      <w:pPr>
+        <w:ind w:leftChars="200" w:left="440"/>
+        <w:rPr>
+          <w:rFonts w:hint="eastAsia"/>
+          <w:color w:val="00B0F0"/>
+          <w:sz w:val="16"/>
+          <w:szCs w:val="16"/>
+        </w:rPr>
+      </w:pPr>
+      <w:r>
+        <w:rPr>
+          <w:noProof/>
+          <w:color w:val="00B0F0"/>
+          <w:sz w:val="16"/>
+          <w:szCs w:val="16"/>
+        </w:rPr>
+        <w:drawing>
+          <wp:inline distT="0" distB="0" distL="0" distR="0" wp14:anchorId="10410BEA" wp14:editId="0101E0E1">
+            <wp:extent cx="4810760" cy="2277745"/>
+            <wp:effectExtent l="0" t="0" r="8890" b="8255"/>
+            <wp:docPr id="228132051" name="图片 5"/>
+            <wp:cNvGraphicFramePr>
+              <a:graphicFrameLocks xmlns:a="http://schemas.openxmlformats.org/drawingml/2006/main" noChangeAspect="1"/>
+            </wp:cNvGraphicFramePr>
+            <a:graphic xmlns:a="http://schemas.openxmlformats.org/drawingml/2006/main">
+              <a:graphicData uri="http://schemas.openxmlformats.org/drawingml/2006/picture">
+                <pic:pic xmlns:pic="http://schemas.openxmlformats.org/drawingml/2006/picture">
+                  <pic:nvPicPr>
+                    <pic:cNvPr id="0" name="Picture 5"/>
+                    <pic:cNvPicPr>
+                      <a:picLocks noChangeAspect="1" noChangeArrowheads="1"/>
+                    </pic:cNvPicPr>
+                  </pic:nvPicPr>
+                  <pic:blipFill>
+                    <a:blip r:embed="rId14">
+                      <a:extLst>
+                        <a:ext uri="{28A0092B-C50C-407E-A947-70E740481C1C}">
+                          <a14:useLocalDpi xmlns:a14="http://schemas.microsoft.com/office/drawing/2010/main" val="0"/>
+                        </a:ext>
+                      </a:extLst>
+                    </a:blip>
+                    <a:srcRect/>
+                    <a:stretch>
+                      <a:fillRect/>
+                    </a:stretch>
+                  </pic:blipFill>
+                  <pic:spPr bwMode="auto">
+                    <a:xfrm>
+                      <a:off x="0" y="0"/>
+                      <a:ext cx="4810760" cy="2277745"/>
+                    </a:xfrm>
+                    <a:prstGeom prst="rect">
+                      <a:avLst/>
+                    </a:prstGeom>
+                    <a:noFill/>
+                    <a:ln>
+                      <a:noFill/>
+                    </a:ln>
+                  </pic:spPr>
+                </pic:pic>
+              </a:graphicData>
+            </a:graphic>
+          </wp:inline>
+        </w:drawing>
+      </w:r>
+    </w:p>
+    <w:p>
+      <w:pPr>
+        <w:ind w:leftChars="200" w:left="440"/>
+        <w:rPr>
+          <w:rFonts w:hint="eastAsia"/>
+          <w:color w:val="00B0F0"/>
+          <w:sz w:val="16"/>
+          <w:szCs w:val="16"/>
+        </w:rPr>
+      </w:pPr>
+      <w:r>
+        <w:rPr>
+          <w:rFonts w:hint="eastAsia"/>
+          <w:color w:val="00B0F0"/>
+          <w:sz w:val="16"/>
+          <w:szCs w:val="16"/>
+        </w:rPr>
+        <w:t>选择帧</w:t>
+      </w:r>
+    </w:p>
+    <w:p>
+      <w:pPr>
         <w:widowControl/>
+        <w:ind w:firstLine="420"/>
         <w:rPr>
           <w:rFonts w:hint="eastAsia"/>
           <w:b/>
@@ -2639,15 +3166,186 @@
         <w:rPr>
           <w:b/>
           <w:bCs/>
+          <w:noProof/>
           <w:sz w:val="32"/>
           <w:szCs w:val="32"/>
         </w:rPr>
-        <w:br w:type="page"/>
-      </w:r>
-    </w:p>
-    <w:p>
-      <w:pPr>
-        <w:rPr>
+        <w:lastRenderedPageBreak/>
+        <w:drawing>
+          <wp:inline distT="0" distB="0" distL="0" distR="0" wp14:anchorId="4AE3CABE" wp14:editId="502BD5D1">
+            <wp:extent cx="4297680" cy="1974247"/>
+            <wp:effectExtent l="0" t="0" r="7620" b="6985"/>
+            <wp:docPr id="982406311" name="图片 7"/>
+            <wp:cNvGraphicFramePr>
+              <a:graphicFrameLocks xmlns:a="http://schemas.openxmlformats.org/drawingml/2006/main" noChangeAspect="1"/>
+            </wp:cNvGraphicFramePr>
+            <a:graphic xmlns:a="http://schemas.openxmlformats.org/drawingml/2006/main">
+              <a:graphicData uri="http://schemas.openxmlformats.org/drawingml/2006/picture">
+                <pic:pic xmlns:pic="http://schemas.openxmlformats.org/drawingml/2006/picture">
+                  <pic:nvPicPr>
+                    <pic:cNvPr id="982406311" name="图片 982406311"/>
+                    <pic:cNvPicPr/>
+                  </pic:nvPicPr>
+                  <pic:blipFill>
+                    <a:blip r:embed="rId15">
+                      <a:extLst>
+                        <a:ext uri="{28A0092B-C50C-407E-A947-70E740481C1C}">
+                          <a14:useLocalDpi xmlns:a14="http://schemas.microsoft.com/office/drawing/2010/main" val="0"/>
+                        </a:ext>
+                      </a:extLst>
+                    </a:blip>
+                    <a:stretch>
+                      <a:fillRect/>
+                    </a:stretch>
+                  </pic:blipFill>
+                  <pic:spPr>
+                    <a:xfrm>
+                      <a:off x="0" y="0"/>
+                      <a:ext cx="4307885" cy="1978935"/>
+                    </a:xfrm>
+                    <a:prstGeom prst="rect">
+                      <a:avLst/>
+                    </a:prstGeom>
+                  </pic:spPr>
+                </pic:pic>
+              </a:graphicData>
+            </a:graphic>
+          </wp:inline>
+        </w:drawing>
+      </w:r>
+    </w:p>
+    <w:p>
+      <w:pPr>
+        <w:widowControl/>
+        <w:ind w:firstLine="420"/>
+        <w:rPr>
+          <w:rFonts w:hint="eastAsia"/>
+          <w:b/>
+          <w:bCs/>
+          <w:sz w:val="28"/>
+          <w:szCs w:val="28"/>
+        </w:rPr>
+      </w:pPr>
+      <w:r>
+        <w:rPr>
+          <w:rFonts w:hint="eastAsia"/>
+          <w:b/>
+          <w:bCs/>
+          <w:sz w:val="28"/>
+          <w:szCs w:val="28"/>
+        </w:rPr>
+        <w:t>物理交互</w:t>
+      </w:r>
+    </w:p>
+    <w:p>
+      <w:pPr>
+        <w:ind w:leftChars="200" w:left="440"/>
+        <w:rPr>
+          <w:rFonts w:hint="eastAsia"/>
+          <w:color w:val="000000" w:themeColor="text1"/>
+          <w:sz w:val="20"/>
+          <w:szCs w:val="20"/>
+        </w:rPr>
+      </w:pPr>
+      <w:r>
+        <w:rPr>
+          <w:rFonts w:hint="eastAsia"/>
+          <w:sz w:val="20"/>
+          <w:szCs w:val="20"/>
+        </w:rPr>
+        <w:t>实现方法：GDscript中的</w:t>
+      </w:r>
+      <w:r>
+        <w:rPr>
+          <w:color w:val="0070C0"/>
+          <w:sz w:val="20"/>
+          <w:szCs w:val="20"/>
+        </w:rPr>
+        <w:t>_physics_process()</w:t>
+      </w:r>
+      <w:r>
+        <w:rPr>
+          <w:rFonts w:hint="eastAsia"/>
+          <w:color w:val="000000" w:themeColor="text1"/>
+          <w:sz w:val="20"/>
+          <w:szCs w:val="20"/>
+        </w:rPr>
+        <w:t>函数实现键位设置。这个函数会运行在一个固定帧率下，不受游戏帧率影响，以保证物理引擎能正确的模拟游戏内的物理运动。</w:t>
+      </w:r>
+    </w:p>
+    <w:p>
+      <w:pPr>
+        <w:widowControl/>
+        <w:ind w:firstLine="420"/>
+        <w:rPr>
+          <w:rFonts w:hint="eastAsia"/>
+          <w:b/>
+          <w:bCs/>
+          <w:szCs w:val="22"/>
+        </w:rPr>
+      </w:pPr>
+      <w:r>
+        <w:rPr>
+          <w:rFonts w:hint="eastAsia"/>
+          <w:b/>
+          <w:bCs/>
+          <w:noProof/>
+          <w:szCs w:val="22"/>
+        </w:rPr>
+        <w:drawing>
+          <wp:inline distT="0" distB="0" distL="0" distR="0" wp14:anchorId="301DF973" wp14:editId="129C6F8D">
+            <wp:extent cx="3373034" cy="2297927"/>
+            <wp:effectExtent l="0" t="0" r="0" b="7620"/>
+            <wp:docPr id="1746465587" name="图片 14"/>
+            <wp:cNvGraphicFramePr>
+              <a:graphicFrameLocks xmlns:a="http://schemas.openxmlformats.org/drawingml/2006/main" noChangeAspect="1"/>
+            </wp:cNvGraphicFramePr>
+            <a:graphic xmlns:a="http://schemas.openxmlformats.org/drawingml/2006/main">
+              <a:graphicData uri="http://schemas.openxmlformats.org/drawingml/2006/picture">
+                <pic:pic xmlns:pic="http://schemas.openxmlformats.org/drawingml/2006/picture">
+                  <pic:nvPicPr>
+                    <pic:cNvPr id="0" name="Picture 14"/>
+                    <pic:cNvPicPr>
+                      <a:picLocks noChangeAspect="1" noChangeArrowheads="1"/>
+                    </pic:cNvPicPr>
+                  </pic:nvPicPr>
+                  <pic:blipFill>
+                    <a:blip r:embed="rId16" cstate="print">
+                      <a:extLst>
+                        <a:ext uri="{28A0092B-C50C-407E-A947-70E740481C1C}">
+                          <a14:useLocalDpi xmlns:a14="http://schemas.microsoft.com/office/drawing/2010/main" val="0"/>
+                        </a:ext>
+                      </a:extLst>
+                    </a:blip>
+                    <a:srcRect/>
+                    <a:stretch>
+                      <a:fillRect/>
+                    </a:stretch>
+                  </pic:blipFill>
+                  <pic:spPr bwMode="auto">
+                    <a:xfrm>
+                      <a:off x="0" y="0"/>
+                      <a:ext cx="3393265" cy="2311710"/>
+                    </a:xfrm>
+                    <a:prstGeom prst="rect">
+                      <a:avLst/>
+                    </a:prstGeom>
+                    <a:noFill/>
+                    <a:ln>
+                      <a:noFill/>
+                    </a:ln>
+                  </pic:spPr>
+                </pic:pic>
+              </a:graphicData>
+            </a:graphic>
+          </wp:inline>
+        </w:drawing>
+      </w:r>
+    </w:p>
+    <w:p>
+      <w:pPr>
+        <w:rPr>
+          <w:rFonts w:hint="eastAsia"/>
           <w:sz w:val="40"/>
           <w:szCs w:val="40"/>
         </w:rPr>
@@ -2658,7 +3356,6 @@
           <w:sz w:val="40"/>
           <w:szCs w:val="40"/>
         </w:rPr>
-        <w:lastRenderedPageBreak/>
         <w:t>1.3装备</w:t>
       </w:r>
     </w:p>
@@ -2666,6 +3363,7 @@
       <w:pPr>
         <w:ind w:leftChars="200" w:left="440"/>
         <w:rPr>
+          <w:rFonts w:hint="eastAsia"/>
           <w:b/>
           <w:bCs/>
           <w:sz w:val="32"/>
@@ -2803,6 +3501,7 @@
       <w:pPr>
         <w:ind w:leftChars="200" w:left="440"/>
         <w:rPr>
+          <w:rFonts w:hint="eastAsia"/>
           <w:color w:val="000000" w:themeColor="text1"/>
           <w:szCs w:val="22"/>
         </w:rPr>
@@ -2820,6 +3519,7 @@
       <w:pPr>
         <w:ind w:leftChars="200" w:left="440"/>
         <w:rPr>
+          <w:rFonts w:hint="eastAsia"/>
           <w:b/>
           <w:bCs/>
           <w:sz w:val="32"/>
@@ -2841,6 +3541,7 @@
       <w:pPr>
         <w:ind w:leftChars="200" w:left="440"/>
         <w:rPr>
+          <w:rFonts w:hint="eastAsia"/>
           <w:sz w:val="28"/>
           <w:szCs w:val="28"/>
         </w:rPr>
@@ -2858,6 +3559,7 @@
       <w:pPr>
         <w:ind w:leftChars="200" w:left="440"/>
         <w:rPr>
+          <w:rFonts w:hint="eastAsia"/>
           <w:szCs w:val="22"/>
         </w:rPr>
       </w:pPr>
@@ -2898,11 +3600,20 @@
           <w:szCs w:val="22"/>
         </w:rPr>
       </w:pPr>
-    </w:p>
-    <w:p>
-      <w:pPr>
-        <w:ind w:leftChars="200" w:left="440"/>
-        <w:rPr>
+      <w:r>
+        <w:rPr>
+          <w:rFonts w:hint="eastAsia"/>
+          <w:szCs w:val="22"/>
+        </w:rPr>
+        <w:lastRenderedPageBreak/>
+        <w:t>按用途可分为时装和战装</w:t>
+      </w:r>
+    </w:p>
+    <w:p>
+      <w:pPr>
+        <w:ind w:leftChars="200" w:left="440"/>
+        <w:rPr>
+          <w:rFonts w:hint="eastAsia"/>
           <w:sz w:val="28"/>
           <w:szCs w:val="28"/>
         </w:rPr>
@@ -2920,6 +3631,39 @@
       <w:pPr>
         <w:ind w:leftChars="200" w:left="440"/>
         <w:rPr>
+          <w:rFonts w:hint="eastAsia"/>
+          <w:szCs w:val="22"/>
+        </w:rPr>
+      </w:pPr>
+      <w:r>
+        <w:rPr>
+          <w:rFonts w:hint="eastAsia"/>
+          <w:szCs w:val="22"/>
+        </w:rPr>
+        <w:t>人物拥有头、上身、手、腰、腿、鞋和多个饰品插槽</w:t>
+      </w:r>
+    </w:p>
+    <w:p>
+      <w:pPr>
+        <w:ind w:leftChars="200" w:left="440"/>
+        <w:rPr>
+          <w:rFonts w:hint="eastAsia"/>
+          <w:szCs w:val="22"/>
+        </w:rPr>
+      </w:pPr>
+      <w:r>
+        <w:rPr>
+          <w:rFonts w:hint="eastAsia"/>
+          <w:szCs w:val="22"/>
+        </w:rPr>
+        <w:t>所有人型生物装备插槽相同，部分非人型生物有不同的插槽</w:t>
+      </w:r>
+    </w:p>
+    <w:p>
+      <w:pPr>
+        <w:ind w:leftChars="200" w:left="440"/>
+        <w:rPr>
+          <w:rFonts w:hint="eastAsia"/>
           <w:sz w:val="28"/>
           <w:szCs w:val="28"/>
         </w:rPr>
@@ -2930,13 +3674,347 @@
           <w:sz w:val="28"/>
           <w:szCs w:val="28"/>
         </w:rPr>
-        <w:t>基础数值与补正方式</w:t>
-      </w:r>
-    </w:p>
-    <w:p>
-      <w:pPr>
-        <w:ind w:leftChars="200" w:left="440"/>
-        <w:rPr>
+        <w:t>基础数值</w:t>
+      </w:r>
+    </w:p>
+    <w:p>
+      <w:pPr>
+        <w:ind w:leftChars="200" w:left="440"/>
+        <w:rPr>
+          <w:rFonts w:hint="eastAsia"/>
+          <w:szCs w:val="22"/>
+        </w:rPr>
+      </w:pPr>
+      <w:r>
+        <w:rPr>
+          <w:rFonts w:hint="eastAsia"/>
+          <w:szCs w:val="22"/>
+        </w:rPr>
+        <w:t>护甲本身有防御力、护甲等级、魅力评分三个维度。</w:t>
+      </w:r>
+    </w:p>
+    <w:p>
+      <w:pPr>
+        <w:ind w:leftChars="200" w:left="440"/>
+        <w:rPr>
+          <w:rFonts w:hint="eastAsia"/>
+          <w:szCs w:val="22"/>
+        </w:rPr>
+      </w:pPr>
+      <w:r>
+        <w:rPr>
+          <w:rFonts w:hint="eastAsia"/>
+          <w:szCs w:val="22"/>
+        </w:rPr>
+        <w:t>护甲的基础数值有：</w:t>
+      </w:r>
+    </w:p>
+    <w:p>
+      <w:pPr>
+        <w:ind w:leftChars="200" w:left="440"/>
+        <w:rPr>
+          <w:rFonts w:hint="eastAsia"/>
+          <w:szCs w:val="22"/>
+        </w:rPr>
+      </w:pPr>
+      <w:r>
+        <w:rPr>
+          <w:rFonts w:hint="eastAsia"/>
+          <w:szCs w:val="22"/>
+        </w:rPr>
+        <w:t>防御力：决定物理减伤率</w:t>
+      </w:r>
+    </w:p>
+    <w:p>
+      <w:pPr>
+        <w:spacing w:after="0"/>
+        <w:ind w:leftChars="200" w:left="440"/>
+        <w:rPr>
+          <w:rFonts w:hint="eastAsia"/>
+          <w:sz w:val="16"/>
+          <w:szCs w:val="16"/>
+        </w:rPr>
+      </w:pPr>
+      <w:r>
+        <w:rPr>
+          <w:rFonts w:hint="eastAsia"/>
+          <w:sz w:val="16"/>
+          <w:szCs w:val="16"/>
+        </w:rPr>
+        <w:t>防御力是连续整数数字，不存在档位。</w:t>
+      </w:r>
+    </w:p>
+    <w:p>
+      <w:pPr>
+        <w:spacing w:after="0"/>
+        <w:ind w:leftChars="200" w:left="440"/>
+        <w:rPr>
+          <w:rFonts w:hint="eastAsia"/>
+          <w:sz w:val="16"/>
+          <w:szCs w:val="16"/>
+        </w:rPr>
+      </w:pPr>
+      <w:r>
+        <w:rPr>
+          <w:rFonts w:hint="eastAsia"/>
+          <w:sz w:val="16"/>
+          <w:szCs w:val="16"/>
+        </w:rPr>
+        <w:t xml:space="preserve">攻击发出方的攻击力 </w:t>
+      </w:r>
+      <w:r>
+        <w:rPr>
+          <w:rFonts w:hint="eastAsia"/>
+          <w:sz w:val="16"/>
+          <w:szCs w:val="16"/>
+        </w:rPr>
+        <w:t>-</w:t>
+      </w:r>
+      <w:r>
+        <w:rPr>
+          <w:rFonts w:hint="eastAsia"/>
+          <w:sz w:val="16"/>
+          <w:szCs w:val="16"/>
+        </w:rPr>
+        <w:t xml:space="preserve"> 伤害接收方的防御力 </w:t>
+      </w:r>
+      <w:r>
+        <w:rPr>
+          <w:rFonts w:hint="eastAsia"/>
+          <w:sz w:val="16"/>
+          <w:szCs w:val="16"/>
+        </w:rPr>
+        <w:t>=</w:t>
+      </w:r>
+      <w:r>
+        <w:rPr>
+          <w:rFonts w:hint="eastAsia"/>
+          <w:sz w:val="16"/>
+          <w:szCs w:val="16"/>
+        </w:rPr>
+        <w:t xml:space="preserve"> 一次攻击造成的伤害。</w:t>
+      </w:r>
+    </w:p>
+    <w:p>
+      <w:pPr>
+        <w:spacing w:after="0"/>
+        <w:ind w:leftChars="200" w:left="440"/>
+        <w:rPr>
+          <w:rFonts w:hint="eastAsia"/>
+          <w:sz w:val="16"/>
+          <w:szCs w:val="16"/>
+        </w:rPr>
+      </w:pPr>
+      <w:r>
+        <w:rPr>
+          <w:rFonts w:hint="eastAsia"/>
+          <w:sz w:val="16"/>
+          <w:szCs w:val="16"/>
+        </w:rPr>
+        <w:t xml:space="preserve">若最后计算出的结果 “一次攻击造成的伤害” 低于 </w:t>
+      </w:r>
+      <w:r>
+        <w:rPr>
+          <w:rFonts w:hint="eastAsia"/>
+          <w:sz w:val="16"/>
+          <w:szCs w:val="16"/>
+        </w:rPr>
+        <w:t>发出方</w:t>
+      </w:r>
+      <w:r>
+        <w:rPr>
+          <w:rFonts w:hint="eastAsia"/>
+          <w:sz w:val="16"/>
+          <w:szCs w:val="16"/>
+        </w:rPr>
+        <w:t>攻击力的</w:t>
+      </w:r>
+      <w:r>
+        <w:rPr>
+          <w:rFonts w:hint="eastAsia"/>
+          <w:sz w:val="16"/>
+          <w:szCs w:val="16"/>
+        </w:rPr>
+        <w:t>5%</w:t>
+      </w:r>
+      <w:r>
+        <w:rPr>
+          <w:rFonts w:hint="eastAsia"/>
+          <w:sz w:val="16"/>
+          <w:szCs w:val="16"/>
+        </w:rPr>
+        <w:t xml:space="preserve"> ，则改为造成 </w:t>
+      </w:r>
+      <w:r>
+        <w:rPr>
+          <w:rFonts w:hint="eastAsia"/>
+          <w:sz w:val="16"/>
+          <w:szCs w:val="16"/>
+        </w:rPr>
+        <w:t>发出方</w:t>
+      </w:r>
+      <w:r>
+        <w:rPr>
+          <w:rFonts w:hint="eastAsia"/>
+          <w:sz w:val="16"/>
+          <w:szCs w:val="16"/>
+        </w:rPr>
+        <w:t>攻击力的</w:t>
+      </w:r>
+      <w:r>
+        <w:rPr>
+          <w:rFonts w:hint="eastAsia"/>
+          <w:sz w:val="16"/>
+          <w:szCs w:val="16"/>
+        </w:rPr>
+        <w:t>5%</w:t>
+      </w:r>
+      <w:r>
+        <w:rPr>
+          <w:rFonts w:hint="eastAsia"/>
+          <w:sz w:val="16"/>
+          <w:szCs w:val="16"/>
+        </w:rPr>
+        <w:t>的伤害。</w:t>
+      </w:r>
+    </w:p>
+    <w:p>
+      <w:pPr>
+        <w:spacing w:after="0"/>
+        <w:ind w:leftChars="200" w:left="440"/>
+        <w:rPr>
+          <w:rFonts w:hint="eastAsia"/>
+          <w:sz w:val="16"/>
+          <w:szCs w:val="16"/>
+        </w:rPr>
+      </w:pPr>
+    </w:p>
+    <w:p>
+      <w:pPr>
+        <w:ind w:leftChars="200" w:left="440"/>
+        <w:rPr>
+          <w:rFonts w:hint="eastAsia"/>
+          <w:szCs w:val="22"/>
+        </w:rPr>
+      </w:pPr>
+      <w:r>
+        <w:rPr>
+          <w:rFonts w:hint="eastAsia"/>
+          <w:szCs w:val="22"/>
+        </w:rPr>
+        <w:t>护甲等级：护甲等级有8个等级，轻/中/重甲各两个等级。穿深（穿甲等级）≥护甲等级可击穿</w:t>
+      </w:r>
+      <w:r>
+        <w:rPr>
+          <w:rFonts w:hint="eastAsia"/>
+          <w:szCs w:val="22"/>
+          <w:vertAlign w:val="superscript"/>
+        </w:rPr>
+        <w:t>*</w:t>
+      </w:r>
+      <w:r>
+        <w:rPr>
+          <w:rFonts w:hint="eastAsia"/>
+          <w:szCs w:val="22"/>
+        </w:rPr>
+        <w:t>。</w:t>
+      </w:r>
+    </w:p>
+    <w:p>
+      <w:pPr>
+        <w:ind w:leftChars="200" w:left="440"/>
+        <w:rPr>
+          <w:rFonts w:hint="eastAsia"/>
+          <w:szCs w:val="22"/>
+        </w:rPr>
+      </w:pPr>
+      <w:r>
+        <w:rPr>
+          <w:rFonts w:hint="eastAsia"/>
+          <w:szCs w:val="22"/>
+          <w:vertAlign w:val="superscript"/>
+        </w:rPr>
+        <w:t>*</w:t>
+      </w:r>
+      <w:r>
+        <w:rPr>
+          <w:rFonts w:hint="eastAsia"/>
+          <w:szCs w:val="22"/>
+        </w:rPr>
+        <w:t>未击穿情况下即使发出端再高的伤害，接收端也只受到极小伤害。</w:t>
+      </w:r>
+      <w:r>
+        <w:rPr>
+          <w:szCs w:val="22"/>
+        </w:rPr>
+        <w:t xml:space="preserve"> </w:t>
+      </w:r>
+    </w:p>
+    <w:p>
+      <w:pPr>
+        <w:ind w:leftChars="200" w:left="440"/>
+        <w:rPr>
+          <w:rFonts w:hint="eastAsia"/>
+          <w:sz w:val="16"/>
+          <w:szCs w:val="16"/>
+        </w:rPr>
+      </w:pPr>
+      <w:r>
+        <w:rPr>
+          <w:rFonts w:hint="eastAsia"/>
+          <w:sz w:val="16"/>
+          <w:szCs w:val="16"/>
+        </w:rPr>
+        <w:t>所以物理发出端必须同时达到破甲线和穿甲等级</w:t>
+      </w:r>
+    </w:p>
+    <w:p>
+      <w:pPr>
+        <w:ind w:leftChars="200" w:left="440"/>
+        <w:rPr>
+          <w:rFonts w:hint="eastAsia"/>
+          <w:szCs w:val="22"/>
+        </w:rPr>
+      </w:pPr>
+      <w:r>
+        <w:rPr>
+          <w:rFonts w:hint="eastAsia"/>
+          <w:szCs w:val="22"/>
+        </w:rPr>
+        <w:t>法术抗性：决定法术减伤率</w:t>
+      </w:r>
+    </w:p>
+    <w:p>
+      <w:pPr>
+        <w:ind w:leftChars="200" w:left="440"/>
+        <w:rPr>
+          <w:rFonts w:hint="eastAsia"/>
+          <w:color w:val="7030A0"/>
+          <w:szCs w:val="22"/>
+        </w:rPr>
+      </w:pPr>
+      <w:r>
+        <w:rPr>
+          <w:rFonts w:hint="eastAsia"/>
+          <w:color w:val="7030A0"/>
+          <w:szCs w:val="22"/>
+        </w:rPr>
+        <w:t>法术吸收</w:t>
+      </w:r>
+      <w:r>
+        <w:rPr>
+          <w:rFonts w:hint="eastAsia"/>
+          <w:color w:val="7030A0"/>
+          <w:szCs w:val="22"/>
+        </w:rPr>
+        <w:t>：可以吸收一定倍率受到的法术伤害作为资源储存。根据护甲不同法术吸收量可以作为不同用途。在法术抗性之前计算。</w:t>
+      </w:r>
+    </w:p>
+    <w:p>
+      <w:pPr>
+        <w:ind w:leftChars="200" w:left="440"/>
+        <w:rPr>
+          <w:rFonts w:hint="eastAsia"/>
           <w:sz w:val="28"/>
           <w:szCs w:val="28"/>
         </w:rPr>
@@ -2958,6 +4036,1877 @@
           <w:szCs w:val="22"/>
         </w:rPr>
       </w:pPr>
+      <w:r>
+        <w:rPr>
+          <w:rFonts w:hint="eastAsia"/>
+          <w:szCs w:val="22"/>
+        </w:rPr>
+        <w:t>存在成套的装备。</w:t>
+      </w:r>
+      <w:r>
+        <w:rPr>
+          <w:rFonts w:hint="eastAsia"/>
+          <w:szCs w:val="22"/>
+        </w:rPr>
+        <w:t>同一套</w:t>
+      </w:r>
+      <w:r>
+        <w:rPr>
+          <w:rFonts w:hint="eastAsia"/>
+          <w:szCs w:val="22"/>
+        </w:rPr>
+        <w:t>装备，装备三件或五件时有额外加成。</w:t>
+      </w:r>
+    </w:p>
+    <w:p>
+      <w:pPr>
+        <w:ind w:leftChars="200" w:left="440"/>
+        <w:rPr>
+          <w:rFonts w:hint="eastAsia"/>
+          <w:sz w:val="28"/>
+          <w:szCs w:val="28"/>
+        </w:rPr>
+      </w:pPr>
+      <w:r>
+        <w:rPr>
+          <w:rFonts w:hint="eastAsia"/>
+          <w:sz w:val="28"/>
+          <w:szCs w:val="28"/>
+        </w:rPr>
+        <w:t>攻击倍率与无视防御的最终伤害计算</w:t>
+      </w:r>
+      <w:r>
+        <w:rPr>
+          <w:noProof/>
+          <w:sz w:val="28"/>
+          <w:szCs w:val="28"/>
+        </w:rPr>
+        <w:lastRenderedPageBreak/>
+        <w:drawing>
+          <wp:inline distT="0" distB="0" distL="0" distR="0" wp14:anchorId="77FE0C11" wp14:editId="6821EC46">
+            <wp:extent cx="5271770" cy="4631690"/>
+            <wp:effectExtent l="0" t="0" r="5080" b="0"/>
+            <wp:docPr id="821317923" name="图片 15"/>
+            <wp:cNvGraphicFramePr>
+              <a:graphicFrameLocks xmlns:a="http://schemas.openxmlformats.org/drawingml/2006/main" noChangeAspect="1"/>
+            </wp:cNvGraphicFramePr>
+            <a:graphic xmlns:a="http://schemas.openxmlformats.org/drawingml/2006/main">
+              <a:graphicData uri="http://schemas.openxmlformats.org/drawingml/2006/picture">
+                <pic:pic xmlns:pic="http://schemas.openxmlformats.org/drawingml/2006/picture">
+                  <pic:nvPicPr>
+                    <pic:cNvPr id="0" name="Picture 15"/>
+                    <pic:cNvPicPr>
+                      <a:picLocks noChangeAspect="1" noChangeArrowheads="1"/>
+                    </pic:cNvPicPr>
+                  </pic:nvPicPr>
+                  <pic:blipFill>
+                    <a:blip r:embed="rId17">
+                      <a:extLst>
+                        <a:ext uri="{28A0092B-C50C-407E-A947-70E740481C1C}">
+                          <a14:useLocalDpi xmlns:a14="http://schemas.microsoft.com/office/drawing/2010/main" val="0"/>
+                        </a:ext>
+                      </a:extLst>
+                    </a:blip>
+                    <a:srcRect/>
+                    <a:stretch>
+                      <a:fillRect/>
+                    </a:stretch>
+                  </pic:blipFill>
+                  <pic:spPr bwMode="auto">
+                    <a:xfrm>
+                      <a:off x="0" y="0"/>
+                      <a:ext cx="5271770" cy="4631690"/>
+                    </a:xfrm>
+                    <a:prstGeom prst="rect">
+                      <a:avLst/>
+                    </a:prstGeom>
+                    <a:noFill/>
+                    <a:ln>
+                      <a:noFill/>
+                    </a:ln>
+                  </pic:spPr>
+                </pic:pic>
+              </a:graphicData>
+            </a:graphic>
+          </wp:inline>
+        </w:drawing>
+      </w:r>
+    </w:p>
+    <w:p>
+      <w:pPr>
+        <w:ind w:leftChars="200" w:left="440"/>
+        <w:rPr>
+          <w:rFonts w:hint="eastAsia"/>
+          <w:szCs w:val="22"/>
+        </w:rPr>
+      </w:pPr>
+      <w:r>
+        <w:rPr>
+          <w:rFonts w:hint="eastAsia"/>
+          <w:noProof/>
+          <w:szCs w:val="22"/>
+        </w:rPr>
+        <w:drawing>
+          <wp:inline distT="0" distB="0" distL="0" distR="0" wp14:anchorId="78721C42" wp14:editId="4CB30038">
+            <wp:extent cx="5271770" cy="2103120"/>
+            <wp:effectExtent l="0" t="0" r="5080" b="0"/>
+            <wp:docPr id="496147753" name="图片 16"/>
+            <wp:cNvGraphicFramePr>
+              <a:graphicFrameLocks xmlns:a="http://schemas.openxmlformats.org/drawingml/2006/main" noChangeAspect="1"/>
+            </wp:cNvGraphicFramePr>
+            <a:graphic xmlns:a="http://schemas.openxmlformats.org/drawingml/2006/main">
+              <a:graphicData uri="http://schemas.openxmlformats.org/drawingml/2006/picture">
+                <pic:pic xmlns:pic="http://schemas.openxmlformats.org/drawingml/2006/picture">
+                  <pic:nvPicPr>
+                    <pic:cNvPr id="0" name="Picture 16"/>
+                    <pic:cNvPicPr>
+                      <a:picLocks noChangeAspect="1" noChangeArrowheads="1"/>
+                    </pic:cNvPicPr>
+                  </pic:nvPicPr>
+                  <pic:blipFill>
+                    <a:blip r:embed="rId18" cstate="print">
+                      <a:extLst>
+                        <a:ext uri="{28A0092B-C50C-407E-A947-70E740481C1C}">
+                          <a14:useLocalDpi xmlns:a14="http://schemas.microsoft.com/office/drawing/2010/main" val="0"/>
+                        </a:ext>
+                      </a:extLst>
+                    </a:blip>
+                    <a:srcRect/>
+                    <a:stretch>
+                      <a:fillRect/>
+                    </a:stretch>
+                  </pic:blipFill>
+                  <pic:spPr bwMode="auto">
+                    <a:xfrm>
+                      <a:off x="0" y="0"/>
+                      <a:ext cx="5271770" cy="2103120"/>
+                    </a:xfrm>
+                    <a:prstGeom prst="rect">
+                      <a:avLst/>
+                    </a:prstGeom>
+                    <a:noFill/>
+                    <a:ln>
+                      <a:noFill/>
+                    </a:ln>
+                  </pic:spPr>
+                </pic:pic>
+              </a:graphicData>
+            </a:graphic>
+          </wp:inline>
+        </w:drawing>
+      </w:r>
+    </w:p>
+    <w:p>
+      <w:pPr>
+        <w:ind w:firstLine="420"/>
+        <w:rPr>
+          <w:rFonts w:hint="eastAsia"/>
+          <w:b/>
+          <w:bCs/>
+          <w:sz w:val="32"/>
+          <w:szCs w:val="32"/>
+        </w:rPr>
+      </w:pPr>
+      <w:r>
+        <w:rPr>
+          <w:rFonts w:hint="eastAsia"/>
+          <w:b/>
+          <w:bCs/>
+          <w:sz w:val="32"/>
+          <w:szCs w:val="32"/>
+        </w:rPr>
+        <w:t>1.3.3武器</w:t>
+      </w:r>
+    </w:p>
+    <w:p>
+      <w:pPr>
+        <w:ind w:leftChars="200" w:left="440"/>
+        <w:rPr>
+          <w:rFonts w:hint="eastAsia"/>
+          <w:szCs w:val="22"/>
+        </w:rPr>
+      </w:pPr>
+      <w:r>
+        <w:rPr>
+          <w:rFonts w:hint="eastAsia"/>
+          <w:szCs w:val="22"/>
+        </w:rPr>
+        <w:t>类型</w:t>
+      </w:r>
+    </w:p>
+    <w:p>
+      <w:pPr>
+        <w:ind w:leftChars="200" w:left="440"/>
+        <w:rPr>
+          <w:rFonts w:hint="eastAsia"/>
+          <w:sz w:val="20"/>
+          <w:szCs w:val="20"/>
+        </w:rPr>
+      </w:pPr>
+      <w:r>
+        <w:rPr>
+          <w:rFonts w:hint="eastAsia"/>
+          <w:sz w:val="20"/>
+          <w:szCs w:val="20"/>
+        </w:rPr>
+        <w:t>分为近战武器、远程武器两个大类</w:t>
+      </w:r>
+    </w:p>
+    <w:p>
+      <w:pPr>
+        <w:ind w:leftChars="200" w:left="440"/>
+        <w:rPr>
+          <w:rFonts w:hint="eastAsia"/>
+          <w:szCs w:val="22"/>
+        </w:rPr>
+      </w:pPr>
+      <w:r>
+        <w:rPr>
+          <w:rFonts w:hint="eastAsia"/>
+          <w:szCs w:val="22"/>
+        </w:rPr>
+        <w:t>持有方式</w:t>
+      </w:r>
+    </w:p>
+    <w:p>
+      <w:pPr>
+        <w:ind w:leftChars="200" w:left="440"/>
+        <w:rPr>
+          <w:rFonts w:hint="eastAsia"/>
+          <w:sz w:val="20"/>
+          <w:szCs w:val="20"/>
+        </w:rPr>
+      </w:pPr>
+      <w:r>
+        <w:rPr>
+          <w:rFonts w:hint="eastAsia"/>
+          <w:sz w:val="20"/>
+          <w:szCs w:val="20"/>
+        </w:rPr>
+        <w:t>左右手两个武器槽位，持有方式有单手/双手/两用/双持。玩家可以自由组合持有方式。</w:t>
+      </w:r>
+    </w:p>
+    <w:p>
+      <w:pPr>
+        <w:ind w:leftChars="200" w:left="440"/>
+        <w:rPr>
+          <w:rFonts w:hint="eastAsia"/>
+          <w:szCs w:val="22"/>
+        </w:rPr>
+      </w:pPr>
+      <w:r>
+        <w:rPr>
+          <w:rFonts w:hint="eastAsia"/>
+          <w:szCs w:val="22"/>
+        </w:rPr>
+        <w:lastRenderedPageBreak/>
+        <w:t>战技</w:t>
+      </w:r>
+    </w:p>
+    <w:p>
+      <w:pPr>
+        <w:ind w:leftChars="200" w:left="440"/>
+        <w:rPr>
+          <w:rFonts w:hint="eastAsia"/>
+          <w:sz w:val="20"/>
+          <w:szCs w:val="20"/>
+        </w:rPr>
+      </w:pPr>
+      <w:r>
+        <w:rPr>
+          <w:rFonts w:hint="eastAsia"/>
+          <w:sz w:val="20"/>
+          <w:szCs w:val="20"/>
+        </w:rPr>
+        <w:t>大多数武器有和武器绑定的战技，玩家达到武器需求的属性值即可释放。</w:t>
+      </w:r>
+    </w:p>
+    <w:p>
+      <w:pPr>
+        <w:ind w:firstLine="420"/>
+        <w:rPr>
+          <w:rFonts w:hint="eastAsia"/>
+          <w:b/>
+          <w:bCs/>
+          <w:sz w:val="32"/>
+          <w:szCs w:val="32"/>
+        </w:rPr>
+      </w:pPr>
+      <w:r>
+        <w:rPr>
+          <w:rFonts w:hint="eastAsia"/>
+          <w:b/>
+          <w:bCs/>
+          <w:sz w:val="32"/>
+          <w:szCs w:val="32"/>
+        </w:rPr>
+        <w:t>1.3.4道具</w:t>
+      </w:r>
+    </w:p>
+    <w:p>
+      <w:pPr>
+        <w:ind w:firstLine="420"/>
+        <w:rPr>
+          <w:rFonts w:hint="eastAsia"/>
+          <w:sz w:val="28"/>
+          <w:szCs w:val="28"/>
+        </w:rPr>
+      </w:pPr>
+      <w:r>
+        <w:rPr>
+          <w:rFonts w:hint="eastAsia"/>
+          <w:sz w:val="28"/>
+          <w:szCs w:val="28"/>
+        </w:rPr>
+        <w:t>背包</w:t>
+      </w:r>
+    </w:p>
+    <w:p>
+      <w:pPr>
+        <w:ind w:firstLine="420"/>
+        <w:rPr>
+          <w:rFonts w:hint="eastAsia"/>
+          <w:szCs w:val="22"/>
+        </w:rPr>
+      </w:pPr>
+      <w:r>
+        <w:rPr>
+          <w:rFonts w:hint="eastAsia"/>
+          <w:szCs w:val="22"/>
+        </w:rPr>
+        <w:t>背包基础容量设计为60格，每格可堆叠数量却决于堆叠的物品。</w:t>
+      </w:r>
+    </w:p>
+    <w:p>
+      <w:pPr>
+        <w:ind w:firstLine="420"/>
+        <w:rPr>
+          <w:rFonts w:hint="eastAsia"/>
+          <w:szCs w:val="22"/>
+        </w:rPr>
+      </w:pPr>
+      <w:r>
+        <w:rPr>
+          <w:rFonts w:hint="eastAsia"/>
+          <w:szCs w:val="22"/>
+        </w:rPr>
+        <w:t>可通过背包装备扩展背包格数，在装备中，背包在饰品槽位。</w:t>
+      </w:r>
+    </w:p>
+    <w:p>
+      <w:pPr>
+        <w:ind w:firstLine="420"/>
+        <w:rPr>
+          <w:rFonts w:hint="eastAsia"/>
+          <w:sz w:val="28"/>
+          <w:szCs w:val="28"/>
+        </w:rPr>
+      </w:pPr>
+      <w:r>
+        <w:rPr>
+          <w:rFonts w:hint="eastAsia"/>
+          <w:sz w:val="28"/>
+          <w:szCs w:val="28"/>
+        </w:rPr>
+        <w:t>药水</w:t>
+      </w:r>
+    </w:p>
+    <w:p>
+      <w:pPr>
+        <w:ind w:leftChars="200" w:left="440"/>
+        <w:rPr>
+          <w:rFonts w:hint="eastAsia"/>
+          <w:sz w:val="20"/>
+          <w:szCs w:val="20"/>
+        </w:rPr>
+      </w:pPr>
+      <w:r>
+        <w:rPr>
+          <w:rFonts w:hint="eastAsia"/>
+          <w:sz w:val="20"/>
+          <w:szCs w:val="20"/>
+        </w:rPr>
+        <w:t>基本药水有生命药水和法术药水，生命药水和法术药水的数量和一定，可在家园或休息处分配生命或法术药水比例，与补充。</w:t>
+      </w:r>
+      <w:r>
+        <w:rPr>
+          <w:rFonts w:hint="eastAsia"/>
+          <w:sz w:val="20"/>
+          <w:szCs w:val="20"/>
+        </w:rPr>
+        <w:t>局外升级可提升可携带基本药水量。</w:t>
+      </w:r>
+    </w:p>
+    <w:p>
+      <w:pPr>
+        <w:widowControl/>
+        <w:rPr>
+          <w:rFonts w:hint="eastAsia"/>
+          <w:szCs w:val="22"/>
+        </w:rPr>
+      </w:pPr>
+      <w:r>
+        <w:rPr>
+          <w:rFonts w:hint="eastAsia"/>
+          <w:szCs w:val="22"/>
+        </w:rPr>
+        <w:br w:type="page"/>
+      </w:r>
+    </w:p>
+    <w:p>
+      <w:pPr>
+        <w:widowControl/>
+        <w:rPr>
+          <w:rFonts w:hint="eastAsia"/>
+          <w:b/>
+          <w:bCs/>
+          <w:sz w:val="32"/>
+          <w:szCs w:val="32"/>
+        </w:rPr>
+      </w:pPr>
+      <w:r>
+        <w:rPr>
+          <w:rFonts w:hint="eastAsia"/>
+          <w:b/>
+          <w:bCs/>
+          <w:sz w:val="32"/>
+          <w:szCs w:val="32"/>
+        </w:rPr>
+        <w:lastRenderedPageBreak/>
+        <w:t>1.4攻击</w:t>
+      </w:r>
+    </w:p>
+    <w:p>
+      <w:pPr>
+        <w:ind w:leftChars="187" w:left="411"/>
+        <w:rPr>
+          <w:rFonts w:hint="eastAsia"/>
+          <w:sz w:val="28"/>
+          <w:szCs w:val="28"/>
+        </w:rPr>
+      </w:pPr>
+      <w:r>
+        <w:rPr>
+          <w:rFonts w:hint="eastAsia"/>
+          <w:sz w:val="28"/>
+          <w:szCs w:val="28"/>
+        </w:rPr>
+        <w:t>物理与法术攻击</w:t>
+      </w:r>
+    </w:p>
+    <w:p>
+      <w:pPr>
+        <w:ind w:leftChars="187" w:left="411"/>
+        <w:rPr>
+          <w:rFonts w:hint="eastAsia"/>
+          <w:szCs w:val="22"/>
+        </w:rPr>
+      </w:pPr>
+      <w:r>
+        <w:rPr>
+          <w:rFonts w:hint="eastAsia"/>
+          <w:szCs w:val="22"/>
+        </w:rPr>
+        <w:t>物理攻击的减伤受接收方防御力和护甲等级影响</w:t>
+      </w:r>
+    </w:p>
+    <w:p>
+      <w:pPr>
+        <w:ind w:leftChars="187" w:left="411"/>
+        <w:rPr>
+          <w:rFonts w:hint="eastAsia"/>
+          <w:szCs w:val="22"/>
+        </w:rPr>
+      </w:pPr>
+      <w:r>
+        <w:rPr>
+          <w:rFonts w:hint="eastAsia"/>
+          <w:szCs w:val="22"/>
+        </w:rPr>
+        <w:t>法术攻击的减伤受接收方法术抗性的影响</w:t>
+      </w:r>
+    </w:p>
+    <w:p>
+      <w:pPr>
+        <w:ind w:leftChars="200" w:left="440"/>
+        <w:rPr>
+          <w:rFonts w:hint="eastAsia"/>
+          <w:sz w:val="28"/>
+          <w:szCs w:val="28"/>
+        </w:rPr>
+      </w:pPr>
+      <w:r>
+        <w:rPr>
+          <w:rFonts w:hint="eastAsia"/>
+          <w:sz w:val="28"/>
+          <w:szCs w:val="28"/>
+        </w:rPr>
+        <w:t>元素攻击种类</w:t>
+      </w:r>
+    </w:p>
+    <w:p>
+      <w:pPr>
+        <w:ind w:leftChars="200" w:left="440"/>
+        <w:rPr>
+          <w:rFonts w:hint="eastAsia"/>
+          <w:szCs w:val="22"/>
+        </w:rPr>
+      </w:pPr>
+      <w:r>
+        <w:rPr>
+          <w:rFonts w:hint="eastAsia"/>
+          <w:szCs w:val="22"/>
+        </w:rPr>
+        <w:t>冰</w:t>
+      </w:r>
+      <w:r>
+        <w:rPr>
+          <w:rFonts w:hint="eastAsia"/>
+          <w:szCs w:val="22"/>
+        </w:rPr>
+        <w:t>/</w:t>
+      </w:r>
+      <w:r>
+        <w:rPr>
+          <w:rFonts w:hint="eastAsia"/>
+          <w:szCs w:val="22"/>
+        </w:rPr>
+        <w:t>火</w:t>
+      </w:r>
+      <w:r>
+        <w:rPr>
+          <w:rFonts w:hint="eastAsia"/>
+          <w:szCs w:val="22"/>
+        </w:rPr>
+        <w:t>/</w:t>
+      </w:r>
+      <w:r>
+        <w:rPr>
+          <w:rFonts w:hint="eastAsia"/>
+          <w:szCs w:val="22"/>
+        </w:rPr>
+        <w:t>水</w:t>
+      </w:r>
+      <w:r>
+        <w:rPr>
+          <w:rFonts w:hint="eastAsia"/>
+          <w:szCs w:val="22"/>
+        </w:rPr>
+        <w:t>/</w:t>
+      </w:r>
+      <w:r>
+        <w:rPr>
+          <w:rFonts w:hint="eastAsia"/>
+          <w:szCs w:val="22"/>
+        </w:rPr>
+        <w:t>雷</w:t>
+      </w:r>
+      <w:r>
+        <w:rPr>
+          <w:rFonts w:hint="eastAsia"/>
+          <w:szCs w:val="22"/>
+        </w:rPr>
+        <w:t>/</w:t>
+      </w:r>
+      <w:r>
+        <w:rPr>
+          <w:rFonts w:hint="eastAsia"/>
+          <w:szCs w:val="22"/>
+        </w:rPr>
+        <w:t>龙</w:t>
+      </w:r>
+      <w:r>
+        <w:rPr>
+          <w:rFonts w:hint="eastAsia"/>
+          <w:szCs w:val="22"/>
+        </w:rPr>
+        <w:t>/魔法</w:t>
+      </w:r>
+    </w:p>
+    <w:p>
+      <w:pPr>
+        <w:ind w:leftChars="200" w:left="440"/>
+        <w:rPr>
+          <w:rFonts w:hint="eastAsia"/>
+          <w:szCs w:val="22"/>
+        </w:rPr>
+      </w:pPr>
+      <w:r>
+        <w:rPr>
+          <w:rFonts w:hint="eastAsia"/>
+          <w:szCs w:val="22"/>
+        </w:rPr>
+        <w:t>毒/眠/麻/爆/出血</w:t>
+      </w:r>
+    </w:p>
+    <w:p>
+      <w:pPr>
+        <w:ind w:leftChars="187" w:left="411"/>
+        <w:rPr>
+          <w:rFonts w:hint="eastAsia"/>
+          <w:sz w:val="28"/>
+          <w:szCs w:val="28"/>
+        </w:rPr>
+      </w:pPr>
+      <w:r>
+        <w:rPr>
+          <w:rFonts w:hint="eastAsia"/>
+          <w:sz w:val="28"/>
+          <w:szCs w:val="28"/>
+        </w:rPr>
+        <w:t>元素效果累加效果</w:t>
+      </w:r>
+    </w:p>
+    <w:p>
+      <w:pPr>
+        <w:ind w:leftChars="187" w:left="411"/>
+        <w:rPr>
+          <w:rFonts w:hint="eastAsia"/>
+          <w:szCs w:val="22"/>
+        </w:rPr>
+      </w:pPr>
+      <w:r>
+        <w:rPr>
+          <w:rFonts w:hint="eastAsia"/>
+          <w:szCs w:val="22"/>
+        </w:rPr>
+        <w:t>冰属性：冰属性异常值满后进入冰属性异常状态，增加受到的物理伤害</w:t>
+      </w:r>
+    </w:p>
+    <w:p>
+      <w:pPr>
+        <w:ind w:leftChars="187" w:left="411"/>
+        <w:rPr>
+          <w:rFonts w:hint="eastAsia"/>
+          <w:szCs w:val="22"/>
+        </w:rPr>
+      </w:pPr>
+      <w:r>
+        <w:rPr>
+          <w:rFonts w:hint="eastAsia"/>
+          <w:szCs w:val="22"/>
+        </w:rPr>
+        <w:t>火属性：受到火属性异常状态会持续燃烧，燃烧造成的伤害与来源的火属性面板有关，多个来源可同时叠加。</w:t>
+      </w:r>
+    </w:p>
+    <w:p>
+      <w:pPr>
+        <w:ind w:leftChars="187" w:left="411"/>
+        <w:rPr>
+          <w:rFonts w:hint="eastAsia"/>
+          <w:szCs w:val="22"/>
+        </w:rPr>
+      </w:pPr>
+      <w:r>
+        <w:rPr>
+          <w:rFonts w:hint="eastAsia"/>
+          <w:szCs w:val="22"/>
+        </w:rPr>
+        <w:t>水属性：水属性异常值满后会增加体力消耗量</w:t>
+      </w:r>
+    </w:p>
+    <w:p>
+      <w:pPr>
+        <w:ind w:leftChars="187" w:left="411"/>
+        <w:rPr>
+          <w:rFonts w:hint="eastAsia"/>
+          <w:szCs w:val="22"/>
+        </w:rPr>
+      </w:pPr>
+      <w:r>
+        <w:rPr>
+          <w:rFonts w:hint="eastAsia"/>
+          <w:szCs w:val="22"/>
+        </w:rPr>
+        <w:t>雷属性：雷属性异常值满后受到攻击容易进入眩晕状态，并少许增加受到的法术伤害</w:t>
+      </w:r>
+    </w:p>
+    <w:p>
+      <w:pPr>
+        <w:ind w:leftChars="187" w:left="411"/>
+        <w:rPr>
+          <w:rFonts w:hint="eastAsia"/>
+          <w:szCs w:val="22"/>
+        </w:rPr>
+      </w:pPr>
+      <w:r>
+        <w:rPr>
+          <w:rFonts w:hint="eastAsia"/>
+          <w:szCs w:val="22"/>
+        </w:rPr>
+        <w:t>龙属性：龙属性异常值满后会降低自身输出的法术（元素）伤害</w:t>
+      </w:r>
+    </w:p>
+    <w:p>
+      <w:pPr>
+        <w:widowControl/>
+        <w:rPr>
+          <w:rFonts w:hint="eastAsia"/>
+          <w:b/>
+          <w:bCs/>
+          <w:sz w:val="32"/>
+          <w:szCs w:val="32"/>
+        </w:rPr>
+      </w:pPr>
+    </w:p>
+    <w:p>
+      <w:pPr>
+        <w:widowControl/>
+        <w:rPr>
+          <w:rFonts w:hint="eastAsia"/>
+          <w:szCs w:val="22"/>
+        </w:rPr>
+      </w:pPr>
+      <w:r>
+        <w:rPr>
+          <w:rFonts w:hint="eastAsia"/>
+          <w:szCs w:val="22"/>
+        </w:rPr>
+        <w:br w:type="page"/>
+      </w:r>
+    </w:p>
+    <w:p>
+      <w:pPr>
+        <w:ind w:leftChars="200" w:left="440"/>
+        <w:rPr>
+          <w:rFonts w:hint="eastAsia"/>
+          <w:b/>
+          <w:bCs/>
+          <w:sz w:val="36"/>
+          <w:szCs w:val="36"/>
+        </w:rPr>
+      </w:pPr>
+      <w:r>
+        <w:rPr>
+          <w:rFonts w:hint="eastAsia"/>
+          <w:b/>
+          <w:bCs/>
+          <w:sz w:val="36"/>
+          <w:szCs w:val="36"/>
+        </w:rPr>
+        <w:lastRenderedPageBreak/>
+        <w:t>1.5防守</w:t>
+      </w:r>
+    </w:p>
+    <w:p>
+      <w:pPr>
+        <w:ind w:leftChars="187" w:left="411"/>
+        <w:rPr>
+          <w:rFonts w:hint="eastAsia"/>
+          <w:sz w:val="36"/>
+          <w:szCs w:val="36"/>
+        </w:rPr>
+      </w:pPr>
+      <w:r>
+        <w:rPr>
+          <w:rFonts w:hint="eastAsia"/>
+          <w:sz w:val="36"/>
+          <w:szCs w:val="36"/>
+        </w:rPr>
+        <w:t>1.5.5格挡</w:t>
+      </w:r>
+    </w:p>
+    <w:p>
+      <w:pPr>
+        <w:ind w:leftChars="100" w:left="220" w:firstLine="369"/>
+        <w:rPr>
+          <w:rFonts w:hint="eastAsia"/>
+          <w:sz w:val="28"/>
+          <w:szCs w:val="28"/>
+        </w:rPr>
+      </w:pPr>
+      <w:r>
+        <w:rPr>
+          <w:rFonts w:hint="eastAsia"/>
+          <w:sz w:val="28"/>
+          <w:szCs w:val="28"/>
+        </w:rPr>
+        <w:t>防御性能</w:t>
+      </w:r>
+    </w:p>
+    <w:p>
+      <w:pPr>
+        <w:ind w:leftChars="300" w:left="660"/>
+        <w:rPr>
+          <w:rFonts w:hint="eastAsia"/>
+          <w:szCs w:val="22"/>
+        </w:rPr>
+      </w:pPr>
+      <w:r>
+        <w:rPr>
+          <w:rFonts w:hint="eastAsia"/>
+          <w:szCs w:val="22"/>
+        </w:rPr>
+        <w:t>防御性能决定了格挡是否能防住，敌人的攻击。</w:t>
+      </w:r>
+      <w:r>
+        <w:rPr>
+          <w:rFonts w:hint="eastAsia"/>
+          <w:szCs w:val="22"/>
+        </w:rPr>
+        <w:t>防御性能</w:t>
+      </w:r>
+      <w:r>
+        <w:rPr>
+          <w:rFonts w:hint="eastAsia"/>
+          <w:szCs w:val="22"/>
+        </w:rPr>
+        <w:t>有6级</w:t>
+      </w:r>
+      <w:r>
+        <w:rPr>
+          <w:rFonts w:hint="eastAsia"/>
+          <w:szCs w:val="22"/>
+        </w:rPr>
+        <w:t>，若敌人的攻击冲击力超过了防御性能2级以内会造成踉跄，超过防御性能2-4级会造成大硬直，超过防御性能4级则无法防御。</w:t>
+      </w:r>
+    </w:p>
+    <w:p>
+      <w:pPr>
+        <w:ind w:leftChars="100" w:left="220" w:firstLine="369"/>
+        <w:rPr>
+          <w:rFonts w:hint="eastAsia"/>
+          <w:sz w:val="28"/>
+          <w:szCs w:val="28"/>
+        </w:rPr>
+      </w:pPr>
+      <w:r>
+        <w:rPr>
+          <w:rFonts w:hint="eastAsia"/>
+          <w:sz w:val="28"/>
+          <w:szCs w:val="28"/>
+        </w:rPr>
+        <w:t>持续格挡</w:t>
+      </w:r>
+    </w:p>
+    <w:p>
+      <w:pPr>
+        <w:ind w:leftChars="100" w:left="220" w:firstLine="369"/>
+        <w:rPr>
+          <w:rFonts w:hint="eastAsia"/>
+          <w:szCs w:val="22"/>
+        </w:rPr>
+      </w:pPr>
+      <w:r>
+        <w:rPr>
+          <w:rFonts w:hint="eastAsia"/>
+          <w:szCs w:val="22"/>
+        </w:rPr>
+        <w:t>持续格挡可以根据盾牌减伤率吸收伤害，受到攻击消耗体力</w:t>
+      </w:r>
+    </w:p>
+    <w:p>
+      <w:pPr>
+        <w:ind w:leftChars="100" w:left="220" w:firstLine="369"/>
+        <w:rPr>
+          <w:rFonts w:hint="eastAsia"/>
+          <w:sz w:val="28"/>
+          <w:szCs w:val="28"/>
+        </w:rPr>
+      </w:pPr>
+      <w:r>
+        <w:rPr>
+          <w:rFonts w:hint="eastAsia"/>
+          <w:sz w:val="28"/>
+          <w:szCs w:val="28"/>
+        </w:rPr>
+        <w:t>精准格挡</w:t>
+      </w:r>
+    </w:p>
+    <w:p>
+      <w:pPr>
+        <w:ind w:leftChars="300" w:left="660"/>
+        <w:rPr>
+          <w:rFonts w:hint="eastAsia"/>
+          <w:szCs w:val="22"/>
+        </w:rPr>
+      </w:pPr>
+      <w:r>
+        <w:rPr>
+          <w:rFonts w:hint="eastAsia"/>
+          <w:szCs w:val="22"/>
+        </w:rPr>
+        <w:t>启动格挡瞬间为精准格挡，若精准格挡与敌人攻击重合，在持续格挡的基础上大幅降低该次收到的伤害和消耗的体力，并会累加角力值</w:t>
+      </w:r>
+      <w:r>
+        <w:rPr>
+          <w:rFonts w:hint="eastAsia"/>
+          <w:szCs w:val="22"/>
+          <w:vertAlign w:val="superscript"/>
+        </w:rPr>
+        <w:t>*</w:t>
+      </w:r>
+      <w:r>
+        <w:rPr>
+          <w:rFonts w:hint="eastAsia"/>
+          <w:szCs w:val="22"/>
+        </w:rPr>
+        <w:t>。</w:t>
+      </w:r>
+    </w:p>
+    <w:p>
+      <w:pPr>
+        <w:ind w:leftChars="100" w:left="220" w:firstLine="369"/>
+        <w:rPr>
+          <w:rFonts w:hint="eastAsia"/>
+          <w:sz w:val="28"/>
+          <w:szCs w:val="28"/>
+        </w:rPr>
+      </w:pPr>
+      <w:r>
+        <w:rPr>
+          <w:rFonts w:hint="eastAsia"/>
+          <w:sz w:val="28"/>
+          <w:szCs w:val="28"/>
+        </w:rPr>
+        <w:t>GuardPoint</w:t>
+      </w:r>
+      <w:r>
+        <w:rPr>
+          <w:rFonts w:hint="eastAsia"/>
+          <w:sz w:val="28"/>
+          <w:szCs w:val="28"/>
+        </w:rPr>
+        <w:t>（GP）</w:t>
+      </w:r>
+    </w:p>
+    <w:p>
+      <w:pPr>
+        <w:ind w:leftChars="300" w:left="660"/>
+        <w:rPr>
+          <w:rFonts w:hint="eastAsia"/>
+          <w:szCs w:val="22"/>
+        </w:rPr>
+      </w:pPr>
+      <w:r>
+        <w:rPr>
+          <w:rFonts w:hint="eastAsia"/>
+          <w:szCs w:val="22"/>
+        </w:rPr>
+        <w:t>某些武器的某些动作会使武器的防守部位</w:t>
+      </w:r>
+      <w:r>
+        <w:rPr>
+          <w:rFonts w:hint="eastAsia"/>
+          <w:szCs w:val="22"/>
+        </w:rPr>
+        <w:t>出现白光，此时受到敌人攻击视为成功防御。会打断当前动作以防御姿势结束。</w:t>
+      </w:r>
+    </w:p>
+    <w:p>
+      <w:pPr>
+        <w:ind w:leftChars="100" w:left="220" w:firstLine="369"/>
+        <w:rPr>
+          <w:rFonts w:hint="eastAsia"/>
+          <w:sz w:val="28"/>
+          <w:szCs w:val="28"/>
+        </w:rPr>
+      </w:pPr>
+      <w:r>
+        <w:rPr>
+          <w:rFonts w:hint="eastAsia"/>
+          <w:sz w:val="28"/>
+          <w:szCs w:val="28"/>
+        </w:rPr>
+        <w:t>威力反击</w:t>
+      </w:r>
+    </w:p>
+    <w:p>
+      <w:pPr>
+        <w:ind w:leftChars="300" w:left="660"/>
+        <w:rPr>
+          <w:rFonts w:hint="eastAsia"/>
+          <w:szCs w:val="22"/>
+        </w:rPr>
+      </w:pPr>
+      <w:r>
+        <w:rPr>
+          <w:rFonts w:hint="eastAsia"/>
+          <w:szCs w:val="22"/>
+        </w:rPr>
+        <w:t>某些武器的某些轻攻击会使武器发出白光，此时受到敌人的攻击不会被中断动作，视为精准格挡，成功触发后可在极短时间内接入不可格挡、必中的攻击。</w:t>
+      </w:r>
+    </w:p>
+    <w:p>
+      <w:pPr>
+        <w:ind w:leftChars="300" w:left="660"/>
+        <w:rPr>
+          <w:rFonts w:hint="eastAsia"/>
+          <w:szCs w:val="22"/>
+        </w:rPr>
+      </w:pPr>
+      <w:r>
+        <w:rPr>
+          <w:rFonts w:hint="eastAsia"/>
+          <w:szCs w:val="22"/>
+        </w:rPr>
+        <w:t>实现连消带打</w:t>
+      </w:r>
+    </w:p>
+    <w:p>
+      <w:pPr>
+        <w:ind w:leftChars="287" w:left="631"/>
+        <w:rPr>
+          <w:rFonts w:hint="eastAsia"/>
+          <w:sz w:val="36"/>
+          <w:szCs w:val="36"/>
+        </w:rPr>
+      </w:pPr>
+      <w:r>
+        <w:rPr>
+          <w:rFonts w:hint="eastAsia"/>
+          <w:sz w:val="36"/>
+          <w:szCs w:val="36"/>
+        </w:rPr>
+        <w:t>1.5.6闪避</w:t>
+      </w:r>
+    </w:p>
+    <w:p>
+      <w:pPr>
+        <w:ind w:leftChars="187" w:left="411" w:firstLine="369"/>
+        <w:rPr>
+          <w:rFonts w:hint="eastAsia"/>
+          <w:sz w:val="28"/>
+          <w:szCs w:val="28"/>
+        </w:rPr>
+      </w:pPr>
+      <w:r>
+        <w:rPr>
+          <w:rFonts w:hint="eastAsia"/>
+          <w:sz w:val="28"/>
+          <w:szCs w:val="28"/>
+        </w:rPr>
+        <w:t>无敌帧</w:t>
+      </w:r>
+    </w:p>
+    <w:p>
+      <w:pPr>
+        <w:ind w:leftChars="387" w:left="851"/>
+        <w:rPr>
+          <w:rFonts w:hint="eastAsia"/>
+          <w:szCs w:val="22"/>
+        </w:rPr>
+      </w:pPr>
+      <w:r>
+        <w:rPr>
+          <w:rFonts w:hint="eastAsia"/>
+          <w:szCs w:val="22"/>
+        </w:rPr>
+        <w:t>基础的闪避动作存在无敌帧，可以通过装备增加回避性能增加闪避无敌帧</w:t>
+      </w:r>
+    </w:p>
+    <w:p>
+      <w:pPr>
+        <w:ind w:leftChars="187" w:left="411" w:firstLine="369"/>
+        <w:rPr>
+          <w:rFonts w:hint="eastAsia"/>
+          <w:sz w:val="28"/>
+          <w:szCs w:val="28"/>
+        </w:rPr>
+      </w:pPr>
+      <w:r>
+        <w:rPr>
+          <w:rFonts w:hint="eastAsia"/>
+          <w:sz w:val="28"/>
+          <w:szCs w:val="28"/>
+        </w:rPr>
+        <w:t>完美闪避</w:t>
+      </w:r>
+    </w:p>
+    <w:p>
+      <w:pPr>
+        <w:ind w:leftChars="387" w:left="851"/>
+        <w:rPr>
+          <w:rFonts w:hint="eastAsia"/>
+          <w:szCs w:val="22"/>
+        </w:rPr>
+      </w:pPr>
+      <w:r>
+        <w:rPr>
+          <w:rFonts w:hint="eastAsia"/>
+          <w:szCs w:val="22"/>
+        </w:rPr>
+        <w:t>只有装备某些有完美闪避收益的装备时有意义，当玩家的闪避与敌方攻击重</w:t>
+      </w:r>
+      <w:r>
+        <w:rPr>
+          <w:rFonts w:hint="eastAsia"/>
+          <w:szCs w:val="22"/>
+        </w:rPr>
+        <w:lastRenderedPageBreak/>
+        <w:t>合时触发。</w:t>
+      </w:r>
+    </w:p>
+    <w:p>
+      <w:pPr>
+        <w:ind w:leftChars="187" w:left="411" w:firstLine="369"/>
+        <w:rPr>
+          <w:rFonts w:hint="eastAsia"/>
+          <w:sz w:val="28"/>
+          <w:szCs w:val="28"/>
+        </w:rPr>
+      </w:pPr>
+      <w:r>
+        <w:rPr>
+          <w:rFonts w:hint="eastAsia"/>
+          <w:sz w:val="28"/>
+          <w:szCs w:val="28"/>
+        </w:rPr>
+        <w:t>闪避攻击</w:t>
+      </w:r>
+    </w:p>
+    <w:p>
+      <w:pPr>
+        <w:ind w:leftChars="387" w:left="851"/>
+        <w:rPr>
+          <w:rFonts w:hint="eastAsia"/>
+          <w:szCs w:val="22"/>
+        </w:rPr>
+      </w:pPr>
+      <w:r>
+        <w:rPr>
+          <w:rFonts w:hint="eastAsia"/>
+          <w:szCs w:val="22"/>
+        </w:rPr>
+        <w:t>所有武器都有一个不同于普通攻击的闪避之后接入的攻击。部分武器可以闪避的同时攻击（徐风）</w:t>
+      </w:r>
+    </w:p>
+    <w:p>
+      <w:pPr>
+        <w:ind w:leftChars="187" w:left="411" w:firstLine="369"/>
+        <w:rPr>
+          <w:rFonts w:hint="eastAsia"/>
+          <w:sz w:val="28"/>
+          <w:szCs w:val="28"/>
+        </w:rPr>
+      </w:pPr>
+      <w:r>
+        <w:rPr>
+          <w:rFonts w:hint="eastAsia"/>
+          <w:sz w:val="28"/>
+          <w:szCs w:val="28"/>
+        </w:rPr>
+        <w:t>偏斜与优势</w:t>
+      </w:r>
+      <w:r>
+        <w:rPr>
+          <w:rFonts w:hint="eastAsia"/>
+          <w:sz w:val="28"/>
+          <w:szCs w:val="28"/>
+        </w:rPr>
+        <w:t>格挡（伪偏）</w:t>
+      </w:r>
+    </w:p>
+    <w:p>
+      <w:pPr>
+        <w:ind w:leftChars="387" w:left="851"/>
+        <w:rPr>
+          <w:rFonts w:hint="eastAsia"/>
+          <w:szCs w:val="22"/>
+        </w:rPr>
+      </w:pPr>
+      <w:r>
+        <w:rPr>
+          <w:rFonts w:hint="eastAsia"/>
+          <w:szCs w:val="22"/>
+        </w:rPr>
+        <w:t>装备部分武器闪避正好与敌方攻击时机、位置重合，方向相反时会触发偏斜，可在触发后短时间内接入无法格挡的、必中的攻击。</w:t>
+      </w:r>
+    </w:p>
+    <w:p>
+      <w:pPr>
+        <w:ind w:leftChars="387" w:left="851"/>
+        <w:rPr>
+          <w:rFonts w:hint="eastAsia"/>
+          <w:szCs w:val="22"/>
+        </w:rPr>
+      </w:pPr>
+      <w:r>
+        <w:rPr>
+          <w:rFonts w:hint="eastAsia"/>
+          <w:szCs w:val="22"/>
+        </w:rPr>
+        <w:t>部分武器在闪避时会维持闪避方向的格挡状态，此时被攻击则格挡成功，可在触发后短时间内接入无法格挡的、必中的攻击。</w:t>
+      </w:r>
+    </w:p>
+    <w:p>
+      <w:pPr>
+        <w:ind w:leftChars="387" w:left="851"/>
+        <w:rPr>
+          <w:rFonts w:hint="eastAsia"/>
+          <w:szCs w:val="22"/>
+        </w:rPr>
+      </w:pPr>
+      <w:r>
+        <w:rPr>
+          <w:rFonts w:hint="eastAsia"/>
+          <w:szCs w:val="22"/>
+        </w:rPr>
+        <w:t>偏斜与优势格挡的触发优先级高于完美闪避，出发窗口小于完美闪避</w:t>
+      </w:r>
+    </w:p>
+    <w:p>
+      <w:pPr>
+        <w:ind w:leftChars="300" w:left="660"/>
+        <w:rPr>
+          <w:rFonts w:hint="eastAsia"/>
+          <w:sz w:val="36"/>
+          <w:szCs w:val="36"/>
+        </w:rPr>
+      </w:pPr>
+      <w:r>
+        <w:rPr>
+          <w:rFonts w:hint="eastAsia"/>
+          <w:sz w:val="36"/>
+          <w:szCs w:val="36"/>
+        </w:rPr>
+        <w:t>1.5.7抵消和角力</w:t>
+      </w:r>
+    </w:p>
+    <w:p>
+      <w:pPr>
+        <w:ind w:leftChars="200" w:left="440" w:firstLine="340"/>
+        <w:rPr>
+          <w:rFonts w:hint="eastAsia"/>
+          <w:sz w:val="28"/>
+          <w:szCs w:val="28"/>
+        </w:rPr>
+      </w:pPr>
+      <w:r>
+        <w:rPr>
+          <w:rFonts w:hint="eastAsia"/>
+          <w:sz w:val="28"/>
+          <w:szCs w:val="28"/>
+        </w:rPr>
+        <w:t>抵消的触发方式</w:t>
+      </w:r>
+    </w:p>
+    <w:p>
+      <w:pPr>
+        <w:ind w:leftChars="400" w:left="880"/>
+        <w:rPr>
+          <w:rFonts w:hint="eastAsia"/>
+          <w:szCs w:val="22"/>
+        </w:rPr>
+      </w:pPr>
+      <w:r>
+        <w:rPr>
+          <w:rFonts w:hint="eastAsia"/>
+          <w:szCs w:val="22"/>
+        </w:rPr>
+        <w:t>某些武器拥有抵消敌人攻击的招式，该招式与怪物攻击重合和时，不受到伤害，不会打断动作，也不接收益。但会累加角力值。</w:t>
+      </w:r>
+    </w:p>
+    <w:p>
+      <w:pPr>
+        <w:ind w:leftChars="200" w:left="440" w:firstLine="340"/>
+        <w:rPr>
+          <w:rFonts w:hint="eastAsia"/>
+          <w:sz w:val="28"/>
+          <w:szCs w:val="28"/>
+        </w:rPr>
+      </w:pPr>
+      <w:r>
+        <w:rPr>
+          <w:rFonts w:hint="eastAsia"/>
+          <w:sz w:val="28"/>
+          <w:szCs w:val="28"/>
+        </w:rPr>
+        <w:t>角力的触发方式</w:t>
+      </w:r>
+    </w:p>
+    <w:p>
+      <w:pPr>
+        <w:ind w:leftChars="200" w:left="440" w:firstLine="340"/>
+        <w:rPr>
+          <w:rFonts w:hint="eastAsia"/>
+          <w:szCs w:val="22"/>
+        </w:rPr>
+      </w:pPr>
+      <w:r>
+        <w:rPr>
+          <w:rFonts w:hint="eastAsia"/>
+          <w:szCs w:val="22"/>
+        </w:rPr>
+        <w:t>完美格挡、优势格挡、抵消均会累积角力值，角力值满即和敌人角力。</w:t>
+      </w:r>
+    </w:p>
+    <w:p>
+      <w:pPr>
+        <w:ind w:leftChars="200" w:left="440" w:firstLine="340"/>
+        <w:rPr>
+          <w:rFonts w:hint="eastAsia"/>
+          <w:szCs w:val="22"/>
+        </w:rPr>
+      </w:pPr>
+      <w:r>
+        <w:rPr>
+          <w:rFonts w:hint="eastAsia"/>
+          <w:szCs w:val="22"/>
+        </w:rPr>
+        <w:t>靠连点赢得角力，成功可获得敌人硬直。</w:t>
+      </w:r>
+    </w:p>
+    <w:p>
+      <w:pPr>
+        <w:widowControl/>
+        <w:rPr>
+          <w:rFonts w:hint="eastAsia"/>
+          <w:b/>
+          <w:bCs/>
+          <w:sz w:val="36"/>
+          <w:szCs w:val="36"/>
+        </w:rPr>
+      </w:pPr>
+      <w:r>
+        <w:rPr>
+          <w:rFonts w:hint="eastAsia"/>
+          <w:b/>
+          <w:bCs/>
+          <w:sz w:val="36"/>
+          <w:szCs w:val="36"/>
+        </w:rPr>
+        <w:br w:type="page"/>
+      </w:r>
+    </w:p>
+    <w:p>
+      <w:pPr>
+        <w:rPr>
+          <w:rFonts w:hint="eastAsia"/>
+          <w:color w:val="0F4761" w:themeColor="accent1" w:themeShade="BF"/>
+          <w:sz w:val="56"/>
+          <w:szCs w:val="56"/>
+        </w:rPr>
+      </w:pPr>
+      <w:r>
+        <w:rPr>
+          <w:rFonts w:hint="eastAsia"/>
+          <w:color w:val="0F4761" w:themeColor="accent1" w:themeShade="BF"/>
+          <w:sz w:val="56"/>
+          <w:szCs w:val="56"/>
+        </w:rPr>
+        <w:lastRenderedPageBreak/>
+        <w:t>界面UI</w:t>
+      </w:r>
+    </w:p>
+    <w:p>
+      <w:pPr>
+        <w:widowControl/>
+        <w:rPr>
+          <w:rFonts w:hint="eastAsia"/>
+          <w:color w:val="0F4761" w:themeColor="accent1" w:themeShade="BF"/>
+          <w:sz w:val="56"/>
+          <w:szCs w:val="56"/>
+        </w:rPr>
+      </w:pPr>
+      <w:r>
+        <w:rPr>
+          <w:rFonts w:hint="eastAsia"/>
+          <w:color w:val="0F4761" w:themeColor="accent1" w:themeShade="BF"/>
+          <w:sz w:val="56"/>
+          <w:szCs w:val="56"/>
+        </w:rPr>
+        <w:br w:type="page"/>
+      </w:r>
+      <w:r>
+        <w:rPr>
+          <w:rFonts w:hint="eastAsia"/>
+          <w:color w:val="0F4761" w:themeColor="accent1" w:themeShade="BF"/>
+          <w:sz w:val="56"/>
+          <w:szCs w:val="56"/>
+        </w:rPr>
+        <w:lastRenderedPageBreak/>
+        <w:t>美术</w:t>
+      </w:r>
+    </w:p>
+    <w:p>
+      <w:pPr>
+        <w:widowControl/>
+        <w:rPr>
+          <w:rFonts w:hint="eastAsia"/>
+          <w:color w:val="000000" w:themeColor="text1"/>
+          <w:sz w:val="32"/>
+          <w:szCs w:val="32"/>
+        </w:rPr>
+      </w:pPr>
+      <w:r>
+        <w:rPr>
+          <w:rFonts w:hint="eastAsia"/>
+          <w:color w:val="000000" w:themeColor="text1"/>
+          <w:sz w:val="32"/>
+          <w:szCs w:val="32"/>
+        </w:rPr>
+        <w:t>美术风格</w:t>
+      </w:r>
+    </w:p>
+    <w:p>
+      <w:pPr>
+        <w:widowControl/>
+        <w:rPr>
+          <w:rFonts w:hint="eastAsia"/>
+          <w:color w:val="000000" w:themeColor="text1"/>
+          <w:szCs w:val="22"/>
+        </w:rPr>
+      </w:pPr>
+      <w:r>
+        <w:rPr>
+          <w:rFonts w:hint="eastAsia"/>
+          <w:color w:val="000000" w:themeColor="text1"/>
+          <w:szCs w:val="22"/>
+        </w:rPr>
+        <w:t>保持渲染风格一致，为像素画风格。Godot引擎中的Nearest渲染方式。</w:t>
+      </w:r>
+    </w:p>
+    <w:p>
+      <w:pPr>
+        <w:widowControl/>
+        <w:rPr>
+          <w:rFonts w:hint="eastAsia"/>
+          <w:color w:val="000000" w:themeColor="text1"/>
+          <w:szCs w:val="22"/>
+        </w:rPr>
+      </w:pPr>
+      <w:r>
+        <w:rPr>
+          <w:rFonts w:hint="eastAsia"/>
+          <w:color w:val="000000" w:themeColor="text1"/>
+          <w:szCs w:val="22"/>
+        </w:rPr>
+        <w:t>在渲染方式相同的基础上设计风格可以有差异。游戏背景设定在星际探索时期，但受灾后的主角要从石器时代开始发展，所以艺术风格会经历从原始时期到中世纪到文艺复兴再到原子能时代最后到星际时代的演变。</w:t>
+      </w:r>
+    </w:p>
+    <w:p>
+      <w:pPr>
+        <w:widowControl/>
+        <w:rPr>
+          <w:rFonts w:hint="eastAsia"/>
+          <w:color w:val="000000" w:themeColor="text1"/>
+          <w:szCs w:val="22"/>
+        </w:rPr>
+      </w:pPr>
+      <w:r>
+        <w:rPr>
+          <w:rFonts w:hint="eastAsia"/>
+          <w:color w:val="000000" w:themeColor="text1"/>
+          <w:szCs w:val="22"/>
+        </w:rPr>
+        <w:t>这将体现在人物设计、服装、建筑、制成品与操作界面UI上。</w:t>
+      </w:r>
+    </w:p>
+    <w:p>
+      <w:pPr>
+        <w:widowControl/>
+        <w:rPr>
+          <w:rFonts w:hint="eastAsia"/>
+          <w:color w:val="000000" w:themeColor="text1"/>
+          <w:sz w:val="28"/>
+          <w:szCs w:val="28"/>
+        </w:rPr>
+      </w:pPr>
+      <w:r>
+        <w:rPr>
+          <w:rFonts w:hint="eastAsia"/>
+          <w:color w:val="000000" w:themeColor="text1"/>
+          <w:sz w:val="28"/>
+          <w:szCs w:val="28"/>
+        </w:rPr>
+        <w:t>资产创作方式</w:t>
+      </w:r>
+    </w:p>
+    <w:p>
+      <w:pPr>
+        <w:widowControl/>
+        <w:rPr>
+          <w:rFonts w:hint="eastAsia"/>
+          <w:color w:val="000000" w:themeColor="text1"/>
+          <w:szCs w:val="22"/>
+        </w:rPr>
+      </w:pPr>
+      <w:r>
+        <w:rPr>
+          <w:rFonts w:hint="eastAsia"/>
+          <w:color w:val="000000" w:themeColor="text1"/>
+          <w:szCs w:val="22"/>
+        </w:rPr>
+        <w:t>以免费开源资产为主，以手绘补充无法搜集到的需求资产。</w:t>
+      </w:r>
+    </w:p>
+    <w:p>
+      <w:pPr>
+        <w:widowControl/>
+        <w:rPr>
+          <w:rFonts w:hint="eastAsia"/>
+          <w:color w:val="000000" w:themeColor="text1"/>
+          <w:szCs w:val="22"/>
+        </w:rPr>
+      </w:pPr>
+    </w:p>
+    <w:p>
+      <w:pPr>
+        <w:widowControl/>
+        <w:rPr>
+          <w:rFonts w:hint="eastAsia"/>
+          <w:color w:val="000000" w:themeColor="text1"/>
+          <w:sz w:val="32"/>
+          <w:szCs w:val="32"/>
+        </w:rPr>
+      </w:pPr>
+      <w:r>
+        <w:rPr>
+          <w:noProof/>
+        </w:rPr>
+        <w:drawing>
+          <wp:inline distT="0" distB="0" distL="0" distR="0" wp14:anchorId="50C2265B" wp14:editId="76D57D8D">
+            <wp:extent cx="5274310" cy="3954145"/>
+            <wp:effectExtent l="0" t="0" r="2540" b="8255"/>
+            <wp:docPr id="1792850970" name="图片 21"/>
+            <wp:cNvGraphicFramePr>
+              <a:graphicFrameLocks xmlns:a="http://schemas.openxmlformats.org/drawingml/2006/main" noChangeAspect="1"/>
+            </wp:cNvGraphicFramePr>
+            <a:graphic xmlns:a="http://schemas.openxmlformats.org/drawingml/2006/main">
+              <a:graphicData uri="http://schemas.openxmlformats.org/drawingml/2006/picture">
+                <pic:pic xmlns:pic="http://schemas.openxmlformats.org/drawingml/2006/picture">
+                  <pic:nvPicPr>
+                    <pic:cNvPr id="0" name="Picture 22"/>
+                    <pic:cNvPicPr>
+                      <a:picLocks noChangeAspect="1" noChangeArrowheads="1"/>
+                    </pic:cNvPicPr>
+                  </pic:nvPicPr>
+                  <pic:blipFill>
+                    <a:blip r:embed="rId19" cstate="print">
+                      <a:extLst>
+                        <a:ext uri="{28A0092B-C50C-407E-A947-70E740481C1C}">
+                          <a14:useLocalDpi xmlns:a14="http://schemas.microsoft.com/office/drawing/2010/main" val="0"/>
+                        </a:ext>
+                      </a:extLst>
+                    </a:blip>
+                    <a:srcRect/>
+                    <a:stretch>
+                      <a:fillRect/>
+                    </a:stretch>
+                  </pic:blipFill>
+                  <pic:spPr bwMode="auto">
+                    <a:xfrm>
+                      <a:off x="0" y="0"/>
+                      <a:ext cx="5274310" cy="3954145"/>
+                    </a:xfrm>
+                    <a:prstGeom prst="rect">
+                      <a:avLst/>
+                    </a:prstGeom>
+                    <a:noFill/>
+                    <a:ln>
+                      <a:noFill/>
+                    </a:ln>
+                  </pic:spPr>
+                </pic:pic>
+              </a:graphicData>
+            </a:graphic>
+          </wp:inline>
+        </w:drawing>
+      </w:r>
+    </w:p>
+    <w:p>
+      <w:pPr>
+        <w:widowControl/>
+        <w:rPr>
+          <w:rFonts w:hint="eastAsia"/>
+          <w:color w:val="000000" w:themeColor="text1"/>
+          <w:sz w:val="16"/>
+          <w:szCs w:val="16"/>
+        </w:rPr>
+      </w:pPr>
+      <w:r>
+        <w:rPr>
+          <w:rFonts w:hint="eastAsia"/>
+          <w:color w:val="000000" w:themeColor="text1"/>
+          <w:sz w:val="16"/>
+          <w:szCs w:val="16"/>
+        </w:rPr>
+        <w:t>使用Resprite手绘素材</w:t>
+      </w:r>
+    </w:p>
+    <w:p>
+      <w:pPr>
+        <w:widowControl/>
+        <w:rPr>
+          <w:rFonts w:hint="eastAsia"/>
+          <w:color w:val="000000" w:themeColor="text1"/>
+          <w:sz w:val="16"/>
+          <w:szCs w:val="16"/>
+        </w:rPr>
+      </w:pPr>
+    </w:p>
+    <w:p>
+      <w:pPr>
+        <w:widowControl/>
+        <w:rPr>
+          <w:rFonts w:hint="eastAsia"/>
+          <w:color w:val="0F4761" w:themeColor="accent1" w:themeShade="BF"/>
+          <w:sz w:val="56"/>
+          <w:szCs w:val="56"/>
+        </w:rPr>
+      </w:pPr>
+      <w:r>
+        <w:rPr>
+          <w:noProof/>
+          <w:szCs w:val="22"/>
+        </w:rPr>
+        <w:lastRenderedPageBreak/>
+        <w:drawing>
+          <wp:inline distT="0" distB="0" distL="0" distR="0" wp14:anchorId="1DA966C3" wp14:editId="4ECBB6B3">
+            <wp:extent cx="4735418" cy="393590"/>
+            <wp:effectExtent l="0" t="0" r="0" b="0"/>
+            <wp:docPr id="1264723189" name="图片 9"/>
+            <wp:cNvGraphicFramePr>
+              <a:graphicFrameLocks xmlns:a="http://schemas.openxmlformats.org/drawingml/2006/main" noChangeAspect="1"/>
+            </wp:cNvGraphicFramePr>
+            <a:graphic xmlns:a="http://schemas.openxmlformats.org/drawingml/2006/main">
+              <a:graphicData uri="http://schemas.openxmlformats.org/drawingml/2006/picture">
+                <pic:pic xmlns:pic="http://schemas.openxmlformats.org/drawingml/2006/picture">
+                  <pic:nvPicPr>
+                    <pic:cNvPr id="0" name="Picture 9"/>
+                    <pic:cNvPicPr>
+                      <a:picLocks noChangeAspect="1" noChangeArrowheads="1"/>
+                    </pic:cNvPicPr>
+                  </pic:nvPicPr>
+                  <pic:blipFill>
+                    <a:blip r:embed="rId20">
+                      <a:extLst>
+                        <a:ext uri="{28A0092B-C50C-407E-A947-70E740481C1C}">
+                          <a14:useLocalDpi xmlns:a14="http://schemas.microsoft.com/office/drawing/2010/main" val="0"/>
+                        </a:ext>
+                      </a:extLst>
+                    </a:blip>
+                    <a:srcRect/>
+                    <a:stretch>
+                      <a:fillRect/>
+                    </a:stretch>
+                  </pic:blipFill>
+                  <pic:spPr bwMode="auto">
+                    <a:xfrm>
+                      <a:off x="0" y="0"/>
+                      <a:ext cx="4820376" cy="400651"/>
+                    </a:xfrm>
+                    <a:prstGeom prst="rect">
+                      <a:avLst/>
+                    </a:prstGeom>
+                    <a:noFill/>
+                    <a:ln>
+                      <a:noFill/>
+                    </a:ln>
+                  </pic:spPr>
+                </pic:pic>
+              </a:graphicData>
+            </a:graphic>
+          </wp:inline>
+        </w:drawing>
+      </w:r>
+    </w:p>
+    <w:p>
+      <w:pPr>
+        <w:widowControl/>
+        <w:rPr>
+          <w:rFonts w:hint="eastAsia"/>
+          <w:color w:val="0F4761" w:themeColor="accent1" w:themeShade="BF"/>
+          <w:sz w:val="56"/>
+          <w:szCs w:val="56"/>
+        </w:rPr>
+      </w:pPr>
+      <w:r>
+        <w:rPr>
+          <w:noProof/>
+          <w:szCs w:val="22"/>
+        </w:rPr>
+        <w:drawing>
+          <wp:anchor distT="0" distB="0" distL="114300" distR="114300" simplePos="0" relativeHeight="251658240" behindDoc="0" locked="0" layoutInCell="1" allowOverlap="1" wp14:anchorId="0B9AA528" wp14:editId="2FC6ACD4">
+            <wp:simplePos x="0" y="0"/>
+            <wp:positionH relativeFrom="column">
+              <wp:posOffset>1988</wp:posOffset>
+            </wp:positionH>
+            <wp:positionV relativeFrom="paragraph">
+              <wp:posOffset>54776</wp:posOffset>
+            </wp:positionV>
+            <wp:extent cx="3251835" cy="3251835"/>
+            <wp:effectExtent l="0" t="0" r="0" b="5715"/>
+            <wp:wrapSquare wrapText="bothSides"/>
+            <wp:docPr id="1910317462" name="图片 13"/>
+            <wp:cNvGraphicFramePr>
+              <a:graphicFrameLocks xmlns:a="http://schemas.openxmlformats.org/drawingml/2006/main" noChangeAspect="1"/>
+            </wp:cNvGraphicFramePr>
+            <a:graphic xmlns:a="http://schemas.openxmlformats.org/drawingml/2006/main">
+              <a:graphicData uri="http://schemas.openxmlformats.org/drawingml/2006/picture">
+                <pic:pic xmlns:pic="http://schemas.openxmlformats.org/drawingml/2006/picture">
+                  <pic:nvPicPr>
+                    <pic:cNvPr id="0" name="Picture 13"/>
+                    <pic:cNvPicPr>
+                      <a:picLocks noChangeAspect="1" noChangeArrowheads="1"/>
+                    </pic:cNvPicPr>
+                  </pic:nvPicPr>
+                  <pic:blipFill>
+                    <a:blip r:embed="rId21">
+                      <a:extLst>
+                        <a:ext uri="{28A0092B-C50C-407E-A947-70E740481C1C}">
+                          <a14:useLocalDpi xmlns:a14="http://schemas.microsoft.com/office/drawing/2010/main" val="0"/>
+                        </a:ext>
+                      </a:extLst>
+                    </a:blip>
+                    <a:srcRect/>
+                    <a:stretch>
+                      <a:fillRect/>
+                    </a:stretch>
+                  </pic:blipFill>
+                  <pic:spPr bwMode="auto">
+                    <a:xfrm>
+                      <a:off x="0" y="0"/>
+                      <a:ext cx="3251835" cy="3251835"/>
+                    </a:xfrm>
+                    <a:prstGeom prst="rect">
+                      <a:avLst/>
+                    </a:prstGeom>
+                    <a:noFill/>
+                    <a:ln>
+                      <a:noFill/>
+                    </a:ln>
+                  </pic:spPr>
+                </pic:pic>
+              </a:graphicData>
+            </a:graphic>
+          </wp:anchor>
+        </w:drawing>
+      </w:r>
+      <w:r>
+        <w:rPr>
+          <w:noProof/>
+          <w:color w:val="0F4761" w:themeColor="accent1" w:themeShade="BF"/>
+          <w:sz w:val="56"/>
+          <w:szCs w:val="56"/>
+        </w:rPr>
+        <w:drawing>
+          <wp:inline distT="0" distB="0" distL="0" distR="0" wp14:anchorId="4EFAEAF4" wp14:editId="5B1DE193">
+            <wp:extent cx="1498821" cy="1498821"/>
+            <wp:effectExtent l="0" t="0" r="0" b="6350"/>
+            <wp:docPr id="1214970082" name="图片 23"/>
+            <wp:cNvGraphicFramePr>
+              <a:graphicFrameLocks xmlns:a="http://schemas.openxmlformats.org/drawingml/2006/main" noChangeAspect="1"/>
+            </wp:cNvGraphicFramePr>
+            <a:graphic xmlns:a="http://schemas.openxmlformats.org/drawingml/2006/main">
+              <a:graphicData uri="http://schemas.openxmlformats.org/drawingml/2006/picture">
+                <pic:pic xmlns:pic="http://schemas.openxmlformats.org/drawingml/2006/picture">
+                  <pic:nvPicPr>
+                    <pic:cNvPr id="0" name="Picture 25"/>
+                    <pic:cNvPicPr>
+                      <a:picLocks noChangeAspect="1" noChangeArrowheads="1"/>
+                    </pic:cNvPicPr>
+                  </pic:nvPicPr>
+                  <pic:blipFill>
+                    <a:blip r:embed="rId22">
+                      <a:extLst>
+                        <a:ext uri="{28A0092B-C50C-407E-A947-70E740481C1C}">
+                          <a14:useLocalDpi xmlns:a14="http://schemas.microsoft.com/office/drawing/2010/main" val="0"/>
+                        </a:ext>
+                      </a:extLst>
+                    </a:blip>
+                    <a:srcRect/>
+                    <a:stretch>
+                      <a:fillRect/>
+                    </a:stretch>
+                  </pic:blipFill>
+                  <pic:spPr bwMode="auto">
+                    <a:xfrm>
+                      <a:off x="0" y="0"/>
+                      <a:ext cx="1521492" cy="1521492"/>
+                    </a:xfrm>
+                    <a:prstGeom prst="rect">
+                      <a:avLst/>
+                    </a:prstGeom>
+                    <a:noFill/>
+                    <a:ln>
+                      <a:noFill/>
+                    </a:ln>
+                  </pic:spPr>
+                </pic:pic>
+              </a:graphicData>
+            </a:graphic>
+          </wp:inline>
+        </w:drawing>
+      </w:r>
+      <w:r>
+        <w:rPr>
+          <w:rFonts w:hint="eastAsia"/>
+          <w:noProof/>
+          <w:color w:val="0F4761" w:themeColor="accent1" w:themeShade="BF"/>
+          <w:sz w:val="56"/>
+          <w:szCs w:val="56"/>
+        </w:rPr>
+        <w:drawing>
+          <wp:inline distT="0" distB="0" distL="0" distR="0" wp14:anchorId="26B302F3" wp14:editId="514C1C05">
+            <wp:extent cx="1407381" cy="1407381"/>
+            <wp:effectExtent l="0" t="0" r="0" b="0"/>
+            <wp:docPr id="339785345" name="图片 22"/>
+            <wp:cNvGraphicFramePr>
+              <a:graphicFrameLocks xmlns:a="http://schemas.openxmlformats.org/drawingml/2006/main" noChangeAspect="1"/>
+            </wp:cNvGraphicFramePr>
+            <a:graphic xmlns:a="http://schemas.openxmlformats.org/drawingml/2006/main">
+              <a:graphicData uri="http://schemas.openxmlformats.org/drawingml/2006/picture">
+                <pic:pic xmlns:pic="http://schemas.openxmlformats.org/drawingml/2006/picture">
+                  <pic:nvPicPr>
+                    <pic:cNvPr id="0" name="Picture 24"/>
+                    <pic:cNvPicPr>
+                      <a:picLocks noChangeAspect="1" noChangeArrowheads="1"/>
+                    </pic:cNvPicPr>
+                  </pic:nvPicPr>
+                  <pic:blipFill>
+                    <a:blip r:embed="rId23">
+                      <a:extLst>
+                        <a:ext uri="{28A0092B-C50C-407E-A947-70E740481C1C}">
+                          <a14:useLocalDpi xmlns:a14="http://schemas.microsoft.com/office/drawing/2010/main" val="0"/>
+                        </a:ext>
+                      </a:extLst>
+                    </a:blip>
+                    <a:srcRect/>
+                    <a:stretch>
+                      <a:fillRect/>
+                    </a:stretch>
+                  </pic:blipFill>
+                  <pic:spPr bwMode="auto">
+                    <a:xfrm>
+                      <a:off x="0" y="0"/>
+                      <a:ext cx="1414457" cy="1414457"/>
+                    </a:xfrm>
+                    <a:prstGeom prst="rect">
+                      <a:avLst/>
+                    </a:prstGeom>
+                    <a:noFill/>
+                    <a:ln>
+                      <a:noFill/>
+                    </a:ln>
+                  </pic:spPr>
+                </pic:pic>
+              </a:graphicData>
+            </a:graphic>
+          </wp:inline>
+        </w:drawing>
+      </w:r>
+    </w:p>
+    <w:p>
+      <w:pPr>
+        <w:widowControl/>
+        <w:rPr>
+          <w:rFonts w:hint="eastAsia"/>
+          <w:color w:val="0F4761" w:themeColor="accent1" w:themeShade="BF"/>
+          <w:sz w:val="16"/>
+          <w:szCs w:val="16"/>
+        </w:rPr>
+      </w:pPr>
+      <w:r>
+        <w:rPr>
+          <w:rFonts w:hint="eastAsia"/>
+          <w:color w:val="0F4761" w:themeColor="accent1" w:themeShade="BF"/>
+          <w:sz w:val="16"/>
+          <w:szCs w:val="16"/>
+        </w:rPr>
+        <w:t>开源素材</w:t>
+      </w:r>
     </w:p>
     <w:sectPr>
       <w:pgSz w:w="11906" w:h="16838"/>

--- a/Docs/Marginal Planet’s Mini World 游戏项目设计方案.docx
+++ b/Docs/Marginal Planet’s Mini World 游戏项目设计方案.docx
@@ -67,11 +67,10 @@
       </w:r>
       <w:r>
         <w:rPr>
-          <w:rFonts w:hint="eastAsia"/>
           <w:i/>
           <w:iCs/>
         </w:rPr>
-        <w:t>2</w:t>
+        <w:t>3</w:t>
       </w:r>
     </w:p>
     <w:p>
@@ -1965,7 +1964,6 @@
       <w:pPr>
         <w:ind w:leftChars="200" w:left="440"/>
         <w:rPr>
-          <w:rFonts w:hint="eastAsia"/>
           <w:color w:val="000000" w:themeColor="text1"/>
           <w:sz w:val="20"/>
           <w:szCs w:val="20"/>
@@ -1979,7 +1977,7 @@
           <w:szCs w:val="16"/>
         </w:rPr>
         <w:drawing>
-          <wp:inline distT="0" distB="0" distL="0" distR="0" wp14:anchorId="1112A8B2" wp14:editId="6B97E95B">
+          <wp:inline distT="0" distB="0" distL="0" distR="0" wp14:anchorId="1112A8B2" wp14:editId="09BC30A0">
             <wp:extent cx="5263515" cy="1347470"/>
             <wp:effectExtent l="0" t="0" r="0" b="5080"/>
             <wp:docPr id="619230378" name="图片 2"/>
@@ -2033,6 +2031,27 @@
         <w:ind w:leftChars="200" w:left="440"/>
         <w:rPr>
           <w:rFonts w:hint="eastAsia"/>
+          <w:color w:val="00B0F0"/>
+          <w:sz w:val="16"/>
+          <w:szCs w:val="16"/>
+        </w:rPr>
+      </w:pPr>
+      <w:proofErr w:type="spellStart"/>
+      <w:r>
+        <w:rPr>
+          <w:rFonts w:hint="eastAsia"/>
+          <w:color w:val="00B0F0"/>
+          <w:sz w:val="16"/>
+          <w:szCs w:val="16"/>
+        </w:rPr>
+        <w:t>GDScript</w:t>
+      </w:r>
+      <w:proofErr w:type="spellEnd"/>
+    </w:p>
+    <w:p>
+      <w:pPr>
+        <w:ind w:leftChars="200" w:left="440"/>
+        <w:rPr>
           <w:b/>
           <w:bCs/>
           <w:sz w:val="32"/>
@@ -2047,64 +2066,160 @@
           <w:sz w:val="32"/>
           <w:szCs w:val="32"/>
         </w:rPr>
-        <w:t>1.1.3平台与地形限制</w:t>
-      </w:r>
-    </w:p>
-    <w:p>
-      <w:pPr>
-        <w:ind w:leftChars="200" w:left="440"/>
-        <w:rPr>
-          <w:rFonts w:hint="eastAsia"/>
-          <w:szCs w:val="22"/>
-        </w:rPr>
-      </w:pPr>
-      <w:r>
-        <w:rPr>
-          <w:rFonts w:hint="eastAsia"/>
-          <w:szCs w:val="22"/>
-        </w:rPr>
-        <w:t>确保所有实际地形位置可到达。</w:t>
-      </w:r>
-    </w:p>
-    <w:p>
-      <w:pPr>
-        <w:ind w:leftChars="200" w:left="440"/>
-        <w:rPr>
-          <w:rFonts w:hint="eastAsia"/>
-          <w:szCs w:val="22"/>
-        </w:rPr>
-      </w:pPr>
-      <w:r>
-        <w:rPr>
-          <w:rFonts w:hint="eastAsia"/>
-          <w:szCs w:val="22"/>
-        </w:rPr>
-        <w:t>在最初版本中没有增加跳跃高度的装备。单个平台高度不大于跳跃高度。</w:t>
-      </w:r>
-    </w:p>
-    <w:p>
-      <w:pPr>
-        <w:ind w:leftChars="200" w:left="440"/>
-        <w:rPr>
-          <w:rFonts w:hint="eastAsia"/>
-          <w:sz w:val="20"/>
-          <w:szCs w:val="20"/>
-        </w:rPr>
-      </w:pPr>
-      <w:r>
-        <w:rPr>
-          <w:rFonts w:hint="eastAsia"/>
-          <w:sz w:val="20"/>
-          <w:szCs w:val="20"/>
-        </w:rPr>
-        <w:t>实现方法：在每个关卡设计完成之后，通过一遍</w:t>
-      </w:r>
-    </w:p>
-    <w:p>
-      <w:pPr>
-        <w:ind w:leftChars="200" w:left="440"/>
-        <w:rPr>
-          <w:rFonts w:hint="eastAsia"/>
+        <w:t>地块构筑方式</w:t>
+      </w:r>
+    </w:p>
+    <w:p>
+      <w:pPr>
+        <w:ind w:leftChars="200" w:left="440"/>
+        <w:rPr>
+          <w:b/>
+          <w:bCs/>
+          <w:szCs w:val="22"/>
+        </w:rPr>
+      </w:pPr>
+      <w:proofErr w:type="spellStart"/>
+      <w:r>
+        <w:rPr>
+          <w:b/>
+          <w:bCs/>
+          <w:szCs w:val="22"/>
+        </w:rPr>
+        <w:t>TileMapLayer</w:t>
+      </w:r>
+      <w:proofErr w:type="spellEnd"/>
+    </w:p>
+    <w:p>
+      <w:pPr>
+        <w:ind w:leftChars="200" w:left="440"/>
+        <w:rPr>
+          <w:szCs w:val="22"/>
+        </w:rPr>
+      </w:pPr>
+      <w:r>
+        <w:rPr>
+          <w:rFonts w:hint="eastAsia"/>
+          <w:szCs w:val="22"/>
+        </w:rPr>
+        <w:t>这是一个很常见的构建2D地图的方法</w:t>
+      </w:r>
+    </w:p>
+    <w:p>
+      <w:pPr>
+        <w:ind w:leftChars="200" w:left="440"/>
+        <w:rPr>
+          <w:rFonts w:hint="eastAsia"/>
+          <w:szCs w:val="22"/>
+        </w:rPr>
+      </w:pPr>
+      <w:r>
+        <w:rPr>
+          <w:rFonts w:hint="eastAsia"/>
+          <w:szCs w:val="22"/>
+        </w:rPr>
+        <w:t>我们将在网格上绘制不同</w:t>
+      </w:r>
+      <w:proofErr w:type="gramStart"/>
+      <w:r>
+        <w:rPr>
+          <w:rFonts w:hint="eastAsia"/>
+          <w:szCs w:val="22"/>
+        </w:rPr>
+        <w:t>而图块来</w:t>
+      </w:r>
+      <w:proofErr w:type="gramEnd"/>
+      <w:r>
+        <w:rPr>
+          <w:rFonts w:hint="eastAsia"/>
+          <w:szCs w:val="22"/>
+        </w:rPr>
+        <w:t>创建我们的世界。这是一个很好的工作方式，因为我们可以重复利用许多方块来搭建不同的关卡。砖（Tile）一般会打包在一张图片里，就像玩家</w:t>
+      </w:r>
+      <w:proofErr w:type="gramStart"/>
+      <w:r>
+        <w:rPr>
+          <w:rFonts w:hint="eastAsia"/>
+          <w:szCs w:val="22"/>
+        </w:rPr>
+        <w:t>立绘表</w:t>
+      </w:r>
+      <w:proofErr w:type="gramEnd"/>
+      <w:r>
+        <w:rPr>
+          <w:rFonts w:hint="eastAsia"/>
+          <w:szCs w:val="22"/>
+        </w:rPr>
+        <w:t>一样。</w:t>
+      </w:r>
+      <w:proofErr w:type="gramStart"/>
+      <w:r>
+        <w:rPr>
+          <w:rFonts w:hint="eastAsia"/>
+          <w:szCs w:val="22"/>
+        </w:rPr>
+        <w:t>叫砖集</w:t>
+      </w:r>
+      <w:proofErr w:type="gramEnd"/>
+      <w:r>
+        <w:rPr>
+          <w:rFonts w:hint="eastAsia"/>
+          <w:szCs w:val="22"/>
+        </w:rPr>
+        <w:t>（</w:t>
+      </w:r>
+      <w:proofErr w:type="spellStart"/>
+      <w:r>
+        <w:rPr>
+          <w:rFonts w:hint="eastAsia"/>
+          <w:szCs w:val="22"/>
+        </w:rPr>
+        <w:t>TileSet</w:t>
+      </w:r>
+      <w:proofErr w:type="spellEnd"/>
+      <w:r>
+        <w:rPr>
+          <w:rFonts w:hint="eastAsia"/>
+          <w:szCs w:val="22"/>
+        </w:rPr>
+        <w:t>）</w:t>
+      </w:r>
+      <w:proofErr w:type="gramStart"/>
+      <w:r>
+        <w:rPr>
+          <w:rFonts w:hint="eastAsia"/>
+          <w:szCs w:val="22"/>
+        </w:rPr>
+        <w:t>而砖图</w:t>
+      </w:r>
+      <w:proofErr w:type="gramEnd"/>
+      <w:r>
+        <w:rPr>
+          <w:rFonts w:hint="eastAsia"/>
+          <w:szCs w:val="22"/>
+        </w:rPr>
+        <w:t>（</w:t>
+      </w:r>
+      <w:proofErr w:type="spellStart"/>
+      <w:r>
+        <w:rPr>
+          <w:rFonts w:hint="eastAsia"/>
+          <w:szCs w:val="22"/>
+        </w:rPr>
+        <w:t>TileMap</w:t>
+      </w:r>
+      <w:proofErr w:type="spellEnd"/>
+      <w:r>
+        <w:rPr>
+          <w:rFonts w:hint="eastAsia"/>
+          <w:szCs w:val="22"/>
+        </w:rPr>
+        <w:t>）用来在世界中绘制这些节点。</w:t>
+      </w:r>
+    </w:p>
+    <w:p>
+      <w:pPr>
+        <w:ind w:leftChars="200" w:left="440"/>
+        <w:rPr>
           <w:b/>
           <w:bCs/>
           <w:sz w:val="32"/>
@@ -2116,9 +2231,207 @@
           <w:rFonts w:hint="eastAsia"/>
           <w:b/>
           <w:bCs/>
+          <w:noProof/>
           <w:sz w:val="32"/>
           <w:szCs w:val="32"/>
         </w:rPr>
+        <w:drawing>
+          <wp:inline distT="0" distB="0" distL="0" distR="0" wp14:anchorId="75F130B1" wp14:editId="79A12C24">
+            <wp:extent cx="3240157" cy="1812461"/>
+            <wp:effectExtent l="0" t="0" r="0" b="0"/>
+            <wp:docPr id="923070460" name="图片 2"/>
+            <wp:cNvGraphicFramePr>
+              <a:graphicFrameLocks xmlns:a="http://schemas.openxmlformats.org/drawingml/2006/main" noChangeAspect="1"/>
+            </wp:cNvGraphicFramePr>
+            <a:graphic xmlns:a="http://schemas.openxmlformats.org/drawingml/2006/main">
+              <a:graphicData uri="http://schemas.openxmlformats.org/drawingml/2006/picture">
+                <pic:pic xmlns:pic="http://schemas.openxmlformats.org/drawingml/2006/picture">
+                  <pic:nvPicPr>
+                    <pic:cNvPr id="923070460" name="图片 923070460"/>
+                    <pic:cNvPicPr/>
+                  </pic:nvPicPr>
+                  <pic:blipFill>
+                    <a:blip r:embed="rId9">
+                      <a:extLst>
+                        <a:ext uri="{28A0092B-C50C-407E-A947-70E740481C1C}">
+                          <a14:useLocalDpi xmlns:a14="http://schemas.microsoft.com/office/drawing/2010/main" val="0"/>
+                        </a:ext>
+                      </a:extLst>
+                    </a:blip>
+                    <a:stretch>
+                      <a:fillRect/>
+                    </a:stretch>
+                  </pic:blipFill>
+                  <pic:spPr>
+                    <a:xfrm>
+                      <a:off x="0" y="0"/>
+                      <a:ext cx="3326271" cy="1860631"/>
+                    </a:xfrm>
+                    <a:prstGeom prst="rect">
+                      <a:avLst/>
+                    </a:prstGeom>
+                  </pic:spPr>
+                </pic:pic>
+              </a:graphicData>
+            </a:graphic>
+          </wp:inline>
+        </w:drawing>
+      </w:r>
+    </w:p>
+    <w:p>
+      <w:pPr>
+        <w:ind w:leftChars="200" w:left="440"/>
+        <w:rPr>
+          <w:rFonts w:hint="eastAsia"/>
+          <w:b/>
+          <w:bCs/>
+          <w:sz w:val="32"/>
+          <w:szCs w:val="32"/>
+        </w:rPr>
+      </w:pPr>
+      <w:r>
+        <w:rPr>
+          <w:rFonts w:hint="eastAsia"/>
+          <w:b/>
+          <w:bCs/>
+          <w:noProof/>
+          <w:sz w:val="32"/>
+          <w:szCs w:val="32"/>
+        </w:rPr>
+        <w:lastRenderedPageBreak/>
+        <w:drawing>
+          <wp:inline distT="0" distB="0" distL="0" distR="0" wp14:anchorId="32BDD73A" wp14:editId="40BC0FF0">
+            <wp:extent cx="5274310" cy="2607945"/>
+            <wp:effectExtent l="0" t="0" r="2540" b="1905"/>
+            <wp:docPr id="1079070357" name="图片 3"/>
+            <wp:cNvGraphicFramePr>
+              <a:graphicFrameLocks xmlns:a="http://schemas.openxmlformats.org/drawingml/2006/main" noChangeAspect="1"/>
+            </wp:cNvGraphicFramePr>
+            <a:graphic xmlns:a="http://schemas.openxmlformats.org/drawingml/2006/main">
+              <a:graphicData uri="http://schemas.openxmlformats.org/drawingml/2006/picture">
+                <pic:pic xmlns:pic="http://schemas.openxmlformats.org/drawingml/2006/picture">
+                  <pic:nvPicPr>
+                    <pic:cNvPr id="1079070357" name="图片 1079070357"/>
+                    <pic:cNvPicPr/>
+                  </pic:nvPicPr>
+                  <pic:blipFill>
+                    <a:blip r:embed="rId10" cstate="print">
+                      <a:extLst>
+                        <a:ext uri="{28A0092B-C50C-407E-A947-70E740481C1C}">
+                          <a14:useLocalDpi xmlns:a14="http://schemas.microsoft.com/office/drawing/2010/main" val="0"/>
+                        </a:ext>
+                      </a:extLst>
+                    </a:blip>
+                    <a:stretch>
+                      <a:fillRect/>
+                    </a:stretch>
+                  </pic:blipFill>
+                  <pic:spPr>
+                    <a:xfrm>
+                      <a:off x="0" y="0"/>
+                      <a:ext cx="5274310" cy="2607945"/>
+                    </a:xfrm>
+                    <a:prstGeom prst="rect">
+                      <a:avLst/>
+                    </a:prstGeom>
+                  </pic:spPr>
+                </pic:pic>
+              </a:graphicData>
+            </a:graphic>
+          </wp:inline>
+        </w:drawing>
+      </w:r>
+    </w:p>
+    <w:p>
+      <w:pPr>
+        <w:ind w:leftChars="200" w:left="440"/>
+        <w:rPr>
+          <w:b/>
+          <w:bCs/>
+          <w:sz w:val="32"/>
+          <w:szCs w:val="32"/>
+        </w:rPr>
+      </w:pPr>
+      <w:r>
+        <w:rPr>
+          <w:rFonts w:hint="eastAsia"/>
+          <w:b/>
+          <w:bCs/>
+          <w:sz w:val="32"/>
+          <w:szCs w:val="32"/>
+        </w:rPr>
+        <w:t>1.1.3平台与地形限制</w:t>
+      </w:r>
+    </w:p>
+    <w:p>
+      <w:pPr>
+        <w:ind w:leftChars="200" w:left="440"/>
+        <w:rPr>
+          <w:rFonts w:hint="eastAsia"/>
+          <w:szCs w:val="22"/>
+        </w:rPr>
+      </w:pPr>
+      <w:r>
+        <w:rPr>
+          <w:rFonts w:hint="eastAsia"/>
+          <w:szCs w:val="22"/>
+        </w:rPr>
+        <w:t>确保所有实际地形位置可到达。</w:t>
+      </w:r>
+    </w:p>
+    <w:p>
+      <w:pPr>
+        <w:ind w:leftChars="200" w:left="440"/>
+        <w:rPr>
+          <w:rFonts w:hint="eastAsia"/>
+          <w:szCs w:val="22"/>
+        </w:rPr>
+      </w:pPr>
+      <w:r>
+        <w:rPr>
+          <w:rFonts w:hint="eastAsia"/>
+          <w:szCs w:val="22"/>
+        </w:rPr>
+        <w:t>在最初版本中没有增加跳跃高度的装备。单个平台高度不大于跳跃高度。</w:t>
+      </w:r>
+    </w:p>
+    <w:p>
+      <w:pPr>
+        <w:ind w:leftChars="200" w:left="440"/>
+        <w:rPr>
+          <w:rFonts w:hint="eastAsia"/>
+          <w:sz w:val="20"/>
+          <w:szCs w:val="20"/>
+        </w:rPr>
+      </w:pPr>
+      <w:r>
+        <w:rPr>
+          <w:rFonts w:hint="eastAsia"/>
+          <w:sz w:val="20"/>
+          <w:szCs w:val="20"/>
+        </w:rPr>
+        <w:t>实现方法：在每个关卡设计完成之后，通过一遍</w:t>
+      </w:r>
+    </w:p>
+    <w:p>
+      <w:pPr>
+        <w:ind w:leftChars="200" w:left="440"/>
+        <w:rPr>
+          <w:rFonts w:hint="eastAsia"/>
+          <w:b/>
+          <w:bCs/>
+          <w:sz w:val="32"/>
+          <w:szCs w:val="32"/>
+        </w:rPr>
+      </w:pPr>
+      <w:r>
+        <w:rPr>
+          <w:rFonts w:hint="eastAsia"/>
+          <w:b/>
+          <w:bCs/>
+          <w:sz w:val="32"/>
+          <w:szCs w:val="32"/>
+        </w:rPr>
         <w:t>1.1.4效果地块</w:t>
       </w:r>
     </w:p>
@@ -2153,7 +2466,23 @@
           <w:rFonts w:hint="eastAsia"/>
           <w:szCs w:val="22"/>
         </w:rPr>
-        <w:t>这是一种会因与单位产生碰撞或交互对单位造成伤害的地块。</w:t>
+        <w:t>这是一种会因与单位产生碰撞或</w:t>
+      </w:r>
+      <w:proofErr w:type="gramStart"/>
+      <w:r>
+        <w:rPr>
+          <w:rFonts w:hint="eastAsia"/>
+          <w:szCs w:val="22"/>
+        </w:rPr>
+        <w:t>交互对</w:t>
+      </w:r>
+      <w:proofErr w:type="gramEnd"/>
+      <w:r>
+        <w:rPr>
+          <w:rFonts w:hint="eastAsia"/>
+          <w:szCs w:val="22"/>
+        </w:rPr>
+        <w:t>单位造成伤害的地块。</w:t>
       </w:r>
     </w:p>
     <w:p>
@@ -2237,7 +2566,6 @@
           <w:sz w:val="28"/>
           <w:szCs w:val="28"/>
         </w:rPr>
-        <w:lastRenderedPageBreak/>
         <w:t>特殊效果地块</w:t>
       </w:r>
     </w:p>
@@ -2288,6 +2616,7 @@
           <w:rFonts w:hint="eastAsia"/>
           <w:szCs w:val="22"/>
         </w:rPr>
+        <w:lastRenderedPageBreak/>
         <w:t>某些地形可被强拆毁值*的攻击破坏。</w:t>
       </w:r>
     </w:p>
@@ -2433,7 +2762,7 @@
                     </pic:cNvPicPr>
                   </pic:nvPicPr>
                   <pic:blipFill>
-                    <a:blip r:embed="rId9" cstate="print">
+                    <a:blip r:embed="rId11" cstate="print">
                       <a:extLst>
                         <a:ext uri="{28A0092B-C50C-407E-A947-70E740481C1C}">
                           <a14:useLocalDpi xmlns:a14="http://schemas.microsoft.com/office/drawing/2010/main" val="0"/>
@@ -2519,73 +2848,128 @@
           <w:rFonts w:hint="eastAsia"/>
           <w:szCs w:val="22"/>
         </w:rPr>
+        <w:t>例如一把大剑有45面板攻击，力量补正40%，敏捷补正10%。玩家力量10敏捷10</w:t>
+      </w:r>
+    </w:p>
+    <w:p>
+      <w:pPr>
+        <w:ind w:leftChars="200" w:left="440"/>
+        <w:rPr>
+          <w:rFonts w:hint="eastAsia"/>
+          <w:szCs w:val="22"/>
+        </w:rPr>
+      </w:pPr>
+      <w:r>
+        <w:rPr>
+          <w:rFonts w:hint="eastAsia"/>
+          <w:szCs w:val="22"/>
+        </w:rPr>
+        <w:t>最终面板45</w:t>
+      </w:r>
+      <w:r>
+        <w:rPr>
+          <w:rFonts w:hint="eastAsia"/>
+          <w:szCs w:val="22"/>
+        </w:rPr>
+        <w:t>+</w:t>
+      </w:r>
+      <w:r>
+        <w:rPr>
+          <w:szCs w:val="22"/>
+        </w:rPr>
+        <w:t>10</w:t>
+      </w:r>
+      <w:r>
+        <w:rPr>
+          <w:rFonts w:hint="eastAsia"/>
+          <w:szCs w:val="22"/>
+        </w:rPr>
+        <w:t>×</w:t>
+      </w:r>
+      <w:r>
+        <w:rPr>
+          <w:szCs w:val="22"/>
+        </w:rPr>
+        <w:t>0.4+</w:t>
+      </w:r>
+      <w:r>
+        <w:rPr>
+          <w:rFonts w:hint="eastAsia"/>
+          <w:szCs w:val="22"/>
+        </w:rPr>
+        <w:t>10×0.1=50</w:t>
+      </w:r>
+    </w:p>
+    <w:p>
+      <w:pPr>
+        <w:ind w:leftChars="200" w:left="440"/>
+        <w:rPr>
+          <w:rFonts w:hint="eastAsia"/>
+          <w:szCs w:val="22"/>
+        </w:rPr>
+      </w:pPr>
+      <w:r>
+        <w:rPr>
+          <w:rFonts w:hint="eastAsia"/>
+          <w:szCs w:val="22"/>
+        </w:rPr>
+        <w:t>多数武器存在一个</w:t>
+      </w:r>
+      <w:proofErr w:type="gramStart"/>
+      <w:r>
+        <w:rPr>
+          <w:rFonts w:hint="eastAsia"/>
+          <w:szCs w:val="22"/>
+        </w:rPr>
+        <w:t>可以可以</w:t>
+      </w:r>
+      <w:proofErr w:type="gramEnd"/>
+      <w:r>
+        <w:rPr>
+          <w:rFonts w:hint="eastAsia"/>
+          <w:szCs w:val="22"/>
+        </w:rPr>
+        <w:t>使用</w:t>
+      </w:r>
+      <w:proofErr w:type="gramStart"/>
+      <w:r>
+        <w:rPr>
+          <w:rFonts w:hint="eastAsia"/>
+          <w:szCs w:val="22"/>
+        </w:rPr>
+        <w:t>此武器</w:t>
+      </w:r>
+      <w:proofErr w:type="gramEnd"/>
+      <w:r>
+        <w:rPr>
+          <w:rFonts w:hint="eastAsia"/>
+          <w:szCs w:val="22"/>
+        </w:rPr>
+        <w:t>最小能力限制，例如一把大剑的最小能力限制是10力10敏。若玩家任意一个属性小于这个值使用此武器，</w:t>
+      </w:r>
+      <w:proofErr w:type="gramStart"/>
+      <w:r>
+        <w:rPr>
+          <w:rFonts w:hint="eastAsia"/>
+          <w:szCs w:val="22"/>
+        </w:rPr>
+        <w:t>则武器</w:t>
+      </w:r>
+      <w:proofErr w:type="gramEnd"/>
+      <w:r>
+        <w:rPr>
+          <w:rFonts w:hint="eastAsia"/>
+          <w:szCs w:val="22"/>
+        </w:rPr>
+        <w:t>性能会</w:t>
+      </w:r>
+      <w:r>
+        <w:rPr>
+          <w:rFonts w:hint="eastAsia"/>
+          <w:szCs w:val="22"/>
+        </w:rPr>
         <w:lastRenderedPageBreak/>
-        <w:t>例如一把大剑有45面板攻击，力量补正40%，敏捷补正10%。玩家力量10敏捷10</w:t>
-      </w:r>
-    </w:p>
-    <w:p>
-      <w:pPr>
-        <w:ind w:leftChars="200" w:left="440"/>
-        <w:rPr>
-          <w:rFonts w:hint="eastAsia"/>
-          <w:szCs w:val="22"/>
-        </w:rPr>
-      </w:pPr>
-      <w:r>
-        <w:rPr>
-          <w:rFonts w:hint="eastAsia"/>
-          <w:szCs w:val="22"/>
-        </w:rPr>
-        <w:t>最终面板45</w:t>
-      </w:r>
-      <w:r>
-        <w:rPr>
-          <w:rFonts w:hint="eastAsia"/>
-          <w:szCs w:val="22"/>
-        </w:rPr>
-        <w:t>+</w:t>
-      </w:r>
-      <w:r>
-        <w:rPr>
-          <w:szCs w:val="22"/>
-        </w:rPr>
-        <w:t>10</w:t>
-      </w:r>
-      <w:r>
-        <w:rPr>
-          <w:rFonts w:hint="eastAsia"/>
-          <w:szCs w:val="22"/>
-        </w:rPr>
-        <w:t>×</w:t>
-      </w:r>
-      <w:r>
-        <w:rPr>
-          <w:szCs w:val="22"/>
-        </w:rPr>
-        <w:t>0.4+</w:t>
-      </w:r>
-      <w:r>
-        <w:rPr>
-          <w:rFonts w:hint="eastAsia"/>
-          <w:szCs w:val="22"/>
-        </w:rPr>
-        <w:t>10×0.1=50</w:t>
-      </w:r>
-    </w:p>
-    <w:p>
-      <w:pPr>
-        <w:ind w:leftChars="200" w:left="440"/>
-        <w:rPr>
-          <w:rFonts w:hint="eastAsia"/>
-          <w:szCs w:val="22"/>
-        </w:rPr>
-      </w:pPr>
-      <w:r>
-        <w:rPr>
-          <w:rFonts w:hint="eastAsia"/>
-          <w:szCs w:val="22"/>
-        </w:rPr>
-        <w:t>多数武器存在一个可以可以使用此武器最小能力限制，例如一把大剑的最小能力限制是10力10敏。若玩家任意一个属性小于这个值使用此武器，则武器性能会大减</w:t>
+        <w:t>大减</w:t>
       </w:r>
       <w:r>
         <w:rPr>
@@ -2630,8 +3014,33 @@
           <w:rFonts w:hint="eastAsia"/>
           <w:szCs w:val="22"/>
         </w:rPr>
-        <w:t>人物外观统一为像素画风格，使用Resprite</w:t>
-      </w:r>
+        <w:t>人物外观统一为</w:t>
+      </w:r>
+      <w:proofErr w:type="gramStart"/>
+      <w:r>
+        <w:rPr>
+          <w:rFonts w:hint="eastAsia"/>
+          <w:szCs w:val="22"/>
+        </w:rPr>
+        <w:t>像素画</w:t>
+      </w:r>
+      <w:proofErr w:type="gramEnd"/>
+      <w:r>
+        <w:rPr>
+          <w:rFonts w:hint="eastAsia"/>
+          <w:szCs w:val="22"/>
+        </w:rPr>
+        <w:t>风格，使用</w:t>
+      </w:r>
+      <w:proofErr w:type="spellStart"/>
+      <w:r>
+        <w:rPr>
+          <w:rFonts w:hint="eastAsia"/>
+          <w:szCs w:val="22"/>
+        </w:rPr>
+        <w:t>Resprite</w:t>
+      </w:r>
+      <w:proofErr w:type="spellEnd"/>
       <w:r>
         <w:rPr>
           <w:rFonts w:hint="eastAsia"/>
@@ -2662,7 +3071,25 @@
           <w:sz w:val="16"/>
           <w:szCs w:val="16"/>
         </w:rPr>
-        <w:t>*Resprite绘制和美术风格设计会在美术章节详细讲解</w:t>
+        <w:t>*</w:t>
+      </w:r>
+      <w:proofErr w:type="spellStart"/>
+      <w:r>
+        <w:rPr>
+          <w:rFonts w:hint="eastAsia"/>
+          <w:sz w:val="16"/>
+          <w:szCs w:val="16"/>
+        </w:rPr>
+        <w:t>Resprite</w:t>
+      </w:r>
+      <w:proofErr w:type="spellEnd"/>
+      <w:r>
+        <w:rPr>
+          <w:rFonts w:hint="eastAsia"/>
+          <w:sz w:val="16"/>
+          <w:szCs w:val="16"/>
+        </w:rPr>
+        <w:t>绘制和美术风格设计会在美术章节详细讲解</w:t>
       </w:r>
     </w:p>
     <w:p>
@@ -2696,7 +3123,7 @@
                     </pic:cNvPicPr>
                   </pic:nvPicPr>
                   <pic:blipFill>
-                    <a:blip r:embed="rId10" cstate="print">
+                    <a:blip r:embed="rId12" cstate="print">
                       <a:extLst>
                         <a:ext uri="{28A0092B-C50C-407E-A947-70E740481C1C}">
                           <a14:useLocalDpi xmlns:a14="http://schemas.microsoft.com/office/drawing/2010/main" val="0"/>
@@ -2750,7 +3177,7 @@
                     </pic:cNvPicPr>
                   </pic:nvPicPr>
                   <pic:blipFill>
-                    <a:blip r:embed="rId11">
+                    <a:blip r:embed="rId13">
                       <a:extLst>
                         <a:ext uri="{28A0092B-C50C-407E-A947-70E740481C1C}">
                           <a14:useLocalDpi xmlns:a14="http://schemas.microsoft.com/office/drawing/2010/main" val="0"/>
@@ -2867,7 +3294,23 @@
           <w:rFonts w:hint="eastAsia"/>
           <w:szCs w:val="22"/>
         </w:rPr>
-        <w:t>在最初版游戏中所有类人形态单位为单一球体Hitbox，不分部位。后续可能会更新不同部位效果。</w:t>
+        <w:t>在</w:t>
+      </w:r>
+      <w:proofErr w:type="gramStart"/>
+      <w:r>
+        <w:rPr>
+          <w:rFonts w:hint="eastAsia"/>
+          <w:szCs w:val="22"/>
+        </w:rPr>
+        <w:t>最</w:t>
+      </w:r>
+      <w:proofErr w:type="gramEnd"/>
+      <w:r>
+        <w:rPr>
+          <w:rFonts w:hint="eastAsia"/>
+          <w:szCs w:val="22"/>
+        </w:rPr>
+        <w:t>初版游戏中所有类人形态单位为单一球体Hitbox，不分部位。后续可能会更新不同部位效果。</w:t>
       </w:r>
     </w:p>
     <w:p>
@@ -2901,7 +3344,7 @@
                     </pic:cNvPicPr>
                   </pic:nvPicPr>
                   <pic:blipFill>
-                    <a:blip r:embed="rId12" cstate="print">
+                    <a:blip r:embed="rId14" cstate="print">
                       <a:extLst>
                         <a:ext uri="{28A0092B-C50C-407E-A947-70E740481C1C}">
                           <a14:useLocalDpi xmlns:a14="http://schemas.microsoft.com/office/drawing/2010/main" val="0"/>
@@ -2952,40 +3395,95 @@
           <w:sz w:val="32"/>
           <w:szCs w:val="32"/>
         </w:rPr>
+        <w:t>1.2.3人物动画</w:t>
+      </w:r>
+    </w:p>
+    <w:p>
+      <w:pPr>
+        <w:ind w:leftChars="200" w:left="440"/>
+        <w:rPr>
+          <w:rFonts w:hint="eastAsia"/>
+          <w:szCs w:val="22"/>
+        </w:rPr>
+      </w:pPr>
+      <w:r>
+        <w:rPr>
+          <w:rFonts w:hint="eastAsia"/>
+          <w:szCs w:val="22"/>
+        </w:rPr>
+        <w:t>实现方法：</w:t>
+      </w:r>
+      <w:proofErr w:type="gramStart"/>
+      <w:r>
+        <w:rPr>
+          <w:rFonts w:hint="eastAsia"/>
+          <w:szCs w:val="22"/>
+        </w:rPr>
+        <w:t>立绘表</w:t>
+      </w:r>
+      <w:proofErr w:type="gramEnd"/>
+      <w:r>
+        <w:rPr>
+          <w:rFonts w:hint="eastAsia"/>
+          <w:szCs w:val="22"/>
+        </w:rPr>
+        <w:t>。这是一种把人物各种动画打包进一张图的高效动画创作方法。相比于虚幻和Unity引擎的一帧</w:t>
+      </w:r>
+      <w:proofErr w:type="gramStart"/>
+      <w:r>
+        <w:rPr>
+          <w:rFonts w:hint="eastAsia"/>
+          <w:szCs w:val="22"/>
+        </w:rPr>
+        <w:t>一张立绘有效率</w:t>
+      </w:r>
+      <w:proofErr w:type="gramEnd"/>
+      <w:r>
+        <w:rPr>
+          <w:rFonts w:hint="eastAsia"/>
+          <w:szCs w:val="22"/>
+        </w:rPr>
+        <w:t>优势。</w:t>
+      </w:r>
+    </w:p>
+    <w:p>
+      <w:pPr>
+        <w:ind w:leftChars="200" w:left="440"/>
+        <w:rPr>
+          <w:rFonts w:hint="eastAsia"/>
+          <w:szCs w:val="22"/>
+        </w:rPr>
+      </w:pPr>
+      <w:r>
+        <w:rPr>
+          <w:rFonts w:hint="eastAsia"/>
+          <w:szCs w:val="22"/>
+        </w:rPr>
+        <w:t>通过绘制网格的方式</w:t>
+      </w:r>
+      <w:proofErr w:type="gramStart"/>
+      <w:r>
+        <w:rPr>
+          <w:rFonts w:hint="eastAsia"/>
+          <w:szCs w:val="22"/>
+        </w:rPr>
+        <w:t>将立绘表中</w:t>
+      </w:r>
+      <w:proofErr w:type="gramEnd"/>
+      <w:r>
+        <w:rPr>
+          <w:rFonts w:hint="eastAsia"/>
+          <w:szCs w:val="22"/>
+        </w:rPr>
+        <w:t>的图像拆分成帧。再通过鼠标选择导入要使用的</w:t>
+      </w:r>
+      <w:r>
+        <w:rPr>
+          <w:rFonts w:hint="eastAsia"/>
+          <w:szCs w:val="22"/>
+        </w:rPr>
         <w:lastRenderedPageBreak/>
-        <w:t>1.2.3人物动画</w:t>
-      </w:r>
-    </w:p>
-    <w:p>
-      <w:pPr>
-        <w:ind w:leftChars="200" w:left="440"/>
-        <w:rPr>
-          <w:rFonts w:hint="eastAsia"/>
-          <w:szCs w:val="22"/>
-        </w:rPr>
-      </w:pPr>
-      <w:r>
-        <w:rPr>
-          <w:rFonts w:hint="eastAsia"/>
-          <w:szCs w:val="22"/>
-        </w:rPr>
-        <w:t>实现方法：立绘表。这是一种把人物各种动画打包进一张图的高效动画创作方法。相比于虚幻和Unity引擎的一帧一张立绘有效率优势。</w:t>
-      </w:r>
-    </w:p>
-    <w:p>
-      <w:pPr>
-        <w:ind w:leftChars="200" w:left="440"/>
-        <w:rPr>
-          <w:rFonts w:hint="eastAsia"/>
-          <w:szCs w:val="22"/>
-        </w:rPr>
-      </w:pPr>
-      <w:r>
-        <w:rPr>
-          <w:rFonts w:hint="eastAsia"/>
-          <w:szCs w:val="22"/>
-        </w:rPr>
-        <w:t>通过绘制网格的方式将立绘表中的图像拆分成帧。再通过鼠标选择导入要使用的帧</w:t>
+        <w:t>帧</w:t>
       </w:r>
       <w:r>
         <w:rPr>
@@ -3011,7 +3509,7 @@
                     </pic:cNvPicPr>
                   </pic:nvPicPr>
                   <pic:blipFill>
-                    <a:blip r:embed="rId13" cstate="print">
+                    <a:blip r:embed="rId15" cstate="print">
                       <a:extLst>
                         <a:ext uri="{28A0092B-C50C-407E-A947-70E740481C1C}">
                           <a14:useLocalDpi xmlns:a14="http://schemas.microsoft.com/office/drawing/2010/main" val="0"/>
@@ -3053,6 +3551,7 @@
           <w:szCs w:val="16"/>
         </w:rPr>
       </w:pPr>
+      <w:proofErr w:type="gramStart"/>
       <w:r>
         <w:rPr>
           <w:rFonts w:hint="eastAsia"/>
@@ -3062,6 +3561,7 @@
         </w:rPr>
         <w:t>立绘表</w:t>
       </w:r>
+      <w:proofErr w:type="gramEnd"/>
     </w:p>
     <w:p>
       <w:pPr>
@@ -3098,7 +3598,7 @@
                     </pic:cNvPicPr>
                   </pic:nvPicPr>
                   <pic:blipFill>
-                    <a:blip r:embed="rId14">
+                    <a:blip r:embed="rId16">
                       <a:extLst>
                         <a:ext uri="{28A0092B-C50C-407E-A947-70E740481C1C}">
                           <a14:useLocalDpi xmlns:a14="http://schemas.microsoft.com/office/drawing/2010/main" val="0"/>
@@ -3147,8 +3647,19 @@
           <w:sz w:val="16"/>
           <w:szCs w:val="16"/>
         </w:rPr>
-        <w:t>选择帧</w:t>
-      </w:r>
+        <w:t>选择</w:t>
+      </w:r>
+      <w:proofErr w:type="gramStart"/>
+      <w:r>
+        <w:rPr>
+          <w:rFonts w:hint="eastAsia"/>
+          <w:color w:val="00B0F0"/>
+          <w:sz w:val="16"/>
+          <w:szCs w:val="16"/>
+        </w:rPr>
+        <w:t>帧</w:t>
+      </w:r>
+      <w:proofErr w:type="gramEnd"/>
     </w:p>
     <w:p>
       <w:pPr>
@@ -3170,7 +3681,6 @@
           <w:sz w:val="32"/>
           <w:szCs w:val="32"/>
         </w:rPr>
-        <w:lastRenderedPageBreak/>
         <w:drawing>
           <wp:inline distT="0" distB="0" distL="0" distR="0" wp14:anchorId="4AE3CABE" wp14:editId="502BD5D1">
             <wp:extent cx="4297680" cy="1974247"/>
@@ -3187,7 +3697,7 @@
                     <pic:cNvPicPr/>
                   </pic:nvPicPr>
                   <pic:blipFill>
-                    <a:blip r:embed="rId15">
+                    <a:blip r:embed="rId17">
                       <a:extLst>
                         <a:ext uri="{28A0092B-C50C-407E-A947-70E740481C1C}">
                           <a14:useLocalDpi xmlns:a14="http://schemas.microsoft.com/office/drawing/2010/main" val="0"/>
@@ -3234,6 +3744,7 @@
           <w:sz w:val="28"/>
           <w:szCs w:val="28"/>
         </w:rPr>
+        <w:lastRenderedPageBreak/>
         <w:t>物理交互</w:t>
       </w:r>
     </w:p>
@@ -3253,7 +3764,25 @@
           <w:sz w:val="20"/>
           <w:szCs w:val="20"/>
         </w:rPr>
-        <w:t>实现方法：GDscript中的</w:t>
+        <w:t>实现方法：</w:t>
+      </w:r>
+      <w:proofErr w:type="spellStart"/>
+      <w:r>
+        <w:rPr>
+          <w:rFonts w:hint="eastAsia"/>
+          <w:sz w:val="20"/>
+          <w:szCs w:val="20"/>
+        </w:rPr>
+        <w:t>GDscript</w:t>
+      </w:r>
+      <w:proofErr w:type="spellEnd"/>
+      <w:r>
+        <w:rPr>
+          <w:rFonts w:hint="eastAsia"/>
+          <w:sz w:val="20"/>
+          <w:szCs w:val="20"/>
+        </w:rPr>
+        <w:t>中的</w:t>
       </w:r>
       <w:r>
         <w:rPr>
@@ -3261,7 +3790,25 @@
           <w:sz w:val="20"/>
           <w:szCs w:val="20"/>
         </w:rPr>
-        <w:t>_physics_process()</w:t>
+        <w:t>_</w:t>
+      </w:r>
+      <w:proofErr w:type="spellStart"/>
+      <w:r>
+        <w:rPr>
+          <w:color w:val="0070C0"/>
+          <w:sz w:val="20"/>
+          <w:szCs w:val="20"/>
+        </w:rPr>
+        <w:t>physics_process</w:t>
+      </w:r>
+      <w:proofErr w:type="spellEnd"/>
+      <w:r>
+        <w:rPr>
+          <w:color w:val="0070C0"/>
+          <w:sz w:val="20"/>
+          <w:szCs w:val="20"/>
+        </w:rPr>
+        <w:t>()</w:t>
       </w:r>
       <w:r>
         <w:rPr>
@@ -3270,7 +3817,47 @@
           <w:sz w:val="20"/>
           <w:szCs w:val="20"/>
         </w:rPr>
-        <w:t>函数实现键位设置。这个函数会运行在一个固定帧率下，不受游戏帧率影响，以保证物理引擎能正确的模拟游戏内的物理运动。</w:t>
+        <w:t>函数实现键位设置。这个函数会运行在一个</w:t>
+      </w:r>
+      <w:proofErr w:type="gramStart"/>
+      <w:r>
+        <w:rPr>
+          <w:rFonts w:hint="eastAsia"/>
+          <w:color w:val="000000" w:themeColor="text1"/>
+          <w:sz w:val="20"/>
+          <w:szCs w:val="20"/>
+        </w:rPr>
+        <w:t>固定帧率下</w:t>
+      </w:r>
+      <w:proofErr w:type="gramEnd"/>
+      <w:r>
+        <w:rPr>
+          <w:rFonts w:hint="eastAsia"/>
+          <w:color w:val="000000" w:themeColor="text1"/>
+          <w:sz w:val="20"/>
+          <w:szCs w:val="20"/>
+        </w:rPr>
+        <w:t>，不受</w:t>
+      </w:r>
+      <w:proofErr w:type="gramStart"/>
+      <w:r>
+        <w:rPr>
+          <w:rFonts w:hint="eastAsia"/>
+          <w:color w:val="000000" w:themeColor="text1"/>
+          <w:sz w:val="20"/>
+          <w:szCs w:val="20"/>
+        </w:rPr>
+        <w:t>游戏帧率影响</w:t>
+      </w:r>
+      <w:proofErr w:type="gramEnd"/>
+      <w:r>
+        <w:rPr>
+          <w:rFonts w:hint="eastAsia"/>
+          <w:color w:val="000000" w:themeColor="text1"/>
+          <w:sz w:val="20"/>
+          <w:szCs w:val="20"/>
+        </w:rPr>
+        <w:t>，以保证物理引擎能正确的模拟游戏内的物理运动。</w:t>
       </w:r>
     </w:p>
     <w:p>
@@ -3310,7 +3897,7 @@
                     </pic:cNvPicPr>
                   </pic:nvPicPr>
                   <pic:blipFill>
-                    <a:blip r:embed="rId16" cstate="print">
+                    <a:blip r:embed="rId18" cstate="print">
                       <a:extLst>
                         <a:ext uri="{28A0092B-C50C-407E-A947-70E740481C1C}">
                           <a14:useLocalDpi xmlns:a14="http://schemas.microsoft.com/office/drawing/2010/main" val="0"/>
@@ -3395,7 +3982,23 @@
           <w:rFonts w:hint="eastAsia"/>
           <w:szCs w:val="22"/>
         </w:rPr>
-        <w:t xml:space="preserve">所有装备分 </w:t>
+        <w:t>所有</w:t>
+      </w:r>
+      <w:proofErr w:type="gramStart"/>
+      <w:r>
+        <w:rPr>
+          <w:rFonts w:hint="eastAsia"/>
+          <w:szCs w:val="22"/>
+        </w:rPr>
+        <w:t>装备分</w:t>
+      </w:r>
+      <w:proofErr w:type="gramEnd"/>
+      <w:r>
+        <w:rPr>
+          <w:rFonts w:hint="eastAsia"/>
+          <w:szCs w:val="22"/>
+        </w:rPr>
+        <w:t xml:space="preserve"> </w:t>
       </w:r>
       <w:r>
         <w:rPr>
@@ -3577,6 +4180,7 @@
         </w:rPr>
         <w:t>按重量</w:t>
       </w:r>
+      <w:proofErr w:type="gramStart"/>
       <w:r>
         <w:rPr>
           <w:rFonts w:hint="eastAsia"/>
@@ -3589,25 +4193,41 @@
           <w:rFonts w:hint="eastAsia"/>
           <w:szCs w:val="22"/>
         </w:rPr>
-        <w:t>服装/轻甲/中甲/重甲</w:t>
-      </w:r>
-    </w:p>
-    <w:p>
-      <w:pPr>
-        <w:ind w:leftChars="200" w:left="440"/>
-        <w:rPr>
-          <w:rFonts w:hint="eastAsia"/>
-          <w:szCs w:val="22"/>
-        </w:rPr>
-      </w:pPr>
-      <w:r>
-        <w:rPr>
-          <w:rFonts w:hint="eastAsia"/>
-          <w:szCs w:val="22"/>
-        </w:rPr>
-        <w:lastRenderedPageBreak/>
-        <w:t>按用途可分为时装和战装</w:t>
-      </w:r>
+        <w:t>服装/轻甲</w:t>
+      </w:r>
+      <w:proofErr w:type="gramEnd"/>
+      <w:r>
+        <w:rPr>
+          <w:rFonts w:hint="eastAsia"/>
+          <w:szCs w:val="22"/>
+        </w:rPr>
+        <w:t>/中甲/重甲</w:t>
+      </w:r>
+    </w:p>
+    <w:p>
+      <w:pPr>
+        <w:ind w:leftChars="200" w:left="440"/>
+        <w:rPr>
+          <w:rFonts w:hint="eastAsia"/>
+          <w:szCs w:val="22"/>
+        </w:rPr>
+      </w:pPr>
+      <w:r>
+        <w:rPr>
+          <w:rFonts w:hint="eastAsia"/>
+          <w:szCs w:val="22"/>
+        </w:rPr>
+        <w:t>按用途可分为时装和</w:t>
+      </w:r>
+      <w:proofErr w:type="gramStart"/>
+      <w:r>
+        <w:rPr>
+          <w:rFonts w:hint="eastAsia"/>
+          <w:szCs w:val="22"/>
+        </w:rPr>
+        <w:t>战装</w:t>
+      </w:r>
+      <w:proofErr w:type="gramEnd"/>
     </w:p>
     <w:p>
       <w:pPr>
@@ -3690,22 +4310,39 @@
           <w:rFonts w:hint="eastAsia"/>
           <w:szCs w:val="22"/>
         </w:rPr>
-        <w:t>护甲本身有防御力、护甲等级、魅力评分三个维度。</w:t>
-      </w:r>
-    </w:p>
-    <w:p>
-      <w:pPr>
-        <w:ind w:leftChars="200" w:left="440"/>
-        <w:rPr>
-          <w:rFonts w:hint="eastAsia"/>
-          <w:szCs w:val="22"/>
-        </w:rPr>
-      </w:pPr>
-      <w:r>
-        <w:rPr>
-          <w:rFonts w:hint="eastAsia"/>
-          <w:szCs w:val="22"/>
-        </w:rPr>
+        <w:t>护</w:t>
+      </w:r>
+      <w:proofErr w:type="gramStart"/>
+      <w:r>
+        <w:rPr>
+          <w:rFonts w:hint="eastAsia"/>
+          <w:szCs w:val="22"/>
+        </w:rPr>
+        <w:t>甲本身</w:t>
+      </w:r>
+      <w:proofErr w:type="gramEnd"/>
+      <w:r>
+        <w:rPr>
+          <w:rFonts w:hint="eastAsia"/>
+          <w:szCs w:val="22"/>
+        </w:rPr>
+        <w:t>有防御力、护甲等级、魅力评分三个维度。</w:t>
+      </w:r>
+    </w:p>
+    <w:p>
+      <w:pPr>
+        <w:ind w:leftChars="200" w:left="440"/>
+        <w:rPr>
+          <w:rFonts w:hint="eastAsia"/>
+          <w:szCs w:val="22"/>
+        </w:rPr>
+      </w:pPr>
+      <w:r>
+        <w:rPr>
+          <w:rFonts w:hint="eastAsia"/>
+          <w:szCs w:val="22"/>
+        </w:rPr>
+        <w:lastRenderedPageBreak/>
         <w:t>护甲的基础数值有：</w:t>
       </w:r>
     </w:p>
@@ -3722,8 +4359,17 @@
           <w:rFonts w:hint="eastAsia"/>
           <w:szCs w:val="22"/>
         </w:rPr>
-        <w:t>防御力：决定物理减伤率</w:t>
-      </w:r>
+        <w:t>防御力：决定物理</w:t>
+      </w:r>
+      <w:proofErr w:type="gramStart"/>
+      <w:r>
+        <w:rPr>
+          <w:rFonts w:hint="eastAsia"/>
+          <w:szCs w:val="22"/>
+        </w:rPr>
+        <w:t>减伤率</w:t>
+      </w:r>
+      <w:proofErr w:type="gramEnd"/>
     </w:p>
     <w:p>
       <w:pPr>
@@ -3902,7 +4548,23 @@
           <w:rFonts w:hint="eastAsia"/>
           <w:szCs w:val="22"/>
         </w:rPr>
-        <w:t>护甲等级：护甲等级有8个等级，轻/中/重甲各两个等级。穿深（穿甲等级）≥护甲等级可击穿</w:t>
+        <w:t>护甲等级：护甲等级有8个等级，轻/中/</w:t>
+      </w:r>
+      <w:proofErr w:type="gramStart"/>
+      <w:r>
+        <w:rPr>
+          <w:rFonts w:hint="eastAsia"/>
+          <w:szCs w:val="22"/>
+        </w:rPr>
+        <w:t>重甲各</w:t>
+      </w:r>
+      <w:proofErr w:type="gramEnd"/>
+      <w:r>
+        <w:rPr>
+          <w:rFonts w:hint="eastAsia"/>
+          <w:szCs w:val="22"/>
+        </w:rPr>
+        <w:t>两个等级。穿深（穿甲等级）≥护甲等级可击穿</w:t>
       </w:r>
       <w:r>
         <w:rPr>
@@ -3965,24 +4627,69 @@
           <w:sz w:val="16"/>
           <w:szCs w:val="16"/>
         </w:rPr>
-        <w:t>所以物理发出端必须同时达到破甲线和穿甲等级</w:t>
-      </w:r>
-    </w:p>
-    <w:p>
-      <w:pPr>
-        <w:ind w:leftChars="200" w:left="440"/>
-        <w:rPr>
-          <w:rFonts w:hint="eastAsia"/>
-          <w:szCs w:val="22"/>
-        </w:rPr>
-      </w:pPr>
-      <w:r>
-        <w:rPr>
-          <w:rFonts w:hint="eastAsia"/>
-          <w:szCs w:val="22"/>
-        </w:rPr>
-        <w:t>法术抗性：决定法术减伤率</w:t>
-      </w:r>
+        <w:t>所以物理发出</w:t>
+      </w:r>
+      <w:proofErr w:type="gramStart"/>
+      <w:r>
+        <w:rPr>
+          <w:rFonts w:hint="eastAsia"/>
+          <w:sz w:val="16"/>
+          <w:szCs w:val="16"/>
+        </w:rPr>
+        <w:t>端必须</w:t>
+      </w:r>
+      <w:proofErr w:type="gramEnd"/>
+      <w:r>
+        <w:rPr>
+          <w:rFonts w:hint="eastAsia"/>
+          <w:sz w:val="16"/>
+          <w:szCs w:val="16"/>
+        </w:rPr>
+        <w:t>同时达到</w:t>
+      </w:r>
+      <w:proofErr w:type="gramStart"/>
+      <w:r>
+        <w:rPr>
+          <w:rFonts w:hint="eastAsia"/>
+          <w:sz w:val="16"/>
+          <w:szCs w:val="16"/>
+        </w:rPr>
+        <w:t>破甲线和</w:t>
+      </w:r>
+      <w:proofErr w:type="gramEnd"/>
+      <w:r>
+        <w:rPr>
+          <w:rFonts w:hint="eastAsia"/>
+          <w:sz w:val="16"/>
+          <w:szCs w:val="16"/>
+        </w:rPr>
+        <w:t>穿甲等级</w:t>
+      </w:r>
+    </w:p>
+    <w:p>
+      <w:pPr>
+        <w:ind w:leftChars="200" w:left="440"/>
+        <w:rPr>
+          <w:rFonts w:hint="eastAsia"/>
+          <w:szCs w:val="22"/>
+        </w:rPr>
+      </w:pPr>
+      <w:r>
+        <w:rPr>
+          <w:rFonts w:hint="eastAsia"/>
+          <w:szCs w:val="22"/>
+        </w:rPr>
+        <w:t>法术抗性：决定法术</w:t>
+      </w:r>
+      <w:proofErr w:type="gramStart"/>
+      <w:r>
+        <w:rPr>
+          <w:rFonts w:hint="eastAsia"/>
+          <w:szCs w:val="22"/>
+        </w:rPr>
+        <w:t>减伤率</w:t>
+      </w:r>
+      <w:proofErr w:type="gramEnd"/>
     </w:p>
     <w:p>
       <w:pPr>
@@ -4007,7 +4714,25 @@
           <w:color w:val="7030A0"/>
           <w:szCs w:val="22"/>
         </w:rPr>
-        <w:t>：可以吸收一定倍率受到的法术伤害作为资源储存。根据护甲不同法术吸收量可以作为不同用途。在法术抗性之前计算。</w:t>
+        <w:t>：可以吸收一定倍率受到的法术伤害作为资源储存。根据护</w:t>
+      </w:r>
+      <w:proofErr w:type="gramStart"/>
+      <w:r>
+        <w:rPr>
+          <w:rFonts w:hint="eastAsia"/>
+          <w:color w:val="7030A0"/>
+          <w:szCs w:val="22"/>
+        </w:rPr>
+        <w:t>甲不同</w:t>
+      </w:r>
+      <w:proofErr w:type="gramEnd"/>
+      <w:r>
+        <w:rPr>
+          <w:rFonts w:hint="eastAsia"/>
+          <w:color w:val="7030A0"/>
+          <w:szCs w:val="22"/>
+        </w:rPr>
+        <w:t>法术吸收量可以作为不同用途。在法术抗性之前计算。</w:t>
       </w:r>
     </w:p>
     <w:p>
@@ -4100,7 +4825,7 @@
                     </pic:cNvPicPr>
                   </pic:nvPicPr>
                   <pic:blipFill>
-                    <a:blip r:embed="rId17">
+                    <a:blip r:embed="rId19">
                       <a:extLst>
                         <a:ext uri="{28A0092B-C50C-407E-A947-70E740481C1C}">
                           <a14:useLocalDpi xmlns:a14="http://schemas.microsoft.com/office/drawing/2010/main" val="0"/>
@@ -4164,7 +4889,7 @@
                     </pic:cNvPicPr>
                   </pic:nvPicPr>
                   <pic:blipFill>
-                    <a:blip r:embed="rId18" cstate="print">
+                    <a:blip r:embed="rId20" cstate="print">
                       <a:extLst>
                         <a:ext uri="{28A0092B-C50C-407E-A947-70E740481C1C}">
                           <a14:useLocalDpi xmlns:a14="http://schemas.microsoft.com/office/drawing/2010/main" val="0"/>
@@ -4374,7 +5099,23 @@
           <w:rFonts w:hint="eastAsia"/>
           <w:szCs w:val="22"/>
         </w:rPr>
-        <w:t>背包基础容量设计为60格，每格可堆叠数量却决于堆叠的物品。</w:t>
+        <w:t>背包基础容量设计为60格，</w:t>
+      </w:r>
+      <w:proofErr w:type="gramStart"/>
+      <w:r>
+        <w:rPr>
+          <w:rFonts w:hint="eastAsia"/>
+          <w:szCs w:val="22"/>
+        </w:rPr>
+        <w:t>每格可堆叠</w:t>
+      </w:r>
+      <w:proofErr w:type="gramEnd"/>
+      <w:r>
+        <w:rPr>
+          <w:rFonts w:hint="eastAsia"/>
+          <w:szCs w:val="22"/>
+        </w:rPr>
+        <w:t>数量却决于堆叠的物品。</w:t>
       </w:r>
     </w:p>
     <w:p>
@@ -4426,7 +5167,25 @@
           <w:sz w:val="20"/>
           <w:szCs w:val="20"/>
         </w:rPr>
-        <w:t>基本药水有生命药水和法术药水，生命药水和法术药水的数量和一定，可在家园或休息处分配生命或法术药水比例，与补充。</w:t>
+        <w:t>基本药水有生命药水和法术药水，生命药水和法术药水的数量和一定，可在家园或休息</w:t>
+      </w:r>
+      <w:proofErr w:type="gramStart"/>
+      <w:r>
+        <w:rPr>
+          <w:rFonts w:hint="eastAsia"/>
+          <w:sz w:val="20"/>
+          <w:szCs w:val="20"/>
+        </w:rPr>
+        <w:t>处分配</w:t>
+      </w:r>
+      <w:proofErr w:type="gramEnd"/>
+      <w:r>
+        <w:rPr>
+          <w:rFonts w:hint="eastAsia"/>
+          <w:sz w:val="20"/>
+          <w:szCs w:val="20"/>
+        </w:rPr>
+        <w:t>生命或法术药水比例，与补充。</w:t>
       </w:r>
       <w:r>
         <w:rPr>
@@ -4507,7 +5266,23 @@
           <w:rFonts w:hint="eastAsia"/>
           <w:szCs w:val="22"/>
         </w:rPr>
-        <w:t>物理攻击的减伤受接收方防御力和护甲等级影响</w:t>
+        <w:t>物理攻击的</w:t>
+      </w:r>
+      <w:proofErr w:type="gramStart"/>
+      <w:r>
+        <w:rPr>
+          <w:rFonts w:hint="eastAsia"/>
+          <w:szCs w:val="22"/>
+        </w:rPr>
+        <w:t>减伤受</w:t>
+      </w:r>
+      <w:proofErr w:type="gramEnd"/>
+      <w:r>
+        <w:rPr>
+          <w:rFonts w:hint="eastAsia"/>
+          <w:szCs w:val="22"/>
+        </w:rPr>
+        <w:t>接收方防御力和护甲等级影响</w:t>
       </w:r>
     </w:p>
     <w:p>
@@ -4523,7 +5298,23 @@
           <w:rFonts w:hint="eastAsia"/>
           <w:szCs w:val="22"/>
         </w:rPr>
-        <w:t>法术攻击的减伤受接收方法术抗性的影响</w:t>
+        <w:t>法术攻击的</w:t>
+      </w:r>
+      <w:proofErr w:type="gramStart"/>
+      <w:r>
+        <w:rPr>
+          <w:rFonts w:hint="eastAsia"/>
+          <w:szCs w:val="22"/>
+        </w:rPr>
+        <w:t>减伤受</w:t>
+      </w:r>
+      <w:proofErr w:type="gramEnd"/>
+      <w:r>
+        <w:rPr>
+          <w:rFonts w:hint="eastAsia"/>
+          <w:szCs w:val="22"/>
+        </w:rPr>
+        <w:t>接收方法术抗性的影响</w:t>
       </w:r>
     </w:p>
     <w:p>
@@ -4631,12 +5422,21 @@
           <w:szCs w:val="22"/>
         </w:rPr>
       </w:pPr>
-      <w:r>
-        <w:rPr>
-          <w:rFonts w:hint="eastAsia"/>
-          <w:szCs w:val="22"/>
-        </w:rPr>
-        <w:t>毒/眠/麻/爆/出血</w:t>
+      <w:proofErr w:type="gramStart"/>
+      <w:r>
+        <w:rPr>
+          <w:rFonts w:hint="eastAsia"/>
+          <w:szCs w:val="22"/>
+        </w:rPr>
+        <w:t>毒/眠</w:t>
+      </w:r>
+      <w:proofErr w:type="gramEnd"/>
+      <w:r>
+        <w:rPr>
+          <w:rFonts w:hint="eastAsia"/>
+          <w:szCs w:val="22"/>
+        </w:rPr>
+        <w:t>/麻/爆/出血</w:t>
       </w:r>
     </w:p>
     <w:p>
@@ -4670,7 +5470,23 @@
           <w:rFonts w:hint="eastAsia"/>
           <w:szCs w:val="22"/>
         </w:rPr>
-        <w:t>冰属性：冰属性异常值满后进入冰属性异常状态，增加受到的物理伤害</w:t>
+        <w:t>冰属性：冰属性</w:t>
+      </w:r>
+      <w:proofErr w:type="gramStart"/>
+      <w:r>
+        <w:rPr>
+          <w:rFonts w:hint="eastAsia"/>
+          <w:szCs w:val="22"/>
+        </w:rPr>
+        <w:t>异常值满后</w:t>
+      </w:r>
+      <w:proofErr w:type="gramEnd"/>
+      <w:r>
+        <w:rPr>
+          <w:rFonts w:hint="eastAsia"/>
+          <w:szCs w:val="22"/>
+        </w:rPr>
+        <w:t>进入冰属性异常状态，增加受到的物理伤害</w:t>
       </w:r>
     </w:p>
     <w:p>
@@ -4702,7 +5518,23 @@
           <w:rFonts w:hint="eastAsia"/>
           <w:szCs w:val="22"/>
         </w:rPr>
-        <w:t>水属性：水属性异常值满后会增加体力消耗量</w:t>
+        <w:t>水属性：水属性</w:t>
+      </w:r>
+      <w:proofErr w:type="gramStart"/>
+      <w:r>
+        <w:rPr>
+          <w:rFonts w:hint="eastAsia"/>
+          <w:szCs w:val="22"/>
+        </w:rPr>
+        <w:t>异常值满后会</w:t>
+      </w:r>
+      <w:proofErr w:type="gramEnd"/>
+      <w:r>
+        <w:rPr>
+          <w:rFonts w:hint="eastAsia"/>
+          <w:szCs w:val="22"/>
+        </w:rPr>
+        <w:t>增加体力消耗量</w:t>
       </w:r>
     </w:p>
     <w:p>
@@ -4718,7 +5550,23 @@
           <w:rFonts w:hint="eastAsia"/>
           <w:szCs w:val="22"/>
         </w:rPr>
-        <w:t>雷属性：雷属性异常值满后受到攻击容易进入眩晕状态，并少许增加受到的法术伤害</w:t>
+        <w:t>雷属性：雷属性</w:t>
+      </w:r>
+      <w:proofErr w:type="gramStart"/>
+      <w:r>
+        <w:rPr>
+          <w:rFonts w:hint="eastAsia"/>
+          <w:szCs w:val="22"/>
+        </w:rPr>
+        <w:t>异常值满后</w:t>
+      </w:r>
+      <w:proofErr w:type="gramEnd"/>
+      <w:r>
+        <w:rPr>
+          <w:rFonts w:hint="eastAsia"/>
+          <w:szCs w:val="22"/>
+        </w:rPr>
+        <w:t>受到攻击容易进入眩晕状态，并少许增加受到的法术伤害</w:t>
       </w:r>
     </w:p>
     <w:p>
@@ -4734,7 +5582,23 @@
           <w:rFonts w:hint="eastAsia"/>
           <w:szCs w:val="22"/>
         </w:rPr>
-        <w:t>龙属性：龙属性异常值满后会降低自身输出的法术（元素）伤害</w:t>
+        <w:t>龙属性：龙属性</w:t>
+      </w:r>
+      <w:proofErr w:type="gramStart"/>
+      <w:r>
+        <w:rPr>
+          <w:rFonts w:hint="eastAsia"/>
+          <w:szCs w:val="22"/>
+        </w:rPr>
+        <w:t>异常值满后会</w:t>
+      </w:r>
+      <w:proofErr w:type="gramEnd"/>
+      <w:r>
+        <w:rPr>
+          <w:rFonts w:hint="eastAsia"/>
+          <w:szCs w:val="22"/>
+        </w:rPr>
+        <w:t>降低自身输出的法术（元素）伤害</w:t>
       </w:r>
     </w:p>
     <w:p>
@@ -4837,7 +5701,23 @@
           <w:rFonts w:hint="eastAsia"/>
           <w:szCs w:val="22"/>
         </w:rPr>
-        <w:t>防御性能决定了格挡是否能防住，敌人的攻击。</w:t>
+        <w:t>防御性能决定了格</w:t>
+      </w:r>
+      <w:proofErr w:type="gramStart"/>
+      <w:r>
+        <w:rPr>
+          <w:rFonts w:hint="eastAsia"/>
+          <w:szCs w:val="22"/>
+        </w:rPr>
+        <w:t>挡是否</w:t>
+      </w:r>
+      <w:proofErr w:type="gramEnd"/>
+      <w:r>
+        <w:rPr>
+          <w:rFonts w:hint="eastAsia"/>
+          <w:szCs w:val="22"/>
+        </w:rPr>
+        <w:t>能防住，敌人的攻击。</w:t>
       </w:r>
       <w:r>
         <w:rPr>
@@ -4892,7 +5772,39 @@
           <w:rFonts w:hint="eastAsia"/>
           <w:szCs w:val="22"/>
         </w:rPr>
-        <w:t>持续格挡可以根据盾牌减伤率吸收伤害，受到攻击消耗体力</w:t>
+        <w:t>持续格</w:t>
+      </w:r>
+      <w:proofErr w:type="gramStart"/>
+      <w:r>
+        <w:rPr>
+          <w:rFonts w:hint="eastAsia"/>
+          <w:szCs w:val="22"/>
+        </w:rPr>
+        <w:t>挡可以</w:t>
+      </w:r>
+      <w:proofErr w:type="gramEnd"/>
+      <w:r>
+        <w:rPr>
+          <w:rFonts w:hint="eastAsia"/>
+          <w:szCs w:val="22"/>
+        </w:rPr>
+        <w:t>根据盾牌</w:t>
+      </w:r>
+      <w:proofErr w:type="gramStart"/>
+      <w:r>
+        <w:rPr>
+          <w:rFonts w:hint="eastAsia"/>
+          <w:szCs w:val="22"/>
+        </w:rPr>
+        <w:t>减伤率吸收</w:t>
+      </w:r>
+      <w:proofErr w:type="gramEnd"/>
+      <w:r>
+        <w:rPr>
+          <w:rFonts w:hint="eastAsia"/>
+          <w:szCs w:val="22"/>
+        </w:rPr>
+        <w:t>伤害，受到攻击消耗体力</w:t>
       </w:r>
     </w:p>
     <w:p>
@@ -4926,8 +5838,17 @@
           <w:rFonts w:hint="eastAsia"/>
           <w:szCs w:val="22"/>
         </w:rPr>
-        <w:t>启动格挡瞬间为精准格挡，若精准格挡与敌人攻击重合，在持续格挡的基础上大幅降低该次收到的伤害和消耗的体力，并会累加角力值</w:t>
-      </w:r>
+        <w:t>启动格挡瞬间为精准格挡，若精准格挡与敌人攻击重合，在持续格挡的基础上大幅降低该次收到的伤害和消耗的体力，并会累加</w:t>
+      </w:r>
+      <w:proofErr w:type="gramStart"/>
+      <w:r>
+        <w:rPr>
+          <w:rFonts w:hint="eastAsia"/>
+          <w:szCs w:val="22"/>
+        </w:rPr>
+        <w:t>角力值</w:t>
+      </w:r>
+      <w:proofErr w:type="gramEnd"/>
       <w:r>
         <w:rPr>
           <w:rFonts w:hint="eastAsia"/>
@@ -4953,6 +5874,7 @@
           <w:szCs w:val="28"/>
         </w:rPr>
       </w:pPr>
+      <w:proofErr w:type="spellStart"/>
       <w:r>
         <w:rPr>
           <w:rFonts w:hint="eastAsia"/>
@@ -4961,6 +5883,7 @@
         </w:rPr>
         <w:t>GuardPoint</w:t>
       </w:r>
+      <w:proofErr w:type="spellEnd"/>
       <w:r>
         <w:rPr>
           <w:rFonts w:hint="eastAsia"/>
@@ -5076,40 +5999,59 @@
           <w:sz w:val="28"/>
           <w:szCs w:val="28"/>
         </w:rPr>
-        <w:t>无敌帧</w:t>
-      </w:r>
-    </w:p>
-    <w:p>
-      <w:pPr>
-        <w:ind w:leftChars="387" w:left="851"/>
-        <w:rPr>
-          <w:rFonts w:hint="eastAsia"/>
-          <w:szCs w:val="22"/>
-        </w:rPr>
-      </w:pPr>
-      <w:r>
-        <w:rPr>
-          <w:rFonts w:hint="eastAsia"/>
-          <w:szCs w:val="22"/>
-        </w:rPr>
-        <w:t>基础的闪避动作存在无敌帧，可以通过装备增加回避性能增加闪避无敌帧</w:t>
-      </w:r>
-    </w:p>
-    <w:p>
-      <w:pPr>
-        <w:ind w:leftChars="187" w:left="411" w:firstLine="369"/>
+        <w:t>无敌</w:t>
+      </w:r>
+      <w:proofErr w:type="gramStart"/>
+      <w:r>
         <w:rPr>
           <w:rFonts w:hint="eastAsia"/>
           <w:sz w:val="28"/>
           <w:szCs w:val="28"/>
         </w:rPr>
-      </w:pPr>
-      <w:r>
+        <w:t>帧</w:t>
+      </w:r>
+      <w:proofErr w:type="gramEnd"/>
+    </w:p>
+    <w:p>
+      <w:pPr>
+        <w:ind w:leftChars="387" w:left="851"/>
+        <w:rPr>
+          <w:rFonts w:hint="eastAsia"/>
+          <w:szCs w:val="22"/>
+        </w:rPr>
+      </w:pPr>
+      <w:r>
+        <w:rPr>
+          <w:rFonts w:hint="eastAsia"/>
+          <w:szCs w:val="22"/>
+        </w:rPr>
+        <w:t>基础的闪避动作存在无敌帧，可以通过装备增加回避性能增加闪避无敌</w:t>
+      </w:r>
+      <w:proofErr w:type="gramStart"/>
+      <w:r>
+        <w:rPr>
+          <w:rFonts w:hint="eastAsia"/>
+          <w:szCs w:val="22"/>
+        </w:rPr>
+        <w:t>帧</w:t>
+      </w:r>
+      <w:proofErr w:type="gramEnd"/>
+    </w:p>
+    <w:p>
+      <w:pPr>
+        <w:ind w:leftChars="187" w:left="411" w:firstLine="369"/>
         <w:rPr>
           <w:rFonts w:hint="eastAsia"/>
           <w:sz w:val="28"/>
           <w:szCs w:val="28"/>
         </w:rPr>
+      </w:pPr>
+      <w:r>
+        <w:rPr>
+          <w:rFonts w:hint="eastAsia"/>
+          <w:sz w:val="28"/>
+          <w:szCs w:val="28"/>
+        </w:rPr>
         <w:t>完美闪避</w:t>
       </w:r>
     </w:p>
@@ -5226,7 +6168,23 @@
           <w:rFonts w:hint="eastAsia"/>
           <w:szCs w:val="22"/>
         </w:rPr>
-        <w:t>部分武器在闪避时会维持闪避方向的格挡状态，此时被攻击则格挡成功，可在触发后短时间内接入无法格挡的、必中的攻击。</w:t>
+        <w:t>部分武器在闪避时会维持闪避方向的格挡状态，此时被</w:t>
+      </w:r>
+      <w:proofErr w:type="gramStart"/>
+      <w:r>
+        <w:rPr>
+          <w:rFonts w:hint="eastAsia"/>
+          <w:szCs w:val="22"/>
+        </w:rPr>
+        <w:t>攻击则格挡</w:t>
+      </w:r>
+      <w:proofErr w:type="gramEnd"/>
+      <w:r>
+        <w:rPr>
+          <w:rFonts w:hint="eastAsia"/>
+          <w:szCs w:val="22"/>
+        </w:rPr>
+        <w:t>成功，可在触发后短时间内接入无法格挡的、必中的攻击。</w:t>
       </w:r>
     </w:p>
     <w:p>
@@ -5328,7 +6286,23 @@
           <w:rFonts w:hint="eastAsia"/>
           <w:szCs w:val="22"/>
         </w:rPr>
-        <w:t>完美格挡、优势格挡、抵消均会累积角力值，角力值满即和敌人角力。</w:t>
+        <w:t>完美格挡、优势格挡、抵消均会累积角力值，</w:t>
+      </w:r>
+      <w:proofErr w:type="gramStart"/>
+      <w:r>
+        <w:rPr>
+          <w:rFonts w:hint="eastAsia"/>
+          <w:szCs w:val="22"/>
+        </w:rPr>
+        <w:t>角力值满</w:t>
+      </w:r>
+      <w:proofErr w:type="gramEnd"/>
+      <w:r>
+        <w:rPr>
+          <w:rFonts w:hint="eastAsia"/>
+          <w:szCs w:val="22"/>
+        </w:rPr>
+        <w:t>即和敌人角力。</w:t>
       </w:r>
     </w:p>
     <w:p>
@@ -5339,12 +6313,21 @@
           <w:szCs w:val="22"/>
         </w:rPr>
       </w:pPr>
-      <w:r>
-        <w:rPr>
-          <w:rFonts w:hint="eastAsia"/>
-          <w:szCs w:val="22"/>
-        </w:rPr>
-        <w:t>靠连点赢得角力，成功可获得敌人硬直。</w:t>
+      <w:proofErr w:type="gramStart"/>
+      <w:r>
+        <w:rPr>
+          <w:rFonts w:hint="eastAsia"/>
+          <w:szCs w:val="22"/>
+        </w:rPr>
+        <w:t>靠连点赢得</w:t>
+      </w:r>
+      <w:proofErr w:type="gramEnd"/>
+      <w:r>
+        <w:rPr>
+          <w:rFonts w:hint="eastAsia"/>
+          <w:szCs w:val="22"/>
+        </w:rPr>
+        <w:t>角力，成功可获得敌人硬直。</w:t>
       </w:r>
     </w:p>
     <w:p>
@@ -5454,7 +6437,25 @@
           <w:color w:val="000000" w:themeColor="text1"/>
           <w:szCs w:val="22"/>
         </w:rPr>
-        <w:t>保持渲染风格一致，为像素画风格。Godot引擎中的Nearest渲染方式。</w:t>
+        <w:t>保持渲染风格一致，为</w:t>
+      </w:r>
+      <w:proofErr w:type="gramStart"/>
+      <w:r>
+        <w:rPr>
+          <w:rFonts w:hint="eastAsia"/>
+          <w:color w:val="000000" w:themeColor="text1"/>
+          <w:szCs w:val="22"/>
+        </w:rPr>
+        <w:t>像素画</w:t>
+      </w:r>
+      <w:proofErr w:type="gramEnd"/>
+      <w:r>
+        <w:rPr>
+          <w:rFonts w:hint="eastAsia"/>
+          <w:color w:val="000000" w:themeColor="text1"/>
+          <w:szCs w:val="22"/>
+        </w:rPr>
+        <w:t>风格。Godot引擎中的Nearest渲染方式。</w:t>
       </w:r>
     </w:p>
     <w:p>
@@ -5573,7 +6574,7 @@
                     </pic:cNvPicPr>
                   </pic:nvPicPr>
                   <pic:blipFill>
-                    <a:blip r:embed="rId19" cstate="print">
+                    <a:blip r:embed="rId21" cstate="print">
                       <a:extLst>
                         <a:ext uri="{28A0092B-C50C-407E-A947-70E740481C1C}">
                           <a14:useLocalDpi xmlns:a14="http://schemas.microsoft.com/office/drawing/2010/main" val="0"/>
@@ -5622,7 +6623,27 @@
           <w:sz w:val="16"/>
           <w:szCs w:val="16"/>
         </w:rPr>
-        <w:t>使用Resprite手绘素材</w:t>
+        <w:t>使用</w:t>
+      </w:r>
+      <w:proofErr w:type="spellStart"/>
+      <w:r>
+        <w:rPr>
+          <w:rFonts w:hint="eastAsia"/>
+          <w:color w:val="000000" w:themeColor="text1"/>
+          <w:sz w:val="16"/>
+          <w:szCs w:val="16"/>
+        </w:rPr>
+        <w:t>Resprite</w:t>
+      </w:r>
+      <w:proofErr w:type="spellEnd"/>
+      <w:r>
+        <w:rPr>
+          <w:rFonts w:hint="eastAsia"/>
+          <w:color w:val="000000" w:themeColor="text1"/>
+          <w:sz w:val="16"/>
+          <w:szCs w:val="16"/>
+        </w:rPr>
+        <w:t>手绘素材</w:t>
       </w:r>
     </w:p>
     <w:p>
@@ -5670,7 +6691,7 @@
                     </pic:cNvPicPr>
                   </pic:nvPicPr>
                   <pic:blipFill>
-                    <a:blip r:embed="rId20">
+                    <a:blip r:embed="rId22">
                       <a:extLst>
                         <a:ext uri="{28A0092B-C50C-407E-A947-70E740481C1C}">
                           <a14:useLocalDpi xmlns:a14="http://schemas.microsoft.com/office/drawing/2010/main" val="0"/>
@@ -5743,7 +6764,7 @@
                     </pic:cNvPicPr>
                   </pic:nvPicPr>
                   <pic:blipFill>
-                    <a:blip r:embed="rId21">
+                    <a:blip r:embed="rId23">
                       <a:extLst>
                         <a:ext uri="{28A0092B-C50C-407E-A947-70E740481C1C}">
                           <a14:useLocalDpi xmlns:a14="http://schemas.microsoft.com/office/drawing/2010/main" val="0"/>
@@ -5799,7 +6820,7 @@
                     </pic:cNvPicPr>
                   </pic:nvPicPr>
                   <pic:blipFill>
-                    <a:blip r:embed="rId22">
+                    <a:blip r:embed="rId24">
                       <a:extLst>
                         <a:ext uri="{28A0092B-C50C-407E-A947-70E740481C1C}">
                           <a14:useLocalDpi xmlns:a14="http://schemas.microsoft.com/office/drawing/2010/main" val="0"/>
@@ -5856,7 +6877,7 @@
                     </pic:cNvPicPr>
                   </pic:nvPicPr>
                   <pic:blipFill>
-                    <a:blip r:embed="rId23">
+                    <a:blip r:embed="rId25">
                       <a:extLst>
                         <a:ext uri="{28A0092B-C50C-407E-A947-70E740481C1C}">
                           <a14:useLocalDpi xmlns:a14="http://schemas.microsoft.com/office/drawing/2010/main" val="0"/>

--- a/Docs/Marginal Planet’s Mini World 游戏项目设计方案.docx
+++ b/Docs/Marginal Planet’s Mini World 游戏项目设计方案.docx
@@ -1964,6 +1964,7 @@
       <w:pPr>
         <w:ind w:leftChars="200" w:left="440"/>
         <w:rPr>
+          <w:rFonts w:hint="eastAsia"/>
           <w:color w:val="000000" w:themeColor="text1"/>
           <w:sz w:val="20"/>
           <w:szCs w:val="20"/>
@@ -1977,7 +1978,7 @@
           <w:szCs w:val="16"/>
         </w:rPr>
         <w:drawing>
-          <wp:inline distT="0" distB="0" distL="0" distR="0" wp14:anchorId="1112A8B2" wp14:editId="09BC30A0">
+          <wp:inline distT="0" distB="0" distL="0" distR="0" wp14:anchorId="1112A8B2" wp14:editId="2198D780">
             <wp:extent cx="5263515" cy="1347470"/>
             <wp:effectExtent l="0" t="0" r="0" b="5080"/>
             <wp:docPr id="619230378" name="图片 2"/>
@@ -2036,7 +2037,6 @@
           <w:szCs w:val="16"/>
         </w:rPr>
       </w:pPr>
-      <w:proofErr w:type="spellStart"/>
       <w:r>
         <w:rPr>
           <w:rFonts w:hint="eastAsia"/>
@@ -2046,12 +2046,12 @@
         </w:rPr>
         <w:t>GDScript</w:t>
       </w:r>
-      <w:proofErr w:type="spellEnd"/>
-    </w:p>
-    <w:p>
-      <w:pPr>
-        <w:ind w:leftChars="200" w:left="440"/>
-        <w:rPr>
+    </w:p>
+    <w:p>
+      <w:pPr>
+        <w:ind w:leftChars="200" w:left="440"/>
+        <w:rPr>
+          <w:rFonts w:hint="eastAsia"/>
           <w:b/>
           <w:bCs/>
           <w:sz w:val="32"/>
@@ -2073,12 +2073,12 @@
       <w:pPr>
         <w:ind w:leftChars="200" w:left="440"/>
         <w:rPr>
+          <w:rFonts w:hint="eastAsia"/>
           <w:b/>
           <w:bCs/>
           <w:szCs w:val="22"/>
         </w:rPr>
       </w:pPr>
-      <w:proofErr w:type="spellStart"/>
       <w:r>
         <w:rPr>
           <w:b/>
@@ -2087,12 +2087,12 @@
         </w:rPr>
         <w:t>TileMapLayer</w:t>
       </w:r>
-      <w:proofErr w:type="spellEnd"/>
-    </w:p>
-    <w:p>
-      <w:pPr>
-        <w:ind w:leftChars="200" w:left="440"/>
-        <w:rPr>
+    </w:p>
+    <w:p>
+      <w:pPr>
+        <w:ind w:leftChars="200" w:left="440"/>
+        <w:rPr>
+          <w:rFonts w:hint="eastAsia"/>
           <w:szCs w:val="22"/>
         </w:rPr>
       </w:pPr>
@@ -2117,109 +2117,14 @@
           <w:rFonts w:hint="eastAsia"/>
           <w:szCs w:val="22"/>
         </w:rPr>
-        <w:t>我们将在网格上绘制不同</w:t>
-      </w:r>
-      <w:proofErr w:type="gramStart"/>
-      <w:r>
-        <w:rPr>
-          <w:rFonts w:hint="eastAsia"/>
-          <w:szCs w:val="22"/>
-        </w:rPr>
-        <w:t>而图块来</w:t>
-      </w:r>
-      <w:proofErr w:type="gramEnd"/>
-      <w:r>
-        <w:rPr>
-          <w:rFonts w:hint="eastAsia"/>
-          <w:szCs w:val="22"/>
-        </w:rPr>
-        <w:t>创建我们的世界。这是一个很好的工作方式，因为我们可以重复利用许多方块来搭建不同的关卡。砖（Tile）一般会打包在一张图片里，就像玩家</w:t>
-      </w:r>
-      <w:proofErr w:type="gramStart"/>
-      <w:r>
-        <w:rPr>
-          <w:rFonts w:hint="eastAsia"/>
-          <w:szCs w:val="22"/>
-        </w:rPr>
-        <w:t>立绘表</w:t>
-      </w:r>
-      <w:proofErr w:type="gramEnd"/>
-      <w:r>
-        <w:rPr>
-          <w:rFonts w:hint="eastAsia"/>
-          <w:szCs w:val="22"/>
-        </w:rPr>
-        <w:t>一样。</w:t>
-      </w:r>
-      <w:proofErr w:type="gramStart"/>
-      <w:r>
-        <w:rPr>
-          <w:rFonts w:hint="eastAsia"/>
-          <w:szCs w:val="22"/>
-        </w:rPr>
-        <w:t>叫砖集</w:t>
-      </w:r>
-      <w:proofErr w:type="gramEnd"/>
-      <w:r>
-        <w:rPr>
-          <w:rFonts w:hint="eastAsia"/>
-          <w:szCs w:val="22"/>
-        </w:rPr>
-        <w:t>（</w:t>
-      </w:r>
-      <w:proofErr w:type="spellStart"/>
-      <w:r>
-        <w:rPr>
-          <w:rFonts w:hint="eastAsia"/>
-          <w:szCs w:val="22"/>
-        </w:rPr>
-        <w:t>TileSet</w:t>
-      </w:r>
-      <w:proofErr w:type="spellEnd"/>
-      <w:r>
-        <w:rPr>
-          <w:rFonts w:hint="eastAsia"/>
-          <w:szCs w:val="22"/>
-        </w:rPr>
-        <w:t>）</w:t>
-      </w:r>
-      <w:proofErr w:type="gramStart"/>
-      <w:r>
-        <w:rPr>
-          <w:rFonts w:hint="eastAsia"/>
-          <w:szCs w:val="22"/>
-        </w:rPr>
-        <w:t>而砖图</w:t>
-      </w:r>
-      <w:proofErr w:type="gramEnd"/>
-      <w:r>
-        <w:rPr>
-          <w:rFonts w:hint="eastAsia"/>
-          <w:szCs w:val="22"/>
-        </w:rPr>
-        <w:t>（</w:t>
-      </w:r>
-      <w:proofErr w:type="spellStart"/>
-      <w:r>
-        <w:rPr>
-          <w:rFonts w:hint="eastAsia"/>
-          <w:szCs w:val="22"/>
-        </w:rPr>
-        <w:t>TileMap</w:t>
-      </w:r>
-      <w:proofErr w:type="spellEnd"/>
-      <w:r>
-        <w:rPr>
-          <w:rFonts w:hint="eastAsia"/>
-          <w:szCs w:val="22"/>
-        </w:rPr>
-        <w:t>）用来在世界中绘制这些节点。</w:t>
-      </w:r>
-    </w:p>
-    <w:p>
-      <w:pPr>
-        <w:ind w:leftChars="200" w:left="440"/>
-        <w:rPr>
+        <w:t>我们将在网格上绘制不同而图块来创建我们的世界。这是一个很好的工作方式，因为我们可以重复利用许多方块来搭建不同的关卡。砖（Tile）一般会打包在一张图片里，就像玩家立绘表一样。叫砖集（TileSet）而砖图（TileMap）用来在世界中绘制这些节点。</w:t>
+      </w:r>
+    </w:p>
+    <w:p>
+      <w:pPr>
+        <w:ind w:leftChars="200" w:left="440"/>
+        <w:rPr>
+          <w:rFonts w:hint="eastAsia"/>
           <w:b/>
           <w:bCs/>
           <w:sz w:val="32"/>
@@ -2346,6 +2251,7 @@
       <w:pPr>
         <w:ind w:leftChars="200" w:left="440"/>
         <w:rPr>
+          <w:rFonts w:hint="eastAsia"/>
           <w:b/>
           <w:bCs/>
           <w:sz w:val="32"/>
@@ -2466,23 +2372,7 @@
           <w:rFonts w:hint="eastAsia"/>
           <w:szCs w:val="22"/>
         </w:rPr>
-        <w:t>这是一种会因与单位产生碰撞或</w:t>
-      </w:r>
-      <w:proofErr w:type="gramStart"/>
-      <w:r>
-        <w:rPr>
-          <w:rFonts w:hint="eastAsia"/>
-          <w:szCs w:val="22"/>
-        </w:rPr>
-        <w:t>交互对</w:t>
-      </w:r>
-      <w:proofErr w:type="gramEnd"/>
-      <w:r>
-        <w:rPr>
-          <w:rFonts w:hint="eastAsia"/>
-          <w:szCs w:val="22"/>
-        </w:rPr>
-        <w:t>单位造成伤害的地块。</w:t>
+        <w:t>这是一种会因与单位产生碰撞或交互对单位造成伤害的地块。</w:t>
       </w:r>
     </w:p>
     <w:p>
@@ -2913,55 +2803,7 @@
           <w:rFonts w:hint="eastAsia"/>
           <w:szCs w:val="22"/>
         </w:rPr>
-        <w:t>多数武器存在一个</w:t>
-      </w:r>
-      <w:proofErr w:type="gramStart"/>
-      <w:r>
-        <w:rPr>
-          <w:rFonts w:hint="eastAsia"/>
-          <w:szCs w:val="22"/>
-        </w:rPr>
-        <w:t>可以可以</w:t>
-      </w:r>
-      <w:proofErr w:type="gramEnd"/>
-      <w:r>
-        <w:rPr>
-          <w:rFonts w:hint="eastAsia"/>
-          <w:szCs w:val="22"/>
-        </w:rPr>
-        <w:t>使用</w:t>
-      </w:r>
-      <w:proofErr w:type="gramStart"/>
-      <w:r>
-        <w:rPr>
-          <w:rFonts w:hint="eastAsia"/>
-          <w:szCs w:val="22"/>
-        </w:rPr>
-        <w:t>此武器</w:t>
-      </w:r>
-      <w:proofErr w:type="gramEnd"/>
-      <w:r>
-        <w:rPr>
-          <w:rFonts w:hint="eastAsia"/>
-          <w:szCs w:val="22"/>
-        </w:rPr>
-        <w:t>最小能力限制，例如一把大剑的最小能力限制是10力10敏。若玩家任意一个属性小于这个值使用此武器，</w:t>
-      </w:r>
-      <w:proofErr w:type="gramStart"/>
-      <w:r>
-        <w:rPr>
-          <w:rFonts w:hint="eastAsia"/>
-          <w:szCs w:val="22"/>
-        </w:rPr>
-        <w:t>则武器</w:t>
-      </w:r>
-      <w:proofErr w:type="gramEnd"/>
-      <w:r>
-        <w:rPr>
-          <w:rFonts w:hint="eastAsia"/>
-          <w:szCs w:val="22"/>
-        </w:rPr>
-        <w:t>性能会</w:t>
+        <w:t>多数武器存在一个可以可以使用此武器最小能力限制，例如一把大剑的最小能力限制是10力10敏。若玩家任意一个属性小于这个值使用此武器，则武器性能会</w:t>
       </w:r>
       <w:r>
         <w:rPr>
@@ -3014,33 +2856,8 @@
           <w:rFonts w:hint="eastAsia"/>
           <w:szCs w:val="22"/>
         </w:rPr>
-        <w:t>人物外观统一为</w:t>
-      </w:r>
-      <w:proofErr w:type="gramStart"/>
-      <w:r>
-        <w:rPr>
-          <w:rFonts w:hint="eastAsia"/>
-          <w:szCs w:val="22"/>
-        </w:rPr>
-        <w:t>像素画</w:t>
-      </w:r>
-      <w:proofErr w:type="gramEnd"/>
-      <w:r>
-        <w:rPr>
-          <w:rFonts w:hint="eastAsia"/>
-          <w:szCs w:val="22"/>
-        </w:rPr>
-        <w:t>风格，使用</w:t>
-      </w:r>
-      <w:proofErr w:type="spellStart"/>
-      <w:r>
-        <w:rPr>
-          <w:rFonts w:hint="eastAsia"/>
-          <w:szCs w:val="22"/>
-        </w:rPr>
-        <w:t>Resprite</w:t>
-      </w:r>
-      <w:proofErr w:type="spellEnd"/>
+        <w:t>人物外观统一为像素画风格，使用Resprite</w:t>
+      </w:r>
       <w:r>
         <w:rPr>
           <w:rFonts w:hint="eastAsia"/>
@@ -3071,25 +2888,7 @@
           <w:sz w:val="16"/>
           <w:szCs w:val="16"/>
         </w:rPr>
-        <w:t>*</w:t>
-      </w:r>
-      <w:proofErr w:type="spellStart"/>
-      <w:r>
-        <w:rPr>
-          <w:rFonts w:hint="eastAsia"/>
-          <w:sz w:val="16"/>
-          <w:szCs w:val="16"/>
-        </w:rPr>
-        <w:t>Resprite</w:t>
-      </w:r>
-      <w:proofErr w:type="spellEnd"/>
-      <w:r>
-        <w:rPr>
-          <w:rFonts w:hint="eastAsia"/>
-          <w:sz w:val="16"/>
-          <w:szCs w:val="16"/>
-        </w:rPr>
-        <w:t>绘制和美术风格设计会在美术章节详细讲解</w:t>
+        <w:t>*Resprite绘制和美术风格设计会在美术章节详细讲解</w:t>
       </w:r>
     </w:p>
     <w:p>
@@ -3294,23 +3093,7 @@
           <w:rFonts w:hint="eastAsia"/>
           <w:szCs w:val="22"/>
         </w:rPr>
-        <w:t>在</w:t>
-      </w:r>
-      <w:proofErr w:type="gramStart"/>
-      <w:r>
-        <w:rPr>
-          <w:rFonts w:hint="eastAsia"/>
-          <w:szCs w:val="22"/>
-        </w:rPr>
-        <w:t>最</w:t>
-      </w:r>
-      <w:proofErr w:type="gramEnd"/>
-      <w:r>
-        <w:rPr>
-          <w:rFonts w:hint="eastAsia"/>
-          <w:szCs w:val="22"/>
-        </w:rPr>
-        <w:t>初版游戏中所有类人形态单位为单一球体Hitbox，不分部位。后续可能会更新不同部位效果。</w:t>
+        <w:t>在最初版游戏中所有类人形态单位为单一球体Hitbox，不分部位。后续可能会更新不同部位效果。</w:t>
       </w:r>
     </w:p>
     <w:p>
@@ -3411,71 +3194,23 @@
           <w:rFonts w:hint="eastAsia"/>
           <w:szCs w:val="22"/>
         </w:rPr>
-        <w:t>实现方法：</w:t>
-      </w:r>
-      <w:proofErr w:type="gramStart"/>
-      <w:r>
-        <w:rPr>
-          <w:rFonts w:hint="eastAsia"/>
-          <w:szCs w:val="22"/>
-        </w:rPr>
-        <w:t>立绘表</w:t>
-      </w:r>
-      <w:proofErr w:type="gramEnd"/>
-      <w:r>
-        <w:rPr>
-          <w:rFonts w:hint="eastAsia"/>
-          <w:szCs w:val="22"/>
-        </w:rPr>
-        <w:t>。这是一种把人物各种动画打包进一张图的高效动画创作方法。相比于虚幻和Unity引擎的一帧</w:t>
-      </w:r>
-      <w:proofErr w:type="gramStart"/>
-      <w:r>
-        <w:rPr>
-          <w:rFonts w:hint="eastAsia"/>
-          <w:szCs w:val="22"/>
-        </w:rPr>
-        <w:t>一张立绘有效率</w:t>
-      </w:r>
-      <w:proofErr w:type="gramEnd"/>
-      <w:r>
-        <w:rPr>
-          <w:rFonts w:hint="eastAsia"/>
-          <w:szCs w:val="22"/>
-        </w:rPr>
-        <w:t>优势。</w:t>
-      </w:r>
-    </w:p>
-    <w:p>
-      <w:pPr>
-        <w:ind w:leftChars="200" w:left="440"/>
-        <w:rPr>
-          <w:rFonts w:hint="eastAsia"/>
-          <w:szCs w:val="22"/>
-        </w:rPr>
-      </w:pPr>
-      <w:r>
-        <w:rPr>
-          <w:rFonts w:hint="eastAsia"/>
-          <w:szCs w:val="22"/>
-        </w:rPr>
-        <w:t>通过绘制网格的方式</w:t>
-      </w:r>
-      <w:proofErr w:type="gramStart"/>
-      <w:r>
-        <w:rPr>
-          <w:rFonts w:hint="eastAsia"/>
-          <w:szCs w:val="22"/>
-        </w:rPr>
-        <w:t>将立绘表中</w:t>
-      </w:r>
-      <w:proofErr w:type="gramEnd"/>
-      <w:r>
-        <w:rPr>
-          <w:rFonts w:hint="eastAsia"/>
-          <w:szCs w:val="22"/>
-        </w:rPr>
-        <w:t>的图像拆分成帧。再通过鼠标选择导入要使用的</w:t>
+        <w:t>实现方法：立绘表。这是一种把人物各种动画打包进一张图的高效动画创作方法。相比于虚幻和Unity引擎的一帧一张立绘有效率优势。</w:t>
+      </w:r>
+    </w:p>
+    <w:p>
+      <w:pPr>
+        <w:ind w:leftChars="200" w:left="440"/>
+        <w:rPr>
+          <w:rFonts w:hint="eastAsia"/>
+          <w:szCs w:val="22"/>
+        </w:rPr>
+      </w:pPr>
+      <w:r>
+        <w:rPr>
+          <w:rFonts w:hint="eastAsia"/>
+          <w:szCs w:val="22"/>
+        </w:rPr>
+        <w:t>通过绘制网格的方式将立绘表中的图像拆分成帧。再通过鼠标选择导入要使用的</w:t>
       </w:r>
       <w:r>
         <w:rPr>
@@ -3551,7 +3286,6 @@
           <w:szCs w:val="16"/>
         </w:rPr>
       </w:pPr>
-      <w:proofErr w:type="gramStart"/>
       <w:r>
         <w:rPr>
           <w:rFonts w:hint="eastAsia"/>
@@ -3561,7 +3295,6 @@
         </w:rPr>
         <w:t>立绘表</w:t>
       </w:r>
-      <w:proofErr w:type="gramEnd"/>
     </w:p>
     <w:p>
       <w:pPr>
@@ -3647,19 +3380,8 @@
           <w:sz w:val="16"/>
           <w:szCs w:val="16"/>
         </w:rPr>
-        <w:t>选择</w:t>
-      </w:r>
-      <w:proofErr w:type="gramStart"/>
-      <w:r>
-        <w:rPr>
-          <w:rFonts w:hint="eastAsia"/>
-          <w:color w:val="00B0F0"/>
-          <w:sz w:val="16"/>
-          <w:szCs w:val="16"/>
-        </w:rPr>
-        <w:t>帧</w:t>
-      </w:r>
-      <w:proofErr w:type="gramEnd"/>
+        <w:t>选择帧</w:t>
+      </w:r>
     </w:p>
     <w:p>
       <w:pPr>
@@ -3764,25 +3486,7 @@
           <w:sz w:val="20"/>
           <w:szCs w:val="20"/>
         </w:rPr>
-        <w:t>实现方法：</w:t>
-      </w:r>
-      <w:proofErr w:type="spellStart"/>
-      <w:r>
-        <w:rPr>
-          <w:rFonts w:hint="eastAsia"/>
-          <w:sz w:val="20"/>
-          <w:szCs w:val="20"/>
-        </w:rPr>
-        <w:t>GDscript</w:t>
-      </w:r>
-      <w:proofErr w:type="spellEnd"/>
-      <w:r>
-        <w:rPr>
-          <w:rFonts w:hint="eastAsia"/>
-          <w:sz w:val="20"/>
-          <w:szCs w:val="20"/>
-        </w:rPr>
-        <w:t>中的</w:t>
+        <w:t>实现方法：GDscript中的</w:t>
       </w:r>
       <w:r>
         <w:rPr>
@@ -3790,25 +3494,7 @@
           <w:sz w:val="20"/>
           <w:szCs w:val="20"/>
         </w:rPr>
-        <w:t>_</w:t>
-      </w:r>
-      <w:proofErr w:type="spellStart"/>
-      <w:r>
-        <w:rPr>
-          <w:color w:val="0070C0"/>
-          <w:sz w:val="20"/>
-          <w:szCs w:val="20"/>
-        </w:rPr>
-        <w:t>physics_process</w:t>
-      </w:r>
-      <w:proofErr w:type="spellEnd"/>
-      <w:r>
-        <w:rPr>
-          <w:color w:val="0070C0"/>
-          <w:sz w:val="20"/>
-          <w:szCs w:val="20"/>
-        </w:rPr>
-        <w:t>()</w:t>
+        <w:t>_physics_process()</w:t>
       </w:r>
       <w:r>
         <w:rPr>
@@ -3817,47 +3503,7 @@
           <w:sz w:val="20"/>
           <w:szCs w:val="20"/>
         </w:rPr>
-        <w:t>函数实现键位设置。这个函数会运行在一个</w:t>
-      </w:r>
-      <w:proofErr w:type="gramStart"/>
-      <w:r>
-        <w:rPr>
-          <w:rFonts w:hint="eastAsia"/>
-          <w:color w:val="000000" w:themeColor="text1"/>
-          <w:sz w:val="20"/>
-          <w:szCs w:val="20"/>
-        </w:rPr>
-        <w:t>固定帧率下</w:t>
-      </w:r>
-      <w:proofErr w:type="gramEnd"/>
-      <w:r>
-        <w:rPr>
-          <w:rFonts w:hint="eastAsia"/>
-          <w:color w:val="000000" w:themeColor="text1"/>
-          <w:sz w:val="20"/>
-          <w:szCs w:val="20"/>
-        </w:rPr>
-        <w:t>，不受</w:t>
-      </w:r>
-      <w:proofErr w:type="gramStart"/>
-      <w:r>
-        <w:rPr>
-          <w:rFonts w:hint="eastAsia"/>
-          <w:color w:val="000000" w:themeColor="text1"/>
-          <w:sz w:val="20"/>
-          <w:szCs w:val="20"/>
-        </w:rPr>
-        <w:t>游戏帧率影响</w:t>
-      </w:r>
-      <w:proofErr w:type="gramEnd"/>
-      <w:r>
-        <w:rPr>
-          <w:rFonts w:hint="eastAsia"/>
-          <w:color w:val="000000" w:themeColor="text1"/>
-          <w:sz w:val="20"/>
-          <w:szCs w:val="20"/>
-        </w:rPr>
-        <w:t>，以保证物理引擎能正确的模拟游戏内的物理运动。</w:t>
+        <w:t>函数实现键位设置。这个函数会运行在一个固定帧率下，不受游戏帧率影响，以保证物理引擎能正确的模拟游戏内的物理运动。</w:t>
       </w:r>
     </w:p>
     <w:p>
@@ -3982,23 +3628,7 @@
           <w:rFonts w:hint="eastAsia"/>
           <w:szCs w:val="22"/>
         </w:rPr>
-        <w:t>所有</w:t>
-      </w:r>
-      <w:proofErr w:type="gramStart"/>
-      <w:r>
-        <w:rPr>
-          <w:rFonts w:hint="eastAsia"/>
-          <w:szCs w:val="22"/>
-        </w:rPr>
-        <w:t>装备分</w:t>
-      </w:r>
-      <w:proofErr w:type="gramEnd"/>
-      <w:r>
-        <w:rPr>
-          <w:rFonts w:hint="eastAsia"/>
-          <w:szCs w:val="22"/>
-        </w:rPr>
-        <w:t xml:space="preserve"> </w:t>
+        <w:t xml:space="preserve">所有装备分 </w:t>
       </w:r>
       <w:r>
         <w:rPr>
@@ -4180,7 +3810,6 @@
         </w:rPr>
         <w:t>按重量</w:t>
       </w:r>
-      <w:proofErr w:type="gramStart"/>
       <w:r>
         <w:rPr>
           <w:rFonts w:hint="eastAsia"/>
@@ -4193,41 +3822,24 @@
           <w:rFonts w:hint="eastAsia"/>
           <w:szCs w:val="22"/>
         </w:rPr>
-        <w:t>服装/轻甲</w:t>
-      </w:r>
-      <w:proofErr w:type="gramEnd"/>
-      <w:r>
-        <w:rPr>
-          <w:rFonts w:hint="eastAsia"/>
-          <w:szCs w:val="22"/>
-        </w:rPr>
-        <w:t>/中甲/重甲</w:t>
-      </w:r>
-    </w:p>
-    <w:p>
-      <w:pPr>
-        <w:ind w:leftChars="200" w:left="440"/>
-        <w:rPr>
-          <w:rFonts w:hint="eastAsia"/>
-          <w:szCs w:val="22"/>
-        </w:rPr>
-      </w:pPr>
-      <w:r>
-        <w:rPr>
-          <w:rFonts w:hint="eastAsia"/>
-          <w:szCs w:val="22"/>
-        </w:rPr>
-        <w:t>按用途可分为时装和</w:t>
-      </w:r>
-      <w:proofErr w:type="gramStart"/>
-      <w:r>
-        <w:rPr>
-          <w:rFonts w:hint="eastAsia"/>
-          <w:szCs w:val="22"/>
-        </w:rPr>
-        <w:t>战装</w:t>
-      </w:r>
-      <w:proofErr w:type="gramEnd"/>
+        <w:t>服装/轻甲/中甲/重甲</w:t>
+      </w:r>
+    </w:p>
+    <w:p>
+      <w:pPr>
+        <w:ind w:leftChars="200" w:left="440"/>
+        <w:rPr>
+          <w:rFonts w:hint="eastAsia"/>
+          <w:szCs w:val="22"/>
+        </w:rPr>
+      </w:pPr>
+      <w:r>
+        <w:rPr>
+          <w:rFonts w:hint="eastAsia"/>
+          <w:szCs w:val="22"/>
+        </w:rPr>
+        <w:t>按用途可分为时装和战装</w:t>
+      </w:r>
     </w:p>
     <w:p>
       <w:pPr>
@@ -4310,23 +3922,7 @@
           <w:rFonts w:hint="eastAsia"/>
           <w:szCs w:val="22"/>
         </w:rPr>
-        <w:t>护</w:t>
-      </w:r>
-      <w:proofErr w:type="gramStart"/>
-      <w:r>
-        <w:rPr>
-          <w:rFonts w:hint="eastAsia"/>
-          <w:szCs w:val="22"/>
-        </w:rPr>
-        <w:t>甲本身</w:t>
-      </w:r>
-      <w:proofErr w:type="gramEnd"/>
-      <w:r>
-        <w:rPr>
-          <w:rFonts w:hint="eastAsia"/>
-          <w:szCs w:val="22"/>
-        </w:rPr>
-        <w:t>有防御力、护甲等级、魅力评分三个维度。</w:t>
+        <w:t>护甲本身有防御力、护甲等级、魅力评分三个维度。</w:t>
       </w:r>
     </w:p>
     <w:p>
@@ -4359,17 +3955,8 @@
           <w:rFonts w:hint="eastAsia"/>
           <w:szCs w:val="22"/>
         </w:rPr>
-        <w:t>防御力：决定物理</w:t>
-      </w:r>
-      <w:proofErr w:type="gramStart"/>
-      <w:r>
-        <w:rPr>
-          <w:rFonts w:hint="eastAsia"/>
-          <w:szCs w:val="22"/>
-        </w:rPr>
-        <w:t>减伤率</w:t>
-      </w:r>
-      <w:proofErr w:type="gramEnd"/>
+        <w:t>防御力：决定物理减伤率</w:t>
+      </w:r>
     </w:p>
     <w:p>
       <w:pPr>
@@ -4548,23 +4135,7 @@
           <w:rFonts w:hint="eastAsia"/>
           <w:szCs w:val="22"/>
         </w:rPr>
-        <w:t>护甲等级：护甲等级有8个等级，轻/中/</w:t>
-      </w:r>
-      <w:proofErr w:type="gramStart"/>
-      <w:r>
-        <w:rPr>
-          <w:rFonts w:hint="eastAsia"/>
-          <w:szCs w:val="22"/>
-        </w:rPr>
-        <w:t>重甲各</w:t>
-      </w:r>
-      <w:proofErr w:type="gramEnd"/>
-      <w:r>
-        <w:rPr>
-          <w:rFonts w:hint="eastAsia"/>
-          <w:szCs w:val="22"/>
-        </w:rPr>
-        <w:t>两个等级。穿深（穿甲等级）≥护甲等级可击穿</w:t>
+        <w:t>护甲等级：护甲等级有8个等级，轻/中/重甲各两个等级。穿深（穿甲等级）≥护甲等级可击穿</w:t>
       </w:r>
       <w:r>
         <w:rPr>
@@ -4627,69 +4198,24 @@
           <w:sz w:val="16"/>
           <w:szCs w:val="16"/>
         </w:rPr>
-        <w:t>所以物理发出</w:t>
-      </w:r>
-      <w:proofErr w:type="gramStart"/>
-      <w:r>
-        <w:rPr>
-          <w:rFonts w:hint="eastAsia"/>
-          <w:sz w:val="16"/>
-          <w:szCs w:val="16"/>
-        </w:rPr>
-        <w:t>端必须</w:t>
-      </w:r>
-      <w:proofErr w:type="gramEnd"/>
-      <w:r>
-        <w:rPr>
-          <w:rFonts w:hint="eastAsia"/>
-          <w:sz w:val="16"/>
-          <w:szCs w:val="16"/>
-        </w:rPr>
-        <w:t>同时达到</w:t>
-      </w:r>
-      <w:proofErr w:type="gramStart"/>
-      <w:r>
-        <w:rPr>
-          <w:rFonts w:hint="eastAsia"/>
-          <w:sz w:val="16"/>
-          <w:szCs w:val="16"/>
-        </w:rPr>
-        <w:t>破甲线和</w:t>
-      </w:r>
-      <w:proofErr w:type="gramEnd"/>
-      <w:r>
-        <w:rPr>
-          <w:rFonts w:hint="eastAsia"/>
-          <w:sz w:val="16"/>
-          <w:szCs w:val="16"/>
-        </w:rPr>
-        <w:t>穿甲等级</w:t>
-      </w:r>
-    </w:p>
-    <w:p>
-      <w:pPr>
-        <w:ind w:leftChars="200" w:left="440"/>
-        <w:rPr>
-          <w:rFonts w:hint="eastAsia"/>
-          <w:szCs w:val="22"/>
-        </w:rPr>
-      </w:pPr>
-      <w:r>
-        <w:rPr>
-          <w:rFonts w:hint="eastAsia"/>
-          <w:szCs w:val="22"/>
-        </w:rPr>
-        <w:t>法术抗性：决定法术</w:t>
-      </w:r>
-      <w:proofErr w:type="gramStart"/>
-      <w:r>
-        <w:rPr>
-          <w:rFonts w:hint="eastAsia"/>
-          <w:szCs w:val="22"/>
-        </w:rPr>
-        <w:t>减伤率</w:t>
-      </w:r>
-      <w:proofErr w:type="gramEnd"/>
+        <w:t>所以物理发出端必须同时达到破甲线和穿甲等级</w:t>
+      </w:r>
+    </w:p>
+    <w:p>
+      <w:pPr>
+        <w:ind w:leftChars="200" w:left="440"/>
+        <w:rPr>
+          <w:rFonts w:hint="eastAsia"/>
+          <w:szCs w:val="22"/>
+        </w:rPr>
+      </w:pPr>
+      <w:r>
+        <w:rPr>
+          <w:rFonts w:hint="eastAsia"/>
+          <w:szCs w:val="22"/>
+        </w:rPr>
+        <w:t>法术抗性：决定法术减伤率</w:t>
+      </w:r>
     </w:p>
     <w:p>
       <w:pPr>
@@ -4714,25 +4240,7 @@
           <w:color w:val="7030A0"/>
           <w:szCs w:val="22"/>
         </w:rPr>
-        <w:t>：可以吸收一定倍率受到的法术伤害作为资源储存。根据护</w:t>
-      </w:r>
-      <w:proofErr w:type="gramStart"/>
-      <w:r>
-        <w:rPr>
-          <w:rFonts w:hint="eastAsia"/>
-          <w:color w:val="7030A0"/>
-          <w:szCs w:val="22"/>
-        </w:rPr>
-        <w:t>甲不同</w:t>
-      </w:r>
-      <w:proofErr w:type="gramEnd"/>
-      <w:r>
-        <w:rPr>
-          <w:rFonts w:hint="eastAsia"/>
-          <w:color w:val="7030A0"/>
-          <w:szCs w:val="22"/>
-        </w:rPr>
-        <w:t>法术吸收量可以作为不同用途。在法术抗性之前计算。</w:t>
+        <w:t>：可以吸收一定倍率受到的法术伤害作为资源储存。根据护甲不同法术吸收量可以作为不同用途。在法术抗性之前计算。</w:t>
       </w:r>
     </w:p>
     <w:p>
@@ -5099,23 +4607,7 @@
           <w:rFonts w:hint="eastAsia"/>
           <w:szCs w:val="22"/>
         </w:rPr>
-        <w:t>背包基础容量设计为60格，</w:t>
-      </w:r>
-      <w:proofErr w:type="gramStart"/>
-      <w:r>
-        <w:rPr>
-          <w:rFonts w:hint="eastAsia"/>
-          <w:szCs w:val="22"/>
-        </w:rPr>
-        <w:t>每格可堆叠</w:t>
-      </w:r>
-      <w:proofErr w:type="gramEnd"/>
-      <w:r>
-        <w:rPr>
-          <w:rFonts w:hint="eastAsia"/>
-          <w:szCs w:val="22"/>
-        </w:rPr>
-        <w:t>数量却决于堆叠的物品。</w:t>
+        <w:t>背包基础容量设计为60格，每格可堆叠数量却决于堆叠的物品。</w:t>
       </w:r>
     </w:p>
     <w:p>
@@ -5167,25 +4659,7 @@
           <w:sz w:val="20"/>
           <w:szCs w:val="20"/>
         </w:rPr>
-        <w:t>基本药水有生命药水和法术药水，生命药水和法术药水的数量和一定，可在家园或休息</w:t>
-      </w:r>
-      <w:proofErr w:type="gramStart"/>
-      <w:r>
-        <w:rPr>
-          <w:rFonts w:hint="eastAsia"/>
-          <w:sz w:val="20"/>
-          <w:szCs w:val="20"/>
-        </w:rPr>
-        <w:t>处分配</w:t>
-      </w:r>
-      <w:proofErr w:type="gramEnd"/>
-      <w:r>
-        <w:rPr>
-          <w:rFonts w:hint="eastAsia"/>
-          <w:sz w:val="20"/>
-          <w:szCs w:val="20"/>
-        </w:rPr>
-        <w:t>生命或法术药水比例，与补充。</w:t>
+        <w:t>基本药水有生命药水和法术药水，生命药水和法术药水的数量和一定，可在家园或休息处分配生命或法术药水比例，与补充。</w:t>
       </w:r>
       <w:r>
         <w:rPr>
@@ -5266,23 +4740,7 @@
           <w:rFonts w:hint="eastAsia"/>
           <w:szCs w:val="22"/>
         </w:rPr>
-        <w:t>物理攻击的</w:t>
-      </w:r>
-      <w:proofErr w:type="gramStart"/>
-      <w:r>
-        <w:rPr>
-          <w:rFonts w:hint="eastAsia"/>
-          <w:szCs w:val="22"/>
-        </w:rPr>
-        <w:t>减伤受</w:t>
-      </w:r>
-      <w:proofErr w:type="gramEnd"/>
-      <w:r>
-        <w:rPr>
-          <w:rFonts w:hint="eastAsia"/>
-          <w:szCs w:val="22"/>
-        </w:rPr>
-        <w:t>接收方防御力和护甲等级影响</w:t>
+        <w:t>物理攻击的减伤受接收方防御力和护甲等级影响</w:t>
       </w:r>
     </w:p>
     <w:p>
@@ -5298,23 +4756,7 @@
           <w:rFonts w:hint="eastAsia"/>
           <w:szCs w:val="22"/>
         </w:rPr>
-        <w:t>法术攻击的</w:t>
-      </w:r>
-      <w:proofErr w:type="gramStart"/>
-      <w:r>
-        <w:rPr>
-          <w:rFonts w:hint="eastAsia"/>
-          <w:szCs w:val="22"/>
-        </w:rPr>
-        <w:t>减伤受</w:t>
-      </w:r>
-      <w:proofErr w:type="gramEnd"/>
-      <w:r>
-        <w:rPr>
-          <w:rFonts w:hint="eastAsia"/>
-          <w:szCs w:val="22"/>
-        </w:rPr>
-        <w:t>接收方法术抗性的影响</w:t>
+        <w:t>法术攻击的减伤受接收方法术抗性的影响</w:t>
       </w:r>
     </w:p>
     <w:p>
@@ -5422,21 +4864,12 @@
           <w:szCs w:val="22"/>
         </w:rPr>
       </w:pPr>
-      <w:proofErr w:type="gramStart"/>
-      <w:r>
-        <w:rPr>
-          <w:rFonts w:hint="eastAsia"/>
-          <w:szCs w:val="22"/>
-        </w:rPr>
-        <w:t>毒/眠</w:t>
-      </w:r>
-      <w:proofErr w:type="gramEnd"/>
-      <w:r>
-        <w:rPr>
-          <w:rFonts w:hint="eastAsia"/>
-          <w:szCs w:val="22"/>
-        </w:rPr>
-        <w:t>/麻/爆/出血</w:t>
+      <w:r>
+        <w:rPr>
+          <w:rFonts w:hint="eastAsia"/>
+          <w:szCs w:val="22"/>
+        </w:rPr>
+        <w:t>毒/眠/麻/爆/出血</w:t>
       </w:r>
     </w:p>
     <w:p>
@@ -5470,23 +4903,7 @@
           <w:rFonts w:hint="eastAsia"/>
           <w:szCs w:val="22"/>
         </w:rPr>
-        <w:t>冰属性：冰属性</w:t>
-      </w:r>
-      <w:proofErr w:type="gramStart"/>
-      <w:r>
-        <w:rPr>
-          <w:rFonts w:hint="eastAsia"/>
-          <w:szCs w:val="22"/>
-        </w:rPr>
-        <w:t>异常值满后</w:t>
-      </w:r>
-      <w:proofErr w:type="gramEnd"/>
-      <w:r>
-        <w:rPr>
-          <w:rFonts w:hint="eastAsia"/>
-          <w:szCs w:val="22"/>
-        </w:rPr>
-        <w:t>进入冰属性异常状态，增加受到的物理伤害</w:t>
+        <w:t>冰属性：冰属性异常值满后进入冰属性异常状态，增加受到的物理伤害</w:t>
       </w:r>
     </w:p>
     <w:p>
@@ -5518,23 +4935,7 @@
           <w:rFonts w:hint="eastAsia"/>
           <w:szCs w:val="22"/>
         </w:rPr>
-        <w:t>水属性：水属性</w:t>
-      </w:r>
-      <w:proofErr w:type="gramStart"/>
-      <w:r>
-        <w:rPr>
-          <w:rFonts w:hint="eastAsia"/>
-          <w:szCs w:val="22"/>
-        </w:rPr>
-        <w:t>异常值满后会</w:t>
-      </w:r>
-      <w:proofErr w:type="gramEnd"/>
-      <w:r>
-        <w:rPr>
-          <w:rFonts w:hint="eastAsia"/>
-          <w:szCs w:val="22"/>
-        </w:rPr>
-        <w:t>增加体力消耗量</w:t>
+        <w:t>水属性：水属性异常值满后会增加体力消耗量</w:t>
       </w:r>
     </w:p>
     <w:p>
@@ -5550,23 +4951,7 @@
           <w:rFonts w:hint="eastAsia"/>
           <w:szCs w:val="22"/>
         </w:rPr>
-        <w:t>雷属性：雷属性</w:t>
-      </w:r>
-      <w:proofErr w:type="gramStart"/>
-      <w:r>
-        <w:rPr>
-          <w:rFonts w:hint="eastAsia"/>
-          <w:szCs w:val="22"/>
-        </w:rPr>
-        <w:t>异常值满后</w:t>
-      </w:r>
-      <w:proofErr w:type="gramEnd"/>
-      <w:r>
-        <w:rPr>
-          <w:rFonts w:hint="eastAsia"/>
-          <w:szCs w:val="22"/>
-        </w:rPr>
-        <w:t>受到攻击容易进入眩晕状态，并少许增加受到的法术伤害</w:t>
+        <w:t>雷属性：雷属性异常值满后受到攻击容易进入眩晕状态，并少许增加受到的法术伤害</w:t>
       </w:r>
     </w:p>
     <w:p>
@@ -5582,23 +4967,7 @@
           <w:rFonts w:hint="eastAsia"/>
           <w:szCs w:val="22"/>
         </w:rPr>
-        <w:t>龙属性：龙属性</w:t>
-      </w:r>
-      <w:proofErr w:type="gramStart"/>
-      <w:r>
-        <w:rPr>
-          <w:rFonts w:hint="eastAsia"/>
-          <w:szCs w:val="22"/>
-        </w:rPr>
-        <w:t>异常值满后会</w:t>
-      </w:r>
-      <w:proofErr w:type="gramEnd"/>
-      <w:r>
-        <w:rPr>
-          <w:rFonts w:hint="eastAsia"/>
-          <w:szCs w:val="22"/>
-        </w:rPr>
-        <w:t>降低自身输出的法术（元素）伤害</w:t>
+        <w:t>龙属性：龙属性异常值满后会降低自身输出的法术（元素）伤害</w:t>
       </w:r>
     </w:p>
     <w:p>
@@ -5701,23 +5070,7 @@
           <w:rFonts w:hint="eastAsia"/>
           <w:szCs w:val="22"/>
         </w:rPr>
-        <w:t>防御性能决定了格</w:t>
-      </w:r>
-      <w:proofErr w:type="gramStart"/>
-      <w:r>
-        <w:rPr>
-          <w:rFonts w:hint="eastAsia"/>
-          <w:szCs w:val="22"/>
-        </w:rPr>
-        <w:t>挡是否</w:t>
-      </w:r>
-      <w:proofErr w:type="gramEnd"/>
-      <w:r>
-        <w:rPr>
-          <w:rFonts w:hint="eastAsia"/>
-          <w:szCs w:val="22"/>
-        </w:rPr>
-        <w:t>能防住，敌人的攻击。</w:t>
+        <w:t>防御性能决定了格挡是否能防住，敌人的攻击。</w:t>
       </w:r>
       <w:r>
         <w:rPr>
@@ -5772,39 +5125,7 @@
           <w:rFonts w:hint="eastAsia"/>
           <w:szCs w:val="22"/>
         </w:rPr>
-        <w:t>持续格</w:t>
-      </w:r>
-      <w:proofErr w:type="gramStart"/>
-      <w:r>
-        <w:rPr>
-          <w:rFonts w:hint="eastAsia"/>
-          <w:szCs w:val="22"/>
-        </w:rPr>
-        <w:t>挡可以</w:t>
-      </w:r>
-      <w:proofErr w:type="gramEnd"/>
-      <w:r>
-        <w:rPr>
-          <w:rFonts w:hint="eastAsia"/>
-          <w:szCs w:val="22"/>
-        </w:rPr>
-        <w:t>根据盾牌</w:t>
-      </w:r>
-      <w:proofErr w:type="gramStart"/>
-      <w:r>
-        <w:rPr>
-          <w:rFonts w:hint="eastAsia"/>
-          <w:szCs w:val="22"/>
-        </w:rPr>
-        <w:t>减伤率吸收</w:t>
-      </w:r>
-      <w:proofErr w:type="gramEnd"/>
-      <w:r>
-        <w:rPr>
-          <w:rFonts w:hint="eastAsia"/>
-          <w:szCs w:val="22"/>
-        </w:rPr>
-        <w:t>伤害，受到攻击消耗体力</w:t>
+        <w:t>持续格挡可以根据盾牌减伤率吸收伤害，受到攻击消耗体力</w:t>
       </w:r>
     </w:p>
     <w:p>
@@ -5838,17 +5159,8 @@
           <w:rFonts w:hint="eastAsia"/>
           <w:szCs w:val="22"/>
         </w:rPr>
-        <w:t>启动格挡瞬间为精准格挡，若精准格挡与敌人攻击重合，在持续格挡的基础上大幅降低该次收到的伤害和消耗的体力，并会累加</w:t>
-      </w:r>
-      <w:proofErr w:type="gramStart"/>
-      <w:r>
-        <w:rPr>
-          <w:rFonts w:hint="eastAsia"/>
-          <w:szCs w:val="22"/>
-        </w:rPr>
-        <w:t>角力值</w:t>
-      </w:r>
-      <w:proofErr w:type="gramEnd"/>
+        <w:t>启动格挡瞬间为精准格挡，若精准格挡与敌人攻击重合，在持续格挡的基础上大幅降低该次收到的伤害和消耗的体力，并会累加角力值</w:t>
+      </w:r>
       <w:r>
         <w:rPr>
           <w:rFonts w:hint="eastAsia"/>
@@ -5874,7 +5186,6 @@
           <w:szCs w:val="28"/>
         </w:rPr>
       </w:pPr>
-      <w:proofErr w:type="spellStart"/>
       <w:r>
         <w:rPr>
           <w:rFonts w:hint="eastAsia"/>
@@ -5883,7 +5194,6 @@
         </w:rPr>
         <w:t>GuardPoint</w:t>
       </w:r>
-      <w:proofErr w:type="spellEnd"/>
       <w:r>
         <w:rPr>
           <w:rFonts w:hint="eastAsia"/>
@@ -5999,277 +5309,242 @@
           <w:sz w:val="28"/>
           <w:szCs w:val="28"/>
         </w:rPr>
-        <w:t>无敌</w:t>
-      </w:r>
-      <w:proofErr w:type="gramStart"/>
-      <w:r>
+        <w:t>无敌帧</w:t>
+      </w:r>
+    </w:p>
+    <w:p>
+      <w:pPr>
+        <w:ind w:leftChars="387" w:left="851"/>
+        <w:rPr>
+          <w:rFonts w:hint="eastAsia"/>
+          <w:szCs w:val="22"/>
+        </w:rPr>
+      </w:pPr>
+      <w:r>
+        <w:rPr>
+          <w:rFonts w:hint="eastAsia"/>
+          <w:szCs w:val="22"/>
+        </w:rPr>
+        <w:t>基础的闪避动作存在无敌帧，可以通过装备增加回避性能增加闪避无敌帧</w:t>
+      </w:r>
+    </w:p>
+    <w:p>
+      <w:pPr>
+        <w:ind w:leftChars="187" w:left="411" w:firstLine="369"/>
         <w:rPr>
           <w:rFonts w:hint="eastAsia"/>
           <w:sz w:val="28"/>
           <w:szCs w:val="28"/>
         </w:rPr>
-        <w:t>帧</w:t>
-      </w:r>
-      <w:proofErr w:type="gramEnd"/>
-    </w:p>
-    <w:p>
-      <w:pPr>
-        <w:ind w:leftChars="387" w:left="851"/>
-        <w:rPr>
-          <w:rFonts w:hint="eastAsia"/>
-          <w:szCs w:val="22"/>
-        </w:rPr>
-      </w:pPr>
-      <w:r>
-        <w:rPr>
-          <w:rFonts w:hint="eastAsia"/>
-          <w:szCs w:val="22"/>
-        </w:rPr>
-        <w:t>基础的闪避动作存在无敌帧，可以通过装备增加回避性能增加闪避无敌</w:t>
-      </w:r>
-      <w:proofErr w:type="gramStart"/>
-      <w:r>
-        <w:rPr>
-          <w:rFonts w:hint="eastAsia"/>
-          <w:szCs w:val="22"/>
-        </w:rPr>
-        <w:t>帧</w:t>
-      </w:r>
-      <w:proofErr w:type="gramEnd"/>
-    </w:p>
-    <w:p>
-      <w:pPr>
-        <w:ind w:leftChars="187" w:left="411" w:firstLine="369"/>
+      </w:pPr>
+      <w:r>
         <w:rPr>
           <w:rFonts w:hint="eastAsia"/>
           <w:sz w:val="28"/>
           <w:szCs w:val="28"/>
         </w:rPr>
-      </w:pPr>
-      <w:r>
+        <w:t>完美闪避</w:t>
+      </w:r>
+    </w:p>
+    <w:p>
+      <w:pPr>
+        <w:ind w:leftChars="387" w:left="851"/>
+        <w:rPr>
+          <w:rFonts w:hint="eastAsia"/>
+          <w:szCs w:val="22"/>
+        </w:rPr>
+      </w:pPr>
+      <w:r>
+        <w:rPr>
+          <w:rFonts w:hint="eastAsia"/>
+          <w:szCs w:val="22"/>
+        </w:rPr>
+        <w:t>只有装备某些有完美闪避收益的装备时有意义，当玩家的闪避与敌方攻击重</w:t>
+      </w:r>
+      <w:r>
+        <w:rPr>
+          <w:rFonts w:hint="eastAsia"/>
+          <w:szCs w:val="22"/>
+        </w:rPr>
+        <w:lastRenderedPageBreak/>
+        <w:t>合时触发。</w:t>
+      </w:r>
+    </w:p>
+    <w:p>
+      <w:pPr>
+        <w:ind w:leftChars="187" w:left="411" w:firstLine="369"/>
         <w:rPr>
           <w:rFonts w:hint="eastAsia"/>
           <w:sz w:val="28"/>
           <w:szCs w:val="28"/>
         </w:rPr>
-        <w:t>完美闪避</w:t>
-      </w:r>
-    </w:p>
-    <w:p>
-      <w:pPr>
-        <w:ind w:leftChars="387" w:left="851"/>
-        <w:rPr>
-          <w:rFonts w:hint="eastAsia"/>
-          <w:szCs w:val="22"/>
-        </w:rPr>
-      </w:pPr>
-      <w:r>
-        <w:rPr>
-          <w:rFonts w:hint="eastAsia"/>
-          <w:szCs w:val="22"/>
-        </w:rPr>
-        <w:t>只有装备某些有完美闪避收益的装备时有意义，当玩家的闪避与敌方攻击重</w:t>
-      </w:r>
-      <w:r>
-        <w:rPr>
-          <w:rFonts w:hint="eastAsia"/>
-          <w:szCs w:val="22"/>
-        </w:rPr>
-        <w:lastRenderedPageBreak/>
-        <w:t>合时触发。</w:t>
-      </w:r>
-    </w:p>
-    <w:p>
-      <w:pPr>
-        <w:ind w:leftChars="187" w:left="411" w:firstLine="369"/>
+      </w:pPr>
+      <w:r>
         <w:rPr>
           <w:rFonts w:hint="eastAsia"/>
           <w:sz w:val="28"/>
           <w:szCs w:val="28"/>
         </w:rPr>
-      </w:pPr>
-      <w:r>
+        <w:t>闪避攻击</w:t>
+      </w:r>
+    </w:p>
+    <w:p>
+      <w:pPr>
+        <w:ind w:leftChars="387" w:left="851"/>
+        <w:rPr>
+          <w:rFonts w:hint="eastAsia"/>
+          <w:szCs w:val="22"/>
+        </w:rPr>
+      </w:pPr>
+      <w:r>
+        <w:rPr>
+          <w:rFonts w:hint="eastAsia"/>
+          <w:szCs w:val="22"/>
+        </w:rPr>
+        <w:t>所有武器都有一个不同于普通攻击的闪避之后接入的攻击。部分武器可以闪避的同时攻击（徐风）</w:t>
+      </w:r>
+    </w:p>
+    <w:p>
+      <w:pPr>
+        <w:ind w:leftChars="187" w:left="411" w:firstLine="369"/>
         <w:rPr>
           <w:rFonts w:hint="eastAsia"/>
           <w:sz w:val="28"/>
           <w:szCs w:val="28"/>
         </w:rPr>
-        <w:t>闪避攻击</w:t>
-      </w:r>
-    </w:p>
-    <w:p>
-      <w:pPr>
-        <w:ind w:leftChars="387" w:left="851"/>
-        <w:rPr>
-          <w:rFonts w:hint="eastAsia"/>
-          <w:szCs w:val="22"/>
-        </w:rPr>
-      </w:pPr>
-      <w:r>
-        <w:rPr>
-          <w:rFonts w:hint="eastAsia"/>
-          <w:szCs w:val="22"/>
-        </w:rPr>
-        <w:t>所有武器都有一个不同于普通攻击的闪避之后接入的攻击。部分武器可以闪避的同时攻击（徐风）</w:t>
-      </w:r>
-    </w:p>
-    <w:p>
-      <w:pPr>
-        <w:ind w:leftChars="187" w:left="411" w:firstLine="369"/>
+      </w:pPr>
+      <w:r>
         <w:rPr>
           <w:rFonts w:hint="eastAsia"/>
           <w:sz w:val="28"/>
           <w:szCs w:val="28"/>
         </w:rPr>
-      </w:pPr>
+        <w:t>偏斜与优势</w:t>
+      </w:r>
       <w:r>
         <w:rPr>
           <w:rFonts w:hint="eastAsia"/>
           <w:sz w:val="28"/>
           <w:szCs w:val="28"/>
         </w:rPr>
-        <w:t>偏斜与优势</w:t>
-      </w:r>
-      <w:r>
+        <w:t>格挡（伪偏）</w:t>
+      </w:r>
+    </w:p>
+    <w:p>
+      <w:pPr>
+        <w:ind w:leftChars="387" w:left="851"/>
+        <w:rPr>
+          <w:rFonts w:hint="eastAsia"/>
+          <w:szCs w:val="22"/>
+        </w:rPr>
+      </w:pPr>
+      <w:r>
+        <w:rPr>
+          <w:rFonts w:hint="eastAsia"/>
+          <w:szCs w:val="22"/>
+        </w:rPr>
+        <w:t>装备部分武器闪避正好与敌方攻击时机、位置重合，方向相反时会触发偏斜，可在触发后短时间内接入无法格挡的、必中的攻击。</w:t>
+      </w:r>
+    </w:p>
+    <w:p>
+      <w:pPr>
+        <w:ind w:leftChars="387" w:left="851"/>
+        <w:rPr>
+          <w:rFonts w:hint="eastAsia"/>
+          <w:szCs w:val="22"/>
+        </w:rPr>
+      </w:pPr>
+      <w:r>
+        <w:rPr>
+          <w:rFonts w:hint="eastAsia"/>
+          <w:szCs w:val="22"/>
+        </w:rPr>
+        <w:t>部分武器在闪避时会维持闪避方向的格挡状态，此时被攻击则格挡成功，可在触发后短时间内接入无法格挡的、必中的攻击。</w:t>
+      </w:r>
+    </w:p>
+    <w:p>
+      <w:pPr>
+        <w:ind w:leftChars="387" w:left="851"/>
+        <w:rPr>
+          <w:rFonts w:hint="eastAsia"/>
+          <w:szCs w:val="22"/>
+        </w:rPr>
+      </w:pPr>
+      <w:r>
+        <w:rPr>
+          <w:rFonts w:hint="eastAsia"/>
+          <w:szCs w:val="22"/>
+        </w:rPr>
+        <w:t>偏斜与优势格挡的触发优先级高于完美闪避，出发窗口小于完美闪避</w:t>
+      </w:r>
+    </w:p>
+    <w:p>
+      <w:pPr>
+        <w:ind w:leftChars="300" w:left="660"/>
+        <w:rPr>
+          <w:rFonts w:hint="eastAsia"/>
+          <w:sz w:val="36"/>
+          <w:szCs w:val="36"/>
+        </w:rPr>
+      </w:pPr>
+      <w:r>
+        <w:rPr>
+          <w:rFonts w:hint="eastAsia"/>
+          <w:sz w:val="36"/>
+          <w:szCs w:val="36"/>
+        </w:rPr>
+        <w:t>1.5.7抵消和角力</w:t>
+      </w:r>
+    </w:p>
+    <w:p>
+      <w:pPr>
+        <w:ind w:leftChars="200" w:left="440" w:firstLine="340"/>
         <w:rPr>
           <w:rFonts w:hint="eastAsia"/>
           <w:sz w:val="28"/>
           <w:szCs w:val="28"/>
         </w:rPr>
-        <w:t>格挡（伪偏）</w:t>
-      </w:r>
-    </w:p>
-    <w:p>
-      <w:pPr>
-        <w:ind w:leftChars="387" w:left="851"/>
-        <w:rPr>
-          <w:rFonts w:hint="eastAsia"/>
-          <w:szCs w:val="22"/>
-        </w:rPr>
-      </w:pPr>
-      <w:r>
-        <w:rPr>
-          <w:rFonts w:hint="eastAsia"/>
-          <w:szCs w:val="22"/>
-        </w:rPr>
-        <w:t>装备部分武器闪避正好与敌方攻击时机、位置重合，方向相反时会触发偏斜，可在触发后短时间内接入无法格挡的、必中的攻击。</w:t>
-      </w:r>
-    </w:p>
-    <w:p>
-      <w:pPr>
-        <w:ind w:leftChars="387" w:left="851"/>
-        <w:rPr>
-          <w:rFonts w:hint="eastAsia"/>
-          <w:szCs w:val="22"/>
-        </w:rPr>
-      </w:pPr>
-      <w:r>
-        <w:rPr>
-          <w:rFonts w:hint="eastAsia"/>
-          <w:szCs w:val="22"/>
-        </w:rPr>
-        <w:t>部分武器在闪避时会维持闪避方向的格挡状态，此时被</w:t>
-      </w:r>
-      <w:proofErr w:type="gramStart"/>
-      <w:r>
-        <w:rPr>
-          <w:rFonts w:hint="eastAsia"/>
-          <w:szCs w:val="22"/>
-        </w:rPr>
-        <w:t>攻击则格挡</w:t>
-      </w:r>
-      <w:proofErr w:type="gramEnd"/>
-      <w:r>
-        <w:rPr>
-          <w:rFonts w:hint="eastAsia"/>
-          <w:szCs w:val="22"/>
-        </w:rPr>
-        <w:t>成功，可在触发后短时间内接入无法格挡的、必中的攻击。</w:t>
-      </w:r>
-    </w:p>
-    <w:p>
-      <w:pPr>
-        <w:ind w:leftChars="387" w:left="851"/>
-        <w:rPr>
-          <w:rFonts w:hint="eastAsia"/>
-          <w:szCs w:val="22"/>
-        </w:rPr>
-      </w:pPr>
-      <w:r>
-        <w:rPr>
-          <w:rFonts w:hint="eastAsia"/>
-          <w:szCs w:val="22"/>
-        </w:rPr>
-        <w:t>偏斜与优势格挡的触发优先级高于完美闪避，出发窗口小于完美闪避</w:t>
-      </w:r>
-    </w:p>
-    <w:p>
-      <w:pPr>
-        <w:ind w:leftChars="300" w:left="660"/>
-        <w:rPr>
-          <w:rFonts w:hint="eastAsia"/>
-          <w:sz w:val="36"/>
-          <w:szCs w:val="36"/>
-        </w:rPr>
-      </w:pPr>
-      <w:r>
-        <w:rPr>
-          <w:rFonts w:hint="eastAsia"/>
-          <w:sz w:val="36"/>
-          <w:szCs w:val="36"/>
-        </w:rPr>
-        <w:t>1.5.7抵消和角力</w:t>
-      </w:r>
-    </w:p>
-    <w:p>
-      <w:pPr>
-        <w:ind w:leftChars="200" w:left="440" w:firstLine="340"/>
+      </w:pPr>
+      <w:r>
         <w:rPr>
           <w:rFonts w:hint="eastAsia"/>
           <w:sz w:val="28"/>
           <w:szCs w:val="28"/>
         </w:rPr>
-      </w:pPr>
-      <w:r>
+        <w:t>抵消的触发方式</w:t>
+      </w:r>
+    </w:p>
+    <w:p>
+      <w:pPr>
+        <w:ind w:leftChars="400" w:left="880"/>
+        <w:rPr>
+          <w:rFonts w:hint="eastAsia"/>
+          <w:szCs w:val="22"/>
+        </w:rPr>
+      </w:pPr>
+      <w:r>
+        <w:rPr>
+          <w:rFonts w:hint="eastAsia"/>
+          <w:szCs w:val="22"/>
+        </w:rPr>
+        <w:t>某些武器拥有抵消敌人攻击的招式，该招式与怪物攻击重合和时，不受到伤害，不会打断动作，也不接收益。但会累加角力值。</w:t>
+      </w:r>
+    </w:p>
+    <w:p>
+      <w:pPr>
+        <w:ind w:leftChars="200" w:left="440" w:firstLine="340"/>
         <w:rPr>
           <w:rFonts w:hint="eastAsia"/>
           <w:sz w:val="28"/>
           <w:szCs w:val="28"/>
         </w:rPr>
-        <w:t>抵消的触发方式</w:t>
-      </w:r>
-    </w:p>
-    <w:p>
-      <w:pPr>
-        <w:ind w:leftChars="400" w:left="880"/>
-        <w:rPr>
-          <w:rFonts w:hint="eastAsia"/>
-          <w:szCs w:val="22"/>
-        </w:rPr>
-      </w:pPr>
-      <w:r>
-        <w:rPr>
-          <w:rFonts w:hint="eastAsia"/>
-          <w:szCs w:val="22"/>
-        </w:rPr>
-        <w:t>某些武器拥有抵消敌人攻击的招式，该招式与怪物攻击重合和时，不受到伤害，不会打断动作，也不接收益。但会累加角力值。</w:t>
-      </w:r>
-    </w:p>
-    <w:p>
-      <w:pPr>
-        <w:ind w:leftChars="200" w:left="440" w:firstLine="340"/>
+      </w:pPr>
+      <w:r>
         <w:rPr>
           <w:rFonts w:hint="eastAsia"/>
           <w:sz w:val="28"/>
           <w:szCs w:val="28"/>
         </w:rPr>
-      </w:pPr>
-      <w:r>
-        <w:rPr>
-          <w:rFonts w:hint="eastAsia"/>
-          <w:sz w:val="28"/>
-          <w:szCs w:val="28"/>
-        </w:rPr>
         <w:t>角力的触发方式</w:t>
       </w:r>
     </w:p>
@@ -6286,23 +5561,7 @@
           <w:rFonts w:hint="eastAsia"/>
           <w:szCs w:val="22"/>
         </w:rPr>
-        <w:t>完美格挡、优势格挡、抵消均会累积角力值，</w:t>
-      </w:r>
-      <w:proofErr w:type="gramStart"/>
-      <w:r>
-        <w:rPr>
-          <w:rFonts w:hint="eastAsia"/>
-          <w:szCs w:val="22"/>
-        </w:rPr>
-        <w:t>角力值满</w:t>
-      </w:r>
-      <w:proofErr w:type="gramEnd"/>
-      <w:r>
-        <w:rPr>
-          <w:rFonts w:hint="eastAsia"/>
-          <w:szCs w:val="22"/>
-        </w:rPr>
-        <w:t>即和敌人角力。</w:t>
+        <w:t>完美格挡、优势格挡、抵消均会累积角力值，角力值满即和敌人角力。</w:t>
       </w:r>
     </w:p>
     <w:p>
@@ -6313,21 +5572,12 @@
           <w:szCs w:val="22"/>
         </w:rPr>
       </w:pPr>
-      <w:proofErr w:type="gramStart"/>
-      <w:r>
-        <w:rPr>
-          <w:rFonts w:hint="eastAsia"/>
-          <w:szCs w:val="22"/>
-        </w:rPr>
-        <w:t>靠连点赢得</w:t>
-      </w:r>
-      <w:proofErr w:type="gramEnd"/>
-      <w:r>
-        <w:rPr>
-          <w:rFonts w:hint="eastAsia"/>
-          <w:szCs w:val="22"/>
-        </w:rPr>
-        <w:t>角力，成功可获得敌人硬直。</w:t>
+      <w:r>
+        <w:rPr>
+          <w:rFonts w:hint="eastAsia"/>
+          <w:szCs w:val="22"/>
+        </w:rPr>
+        <w:t>靠连点赢得角力，成功可获得敌人硬直。</w:t>
       </w:r>
     </w:p>
     <w:p>
@@ -6355,7 +5605,6 @@
     <w:p>
       <w:pPr>
         <w:rPr>
-          <w:rFonts w:hint="eastAsia"/>
           <w:color w:val="0F4761" w:themeColor="accent1" w:themeShade="BF"/>
           <w:sz w:val="56"/>
           <w:szCs w:val="56"/>
@@ -6374,6 +5623,41 @@
     </w:p>
     <w:p>
       <w:pPr>
+        <w:rPr>
+          <w:color w:val="000000" w:themeColor="text1"/>
+          <w:sz w:val="28"/>
+          <w:szCs w:val="28"/>
+        </w:rPr>
+      </w:pPr>
+      <w:r>
+        <w:rPr>
+          <w:rFonts w:hint="eastAsia"/>
+          <w:color w:val="000000" w:themeColor="text1"/>
+          <w:sz w:val="28"/>
+          <w:szCs w:val="28"/>
+        </w:rPr>
+        <w:t>文本</w:t>
+      </w:r>
+    </w:p>
+    <w:p>
+      <w:pPr>
+        <w:rPr>
+          <w:rFonts w:hint="eastAsia"/>
+          <w:color w:val="000000" w:themeColor="text1"/>
+          <w:szCs w:val="22"/>
+        </w:rPr>
+      </w:pPr>
+      <w:r>
+        <w:rPr>
+          <w:rFonts w:hint="eastAsia"/>
+          <w:color w:val="000000" w:themeColor="text1"/>
+          <w:szCs w:val="22"/>
+        </w:rPr>
+        <w:t>想要将剧情、伏笔和线索有效地传递给玩家，就需要加入文本系统。文本可以存在在UI里，也可以存在于游戏世界中的某个角落。我们目前做到的把文字放入游戏场景中的方法使用到Godot中的文字节点“label”</w:t>
+      </w:r>
+    </w:p>
+    <w:p>
+      <w:pPr>
         <w:widowControl/>
         <w:rPr>
           <w:rFonts w:hint="eastAsia"/>
@@ -6437,25 +5721,7 @@
           <w:color w:val="000000" w:themeColor="text1"/>
           <w:szCs w:val="22"/>
         </w:rPr>
-        <w:t>保持渲染风格一致，为</w:t>
-      </w:r>
-      <w:proofErr w:type="gramStart"/>
-      <w:r>
-        <w:rPr>
-          <w:rFonts w:hint="eastAsia"/>
-          <w:color w:val="000000" w:themeColor="text1"/>
-          <w:szCs w:val="22"/>
-        </w:rPr>
-        <w:t>像素画</w:t>
-      </w:r>
-      <w:proofErr w:type="gramEnd"/>
-      <w:r>
-        <w:rPr>
-          <w:rFonts w:hint="eastAsia"/>
-          <w:color w:val="000000" w:themeColor="text1"/>
-          <w:szCs w:val="22"/>
-        </w:rPr>
-        <w:t>风格。Godot引擎中的Nearest渲染方式。</w:t>
+        <w:t>保持渲染风格一致，为像素画风格。Godot引擎中的Nearest渲染方式。</w:t>
       </w:r>
     </w:p>
     <w:p>
@@ -6623,27 +5889,7 @@
           <w:sz w:val="16"/>
           <w:szCs w:val="16"/>
         </w:rPr>
-        <w:t>使用</w:t>
-      </w:r>
-      <w:proofErr w:type="spellStart"/>
-      <w:r>
-        <w:rPr>
-          <w:rFonts w:hint="eastAsia"/>
-          <w:color w:val="000000" w:themeColor="text1"/>
-          <w:sz w:val="16"/>
-          <w:szCs w:val="16"/>
-        </w:rPr>
-        <w:t>Resprite</w:t>
-      </w:r>
-      <w:proofErr w:type="spellEnd"/>
-      <w:r>
-        <w:rPr>
-          <w:rFonts w:hint="eastAsia"/>
-          <w:color w:val="000000" w:themeColor="text1"/>
-          <w:sz w:val="16"/>
-          <w:szCs w:val="16"/>
-        </w:rPr>
-        <w:t>手绘素材</w:t>
+        <w:t>使用Resprite手绘素材</w:t>
       </w:r>
     </w:p>
     <w:p>

--- a/Docs/Marginal Planet’s Mini World 游戏项目设计方案.docx
+++ b/Docs/Marginal Planet’s Mini World 游戏项目设计方案.docx
@@ -6,35 +6,35 @@
       <w:pPr>
         <w:pStyle w:val="a3"/>
         <w:rPr>
+          <w:rFonts w:asciiTheme="majorEastAsia" w:hAnsiTheme="majorEastAsia"/>
+          <w:b/>
+          <w:bCs/>
+        </w:rPr>
+      </w:pPr>
+      <w:r>
+        <w:rPr>
+          <w:rFonts w:asciiTheme="majorEastAsia" w:hAnsiTheme="majorEastAsia"/>
+          <w:b/>
+          <w:bCs/>
+        </w:rPr>
+        <w:t>Marginal Planet’s Mini World</w:t>
+      </w:r>
+    </w:p>
+    <w:p>
+      <w:pPr>
+        <w:pStyle w:val="a3"/>
+        <w:rPr>
+          <w:rFonts w:asciiTheme="majorEastAsia" w:hAnsiTheme="majorEastAsia"/>
+          <w:b/>
+          <w:bCs/>
+        </w:rPr>
+      </w:pPr>
+      <w:r>
+        <w:rPr>
           <w:rFonts w:asciiTheme="majorEastAsia" w:hAnsiTheme="majorEastAsia" w:hint="eastAsia"/>
           <w:b/>
           <w:bCs/>
         </w:rPr>
-      </w:pPr>
-      <w:r>
-        <w:rPr>
-          <w:rFonts w:asciiTheme="majorEastAsia" w:hAnsiTheme="majorEastAsia"/>
-          <w:b/>
-          <w:bCs/>
-        </w:rPr>
-        <w:t>Marginal Planet’s Mini World</w:t>
-      </w:r>
-    </w:p>
-    <w:p>
-      <w:pPr>
-        <w:pStyle w:val="a3"/>
-        <w:rPr>
-          <w:rFonts w:asciiTheme="majorEastAsia" w:hAnsiTheme="majorEastAsia" w:hint="eastAsia"/>
-          <w:b/>
-          <w:bCs/>
-        </w:rPr>
-      </w:pPr>
-      <w:r>
-        <w:rPr>
-          <w:rFonts w:asciiTheme="majorEastAsia" w:hAnsiTheme="majorEastAsia" w:hint="eastAsia"/>
-          <w:b/>
-          <w:bCs/>
-        </w:rPr>
         <w:t>游戏项目设计方案</w:t>
       </w:r>
     </w:p>
@@ -42,7 +42,6 @@
       <w:pPr>
         <w:jc w:val="center"/>
         <w:rPr>
-          <w:rFonts w:hint="eastAsia"/>
           <w:i/>
           <w:iCs/>
         </w:rPr>
@@ -52,7 +51,6 @@
       <w:pPr>
         <w:jc w:val="center"/>
         <w:rPr>
-          <w:rFonts w:hint="eastAsia"/>
           <w:i/>
           <w:iCs/>
         </w:rPr>
@@ -76,20 +74,12 @@
     <w:p>
       <w:pPr>
         <w:widowControl/>
-        <w:rPr>
-          <w:rFonts w:hint="eastAsia"/>
-        </w:rPr>
       </w:pPr>
       <w:r>
         <w:br w:type="page"/>
       </w:r>
     </w:p>
     <w:p>
-      <w:pPr>
-        <w:rPr>
-          <w:rFonts w:hint="eastAsia"/>
-        </w:rPr>
-      </w:pPr>
       <w:r>
         <w:rPr>
           <w:rFonts w:hint="eastAsia"/>
@@ -125,7 +115,6 @@
             <w:pPr>
               <w:jc w:val="center"/>
               <w:rPr>
-                <w:rFonts w:hint="eastAsia"/>
                 <w:b/>
                 <w:bCs/>
               </w:rPr>
@@ -149,9 +138,6 @@
           <w:p>
             <w:pPr>
               <w:jc w:val="center"/>
-              <w:rPr>
-                <w:rFonts w:hint="eastAsia"/>
-              </w:rPr>
             </w:pPr>
             <w:r>
               <w:rPr>
@@ -170,9 +156,6 @@
           <w:p>
             <w:pPr>
               <w:jc w:val="center"/>
-              <w:rPr>
-                <w:rFonts w:hint="eastAsia"/>
-              </w:rPr>
             </w:pPr>
             <w:r>
               <w:rPr>
@@ -191,9 +174,6 @@
           <w:p>
             <w:pPr>
               <w:jc w:val="center"/>
-              <w:rPr>
-                <w:rFonts w:hint="eastAsia"/>
-              </w:rPr>
             </w:pPr>
             <w:r>
               <w:rPr>
@@ -212,9 +192,6 @@
           <w:p>
             <w:pPr>
               <w:jc w:val="center"/>
-              <w:rPr>
-                <w:rFonts w:hint="eastAsia"/>
-              </w:rPr>
             </w:pPr>
             <w:r>
               <w:rPr>
@@ -233,9 +210,6 @@
           <w:p>
             <w:pPr>
               <w:jc w:val="center"/>
-              <w:rPr>
-                <w:rFonts w:hint="eastAsia"/>
-              </w:rPr>
             </w:pPr>
             <w:r>
               <w:rPr>
@@ -252,9 +226,6 @@
           <w:p>
             <w:pPr>
               <w:jc w:val="center"/>
-              <w:rPr>
-                <w:rFonts w:hint="eastAsia"/>
-              </w:rPr>
             </w:pPr>
             <w:r>
               <w:rPr>
@@ -271,9 +242,6 @@
           <w:p>
             <w:pPr>
               <w:jc w:val="center"/>
-              <w:rPr>
-                <w:rFonts w:hint="eastAsia"/>
-              </w:rPr>
             </w:pPr>
             <w:r>
               <w:rPr>
@@ -290,9 +258,6 @@
           <w:p>
             <w:pPr>
               <w:jc w:val="center"/>
-              <w:rPr>
-                <w:rFonts w:hint="eastAsia"/>
-              </w:rPr>
             </w:pPr>
             <w:r>
               <w:rPr>
@@ -309,9 +274,6 @@
           <w:p>
             <w:pPr>
               <w:jc w:val="center"/>
-              <w:rPr>
-                <w:rFonts w:hint="eastAsia"/>
-              </w:rPr>
             </w:pPr>
             <w:r>
               <w:rPr>
@@ -330,9 +292,6 @@
           <w:p>
             <w:pPr>
               <w:jc w:val="center"/>
-              <w:rPr>
-                <w:rFonts w:hint="eastAsia"/>
-              </w:rPr>
             </w:pPr>
             <w:r>
               <w:rPr>
@@ -349,9 +308,6 @@
           <w:p>
             <w:pPr>
               <w:jc w:val="center"/>
-              <w:rPr>
-                <w:rFonts w:hint="eastAsia"/>
-              </w:rPr>
             </w:pPr>
             <w:r>
               <w:rPr>
@@ -368,9 +324,6 @@
           <w:p>
             <w:pPr>
               <w:jc w:val="center"/>
-              <w:rPr>
-                <w:rFonts w:hint="eastAsia"/>
-              </w:rPr>
             </w:pPr>
             <w:r>
               <w:rPr>
@@ -387,9 +340,6 @@
           <w:p>
             <w:pPr>
               <w:jc w:val="center"/>
-              <w:rPr>
-                <w:rFonts w:hint="eastAsia"/>
-              </w:rPr>
             </w:pPr>
             <w:r>
               <w:rPr>
@@ -406,9 +356,6 @@
           <w:p>
             <w:pPr>
               <w:jc w:val="center"/>
-              <w:rPr>
-                <w:rFonts w:hint="eastAsia"/>
-              </w:rPr>
             </w:pPr>
             <w:r>
               <w:rPr>
@@ -427,9 +374,6 @@
           <w:p>
             <w:pPr>
               <w:jc w:val="center"/>
-              <w:rPr>
-                <w:rFonts w:hint="eastAsia"/>
-              </w:rPr>
             </w:pPr>
             <w:r>
               <w:rPr>
@@ -446,9 +390,6 @@
           <w:p>
             <w:pPr>
               <w:jc w:val="center"/>
-              <w:rPr>
-                <w:rFonts w:hint="eastAsia"/>
-              </w:rPr>
             </w:pPr>
             <w:r>
               <w:rPr>
@@ -465,9 +406,6 @@
           <w:p>
             <w:pPr>
               <w:jc w:val="center"/>
-              <w:rPr>
-                <w:rFonts w:hint="eastAsia"/>
-              </w:rPr>
             </w:pPr>
             <w:r>
               <w:rPr>
@@ -484,9 +422,6 @@
           <w:p>
             <w:pPr>
               <w:jc w:val="center"/>
-              <w:rPr>
-                <w:rFonts w:hint="eastAsia"/>
-              </w:rPr>
             </w:pPr>
             <w:r>
               <w:rPr>
@@ -503,9 +438,6 @@
           <w:p>
             <w:pPr>
               <w:jc w:val="center"/>
-              <w:rPr>
-                <w:rFonts w:hint="eastAsia"/>
-              </w:rPr>
             </w:pPr>
             <w:r>
               <w:rPr>
@@ -524,9 +456,6 @@
           <w:p>
             <w:pPr>
               <w:jc w:val="center"/>
-              <w:rPr>
-                <w:rFonts w:hint="eastAsia"/>
-              </w:rPr>
             </w:pPr>
           </w:p>
         </w:tc>
@@ -537,9 +466,6 @@
           <w:p>
             <w:pPr>
               <w:jc w:val="center"/>
-              <w:rPr>
-                <w:rFonts w:hint="eastAsia"/>
-              </w:rPr>
             </w:pPr>
           </w:p>
         </w:tc>
@@ -550,9 +476,6 @@
           <w:p>
             <w:pPr>
               <w:jc w:val="center"/>
-              <w:rPr>
-                <w:rFonts w:hint="eastAsia"/>
-              </w:rPr>
             </w:pPr>
           </w:p>
         </w:tc>
@@ -563,9 +486,6 @@
           <w:p>
             <w:pPr>
               <w:jc w:val="center"/>
-              <w:rPr>
-                <w:rFonts w:hint="eastAsia"/>
-              </w:rPr>
             </w:pPr>
           </w:p>
         </w:tc>
@@ -576,9 +496,6 @@
           <w:p>
             <w:pPr>
               <w:jc w:val="center"/>
-              <w:rPr>
-                <w:rFonts w:hint="eastAsia"/>
-              </w:rPr>
             </w:pPr>
           </w:p>
         </w:tc>
@@ -591,9 +508,6 @@
           <w:p>
             <w:pPr>
               <w:jc w:val="center"/>
-              <w:rPr>
-                <w:rFonts w:hint="eastAsia"/>
-              </w:rPr>
             </w:pPr>
           </w:p>
         </w:tc>
@@ -604,9 +518,6 @@
           <w:p>
             <w:pPr>
               <w:jc w:val="center"/>
-              <w:rPr>
-                <w:rFonts w:hint="eastAsia"/>
-              </w:rPr>
             </w:pPr>
           </w:p>
         </w:tc>
@@ -617,9 +528,6 @@
           <w:p>
             <w:pPr>
               <w:jc w:val="center"/>
-              <w:rPr>
-                <w:rFonts w:hint="eastAsia"/>
-              </w:rPr>
             </w:pPr>
           </w:p>
         </w:tc>
@@ -630,9 +538,6 @@
           <w:p>
             <w:pPr>
               <w:jc w:val="center"/>
-              <w:rPr>
-                <w:rFonts w:hint="eastAsia"/>
-              </w:rPr>
             </w:pPr>
           </w:p>
         </w:tc>
@@ -643,9 +548,6 @@
           <w:p>
             <w:pPr>
               <w:jc w:val="center"/>
-              <w:rPr>
-                <w:rFonts w:hint="eastAsia"/>
-              </w:rPr>
             </w:pPr>
           </w:p>
         </w:tc>
@@ -655,7 +557,6 @@
       <w:pPr>
         <w:spacing w:line="360" w:lineRule="auto"/>
         <w:rPr>
-          <w:rFonts w:hint="eastAsia"/>
           <w:bCs/>
         </w:rPr>
       </w:pPr>
@@ -740,18 +641,11 @@
         <w:t>删除</w:t>
       </w:r>
     </w:p>
-    <w:p>
-      <w:pPr>
-        <w:rPr>
-          <w:rFonts w:hint="eastAsia"/>
-        </w:rPr>
-      </w:pPr>
-    </w:p>
+    <w:p/>
     <w:p>
       <w:pPr>
         <w:pStyle w:val="a5"/>
         <w:rPr>
-          <w:rFonts w:hint="eastAsia"/>
           <w:b/>
           <w:bCs/>
           <w:sz w:val="56"/>
@@ -777,7 +671,6 @@
     <w:p>
       <w:pPr>
         <w:rPr>
-          <w:rFonts w:hint="eastAsia"/>
           <w:sz w:val="52"/>
           <w:szCs w:val="52"/>
         </w:rPr>
@@ -803,7 +696,6 @@
       <w:pPr>
         <w:ind w:left="425"/>
         <w:rPr>
-          <w:rFonts w:hint="eastAsia"/>
           <w:sz w:val="44"/>
           <w:szCs w:val="44"/>
         </w:rPr>
@@ -829,7 +721,6 @@
       <w:pPr>
         <w:ind w:leftChars="400" w:left="880"/>
         <w:rPr>
-          <w:rFonts w:hint="eastAsia"/>
           <w:sz w:val="36"/>
           <w:szCs w:val="36"/>
         </w:rPr>
@@ -855,7 +746,6 @@
       <w:pPr>
         <w:ind w:leftChars="400" w:left="880"/>
         <w:rPr>
-          <w:rFonts w:hint="eastAsia"/>
           <w:sz w:val="36"/>
           <w:szCs w:val="36"/>
         </w:rPr>
@@ -873,7 +763,6 @@
       <w:pPr>
         <w:ind w:leftChars="400" w:left="880"/>
         <w:rPr>
-          <w:rFonts w:hint="eastAsia"/>
           <w:sz w:val="36"/>
           <w:szCs w:val="36"/>
         </w:rPr>
@@ -907,7 +796,6 @@
       <w:pPr>
         <w:ind w:leftChars="400" w:left="880"/>
         <w:rPr>
-          <w:rFonts w:hint="eastAsia"/>
           <w:sz w:val="36"/>
           <w:szCs w:val="36"/>
         </w:rPr>
@@ -941,7 +829,6 @@
       <w:pPr>
         <w:ind w:leftChars="187" w:left="411"/>
         <w:rPr>
-          <w:rFonts w:hint="eastAsia"/>
           <w:sz w:val="44"/>
           <w:szCs w:val="44"/>
         </w:rPr>
@@ -967,7 +854,6 @@
       <w:pPr>
         <w:ind w:left="1276"/>
         <w:rPr>
-          <w:rFonts w:hint="eastAsia"/>
           <w:sz w:val="36"/>
           <w:szCs w:val="36"/>
         </w:rPr>
@@ -993,7 +879,6 @@
       <w:pPr>
         <w:ind w:left="1276"/>
         <w:rPr>
-          <w:rFonts w:hint="eastAsia"/>
           <w:sz w:val="36"/>
           <w:szCs w:val="36"/>
         </w:rPr>
@@ -1019,7 +904,6 @@
       <w:pPr>
         <w:ind w:left="1276"/>
         <w:rPr>
-          <w:rFonts w:hint="eastAsia"/>
           <w:sz w:val="36"/>
           <w:szCs w:val="36"/>
         </w:rPr>
@@ -1053,7 +937,6 @@
       <w:pPr>
         <w:ind w:leftChars="187" w:left="411"/>
         <w:rPr>
-          <w:rFonts w:hint="eastAsia"/>
           <w:sz w:val="44"/>
           <w:szCs w:val="44"/>
         </w:rPr>
@@ -1079,7 +962,6 @@
       <w:pPr>
         <w:ind w:leftChars="587" w:left="1291"/>
         <w:rPr>
-          <w:rFonts w:hint="eastAsia"/>
           <w:sz w:val="36"/>
           <w:szCs w:val="36"/>
         </w:rPr>
@@ -1105,7 +987,6 @@
       <w:pPr>
         <w:ind w:leftChars="587" w:left="1291"/>
         <w:rPr>
-          <w:rFonts w:hint="eastAsia"/>
           <w:sz w:val="36"/>
           <w:szCs w:val="36"/>
         </w:rPr>
@@ -1131,7 +1012,6 @@
       <w:pPr>
         <w:ind w:leftChars="587" w:left="1291"/>
         <w:rPr>
-          <w:rFonts w:hint="eastAsia"/>
           <w:sz w:val="36"/>
           <w:szCs w:val="36"/>
         </w:rPr>
@@ -1157,7 +1037,6 @@
       <w:pPr>
         <w:ind w:leftChars="587" w:left="1291"/>
         <w:rPr>
-          <w:rFonts w:hint="eastAsia"/>
           <w:sz w:val="36"/>
           <w:szCs w:val="36"/>
         </w:rPr>
@@ -1183,7 +1062,6 @@
       <w:pPr>
         <w:ind w:leftChars="187" w:left="411"/>
         <w:rPr>
-          <w:rFonts w:hint="eastAsia"/>
           <w:sz w:val="44"/>
           <w:szCs w:val="44"/>
         </w:rPr>
@@ -1217,7 +1095,6 @@
       <w:pPr>
         <w:ind w:leftChars="187" w:left="411"/>
         <w:rPr>
-          <w:rFonts w:hint="eastAsia"/>
           <w:sz w:val="44"/>
           <w:szCs w:val="44"/>
         </w:rPr>
@@ -1252,7 +1129,6 @@
       <w:pPr>
         <w:ind w:leftChars="587" w:left="1291"/>
         <w:rPr>
-          <w:rFonts w:hint="eastAsia"/>
           <w:sz w:val="36"/>
           <w:szCs w:val="36"/>
         </w:rPr>
@@ -1286,7 +1162,6 @@
       <w:pPr>
         <w:ind w:leftChars="587" w:left="1291"/>
         <w:rPr>
-          <w:rFonts w:hint="eastAsia"/>
           <w:sz w:val="36"/>
           <w:szCs w:val="36"/>
         </w:rPr>
@@ -1320,7 +1195,6 @@
       <w:pPr>
         <w:ind w:leftChars="600" w:left="1320"/>
         <w:rPr>
-          <w:rFonts w:hint="eastAsia"/>
           <w:sz w:val="36"/>
           <w:szCs w:val="36"/>
         </w:rPr>
@@ -1353,7 +1227,6 @@
     <w:p>
       <w:pPr>
         <w:rPr>
-          <w:rFonts w:hint="eastAsia"/>
           <w:sz w:val="56"/>
           <w:szCs w:val="56"/>
         </w:rPr>
@@ -1371,7 +1244,6 @@
       <w:pPr>
         <w:ind w:leftChars="187" w:left="411"/>
         <w:rPr>
-          <w:rFonts w:hint="eastAsia"/>
           <w:sz w:val="44"/>
           <w:szCs w:val="44"/>
         </w:rPr>
@@ -1389,7 +1261,6 @@
       <w:pPr>
         <w:ind w:leftChars="187" w:left="411"/>
         <w:rPr>
-          <w:rFonts w:hint="eastAsia"/>
           <w:sz w:val="44"/>
           <w:szCs w:val="44"/>
         </w:rPr>
@@ -1407,7 +1278,6 @@
       <w:pPr>
         <w:ind w:leftChars="187" w:left="411"/>
         <w:rPr>
-          <w:rFonts w:hint="eastAsia"/>
           <w:sz w:val="44"/>
           <w:szCs w:val="44"/>
         </w:rPr>
@@ -1425,7 +1295,6 @@
       <w:pPr>
         <w:ind w:leftChars="187" w:left="411"/>
         <w:rPr>
-          <w:rFonts w:hint="eastAsia"/>
           <w:sz w:val="44"/>
           <w:szCs w:val="44"/>
         </w:rPr>
@@ -1450,7 +1319,6 @@
     <w:p>
       <w:pPr>
         <w:rPr>
-          <w:rFonts w:hint="eastAsia"/>
           <w:sz w:val="56"/>
           <w:szCs w:val="56"/>
         </w:rPr>
@@ -1475,7 +1343,6 @@
     <w:p>
       <w:pPr>
         <w:rPr>
-          <w:rFonts w:hint="eastAsia"/>
           <w:sz w:val="56"/>
           <w:szCs w:val="56"/>
         </w:rPr>
@@ -1508,7 +1375,6 @@
     <w:p>
       <w:pPr>
         <w:rPr>
-          <w:rFonts w:hint="eastAsia"/>
           <w:sz w:val="56"/>
           <w:szCs w:val="56"/>
         </w:rPr>
@@ -1541,7 +1407,6 @@
     <w:p>
       <w:pPr>
         <w:rPr>
-          <w:rFonts w:hint="eastAsia"/>
           <w:sz w:val="56"/>
           <w:szCs w:val="56"/>
         </w:rPr>
@@ -1566,7 +1431,6 @@
     <w:p>
       <w:pPr>
         <w:rPr>
-          <w:rFonts w:hint="eastAsia"/>
           <w:sz w:val="56"/>
           <w:szCs w:val="56"/>
         </w:rPr>
@@ -1592,7 +1456,6 @@
       <w:pPr>
         <w:widowControl/>
         <w:rPr>
-          <w:rFonts w:hint="eastAsia"/>
           <w:sz w:val="56"/>
           <w:szCs w:val="56"/>
         </w:rPr>
@@ -1608,7 +1471,6 @@
     <w:p>
       <w:pPr>
         <w:rPr>
-          <w:rFonts w:hint="eastAsia"/>
           <w:color w:val="0F4761" w:themeColor="accent1" w:themeShade="BF"/>
           <w:sz w:val="56"/>
           <w:szCs w:val="56"/>
@@ -1628,7 +1490,6 @@
     <w:p>
       <w:pPr>
         <w:rPr>
-          <w:rFonts w:hint="eastAsia"/>
           <w:sz w:val="40"/>
           <w:szCs w:val="40"/>
         </w:rPr>
@@ -1646,7 +1507,6 @@
       <w:pPr>
         <w:ind w:leftChars="200" w:left="440"/>
         <w:rPr>
-          <w:rFonts w:hint="eastAsia"/>
           <w:b/>
           <w:bCs/>
           <w:sz w:val="32"/>
@@ -1668,7 +1528,6 @@
       <w:pPr>
         <w:ind w:leftChars="200" w:left="440"/>
         <w:rPr>
-          <w:rFonts w:hint="eastAsia"/>
           <w:szCs w:val="22"/>
         </w:rPr>
       </w:pPr>
@@ -1691,7 +1550,6 @@
       <w:pPr>
         <w:ind w:leftChars="200" w:left="440"/>
         <w:rPr>
-          <w:rFonts w:hint="eastAsia"/>
           <w:szCs w:val="22"/>
         </w:rPr>
       </w:pPr>
@@ -1728,7 +1586,6 @@
       <w:pPr>
         <w:ind w:leftChars="200" w:left="440"/>
         <w:rPr>
-          <w:rFonts w:hint="eastAsia"/>
           <w:szCs w:val="22"/>
         </w:rPr>
       </w:pPr>
@@ -1792,7 +1649,6 @@
       <w:pPr>
         <w:ind w:leftChars="200" w:left="440"/>
         <w:rPr>
-          <w:rFonts w:hint="eastAsia"/>
           <w:b/>
           <w:bCs/>
           <w:sz w:val="32"/>
@@ -1814,7 +1670,6 @@
       <w:pPr>
         <w:ind w:leftChars="200" w:left="440"/>
         <w:rPr>
-          <w:rFonts w:hint="eastAsia"/>
           <w:szCs w:val="22"/>
         </w:rPr>
       </w:pPr>
@@ -1830,7 +1685,6 @@
       <w:pPr>
         <w:ind w:leftChars="200" w:left="440"/>
         <w:rPr>
-          <w:rFonts w:hint="eastAsia"/>
           <w:szCs w:val="22"/>
         </w:rPr>
       </w:pPr>
@@ -1846,7 +1700,6 @@
       <w:pPr>
         <w:ind w:leftChars="200" w:left="440"/>
         <w:rPr>
-          <w:rFonts w:hint="eastAsia"/>
           <w:color w:val="000000" w:themeColor="text1"/>
           <w:sz w:val="20"/>
           <w:szCs w:val="20"/>
@@ -1875,7 +1728,6 @@
       <w:pPr>
         <w:ind w:leftChars="200" w:left="440"/>
         <w:rPr>
-          <w:rFonts w:hint="eastAsia"/>
           <w:color w:val="00B0F0"/>
           <w:sz w:val="16"/>
           <w:szCs w:val="16"/>
@@ -1944,7 +1796,6 @@
       <w:pPr>
         <w:ind w:leftChars="200" w:left="440"/>
         <w:rPr>
-          <w:rFonts w:hint="eastAsia"/>
           <w:color w:val="00B0F0"/>
           <w:sz w:val="16"/>
           <w:szCs w:val="16"/>
@@ -1964,7 +1815,6 @@
       <w:pPr>
         <w:ind w:leftChars="200" w:left="440"/>
         <w:rPr>
-          <w:rFonts w:hint="eastAsia"/>
           <w:color w:val="000000" w:themeColor="text1"/>
           <w:sz w:val="20"/>
           <w:szCs w:val="20"/>
@@ -1978,7 +1828,7 @@
           <w:szCs w:val="16"/>
         </w:rPr>
         <w:drawing>
-          <wp:inline distT="0" distB="0" distL="0" distR="0" wp14:anchorId="1112A8B2" wp14:editId="2198D780">
+          <wp:inline distT="0" distB="0" distL="0" distR="0" wp14:anchorId="1112A8B2" wp14:editId="41C8C957">
             <wp:extent cx="5263515" cy="1347470"/>
             <wp:effectExtent l="0" t="0" r="0" b="5080"/>
             <wp:docPr id="619230378" name="图片 2"/>
@@ -2031,12 +1881,12 @@
       <w:pPr>
         <w:ind w:leftChars="200" w:left="440"/>
         <w:rPr>
-          <w:rFonts w:hint="eastAsia"/>
           <w:color w:val="00B0F0"/>
           <w:sz w:val="16"/>
           <w:szCs w:val="16"/>
         </w:rPr>
       </w:pPr>
+      <w:proofErr w:type="spellStart"/>
       <w:r>
         <w:rPr>
           <w:rFonts w:hint="eastAsia"/>
@@ -2046,12 +1896,12 @@
         </w:rPr>
         <w:t>GDScript</w:t>
       </w:r>
-    </w:p>
-    <w:p>
-      <w:pPr>
-        <w:ind w:leftChars="200" w:left="440"/>
-        <w:rPr>
-          <w:rFonts w:hint="eastAsia"/>
+      <w:proofErr w:type="spellEnd"/>
+    </w:p>
+    <w:p>
+      <w:pPr>
+        <w:ind w:leftChars="200" w:left="440"/>
+        <w:rPr>
           <w:b/>
           <w:bCs/>
           <w:sz w:val="32"/>
@@ -2073,12 +1923,12 @@
       <w:pPr>
         <w:ind w:leftChars="200" w:left="440"/>
         <w:rPr>
-          <w:rFonts w:hint="eastAsia"/>
           <w:b/>
           <w:bCs/>
           <w:szCs w:val="22"/>
         </w:rPr>
       </w:pPr>
+      <w:proofErr w:type="spellStart"/>
       <w:r>
         <w:rPr>
           <w:b/>
@@ -2087,12 +1937,12 @@
         </w:rPr>
         <w:t>TileMapLayer</w:t>
       </w:r>
-    </w:p>
-    <w:p>
-      <w:pPr>
-        <w:ind w:leftChars="200" w:left="440"/>
-        <w:rPr>
-          <w:rFonts w:hint="eastAsia"/>
+      <w:proofErr w:type="spellEnd"/>
+    </w:p>
+    <w:p>
+      <w:pPr>
+        <w:ind w:leftChars="200" w:left="440"/>
+        <w:rPr>
           <w:szCs w:val="22"/>
         </w:rPr>
       </w:pPr>
@@ -2108,23 +1958,53 @@
       <w:pPr>
         <w:ind w:leftChars="200" w:left="440"/>
         <w:rPr>
-          <w:rFonts w:hint="eastAsia"/>
-          <w:szCs w:val="22"/>
-        </w:rPr>
-      </w:pPr>
-      <w:r>
-        <w:rPr>
-          <w:rFonts w:hint="eastAsia"/>
-          <w:szCs w:val="22"/>
-        </w:rPr>
-        <w:t>我们将在网格上绘制不同而图块来创建我们的世界。这是一个很好的工作方式，因为我们可以重复利用许多方块来搭建不同的关卡。砖（Tile）一般会打包在一张图片里，就像玩家立绘表一样。叫砖集（TileSet）而砖图（TileMap）用来在世界中绘制这些节点。</w:t>
-      </w:r>
-    </w:p>
-    <w:p>
-      <w:pPr>
-        <w:ind w:leftChars="200" w:left="440"/>
-        <w:rPr>
-          <w:rFonts w:hint="eastAsia"/>
+          <w:szCs w:val="22"/>
+        </w:rPr>
+      </w:pPr>
+      <w:r>
+        <w:rPr>
+          <w:rFonts w:hint="eastAsia"/>
+          <w:szCs w:val="22"/>
+        </w:rPr>
+        <w:t>我们将在网格上绘制不同而图块来创建我们的世界。这是一个很好的工作方式，因为我们可以重复利用许多方块来搭建不同的关卡。砖（Tile）一般会打包在一张图片里，就像玩家立绘表一样。叫砖集（</w:t>
+      </w:r>
+      <w:proofErr w:type="spellStart"/>
+      <w:r>
+        <w:rPr>
+          <w:rFonts w:hint="eastAsia"/>
+          <w:szCs w:val="22"/>
+        </w:rPr>
+        <w:t>TileSet</w:t>
+      </w:r>
+      <w:proofErr w:type="spellEnd"/>
+      <w:r>
+        <w:rPr>
+          <w:rFonts w:hint="eastAsia"/>
+          <w:szCs w:val="22"/>
+        </w:rPr>
+        <w:t>）而砖图（</w:t>
+      </w:r>
+      <w:proofErr w:type="spellStart"/>
+      <w:r>
+        <w:rPr>
+          <w:rFonts w:hint="eastAsia"/>
+          <w:szCs w:val="22"/>
+        </w:rPr>
+        <w:t>TileMap</w:t>
+      </w:r>
+      <w:proofErr w:type="spellEnd"/>
+      <w:r>
+        <w:rPr>
+          <w:rFonts w:hint="eastAsia"/>
+          <w:szCs w:val="22"/>
+        </w:rPr>
+        <w:t>）用来在世界中绘制这些节点。</w:t>
+      </w:r>
+    </w:p>
+    <w:p>
+      <w:pPr>
+        <w:ind w:leftChars="200" w:left="440"/>
+        <w:rPr>
           <w:b/>
           <w:bCs/>
           <w:sz w:val="32"/>
@@ -2187,7 +2067,6 @@
       <w:pPr>
         <w:ind w:leftChars="200" w:left="440"/>
         <w:rPr>
-          <w:rFonts w:hint="eastAsia"/>
           <w:b/>
           <w:bCs/>
           <w:sz w:val="32"/>
@@ -2251,7 +2130,6 @@
       <w:pPr>
         <w:ind w:leftChars="200" w:left="440"/>
         <w:rPr>
-          <w:rFonts w:hint="eastAsia"/>
           <w:b/>
           <w:bCs/>
           <w:sz w:val="32"/>
@@ -2273,7 +2151,6 @@
       <w:pPr>
         <w:ind w:leftChars="200" w:left="440"/>
         <w:rPr>
-          <w:rFonts w:hint="eastAsia"/>
           <w:szCs w:val="22"/>
         </w:rPr>
       </w:pPr>
@@ -2289,7 +2166,6 @@
       <w:pPr>
         <w:ind w:leftChars="200" w:left="440"/>
         <w:rPr>
-          <w:rFonts w:hint="eastAsia"/>
           <w:szCs w:val="22"/>
         </w:rPr>
       </w:pPr>
@@ -2305,7 +2181,6 @@
       <w:pPr>
         <w:ind w:leftChars="200" w:left="440"/>
         <w:rPr>
-          <w:rFonts w:hint="eastAsia"/>
           <w:sz w:val="20"/>
           <w:szCs w:val="20"/>
         </w:rPr>
@@ -2323,7 +2198,6 @@
       <w:pPr>
         <w:ind w:leftChars="200" w:left="440"/>
         <w:rPr>
-          <w:rFonts w:hint="eastAsia"/>
           <w:b/>
           <w:bCs/>
           <w:sz w:val="32"/>
@@ -2345,7 +2219,6 @@
       <w:pPr>
         <w:ind w:leftChars="200" w:left="440"/>
         <w:rPr>
-          <w:rFonts w:hint="eastAsia"/>
           <w:sz w:val="28"/>
           <w:szCs w:val="28"/>
         </w:rPr>
@@ -2363,7 +2236,6 @@
       <w:pPr>
         <w:ind w:leftChars="200" w:left="440"/>
         <w:rPr>
-          <w:rFonts w:hint="eastAsia"/>
           <w:szCs w:val="22"/>
         </w:rPr>
       </w:pPr>
@@ -2379,7 +2251,6 @@
       <w:pPr>
         <w:ind w:leftChars="200" w:left="440"/>
         <w:rPr>
-          <w:rFonts w:hint="eastAsia"/>
           <w:szCs w:val="22"/>
         </w:rPr>
       </w:pPr>
@@ -2395,7 +2266,6 @@
       <w:pPr>
         <w:ind w:leftChars="200" w:left="440"/>
         <w:rPr>
-          <w:rFonts w:hint="eastAsia"/>
           <w:sz w:val="28"/>
           <w:szCs w:val="28"/>
         </w:rPr>
@@ -2413,7 +2283,6 @@
       <w:pPr>
         <w:ind w:leftChars="200" w:left="440"/>
         <w:rPr>
-          <w:rFonts w:hint="eastAsia"/>
           <w:szCs w:val="22"/>
         </w:rPr>
       </w:pPr>
@@ -2429,7 +2298,6 @@
       <w:pPr>
         <w:ind w:leftChars="200" w:left="440"/>
         <w:rPr>
-          <w:rFonts w:hint="eastAsia"/>
           <w:szCs w:val="22"/>
         </w:rPr>
       </w:pPr>
@@ -2445,7 +2313,6 @@
       <w:pPr>
         <w:ind w:leftChars="200" w:left="440"/>
         <w:rPr>
-          <w:rFonts w:hint="eastAsia"/>
           <w:sz w:val="28"/>
           <w:szCs w:val="28"/>
         </w:rPr>
@@ -2463,7 +2330,6 @@
       <w:pPr>
         <w:ind w:leftChars="200" w:left="440"/>
         <w:rPr>
-          <w:rFonts w:hint="eastAsia"/>
           <w:szCs w:val="22"/>
         </w:rPr>
       </w:pPr>
@@ -2479,7 +2345,6 @@
       <w:pPr>
         <w:ind w:leftChars="200" w:left="440"/>
         <w:rPr>
-          <w:rFonts w:hint="eastAsia"/>
           <w:sz w:val="28"/>
           <w:szCs w:val="28"/>
         </w:rPr>
@@ -2497,7 +2362,6 @@
       <w:pPr>
         <w:ind w:leftChars="200" w:left="440"/>
         <w:rPr>
-          <w:rFonts w:hint="eastAsia"/>
           <w:szCs w:val="22"/>
         </w:rPr>
       </w:pPr>
@@ -2514,15 +2378,13 @@
       <w:pPr>
         <w:widowControl/>
         <w:rPr>
-          <w:rFonts w:hint="eastAsia"/>
-          <w:szCs w:val="22"/>
-        </w:rPr>
-      </w:pPr>
-    </w:p>
-    <w:p>
-      <w:pPr>
-        <w:rPr>
-          <w:rFonts w:hint="eastAsia"/>
+          <w:szCs w:val="22"/>
+        </w:rPr>
+      </w:pPr>
+    </w:p>
+    <w:p>
+      <w:pPr>
+        <w:rPr>
           <w:sz w:val="40"/>
           <w:szCs w:val="40"/>
         </w:rPr>
@@ -2540,7 +2402,6 @@
       <w:pPr>
         <w:ind w:leftChars="200" w:left="440"/>
         <w:rPr>
-          <w:rFonts w:hint="eastAsia"/>
           <w:b/>
           <w:bCs/>
           <w:sz w:val="32"/>
@@ -2562,7 +2423,6 @@
       <w:pPr>
         <w:ind w:leftChars="200" w:left="440"/>
         <w:rPr>
-          <w:rFonts w:hint="eastAsia"/>
           <w:szCs w:val="22"/>
         </w:rPr>
       </w:pPr>
@@ -2578,7 +2438,6 @@
       <w:pPr>
         <w:ind w:leftChars="200" w:left="440"/>
         <w:rPr>
-          <w:rFonts w:hint="eastAsia"/>
           <w:szCs w:val="22"/>
         </w:rPr>
       </w:pPr>
@@ -2594,7 +2453,6 @@
       <w:pPr>
         <w:ind w:leftChars="200" w:left="440"/>
         <w:rPr>
-          <w:rFonts w:hint="eastAsia"/>
           <w:szCs w:val="22"/>
         </w:rPr>
       </w:pPr>
@@ -2610,7 +2468,6 @@
       <w:pPr>
         <w:ind w:leftChars="200" w:left="440"/>
         <w:rPr>
-          <w:rFonts w:hint="eastAsia"/>
           <w:szCs w:val="22"/>
         </w:rPr>
       </w:pPr>
@@ -2626,7 +2483,6 @@
       <w:pPr>
         <w:ind w:leftChars="200" w:left="440"/>
         <w:rPr>
-          <w:rFonts w:hint="eastAsia"/>
           <w:szCs w:val="22"/>
         </w:rPr>
       </w:pPr>
@@ -2688,16 +2544,14 @@
       <w:pPr>
         <w:ind w:leftChars="200" w:left="440"/>
         <w:rPr>
-          <w:rFonts w:hint="eastAsia"/>
-          <w:szCs w:val="22"/>
-        </w:rPr>
-      </w:pPr>
-    </w:p>
-    <w:p>
-      <w:pPr>
-        <w:ind w:leftChars="200" w:left="440"/>
-        <w:rPr>
-          <w:rFonts w:hint="eastAsia"/>
+          <w:szCs w:val="22"/>
+        </w:rPr>
+      </w:pPr>
+    </w:p>
+    <w:p>
+      <w:pPr>
+        <w:ind w:leftChars="200" w:left="440"/>
+        <w:rPr>
           <w:szCs w:val="22"/>
         </w:rPr>
       </w:pPr>
@@ -2713,7 +2567,6 @@
       <w:pPr>
         <w:ind w:leftChars="200" w:left="440"/>
         <w:rPr>
-          <w:rFonts w:hint="eastAsia"/>
           <w:szCs w:val="22"/>
         </w:rPr>
       </w:pPr>
@@ -2729,7 +2582,6 @@
       <w:pPr>
         <w:ind w:leftChars="200" w:left="440"/>
         <w:rPr>
-          <w:rFonts w:hint="eastAsia"/>
           <w:szCs w:val="22"/>
         </w:rPr>
       </w:pPr>
@@ -2745,7 +2597,6 @@
       <w:pPr>
         <w:ind w:leftChars="200" w:left="440"/>
         <w:rPr>
-          <w:rFonts w:hint="eastAsia"/>
           <w:szCs w:val="22"/>
         </w:rPr>
       </w:pPr>
@@ -2794,7 +2645,6 @@
       <w:pPr>
         <w:ind w:leftChars="200" w:left="440"/>
         <w:rPr>
-          <w:rFonts w:hint="eastAsia"/>
           <w:szCs w:val="22"/>
         </w:rPr>
       </w:pPr>
@@ -2825,7 +2675,6 @@
       <w:pPr>
         <w:ind w:leftChars="200" w:left="440"/>
         <w:rPr>
-          <w:rFonts w:hint="eastAsia"/>
           <w:b/>
           <w:bCs/>
           <w:sz w:val="32"/>
@@ -2847,17 +2696,25 @@
       <w:pPr>
         <w:ind w:leftChars="200" w:left="440"/>
         <w:rPr>
-          <w:rFonts w:hint="eastAsia"/>
-          <w:szCs w:val="22"/>
-        </w:rPr>
-      </w:pPr>
-      <w:r>
-        <w:rPr>
-          <w:rFonts w:hint="eastAsia"/>
-          <w:szCs w:val="22"/>
-        </w:rPr>
-        <w:t>人物外观统一为像素画风格，使用Resprite</w:t>
-      </w:r>
+          <w:szCs w:val="22"/>
+        </w:rPr>
+      </w:pPr>
+      <w:r>
+        <w:rPr>
+          <w:rFonts w:hint="eastAsia"/>
+          <w:szCs w:val="22"/>
+        </w:rPr>
+        <w:t>人物外观统一为像素画风格，使用</w:t>
+      </w:r>
+      <w:proofErr w:type="spellStart"/>
+      <w:r>
+        <w:rPr>
+          <w:rFonts w:hint="eastAsia"/>
+          <w:szCs w:val="22"/>
+        </w:rPr>
+        <w:t>Resprite</w:t>
+      </w:r>
+      <w:proofErr w:type="spellEnd"/>
       <w:r>
         <w:rPr>
           <w:rFonts w:hint="eastAsia"/>
@@ -2877,7 +2734,6 @@
       <w:pPr>
         <w:ind w:leftChars="200" w:left="440"/>
         <w:rPr>
-          <w:rFonts w:hint="eastAsia"/>
           <w:sz w:val="16"/>
           <w:szCs w:val="16"/>
         </w:rPr>
@@ -2888,14 +2744,31 @@
           <w:sz w:val="16"/>
           <w:szCs w:val="16"/>
         </w:rPr>
-        <w:t>*Resprite绘制和美术风格设计会在美术章节详细讲解</w:t>
-      </w:r>
-    </w:p>
-    <w:p>
-      <w:pPr>
-        <w:ind w:leftChars="200" w:left="440"/>
-        <w:rPr>
-          <w:rFonts w:hint="eastAsia"/>
+        <w:t>*</w:t>
+      </w:r>
+      <w:proofErr w:type="spellStart"/>
+      <w:r>
+        <w:rPr>
+          <w:rFonts w:hint="eastAsia"/>
+          <w:sz w:val="16"/>
+          <w:szCs w:val="16"/>
+        </w:rPr>
+        <w:t>Resprite</w:t>
+      </w:r>
+      <w:proofErr w:type="spellEnd"/>
+      <w:r>
+        <w:rPr>
+          <w:rFonts w:hint="eastAsia"/>
+          <w:sz w:val="16"/>
+          <w:szCs w:val="16"/>
+        </w:rPr>
+        <w:t>绘制和美术风格设计会在美术章节详细讲解</w:t>
+      </w:r>
+    </w:p>
+    <w:p>
+      <w:pPr>
+        <w:ind w:leftChars="200" w:left="440"/>
+        <w:rPr>
           <w:szCs w:val="22"/>
         </w:rPr>
       </w:pPr>
@@ -3012,7 +2885,6 @@
       <w:pPr>
         <w:ind w:leftChars="200" w:left="440"/>
         <w:rPr>
-          <w:rFonts w:hint="eastAsia"/>
           <w:color w:val="002060"/>
           <w:sz w:val="10"/>
           <w:szCs w:val="10"/>
@@ -3032,7 +2904,6 @@
       <w:pPr>
         <w:ind w:leftChars="200" w:left="440"/>
         <w:rPr>
-          <w:rFonts w:hint="eastAsia"/>
           <w:sz w:val="28"/>
           <w:szCs w:val="28"/>
         </w:rPr>
@@ -3050,7 +2921,6 @@
       <w:pPr>
         <w:ind w:leftChars="200" w:left="440"/>
         <w:rPr>
-          <w:rFonts w:hint="eastAsia"/>
           <w:szCs w:val="22"/>
         </w:rPr>
       </w:pPr>
@@ -3066,7 +2936,6 @@
       <w:pPr>
         <w:ind w:leftChars="200" w:left="440"/>
         <w:rPr>
-          <w:rFonts w:hint="eastAsia"/>
           <w:sz w:val="28"/>
           <w:szCs w:val="28"/>
         </w:rPr>
@@ -3084,7 +2953,6 @@
       <w:pPr>
         <w:ind w:leftChars="200" w:left="440"/>
         <w:rPr>
-          <w:rFonts w:hint="eastAsia"/>
           <w:szCs w:val="22"/>
         </w:rPr>
       </w:pPr>
@@ -3100,7 +2968,6 @@
       <w:pPr>
         <w:ind w:leftChars="200" w:left="440"/>
         <w:rPr>
-          <w:rFonts w:hint="eastAsia"/>
           <w:szCs w:val="22"/>
         </w:rPr>
       </w:pPr>
@@ -3163,7 +3030,6 @@
       <w:pPr>
         <w:ind w:leftChars="200" w:left="440"/>
         <w:rPr>
-          <w:rFonts w:hint="eastAsia"/>
           <w:b/>
           <w:bCs/>
           <w:sz w:val="32"/>
@@ -3185,7 +3051,6 @@
       <w:pPr>
         <w:ind w:leftChars="200" w:left="440"/>
         <w:rPr>
-          <w:rFonts w:hint="eastAsia"/>
           <w:szCs w:val="22"/>
         </w:rPr>
       </w:pPr>
@@ -3201,7 +3066,6 @@
       <w:pPr>
         <w:ind w:leftChars="200" w:left="440"/>
         <w:rPr>
-          <w:rFonts w:hint="eastAsia"/>
           <w:szCs w:val="22"/>
         </w:rPr>
       </w:pPr>
@@ -3280,7 +3144,6 @@
       <w:pPr>
         <w:ind w:leftChars="200" w:left="440"/>
         <w:rPr>
-          <w:rFonts w:hint="eastAsia"/>
           <w:color w:val="00B0F0"/>
           <w:sz w:val="16"/>
           <w:szCs w:val="16"/>
@@ -3300,7 +3163,6 @@
       <w:pPr>
         <w:ind w:leftChars="200" w:left="440"/>
         <w:rPr>
-          <w:rFonts w:hint="eastAsia"/>
           <w:color w:val="00B0F0"/>
           <w:sz w:val="16"/>
           <w:szCs w:val="16"/>
@@ -3367,7 +3229,6 @@
       <w:pPr>
         <w:ind w:leftChars="200" w:left="440"/>
         <w:rPr>
-          <w:rFonts w:hint="eastAsia"/>
           <w:color w:val="00B0F0"/>
           <w:sz w:val="16"/>
           <w:szCs w:val="16"/>
@@ -3388,7 +3249,6 @@
         <w:widowControl/>
         <w:ind w:firstLine="420"/>
         <w:rPr>
-          <w:rFonts w:hint="eastAsia"/>
           <w:b/>
           <w:bCs/>
           <w:sz w:val="32"/>
@@ -3451,7 +3311,6 @@
         <w:widowControl/>
         <w:ind w:firstLine="420"/>
         <w:rPr>
-          <w:rFonts w:hint="eastAsia"/>
           <w:b/>
           <w:bCs/>
           <w:sz w:val="28"/>
@@ -3474,7 +3333,6 @@
       <w:pPr>
         <w:ind w:leftChars="200" w:left="440"/>
         <w:rPr>
-          <w:rFonts w:hint="eastAsia"/>
           <w:color w:val="000000" w:themeColor="text1"/>
           <w:sz w:val="20"/>
           <w:szCs w:val="20"/>
@@ -3486,7 +3344,25 @@
           <w:sz w:val="20"/>
           <w:szCs w:val="20"/>
         </w:rPr>
-        <w:t>实现方法：GDscript中的</w:t>
+        <w:t>实现方法：</w:t>
+      </w:r>
+      <w:proofErr w:type="spellStart"/>
+      <w:r>
+        <w:rPr>
+          <w:rFonts w:hint="eastAsia"/>
+          <w:sz w:val="20"/>
+          <w:szCs w:val="20"/>
+        </w:rPr>
+        <w:t>GDscript</w:t>
+      </w:r>
+      <w:proofErr w:type="spellEnd"/>
+      <w:r>
+        <w:rPr>
+          <w:rFonts w:hint="eastAsia"/>
+          <w:sz w:val="20"/>
+          <w:szCs w:val="20"/>
+        </w:rPr>
+        <w:t>中的</w:t>
       </w:r>
       <w:r>
         <w:rPr>
@@ -3494,7 +3370,25 @@
           <w:sz w:val="20"/>
           <w:szCs w:val="20"/>
         </w:rPr>
-        <w:t>_physics_process()</w:t>
+        <w:t>_</w:t>
+      </w:r>
+      <w:proofErr w:type="spellStart"/>
+      <w:r>
+        <w:rPr>
+          <w:color w:val="0070C0"/>
+          <w:sz w:val="20"/>
+          <w:szCs w:val="20"/>
+        </w:rPr>
+        <w:t>physics_process</w:t>
+      </w:r>
+      <w:proofErr w:type="spellEnd"/>
+      <w:r>
+        <w:rPr>
+          <w:color w:val="0070C0"/>
+          <w:sz w:val="20"/>
+          <w:szCs w:val="20"/>
+        </w:rPr>
+        <w:t>()</w:t>
       </w:r>
       <w:r>
         <w:rPr>
@@ -3511,7 +3405,6 @@
         <w:widowControl/>
         <w:ind w:firstLine="420"/>
         <w:rPr>
-          <w:rFonts w:hint="eastAsia"/>
           <w:b/>
           <w:bCs/>
           <w:szCs w:val="22"/>
@@ -3578,7 +3471,6 @@
     <w:p>
       <w:pPr>
         <w:rPr>
-          <w:rFonts w:hint="eastAsia"/>
           <w:sz w:val="40"/>
           <w:szCs w:val="40"/>
         </w:rPr>
@@ -3596,7 +3488,6 @@
       <w:pPr>
         <w:ind w:leftChars="200" w:left="440"/>
         <w:rPr>
-          <w:rFonts w:hint="eastAsia"/>
           <w:b/>
           <w:bCs/>
           <w:sz w:val="32"/>
@@ -3618,7 +3509,6 @@
       <w:pPr>
         <w:ind w:leftChars="200" w:left="440"/>
         <w:rPr>
-          <w:rFonts w:hint="eastAsia"/>
           <w:color w:val="000000" w:themeColor="text1"/>
           <w:szCs w:val="22"/>
         </w:rPr>
@@ -3734,7 +3624,6 @@
       <w:pPr>
         <w:ind w:leftChars="200" w:left="440"/>
         <w:rPr>
-          <w:rFonts w:hint="eastAsia"/>
           <w:color w:val="000000" w:themeColor="text1"/>
           <w:szCs w:val="22"/>
         </w:rPr>
@@ -3752,7 +3641,6 @@
       <w:pPr>
         <w:ind w:leftChars="200" w:left="440"/>
         <w:rPr>
-          <w:rFonts w:hint="eastAsia"/>
           <w:b/>
           <w:bCs/>
           <w:sz w:val="32"/>
@@ -3774,7 +3662,6 @@
       <w:pPr>
         <w:ind w:leftChars="200" w:left="440"/>
         <w:rPr>
-          <w:rFonts w:hint="eastAsia"/>
           <w:sz w:val="28"/>
           <w:szCs w:val="28"/>
         </w:rPr>
@@ -3792,7 +3679,6 @@
       <w:pPr>
         <w:ind w:leftChars="200" w:left="440"/>
         <w:rPr>
-          <w:rFonts w:hint="eastAsia"/>
           <w:szCs w:val="22"/>
         </w:rPr>
       </w:pPr>
@@ -3829,7 +3715,6 @@
       <w:pPr>
         <w:ind w:leftChars="200" w:left="440"/>
         <w:rPr>
-          <w:rFonts w:hint="eastAsia"/>
           <w:szCs w:val="22"/>
         </w:rPr>
       </w:pPr>
@@ -3845,7 +3730,6 @@
       <w:pPr>
         <w:ind w:leftChars="200" w:left="440"/>
         <w:rPr>
-          <w:rFonts w:hint="eastAsia"/>
           <w:sz w:val="28"/>
           <w:szCs w:val="28"/>
         </w:rPr>
@@ -3863,7 +3747,6 @@
       <w:pPr>
         <w:ind w:leftChars="200" w:left="440"/>
         <w:rPr>
-          <w:rFonts w:hint="eastAsia"/>
           <w:szCs w:val="22"/>
         </w:rPr>
       </w:pPr>
@@ -3879,7 +3762,6 @@
       <w:pPr>
         <w:ind w:leftChars="200" w:left="440"/>
         <w:rPr>
-          <w:rFonts w:hint="eastAsia"/>
           <w:szCs w:val="22"/>
         </w:rPr>
       </w:pPr>
@@ -3895,7 +3777,6 @@
       <w:pPr>
         <w:ind w:leftChars="200" w:left="440"/>
         <w:rPr>
-          <w:rFonts w:hint="eastAsia"/>
           <w:sz w:val="28"/>
           <w:szCs w:val="28"/>
         </w:rPr>
@@ -3913,7 +3794,6 @@
       <w:pPr>
         <w:ind w:leftChars="200" w:left="440"/>
         <w:rPr>
-          <w:rFonts w:hint="eastAsia"/>
           <w:szCs w:val="22"/>
         </w:rPr>
       </w:pPr>
@@ -3929,7 +3809,6 @@
       <w:pPr>
         <w:ind w:leftChars="200" w:left="440"/>
         <w:rPr>
-          <w:rFonts w:hint="eastAsia"/>
           <w:szCs w:val="22"/>
         </w:rPr>
       </w:pPr>
@@ -3946,7 +3825,6 @@
       <w:pPr>
         <w:ind w:leftChars="200" w:left="440"/>
         <w:rPr>
-          <w:rFonts w:hint="eastAsia"/>
           <w:szCs w:val="22"/>
         </w:rPr>
       </w:pPr>
@@ -3963,7 +3841,6 @@
         <w:spacing w:after="0"/>
         <w:ind w:leftChars="200" w:left="440"/>
         <w:rPr>
-          <w:rFonts w:hint="eastAsia"/>
           <w:sz w:val="16"/>
           <w:szCs w:val="16"/>
         </w:rPr>
@@ -3982,7 +3859,6 @@
         <w:spacing w:after="0"/>
         <w:ind w:leftChars="200" w:left="440"/>
         <w:rPr>
-          <w:rFonts w:hint="eastAsia"/>
           <w:sz w:val="16"/>
           <w:szCs w:val="16"/>
         </w:rPr>
@@ -4033,7 +3909,6 @@
         <w:spacing w:after="0"/>
         <w:ind w:leftChars="200" w:left="440"/>
         <w:rPr>
-          <w:rFonts w:hint="eastAsia"/>
           <w:sz w:val="16"/>
           <w:szCs w:val="16"/>
         </w:rPr>
@@ -4116,7 +3991,6 @@
         <w:spacing w:after="0"/>
         <w:ind w:leftChars="200" w:left="440"/>
         <w:rPr>
-          <w:rFonts w:hint="eastAsia"/>
           <w:sz w:val="16"/>
           <w:szCs w:val="16"/>
         </w:rPr>
@@ -4126,7 +4000,6 @@
       <w:pPr>
         <w:ind w:leftChars="200" w:left="440"/>
         <w:rPr>
-          <w:rFonts w:hint="eastAsia"/>
           <w:szCs w:val="22"/>
         </w:rPr>
       </w:pPr>
@@ -4157,7 +4030,6 @@
       <w:pPr>
         <w:ind w:leftChars="200" w:left="440"/>
         <w:rPr>
-          <w:rFonts w:hint="eastAsia"/>
           <w:szCs w:val="22"/>
         </w:rPr>
       </w:pPr>
@@ -4187,7 +4059,6 @@
       <w:pPr>
         <w:ind w:leftChars="200" w:left="440"/>
         <w:rPr>
-          <w:rFonts w:hint="eastAsia"/>
           <w:sz w:val="16"/>
           <w:szCs w:val="16"/>
         </w:rPr>
@@ -4205,7 +4076,6 @@
       <w:pPr>
         <w:ind w:leftChars="200" w:left="440"/>
         <w:rPr>
-          <w:rFonts w:hint="eastAsia"/>
           <w:szCs w:val="22"/>
         </w:rPr>
       </w:pPr>
@@ -4221,7 +4091,6 @@
       <w:pPr>
         <w:ind w:leftChars="200" w:left="440"/>
         <w:rPr>
-          <w:rFonts w:hint="eastAsia"/>
           <w:color w:val="7030A0"/>
           <w:szCs w:val="22"/>
         </w:rPr>
@@ -4247,7 +4116,6 @@
       <w:pPr>
         <w:ind w:leftChars="200" w:left="440"/>
         <w:rPr>
-          <w:rFonts w:hint="eastAsia"/>
           <w:sz w:val="28"/>
           <w:szCs w:val="28"/>
         </w:rPr>
@@ -4265,7 +4133,6 @@
       <w:pPr>
         <w:ind w:leftChars="200" w:left="440"/>
         <w:rPr>
-          <w:rFonts w:hint="eastAsia"/>
           <w:szCs w:val="22"/>
         </w:rPr>
       </w:pPr>
@@ -4295,7 +4162,6 @@
       <w:pPr>
         <w:ind w:leftChars="200" w:left="440"/>
         <w:rPr>
-          <w:rFonts w:hint="eastAsia"/>
           <w:sz w:val="28"/>
           <w:szCs w:val="28"/>
         </w:rPr>
@@ -4369,7 +4235,6 @@
       <w:pPr>
         <w:ind w:leftChars="200" w:left="440"/>
         <w:rPr>
-          <w:rFonts w:hint="eastAsia"/>
           <w:szCs w:val="22"/>
         </w:rPr>
       </w:pPr>
@@ -4433,7 +4298,6 @@
       <w:pPr>
         <w:ind w:firstLine="420"/>
         <w:rPr>
-          <w:rFonts w:hint="eastAsia"/>
           <w:b/>
           <w:bCs/>
           <w:sz w:val="32"/>
@@ -4455,7 +4319,6 @@
       <w:pPr>
         <w:ind w:leftChars="200" w:left="440"/>
         <w:rPr>
-          <w:rFonts w:hint="eastAsia"/>
           <w:szCs w:val="22"/>
         </w:rPr>
       </w:pPr>
@@ -4471,7 +4334,6 @@
       <w:pPr>
         <w:ind w:leftChars="200" w:left="440"/>
         <w:rPr>
-          <w:rFonts w:hint="eastAsia"/>
           <w:sz w:val="20"/>
           <w:szCs w:val="20"/>
         </w:rPr>
@@ -4489,7 +4351,6 @@
       <w:pPr>
         <w:ind w:leftChars="200" w:left="440"/>
         <w:rPr>
-          <w:rFonts w:hint="eastAsia"/>
           <w:szCs w:val="22"/>
         </w:rPr>
       </w:pPr>
@@ -4505,7 +4366,6 @@
       <w:pPr>
         <w:ind w:leftChars="200" w:left="440"/>
         <w:rPr>
-          <w:rFonts w:hint="eastAsia"/>
           <w:sz w:val="20"/>
           <w:szCs w:val="20"/>
         </w:rPr>
@@ -4523,7 +4383,6 @@
       <w:pPr>
         <w:ind w:leftChars="200" w:left="440"/>
         <w:rPr>
-          <w:rFonts w:hint="eastAsia"/>
           <w:szCs w:val="22"/>
         </w:rPr>
       </w:pPr>
@@ -4540,7 +4399,6 @@
       <w:pPr>
         <w:ind w:leftChars="200" w:left="440"/>
         <w:rPr>
-          <w:rFonts w:hint="eastAsia"/>
           <w:sz w:val="20"/>
           <w:szCs w:val="20"/>
         </w:rPr>
@@ -4558,7 +4416,6 @@
       <w:pPr>
         <w:ind w:firstLine="420"/>
         <w:rPr>
-          <w:rFonts w:hint="eastAsia"/>
           <w:b/>
           <w:bCs/>
           <w:sz w:val="32"/>
@@ -4580,7 +4437,6 @@
       <w:pPr>
         <w:ind w:firstLine="420"/>
         <w:rPr>
-          <w:rFonts w:hint="eastAsia"/>
           <w:sz w:val="28"/>
           <w:szCs w:val="28"/>
         </w:rPr>
@@ -4598,7 +4454,6 @@
       <w:pPr>
         <w:ind w:firstLine="420"/>
         <w:rPr>
-          <w:rFonts w:hint="eastAsia"/>
           <w:szCs w:val="22"/>
         </w:rPr>
       </w:pPr>
@@ -4614,7 +4469,6 @@
       <w:pPr>
         <w:ind w:firstLine="420"/>
         <w:rPr>
-          <w:rFonts w:hint="eastAsia"/>
           <w:szCs w:val="22"/>
         </w:rPr>
       </w:pPr>
@@ -4630,7 +4484,6 @@
       <w:pPr>
         <w:ind w:firstLine="420"/>
         <w:rPr>
-          <w:rFonts w:hint="eastAsia"/>
           <w:sz w:val="28"/>
           <w:szCs w:val="28"/>
         </w:rPr>
@@ -4648,7 +4501,6 @@
       <w:pPr>
         <w:ind w:leftChars="200" w:left="440"/>
         <w:rPr>
-          <w:rFonts w:hint="eastAsia"/>
           <w:sz w:val="20"/>
           <w:szCs w:val="20"/>
         </w:rPr>
@@ -4674,7 +4526,6 @@
       <w:pPr>
         <w:widowControl/>
         <w:rPr>
-          <w:rFonts w:hint="eastAsia"/>
           <w:szCs w:val="22"/>
         </w:rPr>
       </w:pPr>
@@ -4690,7 +4541,6 @@
       <w:pPr>
         <w:widowControl/>
         <w:rPr>
-          <w:rFonts w:hint="eastAsia"/>
           <w:b/>
           <w:bCs/>
           <w:sz w:val="32"/>
@@ -4713,7 +4563,6 @@
       <w:pPr>
         <w:ind w:leftChars="187" w:left="411"/>
         <w:rPr>
-          <w:rFonts w:hint="eastAsia"/>
           <w:sz w:val="28"/>
           <w:szCs w:val="28"/>
         </w:rPr>
@@ -4731,7 +4580,6 @@
       <w:pPr>
         <w:ind w:leftChars="187" w:left="411"/>
         <w:rPr>
-          <w:rFonts w:hint="eastAsia"/>
           <w:szCs w:val="22"/>
         </w:rPr>
       </w:pPr>
@@ -4747,7 +4595,6 @@
       <w:pPr>
         <w:ind w:leftChars="187" w:left="411"/>
         <w:rPr>
-          <w:rFonts w:hint="eastAsia"/>
           <w:szCs w:val="22"/>
         </w:rPr>
       </w:pPr>
@@ -4763,7 +4610,6 @@
       <w:pPr>
         <w:ind w:leftChars="200" w:left="440"/>
         <w:rPr>
-          <w:rFonts w:hint="eastAsia"/>
           <w:sz w:val="28"/>
           <w:szCs w:val="28"/>
         </w:rPr>
@@ -4781,7 +4627,6 @@
       <w:pPr>
         <w:ind w:leftChars="200" w:left="440"/>
         <w:rPr>
-          <w:rFonts w:hint="eastAsia"/>
           <w:szCs w:val="22"/>
         </w:rPr>
       </w:pPr>
@@ -4860,7 +4705,6 @@
       <w:pPr>
         <w:ind w:leftChars="200" w:left="440"/>
         <w:rPr>
-          <w:rFonts w:hint="eastAsia"/>
           <w:szCs w:val="22"/>
         </w:rPr>
       </w:pPr>
@@ -4876,7 +4720,6 @@
       <w:pPr>
         <w:ind w:leftChars="187" w:left="411"/>
         <w:rPr>
-          <w:rFonts w:hint="eastAsia"/>
           <w:sz w:val="28"/>
           <w:szCs w:val="28"/>
         </w:rPr>
@@ -4894,7 +4737,6 @@
       <w:pPr>
         <w:ind w:leftChars="187" w:left="411"/>
         <w:rPr>
-          <w:rFonts w:hint="eastAsia"/>
           <w:szCs w:val="22"/>
         </w:rPr>
       </w:pPr>
@@ -4910,7 +4752,6 @@
       <w:pPr>
         <w:ind w:leftChars="187" w:left="411"/>
         <w:rPr>
-          <w:rFonts w:hint="eastAsia"/>
           <w:szCs w:val="22"/>
         </w:rPr>
       </w:pPr>
@@ -4926,7 +4767,6 @@
       <w:pPr>
         <w:ind w:leftChars="187" w:left="411"/>
         <w:rPr>
-          <w:rFonts w:hint="eastAsia"/>
           <w:szCs w:val="22"/>
         </w:rPr>
       </w:pPr>
@@ -4942,7 +4782,6 @@
       <w:pPr>
         <w:ind w:leftChars="187" w:left="411"/>
         <w:rPr>
-          <w:rFonts w:hint="eastAsia"/>
           <w:szCs w:val="22"/>
         </w:rPr>
       </w:pPr>
@@ -4958,7 +4797,6 @@
       <w:pPr>
         <w:ind w:leftChars="187" w:left="411"/>
         <w:rPr>
-          <w:rFonts w:hint="eastAsia"/>
           <w:szCs w:val="22"/>
         </w:rPr>
       </w:pPr>
@@ -4974,7 +4812,6 @@
       <w:pPr>
         <w:widowControl/>
         <w:rPr>
-          <w:rFonts w:hint="eastAsia"/>
           <w:b/>
           <w:bCs/>
           <w:sz w:val="32"/>
@@ -4986,7 +4823,6 @@
       <w:pPr>
         <w:widowControl/>
         <w:rPr>
-          <w:rFonts w:hint="eastAsia"/>
           <w:szCs w:val="22"/>
         </w:rPr>
       </w:pPr>
@@ -5002,7 +4838,6 @@
       <w:pPr>
         <w:ind w:leftChars="200" w:left="440"/>
         <w:rPr>
-          <w:rFonts w:hint="eastAsia"/>
           <w:b/>
           <w:bCs/>
           <w:sz w:val="36"/>
@@ -5025,7 +4860,6 @@
       <w:pPr>
         <w:ind w:leftChars="187" w:left="411"/>
         <w:rPr>
-          <w:rFonts w:hint="eastAsia"/>
           <w:sz w:val="36"/>
           <w:szCs w:val="36"/>
         </w:rPr>
@@ -5043,7 +4877,6 @@
       <w:pPr>
         <w:ind w:leftChars="100" w:left="220" w:firstLine="369"/>
         <w:rPr>
-          <w:rFonts w:hint="eastAsia"/>
           <w:sz w:val="28"/>
           <w:szCs w:val="28"/>
         </w:rPr>
@@ -5061,7 +4894,6 @@
       <w:pPr>
         <w:ind w:leftChars="300" w:left="660"/>
         <w:rPr>
-          <w:rFonts w:hint="eastAsia"/>
           <w:szCs w:val="22"/>
         </w:rPr>
       </w:pPr>
@@ -5098,7 +4930,6 @@
       <w:pPr>
         <w:ind w:leftChars="100" w:left="220" w:firstLine="369"/>
         <w:rPr>
-          <w:rFonts w:hint="eastAsia"/>
           <w:sz w:val="28"/>
           <w:szCs w:val="28"/>
         </w:rPr>
@@ -5116,7 +4947,6 @@
       <w:pPr>
         <w:ind w:leftChars="100" w:left="220" w:firstLine="369"/>
         <w:rPr>
-          <w:rFonts w:hint="eastAsia"/>
           <w:szCs w:val="22"/>
         </w:rPr>
       </w:pPr>
@@ -5132,7 +4962,6 @@
       <w:pPr>
         <w:ind w:leftChars="100" w:left="220" w:firstLine="369"/>
         <w:rPr>
-          <w:rFonts w:hint="eastAsia"/>
           <w:sz w:val="28"/>
           <w:szCs w:val="28"/>
         </w:rPr>
@@ -5150,7 +4979,6 @@
       <w:pPr>
         <w:ind w:leftChars="300" w:left="660"/>
         <w:rPr>
-          <w:rFonts w:hint="eastAsia"/>
           <w:szCs w:val="22"/>
         </w:rPr>
       </w:pPr>
@@ -5181,11 +5009,11 @@
       <w:pPr>
         <w:ind w:leftChars="100" w:left="220" w:firstLine="369"/>
         <w:rPr>
-          <w:rFonts w:hint="eastAsia"/>
           <w:sz w:val="28"/>
           <w:szCs w:val="28"/>
         </w:rPr>
       </w:pPr>
+      <w:proofErr w:type="spellStart"/>
       <w:r>
         <w:rPr>
           <w:rFonts w:hint="eastAsia"/>
@@ -5194,6 +5022,7 @@
         </w:rPr>
         <w:t>GuardPoint</w:t>
       </w:r>
+      <w:proofErr w:type="spellEnd"/>
       <w:r>
         <w:rPr>
           <w:rFonts w:hint="eastAsia"/>
@@ -5207,7 +5036,6 @@
       <w:pPr>
         <w:ind w:leftChars="300" w:left="660"/>
         <w:rPr>
-          <w:rFonts w:hint="eastAsia"/>
           <w:szCs w:val="22"/>
         </w:rPr>
       </w:pPr>
@@ -5230,7 +5058,6 @@
       <w:pPr>
         <w:ind w:leftChars="100" w:left="220" w:firstLine="369"/>
         <w:rPr>
-          <w:rFonts w:hint="eastAsia"/>
           <w:sz w:val="28"/>
           <w:szCs w:val="28"/>
         </w:rPr>
@@ -5248,7 +5075,6 @@
       <w:pPr>
         <w:ind w:leftChars="300" w:left="660"/>
         <w:rPr>
-          <w:rFonts w:hint="eastAsia"/>
           <w:szCs w:val="22"/>
         </w:rPr>
       </w:pPr>
@@ -5264,7 +5090,6 @@
       <w:pPr>
         <w:ind w:leftChars="300" w:left="660"/>
         <w:rPr>
-          <w:rFonts w:hint="eastAsia"/>
           <w:szCs w:val="22"/>
         </w:rPr>
       </w:pPr>
@@ -5280,7 +5105,6 @@
       <w:pPr>
         <w:ind w:leftChars="287" w:left="631"/>
         <w:rPr>
-          <w:rFonts w:hint="eastAsia"/>
           <w:sz w:val="36"/>
           <w:szCs w:val="36"/>
         </w:rPr>
@@ -5298,7 +5122,6 @@
       <w:pPr>
         <w:ind w:leftChars="187" w:left="411" w:firstLine="369"/>
         <w:rPr>
-          <w:rFonts w:hint="eastAsia"/>
           <w:sz w:val="28"/>
           <w:szCs w:val="28"/>
         </w:rPr>
@@ -5316,7 +5139,6 @@
       <w:pPr>
         <w:ind w:leftChars="387" w:left="851"/>
         <w:rPr>
-          <w:rFonts w:hint="eastAsia"/>
           <w:szCs w:val="22"/>
         </w:rPr>
       </w:pPr>
@@ -5332,7 +5154,6 @@
       <w:pPr>
         <w:ind w:leftChars="187" w:left="411" w:firstLine="369"/>
         <w:rPr>
-          <w:rFonts w:hint="eastAsia"/>
           <w:sz w:val="28"/>
           <w:szCs w:val="28"/>
         </w:rPr>
@@ -5350,7 +5171,6 @@
       <w:pPr>
         <w:ind w:leftChars="387" w:left="851"/>
         <w:rPr>
-          <w:rFonts w:hint="eastAsia"/>
           <w:szCs w:val="22"/>
         </w:rPr>
       </w:pPr>
@@ -5374,7 +5194,6 @@
       <w:pPr>
         <w:ind w:leftChars="187" w:left="411" w:firstLine="369"/>
         <w:rPr>
-          <w:rFonts w:hint="eastAsia"/>
           <w:sz w:val="28"/>
           <w:szCs w:val="28"/>
         </w:rPr>
@@ -5392,7 +5211,6 @@
       <w:pPr>
         <w:ind w:leftChars="387" w:left="851"/>
         <w:rPr>
-          <w:rFonts w:hint="eastAsia"/>
           <w:szCs w:val="22"/>
         </w:rPr>
       </w:pPr>
@@ -5408,7 +5226,6 @@
       <w:pPr>
         <w:ind w:leftChars="187" w:left="411" w:firstLine="369"/>
         <w:rPr>
-          <w:rFonts w:hint="eastAsia"/>
           <w:sz w:val="28"/>
           <w:szCs w:val="28"/>
         </w:rPr>
@@ -5434,7 +5251,6 @@
       <w:pPr>
         <w:ind w:leftChars="387" w:left="851"/>
         <w:rPr>
-          <w:rFonts w:hint="eastAsia"/>
           <w:szCs w:val="22"/>
         </w:rPr>
       </w:pPr>
@@ -5450,7 +5266,6 @@
       <w:pPr>
         <w:ind w:leftChars="387" w:left="851"/>
         <w:rPr>
-          <w:rFonts w:hint="eastAsia"/>
           <w:szCs w:val="22"/>
         </w:rPr>
       </w:pPr>
@@ -5466,7 +5281,6 @@
       <w:pPr>
         <w:ind w:leftChars="387" w:left="851"/>
         <w:rPr>
-          <w:rFonts w:hint="eastAsia"/>
           <w:szCs w:val="22"/>
         </w:rPr>
       </w:pPr>
@@ -5482,7 +5296,6 @@
       <w:pPr>
         <w:ind w:leftChars="300" w:left="660"/>
         <w:rPr>
-          <w:rFonts w:hint="eastAsia"/>
           <w:sz w:val="36"/>
           <w:szCs w:val="36"/>
         </w:rPr>
@@ -5500,7 +5313,6 @@
       <w:pPr>
         <w:ind w:leftChars="200" w:left="440" w:firstLine="340"/>
         <w:rPr>
-          <w:rFonts w:hint="eastAsia"/>
           <w:sz w:val="28"/>
           <w:szCs w:val="28"/>
         </w:rPr>
@@ -5518,7 +5330,6 @@
       <w:pPr>
         <w:ind w:leftChars="400" w:left="880"/>
         <w:rPr>
-          <w:rFonts w:hint="eastAsia"/>
           <w:szCs w:val="22"/>
         </w:rPr>
       </w:pPr>
@@ -5534,7 +5345,6 @@
       <w:pPr>
         <w:ind w:leftChars="200" w:left="440" w:firstLine="340"/>
         <w:rPr>
-          <w:rFonts w:hint="eastAsia"/>
           <w:sz w:val="28"/>
           <w:szCs w:val="28"/>
         </w:rPr>
@@ -5552,7 +5362,6 @@
       <w:pPr>
         <w:ind w:leftChars="200" w:left="440" w:firstLine="340"/>
         <w:rPr>
-          <w:rFonts w:hint="eastAsia"/>
           <w:szCs w:val="22"/>
         </w:rPr>
       </w:pPr>
@@ -5568,7 +5377,6 @@
       <w:pPr>
         <w:ind w:leftChars="200" w:left="440" w:firstLine="340"/>
         <w:rPr>
-          <w:rFonts w:hint="eastAsia"/>
           <w:szCs w:val="22"/>
         </w:rPr>
       </w:pPr>
@@ -5584,7 +5392,6 @@
       <w:pPr>
         <w:widowControl/>
         <w:rPr>
-          <w:rFonts w:hint="eastAsia"/>
           <w:b/>
           <w:bCs/>
           <w:sz w:val="36"/>
@@ -5642,7 +5449,6 @@
     <w:p>
       <w:pPr>
         <w:rPr>
-          <w:rFonts w:hint="eastAsia"/>
           <w:color w:val="000000" w:themeColor="text1"/>
           <w:szCs w:val="22"/>
         </w:rPr>
@@ -5658,9 +5464,15 @@
     </w:p>
     <w:p>
       <w:pPr>
-        <w:widowControl/>
-        <w:rPr>
-          <w:rFonts w:hint="eastAsia"/>
+        <w:rPr>
+          <w:color w:val="000000" w:themeColor="text1"/>
+          <w:szCs w:val="22"/>
+        </w:rPr>
+      </w:pPr>
+    </w:p>
+    <w:p>
+      <w:pPr>
+        <w:rPr>
           <w:color w:val="0F4761" w:themeColor="accent1" w:themeShade="BF"/>
           <w:sz w:val="56"/>
           <w:szCs w:val="56"/>
@@ -5673,8 +5485,250 @@
           <w:sz w:val="56"/>
           <w:szCs w:val="56"/>
         </w:rPr>
-        <w:br w:type="page"/>
-      </w:r>
+        <w:t>2.1 开始页面</w:t>
+      </w:r>
+    </w:p>
+    <w:p>
+      <w:r>
+        <w:rPr>
+          <w:rFonts w:hint="eastAsia"/>
+        </w:rPr>
+        <w:t>核心功能：游戏启动入口，提供开始游戏、继续游戏、设置、退出游戏基础选项。</w:t>
+      </w:r>
+      <w:r>
+        <w:rPr>
+          <w:noProof/>
+        </w:rPr>
+        <w:drawing>
+          <wp:inline distT="0" distB="0" distL="0" distR="0" wp14:anchorId="3F94EBF8" wp14:editId="4F2D524C">
+            <wp:extent cx="5274310" cy="3414395"/>
+            <wp:effectExtent l="0" t="0" r="0" b="1905"/>
+            <wp:docPr id="826685319" name="图片 2"/>
+            <wp:cNvGraphicFramePr>
+              <a:graphicFrameLocks xmlns:a="http://schemas.openxmlformats.org/drawingml/2006/main" noChangeAspect="1"/>
+            </wp:cNvGraphicFramePr>
+            <a:graphic xmlns:a="http://schemas.openxmlformats.org/drawingml/2006/main">
+              <a:graphicData uri="http://schemas.openxmlformats.org/drawingml/2006/picture">
+                <pic:pic xmlns:pic="http://schemas.openxmlformats.org/drawingml/2006/picture">
+                  <pic:nvPicPr>
+                    <pic:cNvPr id="826685319" name="图片 826685319"/>
+                    <pic:cNvPicPr/>
+                  </pic:nvPicPr>
+                  <pic:blipFill>
+                    <a:blip r:embed="rId21" cstate="print">
+                      <a:extLst>
+                        <a:ext uri="{28A0092B-C50C-407E-A947-70E740481C1C}">
+                          <a14:useLocalDpi xmlns:a14="http://schemas.microsoft.com/office/drawing/2010/main" val="0"/>
+                        </a:ext>
+                      </a:extLst>
+                    </a:blip>
+                    <a:stretch>
+                      <a:fillRect/>
+                    </a:stretch>
+                  </pic:blipFill>
+                  <pic:spPr>
+                    <a:xfrm>
+                      <a:off x="0" y="0"/>
+                      <a:ext cx="5274310" cy="3414395"/>
+                    </a:xfrm>
+                    <a:prstGeom prst="rect">
+                      <a:avLst/>
+                    </a:prstGeom>
+                  </pic:spPr>
+                </pic:pic>
+              </a:graphicData>
+            </a:graphic>
+          </wp:inline>
+        </w:drawing>
+      </w:r>
+    </w:p>
+    <w:p/>
+    <w:p>
+      <w:pPr>
+        <w:rPr>
+          <w:sz w:val="56"/>
+          <w:szCs w:val="56"/>
+        </w:rPr>
+      </w:pPr>
+      <w:r>
+        <w:rPr>
+          <w:sz w:val="56"/>
+          <w:szCs w:val="56"/>
+        </w:rPr>
+        <w:t xml:space="preserve">2.2 </w:t>
+      </w:r>
+      <w:r>
+        <w:rPr>
+          <w:rFonts w:hint="eastAsia"/>
+          <w:sz w:val="56"/>
+          <w:szCs w:val="56"/>
+        </w:rPr>
+        <w:t>暂停页面</w:t>
+      </w:r>
+    </w:p>
+    <w:p>
+      <w:pPr>
+        <w:rPr>
+          <w:szCs w:val="22"/>
+        </w:rPr>
+      </w:pPr>
+      <w:r>
+        <w:rPr>
+          <w:rFonts w:hint="eastAsia"/>
+          <w:szCs w:val="22"/>
+        </w:rPr>
+        <w:t>核心功能：局内暂停时弹出，包含继续游戏、设置、返回主页面以及查看帮助。</w:t>
+      </w:r>
+    </w:p>
+    <w:p>
+      <w:pPr>
+        <w:rPr>
+          <w:szCs w:val="22"/>
+        </w:rPr>
+      </w:pPr>
+    </w:p>
+    <w:p>
+      <w:pPr>
+        <w:rPr>
+          <w:sz w:val="56"/>
+          <w:szCs w:val="56"/>
+        </w:rPr>
+      </w:pPr>
+      <w:r>
+        <w:rPr>
+          <w:rFonts w:hint="eastAsia"/>
+          <w:sz w:val="56"/>
+          <w:szCs w:val="56"/>
+        </w:rPr>
+        <w:lastRenderedPageBreak/>
+        <w:t>2.3 人物与装备页面</w:t>
+      </w:r>
+    </w:p>
+    <w:p>
+      <w:pPr>
+        <w:rPr>
+          <w:szCs w:val="22"/>
+        </w:rPr>
+      </w:pPr>
+      <w:r>
+        <w:rPr>
+          <w:rFonts w:hint="eastAsia"/>
+          <w:szCs w:val="22"/>
+        </w:rPr>
+        <w:t>核心功能：展示角色当前三维属性（生命/法术/体力）、五项基础属性（力量/敏捷/体质/智力/信仰）；显示护甲、武器、饰品、背包，支持装备穿戴、替换以及查看当前数值。</w:t>
+      </w:r>
+    </w:p>
+    <w:p>
+      <w:pPr>
+        <w:rPr>
+          <w:szCs w:val="22"/>
+        </w:rPr>
+      </w:pPr>
+    </w:p>
+    <w:p>
+      <w:pPr>
+        <w:rPr>
+          <w:sz w:val="56"/>
+          <w:szCs w:val="56"/>
+        </w:rPr>
+      </w:pPr>
+      <w:r>
+        <w:rPr>
+          <w:rFonts w:hint="eastAsia"/>
+          <w:sz w:val="56"/>
+          <w:szCs w:val="56"/>
+        </w:rPr>
+        <w:t>2.4 局内UI</w:t>
+      </w:r>
+    </w:p>
+    <w:p>
+      <w:pPr>
+        <w:rPr>
+          <w:szCs w:val="22"/>
+        </w:rPr>
+      </w:pPr>
+      <w:r>
+        <w:rPr>
+          <w:rFonts w:hint="eastAsia"/>
+          <w:szCs w:val="22"/>
+        </w:rPr>
+        <w:t>核心功能：实时显示生命条、法术条、体力条、当前武器、道具快捷栏、小地图/房间标识。</w:t>
+      </w:r>
+    </w:p>
+    <w:p>
+      <w:pPr>
+        <w:rPr>
+          <w:szCs w:val="22"/>
+        </w:rPr>
+      </w:pPr>
+    </w:p>
+    <w:p>
+      <w:pPr>
+        <w:rPr>
+          <w:sz w:val="56"/>
+          <w:szCs w:val="56"/>
+        </w:rPr>
+      </w:pPr>
+      <w:r>
+        <w:rPr>
+          <w:rFonts w:hint="eastAsia"/>
+          <w:sz w:val="56"/>
+          <w:szCs w:val="56"/>
+        </w:rPr>
+        <w:t>通用技术基础</w:t>
+      </w:r>
+    </w:p>
+    <w:p>
+      <w:pPr>
+        <w:rPr>
+          <w:szCs w:val="22"/>
+        </w:rPr>
+      </w:pPr>
+      <w:r>
+        <w:rPr>
+          <w:rFonts w:hint="eastAsia"/>
+          <w:szCs w:val="22"/>
+        </w:rPr>
+        <w:t>1.节点架构：全部使用control节点搭建UI，</w:t>
+      </w:r>
+      <w:proofErr w:type="spellStart"/>
+      <w:r>
+        <w:rPr>
+          <w:rFonts w:hint="eastAsia"/>
+          <w:szCs w:val="22"/>
+        </w:rPr>
+        <w:t>CanvasLayer</w:t>
+      </w:r>
+      <w:proofErr w:type="spellEnd"/>
+      <w:r>
+        <w:rPr>
+          <w:rFonts w:hint="eastAsia"/>
+          <w:szCs w:val="22"/>
+        </w:rPr>
+        <w:t>分层管理（开始层、暂停层、装备层、局内层）。</w:t>
+      </w:r>
+    </w:p>
+    <w:p>
+      <w:pPr>
+        <w:rPr>
+          <w:szCs w:val="22"/>
+        </w:rPr>
+      </w:pPr>
+      <w:r>
+        <w:rPr>
+          <w:rFonts w:hint="eastAsia"/>
+          <w:szCs w:val="22"/>
+        </w:rPr>
+        <w:t>2.输入响应：基于Godot Action System绑定按键，支持键盘/手柄操作。</w:t>
+      </w:r>
+    </w:p>
+    <w:p>
+      <w:pPr>
+        <w:rPr>
+          <w:color w:val="000000" w:themeColor="text1"/>
+          <w:szCs w:val="22"/>
+        </w:rPr>
+      </w:pPr>
       <w:r>
         <w:rPr>
           <w:rFonts w:hint="eastAsia"/>
@@ -5682,6 +5736,35 @@
           <w:sz w:val="56"/>
           <w:szCs w:val="56"/>
         </w:rPr>
+        <w:br w:type="page"/>
+      </w:r>
+    </w:p>
+    <w:p>
+      <w:pPr>
+        <w:widowControl/>
+        <w:rPr>
+          <w:color w:val="0F4761" w:themeColor="accent1" w:themeShade="BF"/>
+          <w:sz w:val="56"/>
+          <w:szCs w:val="56"/>
+        </w:rPr>
+      </w:pPr>
+      <w:r>
+        <w:rPr>
+          <w:rFonts w:hint="eastAsia"/>
+          <w:color w:val="0F4761" w:themeColor="accent1" w:themeShade="BF"/>
+          <w:sz w:val="56"/>
+          <w:szCs w:val="56"/>
+        </w:rPr>
+        <w:lastRenderedPageBreak/>
+        <w:br w:type="page"/>
+      </w:r>
+      <w:r>
+        <w:rPr>
+          <w:rFonts w:hint="eastAsia"/>
+          <w:color w:val="0F4761" w:themeColor="accent1" w:themeShade="BF"/>
+          <w:sz w:val="56"/>
+          <w:szCs w:val="56"/>
+        </w:rPr>
         <w:lastRenderedPageBreak/>
         <w:t>美术</w:t>
       </w:r>
@@ -5690,7 +5773,6 @@
       <w:pPr>
         <w:widowControl/>
         <w:rPr>
-          <w:rFonts w:hint="eastAsia"/>
           <w:color w:val="000000" w:themeColor="text1"/>
           <w:sz w:val="32"/>
           <w:szCs w:val="32"/>
@@ -5710,7 +5792,6 @@
       <w:pPr>
         <w:widowControl/>
         <w:rPr>
-          <w:rFonts w:hint="eastAsia"/>
           <w:color w:val="000000" w:themeColor="text1"/>
           <w:szCs w:val="22"/>
         </w:rPr>
@@ -5728,7 +5809,6 @@
       <w:pPr>
         <w:widowControl/>
         <w:rPr>
-          <w:rFonts w:hint="eastAsia"/>
           <w:color w:val="000000" w:themeColor="text1"/>
           <w:szCs w:val="22"/>
         </w:rPr>
@@ -5746,7 +5826,6 @@
       <w:pPr>
         <w:widowControl/>
         <w:rPr>
-          <w:rFonts w:hint="eastAsia"/>
           <w:color w:val="000000" w:themeColor="text1"/>
           <w:szCs w:val="22"/>
         </w:rPr>
@@ -5764,7 +5843,6 @@
       <w:pPr>
         <w:widowControl/>
         <w:rPr>
-          <w:rFonts w:hint="eastAsia"/>
           <w:color w:val="000000" w:themeColor="text1"/>
           <w:sz w:val="28"/>
           <w:szCs w:val="28"/>
@@ -5784,7 +5862,6 @@
       <w:pPr>
         <w:widowControl/>
         <w:rPr>
-          <w:rFonts w:hint="eastAsia"/>
           <w:color w:val="000000" w:themeColor="text1"/>
           <w:szCs w:val="22"/>
         </w:rPr>
@@ -5802,7 +5879,6 @@
       <w:pPr>
         <w:widowControl/>
         <w:rPr>
-          <w:rFonts w:hint="eastAsia"/>
           <w:color w:val="000000" w:themeColor="text1"/>
           <w:szCs w:val="22"/>
         </w:rPr>
@@ -5812,7 +5888,6 @@
       <w:pPr>
         <w:widowControl/>
         <w:rPr>
-          <w:rFonts w:hint="eastAsia"/>
           <w:color w:val="000000" w:themeColor="text1"/>
           <w:sz w:val="32"/>
           <w:szCs w:val="32"/>
@@ -5840,7 +5915,7 @@
                     </pic:cNvPicPr>
                   </pic:nvPicPr>
                   <pic:blipFill>
-                    <a:blip r:embed="rId21" cstate="print">
+                    <a:blip r:embed="rId22" cstate="print">
                       <a:extLst>
                         <a:ext uri="{28A0092B-C50C-407E-A947-70E740481C1C}">
                           <a14:useLocalDpi xmlns:a14="http://schemas.microsoft.com/office/drawing/2010/main" val="0"/>
@@ -5876,7 +5951,6 @@
       <w:pPr>
         <w:widowControl/>
         <w:rPr>
-          <w:rFonts w:hint="eastAsia"/>
           <w:color w:val="000000" w:themeColor="text1"/>
           <w:sz w:val="16"/>
           <w:szCs w:val="16"/>
@@ -5889,25 +5963,43 @@
           <w:sz w:val="16"/>
           <w:szCs w:val="16"/>
         </w:rPr>
-        <w:t>使用Resprite手绘素材</w:t>
-      </w:r>
-    </w:p>
-    <w:p>
-      <w:pPr>
-        <w:widowControl/>
+        <w:t>使用</w:t>
+      </w:r>
+      <w:proofErr w:type="spellStart"/>
+      <w:r>
         <w:rPr>
           <w:rFonts w:hint="eastAsia"/>
           <w:color w:val="000000" w:themeColor="text1"/>
           <w:sz w:val="16"/>
           <w:szCs w:val="16"/>
         </w:rPr>
-      </w:pPr>
+        <w:t>Resprite</w:t>
+      </w:r>
+      <w:proofErr w:type="spellEnd"/>
+      <w:r>
+        <w:rPr>
+          <w:rFonts w:hint="eastAsia"/>
+          <w:color w:val="000000" w:themeColor="text1"/>
+          <w:sz w:val="16"/>
+          <w:szCs w:val="16"/>
+        </w:rPr>
+        <w:t>手绘素材</w:t>
+      </w:r>
     </w:p>
     <w:p>
       <w:pPr>
         <w:widowControl/>
         <w:rPr>
-          <w:rFonts w:hint="eastAsia"/>
+          <w:color w:val="000000" w:themeColor="text1"/>
+          <w:sz w:val="16"/>
+          <w:szCs w:val="16"/>
+        </w:rPr>
+      </w:pPr>
+    </w:p>
+    <w:p>
+      <w:pPr>
+        <w:widowControl/>
+        <w:rPr>
           <w:color w:val="0F4761" w:themeColor="accent1" w:themeShade="BF"/>
           <w:sz w:val="56"/>
           <w:szCs w:val="56"/>
@@ -5937,7 +6029,7 @@
                     </pic:cNvPicPr>
                   </pic:nvPicPr>
                   <pic:blipFill>
-                    <a:blip r:embed="rId22">
+                    <a:blip r:embed="rId23">
                       <a:extLst>
                         <a:ext uri="{28A0092B-C50C-407E-A947-70E740481C1C}">
                           <a14:useLocalDpi xmlns:a14="http://schemas.microsoft.com/office/drawing/2010/main" val="0"/>
@@ -5973,7 +6065,6 @@
       <w:pPr>
         <w:widowControl/>
         <w:rPr>
-          <w:rFonts w:hint="eastAsia"/>
           <w:color w:val="0F4761" w:themeColor="accent1" w:themeShade="BF"/>
           <w:sz w:val="56"/>
           <w:szCs w:val="56"/>
@@ -6010,7 +6101,7 @@
                     </pic:cNvPicPr>
                   </pic:nvPicPr>
                   <pic:blipFill>
-                    <a:blip r:embed="rId23">
+                    <a:blip r:embed="rId24">
                       <a:extLst>
                         <a:ext uri="{28A0092B-C50C-407E-A947-70E740481C1C}">
                           <a14:useLocalDpi xmlns:a14="http://schemas.microsoft.com/office/drawing/2010/main" val="0"/>
@@ -6066,7 +6157,7 @@
                     </pic:cNvPicPr>
                   </pic:nvPicPr>
                   <pic:blipFill>
-                    <a:blip r:embed="rId24">
+                    <a:blip r:embed="rId25">
                       <a:extLst>
                         <a:ext uri="{28A0092B-C50C-407E-A947-70E740481C1C}">
                           <a14:useLocalDpi xmlns:a14="http://schemas.microsoft.com/office/drawing/2010/main" val="0"/>
@@ -6123,7 +6214,7 @@
                     </pic:cNvPicPr>
                   </pic:nvPicPr>
                   <pic:blipFill>
-                    <a:blip r:embed="rId25">
+                    <a:blip r:embed="rId26">
                       <a:extLst>
                         <a:ext uri="{28A0092B-C50C-407E-A947-70E740481C1C}">
                           <a14:useLocalDpi xmlns:a14="http://schemas.microsoft.com/office/drawing/2010/main" val="0"/>
@@ -6159,7 +6250,6 @@
       <w:pPr>
         <w:widowControl/>
         <w:rPr>
-          <w:rFonts w:hint="eastAsia"/>
           <w:color w:val="0F4761" w:themeColor="accent1" w:themeShade="BF"/>
           <w:sz w:val="16"/>
           <w:szCs w:val="16"/>

--- a/Docs/Marginal Planet’s Mini World 游戏项目设计方案.docx
+++ b/Docs/Marginal Planet’s Mini World 游戏项目设计方案.docx
@@ -6,35 +6,35 @@
       <w:pPr>
         <w:pStyle w:val="a3"/>
         <w:rPr>
+          <w:rFonts w:asciiTheme="majorEastAsia" w:hAnsiTheme="majorEastAsia" w:hint="eastAsia"/>
+          <w:b/>
+          <w:bCs/>
+        </w:rPr>
+      </w:pPr>
+      <w:r>
+        <w:rPr>
           <w:rFonts w:asciiTheme="majorEastAsia" w:hAnsiTheme="majorEastAsia"/>
           <w:b/>
           <w:bCs/>
         </w:rPr>
-      </w:pPr>
-      <w:r>
-        <w:rPr>
-          <w:rFonts w:asciiTheme="majorEastAsia" w:hAnsiTheme="majorEastAsia"/>
-          <w:b/>
-          <w:bCs/>
-        </w:rPr>
         <w:t>Marginal Planet’s Mini World</w:t>
       </w:r>
     </w:p>
     <w:p>
       <w:pPr>
         <w:pStyle w:val="a3"/>
-        <w:rPr>
-          <w:rFonts w:asciiTheme="majorEastAsia" w:hAnsiTheme="majorEastAsia"/>
-          <w:b/>
-          <w:bCs/>
-        </w:rPr>
-      </w:pPr>
-      <w:r>
         <w:rPr>
           <w:rFonts w:asciiTheme="majorEastAsia" w:hAnsiTheme="majorEastAsia" w:hint="eastAsia"/>
           <w:b/>
           <w:bCs/>
         </w:rPr>
+      </w:pPr>
+      <w:r>
+        <w:rPr>
+          <w:rFonts w:asciiTheme="majorEastAsia" w:hAnsiTheme="majorEastAsia" w:hint="eastAsia"/>
+          <w:b/>
+          <w:bCs/>
+        </w:rPr>
         <w:t>游戏项目设计方案</w:t>
       </w:r>
     </w:p>
@@ -42,6 +42,7 @@
       <w:pPr>
         <w:jc w:val="center"/>
         <w:rPr>
+          <w:rFonts w:hint="eastAsia"/>
           <w:i/>
           <w:iCs/>
         </w:rPr>
@@ -51,6 +52,7 @@
       <w:pPr>
         <w:jc w:val="center"/>
         <w:rPr>
+          <w:rFonts w:hint="eastAsia"/>
           <w:i/>
           <w:iCs/>
         </w:rPr>
@@ -74,12 +76,20 @@
     <w:p>
       <w:pPr>
         <w:widowControl/>
+        <w:rPr>
+          <w:rFonts w:hint="eastAsia"/>
+        </w:rPr>
       </w:pPr>
       <w:r>
         <w:br w:type="page"/>
       </w:r>
     </w:p>
     <w:p>
+      <w:pPr>
+        <w:rPr>
+          <w:rFonts w:hint="eastAsia"/>
+        </w:rPr>
+      </w:pPr>
       <w:r>
         <w:rPr>
           <w:rFonts w:hint="eastAsia"/>
@@ -115,6 +125,7 @@
             <w:pPr>
               <w:jc w:val="center"/>
               <w:rPr>
+                <w:rFonts w:hint="eastAsia"/>
                 <w:b/>
                 <w:bCs/>
               </w:rPr>
@@ -138,6 +149,9 @@
           <w:p>
             <w:pPr>
               <w:jc w:val="center"/>
+              <w:rPr>
+                <w:rFonts w:hint="eastAsia"/>
+              </w:rPr>
             </w:pPr>
             <w:r>
               <w:rPr>
@@ -156,6 +170,9 @@
           <w:p>
             <w:pPr>
               <w:jc w:val="center"/>
+              <w:rPr>
+                <w:rFonts w:hint="eastAsia"/>
+              </w:rPr>
             </w:pPr>
             <w:r>
               <w:rPr>
@@ -174,6 +191,9 @@
           <w:p>
             <w:pPr>
               <w:jc w:val="center"/>
+              <w:rPr>
+                <w:rFonts w:hint="eastAsia"/>
+              </w:rPr>
             </w:pPr>
             <w:r>
               <w:rPr>
@@ -192,6 +212,9 @@
           <w:p>
             <w:pPr>
               <w:jc w:val="center"/>
+              <w:rPr>
+                <w:rFonts w:hint="eastAsia"/>
+              </w:rPr>
             </w:pPr>
             <w:r>
               <w:rPr>
@@ -210,6 +233,9 @@
           <w:p>
             <w:pPr>
               <w:jc w:val="center"/>
+              <w:rPr>
+                <w:rFonts w:hint="eastAsia"/>
+              </w:rPr>
             </w:pPr>
             <w:r>
               <w:rPr>
@@ -226,6 +252,9 @@
           <w:p>
             <w:pPr>
               <w:jc w:val="center"/>
+              <w:rPr>
+                <w:rFonts w:hint="eastAsia"/>
+              </w:rPr>
             </w:pPr>
             <w:r>
               <w:rPr>
@@ -242,6 +271,9 @@
           <w:p>
             <w:pPr>
               <w:jc w:val="center"/>
+              <w:rPr>
+                <w:rFonts w:hint="eastAsia"/>
+              </w:rPr>
             </w:pPr>
             <w:r>
               <w:rPr>
@@ -258,6 +290,9 @@
           <w:p>
             <w:pPr>
               <w:jc w:val="center"/>
+              <w:rPr>
+                <w:rFonts w:hint="eastAsia"/>
+              </w:rPr>
             </w:pPr>
             <w:r>
               <w:rPr>
@@ -274,6 +309,9 @@
           <w:p>
             <w:pPr>
               <w:jc w:val="center"/>
+              <w:rPr>
+                <w:rFonts w:hint="eastAsia"/>
+              </w:rPr>
             </w:pPr>
             <w:r>
               <w:rPr>
@@ -292,6 +330,9 @@
           <w:p>
             <w:pPr>
               <w:jc w:val="center"/>
+              <w:rPr>
+                <w:rFonts w:hint="eastAsia"/>
+              </w:rPr>
             </w:pPr>
             <w:r>
               <w:rPr>
@@ -308,6 +349,9 @@
           <w:p>
             <w:pPr>
               <w:jc w:val="center"/>
+              <w:rPr>
+                <w:rFonts w:hint="eastAsia"/>
+              </w:rPr>
             </w:pPr>
             <w:r>
               <w:rPr>
@@ -324,6 +368,9 @@
           <w:p>
             <w:pPr>
               <w:jc w:val="center"/>
+              <w:rPr>
+                <w:rFonts w:hint="eastAsia"/>
+              </w:rPr>
             </w:pPr>
             <w:r>
               <w:rPr>
@@ -340,6 +387,9 @@
           <w:p>
             <w:pPr>
               <w:jc w:val="center"/>
+              <w:rPr>
+                <w:rFonts w:hint="eastAsia"/>
+              </w:rPr>
             </w:pPr>
             <w:r>
               <w:rPr>
@@ -356,6 +406,9 @@
           <w:p>
             <w:pPr>
               <w:jc w:val="center"/>
+              <w:rPr>
+                <w:rFonts w:hint="eastAsia"/>
+              </w:rPr>
             </w:pPr>
             <w:r>
               <w:rPr>
@@ -374,6 +427,9 @@
           <w:p>
             <w:pPr>
               <w:jc w:val="center"/>
+              <w:rPr>
+                <w:rFonts w:hint="eastAsia"/>
+              </w:rPr>
             </w:pPr>
             <w:r>
               <w:rPr>
@@ -390,6 +446,9 @@
           <w:p>
             <w:pPr>
               <w:jc w:val="center"/>
+              <w:rPr>
+                <w:rFonts w:hint="eastAsia"/>
+              </w:rPr>
             </w:pPr>
             <w:r>
               <w:rPr>
@@ -406,6 +465,9 @@
           <w:p>
             <w:pPr>
               <w:jc w:val="center"/>
+              <w:rPr>
+                <w:rFonts w:hint="eastAsia"/>
+              </w:rPr>
             </w:pPr>
             <w:r>
               <w:rPr>
@@ -422,6 +484,9 @@
           <w:p>
             <w:pPr>
               <w:jc w:val="center"/>
+              <w:rPr>
+                <w:rFonts w:hint="eastAsia"/>
+              </w:rPr>
             </w:pPr>
             <w:r>
               <w:rPr>
@@ -438,6 +503,9 @@
           <w:p>
             <w:pPr>
               <w:jc w:val="center"/>
+              <w:rPr>
+                <w:rFonts w:hint="eastAsia"/>
+              </w:rPr>
             </w:pPr>
             <w:r>
               <w:rPr>
@@ -456,6 +524,9 @@
           <w:p>
             <w:pPr>
               <w:jc w:val="center"/>
+              <w:rPr>
+                <w:rFonts w:hint="eastAsia"/>
+              </w:rPr>
             </w:pPr>
           </w:p>
         </w:tc>
@@ -466,6 +537,9 @@
           <w:p>
             <w:pPr>
               <w:jc w:val="center"/>
+              <w:rPr>
+                <w:rFonts w:hint="eastAsia"/>
+              </w:rPr>
             </w:pPr>
           </w:p>
         </w:tc>
@@ -476,6 +550,9 @@
           <w:p>
             <w:pPr>
               <w:jc w:val="center"/>
+              <w:rPr>
+                <w:rFonts w:hint="eastAsia"/>
+              </w:rPr>
             </w:pPr>
           </w:p>
         </w:tc>
@@ -486,6 +563,9 @@
           <w:p>
             <w:pPr>
               <w:jc w:val="center"/>
+              <w:rPr>
+                <w:rFonts w:hint="eastAsia"/>
+              </w:rPr>
             </w:pPr>
           </w:p>
         </w:tc>
@@ -496,6 +576,9 @@
           <w:p>
             <w:pPr>
               <w:jc w:val="center"/>
+              <w:rPr>
+                <w:rFonts w:hint="eastAsia"/>
+              </w:rPr>
             </w:pPr>
           </w:p>
         </w:tc>
@@ -508,6 +591,9 @@
           <w:p>
             <w:pPr>
               <w:jc w:val="center"/>
+              <w:rPr>
+                <w:rFonts w:hint="eastAsia"/>
+              </w:rPr>
             </w:pPr>
           </w:p>
         </w:tc>
@@ -518,6 +604,9 @@
           <w:p>
             <w:pPr>
               <w:jc w:val="center"/>
+              <w:rPr>
+                <w:rFonts w:hint="eastAsia"/>
+              </w:rPr>
             </w:pPr>
           </w:p>
         </w:tc>
@@ -528,6 +617,9 @@
           <w:p>
             <w:pPr>
               <w:jc w:val="center"/>
+              <w:rPr>
+                <w:rFonts w:hint="eastAsia"/>
+              </w:rPr>
             </w:pPr>
           </w:p>
         </w:tc>
@@ -538,6 +630,9 @@
           <w:p>
             <w:pPr>
               <w:jc w:val="center"/>
+              <w:rPr>
+                <w:rFonts w:hint="eastAsia"/>
+              </w:rPr>
             </w:pPr>
           </w:p>
         </w:tc>
@@ -548,6 +643,9 @@
           <w:p>
             <w:pPr>
               <w:jc w:val="center"/>
+              <w:rPr>
+                <w:rFonts w:hint="eastAsia"/>
+              </w:rPr>
             </w:pPr>
           </w:p>
         </w:tc>
@@ -557,6 +655,7 @@
       <w:pPr>
         <w:spacing w:line="360" w:lineRule="auto"/>
         <w:rPr>
+          <w:rFonts w:hint="eastAsia"/>
           <w:bCs/>
         </w:rPr>
       </w:pPr>
@@ -641,11 +740,18 @@
         <w:t>删除</w:t>
       </w:r>
     </w:p>
-    <w:p/>
+    <w:p>
+      <w:pPr>
+        <w:rPr>
+          <w:rFonts w:hint="eastAsia"/>
+        </w:rPr>
+      </w:pPr>
+    </w:p>
     <w:p>
       <w:pPr>
         <w:pStyle w:val="a5"/>
         <w:rPr>
+          <w:rFonts w:hint="eastAsia"/>
           <w:b/>
           <w:bCs/>
           <w:sz w:val="56"/>
@@ -671,6 +777,7 @@
     <w:p>
       <w:pPr>
         <w:rPr>
+          <w:rFonts w:hint="eastAsia"/>
           <w:sz w:val="52"/>
           <w:szCs w:val="52"/>
         </w:rPr>
@@ -696,6 +803,7 @@
       <w:pPr>
         <w:ind w:left="425"/>
         <w:rPr>
+          <w:rFonts w:hint="eastAsia"/>
           <w:sz w:val="44"/>
           <w:szCs w:val="44"/>
         </w:rPr>
@@ -721,6 +829,7 @@
       <w:pPr>
         <w:ind w:leftChars="400" w:left="880"/>
         <w:rPr>
+          <w:rFonts w:hint="eastAsia"/>
           <w:sz w:val="36"/>
           <w:szCs w:val="36"/>
         </w:rPr>
@@ -746,6 +855,7 @@
       <w:pPr>
         <w:ind w:leftChars="400" w:left="880"/>
         <w:rPr>
+          <w:rFonts w:hint="eastAsia"/>
           <w:sz w:val="36"/>
           <w:szCs w:val="36"/>
         </w:rPr>
@@ -763,6 +873,7 @@
       <w:pPr>
         <w:ind w:leftChars="400" w:left="880"/>
         <w:rPr>
+          <w:rFonts w:hint="eastAsia"/>
           <w:sz w:val="36"/>
           <w:szCs w:val="36"/>
         </w:rPr>
@@ -796,6 +907,7 @@
       <w:pPr>
         <w:ind w:leftChars="400" w:left="880"/>
         <w:rPr>
+          <w:rFonts w:hint="eastAsia"/>
           <w:sz w:val="36"/>
           <w:szCs w:val="36"/>
         </w:rPr>
@@ -829,6 +941,7 @@
       <w:pPr>
         <w:ind w:leftChars="187" w:left="411"/>
         <w:rPr>
+          <w:rFonts w:hint="eastAsia"/>
           <w:sz w:val="44"/>
           <w:szCs w:val="44"/>
         </w:rPr>
@@ -854,6 +967,7 @@
       <w:pPr>
         <w:ind w:left="1276"/>
         <w:rPr>
+          <w:rFonts w:hint="eastAsia"/>
           <w:sz w:val="36"/>
           <w:szCs w:val="36"/>
         </w:rPr>
@@ -879,6 +993,7 @@
       <w:pPr>
         <w:ind w:left="1276"/>
         <w:rPr>
+          <w:rFonts w:hint="eastAsia"/>
           <w:sz w:val="36"/>
           <w:szCs w:val="36"/>
         </w:rPr>
@@ -904,6 +1019,7 @@
       <w:pPr>
         <w:ind w:left="1276"/>
         <w:rPr>
+          <w:rFonts w:hint="eastAsia"/>
           <w:sz w:val="36"/>
           <w:szCs w:val="36"/>
         </w:rPr>
@@ -937,6 +1053,7 @@
       <w:pPr>
         <w:ind w:leftChars="187" w:left="411"/>
         <w:rPr>
+          <w:rFonts w:hint="eastAsia"/>
           <w:sz w:val="44"/>
           <w:szCs w:val="44"/>
         </w:rPr>
@@ -962,6 +1079,7 @@
       <w:pPr>
         <w:ind w:leftChars="587" w:left="1291"/>
         <w:rPr>
+          <w:rFonts w:hint="eastAsia"/>
           <w:sz w:val="36"/>
           <w:szCs w:val="36"/>
         </w:rPr>
@@ -987,6 +1105,7 @@
       <w:pPr>
         <w:ind w:leftChars="587" w:left="1291"/>
         <w:rPr>
+          <w:rFonts w:hint="eastAsia"/>
           <w:sz w:val="36"/>
           <w:szCs w:val="36"/>
         </w:rPr>
@@ -1012,6 +1131,7 @@
       <w:pPr>
         <w:ind w:leftChars="587" w:left="1291"/>
         <w:rPr>
+          <w:rFonts w:hint="eastAsia"/>
           <w:sz w:val="36"/>
           <w:szCs w:val="36"/>
         </w:rPr>
@@ -1037,6 +1157,7 @@
       <w:pPr>
         <w:ind w:leftChars="587" w:left="1291"/>
         <w:rPr>
+          <w:rFonts w:hint="eastAsia"/>
           <w:sz w:val="36"/>
           <w:szCs w:val="36"/>
         </w:rPr>
@@ -1062,6 +1183,7 @@
       <w:pPr>
         <w:ind w:leftChars="187" w:left="411"/>
         <w:rPr>
+          <w:rFonts w:hint="eastAsia"/>
           <w:sz w:val="44"/>
           <w:szCs w:val="44"/>
         </w:rPr>
@@ -1095,6 +1217,7 @@
       <w:pPr>
         <w:ind w:leftChars="187" w:left="411"/>
         <w:rPr>
+          <w:rFonts w:hint="eastAsia"/>
           <w:sz w:val="44"/>
           <w:szCs w:val="44"/>
         </w:rPr>
@@ -1129,6 +1252,7 @@
       <w:pPr>
         <w:ind w:leftChars="587" w:left="1291"/>
         <w:rPr>
+          <w:rFonts w:hint="eastAsia"/>
           <w:sz w:val="36"/>
           <w:szCs w:val="36"/>
         </w:rPr>
@@ -1162,6 +1286,7 @@
       <w:pPr>
         <w:ind w:leftChars="587" w:left="1291"/>
         <w:rPr>
+          <w:rFonts w:hint="eastAsia"/>
           <w:sz w:val="36"/>
           <w:szCs w:val="36"/>
         </w:rPr>
@@ -1195,6 +1320,7 @@
       <w:pPr>
         <w:ind w:leftChars="600" w:left="1320"/>
         <w:rPr>
+          <w:rFonts w:hint="eastAsia"/>
           <w:sz w:val="36"/>
           <w:szCs w:val="36"/>
         </w:rPr>
@@ -1227,6 +1353,7 @@
     <w:p>
       <w:pPr>
         <w:rPr>
+          <w:rFonts w:hint="eastAsia"/>
           <w:sz w:val="56"/>
           <w:szCs w:val="56"/>
         </w:rPr>
@@ -1244,6 +1371,7 @@
       <w:pPr>
         <w:ind w:leftChars="187" w:left="411"/>
         <w:rPr>
+          <w:rFonts w:hint="eastAsia"/>
           <w:sz w:val="44"/>
           <w:szCs w:val="44"/>
         </w:rPr>
@@ -1261,6 +1389,7 @@
       <w:pPr>
         <w:ind w:leftChars="187" w:left="411"/>
         <w:rPr>
+          <w:rFonts w:hint="eastAsia"/>
           <w:sz w:val="44"/>
           <w:szCs w:val="44"/>
         </w:rPr>
@@ -1278,6 +1407,7 @@
       <w:pPr>
         <w:ind w:leftChars="187" w:left="411"/>
         <w:rPr>
+          <w:rFonts w:hint="eastAsia"/>
           <w:sz w:val="44"/>
           <w:szCs w:val="44"/>
         </w:rPr>
@@ -1295,6 +1425,7 @@
       <w:pPr>
         <w:ind w:leftChars="187" w:left="411"/>
         <w:rPr>
+          <w:rFonts w:hint="eastAsia"/>
           <w:sz w:val="44"/>
           <w:szCs w:val="44"/>
         </w:rPr>
@@ -1319,6 +1450,7 @@
     <w:p>
       <w:pPr>
         <w:rPr>
+          <w:rFonts w:hint="eastAsia"/>
           <w:sz w:val="56"/>
           <w:szCs w:val="56"/>
         </w:rPr>
@@ -1343,6 +1475,7 @@
     <w:p>
       <w:pPr>
         <w:rPr>
+          <w:rFonts w:hint="eastAsia"/>
           <w:sz w:val="56"/>
           <w:szCs w:val="56"/>
         </w:rPr>
@@ -1375,6 +1508,7 @@
     <w:p>
       <w:pPr>
         <w:rPr>
+          <w:rFonts w:hint="eastAsia"/>
           <w:sz w:val="56"/>
           <w:szCs w:val="56"/>
         </w:rPr>
@@ -1407,6 +1541,7 @@
     <w:p>
       <w:pPr>
         <w:rPr>
+          <w:rFonts w:hint="eastAsia"/>
           <w:sz w:val="56"/>
           <w:szCs w:val="56"/>
         </w:rPr>
@@ -1431,6 +1566,7 @@
     <w:p>
       <w:pPr>
         <w:rPr>
+          <w:rFonts w:hint="eastAsia"/>
           <w:sz w:val="56"/>
           <w:szCs w:val="56"/>
         </w:rPr>
@@ -1456,6 +1592,7 @@
       <w:pPr>
         <w:widowControl/>
         <w:rPr>
+          <w:rFonts w:hint="eastAsia"/>
           <w:sz w:val="56"/>
           <w:szCs w:val="56"/>
         </w:rPr>
@@ -1471,6 +1608,7 @@
     <w:p>
       <w:pPr>
         <w:rPr>
+          <w:rFonts w:hint="eastAsia"/>
           <w:color w:val="0F4761" w:themeColor="accent1" w:themeShade="BF"/>
           <w:sz w:val="56"/>
           <w:szCs w:val="56"/>
@@ -1490,6 +1628,7 @@
     <w:p>
       <w:pPr>
         <w:rPr>
+          <w:rFonts w:hint="eastAsia"/>
           <w:sz w:val="40"/>
           <w:szCs w:val="40"/>
         </w:rPr>
@@ -1507,6 +1646,7 @@
       <w:pPr>
         <w:ind w:leftChars="200" w:left="440"/>
         <w:rPr>
+          <w:rFonts w:hint="eastAsia"/>
           <w:b/>
           <w:bCs/>
           <w:sz w:val="32"/>
@@ -1528,6 +1668,7 @@
       <w:pPr>
         <w:ind w:leftChars="200" w:left="440"/>
         <w:rPr>
+          <w:rFonts w:hint="eastAsia"/>
           <w:szCs w:val="22"/>
         </w:rPr>
       </w:pPr>
@@ -1550,6 +1691,7 @@
       <w:pPr>
         <w:ind w:leftChars="200" w:left="440"/>
         <w:rPr>
+          <w:rFonts w:hint="eastAsia"/>
           <w:szCs w:val="22"/>
         </w:rPr>
       </w:pPr>
@@ -1586,6 +1728,7 @@
       <w:pPr>
         <w:ind w:leftChars="200" w:left="440"/>
         <w:rPr>
+          <w:rFonts w:hint="eastAsia"/>
           <w:szCs w:val="22"/>
         </w:rPr>
       </w:pPr>
@@ -1649,6 +1792,7 @@
       <w:pPr>
         <w:ind w:leftChars="200" w:left="440"/>
         <w:rPr>
+          <w:rFonts w:hint="eastAsia"/>
           <w:b/>
           <w:bCs/>
           <w:sz w:val="32"/>
@@ -1670,6 +1814,7 @@
       <w:pPr>
         <w:ind w:leftChars="200" w:left="440"/>
         <w:rPr>
+          <w:rFonts w:hint="eastAsia"/>
           <w:szCs w:val="22"/>
         </w:rPr>
       </w:pPr>
@@ -1685,6 +1830,7 @@
       <w:pPr>
         <w:ind w:leftChars="200" w:left="440"/>
         <w:rPr>
+          <w:rFonts w:hint="eastAsia"/>
           <w:szCs w:val="22"/>
         </w:rPr>
       </w:pPr>
@@ -1700,6 +1846,7 @@
       <w:pPr>
         <w:ind w:leftChars="200" w:left="440"/>
         <w:rPr>
+          <w:rFonts w:hint="eastAsia"/>
           <w:color w:val="000000" w:themeColor="text1"/>
           <w:sz w:val="20"/>
           <w:szCs w:val="20"/>
@@ -1728,6 +1875,7 @@
       <w:pPr>
         <w:ind w:leftChars="200" w:left="440"/>
         <w:rPr>
+          <w:rFonts w:hint="eastAsia"/>
           <w:color w:val="00B0F0"/>
           <w:sz w:val="16"/>
           <w:szCs w:val="16"/>
@@ -1796,6 +1944,7 @@
       <w:pPr>
         <w:ind w:leftChars="200" w:left="440"/>
         <w:rPr>
+          <w:rFonts w:hint="eastAsia"/>
           <w:color w:val="00B0F0"/>
           <w:sz w:val="16"/>
           <w:szCs w:val="16"/>
@@ -1815,6 +1964,7 @@
       <w:pPr>
         <w:ind w:leftChars="200" w:left="440"/>
         <w:rPr>
+          <w:rFonts w:hint="eastAsia"/>
           <w:color w:val="000000" w:themeColor="text1"/>
           <w:sz w:val="20"/>
           <w:szCs w:val="20"/>
@@ -1828,7 +1978,7 @@
           <w:szCs w:val="16"/>
         </w:rPr>
         <w:drawing>
-          <wp:inline distT="0" distB="0" distL="0" distR="0" wp14:anchorId="1112A8B2" wp14:editId="41C8C957">
+          <wp:inline distT="0" distB="0" distL="0" distR="0" wp14:anchorId="1112A8B2" wp14:editId="6AF8AE89">
             <wp:extent cx="5263515" cy="1347470"/>
             <wp:effectExtent l="0" t="0" r="0" b="5080"/>
             <wp:docPr id="619230378" name="图片 2"/>
@@ -1881,12 +2031,12 @@
       <w:pPr>
         <w:ind w:leftChars="200" w:left="440"/>
         <w:rPr>
+          <w:rFonts w:hint="eastAsia"/>
           <w:color w:val="00B0F0"/>
           <w:sz w:val="16"/>
           <w:szCs w:val="16"/>
         </w:rPr>
       </w:pPr>
-      <w:proofErr w:type="spellStart"/>
       <w:r>
         <w:rPr>
           <w:rFonts w:hint="eastAsia"/>
@@ -1896,12 +2046,12 @@
         </w:rPr>
         <w:t>GDScript</w:t>
       </w:r>
-      <w:proofErr w:type="spellEnd"/>
-    </w:p>
-    <w:p>
-      <w:pPr>
-        <w:ind w:leftChars="200" w:left="440"/>
-        <w:rPr>
+    </w:p>
+    <w:p>
+      <w:pPr>
+        <w:ind w:leftChars="200" w:left="440"/>
+        <w:rPr>
+          <w:rFonts w:hint="eastAsia"/>
           <w:b/>
           <w:bCs/>
           <w:sz w:val="32"/>
@@ -1923,12 +2073,12 @@
       <w:pPr>
         <w:ind w:leftChars="200" w:left="440"/>
         <w:rPr>
+          <w:rFonts w:hint="eastAsia"/>
           <w:b/>
           <w:bCs/>
           <w:szCs w:val="22"/>
         </w:rPr>
       </w:pPr>
-      <w:proofErr w:type="spellStart"/>
       <w:r>
         <w:rPr>
           <w:b/>
@@ -1937,12 +2087,12 @@
         </w:rPr>
         <w:t>TileMapLayer</w:t>
       </w:r>
-      <w:proofErr w:type="spellEnd"/>
-    </w:p>
-    <w:p>
-      <w:pPr>
-        <w:ind w:leftChars="200" w:left="440"/>
-        <w:rPr>
+    </w:p>
+    <w:p>
+      <w:pPr>
+        <w:ind w:leftChars="200" w:left="440"/>
+        <w:rPr>
+          <w:rFonts w:hint="eastAsia"/>
           <w:szCs w:val="22"/>
         </w:rPr>
       </w:pPr>
@@ -1958,53 +2108,23 @@
       <w:pPr>
         <w:ind w:leftChars="200" w:left="440"/>
         <w:rPr>
-          <w:szCs w:val="22"/>
-        </w:rPr>
-      </w:pPr>
-      <w:r>
-        <w:rPr>
-          <w:rFonts w:hint="eastAsia"/>
-          <w:szCs w:val="22"/>
-        </w:rPr>
-        <w:t>我们将在网格上绘制不同而图块来创建我们的世界。这是一个很好的工作方式，因为我们可以重复利用许多方块来搭建不同的关卡。砖（Tile）一般会打包在一张图片里，就像玩家立绘表一样。叫砖集（</w:t>
-      </w:r>
-      <w:proofErr w:type="spellStart"/>
-      <w:r>
-        <w:rPr>
-          <w:rFonts w:hint="eastAsia"/>
-          <w:szCs w:val="22"/>
-        </w:rPr>
-        <w:t>TileSet</w:t>
-      </w:r>
-      <w:proofErr w:type="spellEnd"/>
-      <w:r>
-        <w:rPr>
-          <w:rFonts w:hint="eastAsia"/>
-          <w:szCs w:val="22"/>
-        </w:rPr>
-        <w:t>）而砖图（</w:t>
-      </w:r>
-      <w:proofErr w:type="spellStart"/>
-      <w:r>
-        <w:rPr>
-          <w:rFonts w:hint="eastAsia"/>
-          <w:szCs w:val="22"/>
-        </w:rPr>
-        <w:t>TileMap</w:t>
-      </w:r>
-      <w:proofErr w:type="spellEnd"/>
-      <w:r>
-        <w:rPr>
-          <w:rFonts w:hint="eastAsia"/>
-          <w:szCs w:val="22"/>
-        </w:rPr>
-        <w:t>）用来在世界中绘制这些节点。</w:t>
-      </w:r>
-    </w:p>
-    <w:p>
-      <w:pPr>
-        <w:ind w:leftChars="200" w:left="440"/>
-        <w:rPr>
+          <w:rFonts w:hint="eastAsia"/>
+          <w:szCs w:val="22"/>
+        </w:rPr>
+      </w:pPr>
+      <w:r>
+        <w:rPr>
+          <w:rFonts w:hint="eastAsia"/>
+          <w:szCs w:val="22"/>
+        </w:rPr>
+        <w:t>我们将在网格上绘制不同而图块来创建我们的世界。这是一个很好的工作方式，因为我们可以重复利用许多方块来搭建不同的关卡。砖（Tile）一般会打包在一张图片里，就像玩家立绘表一样。叫砖集（TileSet）而砖图（TileMap）用来在世界中绘制这些节点。</w:t>
+      </w:r>
+    </w:p>
+    <w:p>
+      <w:pPr>
+        <w:ind w:leftChars="200" w:left="440"/>
+        <w:rPr>
+          <w:rFonts w:hint="eastAsia"/>
           <w:b/>
           <w:bCs/>
           <w:sz w:val="32"/>
@@ -2067,6 +2187,7 @@
       <w:pPr>
         <w:ind w:leftChars="200" w:left="440"/>
         <w:rPr>
+          <w:rFonts w:hint="eastAsia"/>
           <w:b/>
           <w:bCs/>
           <w:sz w:val="32"/>
@@ -2130,6 +2251,7 @@
       <w:pPr>
         <w:ind w:leftChars="200" w:left="440"/>
         <w:rPr>
+          <w:rFonts w:hint="eastAsia"/>
           <w:b/>
           <w:bCs/>
           <w:sz w:val="32"/>
@@ -2151,6 +2273,7 @@
       <w:pPr>
         <w:ind w:leftChars="200" w:left="440"/>
         <w:rPr>
+          <w:rFonts w:hint="eastAsia"/>
           <w:szCs w:val="22"/>
         </w:rPr>
       </w:pPr>
@@ -2166,6 +2289,7 @@
       <w:pPr>
         <w:ind w:leftChars="200" w:left="440"/>
         <w:rPr>
+          <w:rFonts w:hint="eastAsia"/>
           <w:szCs w:val="22"/>
         </w:rPr>
       </w:pPr>
@@ -2181,6 +2305,7 @@
       <w:pPr>
         <w:ind w:leftChars="200" w:left="440"/>
         <w:rPr>
+          <w:rFonts w:hint="eastAsia"/>
           <w:sz w:val="20"/>
           <w:szCs w:val="20"/>
         </w:rPr>
@@ -2198,6 +2323,7 @@
       <w:pPr>
         <w:ind w:leftChars="200" w:left="440"/>
         <w:rPr>
+          <w:rFonts w:hint="eastAsia"/>
           <w:b/>
           <w:bCs/>
           <w:sz w:val="32"/>
@@ -2219,6 +2345,7 @@
       <w:pPr>
         <w:ind w:leftChars="200" w:left="440"/>
         <w:rPr>
+          <w:rFonts w:hint="eastAsia"/>
           <w:sz w:val="28"/>
           <w:szCs w:val="28"/>
         </w:rPr>
@@ -2236,6 +2363,7 @@
       <w:pPr>
         <w:ind w:leftChars="200" w:left="440"/>
         <w:rPr>
+          <w:rFonts w:hint="eastAsia"/>
           <w:szCs w:val="22"/>
         </w:rPr>
       </w:pPr>
@@ -2251,6 +2379,7 @@
       <w:pPr>
         <w:ind w:leftChars="200" w:left="440"/>
         <w:rPr>
+          <w:rFonts w:hint="eastAsia"/>
           <w:szCs w:val="22"/>
         </w:rPr>
       </w:pPr>
@@ -2266,6 +2395,7 @@
       <w:pPr>
         <w:ind w:leftChars="200" w:left="440"/>
         <w:rPr>
+          <w:rFonts w:hint="eastAsia"/>
           <w:sz w:val="28"/>
           <w:szCs w:val="28"/>
         </w:rPr>
@@ -2283,6 +2413,7 @@
       <w:pPr>
         <w:ind w:leftChars="200" w:left="440"/>
         <w:rPr>
+          <w:rFonts w:hint="eastAsia"/>
           <w:szCs w:val="22"/>
         </w:rPr>
       </w:pPr>
@@ -2298,6 +2429,7 @@
       <w:pPr>
         <w:ind w:leftChars="200" w:left="440"/>
         <w:rPr>
+          <w:rFonts w:hint="eastAsia"/>
           <w:szCs w:val="22"/>
         </w:rPr>
       </w:pPr>
@@ -2313,6 +2445,7 @@
       <w:pPr>
         <w:ind w:leftChars="200" w:left="440"/>
         <w:rPr>
+          <w:rFonts w:hint="eastAsia"/>
           <w:sz w:val="28"/>
           <w:szCs w:val="28"/>
         </w:rPr>
@@ -2330,6 +2463,7 @@
       <w:pPr>
         <w:ind w:leftChars="200" w:left="440"/>
         <w:rPr>
+          <w:rFonts w:hint="eastAsia"/>
           <w:szCs w:val="22"/>
         </w:rPr>
       </w:pPr>
@@ -2345,6 +2479,7 @@
       <w:pPr>
         <w:ind w:leftChars="200" w:left="440"/>
         <w:rPr>
+          <w:rFonts w:hint="eastAsia"/>
           <w:sz w:val="28"/>
           <w:szCs w:val="28"/>
         </w:rPr>
@@ -2362,6 +2497,7 @@
       <w:pPr>
         <w:ind w:leftChars="200" w:left="440"/>
         <w:rPr>
+          <w:rFonts w:hint="eastAsia"/>
           <w:szCs w:val="22"/>
         </w:rPr>
       </w:pPr>
@@ -2378,13 +2514,15 @@
       <w:pPr>
         <w:widowControl/>
         <w:rPr>
-          <w:szCs w:val="22"/>
-        </w:rPr>
-      </w:pPr>
-    </w:p>
-    <w:p>
-      <w:pPr>
-        <w:rPr>
+          <w:rFonts w:hint="eastAsia"/>
+          <w:szCs w:val="22"/>
+        </w:rPr>
+      </w:pPr>
+    </w:p>
+    <w:p>
+      <w:pPr>
+        <w:rPr>
+          <w:rFonts w:hint="eastAsia"/>
           <w:sz w:val="40"/>
           <w:szCs w:val="40"/>
         </w:rPr>
@@ -2402,6 +2540,7 @@
       <w:pPr>
         <w:ind w:leftChars="200" w:left="440"/>
         <w:rPr>
+          <w:rFonts w:hint="eastAsia"/>
           <w:b/>
           <w:bCs/>
           <w:sz w:val="32"/>
@@ -2423,6 +2562,7 @@
       <w:pPr>
         <w:ind w:leftChars="200" w:left="440"/>
         <w:rPr>
+          <w:rFonts w:hint="eastAsia"/>
           <w:szCs w:val="22"/>
         </w:rPr>
       </w:pPr>
@@ -2438,6 +2578,7 @@
       <w:pPr>
         <w:ind w:leftChars="200" w:left="440"/>
         <w:rPr>
+          <w:rFonts w:hint="eastAsia"/>
           <w:szCs w:val="22"/>
         </w:rPr>
       </w:pPr>
@@ -2453,6 +2594,7 @@
       <w:pPr>
         <w:ind w:leftChars="200" w:left="440"/>
         <w:rPr>
+          <w:rFonts w:hint="eastAsia"/>
           <w:szCs w:val="22"/>
         </w:rPr>
       </w:pPr>
@@ -2468,6 +2610,7 @@
       <w:pPr>
         <w:ind w:leftChars="200" w:left="440"/>
         <w:rPr>
+          <w:rFonts w:hint="eastAsia"/>
           <w:szCs w:val="22"/>
         </w:rPr>
       </w:pPr>
@@ -2483,6 +2626,7 @@
       <w:pPr>
         <w:ind w:leftChars="200" w:left="440"/>
         <w:rPr>
+          <w:rFonts w:hint="eastAsia"/>
           <w:szCs w:val="22"/>
         </w:rPr>
       </w:pPr>
@@ -2544,14 +2688,16 @@
       <w:pPr>
         <w:ind w:leftChars="200" w:left="440"/>
         <w:rPr>
-          <w:szCs w:val="22"/>
-        </w:rPr>
-      </w:pPr>
-    </w:p>
-    <w:p>
-      <w:pPr>
-        <w:ind w:leftChars="200" w:left="440"/>
-        <w:rPr>
+          <w:rFonts w:hint="eastAsia"/>
+          <w:szCs w:val="22"/>
+        </w:rPr>
+      </w:pPr>
+    </w:p>
+    <w:p>
+      <w:pPr>
+        <w:ind w:leftChars="200" w:left="440"/>
+        <w:rPr>
+          <w:rFonts w:hint="eastAsia"/>
           <w:szCs w:val="22"/>
         </w:rPr>
       </w:pPr>
@@ -2567,6 +2713,7 @@
       <w:pPr>
         <w:ind w:leftChars="200" w:left="440"/>
         <w:rPr>
+          <w:rFonts w:hint="eastAsia"/>
           <w:szCs w:val="22"/>
         </w:rPr>
       </w:pPr>
@@ -2582,6 +2729,7 @@
       <w:pPr>
         <w:ind w:leftChars="200" w:left="440"/>
         <w:rPr>
+          <w:rFonts w:hint="eastAsia"/>
           <w:szCs w:val="22"/>
         </w:rPr>
       </w:pPr>
@@ -2597,6 +2745,7 @@
       <w:pPr>
         <w:ind w:leftChars="200" w:left="440"/>
         <w:rPr>
+          <w:rFonts w:hint="eastAsia"/>
           <w:szCs w:val="22"/>
         </w:rPr>
       </w:pPr>
@@ -2645,6 +2794,7 @@
       <w:pPr>
         <w:ind w:leftChars="200" w:left="440"/>
         <w:rPr>
+          <w:rFonts w:hint="eastAsia"/>
           <w:szCs w:val="22"/>
         </w:rPr>
       </w:pPr>
@@ -2675,6 +2825,7 @@
       <w:pPr>
         <w:ind w:leftChars="200" w:left="440"/>
         <w:rPr>
+          <w:rFonts w:hint="eastAsia"/>
           <w:b/>
           <w:bCs/>
           <w:sz w:val="32"/>
@@ -2696,25 +2847,17 @@
       <w:pPr>
         <w:ind w:leftChars="200" w:left="440"/>
         <w:rPr>
-          <w:szCs w:val="22"/>
-        </w:rPr>
-      </w:pPr>
-      <w:r>
-        <w:rPr>
-          <w:rFonts w:hint="eastAsia"/>
-          <w:szCs w:val="22"/>
-        </w:rPr>
-        <w:t>人物外观统一为像素画风格，使用</w:t>
-      </w:r>
-      <w:proofErr w:type="spellStart"/>
-      <w:r>
-        <w:rPr>
-          <w:rFonts w:hint="eastAsia"/>
-          <w:szCs w:val="22"/>
-        </w:rPr>
-        <w:t>Resprite</w:t>
-      </w:r>
-      <w:proofErr w:type="spellEnd"/>
+          <w:rFonts w:hint="eastAsia"/>
+          <w:szCs w:val="22"/>
+        </w:rPr>
+      </w:pPr>
+      <w:r>
+        <w:rPr>
+          <w:rFonts w:hint="eastAsia"/>
+          <w:szCs w:val="22"/>
+        </w:rPr>
+        <w:t>人物外观统一为像素画风格，使用Resprite</w:t>
+      </w:r>
       <w:r>
         <w:rPr>
           <w:rFonts w:hint="eastAsia"/>
@@ -2734,6 +2877,7 @@
       <w:pPr>
         <w:ind w:leftChars="200" w:left="440"/>
         <w:rPr>
+          <w:rFonts w:hint="eastAsia"/>
           <w:sz w:val="16"/>
           <w:szCs w:val="16"/>
         </w:rPr>
@@ -2744,31 +2888,14 @@
           <w:sz w:val="16"/>
           <w:szCs w:val="16"/>
         </w:rPr>
-        <w:t>*</w:t>
-      </w:r>
-      <w:proofErr w:type="spellStart"/>
-      <w:r>
-        <w:rPr>
-          <w:rFonts w:hint="eastAsia"/>
-          <w:sz w:val="16"/>
-          <w:szCs w:val="16"/>
-        </w:rPr>
-        <w:t>Resprite</w:t>
-      </w:r>
-      <w:proofErr w:type="spellEnd"/>
-      <w:r>
-        <w:rPr>
-          <w:rFonts w:hint="eastAsia"/>
-          <w:sz w:val="16"/>
-          <w:szCs w:val="16"/>
-        </w:rPr>
-        <w:t>绘制和美术风格设计会在美术章节详细讲解</w:t>
-      </w:r>
-    </w:p>
-    <w:p>
-      <w:pPr>
-        <w:ind w:leftChars="200" w:left="440"/>
-        <w:rPr>
+        <w:t>*Resprite绘制和美术风格设计会在美术章节详细讲解</w:t>
+      </w:r>
+    </w:p>
+    <w:p>
+      <w:pPr>
+        <w:ind w:leftChars="200" w:left="440"/>
+        <w:rPr>
+          <w:rFonts w:hint="eastAsia"/>
           <w:szCs w:val="22"/>
         </w:rPr>
       </w:pPr>
@@ -2885,6 +3012,7 @@
       <w:pPr>
         <w:ind w:leftChars="200" w:left="440"/>
         <w:rPr>
+          <w:rFonts w:hint="eastAsia"/>
           <w:color w:val="002060"/>
           <w:sz w:val="10"/>
           <w:szCs w:val="10"/>
@@ -2904,6 +3032,7 @@
       <w:pPr>
         <w:ind w:leftChars="200" w:left="440"/>
         <w:rPr>
+          <w:rFonts w:hint="eastAsia"/>
           <w:sz w:val="28"/>
           <w:szCs w:val="28"/>
         </w:rPr>
@@ -2921,6 +3050,7 @@
       <w:pPr>
         <w:ind w:leftChars="200" w:left="440"/>
         <w:rPr>
+          <w:rFonts w:hint="eastAsia"/>
           <w:szCs w:val="22"/>
         </w:rPr>
       </w:pPr>
@@ -2936,6 +3066,7 @@
       <w:pPr>
         <w:ind w:leftChars="200" w:left="440"/>
         <w:rPr>
+          <w:rFonts w:hint="eastAsia"/>
           <w:sz w:val="28"/>
           <w:szCs w:val="28"/>
         </w:rPr>
@@ -2953,6 +3084,7 @@
       <w:pPr>
         <w:ind w:leftChars="200" w:left="440"/>
         <w:rPr>
+          <w:rFonts w:hint="eastAsia"/>
           <w:szCs w:val="22"/>
         </w:rPr>
       </w:pPr>
@@ -2968,6 +3100,7 @@
       <w:pPr>
         <w:ind w:leftChars="200" w:left="440"/>
         <w:rPr>
+          <w:rFonts w:hint="eastAsia"/>
           <w:szCs w:val="22"/>
         </w:rPr>
       </w:pPr>
@@ -3030,6 +3163,7 @@
       <w:pPr>
         <w:ind w:leftChars="200" w:left="440"/>
         <w:rPr>
+          <w:rFonts w:hint="eastAsia"/>
           <w:b/>
           <w:bCs/>
           <w:sz w:val="32"/>
@@ -3051,6 +3185,7 @@
       <w:pPr>
         <w:ind w:leftChars="200" w:left="440"/>
         <w:rPr>
+          <w:rFonts w:hint="eastAsia"/>
           <w:szCs w:val="22"/>
         </w:rPr>
       </w:pPr>
@@ -3066,6 +3201,7 @@
       <w:pPr>
         <w:ind w:leftChars="200" w:left="440"/>
         <w:rPr>
+          <w:rFonts w:hint="eastAsia"/>
           <w:szCs w:val="22"/>
         </w:rPr>
       </w:pPr>
@@ -3144,6 +3280,7 @@
       <w:pPr>
         <w:ind w:leftChars="200" w:left="440"/>
         <w:rPr>
+          <w:rFonts w:hint="eastAsia"/>
           <w:color w:val="00B0F0"/>
           <w:sz w:val="16"/>
           <w:szCs w:val="16"/>
@@ -3163,6 +3300,7 @@
       <w:pPr>
         <w:ind w:leftChars="200" w:left="440"/>
         <w:rPr>
+          <w:rFonts w:hint="eastAsia"/>
           <w:color w:val="00B0F0"/>
           <w:sz w:val="16"/>
           <w:szCs w:val="16"/>
@@ -3229,6 +3367,7 @@
       <w:pPr>
         <w:ind w:leftChars="200" w:left="440"/>
         <w:rPr>
+          <w:rFonts w:hint="eastAsia"/>
           <w:color w:val="00B0F0"/>
           <w:sz w:val="16"/>
           <w:szCs w:val="16"/>
@@ -3249,6 +3388,7 @@
         <w:widowControl/>
         <w:ind w:firstLine="420"/>
         <w:rPr>
+          <w:rFonts w:hint="eastAsia"/>
           <w:b/>
           <w:bCs/>
           <w:sz w:val="32"/>
@@ -3311,6 +3451,7 @@
         <w:widowControl/>
         <w:ind w:firstLine="420"/>
         <w:rPr>
+          <w:rFonts w:hint="eastAsia"/>
           <w:b/>
           <w:bCs/>
           <w:sz w:val="28"/>
@@ -3333,6 +3474,7 @@
       <w:pPr>
         <w:ind w:leftChars="200" w:left="440"/>
         <w:rPr>
+          <w:rFonts w:hint="eastAsia"/>
           <w:color w:val="000000" w:themeColor="text1"/>
           <w:sz w:val="20"/>
           <w:szCs w:val="20"/>
@@ -3344,25 +3486,7 @@
           <w:sz w:val="20"/>
           <w:szCs w:val="20"/>
         </w:rPr>
-        <w:t>实现方法：</w:t>
-      </w:r>
-      <w:proofErr w:type="spellStart"/>
-      <w:r>
-        <w:rPr>
-          <w:rFonts w:hint="eastAsia"/>
-          <w:sz w:val="20"/>
-          <w:szCs w:val="20"/>
-        </w:rPr>
-        <w:t>GDscript</w:t>
-      </w:r>
-      <w:proofErr w:type="spellEnd"/>
-      <w:r>
-        <w:rPr>
-          <w:rFonts w:hint="eastAsia"/>
-          <w:sz w:val="20"/>
-          <w:szCs w:val="20"/>
-        </w:rPr>
-        <w:t>中的</w:t>
+        <w:t>实现方法：GDscript中的</w:t>
       </w:r>
       <w:r>
         <w:rPr>
@@ -3370,25 +3494,7 @@
           <w:sz w:val="20"/>
           <w:szCs w:val="20"/>
         </w:rPr>
-        <w:t>_</w:t>
-      </w:r>
-      <w:proofErr w:type="spellStart"/>
-      <w:r>
-        <w:rPr>
-          <w:color w:val="0070C0"/>
-          <w:sz w:val="20"/>
-          <w:szCs w:val="20"/>
-        </w:rPr>
-        <w:t>physics_process</w:t>
-      </w:r>
-      <w:proofErr w:type="spellEnd"/>
-      <w:r>
-        <w:rPr>
-          <w:color w:val="0070C0"/>
-          <w:sz w:val="20"/>
-          <w:szCs w:val="20"/>
-        </w:rPr>
-        <w:t>()</w:t>
+        <w:t>_physics_process()</w:t>
       </w:r>
       <w:r>
         <w:rPr>
@@ -3405,6 +3511,7 @@
         <w:widowControl/>
         <w:ind w:firstLine="420"/>
         <w:rPr>
+          <w:rFonts w:hint="eastAsia"/>
           <w:b/>
           <w:bCs/>
           <w:szCs w:val="22"/>
@@ -3471,6 +3578,7 @@
     <w:p>
       <w:pPr>
         <w:rPr>
+          <w:rFonts w:hint="eastAsia"/>
           <w:sz w:val="40"/>
           <w:szCs w:val="40"/>
         </w:rPr>
@@ -3488,6 +3596,7 @@
       <w:pPr>
         <w:ind w:leftChars="200" w:left="440"/>
         <w:rPr>
+          <w:rFonts w:hint="eastAsia"/>
           <w:b/>
           <w:bCs/>
           <w:sz w:val="32"/>
@@ -3509,6 +3618,7 @@
       <w:pPr>
         <w:ind w:leftChars="200" w:left="440"/>
         <w:rPr>
+          <w:rFonts w:hint="eastAsia"/>
           <w:color w:val="000000" w:themeColor="text1"/>
           <w:szCs w:val="22"/>
         </w:rPr>
@@ -3624,6 +3734,7 @@
       <w:pPr>
         <w:ind w:leftChars="200" w:left="440"/>
         <w:rPr>
+          <w:rFonts w:hint="eastAsia"/>
           <w:color w:val="000000" w:themeColor="text1"/>
           <w:szCs w:val="22"/>
         </w:rPr>
@@ -3641,6 +3752,7 @@
       <w:pPr>
         <w:ind w:leftChars="200" w:left="440"/>
         <w:rPr>
+          <w:rFonts w:hint="eastAsia"/>
           <w:b/>
           <w:bCs/>
           <w:sz w:val="32"/>
@@ -3662,6 +3774,7 @@
       <w:pPr>
         <w:ind w:leftChars="200" w:left="440"/>
         <w:rPr>
+          <w:rFonts w:hint="eastAsia"/>
           <w:sz w:val="28"/>
           <w:szCs w:val="28"/>
         </w:rPr>
@@ -3679,6 +3792,7 @@
       <w:pPr>
         <w:ind w:leftChars="200" w:left="440"/>
         <w:rPr>
+          <w:rFonts w:hint="eastAsia"/>
           <w:szCs w:val="22"/>
         </w:rPr>
       </w:pPr>
@@ -3715,6 +3829,7 @@
       <w:pPr>
         <w:ind w:leftChars="200" w:left="440"/>
         <w:rPr>
+          <w:rFonts w:hint="eastAsia"/>
           <w:szCs w:val="22"/>
         </w:rPr>
       </w:pPr>
@@ -3730,6 +3845,7 @@
       <w:pPr>
         <w:ind w:leftChars="200" w:left="440"/>
         <w:rPr>
+          <w:rFonts w:hint="eastAsia"/>
           <w:sz w:val="28"/>
           <w:szCs w:val="28"/>
         </w:rPr>
@@ -3747,6 +3863,7 @@
       <w:pPr>
         <w:ind w:leftChars="200" w:left="440"/>
         <w:rPr>
+          <w:rFonts w:hint="eastAsia"/>
           <w:szCs w:val="22"/>
         </w:rPr>
       </w:pPr>
@@ -3762,6 +3879,7 @@
       <w:pPr>
         <w:ind w:leftChars="200" w:left="440"/>
         <w:rPr>
+          <w:rFonts w:hint="eastAsia"/>
           <w:szCs w:val="22"/>
         </w:rPr>
       </w:pPr>
@@ -3777,6 +3895,7 @@
       <w:pPr>
         <w:ind w:leftChars="200" w:left="440"/>
         <w:rPr>
+          <w:rFonts w:hint="eastAsia"/>
           <w:sz w:val="28"/>
           <w:szCs w:val="28"/>
         </w:rPr>
@@ -3794,6 +3913,7 @@
       <w:pPr>
         <w:ind w:leftChars="200" w:left="440"/>
         <w:rPr>
+          <w:rFonts w:hint="eastAsia"/>
           <w:szCs w:val="22"/>
         </w:rPr>
       </w:pPr>
@@ -3809,6 +3929,7 @@
       <w:pPr>
         <w:ind w:leftChars="200" w:left="440"/>
         <w:rPr>
+          <w:rFonts w:hint="eastAsia"/>
           <w:szCs w:val="22"/>
         </w:rPr>
       </w:pPr>
@@ -3825,6 +3946,7 @@
       <w:pPr>
         <w:ind w:leftChars="200" w:left="440"/>
         <w:rPr>
+          <w:rFonts w:hint="eastAsia"/>
           <w:szCs w:val="22"/>
         </w:rPr>
       </w:pPr>
@@ -3841,6 +3963,7 @@
         <w:spacing w:after="0"/>
         <w:ind w:leftChars="200" w:left="440"/>
         <w:rPr>
+          <w:rFonts w:hint="eastAsia"/>
           <w:sz w:val="16"/>
           <w:szCs w:val="16"/>
         </w:rPr>
@@ -3859,6 +3982,7 @@
         <w:spacing w:after="0"/>
         <w:ind w:leftChars="200" w:left="440"/>
         <w:rPr>
+          <w:rFonts w:hint="eastAsia"/>
           <w:sz w:val="16"/>
           <w:szCs w:val="16"/>
         </w:rPr>
@@ -3909,6 +4033,7 @@
         <w:spacing w:after="0"/>
         <w:ind w:leftChars="200" w:left="440"/>
         <w:rPr>
+          <w:rFonts w:hint="eastAsia"/>
           <w:sz w:val="16"/>
           <w:szCs w:val="16"/>
         </w:rPr>
@@ -3991,6 +4116,7 @@
         <w:spacing w:after="0"/>
         <w:ind w:leftChars="200" w:left="440"/>
         <w:rPr>
+          <w:rFonts w:hint="eastAsia"/>
           <w:sz w:val="16"/>
           <w:szCs w:val="16"/>
         </w:rPr>
@@ -4000,6 +4126,7 @@
       <w:pPr>
         <w:ind w:leftChars="200" w:left="440"/>
         <w:rPr>
+          <w:rFonts w:hint="eastAsia"/>
           <w:szCs w:val="22"/>
         </w:rPr>
       </w:pPr>
@@ -4030,6 +4157,7 @@
       <w:pPr>
         <w:ind w:leftChars="200" w:left="440"/>
         <w:rPr>
+          <w:rFonts w:hint="eastAsia"/>
           <w:szCs w:val="22"/>
         </w:rPr>
       </w:pPr>
@@ -4059,6 +4187,7 @@
       <w:pPr>
         <w:ind w:leftChars="200" w:left="440"/>
         <w:rPr>
+          <w:rFonts w:hint="eastAsia"/>
           <w:sz w:val="16"/>
           <w:szCs w:val="16"/>
         </w:rPr>
@@ -4076,6 +4205,7 @@
       <w:pPr>
         <w:ind w:leftChars="200" w:left="440"/>
         <w:rPr>
+          <w:rFonts w:hint="eastAsia"/>
           <w:szCs w:val="22"/>
         </w:rPr>
       </w:pPr>
@@ -4091,6 +4221,7 @@
       <w:pPr>
         <w:ind w:leftChars="200" w:left="440"/>
         <w:rPr>
+          <w:rFonts w:hint="eastAsia"/>
           <w:color w:val="7030A0"/>
           <w:szCs w:val="22"/>
         </w:rPr>
@@ -4116,6 +4247,7 @@
       <w:pPr>
         <w:ind w:leftChars="200" w:left="440"/>
         <w:rPr>
+          <w:rFonts w:hint="eastAsia"/>
           <w:sz w:val="28"/>
           <w:szCs w:val="28"/>
         </w:rPr>
@@ -4133,6 +4265,7 @@
       <w:pPr>
         <w:ind w:leftChars="200" w:left="440"/>
         <w:rPr>
+          <w:rFonts w:hint="eastAsia"/>
           <w:szCs w:val="22"/>
         </w:rPr>
       </w:pPr>
@@ -4162,6 +4295,7 @@
       <w:pPr>
         <w:ind w:leftChars="200" w:left="440"/>
         <w:rPr>
+          <w:rFonts w:hint="eastAsia"/>
           <w:sz w:val="28"/>
           <w:szCs w:val="28"/>
         </w:rPr>
@@ -4235,6 +4369,7 @@
       <w:pPr>
         <w:ind w:leftChars="200" w:left="440"/>
         <w:rPr>
+          <w:rFonts w:hint="eastAsia"/>
           <w:szCs w:val="22"/>
         </w:rPr>
       </w:pPr>
@@ -4298,6 +4433,7 @@
       <w:pPr>
         <w:ind w:firstLine="420"/>
         <w:rPr>
+          <w:rFonts w:hint="eastAsia"/>
           <w:b/>
           <w:bCs/>
           <w:sz w:val="32"/>
@@ -4319,6 +4455,7 @@
       <w:pPr>
         <w:ind w:leftChars="200" w:left="440"/>
         <w:rPr>
+          <w:rFonts w:hint="eastAsia"/>
           <w:szCs w:val="22"/>
         </w:rPr>
       </w:pPr>
@@ -4334,6 +4471,7 @@
       <w:pPr>
         <w:ind w:leftChars="200" w:left="440"/>
         <w:rPr>
+          <w:rFonts w:hint="eastAsia"/>
           <w:sz w:val="20"/>
           <w:szCs w:val="20"/>
         </w:rPr>
@@ -4351,6 +4489,7 @@
       <w:pPr>
         <w:ind w:leftChars="200" w:left="440"/>
         <w:rPr>
+          <w:rFonts w:hint="eastAsia"/>
           <w:szCs w:val="22"/>
         </w:rPr>
       </w:pPr>
@@ -4366,6 +4505,7 @@
       <w:pPr>
         <w:ind w:leftChars="200" w:left="440"/>
         <w:rPr>
+          <w:rFonts w:hint="eastAsia"/>
           <w:sz w:val="20"/>
           <w:szCs w:val="20"/>
         </w:rPr>
@@ -4383,6 +4523,7 @@
       <w:pPr>
         <w:ind w:leftChars="200" w:left="440"/>
         <w:rPr>
+          <w:rFonts w:hint="eastAsia"/>
           <w:szCs w:val="22"/>
         </w:rPr>
       </w:pPr>
@@ -4399,6 +4540,7 @@
       <w:pPr>
         <w:ind w:leftChars="200" w:left="440"/>
         <w:rPr>
+          <w:rFonts w:hint="eastAsia"/>
           <w:sz w:val="20"/>
           <w:szCs w:val="20"/>
         </w:rPr>
@@ -4416,6 +4558,7 @@
       <w:pPr>
         <w:ind w:firstLine="420"/>
         <w:rPr>
+          <w:rFonts w:hint="eastAsia"/>
           <w:b/>
           <w:bCs/>
           <w:sz w:val="32"/>
@@ -4437,6 +4580,7 @@
       <w:pPr>
         <w:ind w:firstLine="420"/>
         <w:rPr>
+          <w:rFonts w:hint="eastAsia"/>
           <w:sz w:val="28"/>
           <w:szCs w:val="28"/>
         </w:rPr>
@@ -4454,6 +4598,7 @@
       <w:pPr>
         <w:ind w:firstLine="420"/>
         <w:rPr>
+          <w:rFonts w:hint="eastAsia"/>
           <w:szCs w:val="22"/>
         </w:rPr>
       </w:pPr>
@@ -4469,6 +4614,7 @@
       <w:pPr>
         <w:ind w:firstLine="420"/>
         <w:rPr>
+          <w:rFonts w:hint="eastAsia"/>
           <w:szCs w:val="22"/>
         </w:rPr>
       </w:pPr>
@@ -4484,6 +4630,7 @@
       <w:pPr>
         <w:ind w:firstLine="420"/>
         <w:rPr>
+          <w:rFonts w:hint="eastAsia"/>
           <w:sz w:val="28"/>
           <w:szCs w:val="28"/>
         </w:rPr>
@@ -4501,6 +4648,7 @@
       <w:pPr>
         <w:ind w:leftChars="200" w:left="440"/>
         <w:rPr>
+          <w:rFonts w:hint="eastAsia"/>
           <w:sz w:val="20"/>
           <w:szCs w:val="20"/>
         </w:rPr>
@@ -4526,6 +4674,7 @@
       <w:pPr>
         <w:widowControl/>
         <w:rPr>
+          <w:rFonts w:hint="eastAsia"/>
           <w:szCs w:val="22"/>
         </w:rPr>
       </w:pPr>
@@ -4541,6 +4690,7 @@
       <w:pPr>
         <w:widowControl/>
         <w:rPr>
+          <w:rFonts w:hint="eastAsia"/>
           <w:b/>
           <w:bCs/>
           <w:sz w:val="32"/>
@@ -4563,6 +4713,7 @@
       <w:pPr>
         <w:ind w:leftChars="187" w:left="411"/>
         <w:rPr>
+          <w:rFonts w:hint="eastAsia"/>
           <w:sz w:val="28"/>
           <w:szCs w:val="28"/>
         </w:rPr>
@@ -4580,6 +4731,7 @@
       <w:pPr>
         <w:ind w:leftChars="187" w:left="411"/>
         <w:rPr>
+          <w:rFonts w:hint="eastAsia"/>
           <w:szCs w:val="22"/>
         </w:rPr>
       </w:pPr>
@@ -4595,6 +4747,7 @@
       <w:pPr>
         <w:ind w:leftChars="187" w:left="411"/>
         <w:rPr>
+          <w:rFonts w:hint="eastAsia"/>
           <w:szCs w:val="22"/>
         </w:rPr>
       </w:pPr>
@@ -4610,6 +4763,7 @@
       <w:pPr>
         <w:ind w:leftChars="200" w:left="440"/>
         <w:rPr>
+          <w:rFonts w:hint="eastAsia"/>
           <w:sz w:val="28"/>
           <w:szCs w:val="28"/>
         </w:rPr>
@@ -4627,6 +4781,7 @@
       <w:pPr>
         <w:ind w:leftChars="200" w:left="440"/>
         <w:rPr>
+          <w:rFonts w:hint="eastAsia"/>
           <w:szCs w:val="22"/>
         </w:rPr>
       </w:pPr>
@@ -4705,6 +4860,7 @@
       <w:pPr>
         <w:ind w:leftChars="200" w:left="440"/>
         <w:rPr>
+          <w:rFonts w:hint="eastAsia"/>
           <w:szCs w:val="22"/>
         </w:rPr>
       </w:pPr>
@@ -4720,6 +4876,7 @@
       <w:pPr>
         <w:ind w:leftChars="187" w:left="411"/>
         <w:rPr>
+          <w:rFonts w:hint="eastAsia"/>
           <w:sz w:val="28"/>
           <w:szCs w:val="28"/>
         </w:rPr>
@@ -4737,6 +4894,7 @@
       <w:pPr>
         <w:ind w:leftChars="187" w:left="411"/>
         <w:rPr>
+          <w:rFonts w:hint="eastAsia"/>
           <w:szCs w:val="22"/>
         </w:rPr>
       </w:pPr>
@@ -4752,6 +4910,7 @@
       <w:pPr>
         <w:ind w:leftChars="187" w:left="411"/>
         <w:rPr>
+          <w:rFonts w:hint="eastAsia"/>
           <w:szCs w:val="22"/>
         </w:rPr>
       </w:pPr>
@@ -4767,6 +4926,7 @@
       <w:pPr>
         <w:ind w:leftChars="187" w:left="411"/>
         <w:rPr>
+          <w:rFonts w:hint="eastAsia"/>
           <w:szCs w:val="22"/>
         </w:rPr>
       </w:pPr>
@@ -4782,6 +4942,7 @@
       <w:pPr>
         <w:ind w:leftChars="187" w:left="411"/>
         <w:rPr>
+          <w:rFonts w:hint="eastAsia"/>
           <w:szCs w:val="22"/>
         </w:rPr>
       </w:pPr>
@@ -4797,6 +4958,7 @@
       <w:pPr>
         <w:ind w:leftChars="187" w:left="411"/>
         <w:rPr>
+          <w:rFonts w:hint="eastAsia"/>
           <w:szCs w:val="22"/>
         </w:rPr>
       </w:pPr>
@@ -4812,6 +4974,7 @@
       <w:pPr>
         <w:widowControl/>
         <w:rPr>
+          <w:rFonts w:hint="eastAsia"/>
           <w:b/>
           <w:bCs/>
           <w:sz w:val="32"/>
@@ -4823,6 +4986,7 @@
       <w:pPr>
         <w:widowControl/>
         <w:rPr>
+          <w:rFonts w:hint="eastAsia"/>
           <w:szCs w:val="22"/>
         </w:rPr>
       </w:pPr>
@@ -4838,6 +5002,7 @@
       <w:pPr>
         <w:ind w:leftChars="200" w:left="440"/>
         <w:rPr>
+          <w:rFonts w:hint="eastAsia"/>
           <w:b/>
           <w:bCs/>
           <w:sz w:val="36"/>
@@ -4860,6 +5025,7 @@
       <w:pPr>
         <w:ind w:leftChars="187" w:left="411"/>
         <w:rPr>
+          <w:rFonts w:hint="eastAsia"/>
           <w:sz w:val="36"/>
           <w:szCs w:val="36"/>
         </w:rPr>
@@ -4877,6 +5043,7 @@
       <w:pPr>
         <w:ind w:leftChars="100" w:left="220" w:firstLine="369"/>
         <w:rPr>
+          <w:rFonts w:hint="eastAsia"/>
           <w:sz w:val="28"/>
           <w:szCs w:val="28"/>
         </w:rPr>
@@ -4894,6 +5061,7 @@
       <w:pPr>
         <w:ind w:leftChars="300" w:left="660"/>
         <w:rPr>
+          <w:rFonts w:hint="eastAsia"/>
           <w:szCs w:val="22"/>
         </w:rPr>
       </w:pPr>
@@ -4930,6 +5098,7 @@
       <w:pPr>
         <w:ind w:leftChars="100" w:left="220" w:firstLine="369"/>
         <w:rPr>
+          <w:rFonts w:hint="eastAsia"/>
           <w:sz w:val="28"/>
           <w:szCs w:val="28"/>
         </w:rPr>
@@ -4947,6 +5116,7 @@
       <w:pPr>
         <w:ind w:leftChars="100" w:left="220" w:firstLine="369"/>
         <w:rPr>
+          <w:rFonts w:hint="eastAsia"/>
           <w:szCs w:val="22"/>
         </w:rPr>
       </w:pPr>
@@ -4962,6 +5132,7 @@
       <w:pPr>
         <w:ind w:leftChars="100" w:left="220" w:firstLine="369"/>
         <w:rPr>
+          <w:rFonts w:hint="eastAsia"/>
           <w:sz w:val="28"/>
           <w:szCs w:val="28"/>
         </w:rPr>
@@ -4979,6 +5150,7 @@
       <w:pPr>
         <w:ind w:leftChars="300" w:left="660"/>
         <w:rPr>
+          <w:rFonts w:hint="eastAsia"/>
           <w:szCs w:val="22"/>
         </w:rPr>
       </w:pPr>
@@ -5009,11 +5181,11 @@
       <w:pPr>
         <w:ind w:leftChars="100" w:left="220" w:firstLine="369"/>
         <w:rPr>
+          <w:rFonts w:hint="eastAsia"/>
           <w:sz w:val="28"/>
           <w:szCs w:val="28"/>
         </w:rPr>
       </w:pPr>
-      <w:proofErr w:type="spellStart"/>
       <w:r>
         <w:rPr>
           <w:rFonts w:hint="eastAsia"/>
@@ -5022,7 +5194,6 @@
         </w:rPr>
         <w:t>GuardPoint</w:t>
       </w:r>
-      <w:proofErr w:type="spellEnd"/>
       <w:r>
         <w:rPr>
           <w:rFonts w:hint="eastAsia"/>
@@ -5036,6 +5207,7 @@
       <w:pPr>
         <w:ind w:leftChars="300" w:left="660"/>
         <w:rPr>
+          <w:rFonts w:hint="eastAsia"/>
           <w:szCs w:val="22"/>
         </w:rPr>
       </w:pPr>
@@ -5058,6 +5230,7 @@
       <w:pPr>
         <w:ind w:leftChars="100" w:left="220" w:firstLine="369"/>
         <w:rPr>
+          <w:rFonts w:hint="eastAsia"/>
           <w:sz w:val="28"/>
           <w:szCs w:val="28"/>
         </w:rPr>
@@ -5075,6 +5248,7 @@
       <w:pPr>
         <w:ind w:leftChars="300" w:left="660"/>
         <w:rPr>
+          <w:rFonts w:hint="eastAsia"/>
           <w:szCs w:val="22"/>
         </w:rPr>
       </w:pPr>
@@ -5090,6 +5264,7 @@
       <w:pPr>
         <w:ind w:leftChars="300" w:left="660"/>
         <w:rPr>
+          <w:rFonts w:hint="eastAsia"/>
           <w:szCs w:val="22"/>
         </w:rPr>
       </w:pPr>
@@ -5105,6 +5280,7 @@
       <w:pPr>
         <w:ind w:leftChars="287" w:left="631"/>
         <w:rPr>
+          <w:rFonts w:hint="eastAsia"/>
           <w:sz w:val="36"/>
           <w:szCs w:val="36"/>
         </w:rPr>
@@ -5122,6 +5298,7 @@
       <w:pPr>
         <w:ind w:leftChars="187" w:left="411" w:firstLine="369"/>
         <w:rPr>
+          <w:rFonts w:hint="eastAsia"/>
           <w:sz w:val="28"/>
           <w:szCs w:val="28"/>
         </w:rPr>
@@ -5139,6 +5316,7 @@
       <w:pPr>
         <w:ind w:leftChars="387" w:left="851"/>
         <w:rPr>
+          <w:rFonts w:hint="eastAsia"/>
           <w:szCs w:val="22"/>
         </w:rPr>
       </w:pPr>
@@ -5154,6 +5332,7 @@
       <w:pPr>
         <w:ind w:leftChars="187" w:left="411" w:firstLine="369"/>
         <w:rPr>
+          <w:rFonts w:hint="eastAsia"/>
           <w:sz w:val="28"/>
           <w:szCs w:val="28"/>
         </w:rPr>
@@ -5171,6 +5350,7 @@
       <w:pPr>
         <w:ind w:leftChars="387" w:left="851"/>
         <w:rPr>
+          <w:rFonts w:hint="eastAsia"/>
           <w:szCs w:val="22"/>
         </w:rPr>
       </w:pPr>
@@ -5194,6 +5374,7 @@
       <w:pPr>
         <w:ind w:leftChars="187" w:left="411" w:firstLine="369"/>
         <w:rPr>
+          <w:rFonts w:hint="eastAsia"/>
           <w:sz w:val="28"/>
           <w:szCs w:val="28"/>
         </w:rPr>
@@ -5211,6 +5392,7 @@
       <w:pPr>
         <w:ind w:leftChars="387" w:left="851"/>
         <w:rPr>
+          <w:rFonts w:hint="eastAsia"/>
           <w:szCs w:val="22"/>
         </w:rPr>
       </w:pPr>
@@ -5226,6 +5408,7 @@
       <w:pPr>
         <w:ind w:leftChars="187" w:left="411" w:firstLine="369"/>
         <w:rPr>
+          <w:rFonts w:hint="eastAsia"/>
           <w:sz w:val="28"/>
           <w:szCs w:val="28"/>
         </w:rPr>
@@ -5251,6 +5434,7 @@
       <w:pPr>
         <w:ind w:leftChars="387" w:left="851"/>
         <w:rPr>
+          <w:rFonts w:hint="eastAsia"/>
           <w:szCs w:val="22"/>
         </w:rPr>
       </w:pPr>
@@ -5266,6 +5450,7 @@
       <w:pPr>
         <w:ind w:leftChars="387" w:left="851"/>
         <w:rPr>
+          <w:rFonts w:hint="eastAsia"/>
           <w:szCs w:val="22"/>
         </w:rPr>
       </w:pPr>
@@ -5281,6 +5466,7 @@
       <w:pPr>
         <w:ind w:leftChars="387" w:left="851"/>
         <w:rPr>
+          <w:rFonts w:hint="eastAsia"/>
           <w:szCs w:val="22"/>
         </w:rPr>
       </w:pPr>
@@ -5296,6 +5482,7 @@
       <w:pPr>
         <w:ind w:leftChars="300" w:left="660"/>
         <w:rPr>
+          <w:rFonts w:hint="eastAsia"/>
           <w:sz w:val="36"/>
           <w:szCs w:val="36"/>
         </w:rPr>
@@ -5313,6 +5500,7 @@
       <w:pPr>
         <w:ind w:leftChars="200" w:left="440" w:firstLine="340"/>
         <w:rPr>
+          <w:rFonts w:hint="eastAsia"/>
           <w:sz w:val="28"/>
           <w:szCs w:val="28"/>
         </w:rPr>
@@ -5330,6 +5518,7 @@
       <w:pPr>
         <w:ind w:leftChars="400" w:left="880"/>
         <w:rPr>
+          <w:rFonts w:hint="eastAsia"/>
           <w:szCs w:val="22"/>
         </w:rPr>
       </w:pPr>
@@ -5345,6 +5534,7 @@
       <w:pPr>
         <w:ind w:leftChars="200" w:left="440" w:firstLine="340"/>
         <w:rPr>
+          <w:rFonts w:hint="eastAsia"/>
           <w:sz w:val="28"/>
           <w:szCs w:val="28"/>
         </w:rPr>
@@ -5362,6 +5552,7 @@
       <w:pPr>
         <w:ind w:leftChars="200" w:left="440" w:firstLine="340"/>
         <w:rPr>
+          <w:rFonts w:hint="eastAsia"/>
           <w:szCs w:val="22"/>
         </w:rPr>
       </w:pPr>
@@ -5377,6 +5568,7 @@
       <w:pPr>
         <w:ind w:leftChars="200" w:left="440" w:firstLine="340"/>
         <w:rPr>
+          <w:rFonts w:hint="eastAsia"/>
           <w:szCs w:val="22"/>
         </w:rPr>
       </w:pPr>
@@ -5392,6 +5584,7 @@
       <w:pPr>
         <w:widowControl/>
         <w:rPr>
+          <w:rFonts w:hint="eastAsia"/>
           <w:b/>
           <w:bCs/>
           <w:sz w:val="36"/>
@@ -5412,6 +5605,7 @@
     <w:p>
       <w:pPr>
         <w:rPr>
+          <w:rFonts w:hint="eastAsia"/>
           <w:color w:val="0F4761" w:themeColor="accent1" w:themeShade="BF"/>
           <w:sz w:val="56"/>
           <w:szCs w:val="56"/>
@@ -5431,6 +5625,7 @@
     <w:p>
       <w:pPr>
         <w:rPr>
+          <w:rFonts w:hint="eastAsia"/>
           <w:color w:val="000000" w:themeColor="text1"/>
           <w:sz w:val="28"/>
           <w:szCs w:val="28"/>
@@ -5449,6 +5644,7 @@
     <w:p>
       <w:pPr>
         <w:rPr>
+          <w:rFonts w:hint="eastAsia"/>
           <w:color w:val="000000" w:themeColor="text1"/>
           <w:szCs w:val="22"/>
         </w:rPr>
@@ -5465,6 +5661,7 @@
     <w:p>
       <w:pPr>
         <w:rPr>
+          <w:rFonts w:hint="eastAsia"/>
           <w:color w:val="000000" w:themeColor="text1"/>
           <w:szCs w:val="22"/>
         </w:rPr>
@@ -5473,6 +5670,7 @@
     <w:p>
       <w:pPr>
         <w:rPr>
+          <w:rFonts w:hint="eastAsia"/>
           <w:color w:val="0F4761" w:themeColor="accent1" w:themeShade="BF"/>
           <w:sz w:val="56"/>
           <w:szCs w:val="56"/>
@@ -5489,6 +5687,11 @@
       </w:r>
     </w:p>
     <w:p>
+      <w:pPr>
+        <w:rPr>
+          <w:rFonts w:hint="eastAsia"/>
+        </w:rPr>
+      </w:pPr>
       <w:r>
         <w:rPr>
           <w:rFonts w:hint="eastAsia"/>
@@ -5542,10 +5745,17 @@
         </w:drawing>
       </w:r>
     </w:p>
-    <w:p/>
-    <w:p>
-      <w:pPr>
-        <w:rPr>
+    <w:p>
+      <w:pPr>
+        <w:rPr>
+          <w:rFonts w:hint="eastAsia"/>
+        </w:rPr>
+      </w:pPr>
+    </w:p>
+    <w:p>
+      <w:pPr>
+        <w:rPr>
+          <w:rFonts w:hint="eastAsia"/>
           <w:sz w:val="56"/>
           <w:szCs w:val="56"/>
         </w:rPr>
@@ -5569,6 +5779,7 @@
     <w:p>
       <w:pPr>
         <w:rPr>
+          <w:rFonts w:hint="eastAsia"/>
           <w:szCs w:val="22"/>
         </w:rPr>
       </w:pPr>
@@ -5583,13 +5794,15 @@
     <w:p>
       <w:pPr>
         <w:rPr>
-          <w:szCs w:val="22"/>
-        </w:rPr>
-      </w:pPr>
-    </w:p>
-    <w:p>
-      <w:pPr>
-        <w:rPr>
+          <w:rFonts w:hint="eastAsia"/>
+          <w:szCs w:val="22"/>
+        </w:rPr>
+      </w:pPr>
+    </w:p>
+    <w:p>
+      <w:pPr>
+        <w:rPr>
+          <w:rFonts w:hint="eastAsia"/>
           <w:sz w:val="56"/>
           <w:szCs w:val="56"/>
         </w:rPr>
@@ -5607,6 +5820,7 @@
     <w:p>
       <w:pPr>
         <w:rPr>
+          <w:rFonts w:hint="eastAsia"/>
           <w:szCs w:val="22"/>
         </w:rPr>
       </w:pPr>
@@ -5621,13 +5835,15 @@
     <w:p>
       <w:pPr>
         <w:rPr>
-          <w:szCs w:val="22"/>
-        </w:rPr>
-      </w:pPr>
-    </w:p>
-    <w:p>
-      <w:pPr>
-        <w:rPr>
+          <w:rFonts w:hint="eastAsia"/>
+          <w:szCs w:val="22"/>
+        </w:rPr>
+      </w:pPr>
+    </w:p>
+    <w:p>
+      <w:pPr>
+        <w:rPr>
+          <w:rFonts w:hint="eastAsia"/>
           <w:sz w:val="56"/>
           <w:szCs w:val="56"/>
         </w:rPr>
@@ -5644,6 +5860,7 @@
     <w:p>
       <w:pPr>
         <w:rPr>
+          <w:rFonts w:hint="eastAsia"/>
           <w:szCs w:val="22"/>
         </w:rPr>
       </w:pPr>
@@ -5658,13 +5875,15 @@
     <w:p>
       <w:pPr>
         <w:rPr>
-          <w:szCs w:val="22"/>
-        </w:rPr>
-      </w:pPr>
-    </w:p>
-    <w:p>
-      <w:pPr>
-        <w:rPr>
+          <w:rFonts w:hint="eastAsia"/>
+          <w:szCs w:val="22"/>
+        </w:rPr>
+      </w:pPr>
+    </w:p>
+    <w:p>
+      <w:pPr>
+        <w:rPr>
+          <w:rFonts w:hint="eastAsia"/>
           <w:sz w:val="56"/>
           <w:szCs w:val="56"/>
         </w:rPr>
@@ -5681,36 +5900,22 @@
     <w:p>
       <w:pPr>
         <w:rPr>
-          <w:szCs w:val="22"/>
-        </w:rPr>
-      </w:pPr>
-      <w:r>
-        <w:rPr>
-          <w:rFonts w:hint="eastAsia"/>
-          <w:szCs w:val="22"/>
-        </w:rPr>
-        <w:t>1.节点架构：全部使用control节点搭建UI，</w:t>
-      </w:r>
-      <w:proofErr w:type="spellStart"/>
-      <w:r>
-        <w:rPr>
-          <w:rFonts w:hint="eastAsia"/>
-          <w:szCs w:val="22"/>
-        </w:rPr>
-        <w:t>CanvasLayer</w:t>
-      </w:r>
-      <w:proofErr w:type="spellEnd"/>
-      <w:r>
-        <w:rPr>
-          <w:rFonts w:hint="eastAsia"/>
-          <w:szCs w:val="22"/>
-        </w:rPr>
-        <w:t>分层管理（开始层、暂停层、装备层、局内层）。</w:t>
-      </w:r>
-    </w:p>
-    <w:p>
-      <w:pPr>
-        <w:rPr>
+          <w:rFonts w:hint="eastAsia"/>
+          <w:szCs w:val="22"/>
+        </w:rPr>
+      </w:pPr>
+      <w:r>
+        <w:rPr>
+          <w:rFonts w:hint="eastAsia"/>
+          <w:szCs w:val="22"/>
+        </w:rPr>
+        <w:t>1.节点架构：全部使用control节点搭建UI，CanvasLayer分层管理（开始层、暂停层、装备层、局内层）。</w:t>
+      </w:r>
+    </w:p>
+    <w:p>
+      <w:pPr>
+        <w:rPr>
+          <w:rFonts w:hint="eastAsia"/>
           <w:szCs w:val="22"/>
         </w:rPr>
       </w:pPr>
@@ -5725,6 +5930,7 @@
     <w:p>
       <w:pPr>
         <w:rPr>
+          <w:rFonts w:hint="eastAsia"/>
           <w:color w:val="000000" w:themeColor="text1"/>
           <w:szCs w:val="22"/>
         </w:rPr>
@@ -5743,6 +5949,7 @@
       <w:pPr>
         <w:widowControl/>
         <w:rPr>
+          <w:rFonts w:hint="eastAsia"/>
           <w:color w:val="0F4761" w:themeColor="accent1" w:themeShade="BF"/>
           <w:sz w:val="56"/>
           <w:szCs w:val="56"/>
@@ -5756,16 +5963,6 @@
           <w:szCs w:val="56"/>
         </w:rPr>
         <w:lastRenderedPageBreak/>
-        <w:br w:type="page"/>
-      </w:r>
-      <w:r>
-        <w:rPr>
-          <w:rFonts w:hint="eastAsia"/>
-          <w:color w:val="0F4761" w:themeColor="accent1" w:themeShade="BF"/>
-          <w:sz w:val="56"/>
-          <w:szCs w:val="56"/>
-        </w:rPr>
-        <w:lastRenderedPageBreak/>
         <w:t>美术</w:t>
       </w:r>
     </w:p>
@@ -5773,6 +5970,7 @@
       <w:pPr>
         <w:widowControl/>
         <w:rPr>
+          <w:rFonts w:hint="eastAsia"/>
           <w:color w:val="000000" w:themeColor="text1"/>
           <w:sz w:val="32"/>
           <w:szCs w:val="32"/>
@@ -5792,6 +5990,7 @@
       <w:pPr>
         <w:widowControl/>
         <w:rPr>
+          <w:rFonts w:hint="eastAsia"/>
           <w:color w:val="000000" w:themeColor="text1"/>
           <w:szCs w:val="22"/>
         </w:rPr>
@@ -5809,6 +6008,7 @@
       <w:pPr>
         <w:widowControl/>
         <w:rPr>
+          <w:rFonts w:hint="eastAsia"/>
           <w:color w:val="000000" w:themeColor="text1"/>
           <w:szCs w:val="22"/>
         </w:rPr>
@@ -5826,6 +6026,7 @@
       <w:pPr>
         <w:widowControl/>
         <w:rPr>
+          <w:rFonts w:hint="eastAsia"/>
           <w:color w:val="000000" w:themeColor="text1"/>
           <w:szCs w:val="22"/>
         </w:rPr>
@@ -5843,6 +6044,7 @@
       <w:pPr>
         <w:widowControl/>
         <w:rPr>
+          <w:rFonts w:hint="eastAsia"/>
           <w:color w:val="000000" w:themeColor="text1"/>
           <w:sz w:val="28"/>
           <w:szCs w:val="28"/>
@@ -5862,6 +6064,7 @@
       <w:pPr>
         <w:widowControl/>
         <w:rPr>
+          <w:rFonts w:hint="eastAsia"/>
           <w:color w:val="000000" w:themeColor="text1"/>
           <w:szCs w:val="22"/>
         </w:rPr>
@@ -5879,6 +6082,7 @@
       <w:pPr>
         <w:widowControl/>
         <w:rPr>
+          <w:rFonts w:hint="eastAsia"/>
           <w:color w:val="000000" w:themeColor="text1"/>
           <w:szCs w:val="22"/>
         </w:rPr>
@@ -5888,6 +6092,7 @@
       <w:pPr>
         <w:widowControl/>
         <w:rPr>
+          <w:rFonts w:hint="eastAsia"/>
           <w:color w:val="000000" w:themeColor="text1"/>
           <w:sz w:val="32"/>
           <w:szCs w:val="32"/>
@@ -5951,6 +6156,7 @@
       <w:pPr>
         <w:widowControl/>
         <w:rPr>
+          <w:rFonts w:hint="eastAsia"/>
           <w:color w:val="000000" w:themeColor="text1"/>
           <w:sz w:val="16"/>
           <w:szCs w:val="16"/>
@@ -5963,43 +6169,25 @@
           <w:sz w:val="16"/>
           <w:szCs w:val="16"/>
         </w:rPr>
-        <w:t>使用</w:t>
-      </w:r>
-      <w:proofErr w:type="spellStart"/>
-      <w:r>
+        <w:t>使用Resprite手绘素材</w:t>
+      </w:r>
+    </w:p>
+    <w:p>
+      <w:pPr>
+        <w:widowControl/>
         <w:rPr>
           <w:rFonts w:hint="eastAsia"/>
           <w:color w:val="000000" w:themeColor="text1"/>
           <w:sz w:val="16"/>
           <w:szCs w:val="16"/>
         </w:rPr>
-        <w:t>Resprite</w:t>
-      </w:r>
-      <w:proofErr w:type="spellEnd"/>
-      <w:r>
-        <w:rPr>
-          <w:rFonts w:hint="eastAsia"/>
-          <w:color w:val="000000" w:themeColor="text1"/>
-          <w:sz w:val="16"/>
-          <w:szCs w:val="16"/>
-        </w:rPr>
-        <w:t>手绘素材</w:t>
-      </w:r>
+      </w:pPr>
     </w:p>
     <w:p>
       <w:pPr>
         <w:widowControl/>
         <w:rPr>
-          <w:color w:val="000000" w:themeColor="text1"/>
-          <w:sz w:val="16"/>
-          <w:szCs w:val="16"/>
-        </w:rPr>
-      </w:pPr>
-    </w:p>
-    <w:p>
-      <w:pPr>
-        <w:widowControl/>
-        <w:rPr>
+          <w:rFonts w:hint="eastAsia"/>
           <w:color w:val="0F4761" w:themeColor="accent1" w:themeShade="BF"/>
           <w:sz w:val="56"/>
           <w:szCs w:val="56"/>
@@ -6065,6 +6253,7 @@
       <w:pPr>
         <w:widowControl/>
         <w:rPr>
+          <w:rFonts w:hint="eastAsia"/>
           <w:color w:val="0F4761" w:themeColor="accent1" w:themeShade="BF"/>
           <w:sz w:val="56"/>
           <w:szCs w:val="56"/>
@@ -6250,6 +6439,7 @@
       <w:pPr>
         <w:widowControl/>
         <w:rPr>
+          <w:rFonts w:hint="eastAsia"/>
           <w:color w:val="0F4761" w:themeColor="accent1" w:themeShade="BF"/>
           <w:sz w:val="16"/>
           <w:szCs w:val="16"/>

--- a/Docs/Marginal Planet’s Mini World 游戏项目设计方案.docx
+++ b/Docs/Marginal Planet’s Mini World 游戏项目设计方案.docx
@@ -5,6 +5,7 @@
     <w:p>
       <w:pPr>
         <w:pStyle w:val="a3"/>
+        <w:spacing w:after="0"/>
         <w:rPr>
           <w:rFonts w:asciiTheme="majorEastAsia" w:hAnsiTheme="majorEastAsia" w:hint="eastAsia"/>
           <w:b/>
@@ -23,6 +24,7 @@
     <w:p>
       <w:pPr>
         <w:pStyle w:val="a3"/>
+        <w:spacing w:after="0"/>
         <w:rPr>
           <w:rFonts w:asciiTheme="majorEastAsia" w:hAnsiTheme="majorEastAsia" w:hint="eastAsia"/>
           <w:b/>
@@ -40,6 +42,7 @@
     </w:p>
     <w:p>
       <w:pPr>
+        <w:spacing w:after="0"/>
         <w:jc w:val="center"/>
         <w:rPr>
           <w:rFonts w:hint="eastAsia"/>
@@ -50,6 +53,7 @@
     </w:p>
     <w:p>
       <w:pPr>
+        <w:spacing w:after="0"/>
         <w:jc w:val="center"/>
         <w:rPr>
           <w:rFonts w:hint="eastAsia"/>
@@ -76,6 +80,7 @@
     <w:p>
       <w:pPr>
         <w:widowControl/>
+        <w:spacing w:after="0"/>
         <w:rPr>
           <w:rFonts w:hint="eastAsia"/>
         </w:rPr>
@@ -86,6 +91,7 @@
     </w:p>
     <w:p>
       <w:pPr>
+        <w:spacing w:after="0"/>
         <w:rPr>
           <w:rFonts w:hint="eastAsia"/>
         </w:rPr>
@@ -653,7 +659,7 @@
     </w:tbl>
     <w:p>
       <w:pPr>
-        <w:spacing w:line="360" w:lineRule="auto"/>
+        <w:spacing w:after="0" w:line="360" w:lineRule="auto"/>
         <w:rPr>
           <w:rFonts w:hint="eastAsia"/>
           <w:bCs/>
@@ -742,6 +748,7 @@
     </w:p>
     <w:p>
       <w:pPr>
+        <w:spacing w:after="0"/>
         <w:rPr>
           <w:rFonts w:hint="eastAsia"/>
         </w:rPr>
@@ -750,863 +757,560 @@
     <w:p>
       <w:pPr>
         <w:pStyle w:val="a5"/>
-        <w:rPr>
-          <w:rFonts w:hint="eastAsia"/>
-          <w:b/>
-          <w:bCs/>
-          <w:sz w:val="56"/>
-          <w:szCs w:val="56"/>
-        </w:rPr>
-      </w:pPr>
-      <w:r>
-        <w:br w:type="page"/>
-      </w:r>
-      <w:r>
-        <w:rPr>
-          <w:rFonts w:hint="eastAsia"/>
+        <w:spacing w:after="0"/>
+        <w:rPr>
           <w:b/>
           <w:bCs/>
           <w:color w:val="000000" w:themeColor="text1"/>
           <w:sz w:val="56"/>
           <w:szCs w:val="56"/>
         </w:rPr>
+      </w:pPr>
+      <w:r>
+        <w:br w:type="page"/>
+      </w:r>
+      <w:r>
+        <w:rPr>
+          <w:rFonts w:hint="eastAsia"/>
+          <w:b/>
+          <w:bCs/>
+          <w:color w:val="000000" w:themeColor="text1"/>
+          <w:sz w:val="56"/>
+          <w:szCs w:val="56"/>
+        </w:rPr>
         <w:lastRenderedPageBreak/>
         <w:t>目录</w:t>
       </w:r>
     </w:p>
     <w:p>
       <w:pPr>
-        <w:rPr>
-          <w:rFonts w:hint="eastAsia"/>
-          <w:sz w:val="52"/>
-          <w:szCs w:val="52"/>
-        </w:rPr>
-      </w:pPr>
-      <w:r>
-        <w:rPr>
-          <w:rFonts w:hint="eastAsia"/>
-          <w:sz w:val="52"/>
-          <w:szCs w:val="52"/>
-        </w:rPr>
-        <w:t>一、</w:t>
-      </w:r>
-      <w:r>
-        <w:rPr>
-          <w:rFonts w:hint="eastAsia"/>
-          <w:sz w:val="52"/>
-          <w:szCs w:val="52"/>
-        </w:rPr>
-        <w:t>局内战斗</w:t>
-      </w:r>
-    </w:p>
-    <w:p>
-      <w:pPr>
+        <w:spacing w:after="0"/>
+        <w:rPr>
+          <w:rFonts w:hint="eastAsia"/>
+        </w:rPr>
+      </w:pPr>
+    </w:p>
+    <w:p>
+      <w:pPr>
+        <w:spacing w:after="0"/>
+        <w:rPr>
+          <w:rFonts w:hint="eastAsia"/>
+          <w:szCs w:val="22"/>
+        </w:rPr>
+      </w:pPr>
+      <w:r>
+        <w:rPr>
+          <w:rFonts w:hint="eastAsia"/>
+          <w:szCs w:val="22"/>
+        </w:rPr>
+        <w:t>一、局内战斗</w:t>
+      </w:r>
+    </w:p>
+    <w:p>
+      <w:pPr>
+        <w:spacing w:after="0"/>
         <w:ind w:left="425"/>
         <w:rPr>
           <w:rFonts w:hint="eastAsia"/>
-          <w:sz w:val="44"/>
-          <w:szCs w:val="44"/>
-        </w:rPr>
-      </w:pPr>
-      <w:r>
-        <w:rPr>
-          <w:rFonts w:hint="eastAsia"/>
-          <w:sz w:val="44"/>
-          <w:szCs w:val="44"/>
-        </w:rPr>
-        <w:t>1.1</w:t>
-      </w:r>
-      <w:r>
-        <w:rPr>
-          <w:rFonts w:hint="eastAsia"/>
-          <w:sz w:val="44"/>
-          <w:szCs w:val="44"/>
-        </w:rPr>
-        <w:t>副本关卡</w:t>
-      </w:r>
-    </w:p>
-    <w:p>
-      <w:pPr>
+          <w:szCs w:val="22"/>
+        </w:rPr>
+      </w:pPr>
+      <w:r>
+        <w:rPr>
+          <w:rFonts w:hint="eastAsia"/>
+          <w:szCs w:val="22"/>
+        </w:rPr>
+        <w:t>1.1副本关卡</w:t>
+      </w:r>
+    </w:p>
+    <w:p>
+      <w:pPr>
+        <w:spacing w:after="0"/>
         <w:ind w:leftChars="400" w:left="880"/>
         <w:rPr>
           <w:rFonts w:hint="eastAsia"/>
-          <w:sz w:val="36"/>
-          <w:szCs w:val="36"/>
-        </w:rPr>
-      </w:pPr>
-      <w:r>
-        <w:rPr>
-          <w:rFonts w:hint="eastAsia"/>
-          <w:sz w:val="36"/>
-          <w:szCs w:val="36"/>
-        </w:rPr>
-        <w:t>1.1.1</w:t>
-      </w:r>
-      <w:r>
-        <w:rPr>
-          <w:rFonts w:hint="eastAsia"/>
-          <w:sz w:val="36"/>
-          <w:szCs w:val="36"/>
-        </w:rPr>
-        <w:t>关卡生成方式</w:t>
-      </w:r>
-    </w:p>
-    <w:p>
-      <w:pPr>
+          <w:szCs w:val="22"/>
+        </w:rPr>
+      </w:pPr>
+      <w:r>
+        <w:rPr>
+          <w:rFonts w:hint="eastAsia"/>
+          <w:szCs w:val="22"/>
+        </w:rPr>
+        <w:t>1.1.1关卡生成方式</w:t>
+      </w:r>
+    </w:p>
+    <w:p>
+      <w:pPr>
+        <w:spacing w:after="0"/>
         <w:ind w:leftChars="400" w:left="880"/>
         <w:rPr>
           <w:rFonts w:hint="eastAsia"/>
-          <w:sz w:val="36"/>
-          <w:szCs w:val="36"/>
-        </w:rPr>
-      </w:pPr>
-      <w:r>
-        <w:rPr>
-          <w:rFonts w:hint="eastAsia"/>
-          <w:sz w:val="36"/>
-          <w:szCs w:val="36"/>
+          <w:szCs w:val="22"/>
+        </w:rPr>
+      </w:pPr>
+      <w:r>
+        <w:rPr>
+          <w:rFonts w:hint="eastAsia"/>
+          <w:szCs w:val="22"/>
         </w:rPr>
         <w:t>1.1.2基础操作方式</w:t>
       </w:r>
     </w:p>
     <w:p>
       <w:pPr>
+        <w:spacing w:after="0"/>
         <w:ind w:leftChars="400" w:left="880"/>
         <w:rPr>
           <w:rFonts w:hint="eastAsia"/>
-          <w:sz w:val="36"/>
-          <w:szCs w:val="36"/>
-        </w:rPr>
-      </w:pPr>
-      <w:r>
-        <w:rPr>
-          <w:rFonts w:hint="eastAsia"/>
-          <w:sz w:val="36"/>
-          <w:szCs w:val="36"/>
-        </w:rPr>
-        <w:t>1.1.</w:t>
-      </w:r>
-      <w:r>
-        <w:rPr>
-          <w:rFonts w:hint="eastAsia"/>
-          <w:sz w:val="36"/>
-          <w:szCs w:val="36"/>
-        </w:rPr>
-        <w:t>3</w:t>
-      </w:r>
-      <w:r>
-        <w:rPr>
-          <w:rFonts w:hint="eastAsia"/>
-          <w:sz w:val="36"/>
-          <w:szCs w:val="36"/>
-        </w:rPr>
-        <w:t>平台与地形限制</w:t>
-      </w:r>
-    </w:p>
-    <w:p>
-      <w:pPr>
+          <w:szCs w:val="22"/>
+        </w:rPr>
+      </w:pPr>
+      <w:r>
+        <w:rPr>
+          <w:rFonts w:hint="eastAsia"/>
+          <w:szCs w:val="22"/>
+        </w:rPr>
+        <w:t>1.1.3平台与地形限制</w:t>
+      </w:r>
+    </w:p>
+    <w:p>
+      <w:pPr>
+        <w:spacing w:after="0"/>
         <w:ind w:leftChars="400" w:left="880"/>
         <w:rPr>
           <w:rFonts w:hint="eastAsia"/>
-          <w:sz w:val="36"/>
-          <w:szCs w:val="36"/>
-        </w:rPr>
-      </w:pPr>
-      <w:r>
-        <w:rPr>
-          <w:rFonts w:hint="eastAsia"/>
-          <w:sz w:val="36"/>
-          <w:szCs w:val="36"/>
-        </w:rPr>
-        <w:t>1.1.</w:t>
-      </w:r>
-      <w:r>
-        <w:rPr>
-          <w:rFonts w:hint="eastAsia"/>
-          <w:sz w:val="36"/>
-          <w:szCs w:val="36"/>
-        </w:rPr>
-        <w:t>4</w:t>
-      </w:r>
-      <w:r>
-        <w:rPr>
-          <w:rFonts w:hint="eastAsia"/>
-          <w:sz w:val="36"/>
-          <w:szCs w:val="36"/>
-        </w:rPr>
-        <w:t>效果地块</w:t>
-      </w:r>
-    </w:p>
-    <w:p>
-      <w:pPr>
+          <w:szCs w:val="22"/>
+        </w:rPr>
+      </w:pPr>
+      <w:r>
+        <w:rPr>
+          <w:rFonts w:hint="eastAsia"/>
+          <w:szCs w:val="22"/>
+        </w:rPr>
+        <w:t>1.1.4效果地块</w:t>
+      </w:r>
+    </w:p>
+    <w:p>
+      <w:pPr>
+        <w:spacing w:after="0"/>
         <w:ind w:leftChars="187" w:left="411"/>
         <w:rPr>
           <w:rFonts w:hint="eastAsia"/>
-          <w:sz w:val="44"/>
-          <w:szCs w:val="44"/>
-        </w:rPr>
-      </w:pPr>
-      <w:r>
-        <w:rPr>
-          <w:rFonts w:hint="eastAsia"/>
-          <w:sz w:val="44"/>
-          <w:szCs w:val="44"/>
-        </w:rPr>
-        <w:t>1.2</w:t>
-      </w:r>
-      <w:r>
-        <w:rPr>
-          <w:rFonts w:hint="eastAsia"/>
-          <w:sz w:val="44"/>
-          <w:szCs w:val="44"/>
-        </w:rPr>
-        <w:t>人物</w:t>
-      </w:r>
-    </w:p>
-    <w:p>
-      <w:pPr>
-        <w:ind w:left="1276"/>
-        <w:rPr>
-          <w:rFonts w:hint="eastAsia"/>
-          <w:sz w:val="36"/>
-          <w:szCs w:val="36"/>
-        </w:rPr>
-      </w:pPr>
-      <w:r>
-        <w:rPr>
-          <w:rFonts w:hint="eastAsia"/>
-          <w:sz w:val="36"/>
-          <w:szCs w:val="36"/>
-        </w:rPr>
-        <w:t>1.2.1</w:t>
-      </w:r>
-      <w:r>
-        <w:rPr>
-          <w:rFonts w:hint="eastAsia"/>
-          <w:sz w:val="36"/>
-          <w:szCs w:val="36"/>
-        </w:rPr>
-        <w:t>人物基础数值</w:t>
-      </w:r>
-    </w:p>
-    <w:p>
-      <w:pPr>
-        <w:ind w:left="1276"/>
-        <w:rPr>
-          <w:rFonts w:hint="eastAsia"/>
-          <w:sz w:val="36"/>
-          <w:szCs w:val="36"/>
-        </w:rPr>
-      </w:pPr>
-      <w:r>
-        <w:rPr>
-          <w:rFonts w:hint="eastAsia"/>
-          <w:sz w:val="36"/>
-          <w:szCs w:val="36"/>
-        </w:rPr>
-        <w:t>1.2.2</w:t>
-      </w:r>
-      <w:r>
-        <w:rPr>
-          <w:rFonts w:hint="eastAsia"/>
-          <w:sz w:val="36"/>
-          <w:szCs w:val="36"/>
-        </w:rPr>
-        <w:t>人物外观</w:t>
-      </w:r>
-    </w:p>
-    <w:p>
-      <w:pPr>
-        <w:ind w:left="1276"/>
-        <w:rPr>
-          <w:rFonts w:hint="eastAsia"/>
-          <w:sz w:val="36"/>
-          <w:szCs w:val="36"/>
-        </w:rPr>
-      </w:pPr>
-      <w:r>
-        <w:rPr>
-          <w:rFonts w:hint="eastAsia"/>
-          <w:sz w:val="36"/>
-          <w:szCs w:val="36"/>
-        </w:rPr>
-        <w:t>1.2.3</w:t>
-      </w:r>
-      <w:r>
-        <w:rPr>
-          <w:rFonts w:hint="eastAsia"/>
-          <w:sz w:val="36"/>
-          <w:szCs w:val="36"/>
-        </w:rPr>
-        <w:t>人物动画</w:t>
-      </w:r>
-      <w:r>
-        <w:rPr>
-          <w:rFonts w:hint="eastAsia"/>
-          <w:sz w:val="36"/>
-          <w:szCs w:val="36"/>
-        </w:rPr>
-        <w:t xml:space="preserve"> </w:t>
-      </w:r>
-    </w:p>
-    <w:p>
-      <w:pPr>
+          <w:szCs w:val="22"/>
+        </w:rPr>
+      </w:pPr>
+      <w:r>
+        <w:rPr>
+          <w:rFonts w:hint="eastAsia"/>
+          <w:szCs w:val="22"/>
+        </w:rPr>
+        <w:t>1.2人物</w:t>
+      </w:r>
+    </w:p>
+    <w:p>
+      <w:pPr>
+        <w:spacing w:after="0"/>
+        <w:ind w:left="420" w:firstLine="420"/>
+        <w:rPr>
+          <w:rFonts w:hint="eastAsia"/>
+          <w:szCs w:val="22"/>
+        </w:rPr>
+      </w:pPr>
+      <w:r>
+        <w:rPr>
+          <w:rFonts w:hint="eastAsia"/>
+          <w:szCs w:val="22"/>
+        </w:rPr>
+        <w:t>1.2.1人物基础数值</w:t>
+      </w:r>
+    </w:p>
+    <w:p>
+      <w:pPr>
+        <w:spacing w:after="0"/>
+        <w:ind w:left="420" w:firstLine="420"/>
+        <w:rPr>
+          <w:rFonts w:hint="eastAsia"/>
+          <w:szCs w:val="22"/>
+        </w:rPr>
+      </w:pPr>
+      <w:r>
+        <w:rPr>
+          <w:rFonts w:hint="eastAsia"/>
+          <w:szCs w:val="22"/>
+        </w:rPr>
+        <w:t>1.2.2人物外观</w:t>
+      </w:r>
+    </w:p>
+    <w:p>
+      <w:pPr>
+        <w:spacing w:after="0"/>
+        <w:ind w:left="420" w:firstLine="420"/>
+        <w:rPr>
+          <w:rFonts w:hint="eastAsia"/>
+          <w:szCs w:val="22"/>
+        </w:rPr>
+      </w:pPr>
+      <w:r>
+        <w:rPr>
+          <w:rFonts w:hint="eastAsia"/>
+          <w:szCs w:val="22"/>
+        </w:rPr>
+        <w:t xml:space="preserve">1.2.3人物动画 </w:t>
+      </w:r>
+    </w:p>
+    <w:p>
+      <w:pPr>
+        <w:spacing w:after="0"/>
         <w:ind w:leftChars="187" w:left="411"/>
         <w:rPr>
           <w:rFonts w:hint="eastAsia"/>
-          <w:sz w:val="44"/>
-          <w:szCs w:val="44"/>
-        </w:rPr>
-      </w:pPr>
-      <w:r>
-        <w:rPr>
-          <w:rFonts w:hint="eastAsia"/>
-          <w:sz w:val="44"/>
-          <w:szCs w:val="44"/>
-        </w:rPr>
-        <w:t>1.3</w:t>
-      </w:r>
-      <w:r>
-        <w:rPr>
-          <w:rFonts w:hint="eastAsia"/>
-          <w:sz w:val="44"/>
-          <w:szCs w:val="44"/>
-        </w:rPr>
-        <w:t>装备</w:t>
-      </w:r>
-    </w:p>
-    <w:p>
-      <w:pPr>
-        <w:ind w:leftChars="587" w:left="1291"/>
-        <w:rPr>
-          <w:rFonts w:hint="eastAsia"/>
-          <w:sz w:val="36"/>
-          <w:szCs w:val="36"/>
-        </w:rPr>
-      </w:pPr>
-      <w:r>
-        <w:rPr>
-          <w:rFonts w:hint="eastAsia"/>
-          <w:sz w:val="36"/>
-          <w:szCs w:val="36"/>
-        </w:rPr>
-        <w:t>1.3.1</w:t>
-      </w:r>
-      <w:r>
-        <w:rPr>
-          <w:rFonts w:hint="eastAsia"/>
-          <w:sz w:val="36"/>
-          <w:szCs w:val="36"/>
-        </w:rPr>
-        <w:t>稀有度</w:t>
-      </w:r>
-    </w:p>
-    <w:p>
-      <w:pPr>
-        <w:ind w:leftChars="587" w:left="1291"/>
-        <w:rPr>
-          <w:rFonts w:hint="eastAsia"/>
-          <w:sz w:val="36"/>
-          <w:szCs w:val="36"/>
-        </w:rPr>
-      </w:pPr>
-      <w:r>
-        <w:rPr>
-          <w:rFonts w:hint="eastAsia"/>
-          <w:sz w:val="36"/>
-          <w:szCs w:val="36"/>
-        </w:rPr>
-        <w:t>1.3.2</w:t>
-      </w:r>
-      <w:r>
-        <w:rPr>
-          <w:rFonts w:hint="eastAsia"/>
-          <w:sz w:val="36"/>
-          <w:szCs w:val="36"/>
-        </w:rPr>
-        <w:t>护甲</w:t>
-      </w:r>
-    </w:p>
-    <w:p>
-      <w:pPr>
-        <w:ind w:leftChars="587" w:left="1291"/>
-        <w:rPr>
-          <w:rFonts w:hint="eastAsia"/>
-          <w:sz w:val="36"/>
-          <w:szCs w:val="36"/>
-        </w:rPr>
-      </w:pPr>
-      <w:r>
-        <w:rPr>
-          <w:rFonts w:hint="eastAsia"/>
-          <w:sz w:val="36"/>
-          <w:szCs w:val="36"/>
-        </w:rPr>
-        <w:t>1.3.3</w:t>
-      </w:r>
-      <w:r>
-        <w:rPr>
-          <w:rFonts w:hint="eastAsia"/>
-          <w:sz w:val="36"/>
-          <w:szCs w:val="36"/>
-        </w:rPr>
-        <w:t>武器</w:t>
-      </w:r>
-    </w:p>
-    <w:p>
-      <w:pPr>
-        <w:ind w:leftChars="587" w:left="1291"/>
-        <w:rPr>
-          <w:rFonts w:hint="eastAsia"/>
-          <w:sz w:val="36"/>
-          <w:szCs w:val="36"/>
-        </w:rPr>
-      </w:pPr>
-      <w:r>
-        <w:rPr>
-          <w:rFonts w:hint="eastAsia"/>
-          <w:sz w:val="36"/>
-          <w:szCs w:val="36"/>
-        </w:rPr>
-        <w:t>1.3.4</w:t>
-      </w:r>
-      <w:r>
-        <w:rPr>
-          <w:rFonts w:hint="eastAsia"/>
-          <w:sz w:val="36"/>
-          <w:szCs w:val="36"/>
-        </w:rPr>
-        <w:t>道具</w:t>
-      </w:r>
-    </w:p>
-    <w:p>
-      <w:pPr>
+          <w:szCs w:val="22"/>
+        </w:rPr>
+      </w:pPr>
+      <w:r>
+        <w:rPr>
+          <w:rFonts w:hint="eastAsia"/>
+          <w:szCs w:val="22"/>
+        </w:rPr>
+        <w:t>1.3装备</w:t>
+      </w:r>
+    </w:p>
+    <w:p>
+      <w:pPr>
+        <w:spacing w:after="0"/>
+        <w:ind w:left="420" w:firstLine="420"/>
+        <w:rPr>
+          <w:rFonts w:hint="eastAsia"/>
+          <w:szCs w:val="22"/>
+        </w:rPr>
+      </w:pPr>
+      <w:r>
+        <w:rPr>
+          <w:rFonts w:hint="eastAsia"/>
+          <w:szCs w:val="22"/>
+        </w:rPr>
+        <w:t>1.3.1稀有度</w:t>
+      </w:r>
+    </w:p>
+    <w:p>
+      <w:pPr>
+        <w:spacing w:after="0"/>
+        <w:ind w:left="420" w:firstLine="420"/>
+        <w:rPr>
+          <w:rFonts w:hint="eastAsia"/>
+          <w:szCs w:val="22"/>
+        </w:rPr>
+      </w:pPr>
+      <w:r>
+        <w:rPr>
+          <w:rFonts w:hint="eastAsia"/>
+          <w:szCs w:val="22"/>
+        </w:rPr>
+        <w:t>1.3.2护甲</w:t>
+      </w:r>
+    </w:p>
+    <w:p>
+      <w:pPr>
+        <w:spacing w:after="0"/>
+        <w:ind w:left="420" w:firstLine="420"/>
+        <w:rPr>
+          <w:rFonts w:hint="eastAsia"/>
+          <w:szCs w:val="22"/>
+        </w:rPr>
+      </w:pPr>
+      <w:r>
+        <w:rPr>
+          <w:rFonts w:hint="eastAsia"/>
+          <w:szCs w:val="22"/>
+        </w:rPr>
+        <w:t>1.3.3武器</w:t>
+      </w:r>
+    </w:p>
+    <w:p>
+      <w:pPr>
+        <w:spacing w:after="0"/>
+        <w:ind w:left="420" w:firstLine="420"/>
+        <w:rPr>
+          <w:rFonts w:hint="eastAsia"/>
+          <w:szCs w:val="22"/>
+        </w:rPr>
+      </w:pPr>
+      <w:r>
+        <w:rPr>
+          <w:rFonts w:hint="eastAsia"/>
+          <w:szCs w:val="22"/>
+        </w:rPr>
+        <w:t>1.3.4道具</w:t>
+      </w:r>
+    </w:p>
+    <w:p>
+      <w:pPr>
+        <w:spacing w:after="0"/>
         <w:ind w:leftChars="187" w:left="411"/>
         <w:rPr>
           <w:rFonts w:hint="eastAsia"/>
-          <w:sz w:val="44"/>
-          <w:szCs w:val="44"/>
-        </w:rPr>
-      </w:pPr>
-      <w:r>
-        <w:rPr>
-          <w:rFonts w:hint="eastAsia"/>
-          <w:sz w:val="44"/>
-          <w:szCs w:val="44"/>
-        </w:rPr>
-        <w:t>1.</w:t>
-      </w:r>
-      <w:r>
-        <w:rPr>
-          <w:rFonts w:hint="eastAsia"/>
-          <w:sz w:val="44"/>
-          <w:szCs w:val="44"/>
-        </w:rPr>
-        <w:t>4</w:t>
-      </w:r>
-      <w:r>
-        <w:rPr>
-          <w:rFonts w:hint="eastAsia"/>
-          <w:sz w:val="44"/>
-          <w:szCs w:val="44"/>
-        </w:rPr>
-        <w:t>攻击</w:t>
-      </w:r>
-    </w:p>
-    <w:p>
-      <w:pPr>
+          <w:szCs w:val="22"/>
+        </w:rPr>
+      </w:pPr>
+      <w:r>
+        <w:rPr>
+          <w:rFonts w:hint="eastAsia"/>
+          <w:szCs w:val="22"/>
+        </w:rPr>
+        <w:t>1.4攻击</w:t>
+      </w:r>
+    </w:p>
+    <w:p>
+      <w:pPr>
+        <w:spacing w:after="0"/>
         <w:ind w:leftChars="187" w:left="411"/>
         <w:rPr>
           <w:rFonts w:hint="eastAsia"/>
-          <w:sz w:val="44"/>
-          <w:szCs w:val="44"/>
-        </w:rPr>
-      </w:pPr>
-      <w:r>
-        <w:rPr>
-          <w:rFonts w:hint="eastAsia"/>
-          <w:sz w:val="44"/>
-          <w:szCs w:val="44"/>
-        </w:rPr>
-        <w:lastRenderedPageBreak/>
-        <w:t>1.</w:t>
-      </w:r>
-      <w:r>
-        <w:rPr>
-          <w:rFonts w:hint="eastAsia"/>
-          <w:sz w:val="44"/>
-          <w:szCs w:val="44"/>
-        </w:rPr>
-        <w:t>5</w:t>
-      </w:r>
-      <w:r>
-        <w:rPr>
-          <w:rFonts w:hint="eastAsia"/>
-          <w:sz w:val="44"/>
-          <w:szCs w:val="44"/>
-        </w:rPr>
-        <w:t>防守</w:t>
-      </w:r>
-    </w:p>
-    <w:p>
-      <w:pPr>
-        <w:ind w:leftChars="587" w:left="1291"/>
-        <w:rPr>
-          <w:rFonts w:hint="eastAsia"/>
-          <w:sz w:val="36"/>
-          <w:szCs w:val="36"/>
-        </w:rPr>
-      </w:pPr>
-      <w:r>
-        <w:rPr>
-          <w:rFonts w:hint="eastAsia"/>
-          <w:sz w:val="36"/>
-          <w:szCs w:val="36"/>
-        </w:rPr>
-        <w:t>1.</w:t>
-      </w:r>
-      <w:r>
-        <w:rPr>
-          <w:rFonts w:hint="eastAsia"/>
-          <w:sz w:val="36"/>
-          <w:szCs w:val="36"/>
-        </w:rPr>
-        <w:t>5</w:t>
-      </w:r>
-      <w:r>
-        <w:rPr>
-          <w:rFonts w:hint="eastAsia"/>
-          <w:sz w:val="36"/>
-          <w:szCs w:val="36"/>
-        </w:rPr>
-        <w:t>.5格挡</w:t>
-      </w:r>
-    </w:p>
-    <w:p>
-      <w:pPr>
-        <w:ind w:leftChars="587" w:left="1291"/>
-        <w:rPr>
-          <w:rFonts w:hint="eastAsia"/>
-          <w:sz w:val="36"/>
-          <w:szCs w:val="36"/>
-        </w:rPr>
-      </w:pPr>
-      <w:r>
-        <w:rPr>
-          <w:rFonts w:hint="eastAsia"/>
-          <w:sz w:val="36"/>
-          <w:szCs w:val="36"/>
-        </w:rPr>
-        <w:t>1.</w:t>
-      </w:r>
-      <w:r>
-        <w:rPr>
-          <w:rFonts w:hint="eastAsia"/>
-          <w:sz w:val="36"/>
-          <w:szCs w:val="36"/>
-        </w:rPr>
-        <w:t>5</w:t>
-      </w:r>
-      <w:r>
-        <w:rPr>
-          <w:rFonts w:hint="eastAsia"/>
-          <w:sz w:val="36"/>
-          <w:szCs w:val="36"/>
-        </w:rPr>
-        <w:t>.6闪避</w:t>
-      </w:r>
-    </w:p>
-    <w:p>
-      <w:pPr>
-        <w:ind w:leftChars="600" w:left="1320"/>
-        <w:rPr>
-          <w:rFonts w:hint="eastAsia"/>
-          <w:sz w:val="36"/>
-          <w:szCs w:val="36"/>
-        </w:rPr>
-      </w:pPr>
-      <w:r>
-        <w:rPr>
-          <w:rFonts w:hint="eastAsia"/>
-          <w:sz w:val="36"/>
-          <w:szCs w:val="36"/>
-        </w:rPr>
-        <w:t>1.</w:t>
-      </w:r>
-      <w:r>
-        <w:rPr>
-          <w:rFonts w:hint="eastAsia"/>
-          <w:sz w:val="36"/>
-          <w:szCs w:val="36"/>
-        </w:rPr>
-        <w:t>5</w:t>
-      </w:r>
-      <w:r>
-        <w:rPr>
-          <w:rFonts w:hint="eastAsia"/>
-          <w:sz w:val="36"/>
-          <w:szCs w:val="36"/>
-        </w:rPr>
-        <w:t>.7抵消和角力</w:t>
-      </w:r>
-    </w:p>
-    <w:p>
-      <w:pPr>
-        <w:rPr>
-          <w:rFonts w:hint="eastAsia"/>
-          <w:sz w:val="56"/>
-          <w:szCs w:val="56"/>
-        </w:rPr>
-      </w:pPr>
-      <w:r>
-        <w:rPr>
-          <w:rFonts w:hint="eastAsia"/>
-          <w:sz w:val="56"/>
-          <w:szCs w:val="56"/>
+          <w:szCs w:val="22"/>
+        </w:rPr>
+      </w:pPr>
+      <w:r>
+        <w:rPr>
+          <w:rFonts w:hint="eastAsia"/>
+          <w:szCs w:val="22"/>
+        </w:rPr>
+        <w:t>1.5防守</w:t>
+      </w:r>
+    </w:p>
+    <w:p>
+      <w:pPr>
+        <w:spacing w:after="0"/>
+        <w:ind w:left="420" w:firstLine="420"/>
+        <w:rPr>
+          <w:rFonts w:hint="eastAsia"/>
+          <w:szCs w:val="22"/>
+        </w:rPr>
+      </w:pPr>
+      <w:r>
+        <w:rPr>
+          <w:rFonts w:hint="eastAsia"/>
+          <w:szCs w:val="22"/>
+        </w:rPr>
+        <w:t>1.5.5格挡</w:t>
+      </w:r>
+    </w:p>
+    <w:p>
+      <w:pPr>
+        <w:spacing w:after="0"/>
+        <w:ind w:left="420" w:firstLine="420"/>
+        <w:rPr>
+          <w:rFonts w:hint="eastAsia"/>
+          <w:szCs w:val="22"/>
+        </w:rPr>
+      </w:pPr>
+      <w:r>
+        <w:rPr>
+          <w:rFonts w:hint="eastAsia"/>
+          <w:szCs w:val="22"/>
+        </w:rPr>
+        <w:t>1.5.6闪避</w:t>
+      </w:r>
+    </w:p>
+    <w:p>
+      <w:pPr>
+        <w:spacing w:after="0"/>
+        <w:ind w:left="420" w:firstLine="420"/>
+        <w:rPr>
+          <w:rFonts w:hint="eastAsia"/>
+          <w:szCs w:val="22"/>
+        </w:rPr>
+      </w:pPr>
+      <w:r>
+        <w:rPr>
+          <w:rFonts w:hint="eastAsia"/>
+          <w:szCs w:val="22"/>
+        </w:rPr>
+        <w:t>1.5.7抵消和角力</w:t>
+      </w:r>
+    </w:p>
+    <w:p>
+      <w:pPr>
+        <w:spacing w:after="0"/>
+        <w:rPr>
+          <w:rFonts w:hint="eastAsia"/>
+          <w:szCs w:val="22"/>
+        </w:rPr>
+      </w:pPr>
+      <w:r>
+        <w:rPr>
+          <w:rFonts w:hint="eastAsia"/>
+          <w:szCs w:val="22"/>
         </w:rPr>
         <w:t>二、界面UI</w:t>
       </w:r>
     </w:p>
     <w:p>
       <w:pPr>
+        <w:spacing w:after="0"/>
         <w:ind w:leftChars="187" w:left="411"/>
         <w:rPr>
           <w:rFonts w:hint="eastAsia"/>
-          <w:sz w:val="44"/>
-          <w:szCs w:val="44"/>
-        </w:rPr>
-      </w:pPr>
-      <w:r>
-        <w:rPr>
-          <w:rFonts w:hint="eastAsia"/>
-          <w:sz w:val="44"/>
-          <w:szCs w:val="44"/>
+          <w:szCs w:val="22"/>
+        </w:rPr>
+      </w:pPr>
+      <w:r>
+        <w:rPr>
+          <w:rFonts w:hint="eastAsia"/>
+          <w:szCs w:val="22"/>
         </w:rPr>
         <w:t>2.1开始界面</w:t>
       </w:r>
     </w:p>
     <w:p>
       <w:pPr>
+        <w:spacing w:after="0"/>
         <w:ind w:leftChars="187" w:left="411"/>
         <w:rPr>
           <w:rFonts w:hint="eastAsia"/>
-          <w:sz w:val="44"/>
-          <w:szCs w:val="44"/>
-        </w:rPr>
-      </w:pPr>
-      <w:r>
-        <w:rPr>
-          <w:rFonts w:hint="eastAsia"/>
-          <w:sz w:val="44"/>
-          <w:szCs w:val="44"/>
+          <w:szCs w:val="22"/>
+        </w:rPr>
+      </w:pPr>
+      <w:r>
+        <w:rPr>
+          <w:rFonts w:hint="eastAsia"/>
+          <w:szCs w:val="22"/>
         </w:rPr>
         <w:t>2.2暂停界面</w:t>
       </w:r>
     </w:p>
     <w:p>
       <w:pPr>
+        <w:spacing w:after="0"/>
         <w:ind w:leftChars="187" w:left="411"/>
         <w:rPr>
           <w:rFonts w:hint="eastAsia"/>
-          <w:sz w:val="44"/>
-          <w:szCs w:val="44"/>
-        </w:rPr>
-      </w:pPr>
-      <w:r>
-        <w:rPr>
-          <w:rFonts w:hint="eastAsia"/>
-          <w:sz w:val="44"/>
-          <w:szCs w:val="44"/>
+          <w:szCs w:val="22"/>
+        </w:rPr>
+      </w:pPr>
+      <w:r>
+        <w:rPr>
+          <w:rFonts w:hint="eastAsia"/>
+          <w:szCs w:val="22"/>
         </w:rPr>
         <w:t>2.3人物与装备界面</w:t>
       </w:r>
     </w:p>
     <w:p>
       <w:pPr>
+        <w:spacing w:after="0"/>
         <w:ind w:leftChars="187" w:left="411"/>
         <w:rPr>
           <w:rFonts w:hint="eastAsia"/>
-          <w:sz w:val="44"/>
-          <w:szCs w:val="44"/>
-        </w:rPr>
-      </w:pPr>
-      <w:r>
-        <w:rPr>
-          <w:rFonts w:hint="eastAsia"/>
-          <w:sz w:val="44"/>
-          <w:szCs w:val="44"/>
-        </w:rPr>
-        <w:t>2.4</w:t>
-      </w:r>
-      <w:r>
-        <w:rPr>
-          <w:rFonts w:hint="eastAsia"/>
-          <w:sz w:val="44"/>
-          <w:szCs w:val="44"/>
-        </w:rPr>
-        <w:t>局内UI</w:t>
-      </w:r>
-    </w:p>
-    <w:p>
-      <w:pPr>
-        <w:rPr>
-          <w:rFonts w:hint="eastAsia"/>
-          <w:sz w:val="56"/>
-          <w:szCs w:val="56"/>
-        </w:rPr>
-      </w:pPr>
-      <w:r>
-        <w:rPr>
-          <w:rFonts w:hint="eastAsia"/>
-          <w:sz w:val="56"/>
-          <w:szCs w:val="56"/>
-        </w:rPr>
-        <w:t>三、</w:t>
-      </w:r>
-      <w:r>
-        <w:rPr>
-          <w:rFonts w:hint="eastAsia"/>
-          <w:sz w:val="56"/>
-          <w:szCs w:val="56"/>
-        </w:rPr>
-        <w:t>美术</w:t>
-      </w:r>
-    </w:p>
-    <w:p>
-      <w:pPr>
-        <w:rPr>
-          <w:rFonts w:hint="eastAsia"/>
-          <w:sz w:val="56"/>
-          <w:szCs w:val="56"/>
-        </w:rPr>
-      </w:pPr>
-      <w:r>
-        <w:rPr>
-          <w:rFonts w:hint="eastAsia"/>
-          <w:sz w:val="56"/>
-          <w:szCs w:val="56"/>
-        </w:rPr>
-        <w:t>四</w:t>
-      </w:r>
-      <w:r>
-        <w:rPr>
-          <w:rFonts w:hint="eastAsia"/>
-          <w:sz w:val="56"/>
-          <w:szCs w:val="56"/>
-        </w:rPr>
-        <w:t>、</w:t>
-      </w:r>
-      <w:r>
-        <w:rPr>
-          <w:rFonts w:hint="eastAsia"/>
-          <w:sz w:val="56"/>
-          <w:szCs w:val="56"/>
-        </w:rPr>
-        <w:t>家园建设</w:t>
-      </w:r>
-    </w:p>
-    <w:p>
-      <w:pPr>
-        <w:rPr>
-          <w:rFonts w:hint="eastAsia"/>
-          <w:sz w:val="56"/>
-          <w:szCs w:val="56"/>
-        </w:rPr>
-      </w:pPr>
-      <w:r>
-        <w:rPr>
-          <w:rFonts w:hint="eastAsia"/>
-          <w:sz w:val="56"/>
-          <w:szCs w:val="56"/>
-        </w:rPr>
-        <w:t>五</w:t>
-      </w:r>
-      <w:r>
-        <w:rPr>
-          <w:rFonts w:hint="eastAsia"/>
-          <w:sz w:val="56"/>
-          <w:szCs w:val="56"/>
-        </w:rPr>
-        <w:t>、</w:t>
-      </w:r>
-      <w:r>
-        <w:rPr>
-          <w:rFonts w:hint="eastAsia"/>
-          <w:sz w:val="56"/>
-          <w:szCs w:val="56"/>
-        </w:rPr>
-        <w:t>殖民地建设</w:t>
-      </w:r>
-    </w:p>
-    <w:p>
-      <w:pPr>
-        <w:rPr>
-          <w:rFonts w:hint="eastAsia"/>
-          <w:sz w:val="56"/>
-          <w:szCs w:val="56"/>
-        </w:rPr>
-      </w:pPr>
-      <w:r>
-        <w:rPr>
-          <w:rFonts w:hint="eastAsia"/>
-          <w:sz w:val="56"/>
-          <w:szCs w:val="56"/>
-        </w:rPr>
-        <w:t>六</w:t>
-      </w:r>
-      <w:r>
-        <w:rPr>
-          <w:rFonts w:hint="eastAsia"/>
-          <w:sz w:val="56"/>
-          <w:szCs w:val="56"/>
-        </w:rPr>
-        <w:t>、开发平台</w:t>
-      </w:r>
-    </w:p>
-    <w:p>
-      <w:pPr>
-        <w:rPr>
-          <w:rFonts w:hint="eastAsia"/>
-          <w:sz w:val="56"/>
-          <w:szCs w:val="56"/>
-        </w:rPr>
-      </w:pPr>
-      <w:r>
-        <w:rPr>
-          <w:rFonts w:hint="eastAsia"/>
-          <w:sz w:val="56"/>
-          <w:szCs w:val="56"/>
-        </w:rPr>
-        <w:t>七</w:t>
-      </w:r>
-      <w:r>
-        <w:rPr>
-          <w:rFonts w:hint="eastAsia"/>
-          <w:sz w:val="56"/>
-          <w:szCs w:val="56"/>
-        </w:rPr>
-        <w:t>、设备适配</w:t>
+          <w:szCs w:val="22"/>
+        </w:rPr>
+      </w:pPr>
+      <w:r>
+        <w:rPr>
+          <w:rFonts w:hint="eastAsia"/>
+          <w:szCs w:val="22"/>
+        </w:rPr>
+        <w:t>2.4局内UI</w:t>
+      </w:r>
+    </w:p>
+    <w:p>
+      <w:pPr>
+        <w:spacing w:after="0"/>
+        <w:rPr>
+          <w:rFonts w:hint="eastAsia"/>
+          <w:szCs w:val="22"/>
+        </w:rPr>
+      </w:pPr>
+      <w:r>
+        <w:rPr>
+          <w:rFonts w:hint="eastAsia"/>
+          <w:szCs w:val="22"/>
+        </w:rPr>
+        <w:t>三、美术</w:t>
+      </w:r>
+    </w:p>
+    <w:p>
+      <w:pPr>
+        <w:spacing w:after="0"/>
+        <w:rPr>
+          <w:rFonts w:hint="eastAsia"/>
+          <w:szCs w:val="22"/>
+        </w:rPr>
+      </w:pPr>
+      <w:r>
+        <w:rPr>
+          <w:rFonts w:hint="eastAsia"/>
+          <w:szCs w:val="22"/>
+        </w:rPr>
+        <w:t>四、家园建设</w:t>
+      </w:r>
+    </w:p>
+    <w:p>
+      <w:pPr>
+        <w:spacing w:after="0"/>
+        <w:rPr>
+          <w:rFonts w:hint="eastAsia"/>
+          <w:szCs w:val="22"/>
+        </w:rPr>
+      </w:pPr>
+      <w:r>
+        <w:rPr>
+          <w:rFonts w:hint="eastAsia"/>
+          <w:szCs w:val="22"/>
+        </w:rPr>
+        <w:t>五、殖民地建设</w:t>
+      </w:r>
+    </w:p>
+    <w:p>
+      <w:pPr>
+        <w:spacing w:after="0"/>
+        <w:rPr>
+          <w:rFonts w:hint="eastAsia"/>
+          <w:szCs w:val="22"/>
+        </w:rPr>
+      </w:pPr>
+      <w:r>
+        <w:rPr>
+          <w:rFonts w:hint="eastAsia"/>
+          <w:szCs w:val="22"/>
+        </w:rPr>
+        <w:t>六、开发平台</w:t>
+      </w:r>
+    </w:p>
+    <w:p>
+      <w:pPr>
+        <w:spacing w:after="0"/>
+        <w:rPr>
+          <w:rFonts w:hint="eastAsia"/>
+          <w:szCs w:val="22"/>
+        </w:rPr>
+      </w:pPr>
+      <w:r>
+        <w:rPr>
+          <w:rFonts w:hint="eastAsia"/>
+          <w:szCs w:val="22"/>
+        </w:rPr>
+        <w:t>七、设备适配</w:t>
       </w:r>
     </w:p>
     <w:p>
       <w:pPr>
         <w:widowControl/>
-        <w:rPr>
-          <w:rFonts w:hint="eastAsia"/>
-          <w:sz w:val="56"/>
-          <w:szCs w:val="56"/>
-        </w:rPr>
-      </w:pPr>
-      <w:r>
-        <w:rPr>
-          <w:sz w:val="56"/>
-          <w:szCs w:val="56"/>
+        <w:spacing w:after="0"/>
+        <w:rPr>
+          <w:rFonts w:hint="eastAsia"/>
+        </w:rPr>
+      </w:pPr>
+      <w:r>
+        <w:rPr>
+          <w:rFonts w:hint="eastAsia"/>
         </w:rPr>
         <w:br w:type="page"/>
       </w:r>
     </w:p>
     <w:p>
       <w:pPr>
+        <w:spacing w:after="0"/>
         <w:rPr>
           <w:rFonts w:hint="eastAsia"/>
           <w:color w:val="0F4761" w:themeColor="accent1" w:themeShade="BF"/>
@@ -1627,6 +1331,7 @@
     </w:p>
     <w:p>
       <w:pPr>
+        <w:spacing w:after="0"/>
         <w:rPr>
           <w:rFonts w:hint="eastAsia"/>
           <w:sz w:val="40"/>
@@ -1644,6 +1349,7 @@
     </w:p>
     <w:p>
       <w:pPr>
+        <w:spacing w:after="0"/>
         <w:ind w:leftChars="200" w:left="440"/>
         <w:rPr>
           <w:rFonts w:hint="eastAsia"/>
@@ -1666,6 +1372,7 @@
     </w:p>
     <w:p>
       <w:pPr>
+        <w:spacing w:after="0"/>
         <w:ind w:leftChars="200" w:left="440"/>
         <w:rPr>
           <w:rFonts w:hint="eastAsia"/>
@@ -1689,6 +1396,7 @@
     </w:p>
     <w:p>
       <w:pPr>
+        <w:spacing w:after="0"/>
         <w:ind w:leftChars="200" w:left="440"/>
         <w:rPr>
           <w:rFonts w:hint="eastAsia"/>
@@ -1726,9 +1434,9 @@
     </w:p>
     <w:p>
       <w:pPr>
+        <w:spacing w:after="0"/>
         <w:ind w:leftChars="200" w:left="440"/>
         <w:rPr>
-          <w:rFonts w:hint="eastAsia"/>
           <w:szCs w:val="22"/>
         </w:rPr>
       </w:pPr>
@@ -1790,6 +1498,152 @@
     </w:p>
     <w:p>
       <w:pPr>
+        <w:spacing w:after="0"/>
+        <w:ind w:leftChars="200" w:left="440"/>
+        <w:rPr>
+          <w:b/>
+          <w:bCs/>
+          <w:color w:val="002060"/>
+          <w:szCs w:val="22"/>
+        </w:rPr>
+      </w:pPr>
+      <w:r>
+        <w:rPr>
+          <w:rFonts w:hint="eastAsia"/>
+          <w:b/>
+          <w:bCs/>
+          <w:color w:val="002060"/>
+          <w:szCs w:val="22"/>
+        </w:rPr>
+        <w:t>实现方法：</w:t>
+      </w:r>
+      <w:r>
+        <w:rPr>
+          <w:rFonts w:hint="eastAsia"/>
+          <w:b/>
+          <w:bCs/>
+          <w:color w:val="002060"/>
+          <w:szCs w:val="22"/>
+        </w:rPr>
+        <w:t>创建</w:t>
+      </w:r>
+      <w:r>
+        <w:rPr>
+          <w:rFonts w:hint="eastAsia"/>
+          <w:b/>
+          <w:bCs/>
+          <w:color w:val="002060"/>
+          <w:szCs w:val="22"/>
+        </w:rPr>
+        <w:t>Godot的</w:t>
+      </w:r>
+      <w:proofErr w:type="spellStart"/>
+      <w:r>
+        <w:rPr>
+          <w:rFonts w:hint="eastAsia"/>
+          <w:b/>
+          <w:bCs/>
+          <w:color w:val="002060"/>
+          <w:szCs w:val="22"/>
+        </w:rPr>
+        <w:t>TileMapLayer</w:t>
+      </w:r>
+      <w:proofErr w:type="spellEnd"/>
+      <w:r>
+        <w:rPr>
+          <w:rFonts w:hint="eastAsia"/>
+          <w:b/>
+          <w:bCs/>
+          <w:color w:val="002060"/>
+          <w:szCs w:val="22"/>
+        </w:rPr>
+        <w:t>节点</w:t>
+      </w:r>
+      <w:r>
+        <w:rPr>
+          <w:rFonts w:hint="eastAsia"/>
+          <w:b/>
+          <w:bCs/>
+          <w:color w:val="002060"/>
+          <w:szCs w:val="22"/>
+        </w:rPr>
+        <w:t>导入瓷砖集（</w:t>
+      </w:r>
+      <w:proofErr w:type="spellStart"/>
+      <w:r>
+        <w:rPr>
+          <w:rFonts w:hint="eastAsia"/>
+          <w:b/>
+          <w:bCs/>
+          <w:color w:val="002060"/>
+          <w:szCs w:val="22"/>
+        </w:rPr>
+        <w:t>TileSet</w:t>
+      </w:r>
+      <w:proofErr w:type="spellEnd"/>
+      <w:r>
+        <w:rPr>
+          <w:rFonts w:hint="eastAsia"/>
+          <w:b/>
+          <w:bCs/>
+          <w:color w:val="002060"/>
+          <w:szCs w:val="22"/>
+        </w:rPr>
+        <w:t>）进行绘制</w:t>
+      </w:r>
+    </w:p>
+    <w:p>
+      <w:pPr>
+        <w:spacing w:after="0"/>
+        <w:ind w:leftChars="200" w:left="440"/>
+        <w:rPr>
+          <w:rFonts w:hint="eastAsia"/>
+          <w:b/>
+          <w:bCs/>
+          <w:color w:val="002060"/>
+          <w:sz w:val="10"/>
+          <w:szCs w:val="10"/>
+        </w:rPr>
+      </w:pPr>
+      <w:r>
+        <w:rPr>
+          <w:rFonts w:hint="eastAsia"/>
+          <w:b/>
+          <w:bCs/>
+          <w:color w:val="002060"/>
+          <w:sz w:val="10"/>
+          <w:szCs w:val="10"/>
+        </w:rPr>
+        <w:t>会在下方</w:t>
+      </w:r>
+      <w:proofErr w:type="spellStart"/>
+      <w:r>
+        <w:rPr>
+          <w:rFonts w:hint="eastAsia"/>
+          <w:b/>
+          <w:bCs/>
+          <w:color w:val="002060"/>
+          <w:sz w:val="10"/>
+          <w:szCs w:val="10"/>
+        </w:rPr>
+        <w:t>TileMapLayer</w:t>
+      </w:r>
+      <w:proofErr w:type="spellEnd"/>
+      <w:r>
+        <w:rPr>
+          <w:rFonts w:hint="eastAsia"/>
+          <w:b/>
+          <w:bCs/>
+          <w:color w:val="002060"/>
+          <w:sz w:val="10"/>
+          <w:szCs w:val="10"/>
+        </w:rPr>
+        <w:t>节点详细讲解</w:t>
+      </w:r>
+    </w:p>
+    <w:p>
+      <w:pPr>
+        <w:spacing w:after="0"/>
         <w:ind w:leftChars="200" w:left="440"/>
         <w:rPr>
           <w:rFonts w:hint="eastAsia"/>
@@ -1812,6 +1666,7 @@
     </w:p>
     <w:p>
       <w:pPr>
+        <w:spacing w:after="0"/>
         <w:ind w:leftChars="200" w:left="440"/>
         <w:rPr>
           <w:rFonts w:hint="eastAsia"/>
@@ -1828,6 +1683,7 @@
     </w:p>
     <w:p>
       <w:pPr>
+        <w:spacing w:after="0"/>
         <w:ind w:leftChars="200" w:left="440"/>
         <w:rPr>
           <w:rFonts w:hint="eastAsia"/>
@@ -1844,35 +1700,40 @@
     </w:p>
     <w:p>
       <w:pPr>
+        <w:spacing w:after="0"/>
         <w:ind w:leftChars="200" w:left="440"/>
         <w:rPr>
           <w:rFonts w:hint="eastAsia"/>
-          <w:color w:val="000000" w:themeColor="text1"/>
-          <w:sz w:val="20"/>
-          <w:szCs w:val="20"/>
-        </w:rPr>
-      </w:pPr>
-      <w:r>
-        <w:rPr>
-          <w:rFonts w:hint="eastAsia"/>
-          <w:color w:val="000000" w:themeColor="text1"/>
-          <w:sz w:val="20"/>
-          <w:szCs w:val="20"/>
+          <w:b/>
+          <w:bCs/>
+          <w:color w:val="002060"/>
+          <w:szCs w:val="22"/>
+        </w:rPr>
+      </w:pPr>
+      <w:r>
+        <w:rPr>
+          <w:rFonts w:hint="eastAsia"/>
+          <w:b/>
+          <w:bCs/>
+          <w:color w:val="002060"/>
+          <w:szCs w:val="22"/>
         </w:rPr>
         <w:t>实现方法：Godot引擎中的Action System。使用图形化界面创建</w:t>
       </w:r>
       <w:r>
         <w:rPr>
           <w:rFonts w:hint="eastAsia"/>
-          <w:color w:val="000000" w:themeColor="text1"/>
-          <w:sz w:val="20"/>
-          <w:szCs w:val="20"/>
+          <w:b/>
+          <w:bCs/>
+          <w:color w:val="002060"/>
+          <w:szCs w:val="22"/>
         </w:rPr>
         <w:t>操作对应的函数，之后可以在代码中调用。</w:t>
       </w:r>
     </w:p>
     <w:p>
       <w:pPr>
+        <w:spacing w:after="0"/>
         <w:ind w:leftChars="200" w:left="440"/>
         <w:rPr>
           <w:rFonts w:hint="eastAsia"/>
@@ -1942,6 +1803,7 @@
     </w:p>
     <w:p>
       <w:pPr>
+        <w:spacing w:after="0"/>
         <w:ind w:leftChars="200" w:left="440"/>
         <w:rPr>
           <w:rFonts w:hint="eastAsia"/>
@@ -1962,6 +1824,7 @@
     </w:p>
     <w:p>
       <w:pPr>
+        <w:spacing w:after="0"/>
         <w:ind w:leftChars="200" w:left="440"/>
         <w:rPr>
           <w:rFonts w:hint="eastAsia"/>
@@ -1978,7 +1841,7 @@
           <w:szCs w:val="16"/>
         </w:rPr>
         <w:drawing>
-          <wp:inline distT="0" distB="0" distL="0" distR="0" wp14:anchorId="1112A8B2" wp14:editId="6AF8AE89">
+          <wp:inline distT="0" distB="0" distL="0" distR="0" wp14:anchorId="1112A8B2" wp14:editId="6AA81B0B">
             <wp:extent cx="5263515" cy="1347470"/>
             <wp:effectExtent l="0" t="0" r="0" b="5080"/>
             <wp:docPr id="619230378" name="图片 2"/>
@@ -2029,6 +1892,7 @@
     </w:p>
     <w:p>
       <w:pPr>
+        <w:spacing w:after="0"/>
         <w:ind w:leftChars="200" w:left="440"/>
         <w:rPr>
           <w:rFonts w:hint="eastAsia"/>
@@ -2037,6 +1901,7 @@
           <w:szCs w:val="16"/>
         </w:rPr>
       </w:pPr>
+      <w:proofErr w:type="spellStart"/>
       <w:r>
         <w:rPr>
           <w:rFonts w:hint="eastAsia"/>
@@ -2046,9 +1911,11 @@
         </w:rPr>
         <w:t>GDScript</w:t>
       </w:r>
-    </w:p>
-    <w:p>
-      <w:pPr>
+      <w:proofErr w:type="spellEnd"/>
+    </w:p>
+    <w:p>
+      <w:pPr>
+        <w:spacing w:after="0"/>
         <w:ind w:leftChars="200" w:left="440"/>
         <w:rPr>
           <w:rFonts w:hint="eastAsia"/>
@@ -2071,6 +1938,7 @@
     </w:p>
     <w:p>
       <w:pPr>
+        <w:spacing w:after="0"/>
         <w:ind w:leftChars="200" w:left="440"/>
         <w:rPr>
           <w:rFonts w:hint="eastAsia"/>
@@ -2079,6 +1947,7 @@
           <w:szCs w:val="22"/>
         </w:rPr>
       </w:pPr>
+      <w:proofErr w:type="spellStart"/>
       <w:r>
         <w:rPr>
           <w:b/>
@@ -2087,9 +1956,11 @@
         </w:rPr>
         <w:t>TileMapLayer</w:t>
       </w:r>
-    </w:p>
-    <w:p>
-      <w:pPr>
+      <w:proofErr w:type="spellEnd"/>
+    </w:p>
+    <w:p>
+      <w:pPr>
+        <w:spacing w:after="0"/>
         <w:ind w:leftChars="200" w:left="440"/>
         <w:rPr>
           <w:rFonts w:hint="eastAsia"/>
@@ -2106,6 +1977,7 @@
     </w:p>
     <w:p>
       <w:pPr>
+        <w:spacing w:after="0"/>
         <w:ind w:leftChars="200" w:left="440"/>
         <w:rPr>
           <w:rFonts w:hint="eastAsia"/>
@@ -2117,11 +1989,108 @@
           <w:rFonts w:hint="eastAsia"/>
           <w:szCs w:val="22"/>
         </w:rPr>
-        <w:t>我们将在网格上绘制不同而图块来创建我们的世界。这是一个很好的工作方式，因为我们可以重复利用许多方块来搭建不同的关卡。砖（Tile）一般会打包在一张图片里，就像玩家立绘表一样。叫砖集（TileSet）而砖图（TileMap）用来在世界中绘制这些节点。</w:t>
-      </w:r>
-    </w:p>
-    <w:p>
-      <w:pPr>
+        <w:t>我们将在网格上绘制不同</w:t>
+      </w:r>
+      <w:proofErr w:type="gramStart"/>
+      <w:r>
+        <w:rPr>
+          <w:rFonts w:hint="eastAsia"/>
+          <w:szCs w:val="22"/>
+        </w:rPr>
+        <w:t>而图块来</w:t>
+      </w:r>
+      <w:proofErr w:type="gramEnd"/>
+      <w:r>
+        <w:rPr>
+          <w:rFonts w:hint="eastAsia"/>
+          <w:szCs w:val="22"/>
+        </w:rPr>
+        <w:t>创建我们的世界。这是一个很好的工作方式，因为我们可以重复利用许多方块来搭建不同的关卡。砖（Tile）一般会打包在一张图片里，就像玩家</w:t>
+      </w:r>
+      <w:proofErr w:type="gramStart"/>
+      <w:r>
+        <w:rPr>
+          <w:rFonts w:hint="eastAsia"/>
+          <w:szCs w:val="22"/>
+        </w:rPr>
+        <w:t>立绘表</w:t>
+      </w:r>
+      <w:proofErr w:type="gramEnd"/>
+      <w:r>
+        <w:rPr>
+          <w:rFonts w:hint="eastAsia"/>
+          <w:szCs w:val="22"/>
+        </w:rPr>
+        <w:t>一样。</w:t>
+      </w:r>
+      <w:proofErr w:type="gramStart"/>
+      <w:r>
+        <w:rPr>
+          <w:rFonts w:hint="eastAsia"/>
+          <w:szCs w:val="22"/>
+        </w:rPr>
+        <w:t>叫砖集</w:t>
+      </w:r>
+      <w:proofErr w:type="gramEnd"/>
+      <w:r>
+        <w:rPr>
+          <w:rFonts w:hint="eastAsia"/>
+          <w:szCs w:val="22"/>
+        </w:rPr>
+        <w:t>（</w:t>
+      </w:r>
+      <w:proofErr w:type="spellStart"/>
+      <w:r>
+        <w:rPr>
+          <w:rFonts w:hint="eastAsia"/>
+          <w:szCs w:val="22"/>
+        </w:rPr>
+        <w:t>TileSet</w:t>
+      </w:r>
+      <w:proofErr w:type="spellEnd"/>
+      <w:r>
+        <w:rPr>
+          <w:rFonts w:hint="eastAsia"/>
+          <w:szCs w:val="22"/>
+        </w:rPr>
+        <w:t>）</w:t>
+      </w:r>
+      <w:proofErr w:type="gramStart"/>
+      <w:r>
+        <w:rPr>
+          <w:rFonts w:hint="eastAsia"/>
+          <w:szCs w:val="22"/>
+        </w:rPr>
+        <w:t>而砖图</w:t>
+      </w:r>
+      <w:proofErr w:type="gramEnd"/>
+      <w:r>
+        <w:rPr>
+          <w:rFonts w:hint="eastAsia"/>
+          <w:szCs w:val="22"/>
+        </w:rPr>
+        <w:t>（</w:t>
+      </w:r>
+      <w:proofErr w:type="spellStart"/>
+      <w:r>
+        <w:rPr>
+          <w:rFonts w:hint="eastAsia"/>
+          <w:szCs w:val="22"/>
+        </w:rPr>
+        <w:t>TileMap</w:t>
+      </w:r>
+      <w:proofErr w:type="spellEnd"/>
+      <w:r>
+        <w:rPr>
+          <w:rFonts w:hint="eastAsia"/>
+          <w:szCs w:val="22"/>
+        </w:rPr>
+        <w:t>）用来在世界中绘制这些节点。</w:t>
+      </w:r>
+    </w:p>
+    <w:p>
+      <w:pPr>
+        <w:spacing w:after="0"/>
         <w:ind w:leftChars="200" w:left="440"/>
         <w:rPr>
           <w:rFonts w:hint="eastAsia"/>
@@ -2185,6 +2154,7 @@
     </w:p>
     <w:p>
       <w:pPr>
+        <w:spacing w:after="0"/>
         <w:ind w:leftChars="200" w:left="440"/>
         <w:rPr>
           <w:rFonts w:hint="eastAsia"/>
@@ -2249,6 +2219,7 @@
     </w:p>
     <w:p>
       <w:pPr>
+        <w:spacing w:after="0"/>
         <w:ind w:leftChars="200" w:left="440"/>
         <w:rPr>
           <w:rFonts w:hint="eastAsia"/>
@@ -2271,6 +2242,7 @@
     </w:p>
     <w:p>
       <w:pPr>
+        <w:spacing w:after="0"/>
         <w:ind w:leftChars="200" w:left="440"/>
         <w:rPr>
           <w:rFonts w:hint="eastAsia"/>
@@ -2287,6 +2259,7 @@
     </w:p>
     <w:p>
       <w:pPr>
+        <w:spacing w:after="0"/>
         <w:ind w:leftChars="200" w:left="440"/>
         <w:rPr>
           <w:rFonts w:hint="eastAsia"/>
@@ -2303,9 +2276,11 @@
     </w:p>
     <w:p>
       <w:pPr>
+        <w:spacing w:after="0"/>
         <w:ind w:leftChars="200" w:left="440"/>
         <w:rPr>
           <w:rFonts w:hint="eastAsia"/>
+          <w:color w:val="002060"/>
           <w:sz w:val="20"/>
           <w:szCs w:val="20"/>
         </w:rPr>
@@ -2313,6 +2288,7 @@
       <w:r>
         <w:rPr>
           <w:rFonts w:hint="eastAsia"/>
+          <w:color w:val="002060"/>
           <w:sz w:val="20"/>
           <w:szCs w:val="20"/>
         </w:rPr>
@@ -2321,6 +2297,7 @@
     </w:p>
     <w:p>
       <w:pPr>
+        <w:spacing w:after="0"/>
         <w:ind w:leftChars="200" w:left="440"/>
         <w:rPr>
           <w:rFonts w:hint="eastAsia"/>
@@ -2343,6 +2320,7 @@
     </w:p>
     <w:p>
       <w:pPr>
+        <w:spacing w:after="0"/>
         <w:ind w:leftChars="200" w:left="440"/>
         <w:rPr>
           <w:rFonts w:hint="eastAsia"/>
@@ -2361,6 +2339,7 @@
     </w:p>
     <w:p>
       <w:pPr>
+        <w:spacing w:after="0"/>
         <w:ind w:leftChars="200" w:left="440"/>
         <w:rPr>
           <w:rFonts w:hint="eastAsia"/>
@@ -2372,11 +2351,28 @@
           <w:rFonts w:hint="eastAsia"/>
           <w:szCs w:val="22"/>
         </w:rPr>
-        <w:t>这是一种会因与单位产生碰撞或交互对单位造成伤害的地块。</w:t>
-      </w:r>
-    </w:p>
-    <w:p>
-      <w:pPr>
+        <w:t>这是一种会因与单位产生碰撞或</w:t>
+      </w:r>
+      <w:proofErr w:type="gramStart"/>
+      <w:r>
+        <w:rPr>
+          <w:rFonts w:hint="eastAsia"/>
+          <w:szCs w:val="22"/>
+        </w:rPr>
+        <w:t>交互对</w:t>
+      </w:r>
+      <w:proofErr w:type="gramEnd"/>
+      <w:r>
+        <w:rPr>
+          <w:rFonts w:hint="eastAsia"/>
+          <w:szCs w:val="22"/>
+        </w:rPr>
+        <w:t>单位造成伤害的地块。</w:t>
+      </w:r>
+    </w:p>
+    <w:p>
+      <w:pPr>
+        <w:spacing w:after="0"/>
         <w:ind w:leftChars="200" w:left="440"/>
         <w:rPr>
           <w:rFonts w:hint="eastAsia"/>
@@ -2393,6 +2389,7 @@
     </w:p>
     <w:p>
       <w:pPr>
+        <w:spacing w:after="0"/>
         <w:ind w:leftChars="200" w:left="440"/>
         <w:rPr>
           <w:rFonts w:hint="eastAsia"/>
@@ -2411,6 +2408,7 @@
     </w:p>
     <w:p>
       <w:pPr>
+        <w:spacing w:after="0"/>
         <w:ind w:leftChars="200" w:left="440"/>
         <w:rPr>
           <w:rFonts w:hint="eastAsia"/>
@@ -2427,6 +2425,7 @@
     </w:p>
     <w:p>
       <w:pPr>
+        <w:spacing w:after="0"/>
         <w:ind w:leftChars="200" w:left="440"/>
         <w:rPr>
           <w:rFonts w:hint="eastAsia"/>
@@ -2443,6 +2442,7 @@
     </w:p>
     <w:p>
       <w:pPr>
+        <w:spacing w:after="0"/>
         <w:ind w:leftChars="200" w:left="440"/>
         <w:rPr>
           <w:rFonts w:hint="eastAsia"/>
@@ -2461,6 +2461,7 @@
     </w:p>
     <w:p>
       <w:pPr>
+        <w:spacing w:after="0"/>
         <w:ind w:leftChars="200" w:left="440"/>
         <w:rPr>
           <w:rFonts w:hint="eastAsia"/>
@@ -2477,6 +2478,7 @@
     </w:p>
     <w:p>
       <w:pPr>
+        <w:spacing w:after="0"/>
         <w:ind w:leftChars="200" w:left="440"/>
         <w:rPr>
           <w:rFonts w:hint="eastAsia"/>
@@ -2495,6 +2497,7 @@
     </w:p>
     <w:p>
       <w:pPr>
+        <w:spacing w:after="0"/>
         <w:ind w:leftChars="200" w:left="440"/>
         <w:rPr>
           <w:rFonts w:hint="eastAsia"/>
@@ -2506,21 +2509,22 @@
           <w:rFonts w:hint="eastAsia"/>
           <w:szCs w:val="22"/>
         </w:rPr>
-        <w:lastRenderedPageBreak/>
         <w:t>某些地形可被强拆毁值*的攻击破坏。</w:t>
       </w:r>
     </w:p>
     <w:p>
       <w:pPr>
         <w:widowControl/>
-        <w:rPr>
-          <w:rFonts w:hint="eastAsia"/>
-          <w:szCs w:val="22"/>
-        </w:rPr>
-      </w:pPr>
-    </w:p>
-    <w:p>
-      <w:pPr>
+        <w:spacing w:after="0"/>
+        <w:rPr>
+          <w:rFonts w:hint="eastAsia"/>
+          <w:szCs w:val="22"/>
+        </w:rPr>
+      </w:pPr>
+    </w:p>
+    <w:p>
+      <w:pPr>
+        <w:spacing w:after="0"/>
         <w:rPr>
           <w:rFonts w:hint="eastAsia"/>
           <w:sz w:val="40"/>
@@ -2538,6 +2542,7 @@
     </w:p>
     <w:p>
       <w:pPr>
+        <w:spacing w:after="0"/>
         <w:ind w:leftChars="200" w:left="440"/>
         <w:rPr>
           <w:rFonts w:hint="eastAsia"/>
@@ -2560,269 +2565,7 @@
     </w:p>
     <w:p>
       <w:pPr>
-        <w:ind w:leftChars="200" w:left="440"/>
-        <w:rPr>
-          <w:rFonts w:hint="eastAsia"/>
-          <w:szCs w:val="22"/>
-        </w:rPr>
-      </w:pPr>
-      <w:r>
-        <w:rPr>
-          <w:rFonts w:hint="eastAsia"/>
-          <w:szCs w:val="22"/>
-        </w:rPr>
-        <w:t>三维·生命/法术/体力</w:t>
-      </w:r>
-    </w:p>
-    <w:p>
-      <w:pPr>
-        <w:ind w:leftChars="200" w:left="440"/>
-        <w:rPr>
-          <w:rFonts w:hint="eastAsia"/>
-          <w:szCs w:val="22"/>
-        </w:rPr>
-      </w:pPr>
-      <w:r>
-        <w:rPr>
-          <w:rFonts w:hint="eastAsia"/>
-          <w:szCs w:val="22"/>
-        </w:rPr>
-        <w:t>生命：在战局内受到伤害时减少，归零时死亡游戏结束。战局外不会减少。</w:t>
-      </w:r>
-    </w:p>
-    <w:p>
-      <w:pPr>
-        <w:ind w:leftChars="200" w:left="440"/>
-        <w:rPr>
-          <w:rFonts w:hint="eastAsia"/>
-          <w:szCs w:val="22"/>
-        </w:rPr>
-      </w:pPr>
-      <w:r>
-        <w:rPr>
-          <w:rFonts w:hint="eastAsia"/>
-          <w:szCs w:val="22"/>
-        </w:rPr>
-        <w:t>法术：用于释放法术、技能或某些武器的战技的资源。</w:t>
-      </w:r>
-    </w:p>
-    <w:p>
-      <w:pPr>
-        <w:ind w:leftChars="200" w:left="440"/>
-        <w:rPr>
-          <w:rFonts w:hint="eastAsia"/>
-          <w:szCs w:val="22"/>
-        </w:rPr>
-      </w:pPr>
-      <w:r>
-        <w:rPr>
-          <w:rFonts w:hint="eastAsia"/>
-          <w:szCs w:val="22"/>
-        </w:rPr>
-        <w:t>体力：某些招式攻击、抵挡攻击、闪避等动作会用到的资源。耗尽后仍可移动，但无法攻击/格挡/闪避。会随时间自动回复。</w:t>
-      </w:r>
-    </w:p>
-    <w:p>
-      <w:pPr>
-        <w:ind w:leftChars="200" w:left="440"/>
-        <w:rPr>
-          <w:rFonts w:hint="eastAsia"/>
-          <w:szCs w:val="22"/>
-        </w:rPr>
-      </w:pPr>
-      <w:r>
-        <w:rPr>
-          <w:noProof/>
-        </w:rPr>
-        <w:drawing>
-          <wp:inline distT="0" distB="0" distL="0" distR="0" wp14:anchorId="2DECBDD4" wp14:editId="7A16A155">
-            <wp:extent cx="5274310" cy="2964180"/>
-            <wp:effectExtent l="0" t="0" r="2540" b="7620"/>
-            <wp:docPr id="523993442" name="图片 19"/>
-            <wp:cNvGraphicFramePr>
-              <a:graphicFrameLocks xmlns:a="http://schemas.openxmlformats.org/drawingml/2006/main" noChangeAspect="1"/>
-            </wp:cNvGraphicFramePr>
-            <a:graphic xmlns:a="http://schemas.openxmlformats.org/drawingml/2006/main">
-              <a:graphicData uri="http://schemas.openxmlformats.org/drawingml/2006/picture">
-                <pic:pic xmlns:pic="http://schemas.openxmlformats.org/drawingml/2006/picture">
-                  <pic:nvPicPr>
-                    <pic:cNvPr id="0" name="Picture 19"/>
-                    <pic:cNvPicPr>
-                      <a:picLocks noChangeAspect="1" noChangeArrowheads="1"/>
-                    </pic:cNvPicPr>
-                  </pic:nvPicPr>
-                  <pic:blipFill>
-                    <a:blip r:embed="rId11" cstate="print">
-                      <a:extLst>
-                        <a:ext uri="{28A0092B-C50C-407E-A947-70E740481C1C}">
-                          <a14:useLocalDpi xmlns:a14="http://schemas.microsoft.com/office/drawing/2010/main" val="0"/>
-                        </a:ext>
-                      </a:extLst>
-                    </a:blip>
-                    <a:srcRect/>
-                    <a:stretch>
-                      <a:fillRect/>
-                    </a:stretch>
-                  </pic:blipFill>
-                  <pic:spPr bwMode="auto">
-                    <a:xfrm>
-                      <a:off x="0" y="0"/>
-                      <a:ext cx="5274310" cy="2964180"/>
-                    </a:xfrm>
-                    <a:prstGeom prst="rect">
-                      <a:avLst/>
-                    </a:prstGeom>
-                    <a:noFill/>
-                    <a:ln>
-                      <a:noFill/>
-                    </a:ln>
-                  </pic:spPr>
-                </pic:pic>
-              </a:graphicData>
-            </a:graphic>
-          </wp:inline>
-        </w:drawing>
-      </w:r>
-    </w:p>
-    <w:p>
-      <w:pPr>
-        <w:ind w:leftChars="200" w:left="440"/>
-        <w:rPr>
-          <w:rFonts w:hint="eastAsia"/>
-          <w:szCs w:val="22"/>
-        </w:rPr>
-      </w:pPr>
-    </w:p>
-    <w:p>
-      <w:pPr>
-        <w:ind w:leftChars="200" w:left="440"/>
-        <w:rPr>
-          <w:rFonts w:hint="eastAsia"/>
-          <w:szCs w:val="22"/>
-        </w:rPr>
-      </w:pPr>
-      <w:r>
-        <w:rPr>
-          <w:rFonts w:hint="eastAsia"/>
-          <w:szCs w:val="22"/>
-        </w:rPr>
-        <w:t>五项基础属性·力量/敏捷/体质/智力/信仰（魅力）</w:t>
-      </w:r>
-    </w:p>
-    <w:p>
-      <w:pPr>
-        <w:ind w:leftChars="200" w:left="440"/>
-        <w:rPr>
-          <w:rFonts w:hint="eastAsia"/>
-          <w:szCs w:val="22"/>
-        </w:rPr>
-      </w:pPr>
-      <w:r>
-        <w:rPr>
-          <w:rFonts w:hint="eastAsia"/>
-          <w:szCs w:val="22"/>
-        </w:rPr>
-        <w:t>不同的武器攻击力会在面板基础上加上相应属性的补正倍率×玩家基础属性</w:t>
-      </w:r>
-    </w:p>
-    <w:p>
-      <w:pPr>
-        <w:ind w:leftChars="200" w:left="440"/>
-        <w:rPr>
-          <w:rFonts w:hint="eastAsia"/>
-          <w:szCs w:val="22"/>
-        </w:rPr>
-      </w:pPr>
-      <w:r>
-        <w:rPr>
-          <w:rFonts w:hint="eastAsia"/>
-          <w:szCs w:val="22"/>
-        </w:rPr>
-        <w:t>例如一把大剑有45面板攻击，力量补正40%，敏捷补正10%。玩家力量10敏捷10</w:t>
-      </w:r>
-    </w:p>
-    <w:p>
-      <w:pPr>
-        <w:ind w:leftChars="200" w:left="440"/>
-        <w:rPr>
-          <w:rFonts w:hint="eastAsia"/>
-          <w:szCs w:val="22"/>
-        </w:rPr>
-      </w:pPr>
-      <w:r>
-        <w:rPr>
-          <w:rFonts w:hint="eastAsia"/>
-          <w:szCs w:val="22"/>
-        </w:rPr>
-        <w:t>最终面板45</w:t>
-      </w:r>
-      <w:r>
-        <w:rPr>
-          <w:rFonts w:hint="eastAsia"/>
-          <w:szCs w:val="22"/>
-        </w:rPr>
-        <w:t>+</w:t>
-      </w:r>
-      <w:r>
-        <w:rPr>
-          <w:szCs w:val="22"/>
-        </w:rPr>
-        <w:t>10</w:t>
-      </w:r>
-      <w:r>
-        <w:rPr>
-          <w:rFonts w:hint="eastAsia"/>
-          <w:szCs w:val="22"/>
-        </w:rPr>
-        <w:t>×</w:t>
-      </w:r>
-      <w:r>
-        <w:rPr>
-          <w:szCs w:val="22"/>
-        </w:rPr>
-        <w:t>0.4+</w:t>
-      </w:r>
-      <w:r>
-        <w:rPr>
-          <w:rFonts w:hint="eastAsia"/>
-          <w:szCs w:val="22"/>
-        </w:rPr>
-        <w:t>10×0.1=50</w:t>
-      </w:r>
-    </w:p>
-    <w:p>
-      <w:pPr>
-        <w:ind w:leftChars="200" w:left="440"/>
-        <w:rPr>
-          <w:rFonts w:hint="eastAsia"/>
-          <w:szCs w:val="22"/>
-        </w:rPr>
-      </w:pPr>
-      <w:r>
-        <w:rPr>
-          <w:rFonts w:hint="eastAsia"/>
-          <w:szCs w:val="22"/>
-        </w:rPr>
-        <w:t>多数武器存在一个可以可以使用此武器最小能力限制，例如一把大剑的最小能力限制是10力10敏。若玩家任意一个属性小于这个值使用此武器，则武器性能会</w:t>
-      </w:r>
-      <w:r>
-        <w:rPr>
-          <w:rFonts w:hint="eastAsia"/>
-          <w:szCs w:val="22"/>
-        </w:rPr>
-        <w:lastRenderedPageBreak/>
-        <w:t>大减</w:t>
-      </w:r>
-      <w:r>
-        <w:rPr>
-          <w:rFonts w:hint="eastAsia"/>
-          <w:szCs w:val="22"/>
-        </w:rPr>
-        <w:t>，同时出现挥不动剑的动画。</w:t>
-      </w:r>
-    </w:p>
-    <w:p>
-      <w:pPr>
+        <w:spacing w:after="0"/>
         <w:ind w:leftChars="200" w:left="440"/>
         <w:rPr>
           <w:rFonts w:hint="eastAsia"/>
@@ -2845,6 +2588,7 @@
     </w:p>
     <w:p>
       <w:pPr>
+        <w:spacing w:after="0"/>
         <w:ind w:leftChars="200" w:left="440"/>
         <w:rPr>
           <w:rFonts w:hint="eastAsia"/>
@@ -2856,8 +2600,34 @@
           <w:rFonts w:hint="eastAsia"/>
           <w:szCs w:val="22"/>
         </w:rPr>
-        <w:t>人物外观统一为像素画风格，使用Resprite</w:t>
-      </w:r>
+        <w:lastRenderedPageBreak/>
+        <w:t>人物外观统一为</w:t>
+      </w:r>
+      <w:proofErr w:type="gramStart"/>
+      <w:r>
+        <w:rPr>
+          <w:rFonts w:hint="eastAsia"/>
+          <w:szCs w:val="22"/>
+        </w:rPr>
+        <w:t>像素画</w:t>
+      </w:r>
+      <w:proofErr w:type="gramEnd"/>
+      <w:r>
+        <w:rPr>
+          <w:rFonts w:hint="eastAsia"/>
+          <w:szCs w:val="22"/>
+        </w:rPr>
+        <w:t>风格，使用</w:t>
+      </w:r>
+      <w:proofErr w:type="spellStart"/>
+      <w:r>
+        <w:rPr>
+          <w:rFonts w:hint="eastAsia"/>
+          <w:szCs w:val="22"/>
+        </w:rPr>
+        <w:t>Resprite</w:t>
+      </w:r>
+      <w:proofErr w:type="spellEnd"/>
       <w:r>
         <w:rPr>
           <w:rFonts w:hint="eastAsia"/>
@@ -2875,6 +2645,7 @@
     </w:p>
     <w:p>
       <w:pPr>
+        <w:spacing w:after="0"/>
         <w:ind w:leftChars="200" w:left="440"/>
         <w:rPr>
           <w:rFonts w:hint="eastAsia"/>
@@ -2888,11 +2659,30 @@
           <w:sz w:val="16"/>
           <w:szCs w:val="16"/>
         </w:rPr>
-        <w:t>*Resprite绘制和美术风格设计会在美术章节详细讲解</w:t>
-      </w:r>
-    </w:p>
-    <w:p>
-      <w:pPr>
+        <w:t>*</w:t>
+      </w:r>
+      <w:proofErr w:type="spellStart"/>
+      <w:r>
+        <w:rPr>
+          <w:rFonts w:hint="eastAsia"/>
+          <w:sz w:val="16"/>
+          <w:szCs w:val="16"/>
+        </w:rPr>
+        <w:t>Resprite</w:t>
+      </w:r>
+      <w:proofErr w:type="spellEnd"/>
+      <w:r>
+        <w:rPr>
+          <w:rFonts w:hint="eastAsia"/>
+          <w:sz w:val="16"/>
+          <w:szCs w:val="16"/>
+        </w:rPr>
+        <w:t>绘制和美术风格设计会在美术章节详细讲解</w:t>
+      </w:r>
+    </w:p>
+    <w:p>
+      <w:pPr>
+        <w:spacing w:after="0"/>
         <w:ind w:leftChars="200" w:left="440"/>
         <w:rPr>
           <w:rFonts w:hint="eastAsia"/>
@@ -2922,7 +2712,7 @@
                     </pic:cNvPicPr>
                   </pic:nvPicPr>
                   <pic:blipFill>
-                    <a:blip r:embed="rId12" cstate="print">
+                    <a:blip r:embed="rId11" cstate="print">
                       <a:extLst>
                         <a:ext uri="{28A0092B-C50C-407E-A947-70E740481C1C}">
                           <a14:useLocalDpi xmlns:a14="http://schemas.microsoft.com/office/drawing/2010/main" val="0"/>
@@ -2976,7 +2766,7 @@
                     </pic:cNvPicPr>
                   </pic:nvPicPr>
                   <pic:blipFill>
-                    <a:blip r:embed="rId13">
+                    <a:blip r:embed="rId12">
                       <a:extLst>
                         <a:ext uri="{28A0092B-C50C-407E-A947-70E740481C1C}">
                           <a14:useLocalDpi xmlns:a14="http://schemas.microsoft.com/office/drawing/2010/main" val="0"/>
@@ -3010,6 +2800,7 @@
     </w:p>
     <w:p>
       <w:pPr>
+        <w:spacing w:after="0"/>
         <w:ind w:leftChars="200" w:left="440"/>
         <w:rPr>
           <w:rFonts w:hint="eastAsia"/>
@@ -3030,6 +2821,7 @@
     </w:p>
     <w:p>
       <w:pPr>
+        <w:spacing w:after="0"/>
         <w:ind w:leftChars="200" w:left="440"/>
         <w:rPr>
           <w:rFonts w:hint="eastAsia"/>
@@ -3048,6 +2840,7 @@
     </w:p>
     <w:p>
       <w:pPr>
+        <w:spacing w:after="0"/>
         <w:ind w:leftChars="200" w:left="440"/>
         <w:rPr>
           <w:rFonts w:hint="eastAsia"/>
@@ -3064,6 +2857,7 @@
     </w:p>
     <w:p>
       <w:pPr>
+        <w:spacing w:after="0"/>
         <w:ind w:leftChars="200" w:left="440"/>
         <w:rPr>
           <w:rFonts w:hint="eastAsia"/>
@@ -3082,6 +2876,7 @@
     </w:p>
     <w:p>
       <w:pPr>
+        <w:spacing w:after="0"/>
         <w:ind w:leftChars="200" w:left="440"/>
         <w:rPr>
           <w:rFonts w:hint="eastAsia"/>
@@ -3093,14 +2888,30 @@
           <w:rFonts w:hint="eastAsia"/>
           <w:szCs w:val="22"/>
         </w:rPr>
-        <w:t>在最初版游戏中所有类人形态单位为单一球体Hitbox，不分部位。后续可能会更新不同部位效果。</w:t>
-      </w:r>
-    </w:p>
-    <w:p>
-      <w:pPr>
+        <w:t>在</w:t>
+      </w:r>
+      <w:proofErr w:type="gramStart"/>
+      <w:r>
+        <w:rPr>
+          <w:rFonts w:hint="eastAsia"/>
+          <w:szCs w:val="22"/>
+        </w:rPr>
+        <w:t>最</w:t>
+      </w:r>
+      <w:proofErr w:type="gramEnd"/>
+      <w:r>
+        <w:rPr>
+          <w:rFonts w:hint="eastAsia"/>
+          <w:szCs w:val="22"/>
+        </w:rPr>
+        <w:t>初版游戏中所有类人形态单位为单一球体Hitbox，不分部位。后续可能会更新不同部位效果。</w:t>
+      </w:r>
+    </w:p>
+    <w:p>
+      <w:pPr>
+        <w:spacing w:after="0"/>
         <w:ind w:leftChars="200" w:left="440"/>
         <w:rPr>
-          <w:rFonts w:hint="eastAsia"/>
           <w:szCs w:val="22"/>
         </w:rPr>
       </w:pPr>
@@ -3127,7 +2938,7 @@
                     </pic:cNvPicPr>
                   </pic:nvPicPr>
                   <pic:blipFill>
-                    <a:blip r:embed="rId14" cstate="print">
+                    <a:blip r:embed="rId13" cstate="print">
                       <a:extLst>
                         <a:ext uri="{28A0092B-C50C-407E-A947-70E740481C1C}">
                           <a14:useLocalDpi xmlns:a14="http://schemas.microsoft.com/office/drawing/2010/main" val="0"/>
@@ -3161,6 +2972,52 @@
     </w:p>
     <w:p>
       <w:pPr>
+        <w:spacing w:after="0"/>
+        <w:ind w:leftChars="200" w:left="440"/>
+        <w:rPr>
+          <w:rFonts w:hint="eastAsia"/>
+          <w:b/>
+          <w:bCs/>
+          <w:color w:val="002060"/>
+          <w:szCs w:val="22"/>
+        </w:rPr>
+      </w:pPr>
+      <w:r>
+        <w:rPr>
+          <w:rFonts w:hint="eastAsia"/>
+          <w:b/>
+          <w:bCs/>
+          <w:color w:val="002060"/>
+          <w:szCs w:val="22"/>
+        </w:rPr>
+        <w:t>实现方法：在Player节点下加入CollisionShipe2D节点</w:t>
+      </w:r>
+      <w:r>
+        <w:rPr>
+          <w:rFonts w:hint="eastAsia"/>
+          <w:b/>
+          <w:bCs/>
+          <w:color w:val="002060"/>
+          <w:szCs w:val="22"/>
+        </w:rPr>
+        <w:t>作为子节点，调整大小和位置</w:t>
+      </w:r>
+      <w:proofErr w:type="gramStart"/>
+      <w:r>
+        <w:rPr>
+          <w:rFonts w:hint="eastAsia"/>
+          <w:b/>
+          <w:bCs/>
+          <w:color w:val="002060"/>
+          <w:szCs w:val="22"/>
+        </w:rPr>
+        <w:t>适应立绘大小</w:t>
+      </w:r>
+      <w:proofErr w:type="gramEnd"/>
+    </w:p>
+    <w:p>
+      <w:pPr>
+        <w:spacing w:after="0"/>
         <w:ind w:leftChars="200" w:left="440"/>
         <w:rPr>
           <w:rFonts w:hint="eastAsia"/>
@@ -3183,6 +3040,7 @@
     </w:p>
     <w:p>
       <w:pPr>
+        <w:spacing w:after="0"/>
         <w:ind w:leftChars="200" w:left="440"/>
         <w:rPr>
           <w:rFonts w:hint="eastAsia"/>
@@ -3194,11 +3052,44 @@
           <w:rFonts w:hint="eastAsia"/>
           <w:szCs w:val="22"/>
         </w:rPr>
-        <w:t>实现方法：立绘表。这是一种把人物各种动画打包进一张图的高效动画创作方法。相比于虚幻和Unity引擎的一帧一张立绘有效率优势。</w:t>
-      </w:r>
-    </w:p>
-    <w:p>
-      <w:pPr>
+        <w:t>实现方法：</w:t>
+      </w:r>
+      <w:proofErr w:type="gramStart"/>
+      <w:r>
+        <w:rPr>
+          <w:rFonts w:hint="eastAsia"/>
+          <w:szCs w:val="22"/>
+        </w:rPr>
+        <w:t>立绘表</w:t>
+      </w:r>
+      <w:proofErr w:type="gramEnd"/>
+      <w:r>
+        <w:rPr>
+          <w:rFonts w:hint="eastAsia"/>
+          <w:szCs w:val="22"/>
+        </w:rPr>
+        <w:t>。这是一种把人物各种动画打包进一张图的高效动画创作方法。相比于虚幻和Unity引擎的一帧</w:t>
+      </w:r>
+      <w:proofErr w:type="gramStart"/>
+      <w:r>
+        <w:rPr>
+          <w:rFonts w:hint="eastAsia"/>
+          <w:szCs w:val="22"/>
+        </w:rPr>
+        <w:t>一张立绘有效率</w:t>
+      </w:r>
+      <w:proofErr w:type="gramEnd"/>
+      <w:r>
+        <w:rPr>
+          <w:rFonts w:hint="eastAsia"/>
+          <w:szCs w:val="22"/>
+        </w:rPr>
+        <w:t>优势。</w:t>
+      </w:r>
+    </w:p>
+    <w:p>
+      <w:pPr>
+        <w:spacing w:after="0"/>
         <w:ind w:leftChars="200" w:left="440"/>
         <w:rPr>
           <w:rFonts w:hint="eastAsia"/>
@@ -3210,22 +3101,31 @@
           <w:rFonts w:hint="eastAsia"/>
           <w:szCs w:val="22"/>
         </w:rPr>
-        <w:t>通过绘制网格的方式将立绘表中的图像拆分成帧。再通过鼠标选择导入要使用的</w:t>
-      </w:r>
-      <w:r>
-        <w:rPr>
-          <w:rFonts w:hint="eastAsia"/>
+        <w:t>通过绘制网格的方式</w:t>
+      </w:r>
+      <w:proofErr w:type="gramStart"/>
+      <w:r>
+        <w:rPr>
+          <w:rFonts w:hint="eastAsia"/>
+          <w:szCs w:val="22"/>
+        </w:rPr>
+        <w:t>将立绘表中</w:t>
+      </w:r>
+      <w:proofErr w:type="gramEnd"/>
+      <w:r>
+        <w:rPr>
+          <w:rFonts w:hint="eastAsia"/>
+          <w:szCs w:val="22"/>
+        </w:rPr>
+        <w:t>的图像拆分成帧。再通过鼠标选择导入要使用的帧</w:t>
+      </w:r>
+      <w:r>
+        <w:rPr>
+          <w:rFonts w:hint="eastAsia"/>
+          <w:noProof/>
           <w:szCs w:val="22"/>
         </w:rPr>
         <w:lastRenderedPageBreak/>
-        <w:t>帧</w:t>
-      </w:r>
-      <w:r>
-        <w:rPr>
-          <w:rFonts w:hint="eastAsia"/>
-          <w:noProof/>
-          <w:szCs w:val="22"/>
-        </w:rPr>
         <w:drawing>
           <wp:inline distT="0" distB="0" distL="0" distR="0" wp14:anchorId="29E819F9" wp14:editId="7B43214C">
             <wp:extent cx="5275580" cy="2973705"/>
@@ -3244,7 +3144,7 @@
                     </pic:cNvPicPr>
                   </pic:nvPicPr>
                   <pic:blipFill>
-                    <a:blip r:embed="rId15" cstate="print">
+                    <a:blip r:embed="rId14" cstate="print">
                       <a:extLst>
                         <a:ext uri="{28A0092B-C50C-407E-A947-70E740481C1C}">
                           <a14:useLocalDpi xmlns:a14="http://schemas.microsoft.com/office/drawing/2010/main" val="0"/>
@@ -3278,6 +3178,7 @@
     </w:p>
     <w:p>
       <w:pPr>
+        <w:spacing w:after="0"/>
         <w:ind w:leftChars="200" w:left="440"/>
         <w:rPr>
           <w:rFonts w:hint="eastAsia"/>
@@ -3286,6 +3187,7 @@
           <w:szCs w:val="16"/>
         </w:rPr>
       </w:pPr>
+      <w:proofErr w:type="gramStart"/>
       <w:r>
         <w:rPr>
           <w:rFonts w:hint="eastAsia"/>
@@ -3295,9 +3197,11 @@
         </w:rPr>
         <w:t>立绘表</w:t>
       </w:r>
-    </w:p>
-    <w:p>
-      <w:pPr>
+      <w:proofErr w:type="gramEnd"/>
+    </w:p>
+    <w:p>
+      <w:pPr>
+        <w:spacing w:after="0"/>
         <w:ind w:leftChars="200" w:left="440"/>
         <w:rPr>
           <w:rFonts w:hint="eastAsia"/>
@@ -3331,7 +3235,7 @@
                     </pic:cNvPicPr>
                   </pic:nvPicPr>
                   <pic:blipFill>
-                    <a:blip r:embed="rId16">
+                    <a:blip r:embed="rId15">
                       <a:extLst>
                         <a:ext uri="{28A0092B-C50C-407E-A947-70E740481C1C}">
                           <a14:useLocalDpi xmlns:a14="http://schemas.microsoft.com/office/drawing/2010/main" val="0"/>
@@ -3365,6 +3269,7 @@
     </w:p>
     <w:p>
       <w:pPr>
+        <w:spacing w:after="0"/>
         <w:ind w:leftChars="200" w:left="440"/>
         <w:rPr>
           <w:rFonts w:hint="eastAsia"/>
@@ -3380,12 +3285,24 @@
           <w:sz w:val="16"/>
           <w:szCs w:val="16"/>
         </w:rPr>
-        <w:t>选择帧</w:t>
-      </w:r>
+        <w:t>选择</w:t>
+      </w:r>
+      <w:proofErr w:type="gramStart"/>
+      <w:r>
+        <w:rPr>
+          <w:rFonts w:hint="eastAsia"/>
+          <w:color w:val="00B0F0"/>
+          <w:sz w:val="16"/>
+          <w:szCs w:val="16"/>
+        </w:rPr>
+        <w:t>帧</w:t>
+      </w:r>
+      <w:proofErr w:type="gramEnd"/>
     </w:p>
     <w:p>
       <w:pPr>
         <w:widowControl/>
+        <w:spacing w:after="0"/>
         <w:ind w:firstLine="420"/>
         <w:rPr>
           <w:rFonts w:hint="eastAsia"/>
@@ -3419,7 +3336,7 @@
                     <pic:cNvPicPr/>
                   </pic:nvPicPr>
                   <pic:blipFill>
-                    <a:blip r:embed="rId17">
+                    <a:blip r:embed="rId16">
                       <a:extLst>
                         <a:ext uri="{28A0092B-C50C-407E-A947-70E740481C1C}">
                           <a14:useLocalDpi xmlns:a14="http://schemas.microsoft.com/office/drawing/2010/main" val="0"/>
@@ -3449,6 +3366,7 @@
     <w:p>
       <w:pPr>
         <w:widowControl/>
+        <w:spacing w:after="0"/>
         <w:ind w:firstLine="420"/>
         <w:rPr>
           <w:rFonts w:hint="eastAsia"/>
@@ -3466,12 +3384,12 @@
           <w:sz w:val="28"/>
           <w:szCs w:val="28"/>
         </w:rPr>
-        <w:lastRenderedPageBreak/>
         <w:t>物理交互</w:t>
       </w:r>
     </w:p>
     <w:p>
       <w:pPr>
+        <w:spacing w:after="0"/>
         <w:ind w:leftChars="200" w:left="440"/>
         <w:rPr>
           <w:rFonts w:hint="eastAsia"/>
@@ -3486,7 +3404,25 @@
           <w:sz w:val="20"/>
           <w:szCs w:val="20"/>
         </w:rPr>
-        <w:t>实现方法：GDscript中的</w:t>
+        <w:t>实现方法：</w:t>
+      </w:r>
+      <w:proofErr w:type="spellStart"/>
+      <w:r>
+        <w:rPr>
+          <w:rFonts w:hint="eastAsia"/>
+          <w:sz w:val="20"/>
+          <w:szCs w:val="20"/>
+        </w:rPr>
+        <w:t>GDscript</w:t>
+      </w:r>
+      <w:proofErr w:type="spellEnd"/>
+      <w:r>
+        <w:rPr>
+          <w:rFonts w:hint="eastAsia"/>
+          <w:sz w:val="20"/>
+          <w:szCs w:val="20"/>
+        </w:rPr>
+        <w:t>中的</w:t>
       </w:r>
       <w:r>
         <w:rPr>
@@ -3494,7 +3430,25 @@
           <w:sz w:val="20"/>
           <w:szCs w:val="20"/>
         </w:rPr>
-        <w:t>_physics_process()</w:t>
+        <w:t>_</w:t>
+      </w:r>
+      <w:proofErr w:type="spellStart"/>
+      <w:r>
+        <w:rPr>
+          <w:color w:val="0070C0"/>
+          <w:sz w:val="20"/>
+          <w:szCs w:val="20"/>
+        </w:rPr>
+        <w:t>physics_process</w:t>
+      </w:r>
+      <w:proofErr w:type="spellEnd"/>
+      <w:r>
+        <w:rPr>
+          <w:color w:val="0070C0"/>
+          <w:sz w:val="20"/>
+          <w:szCs w:val="20"/>
+        </w:rPr>
+        <w:t>()</w:t>
       </w:r>
       <w:r>
         <w:rPr>
@@ -3503,12 +3457,63 @@
           <w:sz w:val="20"/>
           <w:szCs w:val="20"/>
         </w:rPr>
-        <w:t>函数实现键位设置。这个函数会运行在一个固定帧率下，不受游戏帧率影响，以保证物理引擎能正确的模拟游戏内的物理运动。</w:t>
+        <w:t>函数实现键位设置。这个函数会运行在一个</w:t>
+      </w:r>
+      <w:proofErr w:type="gramStart"/>
+      <w:r>
+        <w:rPr>
+          <w:rFonts w:hint="eastAsia"/>
+          <w:color w:val="000000" w:themeColor="text1"/>
+          <w:sz w:val="20"/>
+          <w:szCs w:val="20"/>
+        </w:rPr>
+        <w:t>固</w:t>
+      </w:r>
+      <w:r>
+        <w:rPr>
+          <w:rFonts w:hint="eastAsia"/>
+          <w:color w:val="000000" w:themeColor="text1"/>
+          <w:sz w:val="20"/>
+          <w:szCs w:val="20"/>
+        </w:rPr>
+        <w:lastRenderedPageBreak/>
+        <w:t>定帧率下</w:t>
+      </w:r>
+      <w:proofErr w:type="gramEnd"/>
+      <w:r>
+        <w:rPr>
+          <w:rFonts w:hint="eastAsia"/>
+          <w:color w:val="000000" w:themeColor="text1"/>
+          <w:sz w:val="20"/>
+          <w:szCs w:val="20"/>
+        </w:rPr>
+        <w:t>，不受</w:t>
+      </w:r>
+      <w:proofErr w:type="gramStart"/>
+      <w:r>
+        <w:rPr>
+          <w:rFonts w:hint="eastAsia"/>
+          <w:color w:val="000000" w:themeColor="text1"/>
+          <w:sz w:val="20"/>
+          <w:szCs w:val="20"/>
+        </w:rPr>
+        <w:t>游戏帧率影响</w:t>
+      </w:r>
+      <w:proofErr w:type="gramEnd"/>
+      <w:r>
+        <w:rPr>
+          <w:rFonts w:hint="eastAsia"/>
+          <w:color w:val="000000" w:themeColor="text1"/>
+          <w:sz w:val="20"/>
+          <w:szCs w:val="20"/>
+        </w:rPr>
+        <w:t>，以保证物理引擎能正确的模拟游戏内的物理运动。</w:t>
       </w:r>
     </w:p>
     <w:p>
       <w:pPr>
         <w:widowControl/>
+        <w:spacing w:after="0"/>
         <w:ind w:firstLine="420"/>
         <w:rPr>
           <w:rFonts w:hint="eastAsia"/>
@@ -3543,7 +3548,7 @@
                     </pic:cNvPicPr>
                   </pic:nvPicPr>
                   <pic:blipFill>
-                    <a:blip r:embed="rId18" cstate="print">
+                    <a:blip r:embed="rId17" cstate="print">
                       <a:extLst>
                         <a:ext uri="{28A0092B-C50C-407E-A947-70E740481C1C}">
                           <a14:useLocalDpi xmlns:a14="http://schemas.microsoft.com/office/drawing/2010/main" val="0"/>
@@ -3577,6 +3582,7 @@
     </w:p>
     <w:p>
       <w:pPr>
+        <w:spacing w:after="0"/>
         <w:rPr>
           <w:rFonts w:hint="eastAsia"/>
           <w:sz w:val="40"/>
@@ -3594,6 +3600,7 @@
     </w:p>
     <w:p>
       <w:pPr>
+        <w:spacing w:after="0"/>
         <w:ind w:leftChars="200" w:left="440"/>
         <w:rPr>
           <w:rFonts w:hint="eastAsia"/>
@@ -3616,6 +3623,7 @@
     </w:p>
     <w:p>
       <w:pPr>
+        <w:spacing w:after="0"/>
         <w:ind w:leftChars="200" w:left="440"/>
         <w:rPr>
           <w:rFonts w:hint="eastAsia"/>
@@ -3628,7 +3636,23 @@
           <w:rFonts w:hint="eastAsia"/>
           <w:szCs w:val="22"/>
         </w:rPr>
-        <w:t xml:space="preserve">所有装备分 </w:t>
+        <w:t>所有</w:t>
+      </w:r>
+      <w:proofErr w:type="gramStart"/>
+      <w:r>
+        <w:rPr>
+          <w:rFonts w:hint="eastAsia"/>
+          <w:szCs w:val="22"/>
+        </w:rPr>
+        <w:t>装备分</w:t>
+      </w:r>
+      <w:proofErr w:type="gramEnd"/>
+      <w:r>
+        <w:rPr>
+          <w:rFonts w:hint="eastAsia"/>
+          <w:szCs w:val="22"/>
+        </w:rPr>
+        <w:t xml:space="preserve"> </w:t>
       </w:r>
       <w:r>
         <w:rPr>
@@ -3732,9 +3756,9 @@
     </w:p>
     <w:p>
       <w:pPr>
+        <w:spacing w:after="0"/>
         <w:ind w:leftChars="200" w:left="440"/>
         <w:rPr>
-          <w:rFonts w:hint="eastAsia"/>
           <w:color w:val="000000" w:themeColor="text1"/>
           <w:szCs w:val="22"/>
         </w:rPr>
@@ -3750,6 +3774,26 @@
     </w:p>
     <w:p>
       <w:pPr>
+        <w:spacing w:after="0"/>
+        <w:ind w:leftChars="200" w:left="440"/>
+        <w:rPr>
+          <w:rFonts w:hint="eastAsia"/>
+          <w:color w:val="002060"/>
+          <w:szCs w:val="22"/>
+        </w:rPr>
+      </w:pPr>
+      <w:r>
+        <w:rPr>
+          <w:rFonts w:hint="eastAsia"/>
+          <w:color w:val="002060"/>
+          <w:szCs w:val="22"/>
+        </w:rPr>
+        <w:t>实现方式：</w:t>
+      </w:r>
+    </w:p>
+    <w:p>
+      <w:pPr>
+        <w:spacing w:after="0"/>
         <w:ind w:leftChars="200" w:left="440"/>
         <w:rPr>
           <w:rFonts w:hint="eastAsia"/>
@@ -3772,6 +3816,612 @@
     </w:p>
     <w:p>
       <w:pPr>
+        <w:pStyle w:val="s9"/>
+        <w:spacing w:before="0" w:beforeAutospacing="0" w:after="0" w:afterAutospacing="0"/>
+        <w:ind w:leftChars="200" w:left="440"/>
+        <w:rPr>
+          <w:rFonts w:ascii="等线" w:eastAsia="等线" w:hAnsi="等线"/>
+          <w:b/>
+          <w:bCs/>
+          <w:color w:val="000000"/>
+          <w:sz w:val="22"/>
+          <w:szCs w:val="22"/>
+        </w:rPr>
+      </w:pPr>
+      <w:r>
+        <w:rPr>
+          <w:rFonts w:ascii="等线" w:eastAsia="等线" w:hAnsi="等线"/>
+          <w:b/>
+          <w:bCs/>
+          <w:color w:val="000000"/>
+          <w:sz w:val="22"/>
+          <w:szCs w:val="22"/>
+        </w:rPr>
+        <w:t>护甲</w:t>
+      </w:r>
+    </w:p>
+    <w:p>
+      <w:pPr>
+        <w:spacing w:after="0"/>
+        <w:ind w:leftChars="300" w:left="660"/>
+        <w:rPr>
+          <w:rFonts w:hint="eastAsia"/>
+          <w:szCs w:val="22"/>
+        </w:rPr>
+      </w:pPr>
+      <w:r>
+        <w:rPr>
+          <w:rFonts w:hint="eastAsia"/>
+          <w:szCs w:val="22"/>
+        </w:rPr>
+        <w:t>护甲按重量</w:t>
+      </w:r>
+      <w:proofErr w:type="gramStart"/>
+      <w:r>
+        <w:rPr>
+          <w:rFonts w:hint="eastAsia"/>
+          <w:szCs w:val="22"/>
+        </w:rPr>
+        <w:t>分服装/轻甲</w:t>
+      </w:r>
+      <w:proofErr w:type="gramEnd"/>
+      <w:r>
+        <w:rPr>
+          <w:rFonts w:hint="eastAsia"/>
+          <w:szCs w:val="22"/>
+        </w:rPr>
+        <w:t>/中甲/重甲</w:t>
+      </w:r>
+    </w:p>
+    <w:p>
+      <w:pPr>
+        <w:spacing w:after="0"/>
+        <w:ind w:leftChars="300" w:left="660"/>
+        <w:rPr>
+          <w:rFonts w:hint="eastAsia"/>
+          <w:szCs w:val="22"/>
+        </w:rPr>
+      </w:pPr>
+      <w:r>
+        <w:rPr>
+          <w:rFonts w:hint="eastAsia"/>
+          <w:szCs w:val="22"/>
+        </w:rPr>
+        <w:t>按用途可分为时装和</w:t>
+      </w:r>
+      <w:proofErr w:type="gramStart"/>
+      <w:r>
+        <w:rPr>
+          <w:rFonts w:hint="eastAsia"/>
+          <w:szCs w:val="22"/>
+        </w:rPr>
+        <w:t>战装</w:t>
+      </w:r>
+      <w:proofErr w:type="gramEnd"/>
+    </w:p>
+    <w:p>
+      <w:pPr>
+        <w:pStyle w:val="s9"/>
+        <w:spacing w:before="0" w:beforeAutospacing="0" w:after="0" w:afterAutospacing="0"/>
+        <w:ind w:leftChars="200" w:left="440"/>
+        <w:rPr>
+          <w:rFonts w:ascii="等线" w:eastAsia="等线" w:hAnsi="等线" w:hint="eastAsia"/>
+          <w:b/>
+          <w:bCs/>
+          <w:color w:val="000000"/>
+          <w:sz w:val="22"/>
+          <w:szCs w:val="22"/>
+        </w:rPr>
+      </w:pPr>
+      <w:r>
+        <w:rPr>
+          <w:rFonts w:ascii="等线" w:eastAsia="等线" w:hAnsi="等线" w:hint="eastAsia"/>
+          <w:b/>
+          <w:bCs/>
+          <w:color w:val="000000"/>
+          <w:sz w:val="22"/>
+          <w:szCs w:val="22"/>
+        </w:rPr>
+        <w:t>插槽</w:t>
+      </w:r>
+    </w:p>
+    <w:p>
+      <w:pPr>
+        <w:spacing w:after="0"/>
+        <w:ind w:leftChars="300" w:left="660"/>
+        <w:rPr>
+          <w:rFonts w:hint="eastAsia"/>
+          <w:szCs w:val="22"/>
+        </w:rPr>
+      </w:pPr>
+      <w:r>
+        <w:rPr>
+          <w:rFonts w:hint="eastAsia"/>
+          <w:szCs w:val="22"/>
+        </w:rPr>
+        <w:t>人物拥有头、上身、手、腰、腿、鞋和多个饰品插槽</w:t>
+      </w:r>
+    </w:p>
+    <w:p>
+      <w:pPr>
+        <w:spacing w:after="0"/>
+        <w:ind w:leftChars="300" w:left="660"/>
+        <w:rPr>
+          <w:rFonts w:hint="eastAsia"/>
+          <w:szCs w:val="22"/>
+        </w:rPr>
+      </w:pPr>
+      <w:r>
+        <w:rPr>
+          <w:rFonts w:hint="eastAsia"/>
+          <w:szCs w:val="22"/>
+        </w:rPr>
+        <w:t>所有人型生物装备插槽相同，部分非人型生物有不同的插槽</w:t>
+      </w:r>
+    </w:p>
+    <w:p>
+      <w:pPr>
+        <w:pStyle w:val="s9"/>
+        <w:spacing w:before="0" w:beforeAutospacing="0" w:after="0" w:afterAutospacing="0"/>
+        <w:ind w:leftChars="200" w:left="440"/>
+        <w:rPr>
+          <w:rFonts w:ascii="等线" w:eastAsia="等线" w:hAnsi="等线" w:hint="eastAsia"/>
+          <w:b/>
+          <w:bCs/>
+          <w:color w:val="000000"/>
+          <w:sz w:val="22"/>
+          <w:szCs w:val="22"/>
+        </w:rPr>
+      </w:pPr>
+      <w:r>
+        <w:rPr>
+          <w:rFonts w:ascii="等线" w:eastAsia="等线" w:hAnsi="等线" w:hint="eastAsia"/>
+          <w:b/>
+          <w:bCs/>
+          <w:color w:val="000000"/>
+          <w:sz w:val="22"/>
+          <w:szCs w:val="22"/>
+        </w:rPr>
+        <w:t>基础数值</w:t>
+      </w:r>
+    </w:p>
+    <w:p>
+      <w:pPr>
+        <w:spacing w:after="0"/>
+        <w:ind w:leftChars="300" w:left="660"/>
+        <w:rPr>
+          <w:rFonts w:hint="eastAsia"/>
+          <w:szCs w:val="22"/>
+        </w:rPr>
+      </w:pPr>
+      <w:r>
+        <w:rPr>
+          <w:rFonts w:hint="eastAsia"/>
+          <w:szCs w:val="22"/>
+        </w:rPr>
+        <w:t>护</w:t>
+      </w:r>
+      <w:proofErr w:type="gramStart"/>
+      <w:r>
+        <w:rPr>
+          <w:rFonts w:hint="eastAsia"/>
+          <w:szCs w:val="22"/>
+        </w:rPr>
+        <w:t>甲本身</w:t>
+      </w:r>
+      <w:proofErr w:type="gramEnd"/>
+      <w:r>
+        <w:rPr>
+          <w:rFonts w:hint="eastAsia"/>
+          <w:szCs w:val="22"/>
+        </w:rPr>
+        <w:t>有防御力、护甲等级、魅力评分三个维度。</w:t>
+      </w:r>
+    </w:p>
+    <w:p>
+      <w:pPr>
+        <w:spacing w:after="0"/>
+        <w:ind w:leftChars="300" w:left="660"/>
+        <w:rPr>
+          <w:rFonts w:hint="eastAsia"/>
+          <w:szCs w:val="22"/>
+        </w:rPr>
+      </w:pPr>
+      <w:r>
+        <w:rPr>
+          <w:rFonts w:hint="eastAsia"/>
+          <w:szCs w:val="22"/>
+        </w:rPr>
+        <w:t>护甲的基础数值有：</w:t>
+      </w:r>
+    </w:p>
+    <w:p>
+      <w:pPr>
+        <w:spacing w:after="0"/>
+        <w:ind w:leftChars="300" w:left="660"/>
+        <w:rPr>
+          <w:rFonts w:hint="eastAsia"/>
+          <w:szCs w:val="22"/>
+        </w:rPr>
+      </w:pPr>
+      <w:r>
+        <w:rPr>
+          <w:rFonts w:hint="eastAsia"/>
+          <w:b/>
+          <w:bCs/>
+          <w:sz w:val="24"/>
+        </w:rPr>
+        <w:t>防御力</w:t>
+      </w:r>
+      <w:r>
+        <w:rPr>
+          <w:rFonts w:hint="eastAsia"/>
+          <w:szCs w:val="22"/>
+        </w:rPr>
+        <w:t>：决定物理</w:t>
+      </w:r>
+      <w:proofErr w:type="gramStart"/>
+      <w:r>
+        <w:rPr>
+          <w:rFonts w:hint="eastAsia"/>
+          <w:szCs w:val="22"/>
+        </w:rPr>
+        <w:t>减伤率</w:t>
+      </w:r>
+      <w:proofErr w:type="gramEnd"/>
+    </w:p>
+    <w:p>
+      <w:pPr>
+        <w:spacing w:after="0"/>
+        <w:ind w:leftChars="300" w:left="660"/>
+        <w:rPr>
+          <w:rFonts w:hint="eastAsia"/>
+          <w:szCs w:val="22"/>
+        </w:rPr>
+      </w:pPr>
+      <w:r>
+        <w:rPr>
+          <w:rFonts w:hint="eastAsia"/>
+          <w:szCs w:val="22"/>
+        </w:rPr>
+        <w:t>防御力是连续整数数字，不存在档位。</w:t>
+      </w:r>
+    </w:p>
+    <w:p>
+      <w:pPr>
+        <w:spacing w:after="0"/>
+        <w:ind w:leftChars="300" w:left="660"/>
+        <w:rPr>
+          <w:rFonts w:hint="eastAsia"/>
+          <w:szCs w:val="22"/>
+        </w:rPr>
+      </w:pPr>
+      <w:r>
+        <w:rPr>
+          <w:rFonts w:hint="eastAsia"/>
+          <w:szCs w:val="22"/>
+        </w:rPr>
+        <w:t>攻击发出方的攻击力 - 伤害接收方的防御力 = 一次攻击造成的伤害。</w:t>
+      </w:r>
+    </w:p>
+    <w:p>
+      <w:pPr>
+        <w:spacing w:after="0"/>
+        <w:ind w:leftChars="300" w:left="660"/>
+        <w:rPr>
+          <w:rFonts w:hint="eastAsia"/>
+          <w:szCs w:val="22"/>
+        </w:rPr>
+      </w:pPr>
+      <w:r>
+        <w:rPr>
+          <w:rFonts w:hint="eastAsia"/>
+          <w:szCs w:val="22"/>
+        </w:rPr>
+        <w:t>若最后计算出的结果 “一次攻击造成的伤害” 低于 发出方攻击力的5% ，则改为造成 发出方攻击力的5%的伤害。</w:t>
+      </w:r>
+    </w:p>
+    <w:p>
+      <w:pPr>
+        <w:spacing w:after="0"/>
+        <w:ind w:leftChars="200" w:left="440"/>
+        <w:rPr>
+          <w:rFonts w:hint="eastAsia"/>
+          <w:color w:val="002060"/>
+          <w:szCs w:val="22"/>
+        </w:rPr>
+      </w:pPr>
+      <w:r>
+        <w:rPr>
+          <w:rFonts w:hint="eastAsia"/>
+          <w:color w:val="002060"/>
+          <w:szCs w:val="22"/>
+        </w:rPr>
+        <w:t>实现方式</w:t>
+      </w:r>
+      <w:r>
+        <w:rPr>
+          <w:rFonts w:hint="eastAsia"/>
+          <w:color w:val="002060"/>
+          <w:szCs w:val="22"/>
+        </w:rPr>
+        <w:t>：</w:t>
+      </w:r>
+    </w:p>
+    <w:p>
+      <w:pPr>
+        <w:spacing w:after="0"/>
+        <w:ind w:leftChars="300" w:left="660"/>
+        <w:rPr>
+          <w:rFonts w:hint="eastAsia"/>
+          <w:szCs w:val="22"/>
+        </w:rPr>
+      </w:pPr>
+      <w:r>
+        <w:rPr>
+          <w:rFonts w:hint="eastAsia"/>
+          <w:b/>
+          <w:bCs/>
+          <w:szCs w:val="22"/>
+        </w:rPr>
+        <w:t>护甲等级</w:t>
+      </w:r>
+      <w:r>
+        <w:rPr>
+          <w:rFonts w:hint="eastAsia"/>
+          <w:szCs w:val="22"/>
+        </w:rPr>
+        <w:t>：护甲等级有8个等级，轻/中/</w:t>
+      </w:r>
+      <w:proofErr w:type="gramStart"/>
+      <w:r>
+        <w:rPr>
+          <w:rFonts w:hint="eastAsia"/>
+          <w:szCs w:val="22"/>
+        </w:rPr>
+        <w:t>重甲各</w:t>
+      </w:r>
+      <w:proofErr w:type="gramEnd"/>
+      <w:r>
+        <w:rPr>
+          <w:rFonts w:hint="eastAsia"/>
+          <w:szCs w:val="22"/>
+        </w:rPr>
+        <w:t>两个等级。穿深（穿甲等级）≥护甲等级可击穿</w:t>
+      </w:r>
+      <w:r>
+        <w:rPr>
+          <w:rFonts w:hint="eastAsia"/>
+          <w:szCs w:val="22"/>
+          <w:vertAlign w:val="superscript"/>
+        </w:rPr>
+        <w:t>*</w:t>
+      </w:r>
+      <w:r>
+        <w:rPr>
+          <w:rFonts w:hint="eastAsia"/>
+          <w:szCs w:val="22"/>
+        </w:rPr>
+        <w:t>。</w:t>
+      </w:r>
+    </w:p>
+    <w:p>
+      <w:pPr>
+        <w:spacing w:after="0"/>
+        <w:ind w:leftChars="300" w:left="660"/>
+        <w:rPr>
+          <w:rFonts w:hint="eastAsia"/>
+          <w:sz w:val="16"/>
+          <w:szCs w:val="16"/>
+        </w:rPr>
+      </w:pPr>
+      <w:r>
+        <w:rPr>
+          <w:rFonts w:hint="eastAsia"/>
+          <w:sz w:val="16"/>
+          <w:szCs w:val="16"/>
+          <w:vertAlign w:val="superscript"/>
+        </w:rPr>
+        <w:t>*</w:t>
+      </w:r>
+      <w:r>
+        <w:rPr>
+          <w:rFonts w:hint="eastAsia"/>
+          <w:sz w:val="16"/>
+          <w:szCs w:val="16"/>
+        </w:rPr>
+        <w:t>未击穿情况下即使发出端再高的伤害，接收端也只受到极小伤害。</w:t>
+      </w:r>
+      <w:r>
+        <w:rPr>
+          <w:sz w:val="16"/>
+          <w:szCs w:val="16"/>
+        </w:rPr>
+        <w:t xml:space="preserve"> </w:t>
+      </w:r>
+    </w:p>
+    <w:p>
+      <w:pPr>
+        <w:spacing w:after="0"/>
+        <w:ind w:leftChars="300" w:left="660"/>
+        <w:rPr>
+          <w:sz w:val="16"/>
+          <w:szCs w:val="16"/>
+        </w:rPr>
+      </w:pPr>
+      <w:r>
+        <w:rPr>
+          <w:rFonts w:hint="eastAsia"/>
+          <w:sz w:val="16"/>
+          <w:szCs w:val="16"/>
+        </w:rPr>
+        <w:lastRenderedPageBreak/>
+        <w:t>所以物理发出</w:t>
+      </w:r>
+      <w:proofErr w:type="gramStart"/>
+      <w:r>
+        <w:rPr>
+          <w:rFonts w:hint="eastAsia"/>
+          <w:sz w:val="16"/>
+          <w:szCs w:val="16"/>
+        </w:rPr>
+        <w:t>端必须</w:t>
+      </w:r>
+      <w:proofErr w:type="gramEnd"/>
+      <w:r>
+        <w:rPr>
+          <w:rFonts w:hint="eastAsia"/>
+          <w:sz w:val="16"/>
+          <w:szCs w:val="16"/>
+        </w:rPr>
+        <w:t>同时达到</w:t>
+      </w:r>
+      <w:proofErr w:type="gramStart"/>
+      <w:r>
+        <w:rPr>
+          <w:rFonts w:hint="eastAsia"/>
+          <w:sz w:val="16"/>
+          <w:szCs w:val="16"/>
+        </w:rPr>
+        <w:t>破甲线和</w:t>
+      </w:r>
+      <w:proofErr w:type="gramEnd"/>
+      <w:r>
+        <w:rPr>
+          <w:rFonts w:hint="eastAsia"/>
+          <w:sz w:val="16"/>
+          <w:szCs w:val="16"/>
+        </w:rPr>
+        <w:t>穿甲等级</w:t>
+      </w:r>
+    </w:p>
+    <w:p>
+      <w:pPr>
+        <w:spacing w:after="0"/>
+        <w:ind w:leftChars="200" w:left="440"/>
+        <w:rPr>
+          <w:rFonts w:hint="eastAsia"/>
+          <w:color w:val="002060"/>
+          <w:szCs w:val="22"/>
+        </w:rPr>
+      </w:pPr>
+      <w:r>
+        <w:rPr>
+          <w:rFonts w:hint="eastAsia"/>
+          <w:color w:val="002060"/>
+          <w:szCs w:val="22"/>
+        </w:rPr>
+        <w:t>实现方式</w:t>
+      </w:r>
+      <w:r>
+        <w:rPr>
+          <w:rFonts w:hint="eastAsia"/>
+          <w:color w:val="002060"/>
+          <w:szCs w:val="22"/>
+        </w:rPr>
+        <w:t>：</w:t>
+      </w:r>
+    </w:p>
+    <w:p>
+      <w:pPr>
+        <w:spacing w:after="0"/>
+        <w:ind w:leftChars="300" w:left="660"/>
+        <w:rPr>
+          <w:rFonts w:hint="eastAsia"/>
+          <w:szCs w:val="22"/>
+        </w:rPr>
+      </w:pPr>
+      <w:r>
+        <w:rPr>
+          <w:rFonts w:hint="eastAsia"/>
+          <w:szCs w:val="22"/>
+        </w:rPr>
+        <w:t>法术抗性：决定法术</w:t>
+      </w:r>
+      <w:proofErr w:type="gramStart"/>
+      <w:r>
+        <w:rPr>
+          <w:rFonts w:hint="eastAsia"/>
+          <w:szCs w:val="22"/>
+        </w:rPr>
+        <w:t>减伤率</w:t>
+      </w:r>
+      <w:proofErr w:type="gramEnd"/>
+    </w:p>
+    <w:p>
+      <w:pPr>
+        <w:spacing w:after="0"/>
+        <w:ind w:leftChars="400" w:left="880"/>
+        <w:rPr>
+          <w:color w:val="7030A0"/>
+          <w:szCs w:val="22"/>
+        </w:rPr>
+      </w:pPr>
+      <w:r>
+        <w:rPr>
+          <w:rFonts w:hint="eastAsia"/>
+          <w:color w:val="7030A0"/>
+          <w:szCs w:val="22"/>
+        </w:rPr>
+        <w:t>法术吸收</w:t>
+      </w:r>
+      <w:r>
+        <w:rPr>
+          <w:rFonts w:hint="eastAsia"/>
+          <w:color w:val="7030A0"/>
+          <w:szCs w:val="22"/>
+        </w:rPr>
+        <w:t>：可以吸收一定倍率受到的法术伤害作为资源储存。根据护</w:t>
+      </w:r>
+      <w:proofErr w:type="gramStart"/>
+      <w:r>
+        <w:rPr>
+          <w:rFonts w:hint="eastAsia"/>
+          <w:color w:val="7030A0"/>
+          <w:szCs w:val="22"/>
+        </w:rPr>
+        <w:t>甲不同</w:t>
+      </w:r>
+      <w:proofErr w:type="gramEnd"/>
+      <w:r>
+        <w:rPr>
+          <w:rFonts w:hint="eastAsia"/>
+          <w:color w:val="7030A0"/>
+          <w:szCs w:val="22"/>
+        </w:rPr>
+        <w:t>法术吸收量可以作为不同用途。在法术抗性之前计算。</w:t>
+      </w:r>
+    </w:p>
+    <w:p>
+      <w:pPr>
+        <w:spacing w:after="0"/>
+        <w:ind w:leftChars="200" w:left="440"/>
+        <w:rPr>
+          <w:rFonts w:hint="eastAsia"/>
+          <w:color w:val="002060"/>
+          <w:szCs w:val="22"/>
+        </w:rPr>
+      </w:pPr>
+      <w:r>
+        <w:rPr>
+          <w:rFonts w:hint="eastAsia"/>
+          <w:color w:val="002060"/>
+          <w:szCs w:val="22"/>
+        </w:rPr>
+        <w:t>实现方式</w:t>
+      </w:r>
+      <w:r>
+        <w:rPr>
+          <w:rFonts w:hint="eastAsia"/>
+          <w:color w:val="002060"/>
+          <w:szCs w:val="22"/>
+        </w:rPr>
+        <w:t>：</w:t>
+      </w:r>
+    </w:p>
+    <w:p>
+      <w:pPr>
+        <w:spacing w:after="0"/>
         <w:ind w:leftChars="200" w:left="440"/>
         <w:rPr>
           <w:rFonts w:hint="eastAsia"/>
@@ -3785,485 +4435,13 @@
           <w:sz w:val="28"/>
           <w:szCs w:val="28"/>
         </w:rPr>
-        <w:t>类型</w:t>
-      </w:r>
-    </w:p>
-    <w:p>
-      <w:pPr>
-        <w:ind w:leftChars="200" w:left="440"/>
-        <w:rPr>
-          <w:rFonts w:hint="eastAsia"/>
-          <w:szCs w:val="22"/>
-        </w:rPr>
-      </w:pPr>
-      <w:r>
-        <w:rPr>
-          <w:rFonts w:hint="eastAsia"/>
-          <w:szCs w:val="22"/>
-        </w:rPr>
-        <w:t>护甲</w:t>
-      </w:r>
-      <w:r>
-        <w:rPr>
-          <w:rFonts w:hint="eastAsia"/>
-          <w:szCs w:val="22"/>
-        </w:rPr>
-        <w:t>按重量</w:t>
-      </w:r>
-      <w:r>
-        <w:rPr>
-          <w:rFonts w:hint="eastAsia"/>
-          <w:szCs w:val="22"/>
-        </w:rPr>
-        <w:t>分</w:t>
-      </w:r>
-      <w:r>
-        <w:rPr>
-          <w:rFonts w:hint="eastAsia"/>
-          <w:szCs w:val="22"/>
-        </w:rPr>
-        <w:t>服装/轻甲/中甲/重甲</w:t>
-      </w:r>
-    </w:p>
-    <w:p>
-      <w:pPr>
-        <w:ind w:leftChars="200" w:left="440"/>
-        <w:rPr>
-          <w:rFonts w:hint="eastAsia"/>
-          <w:szCs w:val="22"/>
-        </w:rPr>
-      </w:pPr>
-      <w:r>
-        <w:rPr>
-          <w:rFonts w:hint="eastAsia"/>
-          <w:szCs w:val="22"/>
-        </w:rPr>
-        <w:t>按用途可分为时装和战装</w:t>
-      </w:r>
-    </w:p>
-    <w:p>
-      <w:pPr>
-        <w:ind w:leftChars="200" w:left="440"/>
-        <w:rPr>
-          <w:rFonts w:hint="eastAsia"/>
-          <w:sz w:val="28"/>
-          <w:szCs w:val="28"/>
-        </w:rPr>
-      </w:pPr>
-      <w:r>
-        <w:rPr>
-          <w:rFonts w:hint="eastAsia"/>
-          <w:sz w:val="28"/>
-          <w:szCs w:val="28"/>
-        </w:rPr>
-        <w:t>插槽</w:t>
-      </w:r>
-    </w:p>
-    <w:p>
-      <w:pPr>
-        <w:ind w:leftChars="200" w:left="440"/>
-        <w:rPr>
-          <w:rFonts w:hint="eastAsia"/>
-          <w:szCs w:val="22"/>
-        </w:rPr>
-      </w:pPr>
-      <w:r>
-        <w:rPr>
-          <w:rFonts w:hint="eastAsia"/>
-          <w:szCs w:val="22"/>
-        </w:rPr>
-        <w:t>人物拥有头、上身、手、腰、腿、鞋和多个饰品插槽</w:t>
-      </w:r>
-    </w:p>
-    <w:p>
-      <w:pPr>
-        <w:ind w:leftChars="200" w:left="440"/>
-        <w:rPr>
-          <w:rFonts w:hint="eastAsia"/>
-          <w:szCs w:val="22"/>
-        </w:rPr>
-      </w:pPr>
-      <w:r>
-        <w:rPr>
-          <w:rFonts w:hint="eastAsia"/>
-          <w:szCs w:val="22"/>
-        </w:rPr>
-        <w:t>所有人型生物装备插槽相同，部分非人型生物有不同的插槽</w:t>
-      </w:r>
-    </w:p>
-    <w:p>
-      <w:pPr>
-        <w:ind w:leftChars="200" w:left="440"/>
-        <w:rPr>
-          <w:rFonts w:hint="eastAsia"/>
-          <w:sz w:val="28"/>
-          <w:szCs w:val="28"/>
-        </w:rPr>
-      </w:pPr>
-      <w:r>
-        <w:rPr>
-          <w:rFonts w:hint="eastAsia"/>
-          <w:sz w:val="28"/>
-          <w:szCs w:val="28"/>
-        </w:rPr>
-        <w:t>基础数值</w:t>
-      </w:r>
-    </w:p>
-    <w:p>
-      <w:pPr>
-        <w:ind w:leftChars="200" w:left="440"/>
-        <w:rPr>
-          <w:rFonts w:hint="eastAsia"/>
-          <w:szCs w:val="22"/>
-        </w:rPr>
-      </w:pPr>
-      <w:r>
-        <w:rPr>
-          <w:rFonts w:hint="eastAsia"/>
-          <w:szCs w:val="22"/>
-        </w:rPr>
-        <w:t>护甲本身有防御力、护甲等级、魅力评分三个维度。</w:t>
-      </w:r>
-    </w:p>
-    <w:p>
-      <w:pPr>
-        <w:ind w:leftChars="200" w:left="440"/>
-        <w:rPr>
-          <w:rFonts w:hint="eastAsia"/>
-          <w:szCs w:val="22"/>
-        </w:rPr>
-      </w:pPr>
-      <w:r>
-        <w:rPr>
-          <w:rFonts w:hint="eastAsia"/>
-          <w:szCs w:val="22"/>
-        </w:rPr>
-        <w:lastRenderedPageBreak/>
-        <w:t>护甲的基础数值有：</w:t>
-      </w:r>
-    </w:p>
-    <w:p>
-      <w:pPr>
-        <w:ind w:leftChars="200" w:left="440"/>
-        <w:rPr>
-          <w:rFonts w:hint="eastAsia"/>
-          <w:szCs w:val="22"/>
-        </w:rPr>
-      </w:pPr>
-      <w:r>
-        <w:rPr>
-          <w:rFonts w:hint="eastAsia"/>
-          <w:szCs w:val="22"/>
-        </w:rPr>
-        <w:t>防御力：决定物理减伤率</w:t>
-      </w:r>
-    </w:p>
-    <w:p>
-      <w:pPr>
-        <w:spacing w:after="0"/>
-        <w:ind w:leftChars="200" w:left="440"/>
-        <w:rPr>
-          <w:rFonts w:hint="eastAsia"/>
-          <w:sz w:val="16"/>
-          <w:szCs w:val="16"/>
-        </w:rPr>
-      </w:pPr>
-      <w:r>
-        <w:rPr>
-          <w:rFonts w:hint="eastAsia"/>
-          <w:sz w:val="16"/>
-          <w:szCs w:val="16"/>
-        </w:rPr>
-        <w:t>防御力是连续整数数字，不存在档位。</w:t>
-      </w:r>
-    </w:p>
-    <w:p>
-      <w:pPr>
-        <w:spacing w:after="0"/>
-        <w:ind w:leftChars="200" w:left="440"/>
-        <w:rPr>
-          <w:rFonts w:hint="eastAsia"/>
-          <w:sz w:val="16"/>
-          <w:szCs w:val="16"/>
-        </w:rPr>
-      </w:pPr>
-      <w:r>
-        <w:rPr>
-          <w:rFonts w:hint="eastAsia"/>
-          <w:sz w:val="16"/>
-          <w:szCs w:val="16"/>
-        </w:rPr>
-        <w:t xml:space="preserve">攻击发出方的攻击力 </w:t>
-      </w:r>
-      <w:r>
-        <w:rPr>
-          <w:rFonts w:hint="eastAsia"/>
-          <w:sz w:val="16"/>
-          <w:szCs w:val="16"/>
-        </w:rPr>
-        <w:t>-</w:t>
-      </w:r>
-      <w:r>
-        <w:rPr>
-          <w:rFonts w:hint="eastAsia"/>
-          <w:sz w:val="16"/>
-          <w:szCs w:val="16"/>
-        </w:rPr>
-        <w:t xml:space="preserve"> 伤害接收方的防御力 </w:t>
-      </w:r>
-      <w:r>
-        <w:rPr>
-          <w:rFonts w:hint="eastAsia"/>
-          <w:sz w:val="16"/>
-          <w:szCs w:val="16"/>
-        </w:rPr>
-        <w:t>=</w:t>
-      </w:r>
-      <w:r>
-        <w:rPr>
-          <w:rFonts w:hint="eastAsia"/>
-          <w:sz w:val="16"/>
-          <w:szCs w:val="16"/>
-        </w:rPr>
-        <w:t xml:space="preserve"> 一次攻击造成的伤害。</w:t>
-      </w:r>
-    </w:p>
-    <w:p>
-      <w:pPr>
-        <w:spacing w:after="0"/>
-        <w:ind w:leftChars="200" w:left="440"/>
-        <w:rPr>
-          <w:rFonts w:hint="eastAsia"/>
-          <w:sz w:val="16"/>
-          <w:szCs w:val="16"/>
-        </w:rPr>
-      </w:pPr>
-      <w:r>
-        <w:rPr>
-          <w:rFonts w:hint="eastAsia"/>
-          <w:sz w:val="16"/>
-          <w:szCs w:val="16"/>
-        </w:rPr>
-        <w:t xml:space="preserve">若最后计算出的结果 “一次攻击造成的伤害” 低于 </w:t>
-      </w:r>
-      <w:r>
-        <w:rPr>
-          <w:rFonts w:hint="eastAsia"/>
-          <w:sz w:val="16"/>
-          <w:szCs w:val="16"/>
-        </w:rPr>
-        <w:t>发出方</w:t>
-      </w:r>
-      <w:r>
-        <w:rPr>
-          <w:rFonts w:hint="eastAsia"/>
-          <w:sz w:val="16"/>
-          <w:szCs w:val="16"/>
-        </w:rPr>
-        <w:t>攻击力的</w:t>
-      </w:r>
-      <w:r>
-        <w:rPr>
-          <w:rFonts w:hint="eastAsia"/>
-          <w:sz w:val="16"/>
-          <w:szCs w:val="16"/>
-        </w:rPr>
-        <w:t>5%</w:t>
-      </w:r>
-      <w:r>
-        <w:rPr>
-          <w:rFonts w:hint="eastAsia"/>
-          <w:sz w:val="16"/>
-          <w:szCs w:val="16"/>
-        </w:rPr>
-        <w:t xml:space="preserve"> ，则改为造成 </w:t>
-      </w:r>
-      <w:r>
-        <w:rPr>
-          <w:rFonts w:hint="eastAsia"/>
-          <w:sz w:val="16"/>
-          <w:szCs w:val="16"/>
-        </w:rPr>
-        <w:t>发出方</w:t>
-      </w:r>
-      <w:r>
-        <w:rPr>
-          <w:rFonts w:hint="eastAsia"/>
-          <w:sz w:val="16"/>
-          <w:szCs w:val="16"/>
-        </w:rPr>
-        <w:t>攻击力的</w:t>
-      </w:r>
-      <w:r>
-        <w:rPr>
-          <w:rFonts w:hint="eastAsia"/>
-          <w:sz w:val="16"/>
-          <w:szCs w:val="16"/>
-        </w:rPr>
-        <w:t>5%</w:t>
-      </w:r>
-      <w:r>
-        <w:rPr>
-          <w:rFonts w:hint="eastAsia"/>
-          <w:sz w:val="16"/>
-          <w:szCs w:val="16"/>
-        </w:rPr>
-        <w:t>的伤害。</w:t>
-      </w:r>
-    </w:p>
-    <w:p>
-      <w:pPr>
-        <w:spacing w:after="0"/>
-        <w:ind w:leftChars="200" w:left="440"/>
-        <w:rPr>
-          <w:rFonts w:hint="eastAsia"/>
-          <w:sz w:val="16"/>
-          <w:szCs w:val="16"/>
-        </w:rPr>
-      </w:pPr>
-    </w:p>
-    <w:p>
-      <w:pPr>
-        <w:ind w:leftChars="200" w:left="440"/>
-        <w:rPr>
-          <w:rFonts w:hint="eastAsia"/>
-          <w:szCs w:val="22"/>
-        </w:rPr>
-      </w:pPr>
-      <w:r>
-        <w:rPr>
-          <w:rFonts w:hint="eastAsia"/>
-          <w:szCs w:val="22"/>
-        </w:rPr>
-        <w:t>护甲等级：护甲等级有8个等级，轻/中/重甲各两个等级。穿深（穿甲等级）≥护甲等级可击穿</w:t>
-      </w:r>
-      <w:r>
-        <w:rPr>
-          <w:rFonts w:hint="eastAsia"/>
-          <w:szCs w:val="22"/>
-          <w:vertAlign w:val="superscript"/>
-        </w:rPr>
-        <w:t>*</w:t>
-      </w:r>
-      <w:r>
-        <w:rPr>
-          <w:rFonts w:hint="eastAsia"/>
-          <w:szCs w:val="22"/>
-        </w:rPr>
-        <w:t>。</w:t>
-      </w:r>
-    </w:p>
-    <w:p>
-      <w:pPr>
-        <w:ind w:leftChars="200" w:left="440"/>
-        <w:rPr>
-          <w:rFonts w:hint="eastAsia"/>
-          <w:szCs w:val="22"/>
-        </w:rPr>
-      </w:pPr>
-      <w:r>
-        <w:rPr>
-          <w:rFonts w:hint="eastAsia"/>
-          <w:szCs w:val="22"/>
-          <w:vertAlign w:val="superscript"/>
-        </w:rPr>
-        <w:t>*</w:t>
-      </w:r>
-      <w:r>
-        <w:rPr>
-          <w:rFonts w:hint="eastAsia"/>
-          <w:szCs w:val="22"/>
-        </w:rPr>
-        <w:t>未击穿情况下即使发出端再高的伤害，接收端也只受到极小伤害。</w:t>
-      </w:r>
-      <w:r>
-        <w:rPr>
-          <w:szCs w:val="22"/>
-        </w:rPr>
-        <w:t xml:space="preserve"> </w:t>
-      </w:r>
-    </w:p>
-    <w:p>
-      <w:pPr>
-        <w:ind w:leftChars="200" w:left="440"/>
-        <w:rPr>
-          <w:rFonts w:hint="eastAsia"/>
-          <w:sz w:val="16"/>
-          <w:szCs w:val="16"/>
-        </w:rPr>
-      </w:pPr>
-      <w:r>
-        <w:rPr>
-          <w:rFonts w:hint="eastAsia"/>
-          <w:sz w:val="16"/>
-          <w:szCs w:val="16"/>
-        </w:rPr>
-        <w:t>所以物理发出端必须同时达到破甲线和穿甲等级</w:t>
-      </w:r>
-    </w:p>
-    <w:p>
-      <w:pPr>
-        <w:ind w:leftChars="200" w:left="440"/>
-        <w:rPr>
-          <w:rFonts w:hint="eastAsia"/>
-          <w:szCs w:val="22"/>
-        </w:rPr>
-      </w:pPr>
-      <w:r>
-        <w:rPr>
-          <w:rFonts w:hint="eastAsia"/>
-          <w:szCs w:val="22"/>
-        </w:rPr>
-        <w:t>法术抗性：决定法术减伤率</w:t>
-      </w:r>
-    </w:p>
-    <w:p>
-      <w:pPr>
-        <w:ind w:leftChars="200" w:left="440"/>
-        <w:rPr>
-          <w:rFonts w:hint="eastAsia"/>
-          <w:color w:val="7030A0"/>
-          <w:szCs w:val="22"/>
-        </w:rPr>
-      </w:pPr>
-      <w:r>
-        <w:rPr>
-          <w:rFonts w:hint="eastAsia"/>
-          <w:color w:val="7030A0"/>
-          <w:szCs w:val="22"/>
-        </w:rPr>
-        <w:t>法术吸收</w:t>
-      </w:r>
-      <w:r>
-        <w:rPr>
-          <w:rFonts w:hint="eastAsia"/>
-          <w:color w:val="7030A0"/>
-          <w:szCs w:val="22"/>
-        </w:rPr>
-        <w:t>：可以吸收一定倍率受到的法术伤害作为资源储存。根据护甲不同法术吸收量可以作为不同用途。在法术抗性之前计算。</w:t>
-      </w:r>
-    </w:p>
-    <w:p>
-      <w:pPr>
-        <w:ind w:leftChars="200" w:left="440"/>
-        <w:rPr>
-          <w:rFonts w:hint="eastAsia"/>
-          <w:sz w:val="28"/>
-          <w:szCs w:val="28"/>
-        </w:rPr>
-      </w:pPr>
-      <w:r>
-        <w:rPr>
-          <w:rFonts w:hint="eastAsia"/>
-          <w:sz w:val="28"/>
-          <w:szCs w:val="28"/>
-        </w:rPr>
         <w:t>套装效果</w:t>
       </w:r>
     </w:p>
     <w:p>
       <w:pPr>
-        <w:ind w:leftChars="200" w:left="440"/>
+        <w:spacing w:after="0"/>
+        <w:ind w:leftChars="300" w:left="660"/>
         <w:rPr>
           <w:rFonts w:hint="eastAsia"/>
           <w:szCs w:val="22"/>
@@ -4293,6 +4471,7 @@
     </w:p>
     <w:p>
       <w:pPr>
+        <w:spacing w:after="0"/>
         <w:ind w:leftChars="200" w:left="440"/>
         <w:rPr>
           <w:rFonts w:hint="eastAsia"/>
@@ -4314,7 +4493,6 @@
           <w:sz w:val="28"/>
           <w:szCs w:val="28"/>
         </w:rPr>
-        <w:lastRenderedPageBreak/>
         <w:drawing>
           <wp:inline distT="0" distB="0" distL="0" distR="0" wp14:anchorId="77FE0C11" wp14:editId="6821EC46">
             <wp:extent cx="5271770" cy="4631690"/>
@@ -4333,7 +4511,7 @@
                     </pic:cNvPicPr>
                   </pic:nvPicPr>
                   <pic:blipFill>
-                    <a:blip r:embed="rId19">
+                    <a:blip r:embed="rId18">
                       <a:extLst>
                         <a:ext uri="{28A0092B-C50C-407E-A947-70E740481C1C}">
                           <a14:useLocalDpi xmlns:a14="http://schemas.microsoft.com/office/drawing/2010/main" val="0"/>
@@ -4367,9 +4545,9 @@
     </w:p>
     <w:p>
       <w:pPr>
+        <w:spacing w:after="0"/>
         <w:ind w:leftChars="200" w:left="440"/>
         <w:rPr>
-          <w:rFonts w:hint="eastAsia"/>
           <w:szCs w:val="22"/>
         </w:rPr>
       </w:pPr>
@@ -4379,6 +4557,7 @@
           <w:noProof/>
           <w:szCs w:val="22"/>
         </w:rPr>
+        <w:lastRenderedPageBreak/>
         <w:drawing>
           <wp:inline distT="0" distB="0" distL="0" distR="0" wp14:anchorId="78721C42" wp14:editId="4CB30038">
             <wp:extent cx="5271770" cy="2103120"/>
@@ -4397,7 +4576,7 @@
                     </pic:cNvPicPr>
                   </pic:nvPicPr>
                   <pic:blipFill>
-                    <a:blip r:embed="rId20" cstate="print">
+                    <a:blip r:embed="rId19" cstate="print">
                       <a:extLst>
                         <a:ext uri="{28A0092B-C50C-407E-A947-70E740481C1C}">
                           <a14:useLocalDpi xmlns:a14="http://schemas.microsoft.com/office/drawing/2010/main" val="0"/>
@@ -4431,6 +4610,26 @@
     </w:p>
     <w:p>
       <w:pPr>
+        <w:spacing w:after="0"/>
+        <w:ind w:leftChars="200" w:left="440"/>
+        <w:rPr>
+          <w:rFonts w:hint="eastAsia"/>
+          <w:color w:val="002060"/>
+          <w:szCs w:val="22"/>
+        </w:rPr>
+      </w:pPr>
+      <w:r>
+        <w:rPr>
+          <w:rFonts w:hint="eastAsia"/>
+          <w:color w:val="002060"/>
+          <w:szCs w:val="22"/>
+        </w:rPr>
+        <w:t>实现方式：</w:t>
+      </w:r>
+    </w:p>
+    <w:p>
+      <w:pPr>
+        <w:spacing w:after="0"/>
         <w:ind w:firstLine="420"/>
         <w:rPr>
           <w:rFonts w:hint="eastAsia"/>
@@ -4453,7 +4652,8 @@
     </w:p>
     <w:p>
       <w:pPr>
-        <w:ind w:leftChars="200" w:left="440"/>
+        <w:spacing w:after="0"/>
+        <w:ind w:leftChars="300" w:left="660"/>
         <w:rPr>
           <w:rFonts w:hint="eastAsia"/>
           <w:szCs w:val="22"/>
@@ -4469,7 +4669,8 @@
     </w:p>
     <w:p>
       <w:pPr>
-        <w:ind w:leftChars="200" w:left="440"/>
+        <w:spacing w:after="0"/>
+        <w:ind w:leftChars="400" w:left="880"/>
         <w:rPr>
           <w:rFonts w:hint="eastAsia"/>
           <w:sz w:val="20"/>
@@ -4487,7 +4688,8 @@
     </w:p>
     <w:p>
       <w:pPr>
-        <w:ind w:leftChars="200" w:left="440"/>
+        <w:spacing w:after="0"/>
+        <w:ind w:leftChars="300" w:left="660"/>
         <w:rPr>
           <w:rFonts w:hint="eastAsia"/>
           <w:szCs w:val="22"/>
@@ -4503,7 +4705,8 @@
     </w:p>
     <w:p>
       <w:pPr>
-        <w:ind w:leftChars="200" w:left="440"/>
+        <w:spacing w:after="0"/>
+        <w:ind w:leftChars="400" w:left="880"/>
         <w:rPr>
           <w:rFonts w:hint="eastAsia"/>
           <w:sz w:val="20"/>
@@ -4521,26 +4724,26 @@
     </w:p>
     <w:p>
       <w:pPr>
-        <w:ind w:leftChars="200" w:left="440"/>
-        <w:rPr>
-          <w:rFonts w:hint="eastAsia"/>
-          <w:szCs w:val="22"/>
-        </w:rPr>
-      </w:pPr>
-      <w:r>
-        <w:rPr>
-          <w:rFonts w:hint="eastAsia"/>
-          <w:szCs w:val="22"/>
-        </w:rPr>
-        <w:lastRenderedPageBreak/>
+        <w:spacing w:after="0"/>
+        <w:ind w:leftChars="300" w:left="660"/>
+        <w:rPr>
+          <w:rFonts w:hint="eastAsia"/>
+          <w:szCs w:val="22"/>
+        </w:rPr>
+      </w:pPr>
+      <w:r>
+        <w:rPr>
+          <w:rFonts w:hint="eastAsia"/>
+          <w:szCs w:val="22"/>
+        </w:rPr>
         <w:t>战技</w:t>
       </w:r>
     </w:p>
     <w:p>
       <w:pPr>
-        <w:ind w:leftChars="200" w:left="440"/>
-        <w:rPr>
-          <w:rFonts w:hint="eastAsia"/>
+        <w:spacing w:after="0"/>
+        <w:ind w:leftChars="400" w:left="880"/>
+        <w:rPr>
           <w:sz w:val="20"/>
           <w:szCs w:val="20"/>
         </w:rPr>
@@ -4556,6 +4759,32 @@
     </w:p>
     <w:p>
       <w:pPr>
+        <w:spacing w:after="0"/>
+        <w:ind w:leftChars="200" w:left="440"/>
+        <w:rPr>
+          <w:rFonts w:hint="eastAsia"/>
+          <w:b/>
+          <w:bCs/>
+          <w:color w:val="002060"/>
+          <w:sz w:val="20"/>
+          <w:szCs w:val="20"/>
+        </w:rPr>
+      </w:pPr>
+      <w:r>
+        <w:rPr>
+          <w:rFonts w:hint="eastAsia"/>
+          <w:b/>
+          <w:bCs/>
+          <w:color w:val="002060"/>
+          <w:sz w:val="20"/>
+          <w:szCs w:val="20"/>
+        </w:rPr>
+        <w:t>实现方式</w:t>
+      </w:r>
+    </w:p>
+    <w:p>
+      <w:pPr>
+        <w:spacing w:after="0"/>
         <w:ind w:firstLine="420"/>
         <w:rPr>
           <w:rFonts w:hint="eastAsia"/>
@@ -4578,7 +4807,8 @@
     </w:p>
     <w:p>
       <w:pPr>
-        <w:ind w:firstLine="420"/>
+        <w:spacing w:after="0"/>
+        <w:ind w:leftChars="100" w:left="220" w:firstLine="420"/>
         <w:rPr>
           <w:rFonts w:hint="eastAsia"/>
           <w:sz w:val="28"/>
@@ -4596,39 +4826,76 @@
     </w:p>
     <w:p>
       <w:pPr>
+        <w:spacing w:after="0"/>
+        <w:ind w:leftChars="200" w:left="440" w:firstLine="420"/>
+        <w:rPr>
+          <w:rFonts w:hint="eastAsia"/>
+          <w:szCs w:val="22"/>
+        </w:rPr>
+      </w:pPr>
+      <w:r>
+        <w:rPr>
+          <w:rFonts w:hint="eastAsia"/>
+          <w:szCs w:val="22"/>
+        </w:rPr>
+        <w:t>背包基础容量设计为60格，</w:t>
+      </w:r>
+      <w:proofErr w:type="gramStart"/>
+      <w:r>
+        <w:rPr>
+          <w:rFonts w:hint="eastAsia"/>
+          <w:szCs w:val="22"/>
+        </w:rPr>
+        <w:t>每格可堆叠</w:t>
+      </w:r>
+      <w:proofErr w:type="gramEnd"/>
+      <w:r>
+        <w:rPr>
+          <w:rFonts w:hint="eastAsia"/>
+          <w:szCs w:val="22"/>
+        </w:rPr>
+        <w:t>数量却决于堆叠的物品。</w:t>
+      </w:r>
+    </w:p>
+    <w:p>
+      <w:pPr>
+        <w:spacing w:after="0"/>
+        <w:ind w:leftChars="200" w:left="440" w:firstLine="420"/>
+        <w:rPr>
+          <w:szCs w:val="22"/>
+        </w:rPr>
+      </w:pPr>
+      <w:r>
+        <w:rPr>
+          <w:rFonts w:hint="eastAsia"/>
+          <w:szCs w:val="22"/>
+        </w:rPr>
+        <w:t>可通过背包装备扩展背包格数，在装备中，背包在饰品槽位。</w:t>
+      </w:r>
+    </w:p>
+    <w:p>
+      <w:pPr>
+        <w:spacing w:after="0"/>
         <w:ind w:firstLine="420"/>
         <w:rPr>
           <w:rFonts w:hint="eastAsia"/>
-          <w:szCs w:val="22"/>
-        </w:rPr>
-      </w:pPr>
-      <w:r>
-        <w:rPr>
-          <w:rFonts w:hint="eastAsia"/>
-          <w:szCs w:val="22"/>
-        </w:rPr>
-        <w:t>背包基础容量设计为60格，每格可堆叠数量却决于堆叠的物品。</w:t>
-      </w:r>
-    </w:p>
-    <w:p>
-      <w:pPr>
-        <w:ind w:firstLine="420"/>
-        <w:rPr>
-          <w:rFonts w:hint="eastAsia"/>
-          <w:szCs w:val="22"/>
-        </w:rPr>
-      </w:pPr>
-      <w:r>
-        <w:rPr>
-          <w:rFonts w:hint="eastAsia"/>
-          <w:szCs w:val="22"/>
-        </w:rPr>
-        <w:t>可通过背包装备扩展背包格数，在装备中，背包在饰品槽位。</w:t>
-      </w:r>
-    </w:p>
-    <w:p>
-      <w:pPr>
-        <w:ind w:firstLine="420"/>
+          <w:color w:val="002060"/>
+          <w:szCs w:val="22"/>
+        </w:rPr>
+      </w:pPr>
+      <w:r>
+        <w:rPr>
+          <w:rFonts w:hint="eastAsia"/>
+          <w:color w:val="002060"/>
+          <w:szCs w:val="22"/>
+        </w:rPr>
+        <w:t>实现方式</w:t>
+      </w:r>
+    </w:p>
+    <w:p>
+      <w:pPr>
+        <w:spacing w:after="0"/>
+        <w:ind w:leftChars="100" w:left="220" w:firstLine="420"/>
         <w:rPr>
           <w:rFonts w:hint="eastAsia"/>
           <w:sz w:val="28"/>
@@ -4646,7 +4913,8 @@
     </w:p>
     <w:p>
       <w:pPr>
-        <w:ind w:leftChars="200" w:left="440"/>
+        <w:spacing w:after="0"/>
+        <w:ind w:leftChars="400" w:left="880"/>
         <w:rPr>
           <w:rFonts w:hint="eastAsia"/>
           <w:sz w:val="20"/>
@@ -4659,20 +4927,39 @@
           <w:sz w:val="20"/>
           <w:szCs w:val="20"/>
         </w:rPr>
-        <w:t>基本药水有生命药水和法术药水，生命药水和法术药水的数量和一定，可在家园或休息处分配生命或法术药水比例，与补充。</w:t>
-      </w:r>
+        <w:t>基本药水有生命药水和法术药水，生命药水和法术药水的数量和一定，可在家园或休息</w:t>
+      </w:r>
+      <w:proofErr w:type="gramStart"/>
       <w:r>
         <w:rPr>
           <w:rFonts w:hint="eastAsia"/>
           <w:sz w:val="20"/>
           <w:szCs w:val="20"/>
         </w:rPr>
+        <w:t>处分配</w:t>
+      </w:r>
+      <w:proofErr w:type="gramEnd"/>
+      <w:r>
+        <w:rPr>
+          <w:rFonts w:hint="eastAsia"/>
+          <w:sz w:val="20"/>
+          <w:szCs w:val="20"/>
+        </w:rPr>
+        <w:t>生命或法术药水比例，与补充。</w:t>
+      </w:r>
+      <w:r>
+        <w:rPr>
+          <w:rFonts w:hint="eastAsia"/>
+          <w:sz w:val="20"/>
+          <w:szCs w:val="20"/>
+        </w:rPr>
         <w:t>局外升级可提升可携带基本药水量。</w:t>
       </w:r>
     </w:p>
     <w:p>
       <w:pPr>
         <w:widowControl/>
+        <w:spacing w:after="0"/>
         <w:rPr>
           <w:rFonts w:hint="eastAsia"/>
           <w:szCs w:val="22"/>
@@ -4689,8 +4976,8 @@
     <w:p>
       <w:pPr>
         <w:widowControl/>
-        <w:rPr>
-          <w:rFonts w:hint="eastAsia"/>
+        <w:spacing w:after="0"/>
+        <w:rPr>
           <w:b/>
           <w:bCs/>
           <w:sz w:val="32"/>
@@ -4711,7 +4998,42 @@
     </w:p>
     <w:p>
       <w:pPr>
-        <w:ind w:leftChars="187" w:left="411"/>
+        <w:widowControl/>
+        <w:spacing w:after="0"/>
+        <w:ind w:firstLine="411"/>
+        <w:rPr>
+          <w:rFonts w:hint="eastAsia"/>
+          <w:b/>
+          <w:bCs/>
+          <w:color w:val="002060"/>
+          <w:szCs w:val="22"/>
+        </w:rPr>
+      </w:pPr>
+      <w:r>
+        <w:rPr>
+          <w:rFonts w:hint="eastAsia"/>
+          <w:b/>
+          <w:bCs/>
+          <w:color w:val="002060"/>
+          <w:szCs w:val="22"/>
+        </w:rPr>
+        <w:t>实现方式</w:t>
+      </w:r>
+      <w:r>
+        <w:rPr>
+          <w:rFonts w:hint="eastAsia"/>
+          <w:b/>
+          <w:bCs/>
+          <w:color w:val="002060"/>
+          <w:szCs w:val="22"/>
+        </w:rPr>
+        <w:t>：</w:t>
+      </w:r>
+    </w:p>
+    <w:p>
+      <w:pPr>
+        <w:spacing w:after="0"/>
+        <w:ind w:leftChars="287" w:left="631"/>
         <w:rPr>
           <w:rFonts w:hint="eastAsia"/>
           <w:sz w:val="28"/>
@@ -4729,39 +5051,96 @@
     </w:p>
     <w:p>
       <w:pPr>
+        <w:spacing w:after="0"/>
+        <w:ind w:leftChars="387" w:left="851"/>
+        <w:rPr>
+          <w:rFonts w:hint="eastAsia"/>
+          <w:szCs w:val="22"/>
+        </w:rPr>
+      </w:pPr>
+      <w:r>
+        <w:rPr>
+          <w:rFonts w:hint="eastAsia"/>
+          <w:szCs w:val="22"/>
+        </w:rPr>
+        <w:t>物理攻击的</w:t>
+      </w:r>
+      <w:proofErr w:type="gramStart"/>
+      <w:r>
+        <w:rPr>
+          <w:rFonts w:hint="eastAsia"/>
+          <w:szCs w:val="22"/>
+        </w:rPr>
+        <w:t>减伤受</w:t>
+      </w:r>
+      <w:proofErr w:type="gramEnd"/>
+      <w:r>
+        <w:rPr>
+          <w:rFonts w:hint="eastAsia"/>
+          <w:szCs w:val="22"/>
+        </w:rPr>
+        <w:t>接收方防御力和护甲等级影响</w:t>
+      </w:r>
+    </w:p>
+    <w:p>
+      <w:pPr>
+        <w:spacing w:after="0"/>
+        <w:ind w:leftChars="387" w:left="851"/>
+        <w:rPr>
+          <w:szCs w:val="22"/>
+        </w:rPr>
+      </w:pPr>
+      <w:r>
+        <w:rPr>
+          <w:rFonts w:hint="eastAsia"/>
+          <w:szCs w:val="22"/>
+        </w:rPr>
+        <w:t>法术攻击的</w:t>
+      </w:r>
+      <w:proofErr w:type="gramStart"/>
+      <w:r>
+        <w:rPr>
+          <w:rFonts w:hint="eastAsia"/>
+          <w:szCs w:val="22"/>
+        </w:rPr>
+        <w:t>减伤受</w:t>
+      </w:r>
+      <w:proofErr w:type="gramEnd"/>
+      <w:r>
+        <w:rPr>
+          <w:rFonts w:hint="eastAsia"/>
+          <w:szCs w:val="22"/>
+        </w:rPr>
+        <w:t>接收方法术抗性的影响</w:t>
+      </w:r>
+    </w:p>
+    <w:p>
+      <w:pPr>
+        <w:spacing w:after="0"/>
         <w:ind w:leftChars="187" w:left="411"/>
         <w:rPr>
           <w:rFonts w:hint="eastAsia"/>
-          <w:szCs w:val="22"/>
-        </w:rPr>
-      </w:pPr>
-      <w:r>
-        <w:rPr>
-          <w:rFonts w:hint="eastAsia"/>
-          <w:szCs w:val="22"/>
-        </w:rPr>
-        <w:t>物理攻击的减伤受接收方防御力和护甲等级影响</w:t>
-      </w:r>
-    </w:p>
-    <w:p>
-      <w:pPr>
-        <w:ind w:leftChars="187" w:left="411"/>
-        <w:rPr>
-          <w:rFonts w:hint="eastAsia"/>
-          <w:szCs w:val="22"/>
-        </w:rPr>
-      </w:pPr>
-      <w:r>
-        <w:rPr>
-          <w:rFonts w:hint="eastAsia"/>
-          <w:szCs w:val="22"/>
-        </w:rPr>
-        <w:t>法术攻击的减伤受接收方法术抗性的影响</w:t>
-      </w:r>
-    </w:p>
-    <w:p>
-      <w:pPr>
-        <w:ind w:leftChars="200" w:left="440"/>
+          <w:b/>
+          <w:bCs/>
+          <w:color w:val="002060"/>
+          <w:szCs w:val="22"/>
+        </w:rPr>
+      </w:pPr>
+      <w:r>
+        <w:rPr>
+          <w:rFonts w:hint="eastAsia"/>
+          <w:b/>
+          <w:bCs/>
+          <w:color w:val="002060"/>
+          <w:szCs w:val="22"/>
+        </w:rPr>
+        <w:t>实现方式：</w:t>
+      </w:r>
+    </w:p>
+    <w:p>
+      <w:pPr>
+        <w:spacing w:after="0"/>
+        <w:ind w:leftChars="300" w:left="660"/>
         <w:rPr>
           <w:rFonts w:hint="eastAsia"/>
           <w:sz w:val="28"/>
@@ -4779,102 +5158,136 @@
     </w:p>
     <w:p>
       <w:pPr>
+        <w:spacing w:after="0"/>
+        <w:ind w:leftChars="400" w:left="880"/>
+        <w:rPr>
+          <w:rFonts w:hint="eastAsia"/>
+          <w:szCs w:val="22"/>
+        </w:rPr>
+      </w:pPr>
+      <w:r>
+        <w:rPr>
+          <w:rFonts w:hint="eastAsia"/>
+          <w:szCs w:val="22"/>
+        </w:rPr>
+        <w:t>冰</w:t>
+      </w:r>
+      <w:r>
+        <w:rPr>
+          <w:rFonts w:hint="eastAsia"/>
+          <w:szCs w:val="22"/>
+        </w:rPr>
+        <w:t>/</w:t>
+      </w:r>
+      <w:r>
+        <w:rPr>
+          <w:rFonts w:hint="eastAsia"/>
+          <w:szCs w:val="22"/>
+        </w:rPr>
+        <w:t>火</w:t>
+      </w:r>
+      <w:r>
+        <w:rPr>
+          <w:rFonts w:hint="eastAsia"/>
+          <w:szCs w:val="22"/>
+        </w:rPr>
+        <w:t>/</w:t>
+      </w:r>
+      <w:r>
+        <w:rPr>
+          <w:rFonts w:hint="eastAsia"/>
+          <w:szCs w:val="22"/>
+        </w:rPr>
+        <w:t>水</w:t>
+      </w:r>
+      <w:r>
+        <w:rPr>
+          <w:rFonts w:hint="eastAsia"/>
+          <w:szCs w:val="22"/>
+        </w:rPr>
+        <w:t>/</w:t>
+      </w:r>
+      <w:r>
+        <w:rPr>
+          <w:rFonts w:hint="eastAsia"/>
+          <w:szCs w:val="22"/>
+        </w:rPr>
+        <w:t>雷</w:t>
+      </w:r>
+      <w:r>
+        <w:rPr>
+          <w:rFonts w:hint="eastAsia"/>
+          <w:szCs w:val="22"/>
+        </w:rPr>
+        <w:t>/</w:t>
+      </w:r>
+      <w:r>
+        <w:rPr>
+          <w:rFonts w:hint="eastAsia"/>
+          <w:szCs w:val="22"/>
+        </w:rPr>
+        <w:t>龙</w:t>
+      </w:r>
+      <w:r>
+        <w:rPr>
+          <w:rFonts w:hint="eastAsia"/>
+          <w:szCs w:val="22"/>
+        </w:rPr>
+        <w:t>/魔法</w:t>
+      </w:r>
+    </w:p>
+    <w:p>
+      <w:pPr>
+        <w:spacing w:after="0"/>
+        <w:ind w:leftChars="400" w:left="880"/>
+        <w:rPr>
+          <w:szCs w:val="22"/>
+        </w:rPr>
+      </w:pPr>
+      <w:proofErr w:type="gramStart"/>
+      <w:r>
+        <w:rPr>
+          <w:rFonts w:hint="eastAsia"/>
+          <w:szCs w:val="22"/>
+        </w:rPr>
+        <w:t>毒/眠</w:t>
+      </w:r>
+      <w:proofErr w:type="gramEnd"/>
+      <w:r>
+        <w:rPr>
+          <w:rFonts w:hint="eastAsia"/>
+          <w:szCs w:val="22"/>
+        </w:rPr>
+        <w:t>/麻/爆/出血</w:t>
+      </w:r>
+    </w:p>
+    <w:p>
+      <w:pPr>
+        <w:spacing w:after="0"/>
         <w:ind w:leftChars="200" w:left="440"/>
         <w:rPr>
           <w:rFonts w:hint="eastAsia"/>
-          <w:szCs w:val="22"/>
-        </w:rPr>
-      </w:pPr>
-      <w:r>
-        <w:rPr>
-          <w:rFonts w:hint="eastAsia"/>
-          <w:szCs w:val="22"/>
-        </w:rPr>
-        <w:t>冰</w:t>
-      </w:r>
-      <w:r>
-        <w:rPr>
-          <w:rFonts w:hint="eastAsia"/>
-          <w:szCs w:val="22"/>
-        </w:rPr>
-        <w:t>/</w:t>
-      </w:r>
-      <w:r>
-        <w:rPr>
-          <w:rFonts w:hint="eastAsia"/>
-          <w:szCs w:val="22"/>
-        </w:rPr>
-        <w:t>火</w:t>
-      </w:r>
-      <w:r>
-        <w:rPr>
-          <w:rFonts w:hint="eastAsia"/>
-          <w:szCs w:val="22"/>
-        </w:rPr>
-        <w:t>/</w:t>
-      </w:r>
-      <w:r>
-        <w:rPr>
-          <w:rFonts w:hint="eastAsia"/>
-          <w:szCs w:val="22"/>
-        </w:rPr>
-        <w:t>水</w:t>
-      </w:r>
-      <w:r>
-        <w:rPr>
-          <w:rFonts w:hint="eastAsia"/>
-          <w:szCs w:val="22"/>
-        </w:rPr>
-        <w:t>/</w:t>
-      </w:r>
-      <w:r>
-        <w:rPr>
-          <w:rFonts w:hint="eastAsia"/>
-          <w:szCs w:val="22"/>
-        </w:rPr>
-        <w:t>雷</w:t>
-      </w:r>
-      <w:r>
-        <w:rPr>
-          <w:rFonts w:hint="eastAsia"/>
-          <w:szCs w:val="22"/>
-        </w:rPr>
-        <w:t>/</w:t>
-      </w:r>
-      <w:r>
-        <w:rPr>
-          <w:rFonts w:hint="eastAsia"/>
-          <w:szCs w:val="22"/>
-        </w:rPr>
-        <w:t>龙</w:t>
-      </w:r>
-      <w:r>
-        <w:rPr>
-          <w:rFonts w:hint="eastAsia"/>
-          <w:szCs w:val="22"/>
-        </w:rPr>
-        <w:t>/魔法</w:t>
-      </w:r>
-    </w:p>
-    <w:p>
-      <w:pPr>
-        <w:ind w:leftChars="200" w:left="440"/>
-        <w:rPr>
-          <w:rFonts w:hint="eastAsia"/>
-          <w:szCs w:val="22"/>
-        </w:rPr>
-      </w:pPr>
-      <w:r>
-        <w:rPr>
-          <w:rFonts w:hint="eastAsia"/>
-          <w:szCs w:val="22"/>
-        </w:rPr>
-        <w:t>毒/眠/麻/爆/出血</w:t>
-      </w:r>
-    </w:p>
-    <w:p>
-      <w:pPr>
-        <w:ind w:leftChars="187" w:left="411"/>
+          <w:b/>
+          <w:bCs/>
+          <w:color w:val="002060"/>
+          <w:szCs w:val="22"/>
+        </w:rPr>
+      </w:pPr>
+      <w:r>
+        <w:rPr>
+          <w:rFonts w:hint="eastAsia"/>
+          <w:b/>
+          <w:bCs/>
+          <w:color w:val="002060"/>
+          <w:szCs w:val="22"/>
+        </w:rPr>
+        <w:t>实现方式：</w:t>
+      </w:r>
+    </w:p>
+    <w:p>
+      <w:pPr>
+        <w:spacing w:after="0"/>
+        <w:ind w:leftChars="287" w:left="631"/>
         <w:rPr>
           <w:rFonts w:hint="eastAsia"/>
           <w:sz w:val="28"/>
@@ -4892,87 +5305,175 @@
     </w:p>
     <w:p>
       <w:pPr>
+        <w:spacing w:after="0"/>
+        <w:ind w:leftChars="387" w:left="851"/>
+        <w:rPr>
+          <w:rFonts w:hint="eastAsia"/>
+          <w:szCs w:val="22"/>
+        </w:rPr>
+      </w:pPr>
+      <w:r>
+        <w:rPr>
+          <w:rFonts w:hint="eastAsia"/>
+          <w:szCs w:val="22"/>
+        </w:rPr>
+        <w:t>冰属性：冰属性</w:t>
+      </w:r>
+      <w:proofErr w:type="gramStart"/>
+      <w:r>
+        <w:rPr>
+          <w:rFonts w:hint="eastAsia"/>
+          <w:szCs w:val="22"/>
+        </w:rPr>
+        <w:t>异常值满后</w:t>
+      </w:r>
+      <w:proofErr w:type="gramEnd"/>
+      <w:r>
+        <w:rPr>
+          <w:rFonts w:hint="eastAsia"/>
+          <w:szCs w:val="22"/>
+        </w:rPr>
+        <w:t>进入冰属性异常状态，增加受到的物理伤害</w:t>
+      </w:r>
+    </w:p>
+    <w:p>
+      <w:pPr>
+        <w:spacing w:after="0"/>
+        <w:ind w:leftChars="387" w:left="851"/>
+        <w:rPr>
+          <w:rFonts w:hint="eastAsia"/>
+          <w:szCs w:val="22"/>
+        </w:rPr>
+      </w:pPr>
+      <w:r>
+        <w:rPr>
+          <w:rFonts w:hint="eastAsia"/>
+          <w:szCs w:val="22"/>
+        </w:rPr>
+        <w:t>火属性：受到火属性异常状态会持续燃烧，燃烧造成的伤害与来源的火属性面板有关，多个来源可同时叠加。</w:t>
+      </w:r>
+    </w:p>
+    <w:p>
+      <w:pPr>
+        <w:spacing w:after="0"/>
+        <w:ind w:leftChars="387" w:left="851"/>
+        <w:rPr>
+          <w:rFonts w:hint="eastAsia"/>
+          <w:szCs w:val="22"/>
+        </w:rPr>
+      </w:pPr>
+      <w:r>
+        <w:rPr>
+          <w:rFonts w:hint="eastAsia"/>
+          <w:szCs w:val="22"/>
+        </w:rPr>
+        <w:t>水属性：水属性</w:t>
+      </w:r>
+      <w:proofErr w:type="gramStart"/>
+      <w:r>
+        <w:rPr>
+          <w:rFonts w:hint="eastAsia"/>
+          <w:szCs w:val="22"/>
+        </w:rPr>
+        <w:t>异常值满后会</w:t>
+      </w:r>
+      <w:proofErr w:type="gramEnd"/>
+      <w:r>
+        <w:rPr>
+          <w:rFonts w:hint="eastAsia"/>
+          <w:szCs w:val="22"/>
+        </w:rPr>
+        <w:t>增加体力消耗量</w:t>
+      </w:r>
+    </w:p>
+    <w:p>
+      <w:pPr>
+        <w:spacing w:after="0"/>
+        <w:ind w:leftChars="387" w:left="851"/>
+        <w:rPr>
+          <w:rFonts w:hint="eastAsia"/>
+          <w:szCs w:val="22"/>
+        </w:rPr>
+      </w:pPr>
+      <w:r>
+        <w:rPr>
+          <w:rFonts w:hint="eastAsia"/>
+          <w:szCs w:val="22"/>
+        </w:rPr>
+        <w:t>雷属性：雷属性</w:t>
+      </w:r>
+      <w:proofErr w:type="gramStart"/>
+      <w:r>
+        <w:rPr>
+          <w:rFonts w:hint="eastAsia"/>
+          <w:szCs w:val="22"/>
+        </w:rPr>
+        <w:t>异常值满后</w:t>
+      </w:r>
+      <w:proofErr w:type="gramEnd"/>
+      <w:r>
+        <w:rPr>
+          <w:rFonts w:hint="eastAsia"/>
+          <w:szCs w:val="22"/>
+        </w:rPr>
+        <w:t>受到攻击容易进入眩晕状态，并少许增加受到的法术伤害</w:t>
+      </w:r>
+    </w:p>
+    <w:p>
+      <w:pPr>
+        <w:spacing w:after="0"/>
+        <w:ind w:leftChars="387" w:left="851"/>
+        <w:rPr>
+          <w:szCs w:val="22"/>
+        </w:rPr>
+      </w:pPr>
+      <w:r>
+        <w:rPr>
+          <w:rFonts w:hint="eastAsia"/>
+          <w:szCs w:val="22"/>
+        </w:rPr>
+        <w:t>龙属性：龙属性</w:t>
+      </w:r>
+      <w:proofErr w:type="gramStart"/>
+      <w:r>
+        <w:rPr>
+          <w:rFonts w:hint="eastAsia"/>
+          <w:szCs w:val="22"/>
+        </w:rPr>
+        <w:t>异常值满后会</w:t>
+      </w:r>
+      <w:proofErr w:type="gramEnd"/>
+      <w:r>
+        <w:rPr>
+          <w:rFonts w:hint="eastAsia"/>
+          <w:szCs w:val="22"/>
+        </w:rPr>
+        <w:t>降低自身输出的法术（元素）伤害</w:t>
+      </w:r>
+    </w:p>
+    <w:p>
+      <w:pPr>
+        <w:spacing w:after="0"/>
         <w:ind w:leftChars="187" w:left="411"/>
         <w:rPr>
           <w:rFonts w:hint="eastAsia"/>
-          <w:szCs w:val="22"/>
-        </w:rPr>
-      </w:pPr>
-      <w:r>
-        <w:rPr>
-          <w:rFonts w:hint="eastAsia"/>
-          <w:szCs w:val="22"/>
-        </w:rPr>
-        <w:t>冰属性：冰属性异常值满后进入冰属性异常状态，增加受到的物理伤害</w:t>
-      </w:r>
-    </w:p>
-    <w:p>
-      <w:pPr>
-        <w:ind w:leftChars="187" w:left="411"/>
-        <w:rPr>
-          <w:rFonts w:hint="eastAsia"/>
-          <w:szCs w:val="22"/>
-        </w:rPr>
-      </w:pPr>
-      <w:r>
-        <w:rPr>
-          <w:rFonts w:hint="eastAsia"/>
-          <w:szCs w:val="22"/>
-        </w:rPr>
-        <w:t>火属性：受到火属性异常状态会持续燃烧，燃烧造成的伤害与来源的火属性面板有关，多个来源可同时叠加。</w:t>
-      </w:r>
-    </w:p>
-    <w:p>
-      <w:pPr>
-        <w:ind w:leftChars="187" w:left="411"/>
-        <w:rPr>
-          <w:rFonts w:hint="eastAsia"/>
-          <w:szCs w:val="22"/>
-        </w:rPr>
-      </w:pPr>
-      <w:r>
-        <w:rPr>
-          <w:rFonts w:hint="eastAsia"/>
-          <w:szCs w:val="22"/>
-        </w:rPr>
-        <w:t>水属性：水属性异常值满后会增加体力消耗量</w:t>
-      </w:r>
-    </w:p>
-    <w:p>
-      <w:pPr>
-        <w:ind w:leftChars="187" w:left="411"/>
-        <w:rPr>
-          <w:rFonts w:hint="eastAsia"/>
-          <w:szCs w:val="22"/>
-        </w:rPr>
-      </w:pPr>
-      <w:r>
-        <w:rPr>
-          <w:rFonts w:hint="eastAsia"/>
-          <w:szCs w:val="22"/>
-        </w:rPr>
-        <w:t>雷属性：雷属性异常值满后受到攻击容易进入眩晕状态，并少许增加受到的法术伤害</w:t>
-      </w:r>
-    </w:p>
-    <w:p>
-      <w:pPr>
-        <w:ind w:leftChars="187" w:left="411"/>
-        <w:rPr>
-          <w:rFonts w:hint="eastAsia"/>
-          <w:szCs w:val="22"/>
-        </w:rPr>
-      </w:pPr>
-      <w:r>
-        <w:rPr>
-          <w:rFonts w:hint="eastAsia"/>
-          <w:szCs w:val="22"/>
-        </w:rPr>
-        <w:t>龙属性：龙属性异常值满后会降低自身输出的法术（元素）伤害</w:t>
+          <w:color w:val="002060"/>
+          <w:szCs w:val="22"/>
+        </w:rPr>
+      </w:pPr>
+      <w:r>
+        <w:rPr>
+          <w:rFonts w:hint="eastAsia"/>
+          <w:color w:val="002060"/>
+          <w:szCs w:val="22"/>
+        </w:rPr>
+        <w:t>实现方式：</w:t>
       </w:r>
     </w:p>
     <w:p>
       <w:pPr>
         <w:widowControl/>
+        <w:spacing w:after="0"/>
         <w:rPr>
           <w:rFonts w:hint="eastAsia"/>
           <w:b/>
@@ -4985,6 +5486,7 @@
     <w:p>
       <w:pPr>
         <w:widowControl/>
+        <w:spacing w:after="0"/>
         <w:rPr>
           <w:rFonts w:hint="eastAsia"/>
           <w:szCs w:val="22"/>
@@ -5000,7 +5502,886 @@
     </w:p>
     <w:p>
       <w:pPr>
+        <w:spacing w:after="0"/>
         <w:ind w:leftChars="200" w:left="440"/>
+        <w:rPr>
+          <w:rFonts w:hint="eastAsia"/>
+          <w:b/>
+          <w:bCs/>
+          <w:szCs w:val="22"/>
+        </w:rPr>
+      </w:pPr>
+      <w:r>
+        <w:rPr>
+          <w:rFonts w:hint="eastAsia"/>
+          <w:b/>
+          <w:bCs/>
+          <w:szCs w:val="22"/>
+        </w:rPr>
+        <w:lastRenderedPageBreak/>
+        <w:t>1.5防守</w:t>
+      </w:r>
+    </w:p>
+    <w:p>
+      <w:pPr>
+        <w:spacing w:after="0"/>
+        <w:ind w:leftChars="196" w:left="431" w:firstLine="9"/>
+        <w:rPr>
+          <w:rFonts w:hint="eastAsia"/>
+          <w:szCs w:val="22"/>
+        </w:rPr>
+      </w:pPr>
+      <w:r>
+        <w:rPr>
+          <w:rFonts w:hint="eastAsia"/>
+          <w:szCs w:val="22"/>
+        </w:rPr>
+        <w:t>1.5.5格挡</w:t>
+      </w:r>
+    </w:p>
+    <w:p>
+      <w:pPr>
+        <w:spacing w:after="0"/>
+        <w:ind w:leftChars="100" w:left="220" w:firstLine="369"/>
+        <w:rPr>
+          <w:rFonts w:hint="eastAsia"/>
+          <w:szCs w:val="22"/>
+        </w:rPr>
+      </w:pPr>
+      <w:r>
+        <w:rPr>
+          <w:rFonts w:hint="eastAsia"/>
+          <w:szCs w:val="22"/>
+        </w:rPr>
+        <w:t>防御性能</w:t>
+      </w:r>
+    </w:p>
+    <w:p>
+      <w:pPr>
+        <w:spacing w:after="0"/>
+        <w:ind w:leftChars="400" w:left="880"/>
+        <w:rPr>
+          <w:szCs w:val="22"/>
+        </w:rPr>
+      </w:pPr>
+      <w:r>
+        <w:rPr>
+          <w:rFonts w:hint="eastAsia"/>
+          <w:szCs w:val="22"/>
+        </w:rPr>
+        <w:t>防御性能决定了格</w:t>
+      </w:r>
+      <w:proofErr w:type="gramStart"/>
+      <w:r>
+        <w:rPr>
+          <w:rFonts w:hint="eastAsia"/>
+          <w:szCs w:val="22"/>
+        </w:rPr>
+        <w:t>挡是否</w:t>
+      </w:r>
+      <w:proofErr w:type="gramEnd"/>
+      <w:r>
+        <w:rPr>
+          <w:rFonts w:hint="eastAsia"/>
+          <w:szCs w:val="22"/>
+        </w:rPr>
+        <w:t>能防住，敌人的攻击。</w:t>
+      </w:r>
+      <w:r>
+        <w:rPr>
+          <w:rFonts w:hint="eastAsia"/>
+          <w:szCs w:val="22"/>
+        </w:rPr>
+        <w:t>防御性能</w:t>
+      </w:r>
+      <w:r>
+        <w:rPr>
+          <w:rFonts w:hint="eastAsia"/>
+          <w:szCs w:val="22"/>
+        </w:rPr>
+        <w:t>有6级</w:t>
+      </w:r>
+      <w:r>
+        <w:rPr>
+          <w:rFonts w:hint="eastAsia"/>
+          <w:szCs w:val="22"/>
+        </w:rPr>
+        <w:t>，若敌人的攻击冲击力超过了防御性能2级以内会造成踉跄，超过防御性能2-4级会造成大硬直，超过防御性能4级则无法防御。</w:t>
+      </w:r>
+    </w:p>
+    <w:p>
+      <w:pPr>
+        <w:spacing w:after="0"/>
+        <w:ind w:leftChars="400" w:left="880"/>
+        <w:rPr>
+          <w:rFonts w:hint="eastAsia"/>
+          <w:color w:val="002060"/>
+          <w:szCs w:val="22"/>
+        </w:rPr>
+      </w:pPr>
+      <w:r>
+        <w:rPr>
+          <w:rFonts w:hint="eastAsia"/>
+          <w:color w:val="002060"/>
+          <w:szCs w:val="22"/>
+        </w:rPr>
+        <w:t>实现方式：</w:t>
+      </w:r>
+    </w:p>
+    <w:p>
+      <w:pPr>
+        <w:spacing w:after="0"/>
+        <w:ind w:leftChars="100" w:left="220" w:firstLine="369"/>
+        <w:rPr>
+          <w:rFonts w:hint="eastAsia"/>
+          <w:szCs w:val="22"/>
+        </w:rPr>
+      </w:pPr>
+      <w:r>
+        <w:rPr>
+          <w:rFonts w:hint="eastAsia"/>
+          <w:szCs w:val="22"/>
+        </w:rPr>
+        <w:t>持续格挡</w:t>
+      </w:r>
+    </w:p>
+    <w:p>
+      <w:pPr>
+        <w:spacing w:after="0"/>
+        <w:ind w:leftChars="200" w:left="440" w:firstLine="369"/>
+        <w:rPr>
+          <w:rFonts w:hint="eastAsia"/>
+          <w:szCs w:val="22"/>
+        </w:rPr>
+      </w:pPr>
+      <w:r>
+        <w:rPr>
+          <w:rFonts w:hint="eastAsia"/>
+          <w:szCs w:val="22"/>
+        </w:rPr>
+        <w:t>持续格</w:t>
+      </w:r>
+      <w:proofErr w:type="gramStart"/>
+      <w:r>
+        <w:rPr>
+          <w:rFonts w:hint="eastAsia"/>
+          <w:szCs w:val="22"/>
+        </w:rPr>
+        <w:t>挡可以</w:t>
+      </w:r>
+      <w:proofErr w:type="gramEnd"/>
+      <w:r>
+        <w:rPr>
+          <w:rFonts w:hint="eastAsia"/>
+          <w:szCs w:val="22"/>
+        </w:rPr>
+        <w:t>根据盾牌</w:t>
+      </w:r>
+      <w:proofErr w:type="gramStart"/>
+      <w:r>
+        <w:rPr>
+          <w:rFonts w:hint="eastAsia"/>
+          <w:szCs w:val="22"/>
+        </w:rPr>
+        <w:t>减伤率吸收</w:t>
+      </w:r>
+      <w:proofErr w:type="gramEnd"/>
+      <w:r>
+        <w:rPr>
+          <w:rFonts w:hint="eastAsia"/>
+          <w:szCs w:val="22"/>
+        </w:rPr>
+        <w:t>伤害，受到攻击消耗体力</w:t>
+      </w:r>
+    </w:p>
+    <w:p>
+      <w:pPr>
+        <w:spacing w:after="0"/>
+        <w:ind w:leftChars="100" w:left="220" w:firstLine="369"/>
+        <w:rPr>
+          <w:rFonts w:hint="eastAsia"/>
+          <w:szCs w:val="22"/>
+        </w:rPr>
+      </w:pPr>
+      <w:r>
+        <w:rPr>
+          <w:rFonts w:hint="eastAsia"/>
+          <w:szCs w:val="22"/>
+        </w:rPr>
+        <w:t>精准格挡</w:t>
+      </w:r>
+    </w:p>
+    <w:p>
+      <w:pPr>
+        <w:spacing w:after="0"/>
+        <w:ind w:leftChars="300" w:left="660"/>
+        <w:rPr>
+          <w:szCs w:val="22"/>
+        </w:rPr>
+      </w:pPr>
+      <w:r>
+        <w:rPr>
+          <w:rFonts w:hint="eastAsia"/>
+          <w:szCs w:val="22"/>
+        </w:rPr>
+        <w:t>启动格挡瞬间为精准格挡，若精准格挡与敌人攻击重合，在持续格挡的基础上大幅降低该次收到的伤害和消耗的体力，并会累加</w:t>
+      </w:r>
+      <w:proofErr w:type="gramStart"/>
+      <w:r>
+        <w:rPr>
+          <w:rFonts w:hint="eastAsia"/>
+          <w:szCs w:val="22"/>
+        </w:rPr>
+        <w:t>角力值</w:t>
+      </w:r>
+      <w:proofErr w:type="gramEnd"/>
+      <w:r>
+        <w:rPr>
+          <w:rFonts w:hint="eastAsia"/>
+          <w:szCs w:val="22"/>
+          <w:vertAlign w:val="superscript"/>
+        </w:rPr>
+        <w:t>*</w:t>
+      </w:r>
+      <w:r>
+        <w:rPr>
+          <w:rFonts w:hint="eastAsia"/>
+          <w:szCs w:val="22"/>
+        </w:rPr>
+        <w:t>。</w:t>
+      </w:r>
+    </w:p>
+    <w:p>
+      <w:pPr>
+        <w:spacing w:after="0"/>
+        <w:ind w:leftChars="300" w:left="660"/>
+        <w:rPr>
+          <w:rFonts w:hint="eastAsia"/>
+          <w:color w:val="002060"/>
+          <w:szCs w:val="22"/>
+        </w:rPr>
+      </w:pPr>
+      <w:r>
+        <w:rPr>
+          <w:rFonts w:hint="eastAsia"/>
+          <w:color w:val="002060"/>
+          <w:szCs w:val="22"/>
+        </w:rPr>
+        <w:t>实现方式：</w:t>
+      </w:r>
+    </w:p>
+    <w:p>
+      <w:pPr>
+        <w:spacing w:after="0"/>
+        <w:ind w:leftChars="100" w:left="220" w:firstLine="369"/>
+        <w:rPr>
+          <w:rFonts w:hint="eastAsia"/>
+          <w:szCs w:val="22"/>
+        </w:rPr>
+      </w:pPr>
+      <w:proofErr w:type="spellStart"/>
+      <w:r>
+        <w:rPr>
+          <w:rFonts w:hint="eastAsia"/>
+          <w:szCs w:val="22"/>
+        </w:rPr>
+        <w:t>GuardPoint</w:t>
+      </w:r>
+      <w:proofErr w:type="spellEnd"/>
+      <w:r>
+        <w:rPr>
+          <w:rFonts w:hint="eastAsia"/>
+          <w:szCs w:val="22"/>
+        </w:rPr>
+        <w:t>（GP）</w:t>
+      </w:r>
+    </w:p>
+    <w:p>
+      <w:pPr>
+        <w:spacing w:after="0"/>
+        <w:ind w:leftChars="300" w:left="660"/>
+        <w:rPr>
+          <w:szCs w:val="22"/>
+        </w:rPr>
+      </w:pPr>
+      <w:r>
+        <w:rPr>
+          <w:rFonts w:hint="eastAsia"/>
+          <w:szCs w:val="22"/>
+        </w:rPr>
+        <w:t>某些武器的某些动作会使武器的防守部位</w:t>
+      </w:r>
+      <w:r>
+        <w:rPr>
+          <w:rFonts w:hint="eastAsia"/>
+          <w:szCs w:val="22"/>
+        </w:rPr>
+        <w:t>出现白光，此时受到敌人攻击视为成功防御。会打断当前动作以防御姿势结束。</w:t>
+      </w:r>
+    </w:p>
+    <w:p>
+      <w:pPr>
+        <w:spacing w:after="0"/>
+        <w:ind w:leftChars="300" w:left="660"/>
+        <w:rPr>
+          <w:rFonts w:hint="eastAsia"/>
+          <w:color w:val="002060"/>
+          <w:szCs w:val="22"/>
+        </w:rPr>
+      </w:pPr>
+      <w:r>
+        <w:rPr>
+          <w:rFonts w:hint="eastAsia"/>
+          <w:color w:val="002060"/>
+          <w:szCs w:val="22"/>
+        </w:rPr>
+        <w:t>实现方式：</w:t>
+      </w:r>
+    </w:p>
+    <w:p>
+      <w:pPr>
+        <w:spacing w:after="0"/>
+        <w:ind w:leftChars="100" w:left="220" w:firstLine="369"/>
+        <w:rPr>
+          <w:rFonts w:hint="eastAsia"/>
+          <w:szCs w:val="22"/>
+        </w:rPr>
+      </w:pPr>
+      <w:r>
+        <w:rPr>
+          <w:rFonts w:hint="eastAsia"/>
+          <w:szCs w:val="22"/>
+        </w:rPr>
+        <w:t>威力反击</w:t>
+      </w:r>
+    </w:p>
+    <w:p>
+      <w:pPr>
+        <w:spacing w:after="0"/>
+        <w:ind w:leftChars="300" w:left="660"/>
+        <w:rPr>
+          <w:rFonts w:hint="eastAsia"/>
+          <w:szCs w:val="22"/>
+        </w:rPr>
+      </w:pPr>
+      <w:r>
+        <w:rPr>
+          <w:rFonts w:hint="eastAsia"/>
+          <w:szCs w:val="22"/>
+        </w:rPr>
+        <w:t>某些武器的某些轻攻击会使武器发出白光，此时受到敌人的攻击不会被中断动作，视为精准格挡，成功触发后可在极短时间内接入不可格挡、必中的攻击。</w:t>
+      </w:r>
+    </w:p>
+    <w:p>
+      <w:pPr>
+        <w:spacing w:after="0"/>
+        <w:ind w:leftChars="300" w:left="660"/>
+        <w:rPr>
+          <w:szCs w:val="22"/>
+        </w:rPr>
+      </w:pPr>
+      <w:r>
+        <w:rPr>
+          <w:rFonts w:hint="eastAsia"/>
+          <w:szCs w:val="22"/>
+        </w:rPr>
+        <w:t>实现连消带打</w:t>
+      </w:r>
+    </w:p>
+    <w:p>
+      <w:pPr>
+        <w:spacing w:after="0"/>
+        <w:ind w:leftChars="300" w:left="660"/>
+        <w:rPr>
+          <w:rFonts w:hint="eastAsia"/>
+          <w:color w:val="002060"/>
+          <w:szCs w:val="22"/>
+        </w:rPr>
+      </w:pPr>
+      <w:r>
+        <w:rPr>
+          <w:rFonts w:hint="eastAsia"/>
+          <w:color w:val="002060"/>
+          <w:szCs w:val="22"/>
+        </w:rPr>
+        <w:t>实现方式：</w:t>
+      </w:r>
+    </w:p>
+    <w:p>
+      <w:pPr>
+        <w:spacing w:after="0"/>
+        <w:ind w:firstLine="411"/>
+        <w:rPr>
+          <w:rFonts w:hint="eastAsia"/>
+          <w:szCs w:val="22"/>
+        </w:rPr>
+      </w:pPr>
+      <w:r>
+        <w:rPr>
+          <w:rFonts w:hint="eastAsia"/>
+          <w:szCs w:val="22"/>
+        </w:rPr>
+        <w:t>1.5.6闪避</w:t>
+      </w:r>
+    </w:p>
+    <w:p>
+      <w:pPr>
+        <w:spacing w:after="0"/>
+        <w:ind w:leftChars="187" w:left="411" w:firstLine="369"/>
+        <w:rPr>
+          <w:rFonts w:hint="eastAsia"/>
+          <w:szCs w:val="22"/>
+        </w:rPr>
+      </w:pPr>
+      <w:r>
+        <w:rPr>
+          <w:rFonts w:hint="eastAsia"/>
+          <w:szCs w:val="22"/>
+        </w:rPr>
+        <w:t>无敌</w:t>
+      </w:r>
+      <w:proofErr w:type="gramStart"/>
+      <w:r>
+        <w:rPr>
+          <w:rFonts w:hint="eastAsia"/>
+          <w:szCs w:val="22"/>
+        </w:rPr>
+        <w:t>帧</w:t>
+      </w:r>
+      <w:proofErr w:type="gramEnd"/>
+    </w:p>
+    <w:p>
+      <w:pPr>
+        <w:spacing w:after="0"/>
+        <w:ind w:leftChars="487" w:left="1071"/>
+        <w:rPr>
+          <w:szCs w:val="22"/>
+        </w:rPr>
+      </w:pPr>
+      <w:r>
+        <w:rPr>
+          <w:rFonts w:hint="eastAsia"/>
+          <w:szCs w:val="22"/>
+        </w:rPr>
+        <w:t>基础的闪避动作存在无敌帧，可以通过装备增加回避性能增加闪避无敌</w:t>
+      </w:r>
+      <w:proofErr w:type="gramStart"/>
+      <w:r>
+        <w:rPr>
+          <w:rFonts w:hint="eastAsia"/>
+          <w:szCs w:val="22"/>
+        </w:rPr>
+        <w:t>帧</w:t>
+      </w:r>
+      <w:proofErr w:type="gramEnd"/>
+    </w:p>
+    <w:p>
+      <w:pPr>
+        <w:spacing w:after="0"/>
+        <w:ind w:leftChars="487" w:left="1071"/>
+        <w:rPr>
+          <w:rFonts w:hint="eastAsia"/>
+          <w:color w:val="002060"/>
+          <w:szCs w:val="22"/>
+        </w:rPr>
+      </w:pPr>
+      <w:r>
+        <w:rPr>
+          <w:rFonts w:hint="eastAsia"/>
+          <w:color w:val="002060"/>
+          <w:szCs w:val="22"/>
+        </w:rPr>
+        <w:t>实现方式：</w:t>
+      </w:r>
+    </w:p>
+    <w:p>
+      <w:pPr>
+        <w:spacing w:after="0"/>
+        <w:ind w:leftChars="187" w:left="411" w:firstLine="369"/>
+        <w:rPr>
+          <w:rFonts w:hint="eastAsia"/>
+          <w:szCs w:val="22"/>
+        </w:rPr>
+      </w:pPr>
+      <w:r>
+        <w:rPr>
+          <w:rFonts w:hint="eastAsia"/>
+          <w:szCs w:val="22"/>
+        </w:rPr>
+        <w:t>完美闪避</w:t>
+      </w:r>
+    </w:p>
+    <w:p>
+      <w:pPr>
+        <w:spacing w:after="0"/>
+        <w:ind w:leftChars="487" w:left="1071"/>
+        <w:rPr>
+          <w:szCs w:val="22"/>
+        </w:rPr>
+      </w:pPr>
+      <w:r>
+        <w:rPr>
+          <w:rFonts w:hint="eastAsia"/>
+          <w:szCs w:val="22"/>
+        </w:rPr>
+        <w:t>只有装备某些有完美闪避收益的装备时有意义，当玩家的闪避与敌方攻击重合时触发。</w:t>
+      </w:r>
+    </w:p>
+    <w:p>
+      <w:pPr>
+        <w:spacing w:after="0"/>
+        <w:ind w:leftChars="487" w:left="1071"/>
+        <w:rPr>
+          <w:rFonts w:hint="eastAsia"/>
+          <w:color w:val="002060"/>
+          <w:szCs w:val="22"/>
+        </w:rPr>
+      </w:pPr>
+      <w:r>
+        <w:rPr>
+          <w:rFonts w:hint="eastAsia"/>
+          <w:color w:val="002060"/>
+          <w:szCs w:val="22"/>
+        </w:rPr>
+        <w:t>实现方式：</w:t>
+      </w:r>
+    </w:p>
+    <w:p>
+      <w:pPr>
+        <w:spacing w:after="0"/>
+        <w:ind w:leftChars="187" w:left="411" w:firstLine="369"/>
+        <w:rPr>
+          <w:rFonts w:hint="eastAsia"/>
+          <w:szCs w:val="22"/>
+        </w:rPr>
+      </w:pPr>
+      <w:r>
+        <w:rPr>
+          <w:rFonts w:hint="eastAsia"/>
+          <w:szCs w:val="22"/>
+        </w:rPr>
+        <w:t>闪避攻击</w:t>
+      </w:r>
+    </w:p>
+    <w:p>
+      <w:pPr>
+        <w:spacing w:after="0"/>
+        <w:ind w:leftChars="487" w:left="1071"/>
+        <w:rPr>
+          <w:szCs w:val="22"/>
+        </w:rPr>
+      </w:pPr>
+      <w:r>
+        <w:rPr>
+          <w:rFonts w:hint="eastAsia"/>
+          <w:szCs w:val="22"/>
+        </w:rPr>
+        <w:t>所有武器都有一个不同于普通攻击的闪避之后接入的攻击。部分武器可以闪避的同时攻击（徐风）</w:t>
+      </w:r>
+    </w:p>
+    <w:p>
+      <w:pPr>
+        <w:spacing w:after="0"/>
+        <w:ind w:leftChars="487" w:left="1071"/>
+        <w:rPr>
+          <w:rFonts w:hint="eastAsia"/>
+          <w:color w:val="002060"/>
+          <w:szCs w:val="22"/>
+        </w:rPr>
+      </w:pPr>
+      <w:r>
+        <w:rPr>
+          <w:rFonts w:hint="eastAsia"/>
+          <w:color w:val="002060"/>
+          <w:szCs w:val="22"/>
+        </w:rPr>
+        <w:t>实现方式：</w:t>
+      </w:r>
+    </w:p>
+    <w:p>
+      <w:pPr>
+        <w:spacing w:after="0"/>
+        <w:ind w:leftChars="187" w:left="411" w:firstLine="369"/>
+        <w:rPr>
+          <w:rFonts w:hint="eastAsia"/>
+          <w:szCs w:val="22"/>
+        </w:rPr>
+      </w:pPr>
+      <w:r>
+        <w:rPr>
+          <w:rFonts w:hint="eastAsia"/>
+          <w:szCs w:val="22"/>
+        </w:rPr>
+        <w:t>偏斜与优势</w:t>
+      </w:r>
+      <w:r>
+        <w:rPr>
+          <w:rFonts w:hint="eastAsia"/>
+          <w:szCs w:val="22"/>
+        </w:rPr>
+        <w:t>格挡（伪偏）</w:t>
+      </w:r>
+    </w:p>
+    <w:p>
+      <w:pPr>
+        <w:spacing w:after="0"/>
+        <w:ind w:leftChars="487" w:left="1071"/>
+        <w:rPr>
+          <w:rFonts w:hint="eastAsia"/>
+          <w:szCs w:val="22"/>
+        </w:rPr>
+      </w:pPr>
+      <w:r>
+        <w:rPr>
+          <w:rFonts w:hint="eastAsia"/>
+          <w:szCs w:val="22"/>
+        </w:rPr>
+        <w:t>装备部分武器闪避正好与敌方攻击时机、位置重合，方向相反时会触发偏斜，可在触发后短时间内接入无法格挡的、必中的攻击。</w:t>
+      </w:r>
+    </w:p>
+    <w:p>
+      <w:pPr>
+        <w:spacing w:after="0"/>
+        <w:ind w:leftChars="487" w:left="1071"/>
+        <w:rPr>
+          <w:rFonts w:hint="eastAsia"/>
+          <w:szCs w:val="22"/>
+        </w:rPr>
+      </w:pPr>
+      <w:r>
+        <w:rPr>
+          <w:rFonts w:hint="eastAsia"/>
+          <w:szCs w:val="22"/>
+        </w:rPr>
+        <w:t>部分武器在闪避时会维持闪避方向的格挡状态，此时被</w:t>
+      </w:r>
+      <w:proofErr w:type="gramStart"/>
+      <w:r>
+        <w:rPr>
+          <w:rFonts w:hint="eastAsia"/>
+          <w:szCs w:val="22"/>
+        </w:rPr>
+        <w:t>攻击则格挡</w:t>
+      </w:r>
+      <w:proofErr w:type="gramEnd"/>
+      <w:r>
+        <w:rPr>
+          <w:rFonts w:hint="eastAsia"/>
+          <w:szCs w:val="22"/>
+        </w:rPr>
+        <w:t>成功，</w:t>
+      </w:r>
+      <w:r>
+        <w:rPr>
+          <w:rFonts w:hint="eastAsia"/>
+          <w:szCs w:val="22"/>
+        </w:rPr>
+        <w:lastRenderedPageBreak/>
+        <w:t>可在触发后短时间内接入无法格挡的、必中的攻击。</w:t>
+      </w:r>
+    </w:p>
+    <w:p>
+      <w:pPr>
+        <w:spacing w:after="0"/>
+        <w:ind w:leftChars="487" w:left="1071"/>
+        <w:rPr>
+          <w:szCs w:val="22"/>
+        </w:rPr>
+      </w:pPr>
+      <w:r>
+        <w:rPr>
+          <w:rFonts w:hint="eastAsia"/>
+          <w:szCs w:val="22"/>
+        </w:rPr>
+        <w:t>偏斜与优势格挡的触发优先级高于完美闪避，出发窗口小于完美闪避</w:t>
+      </w:r>
+    </w:p>
+    <w:p>
+      <w:pPr>
+        <w:spacing w:after="0"/>
+        <w:ind w:leftChars="487" w:left="1071"/>
+        <w:rPr>
+          <w:rFonts w:hint="eastAsia"/>
+          <w:color w:val="002060"/>
+          <w:szCs w:val="22"/>
+        </w:rPr>
+      </w:pPr>
+      <w:r>
+        <w:rPr>
+          <w:rFonts w:hint="eastAsia"/>
+          <w:color w:val="002060"/>
+          <w:szCs w:val="22"/>
+        </w:rPr>
+        <w:t>实现方式：</w:t>
+      </w:r>
+    </w:p>
+    <w:p>
+      <w:pPr>
+        <w:spacing w:after="0"/>
+        <w:ind w:leftChars="300" w:left="660"/>
+        <w:rPr>
+          <w:rFonts w:hint="eastAsia"/>
+          <w:szCs w:val="22"/>
+        </w:rPr>
+      </w:pPr>
+      <w:r>
+        <w:rPr>
+          <w:rFonts w:hint="eastAsia"/>
+          <w:szCs w:val="22"/>
+        </w:rPr>
+        <w:t>1.5.7抵消和角力</w:t>
+      </w:r>
+    </w:p>
+    <w:p>
+      <w:pPr>
+        <w:spacing w:after="0"/>
+        <w:ind w:leftChars="200" w:left="440" w:firstLine="340"/>
+        <w:rPr>
+          <w:rFonts w:hint="eastAsia"/>
+          <w:szCs w:val="22"/>
+        </w:rPr>
+      </w:pPr>
+      <w:r>
+        <w:rPr>
+          <w:rFonts w:hint="eastAsia"/>
+          <w:szCs w:val="22"/>
+        </w:rPr>
+        <w:t>抵消的触发方式</w:t>
+      </w:r>
+    </w:p>
+    <w:p>
+      <w:pPr>
+        <w:spacing w:after="0"/>
+        <w:ind w:leftChars="500" w:left="1100"/>
+        <w:rPr>
+          <w:szCs w:val="22"/>
+        </w:rPr>
+      </w:pPr>
+      <w:r>
+        <w:rPr>
+          <w:rFonts w:hint="eastAsia"/>
+          <w:szCs w:val="22"/>
+        </w:rPr>
+        <w:t>某些武器拥有抵消敌人攻击的招式，该招式与怪物攻击重合和时，不受到伤害，不会打断动作，也不接收益。但会累加角力值。</w:t>
+      </w:r>
+    </w:p>
+    <w:p>
+      <w:pPr>
+        <w:spacing w:after="0"/>
+        <w:ind w:leftChars="500" w:left="1100"/>
+        <w:rPr>
+          <w:rFonts w:hint="eastAsia"/>
+          <w:color w:val="002060"/>
+          <w:szCs w:val="22"/>
+        </w:rPr>
+      </w:pPr>
+      <w:r>
+        <w:rPr>
+          <w:rFonts w:hint="eastAsia"/>
+          <w:color w:val="002060"/>
+          <w:szCs w:val="22"/>
+        </w:rPr>
+        <w:t>实现方式：</w:t>
+      </w:r>
+    </w:p>
+    <w:p>
+      <w:pPr>
+        <w:spacing w:after="0"/>
+        <w:ind w:leftChars="200" w:left="440" w:firstLine="340"/>
+        <w:rPr>
+          <w:rFonts w:hint="eastAsia"/>
+          <w:szCs w:val="22"/>
+        </w:rPr>
+      </w:pPr>
+      <w:r>
+        <w:rPr>
+          <w:rFonts w:hint="eastAsia"/>
+          <w:szCs w:val="22"/>
+        </w:rPr>
+        <w:t>角力的触发方式</w:t>
+      </w:r>
+    </w:p>
+    <w:p>
+      <w:pPr>
+        <w:spacing w:after="0"/>
+        <w:ind w:leftChars="300" w:left="660" w:firstLine="340"/>
+        <w:rPr>
+          <w:rFonts w:hint="eastAsia"/>
+          <w:szCs w:val="22"/>
+        </w:rPr>
+      </w:pPr>
+      <w:r>
+        <w:rPr>
+          <w:rFonts w:hint="eastAsia"/>
+          <w:szCs w:val="22"/>
+        </w:rPr>
+        <w:t>完美格挡、优势格挡、抵消均会累积角力值，</w:t>
+      </w:r>
+      <w:proofErr w:type="gramStart"/>
+      <w:r>
+        <w:rPr>
+          <w:rFonts w:hint="eastAsia"/>
+          <w:szCs w:val="22"/>
+        </w:rPr>
+        <w:t>角力值满</w:t>
+      </w:r>
+      <w:proofErr w:type="gramEnd"/>
+      <w:r>
+        <w:rPr>
+          <w:rFonts w:hint="eastAsia"/>
+          <w:szCs w:val="22"/>
+        </w:rPr>
+        <w:t>即和敌人角力。</w:t>
+      </w:r>
+    </w:p>
+    <w:p>
+      <w:pPr>
+        <w:spacing w:after="0"/>
+        <w:ind w:leftChars="300" w:left="660" w:firstLine="340"/>
+        <w:rPr>
+          <w:szCs w:val="22"/>
+        </w:rPr>
+      </w:pPr>
+      <w:proofErr w:type="gramStart"/>
+      <w:r>
+        <w:rPr>
+          <w:rFonts w:hint="eastAsia"/>
+          <w:szCs w:val="22"/>
+        </w:rPr>
+        <w:t>靠连点赢得</w:t>
+      </w:r>
+      <w:proofErr w:type="gramEnd"/>
+      <w:r>
+        <w:rPr>
+          <w:rFonts w:hint="eastAsia"/>
+          <w:szCs w:val="22"/>
+        </w:rPr>
+        <w:t>角力，成功可获得敌人硬直。</w:t>
+      </w:r>
+    </w:p>
+    <w:p>
+      <w:pPr>
+        <w:spacing w:after="0"/>
+        <w:ind w:leftChars="300" w:left="660" w:firstLine="340"/>
+        <w:rPr>
+          <w:rFonts w:hint="eastAsia"/>
+          <w:color w:val="002060"/>
+          <w:szCs w:val="22"/>
+        </w:rPr>
+      </w:pPr>
+      <w:r>
+        <w:rPr>
+          <w:rFonts w:hint="eastAsia"/>
+          <w:color w:val="002060"/>
+          <w:szCs w:val="22"/>
+        </w:rPr>
+        <w:t>实现方式：</w:t>
+      </w:r>
+    </w:p>
+    <w:p>
+      <w:pPr>
+        <w:widowControl/>
+        <w:spacing w:after="0"/>
         <w:rPr>
           <w:rFonts w:hint="eastAsia"/>
           <w:b/>
@@ -5017,593 +6398,12 @@
           <w:sz w:val="36"/>
           <w:szCs w:val="36"/>
         </w:rPr>
-        <w:lastRenderedPageBreak/>
-        <w:t>1.5防守</w:t>
-      </w:r>
-    </w:p>
-    <w:p>
-      <w:pPr>
-        <w:ind w:leftChars="187" w:left="411"/>
-        <w:rPr>
-          <w:rFonts w:hint="eastAsia"/>
-          <w:sz w:val="36"/>
-          <w:szCs w:val="36"/>
-        </w:rPr>
-      </w:pPr>
-      <w:r>
-        <w:rPr>
-          <w:rFonts w:hint="eastAsia"/>
-          <w:sz w:val="36"/>
-          <w:szCs w:val="36"/>
-        </w:rPr>
-        <w:t>1.5.5格挡</w:t>
-      </w:r>
-    </w:p>
-    <w:p>
-      <w:pPr>
-        <w:ind w:leftChars="100" w:left="220" w:firstLine="369"/>
-        <w:rPr>
-          <w:rFonts w:hint="eastAsia"/>
-          <w:sz w:val="28"/>
-          <w:szCs w:val="28"/>
-        </w:rPr>
-      </w:pPr>
-      <w:r>
-        <w:rPr>
-          <w:rFonts w:hint="eastAsia"/>
-          <w:sz w:val="28"/>
-          <w:szCs w:val="28"/>
-        </w:rPr>
-        <w:t>防御性能</w:t>
-      </w:r>
-    </w:p>
-    <w:p>
-      <w:pPr>
-        <w:ind w:leftChars="300" w:left="660"/>
-        <w:rPr>
-          <w:rFonts w:hint="eastAsia"/>
-          <w:szCs w:val="22"/>
-        </w:rPr>
-      </w:pPr>
-      <w:r>
-        <w:rPr>
-          <w:rFonts w:hint="eastAsia"/>
-          <w:szCs w:val="22"/>
-        </w:rPr>
-        <w:t>防御性能决定了格挡是否能防住，敌人的攻击。</w:t>
-      </w:r>
-      <w:r>
-        <w:rPr>
-          <w:rFonts w:hint="eastAsia"/>
-          <w:szCs w:val="22"/>
-        </w:rPr>
-        <w:t>防御性能</w:t>
-      </w:r>
-      <w:r>
-        <w:rPr>
-          <w:rFonts w:hint="eastAsia"/>
-          <w:szCs w:val="22"/>
-        </w:rPr>
-        <w:t>有6级</w:t>
-      </w:r>
-      <w:r>
-        <w:rPr>
-          <w:rFonts w:hint="eastAsia"/>
-          <w:szCs w:val="22"/>
-        </w:rPr>
-        <w:t>，若敌人的攻击冲击力超过了防御性能2级以内会造成踉跄，超过防御性能2-4级会造成大硬直，超过防御性能4级则无法防御。</w:t>
-      </w:r>
-    </w:p>
-    <w:p>
-      <w:pPr>
-        <w:ind w:leftChars="100" w:left="220" w:firstLine="369"/>
-        <w:rPr>
-          <w:rFonts w:hint="eastAsia"/>
-          <w:sz w:val="28"/>
-          <w:szCs w:val="28"/>
-        </w:rPr>
-      </w:pPr>
-      <w:r>
-        <w:rPr>
-          <w:rFonts w:hint="eastAsia"/>
-          <w:sz w:val="28"/>
-          <w:szCs w:val="28"/>
-        </w:rPr>
-        <w:t>持续格挡</w:t>
-      </w:r>
-    </w:p>
-    <w:p>
-      <w:pPr>
-        <w:ind w:leftChars="100" w:left="220" w:firstLine="369"/>
-        <w:rPr>
-          <w:rFonts w:hint="eastAsia"/>
-          <w:szCs w:val="22"/>
-        </w:rPr>
-      </w:pPr>
-      <w:r>
-        <w:rPr>
-          <w:rFonts w:hint="eastAsia"/>
-          <w:szCs w:val="22"/>
-        </w:rPr>
-        <w:t>持续格挡可以根据盾牌减伤率吸收伤害，受到攻击消耗体力</w:t>
-      </w:r>
-    </w:p>
-    <w:p>
-      <w:pPr>
-        <w:ind w:leftChars="100" w:left="220" w:firstLine="369"/>
-        <w:rPr>
-          <w:rFonts w:hint="eastAsia"/>
-          <w:sz w:val="28"/>
-          <w:szCs w:val="28"/>
-        </w:rPr>
-      </w:pPr>
-      <w:r>
-        <w:rPr>
-          <w:rFonts w:hint="eastAsia"/>
-          <w:sz w:val="28"/>
-          <w:szCs w:val="28"/>
-        </w:rPr>
-        <w:t>精准格挡</w:t>
-      </w:r>
-    </w:p>
-    <w:p>
-      <w:pPr>
-        <w:ind w:leftChars="300" w:left="660"/>
-        <w:rPr>
-          <w:rFonts w:hint="eastAsia"/>
-          <w:szCs w:val="22"/>
-        </w:rPr>
-      </w:pPr>
-      <w:r>
-        <w:rPr>
-          <w:rFonts w:hint="eastAsia"/>
-          <w:szCs w:val="22"/>
-        </w:rPr>
-        <w:t>启动格挡瞬间为精准格挡，若精准格挡与敌人攻击重合，在持续格挡的基础上大幅降低该次收到的伤害和消耗的体力，并会累加角力值</w:t>
-      </w:r>
-      <w:r>
-        <w:rPr>
-          <w:rFonts w:hint="eastAsia"/>
-          <w:szCs w:val="22"/>
-          <w:vertAlign w:val="superscript"/>
-        </w:rPr>
-        <w:t>*</w:t>
-      </w:r>
-      <w:r>
-        <w:rPr>
-          <w:rFonts w:hint="eastAsia"/>
-          <w:szCs w:val="22"/>
-        </w:rPr>
-        <w:t>。</w:t>
-      </w:r>
-    </w:p>
-    <w:p>
-      <w:pPr>
-        <w:ind w:leftChars="100" w:left="220" w:firstLine="369"/>
-        <w:rPr>
-          <w:rFonts w:hint="eastAsia"/>
-          <w:sz w:val="28"/>
-          <w:szCs w:val="28"/>
-        </w:rPr>
-      </w:pPr>
-      <w:r>
-        <w:rPr>
-          <w:rFonts w:hint="eastAsia"/>
-          <w:sz w:val="28"/>
-          <w:szCs w:val="28"/>
-        </w:rPr>
-        <w:t>GuardPoint</w:t>
-      </w:r>
-      <w:r>
-        <w:rPr>
-          <w:rFonts w:hint="eastAsia"/>
-          <w:sz w:val="28"/>
-          <w:szCs w:val="28"/>
-        </w:rPr>
-        <w:t>（GP）</w:t>
-      </w:r>
-    </w:p>
-    <w:p>
-      <w:pPr>
-        <w:ind w:leftChars="300" w:left="660"/>
-        <w:rPr>
-          <w:rFonts w:hint="eastAsia"/>
-          <w:szCs w:val="22"/>
-        </w:rPr>
-      </w:pPr>
-      <w:r>
-        <w:rPr>
-          <w:rFonts w:hint="eastAsia"/>
-          <w:szCs w:val="22"/>
-        </w:rPr>
-        <w:t>某些武器的某些动作会使武器的防守部位</w:t>
-      </w:r>
-      <w:r>
-        <w:rPr>
-          <w:rFonts w:hint="eastAsia"/>
-          <w:szCs w:val="22"/>
-        </w:rPr>
-        <w:t>出现白光，此时受到敌人攻击视为成功防御。会打断当前动作以防御姿势结束。</w:t>
-      </w:r>
-    </w:p>
-    <w:p>
-      <w:pPr>
-        <w:ind w:leftChars="100" w:left="220" w:firstLine="369"/>
-        <w:rPr>
-          <w:rFonts w:hint="eastAsia"/>
-          <w:sz w:val="28"/>
-          <w:szCs w:val="28"/>
-        </w:rPr>
-      </w:pPr>
-      <w:r>
-        <w:rPr>
-          <w:rFonts w:hint="eastAsia"/>
-          <w:sz w:val="28"/>
-          <w:szCs w:val="28"/>
-        </w:rPr>
-        <w:t>威力反击</w:t>
-      </w:r>
-    </w:p>
-    <w:p>
-      <w:pPr>
-        <w:ind w:leftChars="300" w:left="660"/>
-        <w:rPr>
-          <w:rFonts w:hint="eastAsia"/>
-          <w:szCs w:val="22"/>
-        </w:rPr>
-      </w:pPr>
-      <w:r>
-        <w:rPr>
-          <w:rFonts w:hint="eastAsia"/>
-          <w:szCs w:val="22"/>
-        </w:rPr>
-        <w:t>某些武器的某些轻攻击会使武器发出白光，此时受到敌人的攻击不会被中断动作，视为精准格挡，成功触发后可在极短时间内接入不可格挡、必中的攻击。</w:t>
-      </w:r>
-    </w:p>
-    <w:p>
-      <w:pPr>
-        <w:ind w:leftChars="300" w:left="660"/>
-        <w:rPr>
-          <w:rFonts w:hint="eastAsia"/>
-          <w:szCs w:val="22"/>
-        </w:rPr>
-      </w:pPr>
-      <w:r>
-        <w:rPr>
-          <w:rFonts w:hint="eastAsia"/>
-          <w:szCs w:val="22"/>
-        </w:rPr>
-        <w:t>实现连消带打</w:t>
-      </w:r>
-    </w:p>
-    <w:p>
-      <w:pPr>
-        <w:ind w:leftChars="287" w:left="631"/>
-        <w:rPr>
-          <w:rFonts w:hint="eastAsia"/>
-          <w:sz w:val="36"/>
-          <w:szCs w:val="36"/>
-        </w:rPr>
-      </w:pPr>
-      <w:r>
-        <w:rPr>
-          <w:rFonts w:hint="eastAsia"/>
-          <w:sz w:val="36"/>
-          <w:szCs w:val="36"/>
-        </w:rPr>
-        <w:t>1.5.6闪避</w:t>
-      </w:r>
-    </w:p>
-    <w:p>
-      <w:pPr>
-        <w:ind w:leftChars="187" w:left="411" w:firstLine="369"/>
-        <w:rPr>
-          <w:rFonts w:hint="eastAsia"/>
-          <w:sz w:val="28"/>
-          <w:szCs w:val="28"/>
-        </w:rPr>
-      </w:pPr>
-      <w:r>
-        <w:rPr>
-          <w:rFonts w:hint="eastAsia"/>
-          <w:sz w:val="28"/>
-          <w:szCs w:val="28"/>
-        </w:rPr>
-        <w:t>无敌帧</w:t>
-      </w:r>
-    </w:p>
-    <w:p>
-      <w:pPr>
-        <w:ind w:leftChars="387" w:left="851"/>
-        <w:rPr>
-          <w:rFonts w:hint="eastAsia"/>
-          <w:szCs w:val="22"/>
-        </w:rPr>
-      </w:pPr>
-      <w:r>
-        <w:rPr>
-          <w:rFonts w:hint="eastAsia"/>
-          <w:szCs w:val="22"/>
-        </w:rPr>
-        <w:t>基础的闪避动作存在无敌帧，可以通过装备增加回避性能增加闪避无敌帧</w:t>
-      </w:r>
-    </w:p>
-    <w:p>
-      <w:pPr>
-        <w:ind w:leftChars="187" w:left="411" w:firstLine="369"/>
-        <w:rPr>
-          <w:rFonts w:hint="eastAsia"/>
-          <w:sz w:val="28"/>
-          <w:szCs w:val="28"/>
-        </w:rPr>
-      </w:pPr>
-      <w:r>
-        <w:rPr>
-          <w:rFonts w:hint="eastAsia"/>
-          <w:sz w:val="28"/>
-          <w:szCs w:val="28"/>
-        </w:rPr>
-        <w:t>完美闪避</w:t>
-      </w:r>
-    </w:p>
-    <w:p>
-      <w:pPr>
-        <w:ind w:leftChars="387" w:left="851"/>
-        <w:rPr>
-          <w:rFonts w:hint="eastAsia"/>
-          <w:szCs w:val="22"/>
-        </w:rPr>
-      </w:pPr>
-      <w:r>
-        <w:rPr>
-          <w:rFonts w:hint="eastAsia"/>
-          <w:szCs w:val="22"/>
-        </w:rPr>
-        <w:t>只有装备某些有完美闪避收益的装备时有意义，当玩家的闪避与敌方攻击重</w:t>
-      </w:r>
-      <w:r>
-        <w:rPr>
-          <w:rFonts w:hint="eastAsia"/>
-          <w:szCs w:val="22"/>
-        </w:rPr>
-        <w:lastRenderedPageBreak/>
-        <w:t>合时触发。</w:t>
-      </w:r>
-    </w:p>
-    <w:p>
-      <w:pPr>
-        <w:ind w:leftChars="187" w:left="411" w:firstLine="369"/>
-        <w:rPr>
-          <w:rFonts w:hint="eastAsia"/>
-          <w:sz w:val="28"/>
-          <w:szCs w:val="28"/>
-        </w:rPr>
-      </w:pPr>
-      <w:r>
-        <w:rPr>
-          <w:rFonts w:hint="eastAsia"/>
-          <w:sz w:val="28"/>
-          <w:szCs w:val="28"/>
-        </w:rPr>
-        <w:t>闪避攻击</w:t>
-      </w:r>
-    </w:p>
-    <w:p>
-      <w:pPr>
-        <w:ind w:leftChars="387" w:left="851"/>
-        <w:rPr>
-          <w:rFonts w:hint="eastAsia"/>
-          <w:szCs w:val="22"/>
-        </w:rPr>
-      </w:pPr>
-      <w:r>
-        <w:rPr>
-          <w:rFonts w:hint="eastAsia"/>
-          <w:szCs w:val="22"/>
-        </w:rPr>
-        <w:t>所有武器都有一个不同于普通攻击的闪避之后接入的攻击。部分武器可以闪避的同时攻击（徐风）</w:t>
-      </w:r>
-    </w:p>
-    <w:p>
-      <w:pPr>
-        <w:ind w:leftChars="187" w:left="411" w:firstLine="369"/>
-        <w:rPr>
-          <w:rFonts w:hint="eastAsia"/>
-          <w:sz w:val="28"/>
-          <w:szCs w:val="28"/>
-        </w:rPr>
-      </w:pPr>
-      <w:r>
-        <w:rPr>
-          <w:rFonts w:hint="eastAsia"/>
-          <w:sz w:val="28"/>
-          <w:szCs w:val="28"/>
-        </w:rPr>
-        <w:t>偏斜与优势</w:t>
-      </w:r>
-      <w:r>
-        <w:rPr>
-          <w:rFonts w:hint="eastAsia"/>
-          <w:sz w:val="28"/>
-          <w:szCs w:val="28"/>
-        </w:rPr>
-        <w:t>格挡（伪偏）</w:t>
-      </w:r>
-    </w:p>
-    <w:p>
-      <w:pPr>
-        <w:ind w:leftChars="387" w:left="851"/>
-        <w:rPr>
-          <w:rFonts w:hint="eastAsia"/>
-          <w:szCs w:val="22"/>
-        </w:rPr>
-      </w:pPr>
-      <w:r>
-        <w:rPr>
-          <w:rFonts w:hint="eastAsia"/>
-          <w:szCs w:val="22"/>
-        </w:rPr>
-        <w:t>装备部分武器闪避正好与敌方攻击时机、位置重合，方向相反时会触发偏斜，可在触发后短时间内接入无法格挡的、必中的攻击。</w:t>
-      </w:r>
-    </w:p>
-    <w:p>
-      <w:pPr>
-        <w:ind w:leftChars="387" w:left="851"/>
-        <w:rPr>
-          <w:rFonts w:hint="eastAsia"/>
-          <w:szCs w:val="22"/>
-        </w:rPr>
-      </w:pPr>
-      <w:r>
-        <w:rPr>
-          <w:rFonts w:hint="eastAsia"/>
-          <w:szCs w:val="22"/>
-        </w:rPr>
-        <w:t>部分武器在闪避时会维持闪避方向的格挡状态，此时被攻击则格挡成功，可在触发后短时间内接入无法格挡的、必中的攻击。</w:t>
-      </w:r>
-    </w:p>
-    <w:p>
-      <w:pPr>
-        <w:ind w:leftChars="387" w:left="851"/>
-        <w:rPr>
-          <w:rFonts w:hint="eastAsia"/>
-          <w:szCs w:val="22"/>
-        </w:rPr>
-      </w:pPr>
-      <w:r>
-        <w:rPr>
-          <w:rFonts w:hint="eastAsia"/>
-          <w:szCs w:val="22"/>
-        </w:rPr>
-        <w:t>偏斜与优势格挡的触发优先级高于完美闪避，出发窗口小于完美闪避</w:t>
-      </w:r>
-    </w:p>
-    <w:p>
-      <w:pPr>
-        <w:ind w:leftChars="300" w:left="660"/>
-        <w:rPr>
-          <w:rFonts w:hint="eastAsia"/>
-          <w:sz w:val="36"/>
-          <w:szCs w:val="36"/>
-        </w:rPr>
-      </w:pPr>
-      <w:r>
-        <w:rPr>
-          <w:rFonts w:hint="eastAsia"/>
-          <w:sz w:val="36"/>
-          <w:szCs w:val="36"/>
-        </w:rPr>
-        <w:t>1.5.7抵消和角力</w:t>
-      </w:r>
-    </w:p>
-    <w:p>
-      <w:pPr>
-        <w:ind w:leftChars="200" w:left="440" w:firstLine="340"/>
-        <w:rPr>
-          <w:rFonts w:hint="eastAsia"/>
-          <w:sz w:val="28"/>
-          <w:szCs w:val="28"/>
-        </w:rPr>
-      </w:pPr>
-      <w:r>
-        <w:rPr>
-          <w:rFonts w:hint="eastAsia"/>
-          <w:sz w:val="28"/>
-          <w:szCs w:val="28"/>
-        </w:rPr>
-        <w:t>抵消的触发方式</w:t>
-      </w:r>
-    </w:p>
-    <w:p>
-      <w:pPr>
-        <w:ind w:leftChars="400" w:left="880"/>
-        <w:rPr>
-          <w:rFonts w:hint="eastAsia"/>
-          <w:szCs w:val="22"/>
-        </w:rPr>
-      </w:pPr>
-      <w:r>
-        <w:rPr>
-          <w:rFonts w:hint="eastAsia"/>
-          <w:szCs w:val="22"/>
-        </w:rPr>
-        <w:t>某些武器拥有抵消敌人攻击的招式，该招式与怪物攻击重合和时，不受到伤害，不会打断动作，也不接收益。但会累加角力值。</w:t>
-      </w:r>
-    </w:p>
-    <w:p>
-      <w:pPr>
-        <w:ind w:leftChars="200" w:left="440" w:firstLine="340"/>
-        <w:rPr>
-          <w:rFonts w:hint="eastAsia"/>
-          <w:sz w:val="28"/>
-          <w:szCs w:val="28"/>
-        </w:rPr>
-      </w:pPr>
-      <w:r>
-        <w:rPr>
-          <w:rFonts w:hint="eastAsia"/>
-          <w:sz w:val="28"/>
-          <w:szCs w:val="28"/>
-        </w:rPr>
-        <w:t>角力的触发方式</w:t>
-      </w:r>
-    </w:p>
-    <w:p>
-      <w:pPr>
-        <w:ind w:leftChars="200" w:left="440" w:firstLine="340"/>
-        <w:rPr>
-          <w:rFonts w:hint="eastAsia"/>
-          <w:szCs w:val="22"/>
-        </w:rPr>
-      </w:pPr>
-      <w:r>
-        <w:rPr>
-          <w:rFonts w:hint="eastAsia"/>
-          <w:szCs w:val="22"/>
-        </w:rPr>
-        <w:t>完美格挡、优势格挡、抵消均会累积角力值，角力值满即和敌人角力。</w:t>
-      </w:r>
-    </w:p>
-    <w:p>
-      <w:pPr>
-        <w:ind w:leftChars="200" w:left="440" w:firstLine="340"/>
-        <w:rPr>
-          <w:rFonts w:hint="eastAsia"/>
-          <w:szCs w:val="22"/>
-        </w:rPr>
-      </w:pPr>
-      <w:r>
-        <w:rPr>
-          <w:rFonts w:hint="eastAsia"/>
-          <w:szCs w:val="22"/>
-        </w:rPr>
-        <w:t>靠连点赢得角力，成功可获得敌人硬直。</w:t>
-      </w:r>
-    </w:p>
-    <w:p>
-      <w:pPr>
-        <w:widowControl/>
-        <w:rPr>
-          <w:rFonts w:hint="eastAsia"/>
-          <w:b/>
-          <w:bCs/>
-          <w:sz w:val="36"/>
-          <w:szCs w:val="36"/>
-        </w:rPr>
-      </w:pPr>
-      <w:r>
-        <w:rPr>
-          <w:rFonts w:hint="eastAsia"/>
-          <w:b/>
-          <w:bCs/>
-          <w:sz w:val="36"/>
-          <w:szCs w:val="36"/>
-        </w:rPr>
         <w:br w:type="page"/>
       </w:r>
     </w:p>
     <w:p>
       <w:pPr>
+        <w:spacing w:after="0"/>
         <w:rPr>
           <w:rFonts w:hint="eastAsia"/>
           <w:color w:val="0F4761" w:themeColor="accent1" w:themeShade="BF"/>
@@ -5624,6 +6424,7 @@
     </w:p>
     <w:p>
       <w:pPr>
+        <w:spacing w:after="0"/>
         <w:rPr>
           <w:rFonts w:hint="eastAsia"/>
           <w:color w:val="000000" w:themeColor="text1"/>
@@ -5643,6 +6444,7 @@
     </w:p>
     <w:p>
       <w:pPr>
+        <w:spacing w:after="0"/>
         <w:rPr>
           <w:rFonts w:hint="eastAsia"/>
           <w:color w:val="000000" w:themeColor="text1"/>
@@ -5655,20 +6457,40 @@
           <w:color w:val="000000" w:themeColor="text1"/>
           <w:szCs w:val="22"/>
         </w:rPr>
-        <w:t>想要将剧情、伏笔和线索有效地传递给玩家，就需要加入文本系统。文本可以存在在UI里，也可以存在于游戏世界中的某个角落。我们目前做到的把文字放入游戏场景中的方法使用到Godot中的文字节点“label”</w:t>
-      </w:r>
-    </w:p>
-    <w:p>
-      <w:pPr>
+        <w:t>想要将剧情、伏笔和线索有效地传递给玩家，就需要加入文本系统。文本可以存在</w:t>
+      </w:r>
+      <w:proofErr w:type="gramStart"/>
+      <w:r>
         <w:rPr>
           <w:rFonts w:hint="eastAsia"/>
           <w:color w:val="000000" w:themeColor="text1"/>
           <w:szCs w:val="22"/>
         </w:rPr>
-      </w:pPr>
-    </w:p>
-    <w:p>
-      <w:pPr>
+        <w:t>在</w:t>
+      </w:r>
+      <w:proofErr w:type="gramEnd"/>
+      <w:r>
+        <w:rPr>
+          <w:rFonts w:hint="eastAsia"/>
+          <w:color w:val="000000" w:themeColor="text1"/>
+          <w:szCs w:val="22"/>
+        </w:rPr>
+        <w:t>UI里，也可以存在于游戏世界中的某个角落。我们目前做到的把文字放入游戏场景中的方法使用到Godot中的文字节点“label”</w:t>
+      </w:r>
+    </w:p>
+    <w:p>
+      <w:pPr>
+        <w:spacing w:after="0"/>
+        <w:rPr>
+          <w:rFonts w:hint="eastAsia"/>
+          <w:color w:val="000000" w:themeColor="text1"/>
+          <w:szCs w:val="22"/>
+        </w:rPr>
+      </w:pPr>
+    </w:p>
+    <w:p>
+      <w:pPr>
+        <w:spacing w:after="0"/>
         <w:rPr>
           <w:rFonts w:hint="eastAsia"/>
           <w:color w:val="0F4761" w:themeColor="accent1" w:themeShade="BF"/>
@@ -5688,6 +6510,7 @@
     </w:p>
     <w:p>
       <w:pPr>
+        <w:spacing w:after="0"/>
         <w:rPr>
           <w:rFonts w:hint="eastAsia"/>
         </w:rPr>
@@ -5718,7 +6541,7 @@
                     <pic:cNvPicPr/>
                   </pic:nvPicPr>
                   <pic:blipFill>
-                    <a:blip r:embed="rId21" cstate="print">
+                    <a:blip r:embed="rId20" cstate="print">
                       <a:extLst>
                         <a:ext uri="{28A0092B-C50C-407E-A947-70E740481C1C}">
                           <a14:useLocalDpi xmlns:a14="http://schemas.microsoft.com/office/drawing/2010/main" val="0"/>
@@ -5747,13 +6570,15 @@
     </w:p>
     <w:p>
       <w:pPr>
-        <w:rPr>
-          <w:rFonts w:hint="eastAsia"/>
-        </w:rPr>
-      </w:pPr>
-    </w:p>
-    <w:p>
-      <w:pPr>
+        <w:spacing w:after="0"/>
+        <w:rPr>
+          <w:rFonts w:hint="eastAsia"/>
+        </w:rPr>
+      </w:pPr>
+    </w:p>
+    <w:p>
+      <w:pPr>
+        <w:spacing w:after="0"/>
         <w:rPr>
           <w:rFonts w:hint="eastAsia"/>
           <w:sz w:val="56"/>
@@ -5778,6 +6603,7 @@
     </w:p>
     <w:p>
       <w:pPr>
+        <w:spacing w:after="0"/>
         <w:rPr>
           <w:rFonts w:hint="eastAsia"/>
           <w:szCs w:val="22"/>
@@ -5793,14 +6619,16 @@
     </w:p>
     <w:p>
       <w:pPr>
-        <w:rPr>
-          <w:rFonts w:hint="eastAsia"/>
-          <w:szCs w:val="22"/>
-        </w:rPr>
-      </w:pPr>
-    </w:p>
-    <w:p>
-      <w:pPr>
+        <w:spacing w:after="0"/>
+        <w:rPr>
+          <w:rFonts w:hint="eastAsia"/>
+          <w:szCs w:val="22"/>
+        </w:rPr>
+      </w:pPr>
+    </w:p>
+    <w:p>
+      <w:pPr>
+        <w:spacing w:after="0"/>
         <w:rPr>
           <w:rFonts w:hint="eastAsia"/>
           <w:sz w:val="56"/>
@@ -5813,12 +6641,12 @@
           <w:sz w:val="56"/>
           <w:szCs w:val="56"/>
         </w:rPr>
-        <w:lastRenderedPageBreak/>
         <w:t>2.3 人物与装备页面</w:t>
       </w:r>
     </w:p>
     <w:p>
       <w:pPr>
+        <w:spacing w:after="0"/>
         <w:rPr>
           <w:rFonts w:hint="eastAsia"/>
           <w:szCs w:val="22"/>
@@ -5834,14 +6662,16 @@
     </w:p>
     <w:p>
       <w:pPr>
-        <w:rPr>
-          <w:rFonts w:hint="eastAsia"/>
-          <w:szCs w:val="22"/>
-        </w:rPr>
-      </w:pPr>
-    </w:p>
-    <w:p>
-      <w:pPr>
+        <w:spacing w:after="0"/>
+        <w:rPr>
+          <w:rFonts w:hint="eastAsia"/>
+          <w:szCs w:val="22"/>
+        </w:rPr>
+      </w:pPr>
+    </w:p>
+    <w:p>
+      <w:pPr>
+        <w:spacing w:after="0"/>
         <w:rPr>
           <w:rFonts w:hint="eastAsia"/>
           <w:sz w:val="56"/>
@@ -5859,6 +6689,7 @@
     </w:p>
     <w:p>
       <w:pPr>
+        <w:spacing w:after="0"/>
         <w:rPr>
           <w:rFonts w:hint="eastAsia"/>
           <w:szCs w:val="22"/>
@@ -5874,14 +6705,16 @@
     </w:p>
     <w:p>
       <w:pPr>
-        <w:rPr>
-          <w:rFonts w:hint="eastAsia"/>
-          <w:szCs w:val="22"/>
-        </w:rPr>
-      </w:pPr>
-    </w:p>
-    <w:p>
-      <w:pPr>
+        <w:spacing w:after="0"/>
+        <w:rPr>
+          <w:rFonts w:hint="eastAsia"/>
+          <w:szCs w:val="22"/>
+        </w:rPr>
+      </w:pPr>
+    </w:p>
+    <w:p>
+      <w:pPr>
+        <w:spacing w:after="0"/>
         <w:rPr>
           <w:rFonts w:hint="eastAsia"/>
           <w:sz w:val="56"/>
@@ -5899,21 +6732,39 @@
     </w:p>
     <w:p>
       <w:pPr>
-        <w:rPr>
-          <w:rFonts w:hint="eastAsia"/>
-          <w:szCs w:val="22"/>
-        </w:rPr>
-      </w:pPr>
-      <w:r>
-        <w:rPr>
-          <w:rFonts w:hint="eastAsia"/>
-          <w:szCs w:val="22"/>
-        </w:rPr>
-        <w:t>1.节点架构：全部使用control节点搭建UI，CanvasLayer分层管理（开始层、暂停层、装备层、局内层）。</w:t>
-      </w:r>
-    </w:p>
-    <w:p>
-      <w:pPr>
+        <w:spacing w:after="0"/>
+        <w:rPr>
+          <w:rFonts w:hint="eastAsia"/>
+          <w:szCs w:val="22"/>
+        </w:rPr>
+      </w:pPr>
+      <w:r>
+        <w:rPr>
+          <w:rFonts w:hint="eastAsia"/>
+          <w:szCs w:val="22"/>
+        </w:rPr>
+        <w:t>1.节点架构：全部使用control节点搭建UI，</w:t>
+      </w:r>
+      <w:proofErr w:type="spellStart"/>
+      <w:r>
+        <w:rPr>
+          <w:rFonts w:hint="eastAsia"/>
+          <w:szCs w:val="22"/>
+        </w:rPr>
+        <w:t>CanvasLayer</w:t>
+      </w:r>
+      <w:proofErr w:type="spellEnd"/>
+      <w:r>
+        <w:rPr>
+          <w:rFonts w:hint="eastAsia"/>
+          <w:szCs w:val="22"/>
+        </w:rPr>
+        <w:t>分层管理（开始层、暂停层、装备层、局内层）。</w:t>
+      </w:r>
+    </w:p>
+    <w:p>
+      <w:pPr>
+        <w:spacing w:after="0"/>
         <w:rPr>
           <w:rFonts w:hint="eastAsia"/>
           <w:szCs w:val="22"/>
@@ -5929,6 +6780,7 @@
     </w:p>
     <w:p>
       <w:pPr>
+        <w:spacing w:after="0"/>
         <w:rPr>
           <w:rFonts w:hint="eastAsia"/>
           <w:color w:val="000000" w:themeColor="text1"/>
@@ -5948,6 +6800,7 @@
     <w:p>
       <w:pPr>
         <w:widowControl/>
+        <w:spacing w:after="0"/>
         <w:rPr>
           <w:rFonts w:hint="eastAsia"/>
           <w:color w:val="0F4761" w:themeColor="accent1" w:themeShade="BF"/>
@@ -5969,80 +6822,7 @@
     <w:p>
       <w:pPr>
         <w:widowControl/>
-        <w:rPr>
-          <w:rFonts w:hint="eastAsia"/>
-          <w:color w:val="000000" w:themeColor="text1"/>
-          <w:sz w:val="32"/>
-          <w:szCs w:val="32"/>
-        </w:rPr>
-      </w:pPr>
-      <w:r>
-        <w:rPr>
-          <w:rFonts w:hint="eastAsia"/>
-          <w:color w:val="000000" w:themeColor="text1"/>
-          <w:sz w:val="32"/>
-          <w:szCs w:val="32"/>
-        </w:rPr>
-        <w:t>美术风格</w:t>
-      </w:r>
-    </w:p>
-    <w:p>
-      <w:pPr>
-        <w:widowControl/>
-        <w:rPr>
-          <w:rFonts w:hint="eastAsia"/>
-          <w:color w:val="000000" w:themeColor="text1"/>
-          <w:szCs w:val="22"/>
-        </w:rPr>
-      </w:pPr>
-      <w:r>
-        <w:rPr>
-          <w:rFonts w:hint="eastAsia"/>
-          <w:color w:val="000000" w:themeColor="text1"/>
-          <w:szCs w:val="22"/>
-        </w:rPr>
-        <w:t>保持渲染风格一致，为像素画风格。Godot引擎中的Nearest渲染方式。</w:t>
-      </w:r>
-    </w:p>
-    <w:p>
-      <w:pPr>
-        <w:widowControl/>
-        <w:rPr>
-          <w:rFonts w:hint="eastAsia"/>
-          <w:color w:val="000000" w:themeColor="text1"/>
-          <w:szCs w:val="22"/>
-        </w:rPr>
-      </w:pPr>
-      <w:r>
-        <w:rPr>
-          <w:rFonts w:hint="eastAsia"/>
-          <w:color w:val="000000" w:themeColor="text1"/>
-          <w:szCs w:val="22"/>
-        </w:rPr>
-        <w:t>在渲染方式相同的基础上设计风格可以有差异。游戏背景设定在星际探索时期，但受灾后的主角要从石器时代开始发展，所以艺术风格会经历从原始时期到中世纪到文艺复兴再到原子能时代最后到星际时代的演变。</w:t>
-      </w:r>
-    </w:p>
-    <w:p>
-      <w:pPr>
-        <w:widowControl/>
-        <w:rPr>
-          <w:rFonts w:hint="eastAsia"/>
-          <w:color w:val="000000" w:themeColor="text1"/>
-          <w:szCs w:val="22"/>
-        </w:rPr>
-      </w:pPr>
-      <w:r>
-        <w:rPr>
-          <w:rFonts w:hint="eastAsia"/>
-          <w:color w:val="000000" w:themeColor="text1"/>
-          <w:szCs w:val="22"/>
-        </w:rPr>
-        <w:t>这将体现在人物设计、服装、建筑、制成品与操作界面UI上。</w:t>
-      </w:r>
-    </w:p>
-    <w:p>
-      <w:pPr>
-        <w:widowControl/>
+        <w:spacing w:after="0"/>
         <w:rPr>
           <w:rFonts w:hint="eastAsia"/>
           <w:color w:val="000000" w:themeColor="text1"/>
@@ -6063,6 +6843,7 @@
     <w:p>
       <w:pPr>
         <w:widowControl/>
+        <w:spacing w:after="0"/>
         <w:rPr>
           <w:rFonts w:hint="eastAsia"/>
           <w:color w:val="000000" w:themeColor="text1"/>
@@ -6081,16 +6862,7 @@
     <w:p>
       <w:pPr>
         <w:widowControl/>
-        <w:rPr>
-          <w:rFonts w:hint="eastAsia"/>
-          <w:color w:val="000000" w:themeColor="text1"/>
-          <w:szCs w:val="22"/>
-        </w:rPr>
-      </w:pPr>
-    </w:p>
-    <w:p>
-      <w:pPr>
-        <w:widowControl/>
+        <w:spacing w:after="0"/>
         <w:rPr>
           <w:rFonts w:hint="eastAsia"/>
           <w:color w:val="000000" w:themeColor="text1"/>
@@ -6120,7 +6892,7 @@
                     </pic:cNvPicPr>
                   </pic:nvPicPr>
                   <pic:blipFill>
-                    <a:blip r:embed="rId22" cstate="print">
+                    <a:blip r:embed="rId21" cstate="print">
                       <a:extLst>
                         <a:ext uri="{28A0092B-C50C-407E-A947-70E740481C1C}">
                           <a14:useLocalDpi xmlns:a14="http://schemas.microsoft.com/office/drawing/2010/main" val="0"/>
@@ -6155,6 +6927,7 @@
     <w:p>
       <w:pPr>
         <w:widowControl/>
+        <w:spacing w:after="0"/>
         <w:rPr>
           <w:rFonts w:hint="eastAsia"/>
           <w:color w:val="000000" w:themeColor="text1"/>
@@ -6169,23 +6942,45 @@
           <w:sz w:val="16"/>
           <w:szCs w:val="16"/>
         </w:rPr>
-        <w:t>使用Resprite手绘素材</w:t>
-      </w:r>
-    </w:p>
-    <w:p>
-      <w:pPr>
-        <w:widowControl/>
+        <w:t>使用</w:t>
+      </w:r>
+      <w:proofErr w:type="spellStart"/>
+      <w:r>
         <w:rPr>
           <w:rFonts w:hint="eastAsia"/>
           <w:color w:val="000000" w:themeColor="text1"/>
           <w:sz w:val="16"/>
           <w:szCs w:val="16"/>
         </w:rPr>
-      </w:pPr>
+        <w:t>Resprite</w:t>
+      </w:r>
+      <w:proofErr w:type="spellEnd"/>
+      <w:r>
+        <w:rPr>
+          <w:rFonts w:hint="eastAsia"/>
+          <w:color w:val="000000" w:themeColor="text1"/>
+          <w:sz w:val="16"/>
+          <w:szCs w:val="16"/>
+        </w:rPr>
+        <w:t>手绘素材</w:t>
+      </w:r>
     </w:p>
     <w:p>
       <w:pPr>
         <w:widowControl/>
+        <w:spacing w:after="0"/>
+        <w:rPr>
+          <w:rFonts w:hint="eastAsia"/>
+          <w:color w:val="000000" w:themeColor="text1"/>
+          <w:sz w:val="16"/>
+          <w:szCs w:val="16"/>
+        </w:rPr>
+      </w:pPr>
+    </w:p>
+    <w:p>
+      <w:pPr>
+        <w:widowControl/>
+        <w:spacing w:after="0"/>
         <w:rPr>
           <w:rFonts w:hint="eastAsia"/>
           <w:color w:val="0F4761" w:themeColor="accent1" w:themeShade="BF"/>
@@ -6198,7 +6993,6 @@
           <w:noProof/>
           <w:szCs w:val="22"/>
         </w:rPr>
-        <w:lastRenderedPageBreak/>
         <w:drawing>
           <wp:inline distT="0" distB="0" distL="0" distR="0" wp14:anchorId="1DA966C3" wp14:editId="4ECBB6B3">
             <wp:extent cx="4735418" cy="393590"/>
@@ -6217,7 +7011,7 @@
                     </pic:cNvPicPr>
                   </pic:nvPicPr>
                   <pic:blipFill>
-                    <a:blip r:embed="rId23">
+                    <a:blip r:embed="rId22">
                       <a:extLst>
                         <a:ext uri="{28A0092B-C50C-407E-A947-70E740481C1C}">
                           <a14:useLocalDpi xmlns:a14="http://schemas.microsoft.com/office/drawing/2010/main" val="0"/>
@@ -6252,6 +7046,7 @@
     <w:p>
       <w:pPr>
         <w:widowControl/>
+        <w:spacing w:after="0"/>
         <w:rPr>
           <w:rFonts w:hint="eastAsia"/>
           <w:color w:val="0F4761" w:themeColor="accent1" w:themeShade="BF"/>
@@ -6264,6 +7059,7 @@
           <w:noProof/>
           <w:szCs w:val="22"/>
         </w:rPr>
+        <w:lastRenderedPageBreak/>
         <w:drawing>
           <wp:anchor distT="0" distB="0" distL="114300" distR="114300" simplePos="0" relativeHeight="251658240" behindDoc="0" locked="0" layoutInCell="1" allowOverlap="1" wp14:anchorId="0B9AA528" wp14:editId="2FC6ACD4">
             <wp:simplePos x="0" y="0"/>
@@ -6290,7 +7086,7 @@
                     </pic:cNvPicPr>
                   </pic:nvPicPr>
                   <pic:blipFill>
-                    <a:blip r:embed="rId24">
+                    <a:blip r:embed="rId23">
                       <a:extLst>
                         <a:ext uri="{28A0092B-C50C-407E-A947-70E740481C1C}">
                           <a14:useLocalDpi xmlns:a14="http://schemas.microsoft.com/office/drawing/2010/main" val="0"/>
@@ -6346,7 +7142,7 @@
                     </pic:cNvPicPr>
                   </pic:nvPicPr>
                   <pic:blipFill>
-                    <a:blip r:embed="rId25">
+                    <a:blip r:embed="rId24">
                       <a:extLst>
                         <a:ext uri="{28A0092B-C50C-407E-A947-70E740481C1C}">
                           <a14:useLocalDpi xmlns:a14="http://schemas.microsoft.com/office/drawing/2010/main" val="0"/>
@@ -6403,7 +7199,7 @@
                     </pic:cNvPicPr>
                   </pic:nvPicPr>
                   <pic:blipFill>
-                    <a:blip r:embed="rId26">
+                    <a:blip r:embed="rId25">
                       <a:extLst>
                         <a:ext uri="{28A0092B-C50C-407E-A947-70E740481C1C}">
                           <a14:useLocalDpi xmlns:a14="http://schemas.microsoft.com/office/drawing/2010/main" val="0"/>
@@ -6438,6 +7234,7 @@
     <w:p>
       <w:pPr>
         <w:widowControl/>
+        <w:spacing w:after="0"/>
         <w:rPr>
           <w:rFonts w:hint="eastAsia"/>
           <w:color w:val="0F4761" w:themeColor="accent1" w:themeShade="BF"/>
@@ -8157,6 +8954,100 @@
       </w:tblBorders>
     </w:tblPr>
   </w:style>
+  <w:style w:type="paragraph" w:styleId="TOC">
+    <w:name w:val="TOC Heading"/>
+    <w:basedOn w:val="1"/>
+    <w:next w:val="a"/>
+    <w:uiPriority w:val="39"/>
+    <w:unhideWhenUsed/>
+    <w:qFormat/>
+    <w:rsid w:val="00CF1645"/>
+    <w:pPr>
+      <w:widowControl/>
+      <w:spacing w:before="240" w:after="0" w:line="259" w:lineRule="auto"/>
+      <w:outlineLvl w:val="9"/>
+    </w:pPr>
+    <w:rPr>
+      <w:kern w:val="0"/>
+      <w:sz w:val="32"/>
+      <w:szCs w:val="32"/>
+      <w14:ligatures w14:val="none"/>
+    </w:rPr>
+  </w:style>
+  <w:style w:type="paragraph" w:styleId="TOC2">
+    <w:name w:val="toc 2"/>
+    <w:basedOn w:val="a"/>
+    <w:next w:val="a"/>
+    <w:autoRedefine/>
+    <w:uiPriority w:val="39"/>
+    <w:unhideWhenUsed/>
+    <w:rsid w:val="00CF1645"/>
+    <w:pPr>
+      <w:widowControl/>
+      <w:spacing w:after="100" w:line="259" w:lineRule="auto"/>
+      <w:ind w:left="220"/>
+    </w:pPr>
+    <w:rPr>
+      <w:rFonts w:cs="Times New Roman"/>
+      <w:kern w:val="0"/>
+      <w:szCs w:val="22"/>
+      <w14:ligatures w14:val="none"/>
+    </w:rPr>
+  </w:style>
+  <w:style w:type="paragraph" w:styleId="TOC1">
+    <w:name w:val="toc 1"/>
+    <w:basedOn w:val="a"/>
+    <w:next w:val="a"/>
+    <w:autoRedefine/>
+    <w:uiPriority w:val="39"/>
+    <w:unhideWhenUsed/>
+    <w:rsid w:val="00CF1645"/>
+    <w:pPr>
+      <w:widowControl/>
+      <w:spacing w:after="100" w:line="259" w:lineRule="auto"/>
+    </w:pPr>
+    <w:rPr>
+      <w:rFonts w:cs="Times New Roman"/>
+      <w:kern w:val="0"/>
+      <w:szCs w:val="22"/>
+      <w14:ligatures w14:val="none"/>
+    </w:rPr>
+  </w:style>
+  <w:style w:type="paragraph" w:styleId="TOC3">
+    <w:name w:val="toc 3"/>
+    <w:basedOn w:val="a"/>
+    <w:next w:val="a"/>
+    <w:autoRedefine/>
+    <w:uiPriority w:val="39"/>
+    <w:unhideWhenUsed/>
+    <w:rsid w:val="00CF1645"/>
+    <w:pPr>
+      <w:widowControl/>
+      <w:spacing w:after="100" w:line="259" w:lineRule="auto"/>
+      <w:ind w:left="440"/>
+    </w:pPr>
+    <w:rPr>
+      <w:rFonts w:cs="Times New Roman"/>
+      <w:kern w:val="0"/>
+      <w:szCs w:val="22"/>
+      <w14:ligatures w14:val="none"/>
+    </w:rPr>
+  </w:style>
+  <w:style w:type="paragraph" w:customStyle="1" w:styleId="s9">
+    <w:name w:val="s9"/>
+    <w:basedOn w:val="a"/>
+    <w:rsid w:val="00031ED0"/>
+    <w:pPr>
+      <w:widowControl/>
+      <w:spacing w:before="100" w:beforeAutospacing="1" w:after="100" w:afterAutospacing="1" w:line="240" w:lineRule="auto"/>
+    </w:pPr>
+    <w:rPr>
+      <w:rFonts w:ascii="宋体" w:eastAsia="宋体" w:hAnsi="宋体" w:cs="宋体"/>
+      <w:kern w:val="0"/>
+      <w:sz w:val="24"/>
+      <w14:ligatures w14:val="none"/>
+    </w:rPr>
+  </w:style>
 </w:styles>
 </file>
 
